--- a/TP4/TP4_Programacion_Grupo3.docx
+++ b/TP4/TP4_Programacion_Grupo3.docx
@@ -1,6 +1,6 @@
 
 <file path=word/document.xml><?xml version="1.0" encoding="utf-8"?>
-<w:document xmlns:wpc="http://schemas.microsoft.com/office/word/2010/wordprocessingCanvas" xmlns:cx="http://schemas.microsoft.com/office/drawing/2014/chartex" xmlns:cx1="http://schemas.microsoft.com/office/drawing/2015/9/8/chartex" xmlns:cx2="http://schemas.microsoft.com/office/drawing/2015/10/21/chartex" xmlns:cx3="http://schemas.microsoft.com/office/drawing/2016/5/9/chartex" xmlns:cx4="http://schemas.microsoft.com/office/drawing/2016/5/10/chartex" xmlns:cx5="http://schemas.microsoft.com/office/drawing/2016/5/11/chartex" xmlns:cx6="http://schemas.microsoft.com/office/drawing/2016/5/12/chartex" xmlns:cx7="http://schemas.microsoft.com/office/drawing/2016/5/13/chartex" xmlns:cx8="http://schemas.microsoft.com/office/drawing/2016/5/14/chartex" xmlns:mc="http://schemas.openxmlformats.org/markup-compatibility/2006" xmlns:aink="http://schemas.microsoft.com/office/drawing/2016/ink" xmlns:am3d="http://schemas.microsoft.com/office/drawing/2017/model3d" xmlns:o="urn:schemas-microsoft-com:office:office" xmlns:r="http://schemas.openxmlformats.org/officeDocument/2006/relationships" xmlns:m="http://schemas.openxmlformats.org/officeDocument/2006/math" xmlns:v="urn:schemas-microsoft-com:vml" xmlns:wp14="http://schemas.microsoft.com/office/word/2010/wordprocessingDrawing" xmlns:wp="http://schemas.openxmlformats.org/drawingml/2006/wordprocessingDrawing" xmlns:w10="urn:schemas-microsoft-com:office:word" xmlns:w="http://schemas.openxmlformats.org/wordprocessingml/2006/main" xmlns:w14="http://schemas.microsoft.com/office/word/2010/wordml" xmlns:w15="http://schemas.microsoft.com/office/word/2012/wordml" xmlns:w16cex="http://schemas.microsoft.com/office/word/2018/wordml/cex" xmlns:w16cid="http://schemas.microsoft.com/office/word/2016/wordml/cid" xmlns:w16="http://schemas.microsoft.com/office/word/2018/wordml" xmlns:w16sdtdh="http://schemas.microsoft.com/office/word/2020/wordml/sdtdatahash" xmlns:w16se="http://schemas.microsoft.com/office/word/2015/wordml/symex" xmlns:wpg="http://schemas.microsoft.com/office/word/2010/wordprocessingGroup" xmlns:wpi="http://schemas.microsoft.com/office/word/2010/wordprocessingInk" xmlns:wne="http://schemas.microsoft.com/office/word/2006/wordml" xmlns:wps="http://schemas.microsoft.com/office/word/2010/wordprocessingShape" mc:Ignorable="w14 w15 w16se w16cid w16 w16cex w16sdtdh wp14">
+<w:document xmlns:wpc="http://schemas.microsoft.com/office/word/2010/wordprocessingCanvas" xmlns:cx="http://schemas.microsoft.com/office/drawing/2014/chartex" xmlns:cx1="http://schemas.microsoft.com/office/drawing/2015/9/8/chartex" xmlns:cx2="http://schemas.microsoft.com/office/drawing/2015/10/21/chartex" xmlns:cx3="http://schemas.microsoft.com/office/drawing/2016/5/9/chartex" xmlns:cx4="http://schemas.microsoft.com/office/drawing/2016/5/10/chartex" xmlns:cx5="http://schemas.microsoft.com/office/drawing/2016/5/11/chartex" xmlns:cx6="http://schemas.microsoft.com/office/drawing/2016/5/12/chartex" xmlns:cx7="http://schemas.microsoft.com/office/drawing/2016/5/13/chartex" xmlns:cx8="http://schemas.microsoft.com/office/drawing/2016/5/14/chartex" xmlns:mc="http://schemas.openxmlformats.org/markup-compatibility/2006" xmlns:aink="http://schemas.microsoft.com/office/drawing/2016/ink" xmlns:am3d="http://schemas.microsoft.com/office/drawing/2017/model3d" xmlns:o="urn:schemas-microsoft-com:office:office" xmlns:oel="http://schemas.microsoft.com/office/2019/extlst" xmlns:r="http://schemas.openxmlformats.org/officeDocument/2006/relationships" xmlns:m="http://schemas.openxmlformats.org/officeDocument/2006/math" xmlns:v="urn:schemas-microsoft-com:vml" xmlns:wp14="http://schemas.microsoft.com/office/word/2010/wordprocessingDrawing" xmlns:wp="http://schemas.openxmlformats.org/drawingml/2006/wordprocessingDrawing" xmlns:w10="urn:schemas-microsoft-com:office:word" xmlns:w="http://schemas.openxmlformats.org/wordprocessingml/2006/main" xmlns:w14="http://schemas.microsoft.com/office/word/2010/wordml" xmlns:w15="http://schemas.microsoft.com/office/word/2012/wordml" xmlns:w16cex="http://schemas.microsoft.com/office/word/2018/wordml/cex" xmlns:w16cid="http://schemas.microsoft.com/office/word/2016/wordml/cid" xmlns:w16="http://schemas.microsoft.com/office/word/2018/wordml" xmlns:w16du="http://schemas.microsoft.com/office/word/2023/wordml/word16du" xmlns:w16sdtdh="http://schemas.microsoft.com/office/word/2020/wordml/sdtdatahash" xmlns:w16sdtfl="http://schemas.microsoft.com/office/word/2024/wordml/sdtformatlock" xmlns:w16se="http://schemas.microsoft.com/office/word/2015/wordml/symex" xmlns:wpg="http://schemas.microsoft.com/office/word/2010/wordprocessingGroup" xmlns:wpi="http://schemas.microsoft.com/office/word/2010/wordprocessingInk" xmlns:wne="http://schemas.microsoft.com/office/word/2006/wordml" xmlns:wps="http://schemas.microsoft.com/office/word/2010/wordprocessingShape" mc:Ignorable="w14 w15 w16se w16cid w16 w16cex w16sdtdh w16sdtfl w16du wp14">
   <w:body>
     <w:p>
       <w:pPr>
@@ -212,7 +212,7 @@
           <w:szCs w:val="36"/>
           <w:lang w:val="es-ES_tradnl"/>
         </w:rPr>
-        <w:t>Tercer</w:t>
+        <w:t>Cuarto</w:t>
       </w:r>
       <w:r>
         <w:rPr>
@@ -629,7 +629,7 @@
           <w:szCs w:val="32"/>
           <w:lang w:val="es-ES_tradnl"/>
         </w:rPr>
-        <w:t>Agosto</w:t>
+        <w:t>Septiembre</w:t>
       </w:r>
       <w:r>
         <w:rPr>
@@ -675,6 +675,13 @@
     </w:p>
     <w:p>
       <w:pPr>
+        <w:rPr>
+          <w:lang w:val="es-US"/>
+        </w:rPr>
+      </w:pPr>
+    </w:p>
+    <w:p>
+      <w:pPr>
         <w:pStyle w:val="Ttulo1"/>
         <w:rPr>
           <w:lang w:val="es-US"/>
@@ -689,6 +696,13 @@
     </w:p>
     <w:p>
       <w:pPr>
+        <w:rPr>
+          <w:lang w:val="es-US"/>
+        </w:rPr>
+      </w:pPr>
+    </w:p>
+    <w:p>
+      <w:pPr>
         <w:pStyle w:val="Ttulo1"/>
         <w:rPr>
           <w:lang w:val="es-US"/>
@@ -703,6 +717,13 @@
     </w:p>
     <w:p>
       <w:pPr>
+        <w:rPr>
+          <w:lang w:val="es-US"/>
+        </w:rPr>
+      </w:pPr>
+    </w:p>
+    <w:p>
+      <w:pPr>
         <w:pStyle w:val="Ttulo1"/>
         <w:rPr>
           <w:lang w:val="es-US"/>
@@ -714,13 +735,6 @@
         </w:rPr>
         <w:t>Herramientas de la IA y reflexión final</w:t>
       </w:r>
-    </w:p>
-    <w:p>
-      <w:pPr>
-        <w:rPr>
-          <w:lang w:val="es-US"/>
-        </w:rPr>
-      </w:pPr>
     </w:p>
     <w:p>
       <w:pPr>
@@ -756,7 +770,6 @@
           <w:docPart w:val="DefaultPlaceholder_-1854013440"/>
         </w:placeholder>
       </w:sdtPr>
-      <w:sdtEndPr/>
       <w:sdtContent>
         <w:p>
           <w:pPr>
@@ -866,23 +879,7 @@
               <w:rFonts w:eastAsia="Times New Roman" w:cs="Times New Roman"/>
               <w:color w:val="000000"/>
             </w:rPr>
-            <w:t xml:space="preserve"> </w:t>
-          </w:r>
-          <w:proofErr w:type="spellStart"/>
-          <w:r>
-            <w:rPr>
-              <w:rFonts w:eastAsia="Times New Roman" w:cs="Times New Roman"/>
-              <w:color w:val="000000"/>
-            </w:rPr>
-            <w:t>Nations</w:t>
-          </w:r>
-          <w:proofErr w:type="spellEnd"/>
-          <w:r>
-            <w:rPr>
-              <w:rFonts w:eastAsia="Times New Roman" w:cs="Times New Roman"/>
-              <w:color w:val="000000"/>
-            </w:rPr>
-            <w:t>. https://doi.org/10.35188/UNU-WIDER/2021/953-2</w:t>
+            <w:t xml:space="preserve"> Nations. https://doi.org/10.35188/UNU-WIDER/2021/953-2</w:t>
           </w:r>
         </w:p>
         <w:p>
@@ -946,7 +943,7 @@
 </file>
 
 <file path=word/endnotes.xml><?xml version="1.0" encoding="utf-8"?>
-<w:endnotes xmlns:wpc="http://schemas.microsoft.com/office/word/2010/wordprocessingCanvas" xmlns:cx="http://schemas.microsoft.com/office/drawing/2014/chartex" xmlns:cx1="http://schemas.microsoft.com/office/drawing/2015/9/8/chartex" xmlns:cx2="http://schemas.microsoft.com/office/drawing/2015/10/21/chartex" xmlns:cx3="http://schemas.microsoft.com/office/drawing/2016/5/9/chartex" xmlns:cx4="http://schemas.microsoft.com/office/drawing/2016/5/10/chartex" xmlns:cx5="http://schemas.microsoft.com/office/drawing/2016/5/11/chartex" xmlns:cx6="http://schemas.microsoft.com/office/drawing/2016/5/12/chartex" xmlns:cx7="http://schemas.microsoft.com/office/drawing/2016/5/13/chartex" xmlns:cx8="http://schemas.microsoft.com/office/drawing/2016/5/14/chartex" xmlns:mc="http://schemas.openxmlformats.org/markup-compatibility/2006" xmlns:aink="http://schemas.microsoft.com/office/drawing/2016/ink" xmlns:am3d="http://schemas.microsoft.com/office/drawing/2017/model3d" xmlns:o="urn:schemas-microsoft-com:office:office" xmlns:r="http://schemas.openxmlformats.org/officeDocument/2006/relationships" xmlns:m="http://schemas.openxmlformats.org/officeDocument/2006/math" xmlns:v="urn:schemas-microsoft-com:vml" xmlns:wp14="http://schemas.microsoft.com/office/word/2010/wordprocessingDrawing" xmlns:wp="http://schemas.openxmlformats.org/drawingml/2006/wordprocessingDrawing" xmlns:w10="urn:schemas-microsoft-com:office:word" xmlns:w="http://schemas.openxmlformats.org/wordprocessingml/2006/main" xmlns:w14="http://schemas.microsoft.com/office/word/2010/wordml" xmlns:w15="http://schemas.microsoft.com/office/word/2012/wordml" xmlns:w16cex="http://schemas.microsoft.com/office/word/2018/wordml/cex" xmlns:w16cid="http://schemas.microsoft.com/office/word/2016/wordml/cid" xmlns:w16="http://schemas.microsoft.com/office/word/2018/wordml" xmlns:w16sdtdh="http://schemas.microsoft.com/office/word/2020/wordml/sdtdatahash" xmlns:w16se="http://schemas.microsoft.com/office/word/2015/wordml/symex" xmlns:wpg="http://schemas.microsoft.com/office/word/2010/wordprocessingGroup" xmlns:wpi="http://schemas.microsoft.com/office/word/2010/wordprocessingInk" xmlns:wne="http://schemas.microsoft.com/office/word/2006/wordml" xmlns:wps="http://schemas.microsoft.com/office/word/2010/wordprocessingShape" mc:Ignorable="w14 w15 w16se w16cid w16 w16cex w16sdtdh wp14">
+<w:endnotes xmlns:wpc="http://schemas.microsoft.com/office/word/2010/wordprocessingCanvas" xmlns:cx="http://schemas.microsoft.com/office/drawing/2014/chartex" xmlns:cx1="http://schemas.microsoft.com/office/drawing/2015/9/8/chartex" xmlns:cx2="http://schemas.microsoft.com/office/drawing/2015/10/21/chartex" xmlns:cx3="http://schemas.microsoft.com/office/drawing/2016/5/9/chartex" xmlns:cx4="http://schemas.microsoft.com/office/drawing/2016/5/10/chartex" xmlns:cx5="http://schemas.microsoft.com/office/drawing/2016/5/11/chartex" xmlns:cx6="http://schemas.microsoft.com/office/drawing/2016/5/12/chartex" xmlns:cx7="http://schemas.microsoft.com/office/drawing/2016/5/13/chartex" xmlns:cx8="http://schemas.microsoft.com/office/drawing/2016/5/14/chartex" xmlns:mc="http://schemas.openxmlformats.org/markup-compatibility/2006" xmlns:aink="http://schemas.microsoft.com/office/drawing/2016/ink" xmlns:am3d="http://schemas.microsoft.com/office/drawing/2017/model3d" xmlns:o="urn:schemas-microsoft-com:office:office" xmlns:oel="http://schemas.microsoft.com/office/2019/extlst" xmlns:r="http://schemas.openxmlformats.org/officeDocument/2006/relationships" xmlns:m="http://schemas.openxmlformats.org/officeDocument/2006/math" xmlns:v="urn:schemas-microsoft-com:vml" xmlns:wp14="http://schemas.microsoft.com/office/word/2010/wordprocessingDrawing" xmlns:wp="http://schemas.openxmlformats.org/drawingml/2006/wordprocessingDrawing" xmlns:w10="urn:schemas-microsoft-com:office:word" xmlns:w="http://schemas.openxmlformats.org/wordprocessingml/2006/main" xmlns:w14="http://schemas.microsoft.com/office/word/2010/wordml" xmlns:w15="http://schemas.microsoft.com/office/word/2012/wordml" xmlns:w16cex="http://schemas.microsoft.com/office/word/2018/wordml/cex" xmlns:w16cid="http://schemas.microsoft.com/office/word/2016/wordml/cid" xmlns:w16="http://schemas.microsoft.com/office/word/2018/wordml" xmlns:w16du="http://schemas.microsoft.com/office/word/2023/wordml/word16du" xmlns:w16sdtdh="http://schemas.microsoft.com/office/word/2020/wordml/sdtdatahash" xmlns:w16sdtfl="http://schemas.microsoft.com/office/word/2024/wordml/sdtformatlock" xmlns:w16se="http://schemas.microsoft.com/office/word/2015/wordml/symex" xmlns:wpg="http://schemas.microsoft.com/office/word/2010/wordprocessingGroup" xmlns:wpi="http://schemas.microsoft.com/office/word/2010/wordprocessingInk" xmlns:wne="http://schemas.microsoft.com/office/word/2006/wordml" xmlns:wps="http://schemas.microsoft.com/office/word/2010/wordprocessingShape" mc:Ignorable="w14 w15 w16se w16cid w16 w16cex w16sdtdh w16sdtfl w16du wp14">
   <w:endnote w:type="separator" w:id="-1">
     <w:p>
       <w:pPr>
@@ -971,7 +968,7 @@
 </file>
 
 <file path=word/footer1.xml><?xml version="1.0" encoding="utf-8"?>
-<w:ftr xmlns:wpc="http://schemas.microsoft.com/office/word/2010/wordprocessingCanvas" xmlns:cx="http://schemas.microsoft.com/office/drawing/2014/chartex" xmlns:cx1="http://schemas.microsoft.com/office/drawing/2015/9/8/chartex" xmlns:cx2="http://schemas.microsoft.com/office/drawing/2015/10/21/chartex" xmlns:cx3="http://schemas.microsoft.com/office/drawing/2016/5/9/chartex" xmlns:cx4="http://schemas.microsoft.com/office/drawing/2016/5/10/chartex" xmlns:cx5="http://schemas.microsoft.com/office/drawing/2016/5/11/chartex" xmlns:cx6="http://schemas.microsoft.com/office/drawing/2016/5/12/chartex" xmlns:cx7="http://schemas.microsoft.com/office/drawing/2016/5/13/chartex" xmlns:cx8="http://schemas.microsoft.com/office/drawing/2016/5/14/chartex" xmlns:mc="http://schemas.openxmlformats.org/markup-compatibility/2006" xmlns:aink="http://schemas.microsoft.com/office/drawing/2016/ink" xmlns:am3d="http://schemas.microsoft.com/office/drawing/2017/model3d" xmlns:o="urn:schemas-microsoft-com:office:office" xmlns:r="http://schemas.openxmlformats.org/officeDocument/2006/relationships" xmlns:m="http://schemas.openxmlformats.org/officeDocument/2006/math" xmlns:v="urn:schemas-microsoft-com:vml" xmlns:wp14="http://schemas.microsoft.com/office/word/2010/wordprocessingDrawing" xmlns:wp="http://schemas.openxmlformats.org/drawingml/2006/wordprocessingDrawing" xmlns:w10="urn:schemas-microsoft-com:office:word" xmlns:w="http://schemas.openxmlformats.org/wordprocessingml/2006/main" xmlns:w14="http://schemas.microsoft.com/office/word/2010/wordml" xmlns:w15="http://schemas.microsoft.com/office/word/2012/wordml" xmlns:w16cex="http://schemas.microsoft.com/office/word/2018/wordml/cex" xmlns:w16cid="http://schemas.microsoft.com/office/word/2016/wordml/cid" xmlns:w16="http://schemas.microsoft.com/office/word/2018/wordml" xmlns:w16sdtdh="http://schemas.microsoft.com/office/word/2020/wordml/sdtdatahash" xmlns:w16se="http://schemas.microsoft.com/office/word/2015/wordml/symex" xmlns:wpg="http://schemas.microsoft.com/office/word/2010/wordprocessingGroup" xmlns:wpi="http://schemas.microsoft.com/office/word/2010/wordprocessingInk" xmlns:wne="http://schemas.microsoft.com/office/word/2006/wordml" xmlns:wps="http://schemas.microsoft.com/office/word/2010/wordprocessingShape" mc:Ignorable="w14 w15 w16se w16cid w16 w16cex w16sdtdh wp14">
+<w:ftr xmlns:wpc="http://schemas.microsoft.com/office/word/2010/wordprocessingCanvas" xmlns:cx="http://schemas.microsoft.com/office/drawing/2014/chartex" xmlns:cx1="http://schemas.microsoft.com/office/drawing/2015/9/8/chartex" xmlns:cx2="http://schemas.microsoft.com/office/drawing/2015/10/21/chartex" xmlns:cx3="http://schemas.microsoft.com/office/drawing/2016/5/9/chartex" xmlns:cx4="http://schemas.microsoft.com/office/drawing/2016/5/10/chartex" xmlns:cx5="http://schemas.microsoft.com/office/drawing/2016/5/11/chartex" xmlns:cx6="http://schemas.microsoft.com/office/drawing/2016/5/12/chartex" xmlns:cx7="http://schemas.microsoft.com/office/drawing/2016/5/13/chartex" xmlns:cx8="http://schemas.microsoft.com/office/drawing/2016/5/14/chartex" xmlns:mc="http://schemas.openxmlformats.org/markup-compatibility/2006" xmlns:aink="http://schemas.microsoft.com/office/drawing/2016/ink" xmlns:am3d="http://schemas.microsoft.com/office/drawing/2017/model3d" xmlns:o="urn:schemas-microsoft-com:office:office" xmlns:oel="http://schemas.microsoft.com/office/2019/extlst" xmlns:r="http://schemas.openxmlformats.org/officeDocument/2006/relationships" xmlns:m="http://schemas.openxmlformats.org/officeDocument/2006/math" xmlns:v="urn:schemas-microsoft-com:vml" xmlns:wp14="http://schemas.microsoft.com/office/word/2010/wordprocessingDrawing" xmlns:wp="http://schemas.openxmlformats.org/drawingml/2006/wordprocessingDrawing" xmlns:w10="urn:schemas-microsoft-com:office:word" xmlns:w="http://schemas.openxmlformats.org/wordprocessingml/2006/main" xmlns:w14="http://schemas.microsoft.com/office/word/2010/wordml" xmlns:w15="http://schemas.microsoft.com/office/word/2012/wordml" xmlns:w16cex="http://schemas.microsoft.com/office/word/2018/wordml/cex" xmlns:w16cid="http://schemas.microsoft.com/office/word/2016/wordml/cid" xmlns:w16="http://schemas.microsoft.com/office/word/2018/wordml" xmlns:w16du="http://schemas.microsoft.com/office/word/2023/wordml/word16du" xmlns:w16sdtdh="http://schemas.microsoft.com/office/word/2020/wordml/sdtdatahash" xmlns:w16sdtfl="http://schemas.microsoft.com/office/word/2024/wordml/sdtformatlock" xmlns:w16se="http://schemas.microsoft.com/office/word/2015/wordml/symex" xmlns:wpg="http://schemas.microsoft.com/office/word/2010/wordprocessingGroup" xmlns:wpi="http://schemas.microsoft.com/office/word/2010/wordprocessingInk" xmlns:wne="http://schemas.microsoft.com/office/word/2006/wordml" xmlns:wps="http://schemas.microsoft.com/office/word/2010/wordprocessingShape" mc:Ignorable="w14 w15 w16se w16cid w16 w16cex w16sdtdh w16sdtfl w16du wp14">
   <w:sdt>
     <w:sdtPr>
       <w:rPr>
@@ -983,11 +980,6 @@
         <w:docPartUnique/>
       </w:docPartObj>
     </w:sdtPr>
-    <w:sdtEndPr>
-      <w:rPr>
-        <w:rStyle w:val="Nmerodepgina"/>
-      </w:rPr>
-    </w:sdtEndPr>
     <w:sdtContent>
       <w:p>
         <w:pPr>
@@ -1033,7 +1025,7 @@
 </file>
 
 <file path=word/footer2.xml><?xml version="1.0" encoding="utf-8"?>
-<w:ftr xmlns:wpc="http://schemas.microsoft.com/office/word/2010/wordprocessingCanvas" xmlns:cx="http://schemas.microsoft.com/office/drawing/2014/chartex" xmlns:cx1="http://schemas.microsoft.com/office/drawing/2015/9/8/chartex" xmlns:cx2="http://schemas.microsoft.com/office/drawing/2015/10/21/chartex" xmlns:cx3="http://schemas.microsoft.com/office/drawing/2016/5/9/chartex" xmlns:cx4="http://schemas.microsoft.com/office/drawing/2016/5/10/chartex" xmlns:cx5="http://schemas.microsoft.com/office/drawing/2016/5/11/chartex" xmlns:cx6="http://schemas.microsoft.com/office/drawing/2016/5/12/chartex" xmlns:cx7="http://schemas.microsoft.com/office/drawing/2016/5/13/chartex" xmlns:cx8="http://schemas.microsoft.com/office/drawing/2016/5/14/chartex" xmlns:mc="http://schemas.openxmlformats.org/markup-compatibility/2006" xmlns:aink="http://schemas.microsoft.com/office/drawing/2016/ink" xmlns:am3d="http://schemas.microsoft.com/office/drawing/2017/model3d" xmlns:o="urn:schemas-microsoft-com:office:office" xmlns:r="http://schemas.openxmlformats.org/officeDocument/2006/relationships" xmlns:m="http://schemas.openxmlformats.org/officeDocument/2006/math" xmlns:v="urn:schemas-microsoft-com:vml" xmlns:wp14="http://schemas.microsoft.com/office/word/2010/wordprocessingDrawing" xmlns:wp="http://schemas.openxmlformats.org/drawingml/2006/wordprocessingDrawing" xmlns:w10="urn:schemas-microsoft-com:office:word" xmlns:w="http://schemas.openxmlformats.org/wordprocessingml/2006/main" xmlns:w14="http://schemas.microsoft.com/office/word/2010/wordml" xmlns:w15="http://schemas.microsoft.com/office/word/2012/wordml" xmlns:w16cex="http://schemas.microsoft.com/office/word/2018/wordml/cex" xmlns:w16cid="http://schemas.microsoft.com/office/word/2016/wordml/cid" xmlns:w16="http://schemas.microsoft.com/office/word/2018/wordml" xmlns:w16sdtdh="http://schemas.microsoft.com/office/word/2020/wordml/sdtdatahash" xmlns:w16se="http://schemas.microsoft.com/office/word/2015/wordml/symex" xmlns:wpg="http://schemas.microsoft.com/office/word/2010/wordprocessingGroup" xmlns:wpi="http://schemas.microsoft.com/office/word/2010/wordprocessingInk" xmlns:wne="http://schemas.microsoft.com/office/word/2006/wordml" xmlns:wps="http://schemas.microsoft.com/office/word/2010/wordprocessingShape" mc:Ignorable="w14 w15 w16se w16cid w16 w16cex w16sdtdh wp14">
+<w:ftr xmlns:wpc="http://schemas.microsoft.com/office/word/2010/wordprocessingCanvas" xmlns:cx="http://schemas.microsoft.com/office/drawing/2014/chartex" xmlns:cx1="http://schemas.microsoft.com/office/drawing/2015/9/8/chartex" xmlns:cx2="http://schemas.microsoft.com/office/drawing/2015/10/21/chartex" xmlns:cx3="http://schemas.microsoft.com/office/drawing/2016/5/9/chartex" xmlns:cx4="http://schemas.microsoft.com/office/drawing/2016/5/10/chartex" xmlns:cx5="http://schemas.microsoft.com/office/drawing/2016/5/11/chartex" xmlns:cx6="http://schemas.microsoft.com/office/drawing/2016/5/12/chartex" xmlns:cx7="http://schemas.microsoft.com/office/drawing/2016/5/13/chartex" xmlns:cx8="http://schemas.microsoft.com/office/drawing/2016/5/14/chartex" xmlns:mc="http://schemas.openxmlformats.org/markup-compatibility/2006" xmlns:aink="http://schemas.microsoft.com/office/drawing/2016/ink" xmlns:am3d="http://schemas.microsoft.com/office/drawing/2017/model3d" xmlns:o="urn:schemas-microsoft-com:office:office" xmlns:oel="http://schemas.microsoft.com/office/2019/extlst" xmlns:r="http://schemas.openxmlformats.org/officeDocument/2006/relationships" xmlns:m="http://schemas.openxmlformats.org/officeDocument/2006/math" xmlns:v="urn:schemas-microsoft-com:vml" xmlns:wp14="http://schemas.microsoft.com/office/word/2010/wordprocessingDrawing" xmlns:wp="http://schemas.openxmlformats.org/drawingml/2006/wordprocessingDrawing" xmlns:w10="urn:schemas-microsoft-com:office:word" xmlns:w="http://schemas.openxmlformats.org/wordprocessingml/2006/main" xmlns:w14="http://schemas.microsoft.com/office/word/2010/wordml" xmlns:w15="http://schemas.microsoft.com/office/word/2012/wordml" xmlns:w16cex="http://schemas.microsoft.com/office/word/2018/wordml/cex" xmlns:w16cid="http://schemas.microsoft.com/office/word/2016/wordml/cid" xmlns:w16="http://schemas.microsoft.com/office/word/2018/wordml" xmlns:w16du="http://schemas.microsoft.com/office/word/2023/wordml/word16du" xmlns:w16sdtdh="http://schemas.microsoft.com/office/word/2020/wordml/sdtdatahash" xmlns:w16sdtfl="http://schemas.microsoft.com/office/word/2024/wordml/sdtformatlock" xmlns:w16se="http://schemas.microsoft.com/office/word/2015/wordml/symex" xmlns:wpg="http://schemas.microsoft.com/office/word/2010/wordprocessingGroup" xmlns:wpi="http://schemas.microsoft.com/office/word/2010/wordprocessingInk" xmlns:wne="http://schemas.microsoft.com/office/word/2006/wordml" xmlns:wps="http://schemas.microsoft.com/office/word/2010/wordprocessingShape" mc:Ignorable="w14 w15 w16se w16cid w16 w16cex w16sdtdh w16sdtfl w16du wp14">
   <w:p>
     <w:pPr>
       <w:pStyle w:val="Piedepgina"/>
@@ -1052,7 +1044,7 @@
 </file>
 
 <file path=word/footer3.xml><?xml version="1.0" encoding="utf-8"?>
-<w:ftr xmlns:wpc="http://schemas.microsoft.com/office/word/2010/wordprocessingCanvas" xmlns:cx="http://schemas.microsoft.com/office/drawing/2014/chartex" xmlns:cx1="http://schemas.microsoft.com/office/drawing/2015/9/8/chartex" xmlns:cx2="http://schemas.microsoft.com/office/drawing/2015/10/21/chartex" xmlns:cx3="http://schemas.microsoft.com/office/drawing/2016/5/9/chartex" xmlns:cx4="http://schemas.microsoft.com/office/drawing/2016/5/10/chartex" xmlns:cx5="http://schemas.microsoft.com/office/drawing/2016/5/11/chartex" xmlns:cx6="http://schemas.microsoft.com/office/drawing/2016/5/12/chartex" xmlns:cx7="http://schemas.microsoft.com/office/drawing/2016/5/13/chartex" xmlns:cx8="http://schemas.microsoft.com/office/drawing/2016/5/14/chartex" xmlns:mc="http://schemas.openxmlformats.org/markup-compatibility/2006" xmlns:aink="http://schemas.microsoft.com/office/drawing/2016/ink" xmlns:am3d="http://schemas.microsoft.com/office/drawing/2017/model3d" xmlns:o="urn:schemas-microsoft-com:office:office" xmlns:r="http://schemas.openxmlformats.org/officeDocument/2006/relationships" xmlns:m="http://schemas.openxmlformats.org/officeDocument/2006/math" xmlns:v="urn:schemas-microsoft-com:vml" xmlns:wp14="http://schemas.microsoft.com/office/word/2010/wordprocessingDrawing" xmlns:wp="http://schemas.openxmlformats.org/drawingml/2006/wordprocessingDrawing" xmlns:w10="urn:schemas-microsoft-com:office:word" xmlns:w="http://schemas.openxmlformats.org/wordprocessingml/2006/main" xmlns:w14="http://schemas.microsoft.com/office/word/2010/wordml" xmlns:w15="http://schemas.microsoft.com/office/word/2012/wordml" xmlns:w16cex="http://schemas.microsoft.com/office/word/2018/wordml/cex" xmlns:w16cid="http://schemas.microsoft.com/office/word/2016/wordml/cid" xmlns:w16="http://schemas.microsoft.com/office/word/2018/wordml" xmlns:w16sdtdh="http://schemas.microsoft.com/office/word/2020/wordml/sdtdatahash" xmlns:w16se="http://schemas.microsoft.com/office/word/2015/wordml/symex" xmlns:wpg="http://schemas.microsoft.com/office/word/2010/wordprocessingGroup" xmlns:wpi="http://schemas.microsoft.com/office/word/2010/wordprocessingInk" xmlns:wne="http://schemas.microsoft.com/office/word/2006/wordml" xmlns:wps="http://schemas.microsoft.com/office/word/2010/wordprocessingShape" mc:Ignorable="w14 w15 w16se w16cid w16 w16cex w16sdtdh wp14">
+<w:ftr xmlns:wpc="http://schemas.microsoft.com/office/word/2010/wordprocessingCanvas" xmlns:cx="http://schemas.microsoft.com/office/drawing/2014/chartex" xmlns:cx1="http://schemas.microsoft.com/office/drawing/2015/9/8/chartex" xmlns:cx2="http://schemas.microsoft.com/office/drawing/2015/10/21/chartex" xmlns:cx3="http://schemas.microsoft.com/office/drawing/2016/5/9/chartex" xmlns:cx4="http://schemas.microsoft.com/office/drawing/2016/5/10/chartex" xmlns:cx5="http://schemas.microsoft.com/office/drawing/2016/5/11/chartex" xmlns:cx6="http://schemas.microsoft.com/office/drawing/2016/5/12/chartex" xmlns:cx7="http://schemas.microsoft.com/office/drawing/2016/5/13/chartex" xmlns:cx8="http://schemas.microsoft.com/office/drawing/2016/5/14/chartex" xmlns:mc="http://schemas.openxmlformats.org/markup-compatibility/2006" xmlns:aink="http://schemas.microsoft.com/office/drawing/2016/ink" xmlns:am3d="http://schemas.microsoft.com/office/drawing/2017/model3d" xmlns:o="urn:schemas-microsoft-com:office:office" xmlns:oel="http://schemas.microsoft.com/office/2019/extlst" xmlns:r="http://schemas.openxmlformats.org/officeDocument/2006/relationships" xmlns:m="http://schemas.openxmlformats.org/officeDocument/2006/math" xmlns:v="urn:schemas-microsoft-com:vml" xmlns:wp14="http://schemas.microsoft.com/office/word/2010/wordprocessingDrawing" xmlns:wp="http://schemas.openxmlformats.org/drawingml/2006/wordprocessingDrawing" xmlns:w10="urn:schemas-microsoft-com:office:word" xmlns:w="http://schemas.openxmlformats.org/wordprocessingml/2006/main" xmlns:w14="http://schemas.microsoft.com/office/word/2010/wordml" xmlns:w15="http://schemas.microsoft.com/office/word/2012/wordml" xmlns:w16cex="http://schemas.microsoft.com/office/word/2018/wordml/cex" xmlns:w16cid="http://schemas.microsoft.com/office/word/2016/wordml/cid" xmlns:w16="http://schemas.microsoft.com/office/word/2018/wordml" xmlns:w16du="http://schemas.microsoft.com/office/word/2023/wordml/word16du" xmlns:w16sdtdh="http://schemas.microsoft.com/office/word/2020/wordml/sdtdatahash" xmlns:w16sdtfl="http://schemas.microsoft.com/office/word/2024/wordml/sdtformatlock" xmlns:w16se="http://schemas.microsoft.com/office/word/2015/wordml/symex" xmlns:wpg="http://schemas.microsoft.com/office/word/2010/wordprocessingGroup" xmlns:wpi="http://schemas.microsoft.com/office/word/2010/wordprocessingInk" xmlns:wne="http://schemas.microsoft.com/office/word/2006/wordml" xmlns:wps="http://schemas.microsoft.com/office/word/2010/wordprocessingShape" mc:Ignorable="w14 w15 w16se w16cid w16 w16cex w16sdtdh w16sdtfl w16du wp14">
   <w:sdt>
     <w:sdtPr>
       <w:rPr>
@@ -1064,11 +1056,6 @@
         <w:docPartUnique/>
       </w:docPartObj>
     </w:sdtPr>
-    <w:sdtEndPr>
-      <w:rPr>
-        <w:rStyle w:val="Nmerodepgina"/>
-      </w:rPr>
-    </w:sdtEndPr>
     <w:sdtContent>
       <w:p>
         <w:pPr>
@@ -1121,7 +1108,7 @@
 </file>
 
 <file path=word/footnotes.xml><?xml version="1.0" encoding="utf-8"?>
-<w:footnotes xmlns:wpc="http://schemas.microsoft.com/office/word/2010/wordprocessingCanvas" xmlns:cx="http://schemas.microsoft.com/office/drawing/2014/chartex" xmlns:cx1="http://schemas.microsoft.com/office/drawing/2015/9/8/chartex" xmlns:cx2="http://schemas.microsoft.com/office/drawing/2015/10/21/chartex" xmlns:cx3="http://schemas.microsoft.com/office/drawing/2016/5/9/chartex" xmlns:cx4="http://schemas.microsoft.com/office/drawing/2016/5/10/chartex" xmlns:cx5="http://schemas.microsoft.com/office/drawing/2016/5/11/chartex" xmlns:cx6="http://schemas.microsoft.com/office/drawing/2016/5/12/chartex" xmlns:cx7="http://schemas.microsoft.com/office/drawing/2016/5/13/chartex" xmlns:cx8="http://schemas.microsoft.com/office/drawing/2016/5/14/chartex" xmlns:mc="http://schemas.openxmlformats.org/markup-compatibility/2006" xmlns:aink="http://schemas.microsoft.com/office/drawing/2016/ink" xmlns:am3d="http://schemas.microsoft.com/office/drawing/2017/model3d" xmlns:o="urn:schemas-microsoft-com:office:office" xmlns:r="http://schemas.openxmlformats.org/officeDocument/2006/relationships" xmlns:m="http://schemas.openxmlformats.org/officeDocument/2006/math" xmlns:v="urn:schemas-microsoft-com:vml" xmlns:wp14="http://schemas.microsoft.com/office/word/2010/wordprocessingDrawing" xmlns:wp="http://schemas.openxmlformats.org/drawingml/2006/wordprocessingDrawing" xmlns:w10="urn:schemas-microsoft-com:office:word" xmlns:w="http://schemas.openxmlformats.org/wordprocessingml/2006/main" xmlns:w14="http://schemas.microsoft.com/office/word/2010/wordml" xmlns:w15="http://schemas.microsoft.com/office/word/2012/wordml" xmlns:w16cex="http://schemas.microsoft.com/office/word/2018/wordml/cex" xmlns:w16cid="http://schemas.microsoft.com/office/word/2016/wordml/cid" xmlns:w16="http://schemas.microsoft.com/office/word/2018/wordml" xmlns:w16sdtdh="http://schemas.microsoft.com/office/word/2020/wordml/sdtdatahash" xmlns:w16se="http://schemas.microsoft.com/office/word/2015/wordml/symex" xmlns:wpg="http://schemas.microsoft.com/office/word/2010/wordprocessingGroup" xmlns:wpi="http://schemas.microsoft.com/office/word/2010/wordprocessingInk" xmlns:wne="http://schemas.microsoft.com/office/word/2006/wordml" xmlns:wps="http://schemas.microsoft.com/office/word/2010/wordprocessingShape" mc:Ignorable="w14 w15 w16se w16cid w16 w16cex w16sdtdh wp14">
+<w:footnotes xmlns:wpc="http://schemas.microsoft.com/office/word/2010/wordprocessingCanvas" xmlns:cx="http://schemas.microsoft.com/office/drawing/2014/chartex" xmlns:cx1="http://schemas.microsoft.com/office/drawing/2015/9/8/chartex" xmlns:cx2="http://schemas.microsoft.com/office/drawing/2015/10/21/chartex" xmlns:cx3="http://schemas.microsoft.com/office/drawing/2016/5/9/chartex" xmlns:cx4="http://schemas.microsoft.com/office/drawing/2016/5/10/chartex" xmlns:cx5="http://schemas.microsoft.com/office/drawing/2016/5/11/chartex" xmlns:cx6="http://schemas.microsoft.com/office/drawing/2016/5/12/chartex" xmlns:cx7="http://schemas.microsoft.com/office/drawing/2016/5/13/chartex" xmlns:cx8="http://schemas.microsoft.com/office/drawing/2016/5/14/chartex" xmlns:mc="http://schemas.openxmlformats.org/markup-compatibility/2006" xmlns:aink="http://schemas.microsoft.com/office/drawing/2016/ink" xmlns:am3d="http://schemas.microsoft.com/office/drawing/2017/model3d" xmlns:o="urn:schemas-microsoft-com:office:office" xmlns:oel="http://schemas.microsoft.com/office/2019/extlst" xmlns:r="http://schemas.openxmlformats.org/officeDocument/2006/relationships" xmlns:m="http://schemas.openxmlformats.org/officeDocument/2006/math" xmlns:v="urn:schemas-microsoft-com:vml" xmlns:wp14="http://schemas.microsoft.com/office/word/2010/wordprocessingDrawing" xmlns:wp="http://schemas.openxmlformats.org/drawingml/2006/wordprocessingDrawing" xmlns:w10="urn:schemas-microsoft-com:office:word" xmlns:w="http://schemas.openxmlformats.org/wordprocessingml/2006/main" xmlns:w14="http://schemas.microsoft.com/office/word/2010/wordml" xmlns:w15="http://schemas.microsoft.com/office/word/2012/wordml" xmlns:w16cex="http://schemas.microsoft.com/office/word/2018/wordml/cex" xmlns:w16cid="http://schemas.microsoft.com/office/word/2016/wordml/cid" xmlns:w16="http://schemas.microsoft.com/office/word/2018/wordml" xmlns:w16du="http://schemas.microsoft.com/office/word/2023/wordml/word16du" xmlns:w16sdtdh="http://schemas.microsoft.com/office/word/2020/wordml/sdtdatahash" xmlns:w16sdtfl="http://schemas.microsoft.com/office/word/2024/wordml/sdtformatlock" xmlns:w16se="http://schemas.microsoft.com/office/word/2015/wordml/symex" xmlns:wpg="http://schemas.microsoft.com/office/word/2010/wordprocessingGroup" xmlns:wpi="http://schemas.microsoft.com/office/word/2010/wordprocessingInk" xmlns:wne="http://schemas.microsoft.com/office/word/2006/wordml" xmlns:wps="http://schemas.microsoft.com/office/word/2010/wordprocessingShape" mc:Ignorable="w14 w15 w16se w16cid w16 w16cex w16sdtdh w16sdtfl w16du wp14">
   <w:footnote w:type="separator" w:id="-1">
     <w:p>
       <w:pPr>
@@ -1146,7 +1133,7 @@
 </file>
 
 <file path=word/numbering.xml><?xml version="1.0" encoding="utf-8"?>
-<w:numbering xmlns:wpc="http://schemas.microsoft.com/office/word/2010/wordprocessingCanvas" xmlns:cx="http://schemas.microsoft.com/office/drawing/2014/chartex" xmlns:cx1="http://schemas.microsoft.com/office/drawing/2015/9/8/chartex" xmlns:cx2="http://schemas.microsoft.com/office/drawing/2015/10/21/chartex" xmlns:cx3="http://schemas.microsoft.com/office/drawing/2016/5/9/chartex" xmlns:cx4="http://schemas.microsoft.com/office/drawing/2016/5/10/chartex" xmlns:cx5="http://schemas.microsoft.com/office/drawing/2016/5/11/chartex" xmlns:cx6="http://schemas.microsoft.com/office/drawing/2016/5/12/chartex" xmlns:cx7="http://schemas.microsoft.com/office/drawing/2016/5/13/chartex" xmlns:cx8="http://schemas.microsoft.com/office/drawing/2016/5/14/chartex" xmlns:mc="http://schemas.openxmlformats.org/markup-compatibility/2006" xmlns:aink="http://schemas.microsoft.com/office/drawing/2016/ink" xmlns:am3d="http://schemas.microsoft.com/office/drawing/2017/model3d" xmlns:o="urn:schemas-microsoft-com:office:office" xmlns:r="http://schemas.openxmlformats.org/officeDocument/2006/relationships" xmlns:m="http://schemas.openxmlformats.org/officeDocument/2006/math" xmlns:v="urn:schemas-microsoft-com:vml" xmlns:wp14="http://schemas.microsoft.com/office/word/2010/wordprocessingDrawing" xmlns:wp="http://schemas.openxmlformats.org/drawingml/2006/wordprocessingDrawing" xmlns:w10="urn:schemas-microsoft-com:office:word" xmlns:w="http://schemas.openxmlformats.org/wordprocessingml/2006/main" xmlns:w14="http://schemas.microsoft.com/office/word/2010/wordml" xmlns:w15="http://schemas.microsoft.com/office/word/2012/wordml" xmlns:w16cex="http://schemas.microsoft.com/office/word/2018/wordml/cex" xmlns:w16cid="http://schemas.microsoft.com/office/word/2016/wordml/cid" xmlns:w16="http://schemas.microsoft.com/office/word/2018/wordml" xmlns:w16sdtdh="http://schemas.microsoft.com/office/word/2020/wordml/sdtdatahash" xmlns:w16se="http://schemas.microsoft.com/office/word/2015/wordml/symex" xmlns:wpg="http://schemas.microsoft.com/office/word/2010/wordprocessingGroup" xmlns:wpi="http://schemas.microsoft.com/office/word/2010/wordprocessingInk" xmlns:wne="http://schemas.microsoft.com/office/word/2006/wordml" xmlns:wps="http://schemas.microsoft.com/office/word/2010/wordprocessingShape" mc:Ignorable="w14 w15 w16se w16cid w16 w16cex w16sdtdh wp14">
+<w:numbering xmlns:wpc="http://schemas.microsoft.com/office/word/2010/wordprocessingCanvas" xmlns:cx="http://schemas.microsoft.com/office/drawing/2014/chartex" xmlns:cx1="http://schemas.microsoft.com/office/drawing/2015/9/8/chartex" xmlns:cx2="http://schemas.microsoft.com/office/drawing/2015/10/21/chartex" xmlns:cx3="http://schemas.microsoft.com/office/drawing/2016/5/9/chartex" xmlns:cx4="http://schemas.microsoft.com/office/drawing/2016/5/10/chartex" xmlns:cx5="http://schemas.microsoft.com/office/drawing/2016/5/11/chartex" xmlns:cx6="http://schemas.microsoft.com/office/drawing/2016/5/12/chartex" xmlns:cx7="http://schemas.microsoft.com/office/drawing/2016/5/13/chartex" xmlns:cx8="http://schemas.microsoft.com/office/drawing/2016/5/14/chartex" xmlns:mc="http://schemas.openxmlformats.org/markup-compatibility/2006" xmlns:aink="http://schemas.microsoft.com/office/drawing/2016/ink" xmlns:am3d="http://schemas.microsoft.com/office/drawing/2017/model3d" xmlns:o="urn:schemas-microsoft-com:office:office" xmlns:oel="http://schemas.microsoft.com/office/2019/extlst" xmlns:r="http://schemas.openxmlformats.org/officeDocument/2006/relationships" xmlns:m="http://schemas.openxmlformats.org/officeDocument/2006/math" xmlns:v="urn:schemas-microsoft-com:vml" xmlns:wp14="http://schemas.microsoft.com/office/word/2010/wordprocessingDrawing" xmlns:wp="http://schemas.openxmlformats.org/drawingml/2006/wordprocessingDrawing" xmlns:w10="urn:schemas-microsoft-com:office:word" xmlns:w="http://schemas.openxmlformats.org/wordprocessingml/2006/main" xmlns:w14="http://schemas.microsoft.com/office/word/2010/wordml" xmlns:w15="http://schemas.microsoft.com/office/word/2012/wordml" xmlns:w16cex="http://schemas.microsoft.com/office/word/2018/wordml/cex" xmlns:w16cid="http://schemas.microsoft.com/office/word/2016/wordml/cid" xmlns:w16="http://schemas.microsoft.com/office/word/2018/wordml" xmlns:w16du="http://schemas.microsoft.com/office/word/2023/wordml/word16du" xmlns:w16sdtdh="http://schemas.microsoft.com/office/word/2020/wordml/sdtdatahash" xmlns:w16sdtfl="http://schemas.microsoft.com/office/word/2024/wordml/sdtformatlock" xmlns:w16se="http://schemas.microsoft.com/office/word/2015/wordml/symex" xmlns:wpg="http://schemas.microsoft.com/office/word/2010/wordprocessingGroup" xmlns:wpi="http://schemas.microsoft.com/office/word/2010/wordprocessingInk" xmlns:wne="http://schemas.microsoft.com/office/word/2006/wordml" xmlns:wps="http://schemas.microsoft.com/office/word/2010/wordprocessingShape" mc:Ignorable="w14 w15 w16se w16cid w16 w16cex w16sdtdh w16sdtfl w16du wp14">
   <w:abstractNum w:abstractNumId="0" w15:restartNumberingAfterBreak="0">
     <w:nsid w:val="07EF9ED1"/>
     <w:multiLevelType w:val="hybridMultilevel"/>
@@ -1914,37 +1901,37 @@
       </w:pPr>
     </w:lvl>
   </w:abstractNum>
-  <w:num w:numId="1">
+  <w:num w:numId="1" w16cid:durableId="87241835">
     <w:abstractNumId w:val="4"/>
   </w:num>
-  <w:num w:numId="2">
+  <w:num w:numId="2" w16cid:durableId="1079408265">
     <w:abstractNumId w:val="6"/>
   </w:num>
-  <w:num w:numId="3">
+  <w:num w:numId="3" w16cid:durableId="715159448">
     <w:abstractNumId w:val="2"/>
   </w:num>
-  <w:num w:numId="4">
+  <w:num w:numId="4" w16cid:durableId="1194686437">
     <w:abstractNumId w:val="0"/>
   </w:num>
-  <w:num w:numId="5">
+  <w:num w:numId="5" w16cid:durableId="341397658">
     <w:abstractNumId w:val="4"/>
   </w:num>
-  <w:num w:numId="6">
+  <w:num w:numId="6" w16cid:durableId="819997906">
     <w:abstractNumId w:val="4"/>
   </w:num>
-  <w:num w:numId="7">
+  <w:num w:numId="7" w16cid:durableId="468937193">
     <w:abstractNumId w:val="5"/>
   </w:num>
-  <w:num w:numId="8">
+  <w:num w:numId="8" w16cid:durableId="151067002">
     <w:abstractNumId w:val="3"/>
   </w:num>
-  <w:num w:numId="9">
+  <w:num w:numId="9" w16cid:durableId="772818463">
     <w:abstractNumId w:val="1"/>
   </w:num>
-  <w:num w:numId="10">
+  <w:num w:numId="10" w16cid:durableId="1672220704">
     <w:abstractNumId w:val="4"/>
   </w:num>
-  <w:num w:numId="11">
+  <w:num w:numId="11" w16cid:durableId="424158087">
     <w:abstractNumId w:val="4"/>
   </w:num>
   <w:numIdMacAtCleanup w:val="3"/>
@@ -1952,7 +1939,7 @@
 </file>
 
 <file path=word/styles.xml><?xml version="1.0" encoding="utf-8"?>
-<w:styles xmlns:mc="http://schemas.openxmlformats.org/markup-compatibility/2006" xmlns:r="http://schemas.openxmlformats.org/officeDocument/2006/relationships" xmlns:w="http://schemas.openxmlformats.org/wordprocessingml/2006/main" xmlns:w14="http://schemas.microsoft.com/office/word/2010/wordml" xmlns:w15="http://schemas.microsoft.com/office/word/2012/wordml" xmlns:w16cex="http://schemas.microsoft.com/office/word/2018/wordml/cex" xmlns:w16cid="http://schemas.microsoft.com/office/word/2016/wordml/cid" xmlns:w16="http://schemas.microsoft.com/office/word/2018/wordml" xmlns:w16sdtdh="http://schemas.microsoft.com/office/word/2020/wordml/sdtdatahash" xmlns:w16se="http://schemas.microsoft.com/office/word/2015/wordml/symex" mc:Ignorable="w14 w15 w16se w16cid w16 w16cex w16sdtdh">
+<w:styles xmlns:mc="http://schemas.openxmlformats.org/markup-compatibility/2006" xmlns:r="http://schemas.openxmlformats.org/officeDocument/2006/relationships" xmlns:w="http://schemas.openxmlformats.org/wordprocessingml/2006/main" xmlns:w14="http://schemas.microsoft.com/office/word/2010/wordml" xmlns:w15="http://schemas.microsoft.com/office/word/2012/wordml" xmlns:w16cex="http://schemas.microsoft.com/office/word/2018/wordml/cex" xmlns:w16cid="http://schemas.microsoft.com/office/word/2016/wordml/cid" xmlns:w16="http://schemas.microsoft.com/office/word/2018/wordml" xmlns:w16du="http://schemas.microsoft.com/office/word/2023/wordml/word16du" xmlns:w16sdtdh="http://schemas.microsoft.com/office/word/2020/wordml/sdtdatahash" xmlns:w16sdtfl="http://schemas.microsoft.com/office/word/2024/wordml/sdtformatlock" xmlns:w16se="http://schemas.microsoft.com/office/word/2015/wordml/symex" mc:Ignorable="w14 w15 w16se w16cid w16 w16cex w16sdtdh w16sdtfl w16du">
   <w:docDefaults>
     <w:rPrDefault>
       <w:rPr>
@@ -2594,6 +2581,7 @@
   <w:style w:type="character" w:default="1" w:styleId="Fuentedeprrafopredeter">
     <w:name w:val="Default Paragraph Font"/>
     <w:uiPriority w:val="1"/>
+    <w:semiHidden/>
     <w:unhideWhenUsed/>
   </w:style>
   <w:style w:type="table" w:default="1" w:styleId="Tablanormal">
@@ -3525,7 +3513,7 @@
 </file>
 
 <file path=word/glossary/document.xml><?xml version="1.0" encoding="utf-8"?>
-<w:glossaryDocument xmlns:wpc="http://schemas.microsoft.com/office/word/2010/wordprocessingCanvas" xmlns:cx="http://schemas.microsoft.com/office/drawing/2014/chartex" xmlns:cx1="http://schemas.microsoft.com/office/drawing/2015/9/8/chartex" xmlns:cx2="http://schemas.microsoft.com/office/drawing/2015/10/21/chartex" xmlns:cx3="http://schemas.microsoft.com/office/drawing/2016/5/9/chartex" xmlns:cx4="http://schemas.microsoft.com/office/drawing/2016/5/10/chartex" xmlns:cx5="http://schemas.microsoft.com/office/drawing/2016/5/11/chartex" xmlns:cx6="http://schemas.microsoft.com/office/drawing/2016/5/12/chartex" xmlns:cx7="http://schemas.microsoft.com/office/drawing/2016/5/13/chartex" xmlns:cx8="http://schemas.microsoft.com/office/drawing/2016/5/14/chartex" xmlns:mc="http://schemas.openxmlformats.org/markup-compatibility/2006" xmlns:aink="http://schemas.microsoft.com/office/drawing/2016/ink" xmlns:am3d="http://schemas.microsoft.com/office/drawing/2017/model3d" xmlns:o="urn:schemas-microsoft-com:office:office" xmlns:r="http://schemas.openxmlformats.org/officeDocument/2006/relationships" xmlns:m="http://schemas.openxmlformats.org/officeDocument/2006/math" xmlns:v="urn:schemas-microsoft-com:vml" xmlns:wp14="http://schemas.microsoft.com/office/word/2010/wordprocessingDrawing" xmlns:wp="http://schemas.openxmlformats.org/drawingml/2006/wordprocessingDrawing" xmlns:w10="urn:schemas-microsoft-com:office:word" xmlns:w="http://schemas.openxmlformats.org/wordprocessingml/2006/main" xmlns:w14="http://schemas.microsoft.com/office/word/2010/wordml" xmlns:w15="http://schemas.microsoft.com/office/word/2012/wordml" xmlns:w16cex="http://schemas.microsoft.com/office/word/2018/wordml/cex" xmlns:w16cid="http://schemas.microsoft.com/office/word/2016/wordml/cid" xmlns:w16="http://schemas.microsoft.com/office/word/2018/wordml" xmlns:w16sdtdh="http://schemas.microsoft.com/office/word/2020/wordml/sdtdatahash" xmlns:w16se="http://schemas.microsoft.com/office/word/2015/wordml/symex" xmlns:wpg="http://schemas.microsoft.com/office/word/2010/wordprocessingGroup" xmlns:wpi="http://schemas.microsoft.com/office/word/2010/wordprocessingInk" xmlns:wne="http://schemas.microsoft.com/office/word/2006/wordml" xmlns:wps="http://schemas.microsoft.com/office/word/2010/wordprocessingShape" mc:Ignorable="w14 w15 w16se w16cid w16 w16cex w16sdtdh wp14">
+<w:glossaryDocument xmlns:wpc="http://schemas.microsoft.com/office/word/2010/wordprocessingCanvas" xmlns:cx="http://schemas.microsoft.com/office/drawing/2014/chartex" xmlns:cx1="http://schemas.microsoft.com/office/drawing/2015/9/8/chartex" xmlns:cx2="http://schemas.microsoft.com/office/drawing/2015/10/21/chartex" xmlns:cx3="http://schemas.microsoft.com/office/drawing/2016/5/9/chartex" xmlns:cx4="http://schemas.microsoft.com/office/drawing/2016/5/10/chartex" xmlns:cx5="http://schemas.microsoft.com/office/drawing/2016/5/11/chartex" xmlns:cx6="http://schemas.microsoft.com/office/drawing/2016/5/12/chartex" xmlns:cx7="http://schemas.microsoft.com/office/drawing/2016/5/13/chartex" xmlns:cx8="http://schemas.microsoft.com/office/drawing/2016/5/14/chartex" xmlns:mc="http://schemas.openxmlformats.org/markup-compatibility/2006" xmlns:aink="http://schemas.microsoft.com/office/drawing/2016/ink" xmlns:am3d="http://schemas.microsoft.com/office/drawing/2017/model3d" xmlns:o="urn:schemas-microsoft-com:office:office" xmlns:oel="http://schemas.microsoft.com/office/2019/extlst" xmlns:r="http://schemas.openxmlformats.org/officeDocument/2006/relationships" xmlns:m="http://schemas.openxmlformats.org/officeDocument/2006/math" xmlns:v="urn:schemas-microsoft-com:vml" xmlns:wp14="http://schemas.microsoft.com/office/word/2010/wordprocessingDrawing" xmlns:wp="http://schemas.openxmlformats.org/drawingml/2006/wordprocessingDrawing" xmlns:w10="urn:schemas-microsoft-com:office:word" xmlns:w="http://schemas.openxmlformats.org/wordprocessingml/2006/main" xmlns:w14="http://schemas.microsoft.com/office/word/2010/wordml" xmlns:w15="http://schemas.microsoft.com/office/word/2012/wordml" xmlns:w16cex="http://schemas.microsoft.com/office/word/2018/wordml/cex" xmlns:w16cid="http://schemas.microsoft.com/office/word/2016/wordml/cid" xmlns:w16="http://schemas.microsoft.com/office/word/2018/wordml" xmlns:w16du="http://schemas.microsoft.com/office/word/2023/wordml/word16du" xmlns:w16sdtdh="http://schemas.microsoft.com/office/word/2020/wordml/sdtdatahash" xmlns:w16sdtfl="http://schemas.microsoft.com/office/word/2024/wordml/sdtformatlock" xmlns:w16se="http://schemas.microsoft.com/office/word/2015/wordml/symex" xmlns:wpg="http://schemas.microsoft.com/office/word/2010/wordprocessingGroup" xmlns:wpi="http://schemas.microsoft.com/office/word/2010/wordprocessingInk" xmlns:wne="http://schemas.microsoft.com/office/word/2006/wordml" xmlns:wps="http://schemas.microsoft.com/office/word/2010/wordprocessingShape" mc:Ignorable="w14 w15 w16se w16cid w16 w16cex w16sdtdh w16sdtfl w16du wp14">
   <w:docParts>
     <w:docPart>
       <w:docPartPr>
@@ -3559,11 +3547,11 @@
 </file>
 
 <file path=word/glossary/fontTable.xml><?xml version="1.0" encoding="utf-8"?>
-<w:fonts xmlns:mc="http://schemas.openxmlformats.org/markup-compatibility/2006" xmlns:r="http://schemas.openxmlformats.org/officeDocument/2006/relationships" xmlns:w="http://schemas.openxmlformats.org/wordprocessingml/2006/main" xmlns:w14="http://schemas.microsoft.com/office/word/2010/wordml" xmlns:w15="http://schemas.microsoft.com/office/word/2012/wordml" xmlns:w16cex="http://schemas.microsoft.com/office/word/2018/wordml/cex" xmlns:w16cid="http://schemas.microsoft.com/office/word/2016/wordml/cid" xmlns:w16="http://schemas.microsoft.com/office/word/2018/wordml" xmlns:w16sdtdh="http://schemas.microsoft.com/office/word/2020/wordml/sdtdatahash" xmlns:w16se="http://schemas.microsoft.com/office/word/2015/wordml/symex" mc:Ignorable="w14 w15 w16se w16cid w16 w16cex w16sdtdh">
+<w:fonts xmlns:mc="http://schemas.openxmlformats.org/markup-compatibility/2006" xmlns:r="http://schemas.openxmlformats.org/officeDocument/2006/relationships" xmlns:w="http://schemas.openxmlformats.org/wordprocessingml/2006/main" xmlns:w14="http://schemas.microsoft.com/office/word/2010/wordml" xmlns:w15="http://schemas.microsoft.com/office/word/2012/wordml" xmlns:w16cex="http://schemas.microsoft.com/office/word/2018/wordml/cex" xmlns:w16cid="http://schemas.microsoft.com/office/word/2016/wordml/cid" xmlns:w16="http://schemas.microsoft.com/office/word/2018/wordml" xmlns:w16du="http://schemas.microsoft.com/office/word/2023/wordml/word16du" xmlns:w16sdtdh="http://schemas.microsoft.com/office/word/2020/wordml/sdtdatahash" xmlns:w16sdtfl="http://schemas.microsoft.com/office/word/2024/wordml/sdtformatlock" xmlns:w16se="http://schemas.microsoft.com/office/word/2015/wordml/symex" mc:Ignorable="w14 w15 w16se w16cid w16 w16cex w16sdtdh w16sdtfl w16du">
   <w:font w:name="Symbol">
     <w:panose1 w:val="05050102010706020507"/>
     <w:charset w:val="02"/>
-    <w:family w:val="roman"/>
+    <w:family w:val="decorative"/>
     <w:pitch w:val="variable"/>
     <w:sig w:usb0="00000000" w:usb1="10000000" w:usb2="00000000" w:usb3="00000000" w:csb0="80000000" w:csb1="00000000"/>
   </w:font>
@@ -3593,7 +3581,7 @@
     <w:charset w:val="00"/>
     <w:family w:val="swiss"/>
     <w:pitch w:val="variable"/>
-    <w:sig w:usb0="E4002EFF" w:usb1="C200247B" w:usb2="00000009" w:usb3="00000000" w:csb0="000001FF" w:csb1="00000000"/>
+    <w:sig w:usb0="E0002AFF" w:usb1="C000247B" w:usb2="00000009" w:usb3="00000000" w:csb0="000001FF" w:csb1="00000000"/>
   </w:font>
   <w:font w:name="Arial">
     <w:panose1 w:val="020B0604020202020204"/>
@@ -3622,19 +3610,34 @@
     <w:charset w:val="00"/>
     <w:family w:val="swiss"/>
     <w:pitch w:val="variable"/>
-    <w:sig w:usb0="E4002EFF" w:usb1="C200247B" w:usb2="00000009" w:usb3="00000000" w:csb0="000001FF" w:csb1="00000000"/>
+    <w:sig w:usb0="E0002AFF" w:usb1="C000247B" w:usb2="00000009" w:usb3="00000000" w:csb0="000001FF" w:csb1="00000000"/>
   </w:font>
   <w:font w:name="Yu Mincho">
+    <w:panose1 w:val="02020400000000000000"/>
     <w:charset w:val="80"/>
     <w:family w:val="roman"/>
     <w:pitch w:val="variable"/>
     <w:sig w:usb0="800002E7" w:usb1="2AC7FCFF" w:usb2="00000012" w:usb3="00000000" w:csb0="0002009F" w:csb1="00000000"/>
   </w:font>
+  <w:font w:name="Aptos">
+    <w:panose1 w:val="020B0004020202020204"/>
+    <w:charset w:val="00"/>
+    <w:family w:val="swiss"/>
+    <w:pitch w:val="variable"/>
+    <w:sig w:usb0="20000287" w:usb1="00000003" w:usb2="00000000" w:usb3="00000000" w:csb0="0000019F" w:csb1="00000000"/>
+  </w:font>
+  <w:font w:name="Aptos Display">
+    <w:panose1 w:val="020B0004020202020204"/>
+    <w:charset w:val="00"/>
+    <w:family w:val="swiss"/>
+    <w:pitch w:val="variable"/>
+    <w:sig w:usb0="20000287" w:usb1="00000003" w:usb2="00000000" w:usb3="00000000" w:csb0="0000019F" w:csb1="00000000"/>
+  </w:font>
 </w:fonts>
 </file>
 
 <file path=word/glossary/settings.xml><?xml version="1.0" encoding="utf-8"?>
-<w:settings xmlns:mc="http://schemas.openxmlformats.org/markup-compatibility/2006" xmlns:o="urn:schemas-microsoft-com:office:office" xmlns:r="http://schemas.openxmlformats.org/officeDocument/2006/relationships" xmlns:m="http://schemas.openxmlformats.org/officeDocument/2006/math" xmlns:v="urn:schemas-microsoft-com:vml" xmlns:w10="urn:schemas-microsoft-com:office:word" xmlns:w="http://schemas.openxmlformats.org/wordprocessingml/2006/main" xmlns:w14="http://schemas.microsoft.com/office/word/2010/wordml" xmlns:w15="http://schemas.microsoft.com/office/word/2012/wordml" xmlns:w16cex="http://schemas.microsoft.com/office/word/2018/wordml/cex" xmlns:w16cid="http://schemas.microsoft.com/office/word/2016/wordml/cid" xmlns:w16="http://schemas.microsoft.com/office/word/2018/wordml" xmlns:w16sdtdh="http://schemas.microsoft.com/office/word/2020/wordml/sdtdatahash" xmlns:w16se="http://schemas.microsoft.com/office/word/2015/wordml/symex" xmlns:sl="http://schemas.openxmlformats.org/schemaLibrary/2006/main" mc:Ignorable="w14 w15 w16se w16cid w16 w16cex w16sdtdh">
+<w:settings xmlns:mc="http://schemas.openxmlformats.org/markup-compatibility/2006" xmlns:o="urn:schemas-microsoft-com:office:office" xmlns:r="http://schemas.openxmlformats.org/officeDocument/2006/relationships" xmlns:m="http://schemas.openxmlformats.org/officeDocument/2006/math" xmlns:v="urn:schemas-microsoft-com:vml" xmlns:w10="urn:schemas-microsoft-com:office:word" xmlns:w="http://schemas.openxmlformats.org/wordprocessingml/2006/main" xmlns:w14="http://schemas.microsoft.com/office/word/2010/wordml" xmlns:w15="http://schemas.microsoft.com/office/word/2012/wordml" xmlns:w16cex="http://schemas.microsoft.com/office/word/2018/wordml/cex" xmlns:w16cid="http://schemas.microsoft.com/office/word/2016/wordml/cid" xmlns:w16="http://schemas.microsoft.com/office/word/2018/wordml" xmlns:w16du="http://schemas.microsoft.com/office/word/2023/wordml/word16du" xmlns:w16sdtdh="http://schemas.microsoft.com/office/word/2020/wordml/sdtdatahash" xmlns:w16sdtfl="http://schemas.microsoft.com/office/word/2024/wordml/sdtformatlock" xmlns:w16se="http://schemas.microsoft.com/office/word/2015/wordml/symex" xmlns:sl="http://schemas.openxmlformats.org/schemaLibrary/2006/main" mc:Ignorable="w14 w15 w16se w16cid w16 w16cex w16sdtdh w16sdtfl w16du">
   <w:view w:val="normal"/>
   <w:defaultTabStop w:val="708"/>
   <w:hyphenationZone w:val="425"/>
@@ -3674,8 +3677,10 @@
     <w:rsid w:val="004E74F6"/>
     <w:rsid w:val="004F23EA"/>
     <w:rsid w:val="005A5BEE"/>
+    <w:rsid w:val="006B002E"/>
     <w:rsid w:val="006D0020"/>
     <w:rsid w:val="006D29C6"/>
+    <w:rsid w:val="006E6C32"/>
     <w:rsid w:val="00700D70"/>
     <w:rsid w:val="0077239B"/>
     <w:rsid w:val="007F3532"/>
@@ -3719,14 +3724,14 @@
   </m:mathPr>
   <w:themeFontLang w:val="es-EC"/>
   <w:clrSchemeMapping w:bg1="light1" w:t1="dark1" w:bg2="light2" w:t2="dark2" w:accent1="accent1" w:accent2="accent2" w:accent3="accent3" w:accent4="accent4" w:accent5="accent5" w:accent6="accent6" w:hyperlink="hyperlink" w:followedHyperlink="followedHyperlink"/>
-  <w:decimalSymbol w:val="."/>
+  <w:decimalSymbol w:val=","/>
   <w:listSeparator w:val=";"/>
   <w15:chartTrackingRefBased/>
 </w:settings>
 </file>
 
 <file path=word/glossary/styles.xml><?xml version="1.0" encoding="utf-8"?>
-<w:styles xmlns:mc="http://schemas.openxmlformats.org/markup-compatibility/2006" xmlns:r="http://schemas.openxmlformats.org/officeDocument/2006/relationships" xmlns:w="http://schemas.openxmlformats.org/wordprocessingml/2006/main" xmlns:w14="http://schemas.microsoft.com/office/word/2010/wordml" xmlns:w15="http://schemas.microsoft.com/office/word/2012/wordml" xmlns:w16cex="http://schemas.microsoft.com/office/word/2018/wordml/cex" xmlns:w16cid="http://schemas.microsoft.com/office/word/2016/wordml/cid" xmlns:w16="http://schemas.microsoft.com/office/word/2018/wordml" xmlns:w16sdtdh="http://schemas.microsoft.com/office/word/2020/wordml/sdtdatahash" xmlns:w16se="http://schemas.microsoft.com/office/word/2015/wordml/symex" mc:Ignorable="w14 w15 w16se w16cid w16 w16cex w16sdtdh">
+<w:styles xmlns:mc="http://schemas.openxmlformats.org/markup-compatibility/2006" xmlns:r="http://schemas.openxmlformats.org/officeDocument/2006/relationships" xmlns:w="http://schemas.openxmlformats.org/wordprocessingml/2006/main" xmlns:w14="http://schemas.microsoft.com/office/word/2010/wordml" xmlns:w15="http://schemas.microsoft.com/office/word/2012/wordml" xmlns:w16cex="http://schemas.microsoft.com/office/word/2018/wordml/cex" xmlns:w16cid="http://schemas.microsoft.com/office/word/2016/wordml/cid" xmlns:w16="http://schemas.microsoft.com/office/word/2018/wordml" xmlns:w16du="http://schemas.microsoft.com/office/word/2023/wordml/word16du" xmlns:w16sdtdh="http://schemas.microsoft.com/office/word/2020/wordml/sdtdatahash" xmlns:w16sdtfl="http://schemas.microsoft.com/office/word/2024/wordml/sdtformatlock" xmlns:w16se="http://schemas.microsoft.com/office/word/2015/wordml/symex" mc:Ignorable="w14 w15 w16se w16cid w16 w16cex w16sdtdh w16sdtfl w16du">
   <w:docDefaults>
     <w:rPrDefault>
       <w:rPr>
@@ -4163,65 +4168,11 @@
       <w:color w:val="666666"/>
     </w:rPr>
   </w:style>
-  <w:style w:type="paragraph" w:customStyle="1" w:styleId="D08C73F1A08528468C279FD4254F72C4">
-    <w:name w:val="D08C73F1A08528468C279FD4254F72C4"/>
-    <w:rsid w:val="002F4909"/>
-  </w:style>
-  <w:style w:type="paragraph" w:customStyle="1" w:styleId="7D1A664E5C2F7B44A820ACFA70B44BB5">
-    <w:name w:val="7D1A664E5C2F7B44A820ACFA70B44BB5"/>
-    <w:rsid w:val="00DF55B8"/>
-  </w:style>
-  <w:style w:type="paragraph" w:customStyle="1" w:styleId="68D81DFFF1D345D0A0193F64226A02DC">
-    <w:name w:val="68D81DFFF1D345D0A0193F64226A02DC"/>
-    <w:rsid w:val="007F3532"/>
-    <w:pPr>
-      <w:spacing w:line="259" w:lineRule="auto"/>
-    </w:pPr>
-    <w:rPr>
-      <w:kern w:val="0"/>
-      <w:sz w:val="22"/>
-      <w:szCs w:val="22"/>
-      <w:lang w:val="es-PE" w:eastAsia="es-PE"/>
-      <w14:ligatures w14:val="none"/>
-    </w:rPr>
-  </w:style>
-  <w:style w:type="paragraph" w:customStyle="1" w:styleId="E9E7F7C92955490DB7657F94DD29336C">
-    <w:name w:val="E9E7F7C92955490DB7657F94DD29336C"/>
-    <w:rsid w:val="007F3532"/>
-    <w:pPr>
-      <w:spacing w:line="259" w:lineRule="auto"/>
-    </w:pPr>
-    <w:rPr>
-      <w:kern w:val="0"/>
-      <w:sz w:val="22"/>
-      <w:szCs w:val="22"/>
-      <w:lang w:val="es-PE" w:eastAsia="es-PE"/>
-      <w14:ligatures w14:val="none"/>
-    </w:rPr>
-  </w:style>
-  <w:style w:type="paragraph" w:customStyle="1" w:styleId="800B21000C8443E1A619727CC725D260">
-    <w:name w:val="800B21000C8443E1A619727CC725D260"/>
-    <w:rsid w:val="007F3532"/>
-    <w:pPr>
-      <w:spacing w:line="259" w:lineRule="auto"/>
-    </w:pPr>
-    <w:rPr>
-      <w:kern w:val="0"/>
-      <w:sz w:val="22"/>
-      <w:szCs w:val="22"/>
-      <w:lang w:val="es-PE" w:eastAsia="es-PE"/>
-      <w14:ligatures w14:val="none"/>
-    </w:rPr>
-  </w:style>
-  <w:style w:type="paragraph" w:customStyle="1" w:styleId="F3B23AE87486E744A6B8FE577F4973A0">
-    <w:name w:val="F3B23AE87486E744A6B8FE577F4973A0"/>
-    <w:rsid w:val="001F051B"/>
-  </w:style>
 </w:styles>
 </file>
 
 <file path=word/glossary/webSettings.xml><?xml version="1.0" encoding="utf-8"?>
-<w:webSettings xmlns:mc="http://schemas.openxmlformats.org/markup-compatibility/2006" xmlns:r="http://schemas.openxmlformats.org/officeDocument/2006/relationships" xmlns:w="http://schemas.openxmlformats.org/wordprocessingml/2006/main" xmlns:w14="http://schemas.microsoft.com/office/word/2010/wordml" xmlns:w15="http://schemas.microsoft.com/office/word/2012/wordml" xmlns:w16cex="http://schemas.microsoft.com/office/word/2018/wordml/cex" xmlns:w16cid="http://schemas.microsoft.com/office/word/2016/wordml/cid" xmlns:w16="http://schemas.microsoft.com/office/word/2018/wordml" xmlns:w16sdtdh="http://schemas.microsoft.com/office/word/2020/wordml/sdtdatahash" xmlns:w16se="http://schemas.microsoft.com/office/word/2015/wordml/symex" mc:Ignorable="w14 w15 w16se w16cid w16 w16cex w16sdtdh">
+<w:webSettings xmlns:mc="http://schemas.openxmlformats.org/markup-compatibility/2006" xmlns:r="http://schemas.openxmlformats.org/officeDocument/2006/relationships" xmlns:w="http://schemas.openxmlformats.org/wordprocessingml/2006/main" xmlns:w14="http://schemas.microsoft.com/office/word/2010/wordml" xmlns:w15="http://schemas.microsoft.com/office/word/2012/wordml" xmlns:w16cex="http://schemas.microsoft.com/office/word/2018/wordml/cex" xmlns:w16cid="http://schemas.microsoft.com/office/word/2016/wordml/cid" xmlns:w16="http://schemas.microsoft.com/office/word/2018/wordml" xmlns:w16du="http://schemas.microsoft.com/office/word/2023/wordml/word16du" xmlns:w16sdtdh="http://schemas.microsoft.com/office/word/2020/wordml/sdtdatahash" xmlns:w16sdtfl="http://schemas.microsoft.com/office/word/2024/wordml/sdtformatlock" xmlns:w16se="http://schemas.microsoft.com/office/word/2015/wordml/symex" mc:Ignorable="w14 w15 w16se w16cid w16 w16cex w16sdtdh w16sdtfl w16du">
   <w:optimizeForBrowser/>
   <w:allowPNG/>
 </w:webSettings>
@@ -4606,24 +4557,10 @@
 </file>
 
 <file path=customXml/item1.xml><?xml version="1.0" encoding="utf-8"?>
-<?mso-contentType ?>
-<FormTemplates xmlns="http://schemas.microsoft.com/sharepoint/v3/contenttype/forms">
-  <Display>DocumentLibraryForm</Display>
-  <Edit>DocumentLibraryForm</Edit>
-  <New>DocumentLibraryForm</New>
-</FormTemplates>
+<b:Sources xmlns:b="http://schemas.openxmlformats.org/officeDocument/2006/bibliography" xmlns="http://schemas.openxmlformats.org/officeDocument/2006/bibliography" SelectedStyle="/APASixthEditionOfficeOnline.xsl" StyleName="APA" Version="6"/>
 </file>
 
 <file path=customXml/item2.xml><?xml version="1.0" encoding="utf-8"?>
-<p:properties xmlns:p="http://schemas.microsoft.com/office/2006/metadata/properties" xmlns:xsi="http://www.w3.org/2001/XMLSchema-instance" xmlns:pc="http://schemas.microsoft.com/office/infopath/2007/PartnerControls">
-  <documentManagement>
-    <Nro xmlns="e62bc30b-b884-4ee1-b0ab-e2e35dfacfd5">0</Nro>
-    <Unidad xmlns="e62bc30b-b884-4ee1-b0ab-e2e35dfacfd5" xsi:nil="true"/>
-  </documentManagement>
-</p:properties>
-</file>
-
-<file path=customXml/item3.xml><?xml version="1.0" encoding="utf-8"?>
 <ct:contentTypeSchema xmlns:ct="http://schemas.microsoft.com/office/2006/metadata/contentType" xmlns:ma="http://schemas.microsoft.com/office/2006/metadata/properties/metaAttributes" ct:_="" ma:_="" ma:contentTypeName="Documento" ma:contentTypeID="0x01010006ACA7DB3593B24E887290A71F51A18F" ma:contentTypeVersion="10" ma:contentTypeDescription="Crear nuevo documento." ma:contentTypeScope="" ma:versionID="5fde8b866a40f115df17144418c3774a">
   <xsd:schema xmlns:xsd="http://www.w3.org/2001/XMLSchema" xmlns:xs="http://www.w3.org/2001/XMLSchema" xmlns:p="http://schemas.microsoft.com/office/2006/metadata/properties" xmlns:ns2="e62bc30b-b884-4ee1-b0ab-e2e35dfacfd5" targetNamespace="http://schemas.microsoft.com/office/2006/metadata/properties" ma:root="true" ma:fieldsID="722d0d74b5f1a0e9a135ab2398c17b72" ns2:_="">
     <xsd:import namespace="e62bc30b-b884-4ee1-b0ab-e2e35dfacfd5"/>
@@ -4803,29 +4740,33 @@
 </ct:contentTypeSchema>
 </file>
 
+<file path=customXml/item3.xml><?xml version="1.0" encoding="utf-8"?>
+<p:properties xmlns:p="http://schemas.microsoft.com/office/2006/metadata/properties" xmlns:xsi="http://www.w3.org/2001/XMLSchema-instance" xmlns:pc="http://schemas.microsoft.com/office/infopath/2007/PartnerControls">
+  <documentManagement>
+    <Nro xmlns="e62bc30b-b884-4ee1-b0ab-e2e35dfacfd5">0</Nro>
+    <Unidad xmlns="e62bc30b-b884-4ee1-b0ab-e2e35dfacfd5" xsi:nil="true"/>
+  </documentManagement>
+</p:properties>
+</file>
+
 <file path=customXml/item4.xml><?xml version="1.0" encoding="utf-8"?>
-<b:Sources xmlns:b="http://schemas.openxmlformats.org/officeDocument/2006/bibliography" xmlns="http://schemas.openxmlformats.org/officeDocument/2006/bibliography" SelectedStyle="/APASixthEditionOfficeOnline.xsl" StyleName="APA" Version="6"/>
+<?mso-contentType ?>
+<FormTemplates xmlns="http://schemas.microsoft.com/sharepoint/v3/contenttype/forms">
+  <Display>DocumentLibraryForm</Display>
+  <Edit>DocumentLibraryForm</Edit>
+  <New>DocumentLibraryForm</New>
+</FormTemplates>
 </file>
 
 <file path=customXml/itemProps1.xml><?xml version="1.0" encoding="utf-8"?>
-<ds:datastoreItem xmlns:ds="http://schemas.openxmlformats.org/officeDocument/2006/customXml" ds:itemID="{7E3075BF-FDAF-4D4D-8DC1-23126609A178}">
+<ds:datastoreItem xmlns:ds="http://schemas.openxmlformats.org/officeDocument/2006/customXml" ds:itemID="{BE0E3CBB-9640-C643-97A5-411B9F838128}">
   <ds:schemaRefs>
-    <ds:schemaRef ds:uri="http://schemas.microsoft.com/sharepoint/v3/contenttype/forms"/>
+    <ds:schemaRef ds:uri="http://schemas.openxmlformats.org/officeDocument/2006/bibliography"/>
   </ds:schemaRefs>
 </ds:datastoreItem>
 </file>
 
 <file path=customXml/itemProps2.xml><?xml version="1.0" encoding="utf-8"?>
-<ds:datastoreItem xmlns:ds="http://schemas.openxmlformats.org/officeDocument/2006/customXml" ds:itemID="{DAAF528F-7240-408A-9BF0-E37AC9702D32}">
-  <ds:schemaRefs>
-    <ds:schemaRef ds:uri="http://schemas.microsoft.com/office/2006/metadata/properties"/>
-    <ds:schemaRef ds:uri="http://schemas.microsoft.com/office/infopath/2007/PartnerControls"/>
-    <ds:schemaRef ds:uri="e62bc30b-b884-4ee1-b0ab-e2e35dfacfd5"/>
-  </ds:schemaRefs>
-</ds:datastoreItem>
-</file>
-
-<file path=customXml/itemProps3.xml><?xml version="1.0" encoding="utf-8"?>
 <ds:datastoreItem xmlns:ds="http://schemas.openxmlformats.org/officeDocument/2006/customXml" ds:itemID="{BB19413B-A659-4239-B251-6BE967D5DACB}">
   <ds:schemaRefs>
     <ds:schemaRef ds:uri="http://schemas.microsoft.com/office/2006/metadata/contentType"/>
@@ -4843,10 +4784,20 @@
 </ds:datastoreItem>
 </file>
 
+<file path=customXml/itemProps3.xml><?xml version="1.0" encoding="utf-8"?>
+<ds:datastoreItem xmlns:ds="http://schemas.openxmlformats.org/officeDocument/2006/customXml" ds:itemID="{DAAF528F-7240-408A-9BF0-E37AC9702D32}">
+  <ds:schemaRefs>
+    <ds:schemaRef ds:uri="http://schemas.microsoft.com/office/2006/metadata/properties"/>
+    <ds:schemaRef ds:uri="http://schemas.microsoft.com/office/infopath/2007/PartnerControls"/>
+    <ds:schemaRef ds:uri="e62bc30b-b884-4ee1-b0ab-e2e35dfacfd5"/>
+  </ds:schemaRefs>
+</ds:datastoreItem>
+</file>
+
 <file path=customXml/itemProps4.xml><?xml version="1.0" encoding="utf-8"?>
-<ds:datastoreItem xmlns:ds="http://schemas.openxmlformats.org/officeDocument/2006/customXml" ds:itemID="{BE0E3CBB-9640-C643-97A5-411B9F838128}">
+<ds:datastoreItem xmlns:ds="http://schemas.openxmlformats.org/officeDocument/2006/customXml" ds:itemID="{7E3075BF-FDAF-4D4D-8DC1-23126609A178}">
   <ds:schemaRefs>
-    <ds:schemaRef ds:uri="http://schemas.openxmlformats.org/officeDocument/2006/bibliography"/>
+    <ds:schemaRef ds:uri="http://schemas.microsoft.com/sharepoint/v3/contenttype/forms"/>
   </ds:schemaRefs>
 </ds:datastoreItem>
 </file>
--- a/TP4/TP4_Programacion_Grupo3.docx
+++ b/TP4/TP4_Programacion_Grupo3.docx
@@ -1,6 +1,6 @@
 
 <file path=word/document.xml><?xml version="1.0" encoding="utf-8"?>
-<w:document xmlns:wpc="http://schemas.microsoft.com/office/word/2010/wordprocessingCanvas" xmlns:cx="http://schemas.microsoft.com/office/drawing/2014/chartex" xmlns:cx1="http://schemas.microsoft.com/office/drawing/2015/9/8/chartex" xmlns:cx2="http://schemas.microsoft.com/office/drawing/2015/10/21/chartex" xmlns:cx3="http://schemas.microsoft.com/office/drawing/2016/5/9/chartex" xmlns:cx4="http://schemas.microsoft.com/office/drawing/2016/5/10/chartex" xmlns:cx5="http://schemas.microsoft.com/office/drawing/2016/5/11/chartex" xmlns:cx6="http://schemas.microsoft.com/office/drawing/2016/5/12/chartex" xmlns:cx7="http://schemas.microsoft.com/office/drawing/2016/5/13/chartex" xmlns:cx8="http://schemas.microsoft.com/office/drawing/2016/5/14/chartex" xmlns:mc="http://schemas.openxmlformats.org/markup-compatibility/2006" xmlns:aink="http://schemas.microsoft.com/office/drawing/2016/ink" xmlns:am3d="http://schemas.microsoft.com/office/drawing/2017/model3d" xmlns:o="urn:schemas-microsoft-com:office:office" xmlns:oel="http://schemas.microsoft.com/office/2019/extlst" xmlns:r="http://schemas.openxmlformats.org/officeDocument/2006/relationships" xmlns:m="http://schemas.openxmlformats.org/officeDocument/2006/math" xmlns:v="urn:schemas-microsoft-com:vml" xmlns:wp14="http://schemas.microsoft.com/office/word/2010/wordprocessingDrawing" xmlns:wp="http://schemas.openxmlformats.org/drawingml/2006/wordprocessingDrawing" xmlns:w10="urn:schemas-microsoft-com:office:word" xmlns:w="http://schemas.openxmlformats.org/wordprocessingml/2006/main" xmlns:w14="http://schemas.microsoft.com/office/word/2010/wordml" xmlns:w15="http://schemas.microsoft.com/office/word/2012/wordml" xmlns:w16cex="http://schemas.microsoft.com/office/word/2018/wordml/cex" xmlns:w16cid="http://schemas.microsoft.com/office/word/2016/wordml/cid" xmlns:w16="http://schemas.microsoft.com/office/word/2018/wordml" xmlns:w16du="http://schemas.microsoft.com/office/word/2023/wordml/word16du" xmlns:w16sdtdh="http://schemas.microsoft.com/office/word/2020/wordml/sdtdatahash" xmlns:w16sdtfl="http://schemas.microsoft.com/office/word/2024/wordml/sdtformatlock" xmlns:w16se="http://schemas.microsoft.com/office/word/2015/wordml/symex" xmlns:wpg="http://schemas.microsoft.com/office/word/2010/wordprocessingGroup" xmlns:wpi="http://schemas.microsoft.com/office/word/2010/wordprocessingInk" xmlns:wne="http://schemas.microsoft.com/office/word/2006/wordml" xmlns:wps="http://schemas.microsoft.com/office/word/2010/wordprocessingShape" mc:Ignorable="w14 w15 w16se w16cid w16 w16cex w16sdtdh w16sdtfl w16du wp14">
+<w:document xmlns:wpc="http://schemas.microsoft.com/office/word/2010/wordprocessingCanvas" xmlns:cx="http://schemas.microsoft.com/office/drawing/2014/chartex" xmlns:cx1="http://schemas.microsoft.com/office/drawing/2015/9/8/chartex" xmlns:cx2="http://schemas.microsoft.com/office/drawing/2015/10/21/chartex" xmlns:cx3="http://schemas.microsoft.com/office/drawing/2016/5/9/chartex" xmlns:cx4="http://schemas.microsoft.com/office/drawing/2016/5/10/chartex" xmlns:cx5="http://schemas.microsoft.com/office/drawing/2016/5/11/chartex" xmlns:cx6="http://schemas.microsoft.com/office/drawing/2016/5/12/chartex" xmlns:cx7="http://schemas.microsoft.com/office/drawing/2016/5/13/chartex" xmlns:cx8="http://schemas.microsoft.com/office/drawing/2016/5/14/chartex" xmlns:mc="http://schemas.openxmlformats.org/markup-compatibility/2006" xmlns:aink="http://schemas.microsoft.com/office/drawing/2016/ink" xmlns:am3d="http://schemas.microsoft.com/office/drawing/2017/model3d" xmlns:o="urn:schemas-microsoft-com:office:office" xmlns:r="http://schemas.openxmlformats.org/officeDocument/2006/relationships" xmlns:m="http://schemas.openxmlformats.org/officeDocument/2006/math" xmlns:v="urn:schemas-microsoft-com:vml" xmlns:wp14="http://schemas.microsoft.com/office/word/2010/wordprocessingDrawing" xmlns:wp="http://schemas.openxmlformats.org/drawingml/2006/wordprocessingDrawing" xmlns:w10="urn:schemas-microsoft-com:office:word" xmlns:w="http://schemas.openxmlformats.org/wordprocessingml/2006/main" xmlns:w14="http://schemas.microsoft.com/office/word/2010/wordml" xmlns:w15="http://schemas.microsoft.com/office/word/2012/wordml" xmlns:w16cex="http://schemas.microsoft.com/office/word/2018/wordml/cex" xmlns:w16cid="http://schemas.microsoft.com/office/word/2016/wordml/cid" xmlns:w16="http://schemas.microsoft.com/office/word/2018/wordml" xmlns:w16sdtdh="http://schemas.microsoft.com/office/word/2020/wordml/sdtdatahash" xmlns:w16se="http://schemas.microsoft.com/office/word/2015/wordml/symex" xmlns:wpg="http://schemas.microsoft.com/office/word/2010/wordprocessingGroup" xmlns:wpi="http://schemas.microsoft.com/office/word/2010/wordprocessingInk" xmlns:wne="http://schemas.microsoft.com/office/word/2006/wordml" xmlns:wps="http://schemas.microsoft.com/office/word/2010/wordprocessingShape" mc:Ignorable="w14 w15 w16se w16cid w16 w16cex w16sdtdh wp14">
   <w:body>
     <w:p>
       <w:pPr>
@@ -19,6 +19,8 @@
           <w:lang w:val="es-ES_tradnl"/>
         </w:rPr>
       </w:pPr>
+      <w:bookmarkStart w:id="0" w:name="_Hlk238814544"/>
+      <w:bookmarkEnd w:id="0"/>
       <w:r>
         <w:rPr>
           <w:rFonts w:eastAsiaTheme="majorEastAsia" w:cs="Times New Roman"/>
@@ -674,11 +676,828 @@
       </w:r>
     </w:p>
     <w:p>
-      <w:pPr>
-        <w:rPr>
+      <w:r>
+        <w:t xml:space="preserve">Con el fin de validar de </w:t>
+      </w:r>
+      <w:r>
+        <w:t>forma</w:t>
+      </w:r>
+      <w:r>
+        <w:t xml:space="preserve"> rigurosa la elección de la penalidad óptima, la base de datos se dividió previamente en un conjunto de entrenamiento y uno de testeo, de modo que el </w:t>
+      </w:r>
+      <w:proofErr w:type="spellStart"/>
+      <w:r>
+        <w:t>hiperparámetro</w:t>
+      </w:r>
+      <w:proofErr w:type="spellEnd"/>
+      <w:r>
+        <w:t xml:space="preserve"> λ fuera seleccionado mediante validación cruzada utilizando exclusivamente los datos de entrenamiento, sin ningún tipo de contacto con el conjunto de testeo. Una vez confirmado que el valor de λ seleccionado generaliza adecuadamente a datos no utilizados durante el ajuste, se optó por reestimar los modelos finales utilizando la totalidad de la base disponible, ya que esto permite obtener coeficientes más precisos y estables sin comprometer la validez del proceso de selección, que ya había sido realizado de forma honesta sobre el conjunto de entrenamiento.</w:t>
+      </w:r>
+    </w:p>
+    <w:p>
+      <w:pPr>
+        <w:pStyle w:val="Descripcin"/>
+        <w:keepNext/>
+      </w:pPr>
+      <w:r>
+        <w:rPr>
+          <w:noProof/>
           <w:lang w:val="es-US"/>
         </w:rPr>
-      </w:pPr>
+        <w:drawing>
+          <wp:anchor distT="0" distB="0" distL="114300" distR="114300" simplePos="0" relativeHeight="251657216" behindDoc="0" locked="0" layoutInCell="1" allowOverlap="1" wp14:anchorId="503F915B" wp14:editId="6DF44020">
+            <wp:simplePos x="0" y="0"/>
+            <wp:positionH relativeFrom="margin">
+              <wp:align>center</wp:align>
+            </wp:positionH>
+            <wp:positionV relativeFrom="paragraph">
+              <wp:posOffset>459210</wp:posOffset>
+            </wp:positionV>
+            <wp:extent cx="4230370" cy="1871345"/>
+            <wp:effectExtent l="0" t="0" r="0" b="0"/>
+            <wp:wrapTopAndBottom/>
+            <wp:docPr id="1" name="Imagen 1"/>
+            <wp:cNvGraphicFramePr>
+              <a:graphicFrameLocks xmlns:a="http://schemas.openxmlformats.org/drawingml/2006/main" noChangeAspect="1"/>
+            </wp:cNvGraphicFramePr>
+            <a:graphic xmlns:a="http://schemas.openxmlformats.org/drawingml/2006/main">
+              <a:graphicData uri="http://schemas.openxmlformats.org/drawingml/2006/picture">
+                <pic:pic xmlns:pic="http://schemas.openxmlformats.org/drawingml/2006/picture">
+                  <pic:nvPicPr>
+                    <pic:cNvPr id="0" name="Picture 1"/>
+                    <pic:cNvPicPr>
+                      <a:picLocks noChangeAspect="1" noChangeArrowheads="1"/>
+                    </pic:cNvPicPr>
+                  </pic:nvPicPr>
+                  <pic:blipFill>
+                    <a:blip r:embed="rId14" cstate="print">
+                      <a:extLst>
+                        <a:ext uri="{28A0092B-C50C-407E-A947-70E740481C1C}">
+                          <a14:useLocalDpi xmlns:a14="http://schemas.microsoft.com/office/drawing/2010/main" val="0"/>
+                        </a:ext>
+                      </a:extLst>
+                    </a:blip>
+                    <a:srcRect/>
+                    <a:stretch>
+                      <a:fillRect/>
+                    </a:stretch>
+                  </pic:blipFill>
+                  <pic:spPr bwMode="auto">
+                    <a:xfrm>
+                      <a:off x="0" y="0"/>
+                      <a:ext cx="4230370" cy="1871345"/>
+                    </a:xfrm>
+                    <a:prstGeom prst="rect">
+                      <a:avLst/>
+                    </a:prstGeom>
+                    <a:noFill/>
+                    <a:ln>
+                      <a:noFill/>
+                    </a:ln>
+                  </pic:spPr>
+                </pic:pic>
+              </a:graphicData>
+            </a:graphic>
+            <wp14:sizeRelH relativeFrom="margin">
+              <wp14:pctWidth>0</wp14:pctWidth>
+            </wp14:sizeRelH>
+            <wp14:sizeRelV relativeFrom="margin">
+              <wp14:pctHeight>0</wp14:pctHeight>
+            </wp14:sizeRelV>
+          </wp:anchor>
+        </w:drawing>
+      </w:r>
+      <w:r>
+        <w:t>Gráfico</w:t>
+      </w:r>
+      <w:r>
+        <w:t xml:space="preserve"> </w:t>
+      </w:r>
+      <w:r>
+        <w:fldChar w:fldCharType="begin"/>
+      </w:r>
+      <w:r>
+        <w:instrText xml:space="preserve"> SEQ Tabla \* ARABIC </w:instrText>
+      </w:r>
+      <w:r>
+        <w:fldChar w:fldCharType="separate"/>
+      </w:r>
+      <w:r>
+        <w:rPr>
+          <w:noProof/>
+        </w:rPr>
+        <w:t>1</w:t>
+      </w:r>
+      <w:r>
+        <w:fldChar w:fldCharType="end"/>
+      </w:r>
+      <w:r>
+        <w:tab/>
+      </w:r>
+      <w:r>
+        <w:br/>
+      </w:r>
+      <w:r>
+        <w:rPr>
+          <w:b w:val="0"/>
+          <w:bCs/>
+          <w:i/>
+          <w:iCs w:val="0"/>
+        </w:rPr>
+        <w:t>Trayectoria de los coeficientes de logit según penalidad (</w:t>
+      </w:r>
+      <w:r>
+        <w:rPr>
+          <w:b w:val="0"/>
+          <w:bCs/>
+        </w:rPr>
+        <w:t>λ</w:t>
+      </w:r>
+      <w:r>
+        <w:rPr>
+          <w:b w:val="0"/>
+          <w:bCs/>
+        </w:rPr>
+        <w:t>)</w:t>
+      </w:r>
+    </w:p>
+    <w:p>
+      <w:pPr>
+        <w:spacing w:line="240" w:lineRule="auto"/>
+        <w:rPr>
+          <w:i/>
+          <w:iCs/>
+          <w:sz w:val="14"/>
+          <w:szCs w:val="16"/>
+          <w:lang w:val="es-US"/>
+        </w:rPr>
+      </w:pPr>
+      <w:r>
+        <w:rPr>
+          <w:i/>
+          <w:iCs/>
+          <w:sz w:val="14"/>
+          <w:szCs w:val="16"/>
+          <w:lang w:val="es-US"/>
+        </w:rPr>
+        <w:t xml:space="preserve">Nota. Elaboración propia con base en la Encuesta Permanente de Hogares del </w:t>
+      </w:r>
+      <w:sdt>
+        <w:sdtPr>
+          <w:rPr>
+            <w:i/>
+            <w:iCs/>
+            <w:sz w:val="14"/>
+            <w:szCs w:val="16"/>
+            <w:lang w:val="es-US"/>
+          </w:rPr>
+          <w:tag w:val="MENDELEY_CITATION_v3_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"/>
+          <w:id w:val="301970020"/>
+          <w:placeholder>
+            <w:docPart w:val="CA38F4C4BD7C48888F04590029A56A15"/>
+          </w:placeholder>
+        </w:sdtPr>
+        <w:sdtContent>
+          <w:r>
+            <w:rPr>
+              <w:i/>
+              <w:iCs/>
+              <w:sz w:val="14"/>
+              <w:szCs w:val="16"/>
+              <w:lang w:val="es-US"/>
+            </w:rPr>
+            <w:t>Instituto Nacional de Estadística y Censos (INDEC, 2026)</w:t>
+          </w:r>
+        </w:sdtContent>
+      </w:sdt>
+      <w:r>
+        <w:rPr>
+          <w:i/>
+          <w:iCs/>
+          <w:sz w:val="14"/>
+          <w:szCs w:val="16"/>
+          <w:lang w:val="es-US"/>
+        </w:rPr>
+        <w:t>.</w:t>
+      </w:r>
+    </w:p>
+    <w:p>
+      <w:pPr>
+        <w:rPr>
+          <w:lang w:val="es-US"/>
+        </w:rPr>
+      </w:pPr>
+      <w:r>
+        <w:rPr>
+          <w:lang w:val="es-US"/>
+        </w:rPr>
+        <w:t xml:space="preserve">El gráfico </w:t>
+      </w:r>
+      <w:r>
+        <w:rPr>
+          <w:lang w:val="es-US"/>
+        </w:rPr>
+        <w:t xml:space="preserve">1 </w:t>
+      </w:r>
+      <w:r>
+        <w:rPr>
+          <w:lang w:val="es-US"/>
+        </w:rPr>
+        <w:t>muestra cómo se comporta cada coeficiente del modelo logit a medida que se incrementa la fuerza de la penalidad, para las dos técnicas de regularización. Con penalidades muy bajas, ambos paneles se ven prácticamente idénticos: los coeficientes son muy similares a los de un logit sin ningún castigo, lo cual es esperable porque una penalidad pequeña apenas influye en la estimación.</w:t>
+      </w:r>
+    </w:p>
+    <w:p>
+      <w:pPr>
+        <w:rPr>
+          <w:lang w:val="es-US"/>
+        </w:rPr>
+      </w:pPr>
+      <w:r>
+        <w:rPr>
+          <w:lang w:val="es-US"/>
+        </w:rPr>
+        <w:t>La diferencia central aparece con penalidades más altas. En el panel de LASSO, se observa que la mayoría de las variables llegan a un coeficiente exactamente igual a cero y se mantienen ahí a partir de cierto punto, lo que significa que el modelo las elimina por completo de la ecuación. En el panel de Ridge, en cambio, los coeficientes se reducen de forma más gradual y pareja entre sí, pero ninguno llega realmente a valer cero, sino que se acercan asintóticamente. Esto confirma el comportamiento típico de cada técnica: LASSO puede usarse para simplificar el modelo descartando variables poco relevantes, mientras que Ridge únicamente modera la influencia de todas las variables sin descartar ninguna del todo.</w:t>
+      </w:r>
+    </w:p>
+    <w:p>
+      <w:pPr>
+        <w:rPr>
+          <w:lang w:val="es-US"/>
+        </w:rPr>
+      </w:pPr>
+      <w:r>
+        <w:rPr>
+          <w:b/>
+          <w:bCs/>
+          <w:noProof/>
+          <w:lang w:val="es-US"/>
+        </w:rPr>
+        <mc:AlternateContent>
+          <mc:Choice Requires="wpg">
+            <w:drawing>
+              <wp:anchor distT="0" distB="0" distL="114300" distR="114300" simplePos="0" relativeHeight="251660288" behindDoc="0" locked="0" layoutInCell="1" allowOverlap="1" wp14:anchorId="5B7723E6" wp14:editId="2D1BEF04">
+                <wp:simplePos x="0" y="0"/>
+                <wp:positionH relativeFrom="margin">
+                  <wp:align>left</wp:align>
+                </wp:positionH>
+                <wp:positionV relativeFrom="paragraph">
+                  <wp:posOffset>504540</wp:posOffset>
+                </wp:positionV>
+                <wp:extent cx="6653142" cy="1885950"/>
+                <wp:effectExtent l="0" t="0" r="0" b="0"/>
+                <wp:wrapTopAndBottom/>
+                <wp:docPr id="5" name="Grupo 5"/>
+                <wp:cNvGraphicFramePr/>
+                <a:graphic xmlns:a="http://schemas.openxmlformats.org/drawingml/2006/main">
+                  <a:graphicData uri="http://schemas.microsoft.com/office/word/2010/wordprocessingGroup">
+                    <wpg:wgp>
+                      <wpg:cNvGrpSpPr/>
+                      <wpg:grpSpPr>
+                        <a:xfrm>
+                          <a:off x="0" y="0"/>
+                          <a:ext cx="6653142" cy="1885950"/>
+                          <a:chOff x="0" y="0"/>
+                          <a:chExt cx="6653142" cy="1885950"/>
+                        </a:xfrm>
+                      </wpg:grpSpPr>
+                      <pic:pic xmlns:pic="http://schemas.openxmlformats.org/drawingml/2006/picture">
+                        <pic:nvPicPr>
+                          <pic:cNvPr id="3" name="Imagen 3"/>
+                          <pic:cNvPicPr>
+                            <a:picLocks noChangeAspect="1"/>
+                          </pic:cNvPicPr>
+                        </pic:nvPicPr>
+                        <pic:blipFill>
+                          <a:blip r:embed="rId15" cstate="print">
+                            <a:extLst>
+                              <a:ext uri="{28A0092B-C50C-407E-A947-70E740481C1C}">
+                                <a14:useLocalDpi xmlns:a14="http://schemas.microsoft.com/office/drawing/2010/main" val="0"/>
+                              </a:ext>
+                            </a:extLst>
+                          </a:blip>
+                          <a:srcRect/>
+                          <a:stretch>
+                            <a:fillRect/>
+                          </a:stretch>
+                        </pic:blipFill>
+                        <pic:spPr bwMode="auto">
+                          <a:xfrm>
+                            <a:off x="0" y="0"/>
+                            <a:ext cx="4257675" cy="1885950"/>
+                          </a:xfrm>
+                          <a:prstGeom prst="rect">
+                            <a:avLst/>
+                          </a:prstGeom>
+                          <a:noFill/>
+                          <a:ln>
+                            <a:noFill/>
+                          </a:ln>
+                        </pic:spPr>
+                      </pic:pic>
+                      <pic:pic xmlns:pic="http://schemas.openxmlformats.org/drawingml/2006/picture">
+                        <pic:nvPicPr>
+                          <pic:cNvPr id="4" name="Imagen 4"/>
+                          <pic:cNvPicPr>
+                            <a:picLocks noChangeAspect="1"/>
+                          </pic:cNvPicPr>
+                        </pic:nvPicPr>
+                        <pic:blipFill>
+                          <a:blip r:embed="rId16" cstate="print">
+                            <a:extLst>
+                              <a:ext uri="{28A0092B-C50C-407E-A947-70E740481C1C}">
+                                <a14:useLocalDpi xmlns:a14="http://schemas.microsoft.com/office/drawing/2010/main" val="0"/>
+                              </a:ext>
+                            </a:extLst>
+                          </a:blip>
+                          <a:srcRect/>
+                          <a:stretch>
+                            <a:fillRect/>
+                          </a:stretch>
+                        </pic:blipFill>
+                        <pic:spPr bwMode="auto">
+                          <a:xfrm>
+                            <a:off x="4319517" y="150126"/>
+                            <a:ext cx="2333625" cy="1660525"/>
+                          </a:xfrm>
+                          <a:prstGeom prst="rect">
+                            <a:avLst/>
+                          </a:prstGeom>
+                          <a:noFill/>
+                          <a:ln>
+                            <a:noFill/>
+                          </a:ln>
+                        </pic:spPr>
+                      </pic:pic>
+                    </wpg:wgp>
+                  </a:graphicData>
+                </a:graphic>
+              </wp:anchor>
+            </w:drawing>
+          </mc:Choice>
+          <mc:Fallback>
+            <w:pict>
+              <v:group w14:anchorId="2BAB9D25" id="Grupo 5" o:spid="_x0000_s1026" style="position:absolute;margin-left:0;margin-top:39.75pt;width:523.85pt;height:148.5pt;z-index:251660288;mso-position-horizontal:left;mso-position-horizontal-relative:margin" coordsize="66531,18859" o:gfxdata="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">
+                <v:shapetype id="_x0000_t75" coordsize="21600,21600" o:spt="75" o:preferrelative="t" path="m@4@5l@4@11@9@11@9@5xe" filled="f" stroked="f">
+                  <v:stroke joinstyle="miter"/>
+                  <v:formulas>
+                    <v:f eqn="if lineDrawn pixelLineWidth 0"/>
+                    <v:f eqn="sum @0 1 0"/>
+                    <v:f eqn="sum 0 0 @1"/>
+                    <v:f eqn="prod @2 1 2"/>
+                    <v:f eqn="prod @3 21600 pixelWidth"/>
+                    <v:f eqn="prod @3 21600 pixelHeight"/>
+                    <v:f eqn="sum @0 0 1"/>
+                    <v:f eqn="prod @6 1 2"/>
+                    <v:f eqn="prod @7 21600 pixelWidth"/>
+                    <v:f eqn="sum @8 21600 0"/>
+                    <v:f eqn="prod @7 21600 pixelHeight"/>
+                    <v:f eqn="sum @10 21600 0"/>
+                  </v:formulas>
+                  <v:path o:extrusionok="f" gradientshapeok="t" o:connecttype="rect"/>
+                  <o:lock v:ext="edit" aspectratio="t"/>
+                </v:shapetype>
+                <v:shape id="Imagen 3" o:spid="_x0000_s1027" type="#_x0000_t75" style="position:absolute;width:42576;height:18859;visibility:visible;mso-wrap-style:square" o:gfxdata="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">
+                  <v:imagedata r:id="rId17" o:title=""/>
+                </v:shape>
+                <v:shape id="Imagen 4" o:spid="_x0000_s1028" type="#_x0000_t75" style="position:absolute;left:43195;top:1501;width:23336;height:16605;visibility:visible;mso-wrap-style:square" o:gfxdata="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">
+                  <v:imagedata r:id="rId18" o:title=""/>
+                </v:shape>
+                <w10:wrap type="topAndBottom" anchorx="margin"/>
+              </v:group>
+            </w:pict>
+          </mc:Fallback>
+        </mc:AlternateContent>
+      </w:r>
+      <w:r>
+        <w:rPr>
+          <w:b/>
+          <w:bCs/>
+        </w:rPr>
+        <w:t xml:space="preserve">Gráfico </w:t>
+      </w:r>
+      <w:r>
+        <w:rPr>
+          <w:b/>
+          <w:bCs/>
+        </w:rPr>
+        <w:t>2</w:t>
+      </w:r>
+      <w:r>
+        <w:tab/>
+      </w:r>
+      <w:r>
+        <w:br/>
+      </w:r>
+      <w:r>
+        <w:rPr>
+          <w:i/>
+          <w:iCs/>
+        </w:rPr>
+        <w:t xml:space="preserve">Distribución del error de validación por </w:t>
+      </w:r>
+      <w:proofErr w:type="spellStart"/>
+      <w:r>
+        <w:rPr>
+          <w:i/>
+          <w:iCs/>
+        </w:rPr>
+        <w:t>fold</w:t>
+      </w:r>
+      <w:proofErr w:type="spellEnd"/>
+      <w:r>
+        <w:rPr>
+          <w:i/>
+          <w:iCs/>
+        </w:rPr>
+        <w:t>- Proporción de variables ignoradas LASSO</w:t>
+      </w:r>
+    </w:p>
+    <w:p>
+      <w:pPr>
+        <w:spacing w:line="240" w:lineRule="auto"/>
+        <w:rPr>
+          <w:i/>
+          <w:iCs/>
+          <w:sz w:val="14"/>
+          <w:szCs w:val="16"/>
+          <w:lang w:val="es-US"/>
+        </w:rPr>
+      </w:pPr>
+      <w:r>
+        <w:rPr>
+          <w:i/>
+          <w:iCs/>
+          <w:sz w:val="14"/>
+          <w:szCs w:val="16"/>
+          <w:lang w:val="es-US"/>
+        </w:rPr>
+        <w:t xml:space="preserve">Nota. Elaboración propia con base en la Encuesta Permanente de Hogares del </w:t>
+      </w:r>
+      <w:sdt>
+        <w:sdtPr>
+          <w:rPr>
+            <w:i/>
+            <w:iCs/>
+            <w:sz w:val="14"/>
+            <w:szCs w:val="16"/>
+            <w:lang w:val="es-US"/>
+          </w:rPr>
+          <w:tag w:val="MENDELEY_CITATION_v3_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"/>
+          <w:id w:val="-717590912"/>
+          <w:placeholder>
+            <w:docPart w:val="D1FF568FD09B4A928641F8472551973D"/>
+          </w:placeholder>
+        </w:sdtPr>
+        <w:sdtContent>
+          <w:r>
+            <w:rPr>
+              <w:i/>
+              <w:iCs/>
+              <w:sz w:val="14"/>
+              <w:szCs w:val="16"/>
+              <w:lang w:val="es-US"/>
+            </w:rPr>
+            <w:t>Instituto Nacional de Estadística y Censos (INDEC, 2026)</w:t>
+          </w:r>
+        </w:sdtContent>
+      </w:sdt>
+      <w:r>
+        <w:rPr>
+          <w:i/>
+          <w:iCs/>
+          <w:sz w:val="14"/>
+          <w:szCs w:val="16"/>
+          <w:lang w:val="es-US"/>
+        </w:rPr>
+        <w:t>.</w:t>
+      </w:r>
+    </w:p>
+    <w:p>
+      <w:pPr>
+        <w:rPr>
+          <w:lang w:val="es-PE"/>
+        </w:rPr>
+      </w:pPr>
+    </w:p>
+    <w:p>
+      <w:pPr>
+        <w:rPr>
+          <w:lang w:val="es-PE"/>
+        </w:rPr>
+      </w:pPr>
+      <w:r>
+        <w:rPr>
+          <w:lang w:val="es-PE"/>
+        </w:rPr>
+        <w:t xml:space="preserve">El </w:t>
+      </w:r>
+      <w:r>
+        <w:rPr>
+          <w:lang w:val="es-PE"/>
+        </w:rPr>
+        <w:t>panel izquierdo del</w:t>
+      </w:r>
+      <w:r>
+        <w:rPr>
+          <w:lang w:val="es-PE"/>
+        </w:rPr>
+        <w:t xml:space="preserve"> gráfico</w:t>
+      </w:r>
+      <w:r>
+        <w:rPr>
+          <w:lang w:val="es-PE"/>
+        </w:rPr>
+        <w:t xml:space="preserve"> 2</w:t>
+      </w:r>
+      <w:r>
+        <w:rPr>
+          <w:lang w:val="es-PE"/>
+        </w:rPr>
+        <w:t xml:space="preserve"> muestra cómo evoluciona el error de clasificación en validación a medida que aumenta la penalidad, medido mediante validación cruzada dentro del conjunto de entrenamiento. Para ambas técnicas, el error se mantiene bajo y estable en un rango amplio de penalidades pequeñas, y recién comienza a deteriorarse de forma marcada cuando la penalidad se vuelve muy alta. En ese punto de deterioro, LASSO se estabiliza en un error algo más alto pero constante, mientras que Ridge muestra mayor dispersión entre </w:t>
+      </w:r>
+      <w:proofErr w:type="spellStart"/>
+      <w:r>
+        <w:rPr>
+          <w:lang w:val="es-PE"/>
+        </w:rPr>
+        <w:t>folds</w:t>
+      </w:r>
+      <w:proofErr w:type="spellEnd"/>
+      <w:r>
+        <w:rPr>
+          <w:lang w:val="es-PE"/>
+        </w:rPr>
+        <w:t>, lo que indica menor estabilidad ante penalidades extremas. Con este criterio, el algoritmo eligió como óptimo un valor de penalidad muy bajo para ambas técnicas, lo cual sugiere que en esta muestra el modelo no se beneficia de una regularización fuerte, ya que las variables incluidas aportan información genuina y no hay evidencia clara de sobreajuste que corregir.</w:t>
+      </w:r>
+    </w:p>
+    <w:p>
+      <w:pPr>
+        <w:rPr>
+          <w:lang w:val="es-PE"/>
+        </w:rPr>
+      </w:pPr>
+      <w:r>
+        <w:rPr>
+          <w:lang w:val="es-PE"/>
+        </w:rPr>
+        <w:t xml:space="preserve">El </w:t>
+      </w:r>
+      <w:r>
+        <w:rPr>
+          <w:lang w:val="es-PE"/>
+        </w:rPr>
+        <w:t>panel derecho del</w:t>
+      </w:r>
+      <w:r>
+        <w:rPr>
+          <w:lang w:val="es-PE"/>
+        </w:rPr>
+        <w:t xml:space="preserve"> gráfico</w:t>
+      </w:r>
+      <w:r>
+        <w:rPr>
+          <w:lang w:val="es-PE"/>
+        </w:rPr>
+        <w:t xml:space="preserve"> 2</w:t>
+      </w:r>
+      <w:r>
+        <w:rPr>
+          <w:lang w:val="es-PE"/>
+        </w:rPr>
+        <w:t xml:space="preserve"> complementa esta conclusión mostrando qué proporción de variables queda con coeficiente exactamente en cero según el nivel de penalidad en LASSO. Se observa </w:t>
+      </w:r>
+      <w:r>
+        <w:rPr>
+          <w:lang w:val="es-PE"/>
+        </w:rPr>
+        <w:t>que,</w:t>
+      </w:r>
+      <w:r>
+        <w:rPr>
+          <w:lang w:val="es-PE"/>
+        </w:rPr>
+        <w:t xml:space="preserve"> con penalidades bajas, incluyendo el valor óptimo elegido por validación cruzada, prácticamente ninguna variable es descartada, y recién a partir de penalidades mucho más altas el modelo empieza a eliminar variables de forma acelerada, hasta descartarlas todas en el extremo superior de la grilla. Esto confirma que el punto óptimo encontrado prioriza mantener la capacidad predictiva del modelo por sobre la simplificación, ya que cualquier eliminación de variables en este caso implicaría un costo en desempeño que la validación cruzada no consideró conveniente asumir.</w:t>
+      </w:r>
+    </w:p>
+    <w:p>
+      <w:pPr>
+        <w:rPr>
+          <w:lang w:val="es-PE"/>
+        </w:rPr>
+      </w:pPr>
+      <w:r>
+        <w:rPr>
+          <w:b/>
+          <w:bCs/>
+        </w:rPr>
+        <w:drawing>
+          <wp:anchor distT="0" distB="0" distL="114300" distR="114300" simplePos="0" relativeHeight="251661312" behindDoc="0" locked="0" layoutInCell="1" allowOverlap="1" wp14:anchorId="358C5E62" wp14:editId="672737CC">
+            <wp:simplePos x="0" y="0"/>
+            <wp:positionH relativeFrom="margin">
+              <wp:align>center</wp:align>
+            </wp:positionH>
+            <wp:positionV relativeFrom="paragraph">
+              <wp:posOffset>406902</wp:posOffset>
+            </wp:positionV>
+            <wp:extent cx="5363210" cy="2681605"/>
+            <wp:effectExtent l="0" t="0" r="8890" b="4445"/>
+            <wp:wrapTopAndBottom/>
+            <wp:docPr id="6" name="Imagen 6"/>
+            <wp:cNvGraphicFramePr>
+              <a:graphicFrameLocks xmlns:a="http://schemas.openxmlformats.org/drawingml/2006/main" noChangeAspect="1"/>
+            </wp:cNvGraphicFramePr>
+            <a:graphic xmlns:a="http://schemas.openxmlformats.org/drawingml/2006/main">
+              <a:graphicData uri="http://schemas.openxmlformats.org/drawingml/2006/picture">
+                <pic:pic xmlns:pic="http://schemas.openxmlformats.org/drawingml/2006/picture">
+                  <pic:nvPicPr>
+                    <pic:cNvPr id="0" name="Picture 12"/>
+                    <pic:cNvPicPr>
+                      <a:picLocks noChangeAspect="1" noChangeArrowheads="1"/>
+                    </pic:cNvPicPr>
+                  </pic:nvPicPr>
+                  <pic:blipFill>
+                    <a:blip r:embed="rId19">
+                      <a:extLst>
+                        <a:ext uri="{28A0092B-C50C-407E-A947-70E740481C1C}">
+                          <a14:useLocalDpi xmlns:a14="http://schemas.microsoft.com/office/drawing/2010/main" val="0"/>
+                        </a:ext>
+                      </a:extLst>
+                    </a:blip>
+                    <a:srcRect/>
+                    <a:stretch>
+                      <a:fillRect/>
+                    </a:stretch>
+                  </pic:blipFill>
+                  <pic:spPr bwMode="auto">
+                    <a:xfrm>
+                      <a:off x="0" y="0"/>
+                      <a:ext cx="5363210" cy="2681605"/>
+                    </a:xfrm>
+                    <a:prstGeom prst="rect">
+                      <a:avLst/>
+                    </a:prstGeom>
+                    <a:noFill/>
+                    <a:ln>
+                      <a:noFill/>
+                    </a:ln>
+                  </pic:spPr>
+                </pic:pic>
+              </a:graphicData>
+            </a:graphic>
+          </wp:anchor>
+        </w:drawing>
+      </w:r>
+      <w:r>
+        <w:rPr>
+          <w:b/>
+          <w:bCs/>
+        </w:rPr>
+        <w:t>Tabla</w:t>
+      </w:r>
+      <w:r>
+        <w:rPr>
+          <w:b/>
+          <w:bCs/>
+        </w:rPr>
+        <w:t xml:space="preserve"> </w:t>
+      </w:r>
+      <w:r>
+        <w:rPr>
+          <w:b/>
+          <w:bCs/>
+        </w:rPr>
+        <w:t>1</w:t>
+      </w:r>
+      <w:r>
+        <w:rPr>
+          <w:b/>
+          <w:bCs/>
+        </w:rPr>
+        <w:tab/>
+      </w:r>
+      <w:r>
+        <w:br/>
+      </w:r>
+      <w:r>
+        <w:rPr>
+          <w:i/>
+          <w:iCs/>
+        </w:rPr>
+        <w:t>Comparación de modelos logit (penalidad – LASSO – Ridge). Coeficientes y EMP</w:t>
+      </w:r>
+    </w:p>
+    <w:p>
+      <w:pPr>
+        <w:spacing w:line="240" w:lineRule="auto"/>
+        <w:rPr>
+          <w:i/>
+          <w:iCs/>
+          <w:sz w:val="14"/>
+          <w:szCs w:val="16"/>
+          <w:lang w:val="es-US"/>
+        </w:rPr>
+      </w:pPr>
+      <w:r>
+        <w:rPr>
+          <w:i/>
+          <w:iCs/>
+          <w:sz w:val="14"/>
+          <w:szCs w:val="16"/>
+          <w:lang w:val="es-US"/>
+        </w:rPr>
+        <w:t xml:space="preserve">Nota. Elaboración propia con base en la Encuesta Permanente de Hogares del </w:t>
+      </w:r>
+      <w:sdt>
+        <w:sdtPr>
+          <w:rPr>
+            <w:i/>
+            <w:iCs/>
+            <w:sz w:val="14"/>
+            <w:szCs w:val="16"/>
+            <w:lang w:val="es-US"/>
+          </w:rPr>
+          <w:tag w:val="MENDELEY_CITATION_v3_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"/>
+          <w:id w:val="-1537579284"/>
+          <w:placeholder>
+            <w:docPart w:val="5887580FDD704529B80AB9BECDBC8F24"/>
+          </w:placeholder>
+        </w:sdtPr>
+        <w:sdtContent>
+          <w:r>
+            <w:rPr>
+              <w:i/>
+              <w:iCs/>
+              <w:sz w:val="14"/>
+              <w:szCs w:val="16"/>
+              <w:lang w:val="es-US"/>
+            </w:rPr>
+            <w:t>Instituto Nacional de Estadística y Censos (INDEC, 2026)</w:t>
+          </w:r>
+        </w:sdtContent>
+      </w:sdt>
+      <w:r>
+        <w:rPr>
+          <w:i/>
+          <w:iCs/>
+          <w:sz w:val="14"/>
+          <w:szCs w:val="16"/>
+          <w:lang w:val="es-US"/>
+        </w:rPr>
+        <w:t>.</w:t>
+      </w:r>
+    </w:p>
+    <w:p>
+      <w:pPr>
+        <w:rPr>
+          <w:lang w:val="es-PE"/>
+        </w:rPr>
+      </w:pPr>
+      <w:r>
+        <w:rPr>
+          <w:lang w:val="es-PE"/>
+        </w:rPr>
+        <w:t xml:space="preserve">Con el objetivo de contar con una estimación lo más precisa posible para la interpretación final, los tres modelos (logit sin penalidad, LASSO y Ridge) se reestimaron sobre la totalidad de la base disponible, combinando el conjunto de entrenamiento y el de testeo utilizados previamente para validar la elección de la penalidad óptima. Esta decisión responde a que, una vez confirmado que el valor de λ seleccionado por validación cruzada generaliza adecuadamente a datos no utilizados en el entrenamiento, resulta apropiado aprovechar toda la información disponible para lograr coeficientes más estables y representativos, sin que esto comprometa la validez del proceso de selección del </w:t>
+      </w:r>
+      <w:proofErr w:type="spellStart"/>
+      <w:r>
+        <w:rPr>
+          <w:lang w:val="es-PE"/>
+        </w:rPr>
+        <w:t>hiperparámetro</w:t>
+      </w:r>
+      <w:proofErr w:type="spellEnd"/>
+      <w:r>
+        <w:rPr>
+          <w:lang w:val="es-PE"/>
+        </w:rPr>
+        <w:t>, que ya fue realizado exclusivamente sobre el conjunto de entrenamiento.</w:t>
+      </w:r>
+    </w:p>
+    <w:p>
+      <w:pPr>
+        <w:rPr>
+          <w:lang w:val="es-PE"/>
+        </w:rPr>
+      </w:pPr>
+      <w:r>
+        <w:rPr>
+          <w:lang w:val="es-PE"/>
+        </w:rPr>
+        <w:t>Al comparar los coeficientes de los tres modelos, se observa que las estimaciones resultan sumamente similares entre sí, tanto en signo como en magnitud. Esto es consistente con el hecho de que la validación cruzada seleccionó valores de penalidad muy bajos (λ = 0,0001 para LASSO y λ = 0,00001 para Ridge), lo cual indica que ninguna de las dos técnicas de regularización encontró evidencia suficiente de sobreajuste como para justificar una penalización más agresiva. En consecuencia, ninguna variable fue eliminada por LASSO, y los coeficientes de Ridge muestran un achicamiento apenas perceptible respecto del modelo sin penalizar. En definitiva, la regularización no modifica sustancialmente los resultados obtenidos, sino que los confirma, brindando mayor robustez a las conclusiones del modelo original.</w:t>
+      </w:r>
+    </w:p>
+    <w:p>
+      <w:pPr>
+        <w:rPr>
+          <w:lang w:val="es-PE"/>
+        </w:rPr>
+      </w:pPr>
+      <w:r>
+        <w:rPr>
+          <w:lang w:val="es-PE"/>
+        </w:rPr>
+        <w:t>Dado que los coeficientes de un modelo logit se expresan en la escala del logaritmo de un odds, su interpretación directa resulta poco intuitiva, por lo que se recurre a los efectos marginales promedio (EMP) para expresar los resultados en términos de puntos porcentuales de probabilidad. El EMP de mayor magnitud corresponde a haber sido informal en el período anterior, con un valor cercano a 0,29 en los tres modelos, lo que confirma la fuerte persistencia de la informalidad laboral en el tiempo. Le sigue en importancia la falta de cobertura médica, con un efecto de aproximadamente 10 puntos porcentuales, mientras que el resto de las variables presenta efectos más moderados, de entre 1 y 3 puntos porcentuales. Adicionalmente, los signos opuestos de edad y su término cuadrático confirman una relación en forma de U, según la cual la probabilidad de informalidad es mayor al inicio y al final de la vida laboral, y menor en las edades intermedias.</w:t>
+      </w:r>
     </w:p>
     <w:p>
       <w:pPr>
@@ -734,6 +1553,144 @@
           <w:lang w:val="es-US"/>
         </w:rPr>
         <w:t>Herramientas de la IA y reflexión final</w:t>
+      </w:r>
+    </w:p>
+    <w:p>
+      <w:pPr>
+        <w:rPr>
+          <w:lang w:val="es-US"/>
+        </w:rPr>
+      </w:pPr>
+      <w:r>
+        <w:rPr>
+          <w:lang w:val="es-US"/>
+        </w:rPr>
+        <w:t>Este código utilicé para el TP3, muéstrame las bases utilizadas y que corresponde a cada una</w:t>
+      </w:r>
+    </w:p>
+    <w:p>
+      <w:r>
+        <w:rPr>
+          <w:lang w:val="es-US"/>
+        </w:rPr>
+        <w:t xml:space="preserve">Perfecto trabajaremos sobre las siguientes bases: </w:t>
+      </w:r>
+      <w:r>
+        <w:t>ocupados_X_2025_MM</w:t>
+      </w:r>
+      <w:r>
+        <w:t xml:space="preserve">, el cual serán los regresores (X) y </w:t>
+      </w:r>
+      <w:r>
+        <w:t>y_2025</w:t>
+      </w:r>
+      <w:r>
+        <w:t xml:space="preserve"> será la dependiente (Y)</w:t>
+      </w:r>
+    </w:p>
+    <w:p>
+      <w:r>
+        <w:t>Te adjunto la consigna del tp4</w:t>
+      </w:r>
+    </w:p>
+    <w:p>
+      <w:r>
+        <w:t xml:space="preserve">Un aspecto que creo que se puede mejorar, es que en la consigna se menciona que se realizará la técnica de </w:t>
+      </w:r>
+      <w:proofErr w:type="spellStart"/>
+      <w:r>
+        <w:t>cross</w:t>
+      </w:r>
+      <w:proofErr w:type="spellEnd"/>
+      <w:r>
+        <w:t xml:space="preserve"> </w:t>
+      </w:r>
+      <w:proofErr w:type="spellStart"/>
+      <w:r>
+        <w:t>validation</w:t>
+      </w:r>
+      <w:proofErr w:type="spellEnd"/>
+      <w:r>
+        <w:t xml:space="preserve"> sobre toda la base, yo creo que eso podría elevar las métricas de precisión finales, </w:t>
+      </w:r>
+      <w:proofErr w:type="spellStart"/>
+      <w:r>
+        <w:t>por que</w:t>
+      </w:r>
+      <w:proofErr w:type="spellEnd"/>
+      <w:r>
+        <w:t xml:space="preserve"> no hay nada contra que comparar. Crees que lo que digo es válido teóricamente?</w:t>
+      </w:r>
+    </w:p>
+    <w:p>
+      <w:r>
+        <w:t>Perfecto, entonces lo adecuado es trabajar con datos de entrenamiento y testeo, eso es lo primero que quiero que realices, dame el código para eso.</w:t>
+      </w:r>
+    </w:p>
+    <w:p>
+      <w:r>
+        <w:t>Trabajaremos la evaluación con la base de entrenamiento, lo cual corresponde para la A.1 y A.2, en A.3 se pide interpretación de resultados y coeficientes, lo adecuado es que sea con toda la base, pero por el momento comencemos con las 2 primeras preguntas</w:t>
+      </w:r>
+    </w:p>
+    <w:p>
+      <w:r>
+        <w:t xml:space="preserve">Bien, iniciemos con </w:t>
+      </w:r>
+      <w:r>
+        <w:t xml:space="preserve">la pregunta A.1, en esta pregunta, como ves se pide una visualización de los coeficientes para cada técnica de regularización, la idea es que los gráficos </w:t>
+      </w:r>
+      <w:proofErr w:type="spellStart"/>
+      <w:r>
+        <w:t>esten</w:t>
+      </w:r>
+      <w:proofErr w:type="spellEnd"/>
+      <w:r>
+        <w:t xml:space="preserve"> uno al lado del otro, respeta los valores de lambda que piden que se evalúe. Como te dije, esto se hará en base a la base de entrenamiento</w:t>
+      </w:r>
+    </w:p>
+    <w:p>
+      <w:r>
+        <w:t xml:space="preserve">En la A.2, lo que se pide es elegir el mejor lambda, para ello utiliza el siguiente </w:t>
+      </w:r>
+      <w:r>
+        <w:t>número</w:t>
+      </w:r>
+      <w:r>
+        <w:t xml:space="preserve"> de </w:t>
+      </w:r>
+      <w:proofErr w:type="spellStart"/>
+      <w:r>
+        <w:t>folds</w:t>
+      </w:r>
+      <w:proofErr w:type="spellEnd"/>
+      <w:r>
+        <w:t xml:space="preserve"> (5)</w:t>
+      </w:r>
+    </w:p>
+    <w:p>
+      <w:r>
+        <w:t xml:space="preserve">Tener un valor de lambda muy pequeño significa que la regularización no </w:t>
+      </w:r>
+      <w:proofErr w:type="spellStart"/>
+      <w:r>
+        <w:t>esta</w:t>
+      </w:r>
+      <w:proofErr w:type="spellEnd"/>
+      <w:r>
+        <w:t xml:space="preserve"> aportando demasiado?</w:t>
+      </w:r>
+    </w:p>
+    <w:p>
+      <w:pPr>
+        <w:rPr>
+          <w:lang w:val="es-US"/>
+        </w:rPr>
+      </w:pPr>
+      <w:r>
+        <w:t xml:space="preserve">Pasemos a A.3, aquí se pide evaluar los coeficientes, como te dije, realicemos esto pero sobre toda la base, o sea una vez escogido el mejor lambda para cada técnica, volvamos a evaluar el modelo de forma general, obtenemos los coeficientes y comparamos según lo pedido, un aspecto que también es adecuado es que a parte de los coeficientes también se incorporen los </w:t>
+      </w:r>
+      <w:r>
+        <w:t>efectos marginales promedio (EMP), esto para una mejor comparabilidad e interpretación</w:t>
       </w:r>
     </w:p>
     <w:p>
@@ -770,6 +1727,7 @@
           <w:docPart w:val="DefaultPlaceholder_-1854013440"/>
         </w:placeholder>
       </w:sdtPr>
+      <w:sdtEndPr/>
       <w:sdtContent>
         <w:p>
           <w:pPr>
@@ -879,7 +1837,23 @@
               <w:rFonts w:eastAsia="Times New Roman" w:cs="Times New Roman"/>
               <w:color w:val="000000"/>
             </w:rPr>
-            <w:t xml:space="preserve"> Nations. https://doi.org/10.35188/UNU-WIDER/2021/953-2</w:t>
+            <w:t xml:space="preserve"> </w:t>
+          </w:r>
+          <w:proofErr w:type="spellStart"/>
+          <w:r>
+            <w:rPr>
+              <w:rFonts w:eastAsia="Times New Roman" w:cs="Times New Roman"/>
+              <w:color w:val="000000"/>
+            </w:rPr>
+            <w:t>Nations</w:t>
+          </w:r>
+          <w:proofErr w:type="spellEnd"/>
+          <w:r>
+            <w:rPr>
+              <w:rFonts w:eastAsia="Times New Roman" w:cs="Times New Roman"/>
+              <w:color w:val="000000"/>
+            </w:rPr>
+            <w:t>. https://doi.org/10.35188/UNU-WIDER/2021/953-2</w:t>
           </w:r>
         </w:p>
         <w:p>
@@ -931,7 +1905,7 @@
       </w:r>
     </w:p>
     <w:sectPr>
-      <w:footerReference w:type="default" r:id="rId14"/>
+      <w:footerReference w:type="default" r:id="rId20"/>
       <w:pgSz w:w="11906" w:h="16838"/>
       <w:pgMar w:top="709" w:right="709" w:bottom="851" w:left="709" w:header="709" w:footer="709" w:gutter="0"/>
       <w:pgNumType w:start="1"/>
@@ -943,7 +1917,7 @@
 </file>
 
 <file path=word/endnotes.xml><?xml version="1.0" encoding="utf-8"?>
-<w:endnotes xmlns:wpc="http://schemas.microsoft.com/office/word/2010/wordprocessingCanvas" xmlns:cx="http://schemas.microsoft.com/office/drawing/2014/chartex" xmlns:cx1="http://schemas.microsoft.com/office/drawing/2015/9/8/chartex" xmlns:cx2="http://schemas.microsoft.com/office/drawing/2015/10/21/chartex" xmlns:cx3="http://schemas.microsoft.com/office/drawing/2016/5/9/chartex" xmlns:cx4="http://schemas.microsoft.com/office/drawing/2016/5/10/chartex" xmlns:cx5="http://schemas.microsoft.com/office/drawing/2016/5/11/chartex" xmlns:cx6="http://schemas.microsoft.com/office/drawing/2016/5/12/chartex" xmlns:cx7="http://schemas.microsoft.com/office/drawing/2016/5/13/chartex" xmlns:cx8="http://schemas.microsoft.com/office/drawing/2016/5/14/chartex" xmlns:mc="http://schemas.openxmlformats.org/markup-compatibility/2006" xmlns:aink="http://schemas.microsoft.com/office/drawing/2016/ink" xmlns:am3d="http://schemas.microsoft.com/office/drawing/2017/model3d" xmlns:o="urn:schemas-microsoft-com:office:office" xmlns:oel="http://schemas.microsoft.com/office/2019/extlst" xmlns:r="http://schemas.openxmlformats.org/officeDocument/2006/relationships" xmlns:m="http://schemas.openxmlformats.org/officeDocument/2006/math" xmlns:v="urn:schemas-microsoft-com:vml" xmlns:wp14="http://schemas.microsoft.com/office/word/2010/wordprocessingDrawing" xmlns:wp="http://schemas.openxmlformats.org/drawingml/2006/wordprocessingDrawing" xmlns:w10="urn:schemas-microsoft-com:office:word" xmlns:w="http://schemas.openxmlformats.org/wordprocessingml/2006/main" xmlns:w14="http://schemas.microsoft.com/office/word/2010/wordml" xmlns:w15="http://schemas.microsoft.com/office/word/2012/wordml" xmlns:w16cex="http://schemas.microsoft.com/office/word/2018/wordml/cex" xmlns:w16cid="http://schemas.microsoft.com/office/word/2016/wordml/cid" xmlns:w16="http://schemas.microsoft.com/office/word/2018/wordml" xmlns:w16du="http://schemas.microsoft.com/office/word/2023/wordml/word16du" xmlns:w16sdtdh="http://schemas.microsoft.com/office/word/2020/wordml/sdtdatahash" xmlns:w16sdtfl="http://schemas.microsoft.com/office/word/2024/wordml/sdtformatlock" xmlns:w16se="http://schemas.microsoft.com/office/word/2015/wordml/symex" xmlns:wpg="http://schemas.microsoft.com/office/word/2010/wordprocessingGroup" xmlns:wpi="http://schemas.microsoft.com/office/word/2010/wordprocessingInk" xmlns:wne="http://schemas.microsoft.com/office/word/2006/wordml" xmlns:wps="http://schemas.microsoft.com/office/word/2010/wordprocessingShape" mc:Ignorable="w14 w15 w16se w16cid w16 w16cex w16sdtdh w16sdtfl w16du wp14">
+<w:endnotes xmlns:wpc="http://schemas.microsoft.com/office/word/2010/wordprocessingCanvas" xmlns:cx="http://schemas.microsoft.com/office/drawing/2014/chartex" xmlns:cx1="http://schemas.microsoft.com/office/drawing/2015/9/8/chartex" xmlns:cx2="http://schemas.microsoft.com/office/drawing/2015/10/21/chartex" xmlns:cx3="http://schemas.microsoft.com/office/drawing/2016/5/9/chartex" xmlns:cx4="http://schemas.microsoft.com/office/drawing/2016/5/10/chartex" xmlns:cx5="http://schemas.microsoft.com/office/drawing/2016/5/11/chartex" xmlns:cx6="http://schemas.microsoft.com/office/drawing/2016/5/12/chartex" xmlns:cx7="http://schemas.microsoft.com/office/drawing/2016/5/13/chartex" xmlns:cx8="http://schemas.microsoft.com/office/drawing/2016/5/14/chartex" xmlns:mc="http://schemas.openxmlformats.org/markup-compatibility/2006" xmlns:aink="http://schemas.microsoft.com/office/drawing/2016/ink" xmlns:am3d="http://schemas.microsoft.com/office/drawing/2017/model3d" xmlns:o="urn:schemas-microsoft-com:office:office" xmlns:r="http://schemas.openxmlformats.org/officeDocument/2006/relationships" xmlns:m="http://schemas.openxmlformats.org/officeDocument/2006/math" xmlns:v="urn:schemas-microsoft-com:vml" xmlns:wp14="http://schemas.microsoft.com/office/word/2010/wordprocessingDrawing" xmlns:wp="http://schemas.openxmlformats.org/drawingml/2006/wordprocessingDrawing" xmlns:w10="urn:schemas-microsoft-com:office:word" xmlns:w="http://schemas.openxmlformats.org/wordprocessingml/2006/main" xmlns:w14="http://schemas.microsoft.com/office/word/2010/wordml" xmlns:w15="http://schemas.microsoft.com/office/word/2012/wordml" xmlns:w16cex="http://schemas.microsoft.com/office/word/2018/wordml/cex" xmlns:w16cid="http://schemas.microsoft.com/office/word/2016/wordml/cid" xmlns:w16="http://schemas.microsoft.com/office/word/2018/wordml" xmlns:w16sdtdh="http://schemas.microsoft.com/office/word/2020/wordml/sdtdatahash" xmlns:w16se="http://schemas.microsoft.com/office/word/2015/wordml/symex" xmlns:wpg="http://schemas.microsoft.com/office/word/2010/wordprocessingGroup" xmlns:wpi="http://schemas.microsoft.com/office/word/2010/wordprocessingInk" xmlns:wne="http://schemas.microsoft.com/office/word/2006/wordml" xmlns:wps="http://schemas.microsoft.com/office/word/2010/wordprocessingShape" mc:Ignorable="w14 w15 w16se w16cid w16 w16cex w16sdtdh wp14">
   <w:endnote w:type="separator" w:id="-1">
     <w:p>
       <w:pPr>
@@ -968,7 +1942,7 @@
 </file>
 
 <file path=word/footer1.xml><?xml version="1.0" encoding="utf-8"?>
-<w:ftr xmlns:wpc="http://schemas.microsoft.com/office/word/2010/wordprocessingCanvas" xmlns:cx="http://schemas.microsoft.com/office/drawing/2014/chartex" xmlns:cx1="http://schemas.microsoft.com/office/drawing/2015/9/8/chartex" xmlns:cx2="http://schemas.microsoft.com/office/drawing/2015/10/21/chartex" xmlns:cx3="http://schemas.microsoft.com/office/drawing/2016/5/9/chartex" xmlns:cx4="http://schemas.microsoft.com/office/drawing/2016/5/10/chartex" xmlns:cx5="http://schemas.microsoft.com/office/drawing/2016/5/11/chartex" xmlns:cx6="http://schemas.microsoft.com/office/drawing/2016/5/12/chartex" xmlns:cx7="http://schemas.microsoft.com/office/drawing/2016/5/13/chartex" xmlns:cx8="http://schemas.microsoft.com/office/drawing/2016/5/14/chartex" xmlns:mc="http://schemas.openxmlformats.org/markup-compatibility/2006" xmlns:aink="http://schemas.microsoft.com/office/drawing/2016/ink" xmlns:am3d="http://schemas.microsoft.com/office/drawing/2017/model3d" xmlns:o="urn:schemas-microsoft-com:office:office" xmlns:oel="http://schemas.microsoft.com/office/2019/extlst" xmlns:r="http://schemas.openxmlformats.org/officeDocument/2006/relationships" xmlns:m="http://schemas.openxmlformats.org/officeDocument/2006/math" xmlns:v="urn:schemas-microsoft-com:vml" xmlns:wp14="http://schemas.microsoft.com/office/word/2010/wordprocessingDrawing" xmlns:wp="http://schemas.openxmlformats.org/drawingml/2006/wordprocessingDrawing" xmlns:w10="urn:schemas-microsoft-com:office:word" xmlns:w="http://schemas.openxmlformats.org/wordprocessingml/2006/main" xmlns:w14="http://schemas.microsoft.com/office/word/2010/wordml" xmlns:w15="http://schemas.microsoft.com/office/word/2012/wordml" xmlns:w16cex="http://schemas.microsoft.com/office/word/2018/wordml/cex" xmlns:w16cid="http://schemas.microsoft.com/office/word/2016/wordml/cid" xmlns:w16="http://schemas.microsoft.com/office/word/2018/wordml" xmlns:w16du="http://schemas.microsoft.com/office/word/2023/wordml/word16du" xmlns:w16sdtdh="http://schemas.microsoft.com/office/word/2020/wordml/sdtdatahash" xmlns:w16sdtfl="http://schemas.microsoft.com/office/word/2024/wordml/sdtformatlock" xmlns:w16se="http://schemas.microsoft.com/office/word/2015/wordml/symex" xmlns:wpg="http://schemas.microsoft.com/office/word/2010/wordprocessingGroup" xmlns:wpi="http://schemas.microsoft.com/office/word/2010/wordprocessingInk" xmlns:wne="http://schemas.microsoft.com/office/word/2006/wordml" xmlns:wps="http://schemas.microsoft.com/office/word/2010/wordprocessingShape" mc:Ignorable="w14 w15 w16se w16cid w16 w16cex w16sdtdh w16sdtfl w16du wp14">
+<w:ftr xmlns:wpc="http://schemas.microsoft.com/office/word/2010/wordprocessingCanvas" xmlns:cx="http://schemas.microsoft.com/office/drawing/2014/chartex" xmlns:cx1="http://schemas.microsoft.com/office/drawing/2015/9/8/chartex" xmlns:cx2="http://schemas.microsoft.com/office/drawing/2015/10/21/chartex" xmlns:cx3="http://schemas.microsoft.com/office/drawing/2016/5/9/chartex" xmlns:cx4="http://schemas.microsoft.com/office/drawing/2016/5/10/chartex" xmlns:cx5="http://schemas.microsoft.com/office/drawing/2016/5/11/chartex" xmlns:cx6="http://schemas.microsoft.com/office/drawing/2016/5/12/chartex" xmlns:cx7="http://schemas.microsoft.com/office/drawing/2016/5/13/chartex" xmlns:cx8="http://schemas.microsoft.com/office/drawing/2016/5/14/chartex" xmlns:mc="http://schemas.openxmlformats.org/markup-compatibility/2006" xmlns:aink="http://schemas.microsoft.com/office/drawing/2016/ink" xmlns:am3d="http://schemas.microsoft.com/office/drawing/2017/model3d" xmlns:o="urn:schemas-microsoft-com:office:office" xmlns:r="http://schemas.openxmlformats.org/officeDocument/2006/relationships" xmlns:m="http://schemas.openxmlformats.org/officeDocument/2006/math" xmlns:v="urn:schemas-microsoft-com:vml" xmlns:wp14="http://schemas.microsoft.com/office/word/2010/wordprocessingDrawing" xmlns:wp="http://schemas.openxmlformats.org/drawingml/2006/wordprocessingDrawing" xmlns:w10="urn:schemas-microsoft-com:office:word" xmlns:w="http://schemas.openxmlformats.org/wordprocessingml/2006/main" xmlns:w14="http://schemas.microsoft.com/office/word/2010/wordml" xmlns:w15="http://schemas.microsoft.com/office/word/2012/wordml" xmlns:w16cex="http://schemas.microsoft.com/office/word/2018/wordml/cex" xmlns:w16cid="http://schemas.microsoft.com/office/word/2016/wordml/cid" xmlns:w16="http://schemas.microsoft.com/office/word/2018/wordml" xmlns:w16sdtdh="http://schemas.microsoft.com/office/word/2020/wordml/sdtdatahash" xmlns:w16se="http://schemas.microsoft.com/office/word/2015/wordml/symex" xmlns:wpg="http://schemas.microsoft.com/office/word/2010/wordprocessingGroup" xmlns:wpi="http://schemas.microsoft.com/office/word/2010/wordprocessingInk" xmlns:wne="http://schemas.microsoft.com/office/word/2006/wordml" xmlns:wps="http://schemas.microsoft.com/office/word/2010/wordprocessingShape" mc:Ignorable="w14 w15 w16se w16cid w16 w16cex w16sdtdh wp14">
   <w:sdt>
     <w:sdtPr>
       <w:rPr>
@@ -980,6 +1954,11 @@
         <w:docPartUnique/>
       </w:docPartObj>
     </w:sdtPr>
+    <w:sdtEndPr>
+      <w:rPr>
+        <w:rStyle w:val="Nmerodepgina"/>
+      </w:rPr>
+    </w:sdtEndPr>
     <w:sdtContent>
       <w:p>
         <w:pPr>
@@ -1025,7 +2004,7 @@
 </file>
 
 <file path=word/footer2.xml><?xml version="1.0" encoding="utf-8"?>
-<w:ftr xmlns:wpc="http://schemas.microsoft.com/office/word/2010/wordprocessingCanvas" xmlns:cx="http://schemas.microsoft.com/office/drawing/2014/chartex" xmlns:cx1="http://schemas.microsoft.com/office/drawing/2015/9/8/chartex" xmlns:cx2="http://schemas.microsoft.com/office/drawing/2015/10/21/chartex" xmlns:cx3="http://schemas.microsoft.com/office/drawing/2016/5/9/chartex" xmlns:cx4="http://schemas.microsoft.com/office/drawing/2016/5/10/chartex" xmlns:cx5="http://schemas.microsoft.com/office/drawing/2016/5/11/chartex" xmlns:cx6="http://schemas.microsoft.com/office/drawing/2016/5/12/chartex" xmlns:cx7="http://schemas.microsoft.com/office/drawing/2016/5/13/chartex" xmlns:cx8="http://schemas.microsoft.com/office/drawing/2016/5/14/chartex" xmlns:mc="http://schemas.openxmlformats.org/markup-compatibility/2006" xmlns:aink="http://schemas.microsoft.com/office/drawing/2016/ink" xmlns:am3d="http://schemas.microsoft.com/office/drawing/2017/model3d" xmlns:o="urn:schemas-microsoft-com:office:office" xmlns:oel="http://schemas.microsoft.com/office/2019/extlst" xmlns:r="http://schemas.openxmlformats.org/officeDocument/2006/relationships" xmlns:m="http://schemas.openxmlformats.org/officeDocument/2006/math" xmlns:v="urn:schemas-microsoft-com:vml" xmlns:wp14="http://schemas.microsoft.com/office/word/2010/wordprocessingDrawing" xmlns:wp="http://schemas.openxmlformats.org/drawingml/2006/wordprocessingDrawing" xmlns:w10="urn:schemas-microsoft-com:office:word" xmlns:w="http://schemas.openxmlformats.org/wordprocessingml/2006/main" xmlns:w14="http://schemas.microsoft.com/office/word/2010/wordml" xmlns:w15="http://schemas.microsoft.com/office/word/2012/wordml" xmlns:w16cex="http://schemas.microsoft.com/office/word/2018/wordml/cex" xmlns:w16cid="http://schemas.microsoft.com/office/word/2016/wordml/cid" xmlns:w16="http://schemas.microsoft.com/office/word/2018/wordml" xmlns:w16du="http://schemas.microsoft.com/office/word/2023/wordml/word16du" xmlns:w16sdtdh="http://schemas.microsoft.com/office/word/2020/wordml/sdtdatahash" xmlns:w16sdtfl="http://schemas.microsoft.com/office/word/2024/wordml/sdtformatlock" xmlns:w16se="http://schemas.microsoft.com/office/word/2015/wordml/symex" xmlns:wpg="http://schemas.microsoft.com/office/word/2010/wordprocessingGroup" xmlns:wpi="http://schemas.microsoft.com/office/word/2010/wordprocessingInk" xmlns:wne="http://schemas.microsoft.com/office/word/2006/wordml" xmlns:wps="http://schemas.microsoft.com/office/word/2010/wordprocessingShape" mc:Ignorable="w14 w15 w16se w16cid w16 w16cex w16sdtdh w16sdtfl w16du wp14">
+<w:ftr xmlns:wpc="http://schemas.microsoft.com/office/word/2010/wordprocessingCanvas" xmlns:cx="http://schemas.microsoft.com/office/drawing/2014/chartex" xmlns:cx1="http://schemas.microsoft.com/office/drawing/2015/9/8/chartex" xmlns:cx2="http://schemas.microsoft.com/office/drawing/2015/10/21/chartex" xmlns:cx3="http://schemas.microsoft.com/office/drawing/2016/5/9/chartex" xmlns:cx4="http://schemas.microsoft.com/office/drawing/2016/5/10/chartex" xmlns:cx5="http://schemas.microsoft.com/office/drawing/2016/5/11/chartex" xmlns:cx6="http://schemas.microsoft.com/office/drawing/2016/5/12/chartex" xmlns:cx7="http://schemas.microsoft.com/office/drawing/2016/5/13/chartex" xmlns:cx8="http://schemas.microsoft.com/office/drawing/2016/5/14/chartex" xmlns:mc="http://schemas.openxmlformats.org/markup-compatibility/2006" xmlns:aink="http://schemas.microsoft.com/office/drawing/2016/ink" xmlns:am3d="http://schemas.microsoft.com/office/drawing/2017/model3d" xmlns:o="urn:schemas-microsoft-com:office:office" xmlns:r="http://schemas.openxmlformats.org/officeDocument/2006/relationships" xmlns:m="http://schemas.openxmlformats.org/officeDocument/2006/math" xmlns:v="urn:schemas-microsoft-com:vml" xmlns:wp14="http://schemas.microsoft.com/office/word/2010/wordprocessingDrawing" xmlns:wp="http://schemas.openxmlformats.org/drawingml/2006/wordprocessingDrawing" xmlns:w10="urn:schemas-microsoft-com:office:word" xmlns:w="http://schemas.openxmlformats.org/wordprocessingml/2006/main" xmlns:w14="http://schemas.microsoft.com/office/word/2010/wordml" xmlns:w15="http://schemas.microsoft.com/office/word/2012/wordml" xmlns:w16cex="http://schemas.microsoft.com/office/word/2018/wordml/cex" xmlns:w16cid="http://schemas.microsoft.com/office/word/2016/wordml/cid" xmlns:w16="http://schemas.microsoft.com/office/word/2018/wordml" xmlns:w16sdtdh="http://schemas.microsoft.com/office/word/2020/wordml/sdtdatahash" xmlns:w16se="http://schemas.microsoft.com/office/word/2015/wordml/symex" xmlns:wpg="http://schemas.microsoft.com/office/word/2010/wordprocessingGroup" xmlns:wpi="http://schemas.microsoft.com/office/word/2010/wordprocessingInk" xmlns:wne="http://schemas.microsoft.com/office/word/2006/wordml" xmlns:wps="http://schemas.microsoft.com/office/word/2010/wordprocessingShape" mc:Ignorable="w14 w15 w16se w16cid w16 w16cex w16sdtdh wp14">
   <w:p>
     <w:pPr>
       <w:pStyle w:val="Piedepgina"/>
@@ -1044,7 +2023,7 @@
 </file>
 
 <file path=word/footer3.xml><?xml version="1.0" encoding="utf-8"?>
-<w:ftr xmlns:wpc="http://schemas.microsoft.com/office/word/2010/wordprocessingCanvas" xmlns:cx="http://schemas.microsoft.com/office/drawing/2014/chartex" xmlns:cx1="http://schemas.microsoft.com/office/drawing/2015/9/8/chartex" xmlns:cx2="http://schemas.microsoft.com/office/drawing/2015/10/21/chartex" xmlns:cx3="http://schemas.microsoft.com/office/drawing/2016/5/9/chartex" xmlns:cx4="http://schemas.microsoft.com/office/drawing/2016/5/10/chartex" xmlns:cx5="http://schemas.microsoft.com/office/drawing/2016/5/11/chartex" xmlns:cx6="http://schemas.microsoft.com/office/drawing/2016/5/12/chartex" xmlns:cx7="http://schemas.microsoft.com/office/drawing/2016/5/13/chartex" xmlns:cx8="http://schemas.microsoft.com/office/drawing/2016/5/14/chartex" xmlns:mc="http://schemas.openxmlformats.org/markup-compatibility/2006" xmlns:aink="http://schemas.microsoft.com/office/drawing/2016/ink" xmlns:am3d="http://schemas.microsoft.com/office/drawing/2017/model3d" xmlns:o="urn:schemas-microsoft-com:office:office" xmlns:oel="http://schemas.microsoft.com/office/2019/extlst" xmlns:r="http://schemas.openxmlformats.org/officeDocument/2006/relationships" xmlns:m="http://schemas.openxmlformats.org/officeDocument/2006/math" xmlns:v="urn:schemas-microsoft-com:vml" xmlns:wp14="http://schemas.microsoft.com/office/word/2010/wordprocessingDrawing" xmlns:wp="http://schemas.openxmlformats.org/drawingml/2006/wordprocessingDrawing" xmlns:w10="urn:schemas-microsoft-com:office:word" xmlns:w="http://schemas.openxmlformats.org/wordprocessingml/2006/main" xmlns:w14="http://schemas.microsoft.com/office/word/2010/wordml" xmlns:w15="http://schemas.microsoft.com/office/word/2012/wordml" xmlns:w16cex="http://schemas.microsoft.com/office/word/2018/wordml/cex" xmlns:w16cid="http://schemas.microsoft.com/office/word/2016/wordml/cid" xmlns:w16="http://schemas.microsoft.com/office/word/2018/wordml" xmlns:w16du="http://schemas.microsoft.com/office/word/2023/wordml/word16du" xmlns:w16sdtdh="http://schemas.microsoft.com/office/word/2020/wordml/sdtdatahash" xmlns:w16sdtfl="http://schemas.microsoft.com/office/word/2024/wordml/sdtformatlock" xmlns:w16se="http://schemas.microsoft.com/office/word/2015/wordml/symex" xmlns:wpg="http://schemas.microsoft.com/office/word/2010/wordprocessingGroup" xmlns:wpi="http://schemas.microsoft.com/office/word/2010/wordprocessingInk" xmlns:wne="http://schemas.microsoft.com/office/word/2006/wordml" xmlns:wps="http://schemas.microsoft.com/office/word/2010/wordprocessingShape" mc:Ignorable="w14 w15 w16se w16cid w16 w16cex w16sdtdh w16sdtfl w16du wp14">
+<w:ftr xmlns:wpc="http://schemas.microsoft.com/office/word/2010/wordprocessingCanvas" xmlns:cx="http://schemas.microsoft.com/office/drawing/2014/chartex" xmlns:cx1="http://schemas.microsoft.com/office/drawing/2015/9/8/chartex" xmlns:cx2="http://schemas.microsoft.com/office/drawing/2015/10/21/chartex" xmlns:cx3="http://schemas.microsoft.com/office/drawing/2016/5/9/chartex" xmlns:cx4="http://schemas.microsoft.com/office/drawing/2016/5/10/chartex" xmlns:cx5="http://schemas.microsoft.com/office/drawing/2016/5/11/chartex" xmlns:cx6="http://schemas.microsoft.com/office/drawing/2016/5/12/chartex" xmlns:cx7="http://schemas.microsoft.com/office/drawing/2016/5/13/chartex" xmlns:cx8="http://schemas.microsoft.com/office/drawing/2016/5/14/chartex" xmlns:mc="http://schemas.openxmlformats.org/markup-compatibility/2006" xmlns:aink="http://schemas.microsoft.com/office/drawing/2016/ink" xmlns:am3d="http://schemas.microsoft.com/office/drawing/2017/model3d" xmlns:o="urn:schemas-microsoft-com:office:office" xmlns:r="http://schemas.openxmlformats.org/officeDocument/2006/relationships" xmlns:m="http://schemas.openxmlformats.org/officeDocument/2006/math" xmlns:v="urn:schemas-microsoft-com:vml" xmlns:wp14="http://schemas.microsoft.com/office/word/2010/wordprocessingDrawing" xmlns:wp="http://schemas.openxmlformats.org/drawingml/2006/wordprocessingDrawing" xmlns:w10="urn:schemas-microsoft-com:office:word" xmlns:w="http://schemas.openxmlformats.org/wordprocessingml/2006/main" xmlns:w14="http://schemas.microsoft.com/office/word/2010/wordml" xmlns:w15="http://schemas.microsoft.com/office/word/2012/wordml" xmlns:w16cex="http://schemas.microsoft.com/office/word/2018/wordml/cex" xmlns:w16cid="http://schemas.microsoft.com/office/word/2016/wordml/cid" xmlns:w16="http://schemas.microsoft.com/office/word/2018/wordml" xmlns:w16sdtdh="http://schemas.microsoft.com/office/word/2020/wordml/sdtdatahash" xmlns:w16se="http://schemas.microsoft.com/office/word/2015/wordml/symex" xmlns:wpg="http://schemas.microsoft.com/office/word/2010/wordprocessingGroup" xmlns:wpi="http://schemas.microsoft.com/office/word/2010/wordprocessingInk" xmlns:wne="http://schemas.microsoft.com/office/word/2006/wordml" xmlns:wps="http://schemas.microsoft.com/office/word/2010/wordprocessingShape" mc:Ignorable="w14 w15 w16se w16cid w16 w16cex w16sdtdh wp14">
   <w:sdt>
     <w:sdtPr>
       <w:rPr>
@@ -1056,6 +2035,11 @@
         <w:docPartUnique/>
       </w:docPartObj>
     </w:sdtPr>
+    <w:sdtEndPr>
+      <w:rPr>
+        <w:rStyle w:val="Nmerodepgina"/>
+      </w:rPr>
+    </w:sdtEndPr>
     <w:sdtContent>
       <w:p>
         <w:pPr>
@@ -1108,7 +2092,7 @@
 </file>
 
 <file path=word/footnotes.xml><?xml version="1.0" encoding="utf-8"?>
-<w:footnotes xmlns:wpc="http://schemas.microsoft.com/office/word/2010/wordprocessingCanvas" xmlns:cx="http://schemas.microsoft.com/office/drawing/2014/chartex" xmlns:cx1="http://schemas.microsoft.com/office/drawing/2015/9/8/chartex" xmlns:cx2="http://schemas.microsoft.com/office/drawing/2015/10/21/chartex" xmlns:cx3="http://schemas.microsoft.com/office/drawing/2016/5/9/chartex" xmlns:cx4="http://schemas.microsoft.com/office/drawing/2016/5/10/chartex" xmlns:cx5="http://schemas.microsoft.com/office/drawing/2016/5/11/chartex" xmlns:cx6="http://schemas.microsoft.com/office/drawing/2016/5/12/chartex" xmlns:cx7="http://schemas.microsoft.com/office/drawing/2016/5/13/chartex" xmlns:cx8="http://schemas.microsoft.com/office/drawing/2016/5/14/chartex" xmlns:mc="http://schemas.openxmlformats.org/markup-compatibility/2006" xmlns:aink="http://schemas.microsoft.com/office/drawing/2016/ink" xmlns:am3d="http://schemas.microsoft.com/office/drawing/2017/model3d" xmlns:o="urn:schemas-microsoft-com:office:office" xmlns:oel="http://schemas.microsoft.com/office/2019/extlst" xmlns:r="http://schemas.openxmlformats.org/officeDocument/2006/relationships" xmlns:m="http://schemas.openxmlformats.org/officeDocument/2006/math" xmlns:v="urn:schemas-microsoft-com:vml" xmlns:wp14="http://schemas.microsoft.com/office/word/2010/wordprocessingDrawing" xmlns:wp="http://schemas.openxmlformats.org/drawingml/2006/wordprocessingDrawing" xmlns:w10="urn:schemas-microsoft-com:office:word" xmlns:w="http://schemas.openxmlformats.org/wordprocessingml/2006/main" xmlns:w14="http://schemas.microsoft.com/office/word/2010/wordml" xmlns:w15="http://schemas.microsoft.com/office/word/2012/wordml" xmlns:w16cex="http://schemas.microsoft.com/office/word/2018/wordml/cex" xmlns:w16cid="http://schemas.microsoft.com/office/word/2016/wordml/cid" xmlns:w16="http://schemas.microsoft.com/office/word/2018/wordml" xmlns:w16du="http://schemas.microsoft.com/office/word/2023/wordml/word16du" xmlns:w16sdtdh="http://schemas.microsoft.com/office/word/2020/wordml/sdtdatahash" xmlns:w16sdtfl="http://schemas.microsoft.com/office/word/2024/wordml/sdtformatlock" xmlns:w16se="http://schemas.microsoft.com/office/word/2015/wordml/symex" xmlns:wpg="http://schemas.microsoft.com/office/word/2010/wordprocessingGroup" xmlns:wpi="http://schemas.microsoft.com/office/word/2010/wordprocessingInk" xmlns:wne="http://schemas.microsoft.com/office/word/2006/wordml" xmlns:wps="http://schemas.microsoft.com/office/word/2010/wordprocessingShape" mc:Ignorable="w14 w15 w16se w16cid w16 w16cex w16sdtdh w16sdtfl w16du wp14">
+<w:footnotes xmlns:wpc="http://schemas.microsoft.com/office/word/2010/wordprocessingCanvas" xmlns:cx="http://schemas.microsoft.com/office/drawing/2014/chartex" xmlns:cx1="http://schemas.microsoft.com/office/drawing/2015/9/8/chartex" xmlns:cx2="http://schemas.microsoft.com/office/drawing/2015/10/21/chartex" xmlns:cx3="http://schemas.microsoft.com/office/drawing/2016/5/9/chartex" xmlns:cx4="http://schemas.microsoft.com/office/drawing/2016/5/10/chartex" xmlns:cx5="http://schemas.microsoft.com/office/drawing/2016/5/11/chartex" xmlns:cx6="http://schemas.microsoft.com/office/drawing/2016/5/12/chartex" xmlns:cx7="http://schemas.microsoft.com/office/drawing/2016/5/13/chartex" xmlns:cx8="http://schemas.microsoft.com/office/drawing/2016/5/14/chartex" xmlns:mc="http://schemas.openxmlformats.org/markup-compatibility/2006" xmlns:aink="http://schemas.microsoft.com/office/drawing/2016/ink" xmlns:am3d="http://schemas.microsoft.com/office/drawing/2017/model3d" xmlns:o="urn:schemas-microsoft-com:office:office" xmlns:r="http://schemas.openxmlformats.org/officeDocument/2006/relationships" xmlns:m="http://schemas.openxmlformats.org/officeDocument/2006/math" xmlns:v="urn:schemas-microsoft-com:vml" xmlns:wp14="http://schemas.microsoft.com/office/word/2010/wordprocessingDrawing" xmlns:wp="http://schemas.openxmlformats.org/drawingml/2006/wordprocessingDrawing" xmlns:w10="urn:schemas-microsoft-com:office:word" xmlns:w="http://schemas.openxmlformats.org/wordprocessingml/2006/main" xmlns:w14="http://schemas.microsoft.com/office/word/2010/wordml" xmlns:w15="http://schemas.microsoft.com/office/word/2012/wordml" xmlns:w16cex="http://schemas.microsoft.com/office/word/2018/wordml/cex" xmlns:w16cid="http://schemas.microsoft.com/office/word/2016/wordml/cid" xmlns:w16="http://schemas.microsoft.com/office/word/2018/wordml" xmlns:w16sdtdh="http://schemas.microsoft.com/office/word/2020/wordml/sdtdatahash" xmlns:w16se="http://schemas.microsoft.com/office/word/2015/wordml/symex" xmlns:wpg="http://schemas.microsoft.com/office/word/2010/wordprocessingGroup" xmlns:wpi="http://schemas.microsoft.com/office/word/2010/wordprocessingInk" xmlns:wne="http://schemas.microsoft.com/office/word/2006/wordml" xmlns:wps="http://schemas.microsoft.com/office/word/2010/wordprocessingShape" mc:Ignorable="w14 w15 w16se w16cid w16 w16cex w16sdtdh wp14">
   <w:footnote w:type="separator" w:id="-1">
     <w:p>
       <w:pPr>
@@ -1133,7 +2117,7 @@
 </file>
 
 <file path=word/numbering.xml><?xml version="1.0" encoding="utf-8"?>
-<w:numbering xmlns:wpc="http://schemas.microsoft.com/office/word/2010/wordprocessingCanvas" xmlns:cx="http://schemas.microsoft.com/office/drawing/2014/chartex" xmlns:cx1="http://schemas.microsoft.com/office/drawing/2015/9/8/chartex" xmlns:cx2="http://schemas.microsoft.com/office/drawing/2015/10/21/chartex" xmlns:cx3="http://schemas.microsoft.com/office/drawing/2016/5/9/chartex" xmlns:cx4="http://schemas.microsoft.com/office/drawing/2016/5/10/chartex" xmlns:cx5="http://schemas.microsoft.com/office/drawing/2016/5/11/chartex" xmlns:cx6="http://schemas.microsoft.com/office/drawing/2016/5/12/chartex" xmlns:cx7="http://schemas.microsoft.com/office/drawing/2016/5/13/chartex" xmlns:cx8="http://schemas.microsoft.com/office/drawing/2016/5/14/chartex" xmlns:mc="http://schemas.openxmlformats.org/markup-compatibility/2006" xmlns:aink="http://schemas.microsoft.com/office/drawing/2016/ink" xmlns:am3d="http://schemas.microsoft.com/office/drawing/2017/model3d" xmlns:o="urn:schemas-microsoft-com:office:office" xmlns:oel="http://schemas.microsoft.com/office/2019/extlst" xmlns:r="http://schemas.openxmlformats.org/officeDocument/2006/relationships" xmlns:m="http://schemas.openxmlformats.org/officeDocument/2006/math" xmlns:v="urn:schemas-microsoft-com:vml" xmlns:wp14="http://schemas.microsoft.com/office/word/2010/wordprocessingDrawing" xmlns:wp="http://schemas.openxmlformats.org/drawingml/2006/wordprocessingDrawing" xmlns:w10="urn:schemas-microsoft-com:office:word" xmlns:w="http://schemas.openxmlformats.org/wordprocessingml/2006/main" xmlns:w14="http://schemas.microsoft.com/office/word/2010/wordml" xmlns:w15="http://schemas.microsoft.com/office/word/2012/wordml" xmlns:w16cex="http://schemas.microsoft.com/office/word/2018/wordml/cex" xmlns:w16cid="http://schemas.microsoft.com/office/word/2016/wordml/cid" xmlns:w16="http://schemas.microsoft.com/office/word/2018/wordml" xmlns:w16du="http://schemas.microsoft.com/office/word/2023/wordml/word16du" xmlns:w16sdtdh="http://schemas.microsoft.com/office/word/2020/wordml/sdtdatahash" xmlns:w16sdtfl="http://schemas.microsoft.com/office/word/2024/wordml/sdtformatlock" xmlns:w16se="http://schemas.microsoft.com/office/word/2015/wordml/symex" xmlns:wpg="http://schemas.microsoft.com/office/word/2010/wordprocessingGroup" xmlns:wpi="http://schemas.microsoft.com/office/word/2010/wordprocessingInk" xmlns:wne="http://schemas.microsoft.com/office/word/2006/wordml" xmlns:wps="http://schemas.microsoft.com/office/word/2010/wordprocessingShape" mc:Ignorable="w14 w15 w16se w16cid w16 w16cex w16sdtdh w16sdtfl w16du wp14">
+<w:numbering xmlns:wpc="http://schemas.microsoft.com/office/word/2010/wordprocessingCanvas" xmlns:cx="http://schemas.microsoft.com/office/drawing/2014/chartex" xmlns:cx1="http://schemas.microsoft.com/office/drawing/2015/9/8/chartex" xmlns:cx2="http://schemas.microsoft.com/office/drawing/2015/10/21/chartex" xmlns:cx3="http://schemas.microsoft.com/office/drawing/2016/5/9/chartex" xmlns:cx4="http://schemas.microsoft.com/office/drawing/2016/5/10/chartex" xmlns:cx5="http://schemas.microsoft.com/office/drawing/2016/5/11/chartex" xmlns:cx6="http://schemas.microsoft.com/office/drawing/2016/5/12/chartex" xmlns:cx7="http://schemas.microsoft.com/office/drawing/2016/5/13/chartex" xmlns:cx8="http://schemas.microsoft.com/office/drawing/2016/5/14/chartex" xmlns:mc="http://schemas.openxmlformats.org/markup-compatibility/2006" xmlns:aink="http://schemas.microsoft.com/office/drawing/2016/ink" xmlns:am3d="http://schemas.microsoft.com/office/drawing/2017/model3d" xmlns:o="urn:schemas-microsoft-com:office:office" xmlns:r="http://schemas.openxmlformats.org/officeDocument/2006/relationships" xmlns:m="http://schemas.openxmlformats.org/officeDocument/2006/math" xmlns:v="urn:schemas-microsoft-com:vml" xmlns:wp14="http://schemas.microsoft.com/office/word/2010/wordprocessingDrawing" xmlns:wp="http://schemas.openxmlformats.org/drawingml/2006/wordprocessingDrawing" xmlns:w10="urn:schemas-microsoft-com:office:word" xmlns:w="http://schemas.openxmlformats.org/wordprocessingml/2006/main" xmlns:w14="http://schemas.microsoft.com/office/word/2010/wordml" xmlns:w15="http://schemas.microsoft.com/office/word/2012/wordml" xmlns:w16cex="http://schemas.microsoft.com/office/word/2018/wordml/cex" xmlns:w16cid="http://schemas.microsoft.com/office/word/2016/wordml/cid" xmlns:w16="http://schemas.microsoft.com/office/word/2018/wordml" xmlns:w16sdtdh="http://schemas.microsoft.com/office/word/2020/wordml/sdtdatahash" xmlns:w16se="http://schemas.microsoft.com/office/word/2015/wordml/symex" xmlns:wpg="http://schemas.microsoft.com/office/word/2010/wordprocessingGroup" xmlns:wpi="http://schemas.microsoft.com/office/word/2010/wordprocessingInk" xmlns:wne="http://schemas.microsoft.com/office/word/2006/wordml" xmlns:wps="http://schemas.microsoft.com/office/word/2010/wordprocessingShape" mc:Ignorable="w14 w15 w16se w16cid w16 w16cex w16sdtdh wp14">
   <w:abstractNum w:abstractNumId="0" w15:restartNumberingAfterBreak="0">
     <w:nsid w:val="07EF9ED1"/>
     <w:multiLevelType w:val="hybridMultilevel"/>
@@ -1901,37 +2885,37 @@
       </w:pPr>
     </w:lvl>
   </w:abstractNum>
-  <w:num w:numId="1" w16cid:durableId="87241835">
+  <w:num w:numId="1">
     <w:abstractNumId w:val="4"/>
   </w:num>
-  <w:num w:numId="2" w16cid:durableId="1079408265">
+  <w:num w:numId="2">
     <w:abstractNumId w:val="6"/>
   </w:num>
-  <w:num w:numId="3" w16cid:durableId="715159448">
+  <w:num w:numId="3">
     <w:abstractNumId w:val="2"/>
   </w:num>
-  <w:num w:numId="4" w16cid:durableId="1194686437">
+  <w:num w:numId="4">
     <w:abstractNumId w:val="0"/>
   </w:num>
-  <w:num w:numId="5" w16cid:durableId="341397658">
+  <w:num w:numId="5">
     <w:abstractNumId w:val="4"/>
   </w:num>
-  <w:num w:numId="6" w16cid:durableId="819997906">
+  <w:num w:numId="6">
     <w:abstractNumId w:val="4"/>
   </w:num>
-  <w:num w:numId="7" w16cid:durableId="468937193">
+  <w:num w:numId="7">
     <w:abstractNumId w:val="5"/>
   </w:num>
-  <w:num w:numId="8" w16cid:durableId="151067002">
+  <w:num w:numId="8">
     <w:abstractNumId w:val="3"/>
   </w:num>
-  <w:num w:numId="9" w16cid:durableId="772818463">
+  <w:num w:numId="9">
     <w:abstractNumId w:val="1"/>
   </w:num>
-  <w:num w:numId="10" w16cid:durableId="1672220704">
+  <w:num w:numId="10">
     <w:abstractNumId w:val="4"/>
   </w:num>
-  <w:num w:numId="11" w16cid:durableId="424158087">
+  <w:num w:numId="11">
     <w:abstractNumId w:val="4"/>
   </w:num>
   <w:numIdMacAtCleanup w:val="3"/>
@@ -1939,7 +2923,7 @@
 </file>
 
 <file path=word/styles.xml><?xml version="1.0" encoding="utf-8"?>
-<w:styles xmlns:mc="http://schemas.openxmlformats.org/markup-compatibility/2006" xmlns:r="http://schemas.openxmlformats.org/officeDocument/2006/relationships" xmlns:w="http://schemas.openxmlformats.org/wordprocessingml/2006/main" xmlns:w14="http://schemas.microsoft.com/office/word/2010/wordml" xmlns:w15="http://schemas.microsoft.com/office/word/2012/wordml" xmlns:w16cex="http://schemas.microsoft.com/office/word/2018/wordml/cex" xmlns:w16cid="http://schemas.microsoft.com/office/word/2016/wordml/cid" xmlns:w16="http://schemas.microsoft.com/office/word/2018/wordml" xmlns:w16du="http://schemas.microsoft.com/office/word/2023/wordml/word16du" xmlns:w16sdtdh="http://schemas.microsoft.com/office/word/2020/wordml/sdtdatahash" xmlns:w16sdtfl="http://schemas.microsoft.com/office/word/2024/wordml/sdtformatlock" xmlns:w16se="http://schemas.microsoft.com/office/word/2015/wordml/symex" mc:Ignorable="w14 w15 w16se w16cid w16 w16cex w16sdtdh w16sdtfl w16du">
+<w:styles xmlns:mc="http://schemas.openxmlformats.org/markup-compatibility/2006" xmlns:r="http://schemas.openxmlformats.org/officeDocument/2006/relationships" xmlns:w="http://schemas.openxmlformats.org/wordprocessingml/2006/main" xmlns:w14="http://schemas.microsoft.com/office/word/2010/wordml" xmlns:w15="http://schemas.microsoft.com/office/word/2012/wordml" xmlns:w16cex="http://schemas.microsoft.com/office/word/2018/wordml/cex" xmlns:w16cid="http://schemas.microsoft.com/office/word/2016/wordml/cid" xmlns:w16="http://schemas.microsoft.com/office/word/2018/wordml" xmlns:w16sdtdh="http://schemas.microsoft.com/office/word/2020/wordml/sdtdatahash" xmlns:w16se="http://schemas.microsoft.com/office/word/2015/wordml/symex" mc:Ignorable="w14 w15 w16se w16cid w16 w16cex w16sdtdh">
   <w:docDefaults>
     <w:rPrDefault>
       <w:rPr>
@@ -2336,7 +3320,7 @@
   <w:style w:type="paragraph" w:default="1" w:styleId="Normal">
     <w:name w:val="Normal"/>
     <w:qFormat/>
-    <w:rsid w:val="0098589F"/>
+    <w:rsid w:val="00CB2099"/>
     <w:pPr>
       <w:spacing w:line="360" w:lineRule="auto"/>
       <w:jc w:val="both"/>
@@ -2581,7 +3565,6 @@
   <w:style w:type="character" w:default="1" w:styleId="Fuentedeprrafopredeter">
     <w:name w:val="Default Paragraph Font"/>
     <w:uiPriority w:val="1"/>
-    <w:semiHidden/>
     <w:unhideWhenUsed/>
   </w:style>
   <w:style w:type="table" w:default="1" w:styleId="Tablanormal">
@@ -3513,7 +4496,7 @@
 </file>
 
 <file path=word/glossary/document.xml><?xml version="1.0" encoding="utf-8"?>
-<w:glossaryDocument xmlns:wpc="http://schemas.microsoft.com/office/word/2010/wordprocessingCanvas" xmlns:cx="http://schemas.microsoft.com/office/drawing/2014/chartex" xmlns:cx1="http://schemas.microsoft.com/office/drawing/2015/9/8/chartex" xmlns:cx2="http://schemas.microsoft.com/office/drawing/2015/10/21/chartex" xmlns:cx3="http://schemas.microsoft.com/office/drawing/2016/5/9/chartex" xmlns:cx4="http://schemas.microsoft.com/office/drawing/2016/5/10/chartex" xmlns:cx5="http://schemas.microsoft.com/office/drawing/2016/5/11/chartex" xmlns:cx6="http://schemas.microsoft.com/office/drawing/2016/5/12/chartex" xmlns:cx7="http://schemas.microsoft.com/office/drawing/2016/5/13/chartex" xmlns:cx8="http://schemas.microsoft.com/office/drawing/2016/5/14/chartex" xmlns:mc="http://schemas.openxmlformats.org/markup-compatibility/2006" xmlns:aink="http://schemas.microsoft.com/office/drawing/2016/ink" xmlns:am3d="http://schemas.microsoft.com/office/drawing/2017/model3d" xmlns:o="urn:schemas-microsoft-com:office:office" xmlns:oel="http://schemas.microsoft.com/office/2019/extlst" xmlns:r="http://schemas.openxmlformats.org/officeDocument/2006/relationships" xmlns:m="http://schemas.openxmlformats.org/officeDocument/2006/math" xmlns:v="urn:schemas-microsoft-com:vml" xmlns:wp14="http://schemas.microsoft.com/office/word/2010/wordprocessingDrawing" xmlns:wp="http://schemas.openxmlformats.org/drawingml/2006/wordprocessingDrawing" xmlns:w10="urn:schemas-microsoft-com:office:word" xmlns:w="http://schemas.openxmlformats.org/wordprocessingml/2006/main" xmlns:w14="http://schemas.microsoft.com/office/word/2010/wordml" xmlns:w15="http://schemas.microsoft.com/office/word/2012/wordml" xmlns:w16cex="http://schemas.microsoft.com/office/word/2018/wordml/cex" xmlns:w16cid="http://schemas.microsoft.com/office/word/2016/wordml/cid" xmlns:w16="http://schemas.microsoft.com/office/word/2018/wordml" xmlns:w16du="http://schemas.microsoft.com/office/word/2023/wordml/word16du" xmlns:w16sdtdh="http://schemas.microsoft.com/office/word/2020/wordml/sdtdatahash" xmlns:w16sdtfl="http://schemas.microsoft.com/office/word/2024/wordml/sdtformatlock" xmlns:w16se="http://schemas.microsoft.com/office/word/2015/wordml/symex" xmlns:wpg="http://schemas.microsoft.com/office/word/2010/wordprocessingGroup" xmlns:wpi="http://schemas.microsoft.com/office/word/2010/wordprocessingInk" xmlns:wne="http://schemas.microsoft.com/office/word/2006/wordml" xmlns:wps="http://schemas.microsoft.com/office/word/2010/wordprocessingShape" mc:Ignorable="w14 w15 w16se w16cid w16 w16cex w16sdtdh w16sdtfl w16du wp14">
+<w:glossaryDocument xmlns:wpc="http://schemas.microsoft.com/office/word/2010/wordprocessingCanvas" xmlns:cx="http://schemas.microsoft.com/office/drawing/2014/chartex" xmlns:cx1="http://schemas.microsoft.com/office/drawing/2015/9/8/chartex" xmlns:cx2="http://schemas.microsoft.com/office/drawing/2015/10/21/chartex" xmlns:cx3="http://schemas.microsoft.com/office/drawing/2016/5/9/chartex" xmlns:cx4="http://schemas.microsoft.com/office/drawing/2016/5/10/chartex" xmlns:cx5="http://schemas.microsoft.com/office/drawing/2016/5/11/chartex" xmlns:cx6="http://schemas.microsoft.com/office/drawing/2016/5/12/chartex" xmlns:cx7="http://schemas.microsoft.com/office/drawing/2016/5/13/chartex" xmlns:cx8="http://schemas.microsoft.com/office/drawing/2016/5/14/chartex" xmlns:mc="http://schemas.openxmlformats.org/markup-compatibility/2006" xmlns:aink="http://schemas.microsoft.com/office/drawing/2016/ink" xmlns:am3d="http://schemas.microsoft.com/office/drawing/2017/model3d" xmlns:o="urn:schemas-microsoft-com:office:office" xmlns:r="http://schemas.openxmlformats.org/officeDocument/2006/relationships" xmlns:m="http://schemas.openxmlformats.org/officeDocument/2006/math" xmlns:v="urn:schemas-microsoft-com:vml" xmlns:wp14="http://schemas.microsoft.com/office/word/2010/wordprocessingDrawing" xmlns:wp="http://schemas.openxmlformats.org/drawingml/2006/wordprocessingDrawing" xmlns:w10="urn:schemas-microsoft-com:office:word" xmlns:w="http://schemas.openxmlformats.org/wordprocessingml/2006/main" xmlns:w14="http://schemas.microsoft.com/office/word/2010/wordml" xmlns:w15="http://schemas.microsoft.com/office/word/2012/wordml" xmlns:w16cex="http://schemas.microsoft.com/office/word/2018/wordml/cex" xmlns:w16cid="http://schemas.microsoft.com/office/word/2016/wordml/cid" xmlns:w16="http://schemas.microsoft.com/office/word/2018/wordml" xmlns:w16sdtdh="http://schemas.microsoft.com/office/word/2020/wordml/sdtdatahash" xmlns:w16se="http://schemas.microsoft.com/office/word/2015/wordml/symex" xmlns:wpg="http://schemas.microsoft.com/office/word/2010/wordprocessingGroup" xmlns:wpi="http://schemas.microsoft.com/office/word/2010/wordprocessingInk" xmlns:wne="http://schemas.microsoft.com/office/word/2006/wordml" xmlns:wps="http://schemas.microsoft.com/office/word/2010/wordprocessingShape" mc:Ignorable="w14 w15 w16se w16cid w16 w16cex w16sdtdh wp14">
   <w:docParts>
     <w:docPart>
       <w:docPartPr>
@@ -3542,16 +4525,106 @@
         </w:p>
       </w:docPartBody>
     </w:docPart>
+    <w:docPart>
+      <w:docPartPr>
+        <w:name w:val="CA38F4C4BD7C48888F04590029A56A15"/>
+        <w:category>
+          <w:name w:val="General"/>
+          <w:gallery w:val="placeholder"/>
+        </w:category>
+        <w:types>
+          <w:type w:val="bbPlcHdr"/>
+        </w:types>
+        <w:behaviors>
+          <w:behavior w:val="content"/>
+        </w:behaviors>
+        <w:guid w:val="{F2BBC0B2-E2AB-4BAB-ABD9-D40AA126DF28}"/>
+      </w:docPartPr>
+      <w:docPartBody>
+        <w:p>
+          <w:pPr>
+            <w:pStyle w:val="CA38F4C4BD7C48888F04590029A56A15"/>
+          </w:pPr>
+          <w:r>
+            <w:rPr>
+              <w:rStyle w:val="Textodelmarcadordeposicin"/>
+              <w:lang w:val="en-GB"/>
+            </w:rPr>
+            <w:t>Haz clic o pulse aquí para escribir texto.</w:t>
+          </w:r>
+        </w:p>
+      </w:docPartBody>
+    </w:docPart>
+    <w:docPart>
+      <w:docPartPr>
+        <w:name w:val="D1FF568FD09B4A928641F8472551973D"/>
+        <w:category>
+          <w:name w:val="General"/>
+          <w:gallery w:val="placeholder"/>
+        </w:category>
+        <w:types>
+          <w:type w:val="bbPlcHdr"/>
+        </w:types>
+        <w:behaviors>
+          <w:behavior w:val="content"/>
+        </w:behaviors>
+        <w:guid w:val="{0B7CA919-C6B5-4B16-A58D-357CF40958DC}"/>
+      </w:docPartPr>
+      <w:docPartBody>
+        <w:p>
+          <w:pPr>
+            <w:pStyle w:val="D1FF568FD09B4A928641F8472551973D"/>
+          </w:pPr>
+          <w:r>
+            <w:rPr>
+              <w:rStyle w:val="Textodelmarcadordeposicin"/>
+              <w:lang w:val="en-GB"/>
+            </w:rPr>
+            <w:t>Haz clic o pulse aquí para escribir texto.</w:t>
+          </w:r>
+        </w:p>
+      </w:docPartBody>
+    </w:docPart>
+    <w:docPart>
+      <w:docPartPr>
+        <w:name w:val="5887580FDD704529B80AB9BECDBC8F24"/>
+        <w:category>
+          <w:name w:val="General"/>
+          <w:gallery w:val="placeholder"/>
+        </w:category>
+        <w:types>
+          <w:type w:val="bbPlcHdr"/>
+        </w:types>
+        <w:behaviors>
+          <w:behavior w:val="content"/>
+        </w:behaviors>
+        <w:guid w:val="{D1272EDA-C9A0-4CA1-8F0B-FBB7D67FAF5D}"/>
+      </w:docPartPr>
+      <w:docPartBody>
+        <w:p>
+          <w:pPr>
+            <w:pStyle w:val="5887580FDD704529B80AB9BECDBC8F24"/>
+          </w:pPr>
+          <w:r>
+            <w:rPr>
+              <w:rStyle w:val="Textodelmarcadordeposicin"/>
+              <w:lang w:val="en-GB"/>
+            </w:rPr>
+            <w:t>Haz clic o pulse aquí para escribir texto.</w:t>
+          </w:r>
+        </w:p>
+      </w:docPartBody>
+    </w:docPart>
   </w:docParts>
 </w:glossaryDocument>
 </file>
 
 <file path=word/glossary/fontTable.xml><?xml version="1.0" encoding="utf-8"?>
-<w:fonts xmlns:mc="http://schemas.openxmlformats.org/markup-compatibility/2006" xmlns:r="http://schemas.openxmlformats.org/officeDocument/2006/relationships" xmlns:w="http://schemas.openxmlformats.org/wordprocessingml/2006/main" xmlns:w14="http://schemas.microsoft.com/office/word/2010/wordml" xmlns:w15="http://schemas.microsoft.com/office/word/2012/wordml" xmlns:w16cex="http://schemas.microsoft.com/office/word/2018/wordml/cex" xmlns:w16cid="http://schemas.microsoft.com/office/word/2016/wordml/cid" xmlns:w16="http://schemas.microsoft.com/office/word/2018/wordml" xmlns:w16du="http://schemas.microsoft.com/office/word/2023/wordml/word16du" xmlns:w16sdtdh="http://schemas.microsoft.com/office/word/2020/wordml/sdtdatahash" xmlns:w16sdtfl="http://schemas.microsoft.com/office/word/2024/wordml/sdtformatlock" xmlns:w16se="http://schemas.microsoft.com/office/word/2015/wordml/symex" mc:Ignorable="w14 w15 w16se w16cid w16 w16cex w16sdtdh w16sdtfl w16du">
+<w:fonts xmlns:mc="http://schemas.openxmlformats.org/markup-compatibility/2006" xmlns:r="http://schemas.openxmlformats.org/officeDocument/2006/relationships" xmlns:w="http://schemas.openxmlformats.org/wordprocessingml/2006/main" xmlns:w14="http://schemas.microsoft.com/office/word/2010/wordml" xmlns:w15="http://schemas.microsoft.com/office/word/2012/wordml" xmlns:w16cex="http://schemas.microsoft.com/office/word/2018/wordml/cex" xmlns:w16cid="http://schemas.microsoft.com/office/word/2016/wordml/cid" xmlns:w16="http://schemas.microsoft.com/office/word/2018/wordml" xmlns:w16sdtdh="http://schemas.microsoft.com/office/word/2020/wordml/sdtdatahash" xmlns:w16se="http://schemas.microsoft.com/office/word/2015/wordml/symex" mc:Ignorable="w14 w15 w16se w16cid w16 w16cex w16sdtdh">
   <w:font w:name="Symbol">
     <w:panose1 w:val="05050102010706020507"/>
     <w:charset w:val="02"/>
-    <w:family w:val="decorative"/>
+    <w:family w:val="roman"/>
     <w:pitch w:val="variable"/>
     <w:sig w:usb0="00000000" w:usb1="10000000" w:usb2="00000000" w:usb3="00000000" w:csb0="80000000" w:csb1="00000000"/>
   </w:font>
@@ -3571,17 +4644,17 @@
   </w:font>
   <w:font w:name="Wingdings">
     <w:panose1 w:val="05000000000000000000"/>
-    <w:charset w:val="02"/>
-    <w:family w:val="auto"/>
+    <w:charset w:val="4D"/>
+    <w:family w:val="decorative"/>
     <w:pitch w:val="variable"/>
-    <w:sig w:usb0="00000000" w:usb1="10000000" w:usb2="00000000" w:usb3="00000000" w:csb0="80000000" w:csb1="00000000"/>
+    <w:sig w:usb0="00000003" w:usb1="00000000" w:usb2="00000000" w:usb3="00000000" w:csb0="80000001" w:csb1="00000000"/>
   </w:font>
   <w:font w:name="Calibri">
     <w:panose1 w:val="020F0502020204030204"/>
     <w:charset w:val="00"/>
     <w:family w:val="swiss"/>
     <w:pitch w:val="variable"/>
-    <w:sig w:usb0="E0002AFF" w:usb1="C000247B" w:usb2="00000009" w:usb3="00000000" w:csb0="000001FF" w:csb1="00000000"/>
+    <w:sig w:usb0="E4002EFF" w:usb1="C200247B" w:usb2="00000009" w:usb3="00000000" w:csb0="000001FF" w:csb1="00000000"/>
   </w:font>
   <w:font w:name="Arial">
     <w:panose1 w:val="020B0604020202020204"/>
@@ -3610,34 +4683,19 @@
     <w:charset w:val="00"/>
     <w:family w:val="swiss"/>
     <w:pitch w:val="variable"/>
-    <w:sig w:usb0="E0002AFF" w:usb1="C000247B" w:usb2="00000009" w:usb3="00000000" w:csb0="000001FF" w:csb1="00000000"/>
+    <w:sig w:usb0="E4002EFF" w:usb1="C200247B" w:usb2="00000009" w:usb3="00000000" w:csb0="000001FF" w:csb1="00000000"/>
   </w:font>
   <w:font w:name="Yu Mincho">
-    <w:panose1 w:val="02020400000000000000"/>
     <w:charset w:val="80"/>
     <w:family w:val="roman"/>
     <w:pitch w:val="variable"/>
     <w:sig w:usb0="800002E7" w:usb1="2AC7FCFF" w:usb2="00000012" w:usb3="00000000" w:csb0="0002009F" w:csb1="00000000"/>
   </w:font>
-  <w:font w:name="Aptos">
-    <w:panose1 w:val="020B0004020202020204"/>
-    <w:charset w:val="00"/>
-    <w:family w:val="swiss"/>
-    <w:pitch w:val="variable"/>
-    <w:sig w:usb0="20000287" w:usb1="00000003" w:usb2="00000000" w:usb3="00000000" w:csb0="0000019F" w:csb1="00000000"/>
-  </w:font>
-  <w:font w:name="Aptos Display">
-    <w:panose1 w:val="020B0004020202020204"/>
-    <w:charset w:val="00"/>
-    <w:family w:val="swiss"/>
-    <w:pitch w:val="variable"/>
-    <w:sig w:usb0="20000287" w:usb1="00000003" w:usb2="00000000" w:usb3="00000000" w:csb0="0000019F" w:csb1="00000000"/>
-  </w:font>
 </w:fonts>
 </file>
 
 <file path=word/glossary/settings.xml><?xml version="1.0" encoding="utf-8"?>
-<w:settings xmlns:mc="http://schemas.openxmlformats.org/markup-compatibility/2006" xmlns:o="urn:schemas-microsoft-com:office:office" xmlns:r="http://schemas.openxmlformats.org/officeDocument/2006/relationships" xmlns:m="http://schemas.openxmlformats.org/officeDocument/2006/math" xmlns:v="urn:schemas-microsoft-com:vml" xmlns:w10="urn:schemas-microsoft-com:office:word" xmlns:w="http://schemas.openxmlformats.org/wordprocessingml/2006/main" xmlns:w14="http://schemas.microsoft.com/office/word/2010/wordml" xmlns:w15="http://schemas.microsoft.com/office/word/2012/wordml" xmlns:w16cex="http://schemas.microsoft.com/office/word/2018/wordml/cex" xmlns:w16cid="http://schemas.microsoft.com/office/word/2016/wordml/cid" xmlns:w16="http://schemas.microsoft.com/office/word/2018/wordml" xmlns:w16du="http://schemas.microsoft.com/office/word/2023/wordml/word16du" xmlns:w16sdtdh="http://schemas.microsoft.com/office/word/2020/wordml/sdtdatahash" xmlns:w16sdtfl="http://schemas.microsoft.com/office/word/2024/wordml/sdtformatlock" xmlns:w16se="http://schemas.microsoft.com/office/word/2015/wordml/symex" xmlns:sl="http://schemas.openxmlformats.org/schemaLibrary/2006/main" mc:Ignorable="w14 w15 w16se w16cid w16 w16cex w16sdtdh w16sdtfl w16du">
+<w:settings xmlns:mc="http://schemas.openxmlformats.org/markup-compatibility/2006" xmlns:o="urn:schemas-microsoft-com:office:office" xmlns:r="http://schemas.openxmlformats.org/officeDocument/2006/relationships" xmlns:m="http://schemas.openxmlformats.org/officeDocument/2006/math" xmlns:v="urn:schemas-microsoft-com:vml" xmlns:w10="urn:schemas-microsoft-com:office:word" xmlns:w="http://schemas.openxmlformats.org/wordprocessingml/2006/main" xmlns:w14="http://schemas.microsoft.com/office/word/2010/wordml" xmlns:w15="http://schemas.microsoft.com/office/word/2012/wordml" xmlns:w16cex="http://schemas.microsoft.com/office/word/2018/wordml/cex" xmlns:w16cid="http://schemas.microsoft.com/office/word/2016/wordml/cid" xmlns:w16="http://schemas.microsoft.com/office/word/2018/wordml" xmlns:w16sdtdh="http://schemas.microsoft.com/office/word/2020/wordml/sdtdatahash" xmlns:w16se="http://schemas.microsoft.com/office/word/2015/wordml/symex" xmlns:sl="http://schemas.openxmlformats.org/schemaLibrary/2006/main" mc:Ignorable="w14 w15 w16se w16cid w16 w16cex w16sdtdh">
   <w:view w:val="normal"/>
   <w:defaultTabStop w:val="708"/>
   <w:hyphenationZone w:val="425"/>
@@ -3682,6 +4740,7 @@
     <w:rsid w:val="006D29C6"/>
     <w:rsid w:val="006E6C32"/>
     <w:rsid w:val="00700D70"/>
+    <w:rsid w:val="0076750D"/>
     <w:rsid w:val="0077239B"/>
     <w:rsid w:val="007F3532"/>
     <w:rsid w:val="008724E2"/>
@@ -3700,6 +4759,7 @@
     <w:rsid w:val="00DA4981"/>
     <w:rsid w:val="00DB5DAE"/>
     <w:rsid w:val="00DF55B8"/>
+    <w:rsid w:val="00E05EEF"/>
     <w:rsid w:val="00E305CE"/>
     <w:rsid w:val="00E36221"/>
     <w:rsid w:val="00E877D6"/>
@@ -3724,14 +4784,14 @@
   </m:mathPr>
   <w:themeFontLang w:val="es-EC"/>
   <w:clrSchemeMapping w:bg1="light1" w:t1="dark1" w:bg2="light2" w:t2="dark2" w:accent1="accent1" w:accent2="accent2" w:accent3="accent3" w:accent4="accent4" w:accent5="accent5" w:accent6="accent6" w:hyperlink="hyperlink" w:followedHyperlink="followedHyperlink"/>
-  <w:decimalSymbol w:val=","/>
+  <w:decimalSymbol w:val="."/>
   <w:listSeparator w:val=";"/>
   <w15:chartTrackingRefBased/>
 </w:settings>
 </file>
 
 <file path=word/glossary/styles.xml><?xml version="1.0" encoding="utf-8"?>
-<w:styles xmlns:mc="http://schemas.openxmlformats.org/markup-compatibility/2006" xmlns:r="http://schemas.openxmlformats.org/officeDocument/2006/relationships" xmlns:w="http://schemas.openxmlformats.org/wordprocessingml/2006/main" xmlns:w14="http://schemas.microsoft.com/office/word/2010/wordml" xmlns:w15="http://schemas.microsoft.com/office/word/2012/wordml" xmlns:w16cex="http://schemas.microsoft.com/office/word/2018/wordml/cex" xmlns:w16cid="http://schemas.microsoft.com/office/word/2016/wordml/cid" xmlns:w16="http://schemas.microsoft.com/office/word/2018/wordml" xmlns:w16du="http://schemas.microsoft.com/office/word/2023/wordml/word16du" xmlns:w16sdtdh="http://schemas.microsoft.com/office/word/2020/wordml/sdtdatahash" xmlns:w16sdtfl="http://schemas.microsoft.com/office/word/2024/wordml/sdtformatlock" xmlns:w16se="http://schemas.microsoft.com/office/word/2015/wordml/symex" mc:Ignorable="w14 w15 w16se w16cid w16 w16cex w16sdtdh w16sdtfl w16du">
+<w:styles xmlns:mc="http://schemas.openxmlformats.org/markup-compatibility/2006" xmlns:r="http://schemas.openxmlformats.org/officeDocument/2006/relationships" xmlns:w="http://schemas.openxmlformats.org/wordprocessingml/2006/main" xmlns:w14="http://schemas.microsoft.com/office/word/2010/wordml" xmlns:w15="http://schemas.microsoft.com/office/word/2012/wordml" xmlns:w16cex="http://schemas.microsoft.com/office/word/2018/wordml/cex" xmlns:w16cid="http://schemas.microsoft.com/office/word/2016/wordml/cid" xmlns:w16="http://schemas.microsoft.com/office/word/2018/wordml" xmlns:w16sdtdh="http://schemas.microsoft.com/office/word/2020/wordml/sdtdatahash" xmlns:w16se="http://schemas.microsoft.com/office/word/2015/wordml/symex" mc:Ignorable="w14 w15 w16se w16cid w16 w16cex w16sdtdh">
   <w:docDefaults>
     <w:rPrDefault>
       <w:rPr>
@@ -4163,16 +5223,58 @@
     <w:basedOn w:val="Fuentedeprrafopredeter"/>
     <w:uiPriority w:val="99"/>
     <w:semiHidden/>
-    <w:rsid w:val="001F051B"/>
+    <w:rsid w:val="00E05EEF"/>
     <w:rPr>
       <w:color w:val="666666"/>
+    </w:rPr>
+  </w:style>
+  <w:style w:type="paragraph" w:customStyle="1" w:styleId="CA38F4C4BD7C48888F04590029A56A15">
+    <w:name w:val="CA38F4C4BD7C48888F04590029A56A15"/>
+    <w:rsid w:val="00E05EEF"/>
+    <w:pPr>
+      <w:spacing w:line="259" w:lineRule="auto"/>
+    </w:pPr>
+    <w:rPr>
+      <w:kern w:val="0"/>
+      <w:sz w:val="22"/>
+      <w:szCs w:val="22"/>
+      <w:lang w:val="es-PE" w:eastAsia="es-PE"/>
+      <w14:ligatures w14:val="none"/>
+    </w:rPr>
+  </w:style>
+  <w:style w:type="paragraph" w:customStyle="1" w:styleId="D1FF568FD09B4A928641F8472551973D">
+    <w:name w:val="D1FF568FD09B4A928641F8472551973D"/>
+    <w:rsid w:val="00E05EEF"/>
+    <w:pPr>
+      <w:spacing w:line="259" w:lineRule="auto"/>
+    </w:pPr>
+    <w:rPr>
+      <w:kern w:val="0"/>
+      <w:sz w:val="22"/>
+      <w:szCs w:val="22"/>
+      <w:lang w:val="es-PE" w:eastAsia="es-PE"/>
+      <w14:ligatures w14:val="none"/>
+    </w:rPr>
+  </w:style>
+  <w:style w:type="paragraph" w:customStyle="1" w:styleId="5887580FDD704529B80AB9BECDBC8F24">
+    <w:name w:val="5887580FDD704529B80AB9BECDBC8F24"/>
+    <w:rsid w:val="00E05EEF"/>
+    <w:pPr>
+      <w:spacing w:line="259" w:lineRule="auto"/>
+    </w:pPr>
+    <w:rPr>
+      <w:kern w:val="0"/>
+      <w:sz w:val="22"/>
+      <w:szCs w:val="22"/>
+      <w:lang w:val="es-PE" w:eastAsia="es-PE"/>
+      <w14:ligatures w14:val="none"/>
     </w:rPr>
   </w:style>
 </w:styles>
 </file>
 
 <file path=word/glossary/webSettings.xml><?xml version="1.0" encoding="utf-8"?>
-<w:webSettings xmlns:mc="http://schemas.openxmlformats.org/markup-compatibility/2006" xmlns:r="http://schemas.openxmlformats.org/officeDocument/2006/relationships" xmlns:w="http://schemas.openxmlformats.org/wordprocessingml/2006/main" xmlns:w14="http://schemas.microsoft.com/office/word/2010/wordml" xmlns:w15="http://schemas.microsoft.com/office/word/2012/wordml" xmlns:w16cex="http://schemas.microsoft.com/office/word/2018/wordml/cex" xmlns:w16cid="http://schemas.microsoft.com/office/word/2016/wordml/cid" xmlns:w16="http://schemas.microsoft.com/office/word/2018/wordml" xmlns:w16du="http://schemas.microsoft.com/office/word/2023/wordml/word16du" xmlns:w16sdtdh="http://schemas.microsoft.com/office/word/2020/wordml/sdtdatahash" xmlns:w16sdtfl="http://schemas.microsoft.com/office/word/2024/wordml/sdtformatlock" xmlns:w16se="http://schemas.microsoft.com/office/word/2015/wordml/symex" mc:Ignorable="w14 w15 w16se w16cid w16 w16cex w16sdtdh w16sdtfl w16du">
+<w:webSettings xmlns:mc="http://schemas.openxmlformats.org/markup-compatibility/2006" xmlns:r="http://schemas.openxmlformats.org/officeDocument/2006/relationships" xmlns:w="http://schemas.openxmlformats.org/wordprocessingml/2006/main" xmlns:w14="http://schemas.microsoft.com/office/word/2010/wordml" xmlns:w15="http://schemas.microsoft.com/office/word/2012/wordml" xmlns:w16cex="http://schemas.microsoft.com/office/word/2018/wordml/cex" xmlns:w16cid="http://schemas.microsoft.com/office/word/2016/wordml/cid" xmlns:w16="http://schemas.microsoft.com/office/word/2018/wordml" xmlns:w16sdtdh="http://schemas.microsoft.com/office/word/2020/wordml/sdtdatahash" xmlns:w16se="http://schemas.microsoft.com/office/word/2015/wordml/symex" mc:Ignorable="w14 w15 w16se w16cid w16 w16cex w16sdtdh">
   <w:optimizeForBrowser/>
   <w:allowPNG/>
 </w:webSettings>
@@ -4557,10 +5659,6 @@
 </file>
 
 <file path=customXml/item1.xml><?xml version="1.0" encoding="utf-8"?>
-<b:Sources xmlns:b="http://schemas.openxmlformats.org/officeDocument/2006/bibliography" xmlns="http://schemas.openxmlformats.org/officeDocument/2006/bibliography" SelectedStyle="/APASixthEditionOfficeOnline.xsl" StyleName="APA" Version="6"/>
-</file>
-
-<file path=customXml/item2.xml><?xml version="1.0" encoding="utf-8"?>
 <ct:contentTypeSchema xmlns:ct="http://schemas.microsoft.com/office/2006/metadata/contentType" xmlns:ma="http://schemas.microsoft.com/office/2006/metadata/properties/metaAttributes" ct:_="" ma:_="" ma:contentTypeName="Documento" ma:contentTypeID="0x01010006ACA7DB3593B24E887290A71F51A18F" ma:contentTypeVersion="10" ma:contentTypeDescription="Crear nuevo documento." ma:contentTypeScope="" ma:versionID="5fde8b866a40f115df17144418c3774a">
   <xsd:schema xmlns:xsd="http://www.w3.org/2001/XMLSchema" xmlns:xs="http://www.w3.org/2001/XMLSchema" xmlns:p="http://schemas.microsoft.com/office/2006/metadata/properties" xmlns:ns2="e62bc30b-b884-4ee1-b0ab-e2e35dfacfd5" targetNamespace="http://schemas.microsoft.com/office/2006/metadata/properties" ma:root="true" ma:fieldsID="722d0d74b5f1a0e9a135ab2398c17b72" ns2:_="">
     <xsd:import namespace="e62bc30b-b884-4ee1-b0ab-e2e35dfacfd5"/>
@@ -4740,7 +5838,20 @@
 </ct:contentTypeSchema>
 </file>
 
+<file path=customXml/item2.xml><?xml version="1.0" encoding="utf-8"?>
+<b:Sources xmlns:b="http://schemas.openxmlformats.org/officeDocument/2006/bibliography" xmlns="http://schemas.openxmlformats.org/officeDocument/2006/bibliography" SelectedStyle="/APASixthEditionOfficeOnline.xsl" StyleName="APA" Version="6"/>
+</file>
+
 <file path=customXml/item3.xml><?xml version="1.0" encoding="utf-8"?>
+<?mso-contentType ?>
+<FormTemplates xmlns="http://schemas.microsoft.com/sharepoint/v3/contenttype/forms">
+  <Display>DocumentLibraryForm</Display>
+  <Edit>DocumentLibraryForm</Edit>
+  <New>DocumentLibraryForm</New>
+</FormTemplates>
+</file>
+
+<file path=customXml/item4.xml><?xml version="1.0" encoding="utf-8"?>
 <p:properties xmlns:p="http://schemas.microsoft.com/office/2006/metadata/properties" xmlns:xsi="http://www.w3.org/2001/XMLSchema-instance" xmlns:pc="http://schemas.microsoft.com/office/infopath/2007/PartnerControls">
   <documentManagement>
     <Nro xmlns="e62bc30b-b884-4ee1-b0ab-e2e35dfacfd5">0</Nro>
@@ -4749,24 +5860,7 @@
 </p:properties>
 </file>
 
-<file path=customXml/item4.xml><?xml version="1.0" encoding="utf-8"?>
-<?mso-contentType ?>
-<FormTemplates xmlns="http://schemas.microsoft.com/sharepoint/v3/contenttype/forms">
-  <Display>DocumentLibraryForm</Display>
-  <Edit>DocumentLibraryForm</Edit>
-  <New>DocumentLibraryForm</New>
-</FormTemplates>
-</file>
-
 <file path=customXml/itemProps1.xml><?xml version="1.0" encoding="utf-8"?>
-<ds:datastoreItem xmlns:ds="http://schemas.openxmlformats.org/officeDocument/2006/customXml" ds:itemID="{BE0E3CBB-9640-C643-97A5-411B9F838128}">
-  <ds:schemaRefs>
-    <ds:schemaRef ds:uri="http://schemas.openxmlformats.org/officeDocument/2006/bibliography"/>
-  </ds:schemaRefs>
-</ds:datastoreItem>
-</file>
-
-<file path=customXml/itemProps2.xml><?xml version="1.0" encoding="utf-8"?>
 <ds:datastoreItem xmlns:ds="http://schemas.openxmlformats.org/officeDocument/2006/customXml" ds:itemID="{BB19413B-A659-4239-B251-6BE967D5DACB}">
   <ds:schemaRefs>
     <ds:schemaRef ds:uri="http://schemas.microsoft.com/office/2006/metadata/contentType"/>
@@ -4784,7 +5878,23 @@
 </ds:datastoreItem>
 </file>
 
+<file path=customXml/itemProps2.xml><?xml version="1.0" encoding="utf-8"?>
+<ds:datastoreItem xmlns:ds="http://schemas.openxmlformats.org/officeDocument/2006/customXml" ds:itemID="{BE0E3CBB-9640-C643-97A5-411B9F838128}">
+  <ds:schemaRefs>
+    <ds:schemaRef ds:uri="http://schemas.openxmlformats.org/officeDocument/2006/bibliography"/>
+  </ds:schemaRefs>
+</ds:datastoreItem>
+</file>
+
 <file path=customXml/itemProps3.xml><?xml version="1.0" encoding="utf-8"?>
+<ds:datastoreItem xmlns:ds="http://schemas.openxmlformats.org/officeDocument/2006/customXml" ds:itemID="{7E3075BF-FDAF-4D4D-8DC1-23126609A178}">
+  <ds:schemaRefs>
+    <ds:schemaRef ds:uri="http://schemas.microsoft.com/sharepoint/v3/contenttype/forms"/>
+  </ds:schemaRefs>
+</ds:datastoreItem>
+</file>
+
+<file path=customXml/itemProps4.xml><?xml version="1.0" encoding="utf-8"?>
 <ds:datastoreItem xmlns:ds="http://schemas.openxmlformats.org/officeDocument/2006/customXml" ds:itemID="{DAAF528F-7240-408A-9BF0-E37AC9702D32}">
   <ds:schemaRefs>
     <ds:schemaRef ds:uri="http://schemas.microsoft.com/office/2006/metadata/properties"/>
@@ -4792,12 +5902,4 @@
     <ds:schemaRef ds:uri="e62bc30b-b884-4ee1-b0ab-e2e35dfacfd5"/>
   </ds:schemaRefs>
 </ds:datastoreItem>
-</file>
-
-<file path=customXml/itemProps4.xml><?xml version="1.0" encoding="utf-8"?>
-<ds:datastoreItem xmlns:ds="http://schemas.openxmlformats.org/officeDocument/2006/customXml" ds:itemID="{7E3075BF-FDAF-4D4D-8DC1-23126609A178}">
-  <ds:schemaRefs>
-    <ds:schemaRef ds:uri="http://schemas.microsoft.com/sharepoint/v3/contenttype/forms"/>
-  </ds:schemaRefs>
-</ds:datastoreItem>
 </file>
--- a/TP4/TP4_Programacion_Grupo3.docx
+++ b/TP4/TP4_Programacion_Grupo3.docx
@@ -388,7 +388,6 @@
           <w:lang w:val="es-ES_tradnl"/>
         </w:rPr>
       </w:pPr>
-      <w:proofErr w:type="spellStart"/>
       <w:r>
         <w:rPr>
           <w:rFonts w:cs="Times New Roman"/>
@@ -401,7 +400,6 @@
         </w:rPr>
         <w:t>Github</w:t>
       </w:r>
-      <w:proofErr w:type="spellEnd"/>
       <w:r>
         <w:rPr>
           <w:rFonts w:cs="Times New Roman"/>
@@ -683,15 +681,7 @@
         <w:t>forma</w:t>
       </w:r>
       <w:r>
-        <w:t xml:space="preserve"> rigurosa la elección de la penalidad óptima, la base de datos se dividió previamente en un conjunto de entrenamiento y uno de testeo, de modo que el </w:t>
-      </w:r>
-      <w:proofErr w:type="spellStart"/>
-      <w:r>
-        <w:t>hiperparámetro</w:t>
-      </w:r>
-      <w:proofErr w:type="spellEnd"/>
-      <w:r>
-        <w:t xml:space="preserve"> λ fuera seleccionado mediante validación cruzada utilizando exclusivamente los datos de entrenamiento, sin ningún tipo de contacto con el conjunto de testeo. Una vez confirmado que el valor de λ seleccionado generaliza adecuadamente a datos no utilizados durante el ajuste, se optó por reestimar los modelos finales utilizando la totalidad de la base disponible, ya que esto permite obtener coeficientes más precisos y estables sin comprometer la validez del proceso de selección, que ya había sido realizado de forma honesta sobre el conjunto de entrenamiento.</w:t>
+        <w:t xml:space="preserve"> rigurosa la elección de la penalidad óptima, la base de datos se dividió previamente en un conjunto de entrenamiento y uno de testeo, de modo que el hiperparámetro λ fuera seleccionado mediante validación cruzada utilizando exclusivamente los datos de entrenamiento, sin ningún tipo de contacto con el conjunto de testeo. Una vez confirmado que el valor de λ seleccionado generaliza adecuadamente a datos no utilizados durante el ajuste, se optó por reestimar los modelos finales utilizando la totalidad de la base disponible, ya que esto permite obtener coeficientes más precisos y estables sin comprometer la validez del proceso de selección, que ya había sido realizado de forma honesta sobre el conjunto de entrenamiento.</w:t>
       </w:r>
     </w:p>
     <w:p>
@@ -768,10 +758,7 @@
         </w:drawing>
       </w:r>
       <w:r>
-        <w:t>Gráfico</w:t>
-      </w:r>
-      <w:r>
-        <w:t xml:space="preserve"> </w:t>
+        <w:t xml:space="preserve">Gráfico </w:t>
       </w:r>
       <w:r>
         <w:fldChar w:fldCharType="begin"/>
@@ -811,14 +798,7 @@
           <w:b w:val="0"/>
           <w:bCs/>
         </w:rPr>
-        <w:t>λ</w:t>
-      </w:r>
-      <w:r>
-        <w:rPr>
-          <w:b w:val="0"/>
-          <w:bCs/>
-        </w:rPr>
-        <w:t>)</w:t>
+        <w:t>λ)</w:t>
       </w:r>
     </w:p>
     <w:p>
@@ -857,6 +837,7 @@
             <w:docPart w:val="CA38F4C4BD7C48888F04590029A56A15"/>
           </w:placeholder>
         </w:sdtPr>
+        <w:sdtEndPr/>
         <w:sdtContent>
           <w:r>
             <w:rPr>
@@ -1073,14 +1054,7 @@
           <w:b/>
           <w:bCs/>
         </w:rPr>
-        <w:t xml:space="preserve">Gráfico </w:t>
-      </w:r>
-      <w:r>
-        <w:rPr>
-          <w:b/>
-          <w:bCs/>
-        </w:rPr>
-        <w:t>2</w:t>
+        <w:t>Gráfico 2</w:t>
       </w:r>
       <w:r>
         <w:tab/>
@@ -1093,23 +1067,7 @@
           <w:i/>
           <w:iCs/>
         </w:rPr>
-        <w:t xml:space="preserve">Distribución del error de validación por </w:t>
-      </w:r>
-      <w:proofErr w:type="spellStart"/>
-      <w:r>
-        <w:rPr>
-          <w:i/>
-          <w:iCs/>
-        </w:rPr>
-        <w:t>fold</w:t>
-      </w:r>
-      <w:proofErr w:type="spellEnd"/>
-      <w:r>
-        <w:rPr>
-          <w:i/>
-          <w:iCs/>
-        </w:rPr>
-        <w:t>- Proporción de variables ignoradas LASSO</w:t>
+        <w:t>Distribución del error de validación por fold- Proporción de variables ignoradas LASSO</w:t>
       </w:r>
     </w:p>
     <w:p>
@@ -1148,6 +1106,7 @@
             <w:docPart w:val="D1FF568FD09B4A928641F8472551973D"/>
           </w:placeholder>
         </w:sdtPr>
+        <w:sdtEndPr/>
         <w:sdtContent>
           <w:r>
             <w:rPr>
@@ -1213,70 +1172,56 @@
         <w:rPr>
           <w:lang w:val="es-PE"/>
         </w:rPr>
-        <w:t xml:space="preserve"> muestra cómo evoluciona el error de clasificación en validación a medida que aumenta la penalidad, medido mediante validación cruzada dentro del conjunto de entrenamiento. Para ambas técnicas, el error se mantiene bajo y estable en un rango amplio de penalidades pequeñas, y recién comienza a deteriorarse de forma marcada cuando la penalidad se vuelve muy alta. En ese punto de deterioro, LASSO se estabiliza en un error algo más alto pero constante, mientras que Ridge muestra mayor dispersión entre </w:t>
-      </w:r>
-      <w:proofErr w:type="spellStart"/>
-      <w:r>
+        <w:t xml:space="preserve"> muestra cómo evoluciona el error de clasificación en validación a medida que aumenta la penalidad, medido mediante validación cruzada dentro del conjunto de entrenamiento. Para ambas técnicas, el error se mantiene bajo y estable en un rango amplio de penalidades pequeñas, y recién comienza a deteriorarse de forma marcada cuando la penalidad se vuelve muy alta. En ese punto de deterioro, LASSO se estabiliza en un error algo más alto pero constante, mientras que Ridge muestra mayor dispersión entre folds, lo que indica menor estabilidad ante penalidades extremas. Con este criterio, el algoritmo eligió como óptimo un valor de penalidad muy bajo para ambas técnicas, lo cual sugiere que en esta muestra el modelo no se beneficia de una regularización fuerte, ya que las variables incluidas aportan información genuina y no hay evidencia clara de sobreajuste que corregir.</w:t>
+      </w:r>
+    </w:p>
+    <w:p>
+      <w:pPr>
         <w:rPr>
           <w:lang w:val="es-PE"/>
         </w:rPr>
-        <w:t>folds</w:t>
-      </w:r>
-      <w:proofErr w:type="spellEnd"/>
+      </w:pPr>
       <w:r>
         <w:rPr>
           <w:lang w:val="es-PE"/>
         </w:rPr>
-        <w:t>, lo que indica menor estabilidad ante penalidades extremas. Con este criterio, el algoritmo eligió como óptimo un valor de penalidad muy bajo para ambas técnicas, lo cual sugiere que en esta muestra el modelo no se beneficia de una regularización fuerte, ya que las variables incluidas aportan información genuina y no hay evidencia clara de sobreajuste que corregir.</w:t>
-      </w:r>
-    </w:p>
-    <w:p>
-      <w:pPr>
+        <w:t xml:space="preserve">El </w:t>
+      </w:r>
+      <w:r>
         <w:rPr>
           <w:lang w:val="es-PE"/>
         </w:rPr>
-      </w:pPr>
+        <w:t>panel derecho del</w:t>
+      </w:r>
       <w:r>
         <w:rPr>
           <w:lang w:val="es-PE"/>
         </w:rPr>
-        <w:t xml:space="preserve">El </w:t>
+        <w:t xml:space="preserve"> gráfico</w:t>
       </w:r>
       <w:r>
         <w:rPr>
           <w:lang w:val="es-PE"/>
         </w:rPr>
-        <w:t>panel derecho del</w:t>
+        <w:t xml:space="preserve"> 2</w:t>
       </w:r>
       <w:r>
         <w:rPr>
           <w:lang w:val="es-PE"/>
         </w:rPr>
-        <w:t xml:space="preserve"> gráfico</w:t>
+        <w:t xml:space="preserve"> complementa esta conclusión mostrando qué proporción de variables queda con coeficiente exactamente en cero según el nivel de penalidad en LASSO. Se observa </w:t>
       </w:r>
       <w:r>
         <w:rPr>
           <w:lang w:val="es-PE"/>
         </w:rPr>
-        <w:t xml:space="preserve"> 2</w:t>
+        <w:t>que,</w:t>
       </w:r>
       <w:r>
         <w:rPr>
           <w:lang w:val="es-PE"/>
         </w:rPr>
-        <w:t xml:space="preserve"> complementa esta conclusión mostrando qué proporción de variables queda con coeficiente exactamente en cero según el nivel de penalidad en LASSO. Se observa </w:t>
-      </w:r>
-      <w:r>
-        <w:rPr>
-          <w:lang w:val="es-PE"/>
-        </w:rPr>
-        <w:t>que,</w:t>
-      </w:r>
-      <w:r>
-        <w:rPr>
-          <w:lang w:val="es-PE"/>
-        </w:rPr>
-        <w:t xml:space="preserve"> con penalidades bajas, incluyendo el valor óptimo elegido por validación cruzada, prácticamente ninguna variable es descartada, y recién a partir de penalidades mucho más altas el modelo empieza a eliminar variables de forma acelerada, hasta descartarlas todas en el extremo superior de la grilla. Esto confirma que el punto óptimo encontrado prioriza mantener la capacidad predictiva del modelo por sobre la simplificación, ya que cualquier eliminación de variables en este caso implicaría un costo en desempeño que la validación cruzada no consideró conveniente asumir.</w:t>
+        <w:t xml:space="preserve"> con penalidades bajas, incluyendo el valor óptimo elegido por validación cruzada, prácticamente ninguna variable es descartada, y recién a partir de penalidades mucho más altas el modelo empieza a eliminar variables de forma acelerada, hasta descartarlas todas en el extremo superior de la grilla. Esto confirma que el punto óptimo encontrado prioriza mantener la capacidad predictiva del modelo sobre la simplificación, ya que cualquier eliminación de variables en este caso implicaría un costo en desempeño que la validación cruzada no consideró conveniente asumir.</w:t>
       </w:r>
     </w:p>
     <w:p>
@@ -1289,6 +1234,7 @@
         <w:rPr>
           <w:b/>
           <w:bCs/>
+          <w:noProof/>
         </w:rPr>
         <w:drawing>
           <wp:anchor distT="0" distB="0" distL="114300" distR="114300" simplePos="0" relativeHeight="251661312" behindDoc="0" locked="0" layoutInCell="1" allowOverlap="1" wp14:anchorId="358C5E62" wp14:editId="672737CC">
@@ -1352,21 +1298,7 @@
           <w:b/>
           <w:bCs/>
         </w:rPr>
-        <w:t>Tabla</w:t>
-      </w:r>
-      <w:r>
-        <w:rPr>
-          <w:b/>
-          <w:bCs/>
-        </w:rPr>
-        <w:t xml:space="preserve"> </w:t>
-      </w:r>
-      <w:r>
-        <w:rPr>
-          <w:b/>
-          <w:bCs/>
-        </w:rPr>
-        <w:t>1</w:t>
+        <w:t>Tabla 1</w:t>
       </w:r>
       <w:r>
         <w:rPr>
@@ -1422,6 +1354,7 @@
             <w:docPart w:val="5887580FDD704529B80AB9BECDBC8F24"/>
           </w:placeholder>
         </w:sdtPr>
+        <w:sdtEndPr/>
         <w:sdtContent>
           <w:r>
             <w:rPr>
@@ -1456,21 +1389,20 @@
         <w:rPr>
           <w:lang w:val="es-PE"/>
         </w:rPr>
-        <w:t xml:space="preserve">Con el objetivo de contar con una estimación lo más precisa posible para la interpretación final, los tres modelos (logit sin penalidad, LASSO y Ridge) se reestimaron sobre la totalidad de la base disponible, combinando el conjunto de entrenamiento y el de testeo utilizados previamente para validar la elección de la penalidad óptima. Esta decisión responde a que, una vez confirmado que el valor de λ seleccionado por validación cruzada generaliza adecuadamente a datos no utilizados en el entrenamiento, resulta apropiado aprovechar toda la información disponible para lograr coeficientes más estables y representativos, sin que esto comprometa la validez del proceso de selección del </w:t>
-      </w:r>
-      <w:proofErr w:type="spellStart"/>
-      <w:r>
+        <w:t>Con el objetivo de contar con una estimación lo más precisa posible para la interpretación final, los tres modelos (logit sin penalidad, LASSO y Ridge) se reestimaron sobre la totalidad de la base disponible, combinando el conjunto de entrenamiento y el de testeo utilizados previamente para validar la elección de la penalidad óptima. Esta decisión responde a que, una vez confirmado que el valor de λ seleccionado por validación cruzada generaliza adecuadamente a datos no utilizados en el entrenamiento, resulta apropiado aprovechar toda la información disponible para lograr coeficientes más estables y representativos, sin que esto comprometa la validez del proceso de selección del hiperparámetro, que ya fue realizado exclusivamente sobre el conjunto de entrenamiento.</w:t>
+      </w:r>
+    </w:p>
+    <w:p>
+      <w:pPr>
         <w:rPr>
           <w:lang w:val="es-PE"/>
         </w:rPr>
-        <w:t>hiperparámetro</w:t>
-      </w:r>
-      <w:proofErr w:type="spellEnd"/>
+      </w:pPr>
       <w:r>
         <w:rPr>
           <w:lang w:val="es-PE"/>
         </w:rPr>
-        <w:t>, que ya fue realizado exclusivamente sobre el conjunto de entrenamiento.</w:t>
+        <w:t>Al comparar los coeficientes de los tres modelos, se observa que las estimaciones resultan sumamente similares entre sí, tanto en signo como en magnitud. Esto es consistente con el hecho de que la validación cruzada seleccionó valores de penalidad muy bajos (λ = 0,0001 para LASSO y λ = 0,00001 para Ridge), lo cual indica que ninguna de las dos técnicas de regularización encontró evidencia suficiente de sobreajuste como para justificar una penalización más agresiva. En consecuencia, ninguna variable fue eliminada por LASSO, y los coeficientes de Ridge muestran un achicamiento apenas perceptible respecto del modelo sin penalizar. En definitiva, la regularización no modifica sustancialmente los resultados obtenidos, sino que los confirma, brindando mayor robustez a las conclusiones del modelo original.</w:t>
       </w:r>
     </w:p>
     <w:p>
@@ -1483,19 +1415,6 @@
         <w:rPr>
           <w:lang w:val="es-PE"/>
         </w:rPr>
-        <w:t>Al comparar los coeficientes de los tres modelos, se observa que las estimaciones resultan sumamente similares entre sí, tanto en signo como en magnitud. Esto es consistente con el hecho de que la validación cruzada seleccionó valores de penalidad muy bajos (λ = 0,0001 para LASSO y λ = 0,00001 para Ridge), lo cual indica que ninguna de las dos técnicas de regularización encontró evidencia suficiente de sobreajuste como para justificar una penalización más agresiva. En consecuencia, ninguna variable fue eliminada por LASSO, y los coeficientes de Ridge muestran un achicamiento apenas perceptible respecto del modelo sin penalizar. En definitiva, la regularización no modifica sustancialmente los resultados obtenidos, sino que los confirma, brindando mayor robustez a las conclusiones del modelo original.</w:t>
-      </w:r>
-    </w:p>
-    <w:p>
-      <w:pPr>
-        <w:rPr>
-          <w:lang w:val="es-PE"/>
-        </w:rPr>
-      </w:pPr>
-      <w:r>
-        <w:rPr>
-          <w:lang w:val="es-PE"/>
-        </w:rPr>
         <w:t>Dado que los coeficientes de un modelo logit se expresan en la escala del logaritmo de un odds, su interpretación directa resulta poco intuitiva, por lo que se recurre a los efectos marginales promedio (EMP) para expresar los resultados en términos de puntos porcentuales de probabilidad. El EMP de mayor magnitud corresponde a haber sido informal en el período anterior, con un valor cercano a 0,29 en los tres modelos, lo que confirma la fuerte persistencia de la informalidad laboral en el tiempo. Le sigue en importancia la falta de cobertura médica, con un efecto de aproximadamente 10 puntos porcentuales, mientras que el resto de las variables presenta efectos más moderados, de entre 1 y 3 puntos porcentuales. Adicionalmente, los signos opuestos de edad y su término cuadrático confirman una relación en forma de U, según la cual la probabilidad de informalidad es mayor al inicio y al final de la vida laboral, y menor en las edades intermedias.</w:t>
       </w:r>
     </w:p>
@@ -1576,16 +1495,7 @@
         <w:t xml:space="preserve">Perfecto trabajaremos sobre las siguientes bases: </w:t>
       </w:r>
       <w:r>
-        <w:t>ocupados_X_2025_MM</w:t>
-      </w:r>
-      <w:r>
-        <w:t xml:space="preserve">, el cual serán los regresores (X) y </w:t>
-      </w:r>
-      <w:r>
-        <w:t>y_2025</w:t>
-      </w:r>
-      <w:r>
-        <w:t xml:space="preserve"> será la dependiente (Y)</w:t>
+        <w:t>ocupados_X_2025_MM, el cual serán los regresores (X) y y_2025 será la dependiente (Y)</w:t>
       </w:r>
     </w:p>
     <w:p>
@@ -1595,31 +1505,7 @@
     </w:p>
     <w:p>
       <w:r>
-        <w:t xml:space="preserve">Un aspecto que creo que se puede mejorar, es que en la consigna se menciona que se realizará la técnica de </w:t>
-      </w:r>
-      <w:proofErr w:type="spellStart"/>
-      <w:r>
-        <w:t>cross</w:t>
-      </w:r>
-      <w:proofErr w:type="spellEnd"/>
-      <w:r>
-        <w:t xml:space="preserve"> </w:t>
-      </w:r>
-      <w:proofErr w:type="spellStart"/>
-      <w:r>
-        <w:t>validation</w:t>
-      </w:r>
-      <w:proofErr w:type="spellEnd"/>
-      <w:r>
-        <w:t xml:space="preserve"> sobre toda la base, yo creo que eso podría elevar las métricas de precisión finales, </w:t>
-      </w:r>
-      <w:proofErr w:type="spellStart"/>
-      <w:r>
-        <w:t>por que</w:t>
-      </w:r>
-      <w:proofErr w:type="spellEnd"/>
-      <w:r>
-        <w:t xml:space="preserve"> no hay nada contra que comparar. Crees que lo que digo es válido teóricamente?</w:t>
+        <w:t>Un aspecto que creo que se puede mejorar, es que en la consigna se menciona que se realizará la técnica de cross validation sobre toda la base, yo creo que eso podría elevar las métricas de precisión finales, por que no hay nada contra que comparar. Crees que lo que digo es válido teóricamente?</w:t>
       </w:r>
     </w:p>
     <w:p>
@@ -1637,15 +1523,7 @@
         <w:t xml:space="preserve">Bien, iniciemos con </w:t>
       </w:r>
       <w:r>
-        <w:t xml:space="preserve">la pregunta A.1, en esta pregunta, como ves se pide una visualización de los coeficientes para cada técnica de regularización, la idea es que los gráficos </w:t>
-      </w:r>
-      <w:proofErr w:type="spellStart"/>
-      <w:r>
-        <w:t>esten</w:t>
-      </w:r>
-      <w:proofErr w:type="spellEnd"/>
-      <w:r>
-        <w:t xml:space="preserve"> uno al lado del otro, respeta los valores de lambda que piden que se evalúe. Como te dije, esto se hará en base a la base de entrenamiento</w:t>
+        <w:t>la pregunta A.1, en esta pregunta, como ves se pide una visualización de los coeficientes para cada técnica de regularización, la idea es que los gráficos esten uno al lado del otro, respeta los valores de lambda que piden que se evalúe. Como te dije, esto se hará en base a la base de entrenamiento</w:t>
       </w:r>
     </w:p>
     <w:p>
@@ -1656,28 +1534,12 @@
         <w:t>número</w:t>
       </w:r>
       <w:r>
-        <w:t xml:space="preserve"> de </w:t>
-      </w:r>
-      <w:proofErr w:type="spellStart"/>
-      <w:r>
-        <w:t>folds</w:t>
-      </w:r>
-      <w:proofErr w:type="spellEnd"/>
-      <w:r>
-        <w:t xml:space="preserve"> (5)</w:t>
-      </w:r>
-    </w:p>
-    <w:p>
-      <w:r>
-        <w:t xml:space="preserve">Tener un valor de lambda muy pequeño significa que la regularización no </w:t>
-      </w:r>
-      <w:proofErr w:type="spellStart"/>
-      <w:r>
-        <w:t>esta</w:t>
-      </w:r>
-      <w:proofErr w:type="spellEnd"/>
-      <w:r>
-        <w:t xml:space="preserve"> aportando demasiado?</w:t>
+        <w:t xml:space="preserve"> de folds (5)</w:t>
+      </w:r>
+    </w:p>
+    <w:p>
+      <w:r>
+        <w:t>Tener un valor de lambda muy pequeño significa que la regularización no esta aportando demasiado?</w:t>
       </w:r>
     </w:p>
     <w:p>
@@ -1791,29 +1653,7 @@
               <w:color w:val="000000"/>
               <w:lang w:val="en-US"/>
             </w:rPr>
-            <w:t xml:space="preserve">Informality, </w:t>
-          </w:r>
-          <w:proofErr w:type="spellStart"/>
-          <w:r>
-            <w:rPr>
-              <w:rFonts w:eastAsia="Times New Roman" w:cs="Times New Roman"/>
-              <w:i/>
-              <w:iCs/>
-              <w:color w:val="000000"/>
-              <w:lang w:val="en-US"/>
-            </w:rPr>
-            <w:t>labour</w:t>
-          </w:r>
-          <w:proofErr w:type="spellEnd"/>
-          <w:r>
-            <w:rPr>
-              <w:rFonts w:eastAsia="Times New Roman" w:cs="Times New Roman"/>
-              <w:i/>
-              <w:iCs/>
-              <w:color w:val="000000"/>
-              <w:lang w:val="en-US"/>
-            </w:rPr>
-            <w:t xml:space="preserve"> transitions, and the livelihoods of workers in Latin America</w:t>
+            <w:t>Informality, labour transitions, and the livelihoods of workers in Latin America</w:t>
           </w:r>
           <w:r>
             <w:rPr>
@@ -1823,37 +1663,12 @@
             </w:rPr>
             <w:t xml:space="preserve"> (Vol. 2021). </w:t>
           </w:r>
-          <w:proofErr w:type="spellStart"/>
           <w:r>
             <w:rPr>
               <w:rFonts w:eastAsia="Times New Roman" w:cs="Times New Roman"/>
               <w:color w:val="000000"/>
             </w:rPr>
-            <w:t>United</w:t>
-          </w:r>
-          <w:proofErr w:type="spellEnd"/>
-          <w:r>
-            <w:rPr>
-              <w:rFonts w:eastAsia="Times New Roman" w:cs="Times New Roman"/>
-              <w:color w:val="000000"/>
-            </w:rPr>
-            <w:t xml:space="preserve"> </w:t>
-          </w:r>
-          <w:proofErr w:type="spellStart"/>
-          <w:r>
-            <w:rPr>
-              <w:rFonts w:eastAsia="Times New Roman" w:cs="Times New Roman"/>
-              <w:color w:val="000000"/>
-            </w:rPr>
-            <w:t>Nations</w:t>
-          </w:r>
-          <w:proofErr w:type="spellEnd"/>
-          <w:r>
-            <w:rPr>
-              <w:rFonts w:eastAsia="Times New Roman" w:cs="Times New Roman"/>
-              <w:color w:val="000000"/>
-            </w:rPr>
-            <w:t>. https://doi.org/10.35188/UNU-WIDER/2021/953-2</w:t>
+            <w:t>United Nations. https://doi.org/10.35188/UNU-WIDER/2021/953-2</w:t>
           </w:r>
         </w:p>
         <w:p>
@@ -3565,6 +3380,7 @@
   <w:style w:type="character" w:default="1" w:styleId="Fuentedeprrafopredeter">
     <w:name w:val="Default Paragraph Font"/>
     <w:uiPriority w:val="1"/>
+    <w:semiHidden/>
     <w:unhideWhenUsed/>
   </w:style>
   <w:style w:type="table" w:default="1" w:styleId="Tablanormal">
@@ -4644,10 +4460,10 @@
   </w:font>
   <w:font w:name="Wingdings">
     <w:panose1 w:val="05000000000000000000"/>
-    <w:charset w:val="4D"/>
-    <w:family w:val="decorative"/>
+    <w:charset w:val="02"/>
+    <w:family w:val="auto"/>
     <w:pitch w:val="variable"/>
-    <w:sig w:usb0="00000003" w:usb1="00000000" w:usb2="00000000" w:usb3="00000000" w:csb0="80000001" w:csb1="00000000"/>
+    <w:sig w:usb0="00000000" w:usb1="10000000" w:usb2="00000000" w:usb3="00000000" w:csb0="80000000" w:csb1="00000000"/>
   </w:font>
   <w:font w:name="Calibri">
     <w:panose1 w:val="020F0502020204030204"/>
@@ -4723,6 +4539,7 @@
     <w:rsid w:val="001F051B"/>
     <w:rsid w:val="002F4909"/>
     <w:rsid w:val="003021D5"/>
+    <w:rsid w:val="00324918"/>
     <w:rsid w:val="00372C2A"/>
     <w:rsid w:val="00383DB1"/>
     <w:rsid w:val="003C24C9"/>
@@ -4743,6 +4560,7 @@
     <w:rsid w:val="0076750D"/>
     <w:rsid w:val="0077239B"/>
     <w:rsid w:val="007F3532"/>
+    <w:rsid w:val="0082012A"/>
     <w:rsid w:val="008724E2"/>
     <w:rsid w:val="009C4132"/>
     <w:rsid w:val="009E0000"/>
@@ -5659,6 +5477,10 @@
 </file>
 
 <file path=customXml/item1.xml><?xml version="1.0" encoding="utf-8"?>
+<b:Sources xmlns:b="http://schemas.openxmlformats.org/officeDocument/2006/bibliography" xmlns="http://schemas.openxmlformats.org/officeDocument/2006/bibliography" SelectedStyle="/APASixthEditionOfficeOnline.xsl" StyleName="APA" Version="6"/>
+</file>
+
+<file path=customXml/item2.xml><?xml version="1.0" encoding="utf-8"?>
 <ct:contentTypeSchema xmlns:ct="http://schemas.microsoft.com/office/2006/metadata/contentType" xmlns:ma="http://schemas.microsoft.com/office/2006/metadata/properties/metaAttributes" ct:_="" ma:_="" ma:contentTypeName="Documento" ma:contentTypeID="0x01010006ACA7DB3593B24E887290A71F51A18F" ma:contentTypeVersion="10" ma:contentTypeDescription="Crear nuevo documento." ma:contentTypeScope="" ma:versionID="5fde8b866a40f115df17144418c3774a">
   <xsd:schema xmlns:xsd="http://www.w3.org/2001/XMLSchema" xmlns:xs="http://www.w3.org/2001/XMLSchema" xmlns:p="http://schemas.microsoft.com/office/2006/metadata/properties" xmlns:ns2="e62bc30b-b884-4ee1-b0ab-e2e35dfacfd5" targetNamespace="http://schemas.microsoft.com/office/2006/metadata/properties" ma:root="true" ma:fieldsID="722d0d74b5f1a0e9a135ab2398c17b72" ns2:_="">
     <xsd:import namespace="e62bc30b-b884-4ee1-b0ab-e2e35dfacfd5"/>
@@ -5838,11 +5660,16 @@
 </ct:contentTypeSchema>
 </file>
 
-<file path=customXml/item2.xml><?xml version="1.0" encoding="utf-8"?>
-<b:Sources xmlns:b="http://schemas.openxmlformats.org/officeDocument/2006/bibliography" xmlns="http://schemas.openxmlformats.org/officeDocument/2006/bibliography" SelectedStyle="/APASixthEditionOfficeOnline.xsl" StyleName="APA" Version="6"/>
+<file path=customXml/item3.xml><?xml version="1.0" encoding="utf-8"?>
+<p:properties xmlns:p="http://schemas.microsoft.com/office/2006/metadata/properties" xmlns:xsi="http://www.w3.org/2001/XMLSchema-instance" xmlns:pc="http://schemas.microsoft.com/office/infopath/2007/PartnerControls">
+  <documentManagement>
+    <Nro xmlns="e62bc30b-b884-4ee1-b0ab-e2e35dfacfd5">0</Nro>
+    <Unidad xmlns="e62bc30b-b884-4ee1-b0ab-e2e35dfacfd5" xsi:nil="true"/>
+  </documentManagement>
+</p:properties>
 </file>
 
-<file path=customXml/item3.xml><?xml version="1.0" encoding="utf-8"?>
+<file path=customXml/item4.xml><?xml version="1.0" encoding="utf-8"?>
 <?mso-contentType ?>
 <FormTemplates xmlns="http://schemas.microsoft.com/sharepoint/v3/contenttype/forms">
   <Display>DocumentLibraryForm</Display>
@@ -5851,16 +5678,15 @@
 </FormTemplates>
 </file>
 
-<file path=customXml/item4.xml><?xml version="1.0" encoding="utf-8"?>
-<p:properties xmlns:p="http://schemas.microsoft.com/office/2006/metadata/properties" xmlns:xsi="http://www.w3.org/2001/XMLSchema-instance" xmlns:pc="http://schemas.microsoft.com/office/infopath/2007/PartnerControls">
-  <documentManagement>
-    <Nro xmlns="e62bc30b-b884-4ee1-b0ab-e2e35dfacfd5">0</Nro>
-    <Unidad xmlns="e62bc30b-b884-4ee1-b0ab-e2e35dfacfd5" xsi:nil="true"/>
-  </documentManagement>
-</p:properties>
+<file path=customXml/itemProps1.xml><?xml version="1.0" encoding="utf-8"?>
+<ds:datastoreItem xmlns:ds="http://schemas.openxmlformats.org/officeDocument/2006/customXml" ds:itemID="{BE0E3CBB-9640-C643-97A5-411B9F838128}">
+  <ds:schemaRefs>
+    <ds:schemaRef ds:uri="http://schemas.openxmlformats.org/officeDocument/2006/bibliography"/>
+  </ds:schemaRefs>
+</ds:datastoreItem>
 </file>
 
-<file path=customXml/itemProps1.xml><?xml version="1.0" encoding="utf-8"?>
+<file path=customXml/itemProps2.xml><?xml version="1.0" encoding="utf-8"?>
 <ds:datastoreItem xmlns:ds="http://schemas.openxmlformats.org/officeDocument/2006/customXml" ds:itemID="{BB19413B-A659-4239-B251-6BE967D5DACB}">
   <ds:schemaRefs>
     <ds:schemaRef ds:uri="http://schemas.microsoft.com/office/2006/metadata/contentType"/>
@@ -5878,23 +5704,7 @@
 </ds:datastoreItem>
 </file>
 
-<file path=customXml/itemProps2.xml><?xml version="1.0" encoding="utf-8"?>
-<ds:datastoreItem xmlns:ds="http://schemas.openxmlformats.org/officeDocument/2006/customXml" ds:itemID="{BE0E3CBB-9640-C643-97A5-411B9F838128}">
-  <ds:schemaRefs>
-    <ds:schemaRef ds:uri="http://schemas.openxmlformats.org/officeDocument/2006/bibliography"/>
-  </ds:schemaRefs>
-</ds:datastoreItem>
-</file>
-
 <file path=customXml/itemProps3.xml><?xml version="1.0" encoding="utf-8"?>
-<ds:datastoreItem xmlns:ds="http://schemas.openxmlformats.org/officeDocument/2006/customXml" ds:itemID="{7E3075BF-FDAF-4D4D-8DC1-23126609A178}">
-  <ds:schemaRefs>
-    <ds:schemaRef ds:uri="http://schemas.microsoft.com/sharepoint/v3/contenttype/forms"/>
-  </ds:schemaRefs>
-</ds:datastoreItem>
-</file>
-
-<file path=customXml/itemProps4.xml><?xml version="1.0" encoding="utf-8"?>
 <ds:datastoreItem xmlns:ds="http://schemas.openxmlformats.org/officeDocument/2006/customXml" ds:itemID="{DAAF528F-7240-408A-9BF0-E37AC9702D32}">
   <ds:schemaRefs>
     <ds:schemaRef ds:uri="http://schemas.microsoft.com/office/2006/metadata/properties"/>
@@ -5902,4 +5712,12 @@
     <ds:schemaRef ds:uri="e62bc30b-b884-4ee1-b0ab-e2e35dfacfd5"/>
   </ds:schemaRefs>
 </ds:datastoreItem>
+</file>
+
+<file path=customXml/itemProps4.xml><?xml version="1.0" encoding="utf-8"?>
+<ds:datastoreItem xmlns:ds="http://schemas.openxmlformats.org/officeDocument/2006/customXml" ds:itemID="{7E3075BF-FDAF-4D4D-8DC1-23126609A178}">
+  <ds:schemaRefs>
+    <ds:schemaRef ds:uri="http://schemas.microsoft.com/sharepoint/v3/contenttype/forms"/>
+  </ds:schemaRefs>
+</ds:datastoreItem>
 </file>
--- a/TP4/TP4_Programacion_Grupo3.docx
+++ b/TP4/TP4_Programacion_Grupo3.docx
@@ -1,6 +1,6 @@
 
 <file path=word/document.xml><?xml version="1.0" encoding="utf-8"?>
-<w:document xmlns:wpc="http://schemas.microsoft.com/office/word/2010/wordprocessingCanvas" xmlns:cx="http://schemas.microsoft.com/office/drawing/2014/chartex" xmlns:cx1="http://schemas.microsoft.com/office/drawing/2015/9/8/chartex" xmlns:cx2="http://schemas.microsoft.com/office/drawing/2015/10/21/chartex" xmlns:cx3="http://schemas.microsoft.com/office/drawing/2016/5/9/chartex" xmlns:cx4="http://schemas.microsoft.com/office/drawing/2016/5/10/chartex" xmlns:cx5="http://schemas.microsoft.com/office/drawing/2016/5/11/chartex" xmlns:cx6="http://schemas.microsoft.com/office/drawing/2016/5/12/chartex" xmlns:cx7="http://schemas.microsoft.com/office/drawing/2016/5/13/chartex" xmlns:cx8="http://schemas.microsoft.com/office/drawing/2016/5/14/chartex" xmlns:mc="http://schemas.openxmlformats.org/markup-compatibility/2006" xmlns:aink="http://schemas.microsoft.com/office/drawing/2016/ink" xmlns:am3d="http://schemas.microsoft.com/office/drawing/2017/model3d" xmlns:o="urn:schemas-microsoft-com:office:office" xmlns:r="http://schemas.openxmlformats.org/officeDocument/2006/relationships" xmlns:m="http://schemas.openxmlformats.org/officeDocument/2006/math" xmlns:v="urn:schemas-microsoft-com:vml" xmlns:wp14="http://schemas.microsoft.com/office/word/2010/wordprocessingDrawing" xmlns:wp="http://schemas.openxmlformats.org/drawingml/2006/wordprocessingDrawing" xmlns:w10="urn:schemas-microsoft-com:office:word" xmlns:w="http://schemas.openxmlformats.org/wordprocessingml/2006/main" xmlns:w14="http://schemas.microsoft.com/office/word/2010/wordml" xmlns:w15="http://schemas.microsoft.com/office/word/2012/wordml" xmlns:w16cex="http://schemas.microsoft.com/office/word/2018/wordml/cex" xmlns:w16cid="http://schemas.microsoft.com/office/word/2016/wordml/cid" xmlns:w16="http://schemas.microsoft.com/office/word/2018/wordml" xmlns:w16sdtdh="http://schemas.microsoft.com/office/word/2020/wordml/sdtdatahash" xmlns:w16se="http://schemas.microsoft.com/office/word/2015/wordml/symex" xmlns:wpg="http://schemas.microsoft.com/office/word/2010/wordprocessingGroup" xmlns:wpi="http://schemas.microsoft.com/office/word/2010/wordprocessingInk" xmlns:wne="http://schemas.microsoft.com/office/word/2006/wordml" xmlns:wps="http://schemas.microsoft.com/office/word/2010/wordprocessingShape" mc:Ignorable="w14 w15 w16se w16cid w16 w16cex w16sdtdh wp14">
+<w:document xmlns:wpc="http://schemas.microsoft.com/office/word/2010/wordprocessingCanvas" xmlns:cx="http://schemas.microsoft.com/office/drawing/2014/chartex" xmlns:cx1="http://schemas.microsoft.com/office/drawing/2015/9/8/chartex" xmlns:cx2="http://schemas.microsoft.com/office/drawing/2015/10/21/chartex" xmlns:cx3="http://schemas.microsoft.com/office/drawing/2016/5/9/chartex" xmlns:cx4="http://schemas.microsoft.com/office/drawing/2016/5/10/chartex" xmlns:cx5="http://schemas.microsoft.com/office/drawing/2016/5/11/chartex" xmlns:cx6="http://schemas.microsoft.com/office/drawing/2016/5/12/chartex" xmlns:cx7="http://schemas.microsoft.com/office/drawing/2016/5/13/chartex" xmlns:cx8="http://schemas.microsoft.com/office/drawing/2016/5/14/chartex" xmlns:mc="http://schemas.openxmlformats.org/markup-compatibility/2006" xmlns:aink="http://schemas.microsoft.com/office/drawing/2016/ink" xmlns:am3d="http://schemas.microsoft.com/office/drawing/2017/model3d" xmlns:o="urn:schemas-microsoft-com:office:office" xmlns:oel="http://schemas.microsoft.com/office/2019/extlst" xmlns:r="http://schemas.openxmlformats.org/officeDocument/2006/relationships" xmlns:m="http://schemas.openxmlformats.org/officeDocument/2006/math" xmlns:v="urn:schemas-microsoft-com:vml" xmlns:wp14="http://schemas.microsoft.com/office/word/2010/wordprocessingDrawing" xmlns:wp="http://schemas.openxmlformats.org/drawingml/2006/wordprocessingDrawing" xmlns:w10="urn:schemas-microsoft-com:office:word" xmlns:w="http://schemas.openxmlformats.org/wordprocessingml/2006/main" xmlns:w14="http://schemas.microsoft.com/office/word/2010/wordml" xmlns:w15="http://schemas.microsoft.com/office/word/2012/wordml" xmlns:w16cex="http://schemas.microsoft.com/office/word/2018/wordml/cex" xmlns:w16cid="http://schemas.microsoft.com/office/word/2016/wordml/cid" xmlns:w16="http://schemas.microsoft.com/office/word/2018/wordml" xmlns:w16du="http://schemas.microsoft.com/office/word/2023/wordml/word16du" xmlns:w16sdtdh="http://schemas.microsoft.com/office/word/2020/wordml/sdtdatahash" xmlns:w16sdtfl="http://schemas.microsoft.com/office/word/2024/wordml/sdtformatlock" xmlns:w16se="http://schemas.microsoft.com/office/word/2015/wordml/symex" xmlns:wpg="http://schemas.microsoft.com/office/word/2010/wordprocessingGroup" xmlns:wpi="http://schemas.microsoft.com/office/word/2010/wordprocessingInk" xmlns:wne="http://schemas.microsoft.com/office/word/2006/wordml" xmlns:wps="http://schemas.microsoft.com/office/word/2010/wordprocessingShape" mc:Ignorable="w14 w15 w16se w16cid w16 w16cex w16sdtdh w16sdtfl w16du wp14">
   <w:body>
     <w:p>
       <w:pPr>
@@ -388,6 +388,7 @@
           <w:lang w:val="es-ES_tradnl"/>
         </w:rPr>
       </w:pPr>
+      <w:proofErr w:type="spellStart"/>
       <w:r>
         <w:rPr>
           <w:rFonts w:cs="Times New Roman"/>
@@ -400,6 +401,7 @@
         </w:rPr>
         <w:t>Github</w:t>
       </w:r>
+      <w:proofErr w:type="spellEnd"/>
       <w:r>
         <w:rPr>
           <w:rFonts w:cs="Times New Roman"/>
@@ -675,37 +677,79 @@
     </w:p>
     <w:p>
       <w:r>
-        <w:t xml:space="preserve">Con el fin de validar de </w:t>
-      </w:r>
-      <w:r>
-        <w:t>forma</w:t>
-      </w:r>
-      <w:r>
-        <w:t xml:space="preserve"> rigurosa la elección de la penalidad óptima, la base de datos se dividió previamente en un conjunto de entrenamiento y uno de testeo, de modo que el hiperparámetro λ fuera seleccionado mediante validación cruzada utilizando exclusivamente los datos de entrenamiento, sin ningún tipo de contacto con el conjunto de testeo. Una vez confirmado que el valor de λ seleccionado generaliza adecuadamente a datos no utilizados durante el ajuste, se optó por reestimar los modelos finales utilizando la totalidad de la base disponible, ya que esto permite obtener coeficientes más precisos y estables sin comprometer la validez del proceso de selección, que ya había sido realizado de forma honesta sobre el conjunto de entrenamiento.</w:t>
+        <w:t xml:space="preserve">Con el fin de validar </w:t>
+      </w:r>
+      <w:r>
+        <w:t xml:space="preserve">rigurosamente la elección de la penalidad óptima, la base de datos se dividió previamente en un conjunto de entrenamiento y otro de testeo, de modo que el </w:t>
+      </w:r>
+      <w:proofErr w:type="spellStart"/>
+      <w:r>
+        <w:t>hiperparámetro</w:t>
+      </w:r>
+      <w:proofErr w:type="spellEnd"/>
+      <w:r>
+        <w:t xml:space="preserve"> λ se seleccionara mediante validación cruzada utilizando exclusivamente los datos de entrenamiento, sin ningún contacto</w:t>
+      </w:r>
+      <w:r>
+        <w:t xml:space="preserve"> con el conjunto de testeo. Una vez confirmado que el valor de λ seleccionado generaliza adecuadamente a datos no utilizados durante el ajuste, se optó por reestimar los modelos finales utilizando la totalidad de la base disponible, ya que esto permite obtener coeficientes más precisos y estables sin comprometer la validez del proceso de selección, que ya había sido realizado de forma honesta sobre el conjunto de entrenamiento.</w:t>
       </w:r>
     </w:p>
     <w:p>
       <w:pPr>
         <w:pStyle w:val="Descripcin"/>
-        <w:keepNext/>
-      </w:pPr>
+        <w:ind w:left="1276" w:right="1274"/>
+      </w:pPr>
+      <w:r>
+        <w:t xml:space="preserve">Figura </w:t>
+      </w:r>
+      <w:r>
+        <w:fldChar w:fldCharType="begin"/>
+      </w:r>
+      <w:r>
+        <w:instrText xml:space="preserve"> SEQ Figura \* ARABIC </w:instrText>
+      </w:r>
+      <w:r>
+        <w:fldChar w:fldCharType="separate"/>
+      </w:r>
       <w:r>
         <w:rPr>
           <w:noProof/>
+        </w:rPr>
+        <w:t>1</w:t>
+      </w:r>
+      <w:r>
+        <w:fldChar w:fldCharType="end"/>
+      </w:r>
+      <w:r>
+        <w:tab/>
+      </w:r>
+      <w:r>
+        <w:br/>
+      </w:r>
+      <w:r>
+        <w:rPr>
+          <w:b w:val="0"/>
+          <w:bCs/>
+          <w:i/>
+          <w:iCs w:val="0"/>
+        </w:rPr>
+        <w:t>Trayectoria de los coeficientes de Logit según penalidad (λ)</w:t>
+      </w:r>
+    </w:p>
+    <w:p>
+      <w:pPr>
+        <w:pStyle w:val="Sinespaciado"/>
+        <w:jc w:val="center"/>
+      </w:pPr>
+      <w:r>
+        <w:rPr>
+          <w:noProof/>
           <w:lang w:val="es-US"/>
         </w:rPr>
         <w:drawing>
-          <wp:anchor distT="0" distB="0" distL="114300" distR="114300" simplePos="0" relativeHeight="251657216" behindDoc="0" locked="0" layoutInCell="1" allowOverlap="1" wp14:anchorId="503F915B" wp14:editId="6DF44020">
-            <wp:simplePos x="0" y="0"/>
-            <wp:positionH relativeFrom="margin">
-              <wp:align>center</wp:align>
-            </wp:positionH>
-            <wp:positionV relativeFrom="paragraph">
-              <wp:posOffset>459210</wp:posOffset>
-            </wp:positionV>
-            <wp:extent cx="4230370" cy="1871345"/>
+          <wp:inline distT="0" distB="0" distL="0" distR="0" wp14:anchorId="730A60AF" wp14:editId="0C3E37A3">
+            <wp:extent cx="5071318" cy="2174711"/>
             <wp:effectExtent l="0" t="0" r="0" b="0"/>
-            <wp:wrapTopAndBottom/>
             <wp:docPr id="1" name="Imagen 1"/>
             <wp:cNvGraphicFramePr>
               <a:graphicFrameLocks xmlns:a="http://schemas.openxmlformats.org/drawingml/2006/main" noChangeAspect="1"/>
@@ -735,7 +779,7 @@
                   <pic:spPr bwMode="auto">
                     <a:xfrm>
                       <a:off x="0" y="0"/>
-                      <a:ext cx="4230370" cy="1871345"/>
+                      <a:ext cx="5151610" cy="2209142"/>
                     </a:xfrm>
                     <a:prstGeom prst="rect">
                       <a:avLst/>
@@ -748,103 +792,57 @@
                 </pic:pic>
               </a:graphicData>
             </a:graphic>
-            <wp14:sizeRelH relativeFrom="margin">
-              <wp14:pctWidth>0</wp14:pctWidth>
-            </wp14:sizeRelH>
-            <wp14:sizeRelV relativeFrom="margin">
-              <wp14:pctHeight>0</wp14:pctHeight>
-            </wp14:sizeRelV>
-          </wp:anchor>
+          </wp:inline>
         </w:drawing>
-      </w:r>
-      <w:r>
-        <w:t xml:space="preserve">Gráfico </w:t>
-      </w:r>
-      <w:r>
-        <w:fldChar w:fldCharType="begin"/>
-      </w:r>
-      <w:r>
-        <w:instrText xml:space="preserve"> SEQ Tabla \* ARABIC </w:instrText>
-      </w:r>
-      <w:r>
-        <w:fldChar w:fldCharType="separate"/>
-      </w:r>
-      <w:r>
-        <w:rPr>
-          <w:noProof/>
-        </w:rPr>
-        <w:t>1</w:t>
-      </w:r>
-      <w:r>
-        <w:fldChar w:fldCharType="end"/>
-      </w:r>
-      <w:r>
-        <w:tab/>
-      </w:r>
-      <w:r>
-        <w:br/>
-      </w:r>
-      <w:r>
-        <w:rPr>
-          <w:b w:val="0"/>
-          <w:bCs/>
-          <w:i/>
-          <w:iCs w:val="0"/>
-        </w:rPr>
-        <w:t>Trayectoria de los coeficientes de logit según penalidad (</w:t>
-      </w:r>
-      <w:r>
-        <w:rPr>
-          <w:b w:val="0"/>
-          <w:bCs/>
-        </w:rPr>
-        <w:t>λ)</w:t>
       </w:r>
     </w:p>
     <w:p>
       <w:pPr>
-        <w:spacing w:line="240" w:lineRule="auto"/>
+        <w:pStyle w:val="Sinespaciado"/>
+        <w:spacing w:after="240"/>
+        <w:ind w:left="1276" w:right="1274"/>
+        <w:rPr>
+          <w:lang w:val="es-US"/>
+        </w:rPr>
+      </w:pPr>
+      <w:r>
         <w:rPr>
           <w:i/>
           <w:iCs/>
-          <w:sz w:val="14"/>
-          <w:szCs w:val="16"/>
-          <w:lang w:val="es-US"/>
-        </w:rPr>
-      </w:pPr>
-      <w:r>
-        <w:rPr>
-          <w:i/>
-          <w:iCs/>
-          <w:sz w:val="14"/>
-          <w:szCs w:val="16"/>
-          <w:lang w:val="es-US"/>
-        </w:rPr>
-        <w:t xml:space="preserve">Nota. Elaboración propia con base en la Encuesta Permanente de Hogares del </w:t>
+          <w:lang w:val="es-US"/>
+        </w:rPr>
+        <w:t>Nota.</w:t>
+      </w:r>
+      <w:r>
+        <w:rPr>
+          <w:lang w:val="es-US"/>
+        </w:rPr>
+        <w:t xml:space="preserve"> Elaboración propia con base en la Encuesta Permanente de Hogares de</w:t>
+      </w:r>
+      <w:r>
+        <w:rPr>
+          <w:lang w:val="es-US"/>
+        </w:rPr>
+        <w:t xml:space="preserve">l </w:t>
       </w:r>
       <w:sdt>
         <w:sdtPr>
           <w:rPr>
-            <w:i/>
-            <w:iCs/>
-            <w:sz w:val="14"/>
-            <w:szCs w:val="16"/>
+            <w:rFonts w:cs="Times New Roman"/>
+            <w:color w:val="000000"/>
             <w:lang w:val="es-US"/>
           </w:rPr>
-          <w:tag w:val="MENDELEY_CITATION_v3_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"/>
-          <w:id w:val="301970020"/>
+          <w:tag w:val="MENDELEY_CITATION_v3_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"/>
+          <w:id w:val="-885875646"/>
           <w:placeholder>
-            <w:docPart w:val="CA38F4C4BD7C48888F04590029A56A15"/>
+            <w:docPart w:val="DefaultPlaceholder_-1854013440"/>
           </w:placeholder>
         </w:sdtPr>
-        <w:sdtEndPr/>
         <w:sdtContent>
           <w:r>
             <w:rPr>
-              <w:i/>
-              <w:iCs/>
-              <w:sz w:val="14"/>
-              <w:szCs w:val="16"/>
+              <w:rFonts w:cs="Times New Roman"/>
+              <w:color w:val="000000"/>
               <w:lang w:val="es-US"/>
             </w:rPr>
             <w:t>Instituto Nacional de Estadística y Censos (INDEC, 2026)</w:t>
@@ -853,55 +851,693 @@
       </w:sdt>
       <w:r>
         <w:rPr>
+          <w:rFonts w:cs="Times New Roman"/>
+          <w:color w:val="000000"/>
+          <w:lang w:val="es-US"/>
+        </w:rPr>
+        <w:t>.</w:t>
+      </w:r>
+    </w:p>
+    <w:p>
+      <w:pPr>
+        <w:rPr>
+          <w:lang w:val="es-US"/>
+        </w:rPr>
+      </w:pPr>
+      <w:r>
+        <w:rPr>
+          <w:lang w:val="es-US"/>
+        </w:rPr>
+        <w:t xml:space="preserve">El gráfico </w:t>
+      </w:r>
+      <w:r>
+        <w:rPr>
+          <w:lang w:val="es-US"/>
+        </w:rPr>
+        <w:t xml:space="preserve">1 </w:t>
+      </w:r>
+      <w:r>
+        <w:rPr>
+          <w:lang w:val="es-US"/>
+        </w:rPr>
+        <w:t xml:space="preserve">muestra cómo se comporta cada coeficiente del modelo </w:t>
+      </w:r>
+      <w:r>
+        <w:rPr>
+          <w:lang w:val="es-US"/>
+        </w:rPr>
+        <w:t>L</w:t>
+      </w:r>
+      <w:r>
+        <w:rPr>
+          <w:lang w:val="es-US"/>
+        </w:rPr>
+        <w:t xml:space="preserve">ogit a medida que </w:t>
+      </w:r>
+      <w:r>
+        <w:rPr>
+          <w:lang w:val="es-US"/>
+        </w:rPr>
+        <w:t>au</w:t>
+      </w:r>
+      <w:r>
+        <w:rPr>
+          <w:lang w:val="es-US"/>
+        </w:rPr>
+        <w:t>menta la fuerza de la penali</w:t>
+      </w:r>
+      <w:r>
+        <w:rPr>
+          <w:lang w:val="es-US"/>
+        </w:rPr>
+        <w:t>zación</w:t>
+      </w:r>
+      <w:r>
+        <w:rPr>
+          <w:lang w:val="es-US"/>
+        </w:rPr>
+        <w:t xml:space="preserve"> </w:t>
+      </w:r>
+      <w:r>
+        <w:rPr>
+          <w:lang w:val="es-US"/>
+        </w:rPr>
+        <w:t>en</w:t>
+      </w:r>
+      <w:r>
+        <w:rPr>
+          <w:lang w:val="es-US"/>
+        </w:rPr>
+        <w:t xml:space="preserve"> </w:t>
+      </w:r>
+      <w:r>
+        <w:rPr>
+          <w:lang w:val="es-US"/>
+        </w:rPr>
+        <w:t>amba</w:t>
+      </w:r>
+      <w:r>
+        <w:rPr>
+          <w:lang w:val="es-US"/>
+        </w:rPr>
+        <w:t xml:space="preserve">s técnicas de regularización. Con penalidades muy bajas, ambos paneles se ven prácticamente idénticos: los coeficientes son muy similares a los de un </w:t>
+      </w:r>
+      <w:r>
+        <w:rPr>
+          <w:lang w:val="es-US"/>
+        </w:rPr>
+        <w:t>L</w:t>
+      </w:r>
+      <w:r>
+        <w:rPr>
+          <w:lang w:val="es-US"/>
+        </w:rPr>
+        <w:t xml:space="preserve">ogit sin </w:t>
+      </w:r>
+      <w:r>
+        <w:rPr>
+          <w:lang w:val="es-US"/>
+        </w:rPr>
+        <w:t>penalizació</w:t>
+      </w:r>
+      <w:r>
+        <w:rPr>
+          <w:lang w:val="es-US"/>
+        </w:rPr>
+        <w:t xml:space="preserve">n </w:t>
+      </w:r>
+      <w:r>
+        <w:rPr>
+          <w:lang w:val="es-US"/>
+        </w:rPr>
+        <w:t>alguna</w:t>
+      </w:r>
+      <w:r>
+        <w:rPr>
+          <w:lang w:val="es-US"/>
+        </w:rPr>
+        <w:t>, lo cual es esperable porque una penalidad pequeña apenas influye en la estimación.</w:t>
+      </w:r>
+    </w:p>
+    <w:p>
+      <w:pPr>
+        <w:rPr>
+          <w:lang w:val="es-US"/>
+        </w:rPr>
+      </w:pPr>
+      <w:r>
+        <w:rPr>
+          <w:lang w:val="es-US"/>
+        </w:rPr>
+        <w:t xml:space="preserve">La diferencia central </w:t>
+      </w:r>
+      <w:r>
+        <w:rPr>
+          <w:lang w:val="es-US"/>
+        </w:rPr>
+        <w:t>se observa</w:t>
+      </w:r>
+      <w:r>
+        <w:rPr>
+          <w:lang w:val="es-US"/>
+        </w:rPr>
+        <w:t xml:space="preserve"> con penalidades más altas. En el panel de LASSO, se observa que la mayoría de las variables </w:t>
+      </w:r>
+      <w:r>
+        <w:rPr>
+          <w:lang w:val="es-US"/>
+        </w:rPr>
+        <w:t>alcanzan</w:t>
+      </w:r>
+      <w:r>
+        <w:rPr>
+          <w:lang w:val="es-US"/>
+        </w:rPr>
+        <w:t xml:space="preserve"> un coeficiente exactamente igual a cero y se mantienen ahí a partir de cierto punto, lo que </w:t>
+      </w:r>
+      <w:r>
+        <w:rPr>
+          <w:lang w:val="es-US"/>
+        </w:rPr>
+        <w:t>ind</w:t>
+      </w:r>
+      <w:r>
+        <w:rPr>
+          <w:lang w:val="es-US"/>
+        </w:rPr>
+        <w:t>ica que el modelo las elimina por completo de la ecuación. En el panel de Ridge, en cambio, los coeficientes se reducen de forma más gradual y pareja entre sí, pero ninguno llega realmente a valer cero, sino que se acerca asintóticamente</w:t>
+      </w:r>
+      <w:r>
+        <w:rPr>
+          <w:lang w:val="es-US"/>
+        </w:rPr>
+        <w:t xml:space="preserve"> a cero</w:t>
+      </w:r>
+      <w:r>
+        <w:rPr>
+          <w:lang w:val="es-US"/>
+        </w:rPr>
+        <w:t>. Esto confirma el comportamiento típico de cada técnica: LASSO puede usarse para simplificar el modelo descartando variables poco relevantes, mientras que Ridge únicamente mod</w:t>
+      </w:r>
+      <w:r>
+        <w:rPr>
+          <w:lang w:val="es-US"/>
+        </w:rPr>
+        <w:t>ul</w:t>
+      </w:r>
+      <w:r>
+        <w:rPr>
+          <w:lang w:val="es-US"/>
+        </w:rPr>
+        <w:t>a la influencia de todas las variables sin descartar ninguna del todo.</w:t>
+      </w:r>
+    </w:p>
+    <w:p>
+      <w:pPr>
+        <w:pStyle w:val="Descripcin"/>
+        <w:keepNext/>
+      </w:pPr>
+      <w:r>
+        <w:t xml:space="preserve">Figura </w:t>
+      </w:r>
+      <w:r>
+        <w:fldChar w:fldCharType="begin"/>
+      </w:r>
+      <w:r>
+        <w:instrText xml:space="preserve"> SEQ Figura \* ARABIC </w:instrText>
+      </w:r>
+      <w:r>
+        <w:fldChar w:fldCharType="separate"/>
+      </w:r>
+      <w:r>
+        <w:rPr>
+          <w:noProof/>
+        </w:rPr>
+        <w:t>2</w:t>
+      </w:r>
+      <w:r>
+        <w:fldChar w:fldCharType="end"/>
+      </w:r>
+      <w:r>
+        <w:tab/>
+      </w:r>
+      <w:r>
+        <w:br/>
+      </w:r>
+      <w:r>
+        <w:rPr>
+          <w:b w:val="0"/>
+          <w:bCs/>
+          <w:i/>
+          <w:iCs w:val="0"/>
+        </w:rPr>
+        <w:t xml:space="preserve">Distribución del error de validación por </w:t>
+      </w:r>
+      <w:proofErr w:type="spellStart"/>
+      <w:r>
+        <w:rPr>
+          <w:b w:val="0"/>
+          <w:bCs/>
+          <w:i/>
+          <w:iCs w:val="0"/>
+        </w:rPr>
+        <w:t>fold</w:t>
+      </w:r>
+      <w:proofErr w:type="spellEnd"/>
+      <w:r>
+        <w:rPr>
+          <w:b w:val="0"/>
+          <w:bCs/>
+          <w:i/>
+          <w:iCs w:val="0"/>
+        </w:rPr>
+        <w:t>- Proporción de variables ignoradas LASSO</w:t>
+      </w:r>
+    </w:p>
+    <w:p>
+      <w:pPr>
+        <w:pStyle w:val="Sinespaciado"/>
+        <w:rPr>
           <w:i/>
           <w:iCs/>
           <w:sz w:val="14"/>
           <w:szCs w:val="16"/>
           <w:lang w:val="es-US"/>
         </w:rPr>
-        <w:t>.</w:t>
+      </w:pPr>
+      <w:r>
+        <w:rPr>
+          <w:noProof/>
+          <w:lang w:val="es-US"/>
+        </w:rPr>
+        <w:drawing>
+          <wp:inline distT="0" distB="0" distL="0" distR="0" wp14:anchorId="623C2850" wp14:editId="27C470A8">
+            <wp:extent cx="6657428" cy="1660967"/>
+            <wp:effectExtent l="0" t="0" r="0" b="3175"/>
+            <wp:docPr id="453224682" name="Imagen 1"/>
+            <wp:cNvGraphicFramePr>
+              <a:graphicFrameLocks xmlns:a="http://schemas.openxmlformats.org/drawingml/2006/main" noChangeAspect="1"/>
+            </wp:cNvGraphicFramePr>
+            <a:graphic xmlns:a="http://schemas.openxmlformats.org/drawingml/2006/main">
+              <a:graphicData uri="http://schemas.openxmlformats.org/drawingml/2006/picture">
+                <pic:pic xmlns:pic="http://schemas.openxmlformats.org/drawingml/2006/picture">
+                  <pic:nvPicPr>
+                    <pic:cNvPr id="453224682" name=""/>
+                    <pic:cNvPicPr/>
+                  </pic:nvPicPr>
+                  <pic:blipFill>
+                    <a:blip r:embed="rId15"/>
+                    <a:stretch>
+                      <a:fillRect/>
+                    </a:stretch>
+                  </pic:blipFill>
+                  <pic:spPr>
+                    <a:xfrm>
+                      <a:off x="0" y="0"/>
+                      <a:ext cx="6772288" cy="1689624"/>
+                    </a:xfrm>
+                    <a:prstGeom prst="rect">
+                      <a:avLst/>
+                    </a:prstGeom>
+                  </pic:spPr>
+                </pic:pic>
+              </a:graphicData>
+            </a:graphic>
+          </wp:inline>
+        </w:drawing>
       </w:r>
     </w:p>
     <w:p>
       <w:pPr>
-        <w:rPr>
-          <w:lang w:val="es-US"/>
-        </w:rPr>
-      </w:pPr>
-      <w:r>
-        <w:rPr>
-          <w:lang w:val="es-US"/>
-        </w:rPr>
-        <w:t xml:space="preserve">El gráfico </w:t>
-      </w:r>
-      <w:r>
-        <w:rPr>
-          <w:lang w:val="es-US"/>
-        </w:rPr>
-        <w:t xml:space="preserve">1 </w:t>
-      </w:r>
-      <w:r>
-        <w:rPr>
-          <w:lang w:val="es-US"/>
-        </w:rPr>
-        <w:t>muestra cómo se comporta cada coeficiente del modelo logit a medida que se incrementa la fuerza de la penalidad, para las dos técnicas de regularización. Con penalidades muy bajas, ambos paneles se ven prácticamente idénticos: los coeficientes son muy similares a los de un logit sin ningún castigo, lo cual es esperable porque una penalidad pequeña apenas influye en la estimación.</w:t>
+        <w:pStyle w:val="Sinespaciado"/>
+        <w:spacing w:after="240"/>
+        <w:rPr>
+          <w:lang w:val="es-US"/>
+        </w:rPr>
+      </w:pPr>
+      <w:r>
+        <w:rPr>
+          <w:i/>
+          <w:iCs/>
+          <w:lang w:val="es-US"/>
+        </w:rPr>
+        <w:t>Nota.</w:t>
+      </w:r>
+      <w:r>
+        <w:rPr>
+          <w:lang w:val="es-US"/>
+        </w:rPr>
+        <w:t xml:space="preserve"> Elaboración propia con base en la Encuesta Permanente de Hogares del</w:t>
+      </w:r>
+      <w:r>
+        <w:rPr>
+          <w:lang w:val="es-US"/>
+        </w:rPr>
+        <w:t xml:space="preserve"> INDEC (2026).</w:t>
       </w:r>
     </w:p>
     <w:p>
       <w:pPr>
         <w:rPr>
-          <w:lang w:val="es-US"/>
-        </w:rPr>
-      </w:pPr>
-      <w:r>
-        <w:rPr>
-          <w:lang w:val="es-US"/>
-        </w:rPr>
-        <w:t>La diferencia central aparece con penalidades más altas. En el panel de LASSO, se observa que la mayoría de las variables llegan a un coeficiente exactamente igual a cero y se mantienen ahí a partir de cierto punto, lo que significa que el modelo las elimina por completo de la ecuación. En el panel de Ridge, en cambio, los coeficientes se reducen de forma más gradual y pareja entre sí, pero ninguno llega realmente a valer cero, sino que se acercan asintóticamente. Esto confirma el comportamiento típico de cada técnica: LASSO puede usarse para simplificar el modelo descartando variables poco relevantes, mientras que Ridge únicamente modera la influencia de todas las variables sin descartar ninguna del todo.</w:t>
+          <w:lang w:val="es-PE"/>
+        </w:rPr>
+      </w:pPr>
+      <w:r>
+        <w:rPr>
+          <w:lang w:val="es-PE"/>
+        </w:rPr>
+        <w:lastRenderedPageBreak/>
+        <w:t xml:space="preserve">El </w:t>
+      </w:r>
+      <w:r>
+        <w:rPr>
+          <w:lang w:val="es-PE"/>
+        </w:rPr>
+        <w:t>panel izquierdo del</w:t>
+      </w:r>
+      <w:r>
+        <w:rPr>
+          <w:lang w:val="es-PE"/>
+        </w:rPr>
+        <w:t xml:space="preserve"> gráfico</w:t>
+      </w:r>
+      <w:r>
+        <w:rPr>
+          <w:lang w:val="es-PE"/>
+        </w:rPr>
+        <w:t xml:space="preserve"> 2</w:t>
+      </w:r>
+      <w:r>
+        <w:rPr>
+          <w:lang w:val="es-PE"/>
+        </w:rPr>
+        <w:t xml:space="preserve"> muestra cómo evoluciona el error de clasificación en validación a medida que aumenta la penalidad, medido mediante validación cruzada </w:t>
+      </w:r>
+      <w:r>
+        <w:rPr>
+          <w:lang w:val="es-PE"/>
+        </w:rPr>
+        <w:t>sobre</w:t>
+      </w:r>
+      <w:r>
+        <w:rPr>
+          <w:lang w:val="es-PE"/>
+        </w:rPr>
+        <w:t xml:space="preserve"> el conjunto de entrenamiento. Para ambas técnicas, el error se mantiene bajo y estable en un rango amplio de penalidades pequeñas y recién comienza a deteriorarse de forma marcada cuando la penalidad se vuelve muy alta. En ese punto de deterioro, LASSO se estabiliza en un error </w:t>
+      </w:r>
+      <w:r>
+        <w:rPr>
+          <w:lang w:val="es-PE"/>
+        </w:rPr>
+        <w:t>ligeramente</w:t>
+      </w:r>
+      <w:r>
+        <w:rPr>
+          <w:lang w:val="es-PE"/>
+        </w:rPr>
+        <w:t xml:space="preserve"> más alto pero constante, mientras que Ridge muestra mayor dispersión entre folds, lo que indica menor estabilidad ante penalidades extremas. Con este criterio, el algoritmo eligió como óptimo un valor de penalidad muy bajo para ambas técnicas, lo </w:t>
+      </w:r>
+      <w:r>
+        <w:rPr>
+          <w:lang w:val="es-PE"/>
+        </w:rPr>
+        <w:t>que</w:t>
+      </w:r>
+      <w:r>
+        <w:rPr>
+          <w:lang w:val="es-PE"/>
+        </w:rPr>
+        <w:t xml:space="preserve"> sugiere que</w:t>
+      </w:r>
+      <w:r>
+        <w:rPr>
+          <w:lang w:val="es-PE"/>
+        </w:rPr>
+        <w:t>,</w:t>
+      </w:r>
+      <w:r>
+        <w:rPr>
+          <w:lang w:val="es-PE"/>
+        </w:rPr>
+        <w:t xml:space="preserve"> en esta muestra</w:t>
+      </w:r>
+      <w:r>
+        <w:rPr>
+          <w:lang w:val="es-PE"/>
+        </w:rPr>
+        <w:t>,</w:t>
+      </w:r>
+      <w:r>
+        <w:rPr>
+          <w:lang w:val="es-PE"/>
+        </w:rPr>
+        <w:t xml:space="preserve"> el modelo no se beneficia de una regularización fuerte, ya que las variables incluidas aportan información genuina y no hay evidencia clara de sobreajuste que corregir.</w:t>
       </w:r>
     </w:p>
     <w:p>
       <w:pPr>
+        <w:rPr>
+          <w:lang w:val="es-PE"/>
+        </w:rPr>
+      </w:pPr>
+      <w:r>
+        <w:rPr>
+          <w:lang w:val="es-PE"/>
+        </w:rPr>
+        <w:t xml:space="preserve">El </w:t>
+      </w:r>
+      <w:r>
+        <w:rPr>
+          <w:lang w:val="es-PE"/>
+        </w:rPr>
+        <w:t>panel derecho del</w:t>
+      </w:r>
+      <w:r>
+        <w:rPr>
+          <w:lang w:val="es-PE"/>
+        </w:rPr>
+        <w:t xml:space="preserve"> gráfico</w:t>
+      </w:r>
+      <w:r>
+        <w:rPr>
+          <w:lang w:val="es-PE"/>
+        </w:rPr>
+        <w:t xml:space="preserve"> 2</w:t>
+      </w:r>
+      <w:r>
+        <w:rPr>
+          <w:lang w:val="es-PE"/>
+        </w:rPr>
+        <w:t xml:space="preserve"> complementa esta conclusión </w:t>
+      </w:r>
+      <w:r>
+        <w:rPr>
+          <w:lang w:val="es-PE"/>
+        </w:rPr>
+        <w:t>al mostrar</w:t>
+      </w:r>
+      <w:r>
+        <w:rPr>
+          <w:lang w:val="es-PE"/>
+        </w:rPr>
+        <w:t xml:space="preserve"> qué proporción de variables </w:t>
+      </w:r>
+      <w:r>
+        <w:rPr>
+          <w:lang w:val="es-PE"/>
+        </w:rPr>
+        <w:t>present</w:t>
+      </w:r>
+      <w:r>
+        <w:rPr>
+          <w:lang w:val="es-PE"/>
+        </w:rPr>
+        <w:t xml:space="preserve">a </w:t>
+      </w:r>
+      <w:r>
+        <w:rPr>
+          <w:lang w:val="es-PE"/>
+        </w:rPr>
+        <w:t>u</w:t>
+      </w:r>
+      <w:r>
+        <w:rPr>
+          <w:lang w:val="es-PE"/>
+        </w:rPr>
+        <w:t xml:space="preserve">n coeficiente exactamente </w:t>
+      </w:r>
+      <w:r>
+        <w:rPr>
+          <w:lang w:val="es-PE"/>
+        </w:rPr>
+        <w:t>igual a</w:t>
+      </w:r>
+      <w:r>
+        <w:rPr>
+          <w:lang w:val="es-PE"/>
+        </w:rPr>
+        <w:t xml:space="preserve"> cero </w:t>
+      </w:r>
+      <w:r>
+        <w:rPr>
+          <w:lang w:val="es-PE"/>
+        </w:rPr>
+        <w:t>e</w:t>
+      </w:r>
+      <w:r>
+        <w:rPr>
+          <w:lang w:val="es-PE"/>
+        </w:rPr>
+        <w:t xml:space="preserve">n </w:t>
+      </w:r>
+      <w:r>
+        <w:rPr>
+          <w:lang w:val="es-PE"/>
+        </w:rPr>
+        <w:t>función d</w:t>
+      </w:r>
+      <w:r>
+        <w:rPr>
+          <w:lang w:val="es-PE"/>
+        </w:rPr>
+        <w:t>el nivel de penali</w:t>
+      </w:r>
+      <w:r>
+        <w:rPr>
+          <w:lang w:val="es-PE"/>
+        </w:rPr>
+        <w:t>zación</w:t>
+      </w:r>
+      <w:r>
+        <w:rPr>
+          <w:lang w:val="es-PE"/>
+        </w:rPr>
+        <w:t xml:space="preserve"> </w:t>
+      </w:r>
+      <w:r>
+        <w:rPr>
+          <w:lang w:val="es-PE"/>
+        </w:rPr>
+        <w:t xml:space="preserve">del </w:t>
+      </w:r>
+      <w:r>
+        <w:rPr>
+          <w:lang w:val="es-PE"/>
+        </w:rPr>
+        <w:t xml:space="preserve">LASSO. Se observa </w:t>
+      </w:r>
+      <w:r>
+        <w:rPr>
+          <w:lang w:val="es-PE"/>
+        </w:rPr>
+        <w:t>que,</w:t>
+      </w:r>
+      <w:r>
+        <w:rPr>
+          <w:lang w:val="es-PE"/>
+        </w:rPr>
+        <w:t xml:space="preserve"> con penalidades bajas, inclu</w:t>
+      </w:r>
+      <w:r>
+        <w:rPr>
+          <w:lang w:val="es-PE"/>
+        </w:rPr>
+        <w:t>i</w:t>
+      </w:r>
+      <w:r>
+        <w:rPr>
+          <w:lang w:val="es-PE"/>
+        </w:rPr>
+        <w:t xml:space="preserve">do el valor óptimo elegido por validación cruzada, prácticamente ninguna variable es descartada, y recién a partir de penalidades mucho más altas el modelo empieza a eliminar variables de forma acelerada, hasta descartarlas todas en el extremo superior de la grilla. Esto confirma que el punto óptimo encontrado prioriza mantener la capacidad predictiva del modelo </w:t>
+      </w:r>
+      <w:r>
+        <w:rPr>
+          <w:lang w:val="es-PE"/>
+        </w:rPr>
+        <w:t>por encima d</w:t>
+      </w:r>
+      <w:r>
+        <w:rPr>
+          <w:lang w:val="es-PE"/>
+        </w:rPr>
+        <w:t xml:space="preserve">e la simplificación, ya que cualquier eliminación de variables en este caso implicaría un costo en </w:t>
+      </w:r>
+      <w:r>
+        <w:rPr>
+          <w:lang w:val="es-PE"/>
+        </w:rPr>
+        <w:t xml:space="preserve">el </w:t>
+      </w:r>
+      <w:r>
+        <w:rPr>
+          <w:lang w:val="es-PE"/>
+        </w:rPr>
+        <w:t>desempeño que la validación cruzada no consideró conveniente asumir.</w:t>
+      </w:r>
+    </w:p>
+    <w:p>
+      <w:pPr>
+        <w:pStyle w:val="Descripcin"/>
+        <w:keepNext/>
+      </w:pPr>
+      <w:r>
+        <w:t xml:space="preserve">Tabla </w:t>
+      </w:r>
+      <w:r>
+        <w:fldChar w:fldCharType="begin"/>
+      </w:r>
+      <w:r>
+        <w:instrText xml:space="preserve"> SEQ Tabla \* ARABIC </w:instrText>
+      </w:r>
+      <w:r>
+        <w:fldChar w:fldCharType="separate"/>
+      </w:r>
+      <w:r>
+        <w:rPr>
+          <w:noProof/>
+        </w:rPr>
+        <w:t>2</w:t>
+      </w:r>
+      <w:r>
+        <w:fldChar w:fldCharType="end"/>
+      </w:r>
+      <w:r>
+        <w:tab/>
+      </w:r>
+      <w:r>
+        <w:br/>
+      </w:r>
+      <w:r>
+        <w:rPr>
+          <w:b w:val="0"/>
+          <w:bCs/>
+          <w:i/>
+          <w:iCs w:val="0"/>
+        </w:rPr>
+        <w:t xml:space="preserve">Comparación de modelos </w:t>
+      </w:r>
+      <w:r>
+        <w:rPr>
+          <w:b w:val="0"/>
+          <w:bCs/>
+          <w:i/>
+          <w:iCs w:val="0"/>
+        </w:rPr>
+        <w:t>de L</w:t>
+      </w:r>
+      <w:r>
+        <w:rPr>
+          <w:b w:val="0"/>
+          <w:bCs/>
+          <w:i/>
+          <w:iCs w:val="0"/>
+        </w:rPr>
+        <w:t>ogit (penalización: LASSO, Ridge). Coeficientes y EMP</w:t>
+      </w:r>
+    </w:p>
+    <w:p>
+      <w:pPr>
+        <w:pStyle w:val="Sinespaciado"/>
         <w:rPr>
           <w:lang w:val="es-US"/>
         </w:rPr>
@@ -911,343 +1547,11 @@
           <w:b/>
           <w:bCs/>
           <w:noProof/>
-          <w:lang w:val="es-US"/>
-        </w:rPr>
-        <mc:AlternateContent>
-          <mc:Choice Requires="wpg">
-            <w:drawing>
-              <wp:anchor distT="0" distB="0" distL="114300" distR="114300" simplePos="0" relativeHeight="251660288" behindDoc="0" locked="0" layoutInCell="1" allowOverlap="1" wp14:anchorId="5B7723E6" wp14:editId="2D1BEF04">
-                <wp:simplePos x="0" y="0"/>
-                <wp:positionH relativeFrom="margin">
-                  <wp:align>left</wp:align>
-                </wp:positionH>
-                <wp:positionV relativeFrom="paragraph">
-                  <wp:posOffset>504540</wp:posOffset>
-                </wp:positionV>
-                <wp:extent cx="6653142" cy="1885950"/>
-                <wp:effectExtent l="0" t="0" r="0" b="0"/>
-                <wp:wrapTopAndBottom/>
-                <wp:docPr id="5" name="Grupo 5"/>
-                <wp:cNvGraphicFramePr/>
-                <a:graphic xmlns:a="http://schemas.openxmlformats.org/drawingml/2006/main">
-                  <a:graphicData uri="http://schemas.microsoft.com/office/word/2010/wordprocessingGroup">
-                    <wpg:wgp>
-                      <wpg:cNvGrpSpPr/>
-                      <wpg:grpSpPr>
-                        <a:xfrm>
-                          <a:off x="0" y="0"/>
-                          <a:ext cx="6653142" cy="1885950"/>
-                          <a:chOff x="0" y="0"/>
-                          <a:chExt cx="6653142" cy="1885950"/>
-                        </a:xfrm>
-                      </wpg:grpSpPr>
-                      <pic:pic xmlns:pic="http://schemas.openxmlformats.org/drawingml/2006/picture">
-                        <pic:nvPicPr>
-                          <pic:cNvPr id="3" name="Imagen 3"/>
-                          <pic:cNvPicPr>
-                            <a:picLocks noChangeAspect="1"/>
-                          </pic:cNvPicPr>
-                        </pic:nvPicPr>
-                        <pic:blipFill>
-                          <a:blip r:embed="rId15" cstate="print">
-                            <a:extLst>
-                              <a:ext uri="{28A0092B-C50C-407E-A947-70E740481C1C}">
-                                <a14:useLocalDpi xmlns:a14="http://schemas.microsoft.com/office/drawing/2010/main" val="0"/>
-                              </a:ext>
-                            </a:extLst>
-                          </a:blip>
-                          <a:srcRect/>
-                          <a:stretch>
-                            <a:fillRect/>
-                          </a:stretch>
-                        </pic:blipFill>
-                        <pic:spPr bwMode="auto">
-                          <a:xfrm>
-                            <a:off x="0" y="0"/>
-                            <a:ext cx="4257675" cy="1885950"/>
-                          </a:xfrm>
-                          <a:prstGeom prst="rect">
-                            <a:avLst/>
-                          </a:prstGeom>
-                          <a:noFill/>
-                          <a:ln>
-                            <a:noFill/>
-                          </a:ln>
-                        </pic:spPr>
-                      </pic:pic>
-                      <pic:pic xmlns:pic="http://schemas.openxmlformats.org/drawingml/2006/picture">
-                        <pic:nvPicPr>
-                          <pic:cNvPr id="4" name="Imagen 4"/>
-                          <pic:cNvPicPr>
-                            <a:picLocks noChangeAspect="1"/>
-                          </pic:cNvPicPr>
-                        </pic:nvPicPr>
-                        <pic:blipFill>
-                          <a:blip r:embed="rId16" cstate="print">
-                            <a:extLst>
-                              <a:ext uri="{28A0092B-C50C-407E-A947-70E740481C1C}">
-                                <a14:useLocalDpi xmlns:a14="http://schemas.microsoft.com/office/drawing/2010/main" val="0"/>
-                              </a:ext>
-                            </a:extLst>
-                          </a:blip>
-                          <a:srcRect/>
-                          <a:stretch>
-                            <a:fillRect/>
-                          </a:stretch>
-                        </pic:blipFill>
-                        <pic:spPr bwMode="auto">
-                          <a:xfrm>
-                            <a:off x="4319517" y="150126"/>
-                            <a:ext cx="2333625" cy="1660525"/>
-                          </a:xfrm>
-                          <a:prstGeom prst="rect">
-                            <a:avLst/>
-                          </a:prstGeom>
-                          <a:noFill/>
-                          <a:ln>
-                            <a:noFill/>
-                          </a:ln>
-                        </pic:spPr>
-                      </pic:pic>
-                    </wpg:wgp>
-                  </a:graphicData>
-                </a:graphic>
-              </wp:anchor>
-            </w:drawing>
-          </mc:Choice>
-          <mc:Fallback>
-            <w:pict>
-              <v:group w14:anchorId="2BAB9D25" id="Grupo 5" o:spid="_x0000_s1026" style="position:absolute;margin-left:0;margin-top:39.75pt;width:523.85pt;height:148.5pt;z-index:251660288;mso-position-horizontal:left;mso-position-horizontal-relative:margin" coordsize="66531,18859" o:gfxdata="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">
-                <v:shapetype id="_x0000_t75" coordsize="21600,21600" o:spt="75" o:preferrelative="t" path="m@4@5l@4@11@9@11@9@5xe" filled="f" stroked="f">
-                  <v:stroke joinstyle="miter"/>
-                  <v:formulas>
-                    <v:f eqn="if lineDrawn pixelLineWidth 0"/>
-                    <v:f eqn="sum @0 1 0"/>
-                    <v:f eqn="sum 0 0 @1"/>
-                    <v:f eqn="prod @2 1 2"/>
-                    <v:f eqn="prod @3 21600 pixelWidth"/>
-                    <v:f eqn="prod @3 21600 pixelHeight"/>
-                    <v:f eqn="sum @0 0 1"/>
-                    <v:f eqn="prod @6 1 2"/>
-                    <v:f eqn="prod @7 21600 pixelWidth"/>
-                    <v:f eqn="sum @8 21600 0"/>
-                    <v:f eqn="prod @7 21600 pixelHeight"/>
-                    <v:f eqn="sum @10 21600 0"/>
-                  </v:formulas>
-                  <v:path o:extrusionok="f" gradientshapeok="t" o:connecttype="rect"/>
-                  <o:lock v:ext="edit" aspectratio="t"/>
-                </v:shapetype>
-                <v:shape id="Imagen 3" o:spid="_x0000_s1027" type="#_x0000_t75" style="position:absolute;width:42576;height:18859;visibility:visible;mso-wrap-style:square" o:gfxdata="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">
-                  <v:imagedata r:id="rId17" o:title=""/>
-                </v:shape>
-                <v:shape id="Imagen 4" o:spid="_x0000_s1028" type="#_x0000_t75" style="position:absolute;left:43195;top:1501;width:23336;height:16605;visibility:visible;mso-wrap-style:square" o:gfxdata="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">
-                  <v:imagedata r:id="rId18" o:title=""/>
-                </v:shape>
-                <w10:wrap type="topAndBottom" anchorx="margin"/>
-              </v:group>
-            </w:pict>
-          </mc:Fallback>
-        </mc:AlternateContent>
-      </w:r>
-      <w:r>
-        <w:rPr>
-          <w:b/>
-          <w:bCs/>
-        </w:rPr>
-        <w:t>Gráfico 2</w:t>
-      </w:r>
-      <w:r>
-        <w:tab/>
-      </w:r>
-      <w:r>
-        <w:br/>
-      </w:r>
-      <w:r>
-        <w:rPr>
-          <w:i/>
-          <w:iCs/>
-        </w:rPr>
-        <w:t>Distribución del error de validación por fold- Proporción de variables ignoradas LASSO</w:t>
-      </w:r>
-    </w:p>
-    <w:p>
-      <w:pPr>
-        <w:spacing w:line="240" w:lineRule="auto"/>
-        <w:rPr>
-          <w:i/>
-          <w:iCs/>
-          <w:sz w:val="14"/>
-          <w:szCs w:val="16"/>
-          <w:lang w:val="es-US"/>
-        </w:rPr>
-      </w:pPr>
-      <w:r>
-        <w:rPr>
-          <w:i/>
-          <w:iCs/>
-          <w:sz w:val="14"/>
-          <w:szCs w:val="16"/>
-          <w:lang w:val="es-US"/>
-        </w:rPr>
-        <w:t xml:space="preserve">Nota. Elaboración propia con base en la Encuesta Permanente de Hogares del </w:t>
-      </w:r>
-      <w:sdt>
-        <w:sdtPr>
-          <w:rPr>
-            <w:i/>
-            <w:iCs/>
-            <w:sz w:val="14"/>
-            <w:szCs w:val="16"/>
-            <w:lang w:val="es-US"/>
-          </w:rPr>
-          <w:tag w:val="MENDELEY_CITATION_v3_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"/>
-          <w:id w:val="-717590912"/>
-          <w:placeholder>
-            <w:docPart w:val="D1FF568FD09B4A928641F8472551973D"/>
-          </w:placeholder>
-        </w:sdtPr>
-        <w:sdtEndPr/>
-        <w:sdtContent>
-          <w:r>
-            <w:rPr>
-              <w:i/>
-              <w:iCs/>
-              <w:sz w:val="14"/>
-              <w:szCs w:val="16"/>
-              <w:lang w:val="es-US"/>
-            </w:rPr>
-            <w:t>Instituto Nacional de Estadística y Censos (INDEC, 2026)</w:t>
-          </w:r>
-        </w:sdtContent>
-      </w:sdt>
-      <w:r>
-        <w:rPr>
-          <w:i/>
-          <w:iCs/>
-          <w:sz w:val="14"/>
-          <w:szCs w:val="16"/>
-          <w:lang w:val="es-US"/>
-        </w:rPr>
-        <w:t>.</w:t>
-      </w:r>
-    </w:p>
-    <w:p>
-      <w:pPr>
-        <w:rPr>
-          <w:lang w:val="es-PE"/>
-        </w:rPr>
-      </w:pPr>
-    </w:p>
-    <w:p>
-      <w:pPr>
-        <w:rPr>
-          <w:lang w:val="es-PE"/>
-        </w:rPr>
-      </w:pPr>
-      <w:r>
-        <w:rPr>
-          <w:lang w:val="es-PE"/>
-        </w:rPr>
-        <w:t xml:space="preserve">El </w:t>
-      </w:r>
-      <w:r>
-        <w:rPr>
-          <w:lang w:val="es-PE"/>
-        </w:rPr>
-        <w:t>panel izquierdo del</w:t>
-      </w:r>
-      <w:r>
-        <w:rPr>
-          <w:lang w:val="es-PE"/>
-        </w:rPr>
-        <w:t xml:space="preserve"> gráfico</w:t>
-      </w:r>
-      <w:r>
-        <w:rPr>
-          <w:lang w:val="es-PE"/>
-        </w:rPr>
-        <w:t xml:space="preserve"> 2</w:t>
-      </w:r>
-      <w:r>
-        <w:rPr>
-          <w:lang w:val="es-PE"/>
-        </w:rPr>
-        <w:t xml:space="preserve"> muestra cómo evoluciona el error de clasificación en validación a medida que aumenta la penalidad, medido mediante validación cruzada dentro del conjunto de entrenamiento. Para ambas técnicas, el error se mantiene bajo y estable en un rango amplio de penalidades pequeñas, y recién comienza a deteriorarse de forma marcada cuando la penalidad se vuelve muy alta. En ese punto de deterioro, LASSO se estabiliza en un error algo más alto pero constante, mientras que Ridge muestra mayor dispersión entre folds, lo que indica menor estabilidad ante penalidades extremas. Con este criterio, el algoritmo eligió como óptimo un valor de penalidad muy bajo para ambas técnicas, lo cual sugiere que en esta muestra el modelo no se beneficia de una regularización fuerte, ya que las variables incluidas aportan información genuina y no hay evidencia clara de sobreajuste que corregir.</w:t>
-      </w:r>
-    </w:p>
-    <w:p>
-      <w:pPr>
-        <w:rPr>
-          <w:lang w:val="es-PE"/>
-        </w:rPr>
-      </w:pPr>
-      <w:r>
-        <w:rPr>
-          <w:lang w:val="es-PE"/>
-        </w:rPr>
-        <w:t xml:space="preserve">El </w:t>
-      </w:r>
-      <w:r>
-        <w:rPr>
-          <w:lang w:val="es-PE"/>
-        </w:rPr>
-        <w:t>panel derecho del</w:t>
-      </w:r>
-      <w:r>
-        <w:rPr>
-          <w:lang w:val="es-PE"/>
-        </w:rPr>
-        <w:t xml:space="preserve"> gráfico</w:t>
-      </w:r>
-      <w:r>
-        <w:rPr>
-          <w:lang w:val="es-PE"/>
-        </w:rPr>
-        <w:t xml:space="preserve"> 2</w:t>
-      </w:r>
-      <w:r>
-        <w:rPr>
-          <w:lang w:val="es-PE"/>
-        </w:rPr>
-        <w:t xml:space="preserve"> complementa esta conclusión mostrando qué proporción de variables queda con coeficiente exactamente en cero según el nivel de penalidad en LASSO. Se observa </w:t>
-      </w:r>
-      <w:r>
-        <w:rPr>
-          <w:lang w:val="es-PE"/>
-        </w:rPr>
-        <w:t>que,</w:t>
-      </w:r>
-      <w:r>
-        <w:rPr>
-          <w:lang w:val="es-PE"/>
-        </w:rPr>
-        <w:t xml:space="preserve"> con penalidades bajas, incluyendo el valor óptimo elegido por validación cruzada, prácticamente ninguna variable es descartada, y recién a partir de penalidades mucho más altas el modelo empieza a eliminar variables de forma acelerada, hasta descartarlas todas en el extremo superior de la grilla. Esto confirma que el punto óptimo encontrado prioriza mantener la capacidad predictiva del modelo sobre la simplificación, ya que cualquier eliminación de variables en este caso implicaría un costo en desempeño que la validación cruzada no consideró conveniente asumir.</w:t>
-      </w:r>
-    </w:p>
-    <w:p>
-      <w:pPr>
-        <w:rPr>
-          <w:lang w:val="es-PE"/>
-        </w:rPr>
-      </w:pPr>
-      <w:r>
-        <w:rPr>
-          <w:b/>
-          <w:bCs/>
-          <w:noProof/>
         </w:rPr>
         <w:drawing>
-          <wp:anchor distT="0" distB="0" distL="114300" distR="114300" simplePos="0" relativeHeight="251661312" behindDoc="0" locked="0" layoutInCell="1" allowOverlap="1" wp14:anchorId="358C5E62" wp14:editId="672737CC">
-            <wp:simplePos x="0" y="0"/>
-            <wp:positionH relativeFrom="margin">
-              <wp:align>center</wp:align>
-            </wp:positionH>
-            <wp:positionV relativeFrom="paragraph">
-              <wp:posOffset>406902</wp:posOffset>
-            </wp:positionV>
-            <wp:extent cx="5363210" cy="2681605"/>
-            <wp:effectExtent l="0" t="0" r="8890" b="4445"/>
-            <wp:wrapTopAndBottom/>
+          <wp:inline distT="0" distB="0" distL="0" distR="0" wp14:anchorId="4CB65634" wp14:editId="0A15F624">
+            <wp:extent cx="6654800" cy="3013710"/>
+            <wp:effectExtent l="0" t="0" r="0" b="0"/>
             <wp:docPr id="6" name="Imagen 6"/>
             <wp:cNvGraphicFramePr>
               <a:graphicFrameLocks xmlns:a="http://schemas.openxmlformats.org/drawingml/2006/main" noChangeAspect="1"/>
@@ -1257,6 +1561,2814 @@
                 <pic:pic xmlns:pic="http://schemas.openxmlformats.org/drawingml/2006/picture">
                   <pic:nvPicPr>
                     <pic:cNvPr id="0" name="Picture 12"/>
+                    <pic:cNvPicPr>
+                      <a:picLocks noChangeAspect="1" noChangeArrowheads="1"/>
+                    </pic:cNvPicPr>
+                  </pic:nvPicPr>
+                  <pic:blipFill>
+                    <a:blip r:embed="rId16">
+                      <a:extLst>
+                        <a:ext uri="{28A0092B-C50C-407E-A947-70E740481C1C}">
+                          <a14:useLocalDpi xmlns:a14="http://schemas.microsoft.com/office/drawing/2010/main" val="0"/>
+                        </a:ext>
+                      </a:extLst>
+                    </a:blip>
+                    <a:srcRect/>
+                    <a:stretch>
+                      <a:fillRect/>
+                    </a:stretch>
+                  </pic:blipFill>
+                  <pic:spPr bwMode="auto">
+                    <a:xfrm>
+                      <a:off x="0" y="0"/>
+                      <a:ext cx="6654800" cy="3013710"/>
+                    </a:xfrm>
+                    <a:prstGeom prst="rect">
+                      <a:avLst/>
+                    </a:prstGeom>
+                    <a:noFill/>
+                    <a:ln>
+                      <a:noFill/>
+                    </a:ln>
+                  </pic:spPr>
+                </pic:pic>
+              </a:graphicData>
+            </a:graphic>
+          </wp:inline>
+        </w:drawing>
+      </w:r>
+    </w:p>
+    <w:p>
+      <w:pPr>
+        <w:pStyle w:val="Sinespaciado"/>
+        <w:spacing w:after="240"/>
+        <w:rPr>
+          <w:i/>
+          <w:iCs/>
+          <w:lang w:val="es-US"/>
+        </w:rPr>
+      </w:pPr>
+      <w:r>
+        <w:rPr>
+          <w:i/>
+          <w:iCs/>
+          <w:lang w:val="es-US"/>
+        </w:rPr>
+        <w:t>Nota.</w:t>
+      </w:r>
+      <w:r>
+        <w:rPr>
+          <w:lang w:val="es-US"/>
+        </w:rPr>
+        <w:t xml:space="preserve"> Elaboración propia con base en la Encuesta Permanente de Hogares del</w:t>
+      </w:r>
+      <w:r>
+        <w:rPr>
+          <w:lang w:val="es-US"/>
+        </w:rPr>
+        <w:t xml:space="preserve"> INDEC (2026).</w:t>
+      </w:r>
+    </w:p>
+    <w:p>
+      <w:pPr>
+        <w:rPr>
+          <w:lang w:val="es-PE"/>
+        </w:rPr>
+      </w:pPr>
+      <w:r>
+        <w:rPr>
+          <w:lang w:val="es-PE"/>
+        </w:rPr>
+        <w:t xml:space="preserve">Con el objetivo de contar con una estimación lo más precisa posible para la interpretación final, los tres modelos (logit sin penalidad, LASSO y Ridge) se reestimaron sobre la totalidad de la base disponible, combinando el conjunto de entrenamiento y el de testeo utilizados previamente para validar la elección de la penalidad óptima. Esta decisión responde a que, una vez confirmado que el valor de λ seleccionado por validación cruzada generaliza adecuadamente a datos no utilizados en el entrenamiento, resulta apropiado aprovechar toda la información disponible para </w:t>
+      </w:r>
+      <w:r>
+        <w:rPr>
+          <w:lang w:val="es-PE"/>
+        </w:rPr>
+        <w:t>obtene</w:t>
+      </w:r>
+      <w:r>
+        <w:rPr>
+          <w:lang w:val="es-PE"/>
+        </w:rPr>
+        <w:t xml:space="preserve">r coeficientes más estables y representativos, sin </w:t>
+      </w:r>
+      <w:r>
+        <w:rPr>
+          <w:lang w:val="es-PE"/>
+        </w:rPr>
+        <w:t>comprometer</w:t>
+      </w:r>
+      <w:r>
+        <w:rPr>
+          <w:lang w:val="es-PE"/>
+        </w:rPr>
+        <w:t xml:space="preserve"> la validez del proceso de selección del hiperparámetro, que ya </w:t>
+      </w:r>
+      <w:r>
+        <w:rPr>
+          <w:lang w:val="es-PE"/>
+        </w:rPr>
+        <w:t>s</w:t>
+      </w:r>
+      <w:r>
+        <w:rPr>
+          <w:lang w:val="es-PE"/>
+        </w:rPr>
+        <w:t>e realiz</w:t>
+      </w:r>
+      <w:r>
+        <w:rPr>
+          <w:lang w:val="es-PE"/>
+        </w:rPr>
+        <w:t>ó</w:t>
+      </w:r>
+      <w:r>
+        <w:rPr>
+          <w:lang w:val="es-PE"/>
+        </w:rPr>
+        <w:t xml:space="preserve"> exclusivamente sobre el conjunto de entrenamiento.</w:t>
+      </w:r>
+    </w:p>
+    <w:p>
+      <w:pPr>
+        <w:rPr>
+          <w:lang w:val="es-PE"/>
+        </w:rPr>
+      </w:pPr>
+      <w:r>
+        <w:rPr>
+          <w:lang w:val="es-PE"/>
+        </w:rPr>
+        <w:t xml:space="preserve">Al comparar los coeficientes de los tres modelos, se observa que las estimaciones </w:t>
+      </w:r>
+      <w:r>
+        <w:rPr>
+          <w:lang w:val="es-PE"/>
+        </w:rPr>
+        <w:t>so</w:t>
+      </w:r>
+      <w:r>
+        <w:rPr>
+          <w:lang w:val="es-PE"/>
+        </w:rPr>
+        <w:t xml:space="preserve">n sumamente similares entre sí, tanto en signo como en magnitud. Esto es consistente con el hecho de que la validación cruzada seleccionó valores de penalidad muy bajos (λ = 0,0001 para LASSO y λ = 0,00001 para Ridge), lo cual indica que ninguna de las dos técnicas de regularización encontró evidencia suficiente de sobreajuste como para justificar una penalización más agresiva. En consecuencia, ninguna variable fue eliminada por </w:t>
+      </w:r>
+      <w:r>
+        <w:rPr>
+          <w:lang w:val="es-PE"/>
+        </w:rPr>
+        <w:lastRenderedPageBreak/>
+        <w:t>LASSO, y los coeficientes de Ridge muestran un achicamiento apenas perceptible respecto del modelo sin penalizar. En definitiva, la regularización no modifica sustancialmente los resultados obtenidos, sino que los confirma</w:t>
+      </w:r>
+      <w:r>
+        <w:rPr>
+          <w:lang w:val="es-PE"/>
+        </w:rPr>
+        <w:t xml:space="preserve"> y les</w:t>
+      </w:r>
+      <w:r>
+        <w:rPr>
+          <w:lang w:val="es-PE"/>
+        </w:rPr>
+        <w:t xml:space="preserve"> brinda mayor robustez a las conclusiones del modelo original.</w:t>
+      </w:r>
+    </w:p>
+    <w:p>
+      <w:pPr>
+        <w:rPr>
+          <w:lang w:val="es-PE"/>
+        </w:rPr>
+      </w:pPr>
+      <w:r>
+        <w:rPr>
+          <w:lang w:val="es-PE"/>
+        </w:rPr>
+        <w:t xml:space="preserve">Dado que los coeficientes de un modelo logit se expresan en la escala del logaritmo de </w:t>
+      </w:r>
+      <w:r>
+        <w:rPr>
+          <w:lang w:val="es-PE"/>
+        </w:rPr>
+        <w:t>los</w:t>
+      </w:r>
+      <w:r>
+        <w:rPr>
+          <w:lang w:val="es-PE"/>
+        </w:rPr>
+        <w:t xml:space="preserve"> odds, su interpretación directa resulta poco intuitiva, por lo que se recurre a los efectos marginales promedio (EMP) para </w:t>
+      </w:r>
+      <w:r>
+        <w:rPr>
+          <w:lang w:val="es-PE"/>
+        </w:rPr>
+        <w:t>present</w:t>
+      </w:r>
+      <w:r>
+        <w:rPr>
+          <w:lang w:val="es-PE"/>
+        </w:rPr>
+        <w:t xml:space="preserve">ar los resultados en puntos porcentuales de probabilidad. El EMP de mayor magnitud corresponde a haber </w:t>
+      </w:r>
+      <w:r>
+        <w:rPr>
+          <w:lang w:val="es-PE"/>
+        </w:rPr>
+        <w:t>esta</w:t>
+      </w:r>
+      <w:r>
+        <w:rPr>
+          <w:lang w:val="es-PE"/>
+        </w:rPr>
+        <w:t xml:space="preserve">do informal en el período anterior, con un valor cercano a 0,29 en los tres modelos, lo que confirma la fuerte persistencia de la informalidad laboral </w:t>
+      </w:r>
+      <w:r>
+        <w:rPr>
+          <w:lang w:val="es-PE"/>
+        </w:rPr>
+        <w:t>a</w:t>
+      </w:r>
+      <w:r>
+        <w:rPr>
+          <w:lang w:val="es-PE"/>
+        </w:rPr>
+        <w:t xml:space="preserve"> </w:t>
+      </w:r>
+      <w:r>
+        <w:rPr>
+          <w:lang w:val="es-PE"/>
+        </w:rPr>
+        <w:t>lo largo d</w:t>
+      </w:r>
+      <w:r>
+        <w:rPr>
+          <w:lang w:val="es-PE"/>
+        </w:rPr>
+        <w:t xml:space="preserve">el tiempo. Le sigue en importancia la falta de cobertura médica, con un efecto de aproximadamente 10 puntos porcentuales, mientras que el resto de las variables presenta efectos más moderados, entre 1 y 3 puntos porcentuales. Adicionalmente, los signos opuestos de </w:t>
+      </w:r>
+      <w:r>
+        <w:rPr>
+          <w:lang w:val="es-PE"/>
+        </w:rPr>
+        <w:t xml:space="preserve">la </w:t>
+      </w:r>
+      <w:r>
+        <w:rPr>
+          <w:lang w:val="es-PE"/>
+        </w:rPr>
+        <w:t>edad y su término cuadrático confirman una relación en forma de U, según la cual la probabilidad de informalidad es mayor al inicio y al final de la vida laboral y menor en las edades intermedias.</w:t>
+      </w:r>
+    </w:p>
+    <w:p>
+      <w:pPr>
+        <w:pStyle w:val="Ttulo1"/>
+        <w:rPr>
+          <w:lang w:val="es-US"/>
+        </w:rPr>
+      </w:pPr>
+      <w:r>
+        <w:rPr>
+          <w:lang w:val="es-US"/>
+        </w:rPr>
+        <w:t>Árboles</w:t>
+      </w:r>
+    </w:p>
+    <w:p>
+      <w:pPr>
+        <w:rPr>
+          <w:lang w:val="es-US"/>
+        </w:rPr>
+      </w:pPr>
+    </w:p>
+    <w:p>
+      <w:pPr>
+        <w:pStyle w:val="Descripcin"/>
+        <w:ind w:left="1560" w:right="1557"/>
+      </w:pPr>
+      <w:r>
+        <w:t xml:space="preserve">Figura </w:t>
+      </w:r>
+      <w:r>
+        <w:fldChar w:fldCharType="begin"/>
+      </w:r>
+      <w:r>
+        <w:instrText xml:space="preserve"> SEQ Figura \* ARABIC </w:instrText>
+      </w:r>
+      <w:r>
+        <w:fldChar w:fldCharType="separate"/>
+      </w:r>
+      <w:r>
+        <w:rPr>
+          <w:noProof/>
+        </w:rPr>
+        <w:t>3</w:t>
+      </w:r>
+      <w:r>
+        <w:fldChar w:fldCharType="end"/>
+      </w:r>
+      <w:r>
+        <w:tab/>
+      </w:r>
+      <w:r>
+        <w:br/>
+      </w:r>
+      <w:r>
+        <w:rPr>
+          <w:b w:val="0"/>
+          <w:i/>
+        </w:rPr>
+        <w:t>Error de clasificación en función de la grilla de profundidad del árbol de decisión</w:t>
+      </w:r>
+    </w:p>
+    <w:p>
+      <w:pPr>
+        <w:pStyle w:val="Sinespaciado"/>
+        <w:jc w:val="center"/>
+        <w:rPr>
+          <w:lang w:val="es-US"/>
+        </w:rPr>
+      </w:pPr>
+      <w:r>
+        <w:rPr>
+          <w:noProof/>
+        </w:rPr>
+        <w:drawing>
+          <wp:inline distT="0" distB="0" distL="0" distR="0" wp14:anchorId="0BC2D117" wp14:editId="285DDCCF">
+            <wp:extent cx="4678416" cy="2971800"/>
+            <wp:effectExtent l="0" t="0" r="0" b="0"/>
+            <wp:docPr id="864782547" name="Imagen 1"/>
+            <wp:cNvGraphicFramePr>
+              <a:graphicFrameLocks xmlns:a="http://schemas.openxmlformats.org/drawingml/2006/main" noChangeAspect="1"/>
+            </wp:cNvGraphicFramePr>
+            <a:graphic xmlns:a="http://schemas.openxmlformats.org/drawingml/2006/main">
+              <a:graphicData uri="http://schemas.openxmlformats.org/drawingml/2006/picture">
+                <pic:pic xmlns:pic="http://schemas.openxmlformats.org/drawingml/2006/picture">
+                  <pic:nvPicPr>
+                    <pic:cNvPr id="0" name="Picture 1"/>
+                    <pic:cNvPicPr>
+                      <a:picLocks noChangeAspect="1" noChangeArrowheads="1"/>
+                    </pic:cNvPicPr>
+                  </pic:nvPicPr>
+                  <pic:blipFill>
+                    <a:blip r:embed="rId17">
+                      <a:extLst>
+                        <a:ext uri="{28A0092B-C50C-407E-A947-70E740481C1C}">
+                          <a14:useLocalDpi xmlns:a14="http://schemas.microsoft.com/office/drawing/2010/main" val="0"/>
+                        </a:ext>
+                      </a:extLst>
+                    </a:blip>
+                    <a:srcRect/>
+                    <a:stretch>
+                      <a:fillRect/>
+                    </a:stretch>
+                  </pic:blipFill>
+                  <pic:spPr bwMode="auto">
+                    <a:xfrm>
+                      <a:off x="0" y="0"/>
+                      <a:ext cx="4696833" cy="2983499"/>
+                    </a:xfrm>
+                    <a:prstGeom prst="rect">
+                      <a:avLst/>
+                    </a:prstGeom>
+                    <a:noFill/>
+                    <a:ln>
+                      <a:noFill/>
+                    </a:ln>
+                  </pic:spPr>
+                </pic:pic>
+              </a:graphicData>
+            </a:graphic>
+          </wp:inline>
+        </w:drawing>
+      </w:r>
+    </w:p>
+    <w:p>
+      <w:pPr>
+        <w:ind w:left="1560" w:right="1557"/>
+        <w:rPr>
+          <w:lang w:val="es-US"/>
+        </w:rPr>
+      </w:pPr>
+      <w:r>
+        <w:rPr>
+          <w:i/>
+          <w:iCs/>
+          <w:lang w:val="es-US"/>
+        </w:rPr>
+        <w:t>Nota.</w:t>
+      </w:r>
+      <w:r>
+        <w:rPr>
+          <w:lang w:val="es-US"/>
+        </w:rPr>
+        <w:t xml:space="preserve"> Elaboración propia con base en la Encuesta Permanente de Hogares del</w:t>
+      </w:r>
+      <w:r>
+        <w:rPr>
+          <w:lang w:val="es-US"/>
+        </w:rPr>
+        <w:t xml:space="preserve"> INDEC (2026).</w:t>
+      </w:r>
+    </w:p>
+    <w:p>
+      <w:pPr>
+        <w:rPr>
+          <w:lang w:val="es-US"/>
+        </w:rPr>
+      </w:pPr>
+    </w:p>
+    <w:p>
+      <w:pPr>
+        <w:rPr>
+          <w:lang w:val="es-US"/>
+        </w:rPr>
+      </w:pPr>
+    </w:p>
+    <w:p>
+      <w:pPr>
+        <w:rPr>
+          <w:lang w:val="es-US"/>
+        </w:rPr>
+      </w:pPr>
+    </w:p>
+    <w:p>
+      <w:pPr>
+        <w:rPr>
+          <w:lang w:val="es-US"/>
+        </w:rPr>
+      </w:pPr>
+    </w:p>
+    <w:p>
+      <w:pPr>
+        <w:pStyle w:val="Descripcin"/>
+        <w:keepNext/>
+      </w:pPr>
+      <w:r>
+        <w:lastRenderedPageBreak/>
+        <w:t xml:space="preserve">Figura </w:t>
+      </w:r>
+      <w:r>
+        <w:fldChar w:fldCharType="begin"/>
+      </w:r>
+      <w:r>
+        <w:instrText xml:space="preserve"> SEQ Figura \* ARABIC </w:instrText>
+      </w:r>
+      <w:r>
+        <w:fldChar w:fldCharType="separate"/>
+      </w:r>
+      <w:r>
+        <w:rPr>
+          <w:noProof/>
+        </w:rPr>
+        <w:t>4</w:t>
+      </w:r>
+      <w:r>
+        <w:fldChar w:fldCharType="end"/>
+      </w:r>
+      <w:r>
+        <w:tab/>
+      </w:r>
+      <w:r>
+        <w:br/>
+      </w:r>
+      <w:r>
+        <w:rPr>
+          <w:b w:val="0"/>
+          <w:bCs/>
+          <w:i/>
+          <w:iCs w:val="0"/>
+        </w:rPr>
+        <w:t>Diagrama del árbol de decisión e importancia de los predictores</w:t>
+      </w:r>
+    </w:p>
+    <w:p>
+      <w:pPr>
+        <w:pStyle w:val="Sinespaciado"/>
+        <w:rPr>
+          <w:lang w:val="es-US"/>
+        </w:rPr>
+      </w:pPr>
+      <w:r>
+        <w:rPr>
+          <w:noProof/>
+        </w:rPr>
+        <w:drawing>
+          <wp:inline distT="0" distB="0" distL="0" distR="0" wp14:anchorId="2E35177F" wp14:editId="2E08F35F">
+            <wp:extent cx="6659880" cy="3349625"/>
+            <wp:effectExtent l="0" t="0" r="0" b="3175"/>
+            <wp:docPr id="143525508" name="Imagen 4"/>
+            <wp:cNvGraphicFramePr>
+              <a:graphicFrameLocks xmlns:a="http://schemas.openxmlformats.org/drawingml/2006/main" noChangeAspect="1"/>
+            </wp:cNvGraphicFramePr>
+            <a:graphic xmlns:a="http://schemas.openxmlformats.org/drawingml/2006/main">
+              <a:graphicData uri="http://schemas.openxmlformats.org/drawingml/2006/picture">
+                <pic:pic xmlns:pic="http://schemas.openxmlformats.org/drawingml/2006/picture">
+                  <pic:nvPicPr>
+                    <pic:cNvPr id="0" name="Picture 7"/>
+                    <pic:cNvPicPr>
+                      <a:picLocks noChangeAspect="1" noChangeArrowheads="1"/>
+                    </pic:cNvPicPr>
+                  </pic:nvPicPr>
+                  <pic:blipFill>
+                    <a:blip r:embed="rId18" cstate="print">
+                      <a:extLst>
+                        <a:ext uri="{28A0092B-C50C-407E-A947-70E740481C1C}">
+                          <a14:useLocalDpi xmlns:a14="http://schemas.microsoft.com/office/drawing/2010/main" val="0"/>
+                        </a:ext>
+                      </a:extLst>
+                    </a:blip>
+                    <a:srcRect/>
+                    <a:stretch>
+                      <a:fillRect/>
+                    </a:stretch>
+                  </pic:blipFill>
+                  <pic:spPr bwMode="auto">
+                    <a:xfrm>
+                      <a:off x="0" y="0"/>
+                      <a:ext cx="6659880" cy="3349625"/>
+                    </a:xfrm>
+                    <a:prstGeom prst="rect">
+                      <a:avLst/>
+                    </a:prstGeom>
+                    <a:noFill/>
+                    <a:ln>
+                      <a:noFill/>
+                    </a:ln>
+                  </pic:spPr>
+                </pic:pic>
+              </a:graphicData>
+            </a:graphic>
+          </wp:inline>
+        </w:drawing>
+      </w:r>
+    </w:p>
+    <w:p>
+      <w:pPr>
+        <w:rPr>
+          <w:lang w:val="es-US"/>
+        </w:rPr>
+      </w:pPr>
+      <w:r>
+        <w:rPr>
+          <w:i/>
+          <w:iCs/>
+          <w:lang w:val="es-US"/>
+        </w:rPr>
+        <w:t>Nota.</w:t>
+      </w:r>
+      <w:r>
+        <w:rPr>
+          <w:lang w:val="es-US"/>
+        </w:rPr>
+        <w:t xml:space="preserve"> Elaboración propia con base en la Encuesta Permanente de Hogares del</w:t>
+      </w:r>
+      <w:r>
+        <w:rPr>
+          <w:lang w:val="es-US"/>
+        </w:rPr>
+        <w:t xml:space="preserve"> INDEC (2026).</w:t>
+      </w:r>
+    </w:p>
+    <w:p>
+      <w:pPr>
+        <w:rPr>
+          <w:lang w:val="es-US"/>
+        </w:rPr>
+      </w:pPr>
+    </w:p>
+    <w:p>
+      <w:pPr>
+        <w:pStyle w:val="Ttulo1"/>
+        <w:rPr>
+          <w:lang w:val="es-US"/>
+        </w:rPr>
+      </w:pPr>
+      <w:r>
+        <w:rPr>
+          <w:lang w:val="es-US"/>
+        </w:rPr>
+        <w:t>Comparación entre métodos</w:t>
+      </w:r>
+    </w:p>
+    <w:p>
+      <w:pPr>
+        <w:rPr>
+          <w:lang w:val="es-US"/>
+        </w:rPr>
+      </w:pPr>
+    </w:p>
+    <w:p>
+      <w:pPr>
+        <w:pStyle w:val="Descripcin"/>
+        <w:keepNext/>
+      </w:pPr>
+      <w:r>
+        <w:t xml:space="preserve">Tabla </w:t>
+      </w:r>
+      <w:r>
+        <w:fldChar w:fldCharType="begin"/>
+      </w:r>
+      <w:r>
+        <w:instrText xml:space="preserve"> SEQ Tabla \* ARABIC </w:instrText>
+      </w:r>
+      <w:r>
+        <w:fldChar w:fldCharType="separate"/>
+      </w:r>
+      <w:r>
+        <w:rPr>
+          <w:noProof/>
+        </w:rPr>
+        <w:t>2</w:t>
+      </w:r>
+      <w:r>
+        <w:fldChar w:fldCharType="end"/>
+      </w:r>
+      <w:r>
+        <w:tab/>
+      </w:r>
+      <w:r>
+        <w:br/>
+      </w:r>
+      <w:r>
+        <w:rPr>
+          <w:b w:val="0"/>
+          <w:bCs/>
+          <w:i/>
+          <w:iCs w:val="0"/>
+        </w:rPr>
+        <w:t>Indicadores de desempeño de los modelos predictivos analizados</w:t>
+      </w:r>
+    </w:p>
+    <w:tbl>
+      <w:tblPr>
+        <w:tblW w:w="5000" w:type="pct"/>
+        <w:jc w:val="center"/>
+        <w:tblCellMar>
+          <w:left w:w="70" w:type="dxa"/>
+          <w:right w:w="70" w:type="dxa"/>
+        </w:tblCellMar>
+        <w:tblLook w:val="04A0" w:firstRow="1" w:lastRow="0" w:firstColumn="1" w:lastColumn="0" w:noHBand="0" w:noVBand="1"/>
+      </w:tblPr>
+      <w:tblGrid>
+        <w:gridCol w:w="1434"/>
+        <w:gridCol w:w="789"/>
+        <w:gridCol w:w="1505"/>
+        <w:gridCol w:w="1056"/>
+        <w:gridCol w:w="771"/>
+        <w:gridCol w:w="580"/>
+        <w:gridCol w:w="1621"/>
+        <w:gridCol w:w="896"/>
+        <w:gridCol w:w="426"/>
+        <w:gridCol w:w="470"/>
+        <w:gridCol w:w="470"/>
+        <w:gridCol w:w="470"/>
+      </w:tblGrid>
+      <w:tr>
+        <w:trPr>
+          <w:trHeight w:val="170"/>
+          <w:jc w:val="center"/>
+        </w:trPr>
+        <w:tc>
+          <w:tcPr>
+            <w:tcW w:w="684" w:type="pct"/>
+            <w:tcBorders>
+              <w:top w:val="single" w:sz="8" w:space="0" w:color="auto"/>
+              <w:left w:val="nil"/>
+              <w:bottom w:val="single" w:sz="4" w:space="0" w:color="auto"/>
+              <w:right w:val="nil"/>
+            </w:tcBorders>
+            <w:noWrap/>
+            <w:vAlign w:val="center"/>
+            <w:hideMark/>
+          </w:tcPr>
+          <w:p>
+            <w:pPr>
+              <w:pStyle w:val="Sinespaciado"/>
+              <w:jc w:val="center"/>
+              <w:rPr>
+                <w:rFonts w:eastAsia="Times New Roman"/>
+                <w:b/>
+                <w:bCs/>
+                <w:sz w:val="16"/>
+                <w:szCs w:val="20"/>
+                <w:lang w:val="es-EC"/>
+              </w:rPr>
+            </w:pPr>
+            <w:r>
+              <w:rPr>
+                <w:b/>
+                <w:bCs/>
+                <w:sz w:val="16"/>
+                <w:szCs w:val="20"/>
+              </w:rPr>
+              <w:t>Modelo</w:t>
+            </w:r>
+          </w:p>
+        </w:tc>
+        <w:tc>
+          <w:tcPr>
+            <w:tcW w:w="376" w:type="pct"/>
+            <w:tcBorders>
+              <w:top w:val="single" w:sz="8" w:space="0" w:color="auto"/>
+              <w:left w:val="nil"/>
+              <w:bottom w:val="single" w:sz="4" w:space="0" w:color="auto"/>
+              <w:right w:val="nil"/>
+            </w:tcBorders>
+            <w:noWrap/>
+            <w:vAlign w:val="center"/>
+            <w:hideMark/>
+          </w:tcPr>
+          <w:p>
+            <w:pPr>
+              <w:pStyle w:val="Sinespaciado"/>
+              <w:jc w:val="center"/>
+              <w:rPr>
+                <w:b/>
+                <w:bCs/>
+                <w:sz w:val="16"/>
+                <w:szCs w:val="20"/>
+              </w:rPr>
+            </w:pPr>
+            <w:proofErr w:type="spellStart"/>
+            <w:r>
+              <w:rPr>
+                <w:b/>
+                <w:bCs/>
+                <w:sz w:val="16"/>
+                <w:szCs w:val="20"/>
+              </w:rPr>
+              <w:t>Accuracy</w:t>
+            </w:r>
+            <w:proofErr w:type="spellEnd"/>
+          </w:p>
+        </w:tc>
+        <w:tc>
+          <w:tcPr>
+            <w:tcW w:w="717" w:type="pct"/>
+            <w:tcBorders>
+              <w:top w:val="single" w:sz="8" w:space="0" w:color="auto"/>
+              <w:left w:val="nil"/>
+              <w:bottom w:val="single" w:sz="4" w:space="0" w:color="auto"/>
+              <w:right w:val="nil"/>
+            </w:tcBorders>
+            <w:noWrap/>
+            <w:vAlign w:val="center"/>
+            <w:hideMark/>
+          </w:tcPr>
+          <w:p>
+            <w:pPr>
+              <w:pStyle w:val="Sinespaciado"/>
+              <w:jc w:val="center"/>
+              <w:rPr>
+                <w:b/>
+                <w:bCs/>
+                <w:sz w:val="16"/>
+                <w:szCs w:val="20"/>
+              </w:rPr>
+            </w:pPr>
+            <w:r>
+              <w:rPr>
+                <w:b/>
+                <w:bCs/>
+                <w:sz w:val="16"/>
+                <w:szCs w:val="20"/>
+              </w:rPr>
+              <w:t>Sensibilidad (</w:t>
+            </w:r>
+            <w:proofErr w:type="spellStart"/>
+            <w:r>
+              <w:rPr>
+                <w:b/>
+                <w:bCs/>
+                <w:sz w:val="16"/>
+                <w:szCs w:val="20"/>
+              </w:rPr>
+              <w:t>recall</w:t>
+            </w:r>
+            <w:proofErr w:type="spellEnd"/>
+            <w:r>
+              <w:rPr>
+                <w:b/>
+                <w:bCs/>
+                <w:sz w:val="16"/>
+                <w:szCs w:val="20"/>
+              </w:rPr>
+              <w:t>)</w:t>
+            </w:r>
+          </w:p>
+        </w:tc>
+        <w:tc>
+          <w:tcPr>
+            <w:tcW w:w="503" w:type="pct"/>
+            <w:tcBorders>
+              <w:top w:val="single" w:sz="8" w:space="0" w:color="auto"/>
+              <w:left w:val="nil"/>
+              <w:bottom w:val="single" w:sz="4" w:space="0" w:color="auto"/>
+              <w:right w:val="nil"/>
+            </w:tcBorders>
+            <w:noWrap/>
+            <w:vAlign w:val="center"/>
+            <w:hideMark/>
+          </w:tcPr>
+          <w:p>
+            <w:pPr>
+              <w:pStyle w:val="Sinespaciado"/>
+              <w:jc w:val="center"/>
+              <w:rPr>
+                <w:b/>
+                <w:bCs/>
+                <w:sz w:val="16"/>
+                <w:szCs w:val="20"/>
+              </w:rPr>
+            </w:pPr>
+            <w:r>
+              <w:rPr>
+                <w:b/>
+                <w:bCs/>
+                <w:sz w:val="16"/>
+                <w:szCs w:val="20"/>
+              </w:rPr>
+              <w:t>Especificidad</w:t>
+            </w:r>
+          </w:p>
+        </w:tc>
+        <w:tc>
+          <w:tcPr>
+            <w:tcW w:w="368" w:type="pct"/>
+            <w:tcBorders>
+              <w:top w:val="single" w:sz="8" w:space="0" w:color="auto"/>
+              <w:left w:val="nil"/>
+              <w:bottom w:val="single" w:sz="4" w:space="0" w:color="auto"/>
+              <w:right w:val="nil"/>
+            </w:tcBorders>
+            <w:noWrap/>
+            <w:vAlign w:val="center"/>
+            <w:hideMark/>
+          </w:tcPr>
+          <w:p>
+            <w:pPr>
+              <w:pStyle w:val="Sinespaciado"/>
+              <w:jc w:val="center"/>
+              <w:rPr>
+                <w:b/>
+                <w:bCs/>
+                <w:sz w:val="16"/>
+                <w:szCs w:val="20"/>
+              </w:rPr>
+            </w:pPr>
+            <w:r>
+              <w:rPr>
+                <w:b/>
+                <w:bCs/>
+                <w:sz w:val="16"/>
+                <w:szCs w:val="20"/>
+              </w:rPr>
+              <w:t>Precisión</w:t>
+            </w:r>
+          </w:p>
+        </w:tc>
+        <w:tc>
+          <w:tcPr>
+            <w:tcW w:w="277" w:type="pct"/>
+            <w:tcBorders>
+              <w:top w:val="single" w:sz="8" w:space="0" w:color="auto"/>
+              <w:left w:val="nil"/>
+              <w:bottom w:val="single" w:sz="4" w:space="0" w:color="auto"/>
+              <w:right w:val="nil"/>
+            </w:tcBorders>
+            <w:noWrap/>
+            <w:vAlign w:val="center"/>
+            <w:hideMark/>
+          </w:tcPr>
+          <w:p>
+            <w:pPr>
+              <w:pStyle w:val="Sinespaciado"/>
+              <w:jc w:val="center"/>
+              <w:rPr>
+                <w:b/>
+                <w:bCs/>
+                <w:sz w:val="16"/>
+                <w:szCs w:val="20"/>
+              </w:rPr>
+            </w:pPr>
+            <w:r>
+              <w:rPr>
+                <w:b/>
+                <w:bCs/>
+                <w:sz w:val="16"/>
+                <w:szCs w:val="20"/>
+              </w:rPr>
+              <w:t>F1</w:t>
+            </w:r>
+          </w:p>
+        </w:tc>
+        <w:tc>
+          <w:tcPr>
+            <w:tcW w:w="773" w:type="pct"/>
+            <w:tcBorders>
+              <w:top w:val="single" w:sz="8" w:space="0" w:color="auto"/>
+              <w:left w:val="nil"/>
+              <w:bottom w:val="single" w:sz="4" w:space="0" w:color="auto"/>
+              <w:right w:val="nil"/>
+            </w:tcBorders>
+            <w:noWrap/>
+            <w:vAlign w:val="center"/>
+            <w:hideMark/>
+          </w:tcPr>
+          <w:p>
+            <w:pPr>
+              <w:pStyle w:val="Sinespaciado"/>
+              <w:jc w:val="center"/>
+              <w:rPr>
+                <w:b/>
+                <w:bCs/>
+                <w:sz w:val="16"/>
+                <w:szCs w:val="20"/>
+              </w:rPr>
+            </w:pPr>
+            <w:r>
+              <w:rPr>
+                <w:b/>
+                <w:bCs/>
+                <w:sz w:val="16"/>
+                <w:szCs w:val="20"/>
+              </w:rPr>
+              <w:t>Accuacy</w:t>
+            </w:r>
+            <w:r>
+              <w:rPr>
+                <w:b/>
+                <w:bCs/>
+                <w:sz w:val="16"/>
+                <w:szCs w:val="20"/>
+              </w:rPr>
+              <w:t xml:space="preserve"> balanceada</w:t>
+            </w:r>
+          </w:p>
+        </w:tc>
+        <w:tc>
+          <w:tcPr>
+            <w:tcW w:w="427" w:type="pct"/>
+            <w:tcBorders>
+              <w:top w:val="single" w:sz="8" w:space="0" w:color="auto"/>
+              <w:left w:val="nil"/>
+              <w:bottom w:val="single" w:sz="4" w:space="0" w:color="auto"/>
+              <w:right w:val="nil"/>
+            </w:tcBorders>
+            <w:noWrap/>
+            <w:vAlign w:val="center"/>
+            <w:hideMark/>
+          </w:tcPr>
+          <w:p>
+            <w:pPr>
+              <w:pStyle w:val="Sinespaciado"/>
+              <w:jc w:val="center"/>
+              <w:rPr>
+                <w:b/>
+                <w:bCs/>
+                <w:sz w:val="16"/>
+                <w:szCs w:val="20"/>
+              </w:rPr>
+            </w:pPr>
+            <w:r>
+              <w:rPr>
+                <w:b/>
+                <w:bCs/>
+                <w:sz w:val="16"/>
+                <w:szCs w:val="20"/>
+              </w:rPr>
+              <w:t>AUC-ROC</w:t>
+            </w:r>
+          </w:p>
+        </w:tc>
+        <w:tc>
+          <w:tcPr>
+            <w:tcW w:w="203" w:type="pct"/>
+            <w:tcBorders>
+              <w:top w:val="single" w:sz="8" w:space="0" w:color="auto"/>
+              <w:left w:val="nil"/>
+              <w:bottom w:val="single" w:sz="4" w:space="0" w:color="auto"/>
+              <w:right w:val="nil"/>
+            </w:tcBorders>
+            <w:noWrap/>
+            <w:vAlign w:val="center"/>
+            <w:hideMark/>
+          </w:tcPr>
+          <w:p>
+            <w:pPr>
+              <w:pStyle w:val="Sinespaciado"/>
+              <w:jc w:val="center"/>
+              <w:rPr>
+                <w:b/>
+                <w:bCs/>
+                <w:sz w:val="16"/>
+                <w:szCs w:val="20"/>
+              </w:rPr>
+            </w:pPr>
+            <w:r>
+              <w:rPr>
+                <w:b/>
+                <w:bCs/>
+                <w:sz w:val="16"/>
+                <w:szCs w:val="20"/>
+              </w:rPr>
+              <w:t>VN</w:t>
+            </w:r>
+          </w:p>
+        </w:tc>
+        <w:tc>
+          <w:tcPr>
+            <w:tcW w:w="224" w:type="pct"/>
+            <w:tcBorders>
+              <w:top w:val="single" w:sz="8" w:space="0" w:color="auto"/>
+              <w:left w:val="nil"/>
+              <w:bottom w:val="single" w:sz="4" w:space="0" w:color="auto"/>
+              <w:right w:val="nil"/>
+            </w:tcBorders>
+            <w:noWrap/>
+            <w:vAlign w:val="center"/>
+            <w:hideMark/>
+          </w:tcPr>
+          <w:p>
+            <w:pPr>
+              <w:pStyle w:val="Sinespaciado"/>
+              <w:jc w:val="center"/>
+              <w:rPr>
+                <w:b/>
+                <w:bCs/>
+                <w:sz w:val="16"/>
+                <w:szCs w:val="20"/>
+              </w:rPr>
+            </w:pPr>
+            <w:r>
+              <w:rPr>
+                <w:b/>
+                <w:bCs/>
+                <w:sz w:val="16"/>
+                <w:szCs w:val="20"/>
+              </w:rPr>
+              <w:t>FP</w:t>
+            </w:r>
+          </w:p>
+        </w:tc>
+        <w:tc>
+          <w:tcPr>
+            <w:tcW w:w="224" w:type="pct"/>
+            <w:tcBorders>
+              <w:top w:val="single" w:sz="8" w:space="0" w:color="auto"/>
+              <w:left w:val="nil"/>
+              <w:bottom w:val="single" w:sz="4" w:space="0" w:color="auto"/>
+              <w:right w:val="nil"/>
+            </w:tcBorders>
+            <w:noWrap/>
+            <w:vAlign w:val="center"/>
+            <w:hideMark/>
+          </w:tcPr>
+          <w:p>
+            <w:pPr>
+              <w:pStyle w:val="Sinespaciado"/>
+              <w:jc w:val="center"/>
+              <w:rPr>
+                <w:b/>
+                <w:bCs/>
+                <w:sz w:val="16"/>
+                <w:szCs w:val="20"/>
+              </w:rPr>
+            </w:pPr>
+            <w:r>
+              <w:rPr>
+                <w:b/>
+                <w:bCs/>
+                <w:sz w:val="16"/>
+                <w:szCs w:val="20"/>
+              </w:rPr>
+              <w:t>FN</w:t>
+            </w:r>
+          </w:p>
+        </w:tc>
+        <w:tc>
+          <w:tcPr>
+            <w:tcW w:w="224" w:type="pct"/>
+            <w:tcBorders>
+              <w:top w:val="single" w:sz="8" w:space="0" w:color="auto"/>
+              <w:left w:val="nil"/>
+              <w:bottom w:val="single" w:sz="4" w:space="0" w:color="auto"/>
+              <w:right w:val="nil"/>
+            </w:tcBorders>
+            <w:noWrap/>
+            <w:vAlign w:val="center"/>
+            <w:hideMark/>
+          </w:tcPr>
+          <w:p>
+            <w:pPr>
+              <w:pStyle w:val="Sinespaciado"/>
+              <w:jc w:val="center"/>
+              <w:rPr>
+                <w:b/>
+                <w:bCs/>
+                <w:sz w:val="16"/>
+                <w:szCs w:val="20"/>
+              </w:rPr>
+            </w:pPr>
+            <w:r>
+              <w:rPr>
+                <w:b/>
+                <w:bCs/>
+                <w:sz w:val="16"/>
+                <w:szCs w:val="20"/>
+              </w:rPr>
+              <w:t>VP</w:t>
+            </w:r>
+          </w:p>
+        </w:tc>
+      </w:tr>
+      <w:tr>
+        <w:trPr>
+          <w:trHeight w:val="170"/>
+          <w:jc w:val="center"/>
+        </w:trPr>
+        <w:tc>
+          <w:tcPr>
+            <w:tcW w:w="684" w:type="pct"/>
+            <w:tcBorders>
+              <w:top w:val="nil"/>
+              <w:left w:val="nil"/>
+              <w:bottom w:val="nil"/>
+              <w:right w:val="nil"/>
+            </w:tcBorders>
+            <w:noWrap/>
+            <w:vAlign w:val="center"/>
+            <w:hideMark/>
+          </w:tcPr>
+          <w:p>
+            <w:pPr>
+              <w:pStyle w:val="Sinespaciado"/>
+              <w:rPr>
+                <w:sz w:val="16"/>
+                <w:szCs w:val="20"/>
+              </w:rPr>
+            </w:pPr>
+            <w:r>
+              <w:rPr>
+                <w:sz w:val="16"/>
+                <w:szCs w:val="20"/>
+              </w:rPr>
+              <w:t>Sin penalidad</w:t>
+            </w:r>
+          </w:p>
+        </w:tc>
+        <w:tc>
+          <w:tcPr>
+            <w:tcW w:w="376" w:type="pct"/>
+            <w:tcBorders>
+              <w:top w:val="nil"/>
+              <w:left w:val="nil"/>
+              <w:bottom w:val="nil"/>
+              <w:right w:val="nil"/>
+            </w:tcBorders>
+            <w:noWrap/>
+            <w:vAlign w:val="center"/>
+            <w:hideMark/>
+          </w:tcPr>
+          <w:p>
+            <w:pPr>
+              <w:pStyle w:val="Sinespaciado"/>
+              <w:jc w:val="center"/>
+              <w:rPr>
+                <w:sz w:val="16"/>
+                <w:szCs w:val="20"/>
+              </w:rPr>
+            </w:pPr>
+            <w:r>
+              <w:rPr>
+                <w:sz w:val="16"/>
+                <w:szCs w:val="20"/>
+              </w:rPr>
+              <w:t>0,9066</w:t>
+            </w:r>
+          </w:p>
+        </w:tc>
+        <w:tc>
+          <w:tcPr>
+            <w:tcW w:w="717" w:type="pct"/>
+            <w:tcBorders>
+              <w:top w:val="nil"/>
+              <w:left w:val="nil"/>
+              <w:bottom w:val="nil"/>
+              <w:right w:val="nil"/>
+            </w:tcBorders>
+            <w:noWrap/>
+            <w:vAlign w:val="center"/>
+            <w:hideMark/>
+          </w:tcPr>
+          <w:p>
+            <w:pPr>
+              <w:pStyle w:val="Sinespaciado"/>
+              <w:jc w:val="center"/>
+              <w:rPr>
+                <w:sz w:val="16"/>
+                <w:szCs w:val="20"/>
+              </w:rPr>
+            </w:pPr>
+            <w:r>
+              <w:rPr>
+                <w:sz w:val="16"/>
+                <w:szCs w:val="20"/>
+              </w:rPr>
+              <w:t>0,4625</w:t>
+            </w:r>
+          </w:p>
+        </w:tc>
+        <w:tc>
+          <w:tcPr>
+            <w:tcW w:w="503" w:type="pct"/>
+            <w:tcBorders>
+              <w:top w:val="nil"/>
+              <w:left w:val="nil"/>
+              <w:bottom w:val="nil"/>
+              <w:right w:val="nil"/>
+            </w:tcBorders>
+            <w:noWrap/>
+            <w:vAlign w:val="center"/>
+            <w:hideMark/>
+          </w:tcPr>
+          <w:p>
+            <w:pPr>
+              <w:pStyle w:val="Sinespaciado"/>
+              <w:jc w:val="center"/>
+              <w:rPr>
+                <w:sz w:val="16"/>
+                <w:szCs w:val="20"/>
+              </w:rPr>
+            </w:pPr>
+            <w:r>
+              <w:rPr>
+                <w:sz w:val="16"/>
+                <w:szCs w:val="20"/>
+              </w:rPr>
+              <w:t>0,9605</w:t>
+            </w:r>
+          </w:p>
+        </w:tc>
+        <w:tc>
+          <w:tcPr>
+            <w:tcW w:w="368" w:type="pct"/>
+            <w:tcBorders>
+              <w:top w:val="nil"/>
+              <w:left w:val="nil"/>
+              <w:bottom w:val="nil"/>
+              <w:right w:val="nil"/>
+            </w:tcBorders>
+            <w:noWrap/>
+            <w:vAlign w:val="center"/>
+            <w:hideMark/>
+          </w:tcPr>
+          <w:p>
+            <w:pPr>
+              <w:pStyle w:val="Sinespaciado"/>
+              <w:jc w:val="center"/>
+              <w:rPr>
+                <w:sz w:val="16"/>
+                <w:szCs w:val="20"/>
+              </w:rPr>
+            </w:pPr>
+            <w:r>
+              <w:rPr>
+                <w:sz w:val="16"/>
+                <w:szCs w:val="20"/>
+              </w:rPr>
+              <w:t>0,5873</w:t>
+            </w:r>
+          </w:p>
+        </w:tc>
+        <w:tc>
+          <w:tcPr>
+            <w:tcW w:w="277" w:type="pct"/>
+            <w:tcBorders>
+              <w:top w:val="nil"/>
+              <w:left w:val="nil"/>
+              <w:bottom w:val="nil"/>
+              <w:right w:val="nil"/>
+            </w:tcBorders>
+            <w:noWrap/>
+            <w:vAlign w:val="center"/>
+            <w:hideMark/>
+          </w:tcPr>
+          <w:p>
+            <w:pPr>
+              <w:pStyle w:val="Sinespaciado"/>
+              <w:jc w:val="center"/>
+              <w:rPr>
+                <w:sz w:val="16"/>
+                <w:szCs w:val="20"/>
+              </w:rPr>
+            </w:pPr>
+            <w:r>
+              <w:rPr>
+                <w:sz w:val="16"/>
+                <w:szCs w:val="20"/>
+              </w:rPr>
+              <w:t>0,5175</w:t>
+            </w:r>
+          </w:p>
+        </w:tc>
+        <w:tc>
+          <w:tcPr>
+            <w:tcW w:w="773" w:type="pct"/>
+            <w:tcBorders>
+              <w:top w:val="nil"/>
+              <w:left w:val="nil"/>
+              <w:bottom w:val="nil"/>
+              <w:right w:val="nil"/>
+            </w:tcBorders>
+            <w:noWrap/>
+            <w:vAlign w:val="center"/>
+            <w:hideMark/>
+          </w:tcPr>
+          <w:p>
+            <w:pPr>
+              <w:pStyle w:val="Sinespaciado"/>
+              <w:jc w:val="center"/>
+              <w:rPr>
+                <w:sz w:val="16"/>
+                <w:szCs w:val="20"/>
+              </w:rPr>
+            </w:pPr>
+            <w:r>
+              <w:rPr>
+                <w:sz w:val="16"/>
+                <w:szCs w:val="20"/>
+              </w:rPr>
+              <w:t>0,7115</w:t>
+            </w:r>
+          </w:p>
+        </w:tc>
+        <w:tc>
+          <w:tcPr>
+            <w:tcW w:w="427" w:type="pct"/>
+            <w:tcBorders>
+              <w:top w:val="nil"/>
+              <w:left w:val="nil"/>
+              <w:bottom w:val="nil"/>
+              <w:right w:val="nil"/>
+            </w:tcBorders>
+            <w:noWrap/>
+            <w:vAlign w:val="center"/>
+            <w:hideMark/>
+          </w:tcPr>
+          <w:p>
+            <w:pPr>
+              <w:pStyle w:val="Sinespaciado"/>
+              <w:jc w:val="center"/>
+              <w:rPr>
+                <w:sz w:val="16"/>
+                <w:szCs w:val="20"/>
+              </w:rPr>
+            </w:pPr>
+            <w:r>
+              <w:rPr>
+                <w:sz w:val="16"/>
+                <w:szCs w:val="20"/>
+              </w:rPr>
+              <w:t>0,8621</w:t>
+            </w:r>
+          </w:p>
+        </w:tc>
+        <w:tc>
+          <w:tcPr>
+            <w:tcW w:w="203" w:type="pct"/>
+            <w:tcBorders>
+              <w:top w:val="nil"/>
+              <w:left w:val="nil"/>
+              <w:bottom w:val="nil"/>
+              <w:right w:val="nil"/>
+            </w:tcBorders>
+            <w:noWrap/>
+            <w:vAlign w:val="center"/>
+            <w:hideMark/>
+          </w:tcPr>
+          <w:p>
+            <w:pPr>
+              <w:pStyle w:val="Sinespaciado"/>
+              <w:jc w:val="center"/>
+              <w:rPr>
+                <w:sz w:val="16"/>
+                <w:szCs w:val="20"/>
+              </w:rPr>
+            </w:pPr>
+            <w:r>
+              <w:rPr>
+                <w:sz w:val="16"/>
+                <w:szCs w:val="20"/>
+              </w:rPr>
+              <w:t>633</w:t>
+            </w:r>
+          </w:p>
+        </w:tc>
+        <w:tc>
+          <w:tcPr>
+            <w:tcW w:w="224" w:type="pct"/>
+            <w:tcBorders>
+              <w:top w:val="nil"/>
+              <w:left w:val="nil"/>
+              <w:bottom w:val="nil"/>
+              <w:right w:val="nil"/>
+            </w:tcBorders>
+            <w:noWrap/>
+            <w:vAlign w:val="center"/>
+            <w:hideMark/>
+          </w:tcPr>
+          <w:p>
+            <w:pPr>
+              <w:pStyle w:val="Sinespaciado"/>
+              <w:jc w:val="center"/>
+              <w:rPr>
+                <w:sz w:val="16"/>
+                <w:szCs w:val="20"/>
+              </w:rPr>
+            </w:pPr>
+            <w:r>
+              <w:rPr>
+                <w:sz w:val="16"/>
+                <w:szCs w:val="20"/>
+              </w:rPr>
+              <w:t>26</w:t>
+            </w:r>
+          </w:p>
+        </w:tc>
+        <w:tc>
+          <w:tcPr>
+            <w:tcW w:w="224" w:type="pct"/>
+            <w:tcBorders>
+              <w:top w:val="nil"/>
+              <w:left w:val="nil"/>
+              <w:bottom w:val="nil"/>
+              <w:right w:val="nil"/>
+            </w:tcBorders>
+            <w:noWrap/>
+            <w:vAlign w:val="center"/>
+            <w:hideMark/>
+          </w:tcPr>
+          <w:p>
+            <w:pPr>
+              <w:pStyle w:val="Sinespaciado"/>
+              <w:jc w:val="center"/>
+              <w:rPr>
+                <w:sz w:val="16"/>
+                <w:szCs w:val="20"/>
+              </w:rPr>
+            </w:pPr>
+            <w:r>
+              <w:rPr>
+                <w:sz w:val="16"/>
+                <w:szCs w:val="20"/>
+              </w:rPr>
+              <w:t>43</w:t>
+            </w:r>
+          </w:p>
+        </w:tc>
+        <w:tc>
+          <w:tcPr>
+            <w:tcW w:w="224" w:type="pct"/>
+            <w:tcBorders>
+              <w:top w:val="nil"/>
+              <w:left w:val="nil"/>
+              <w:bottom w:val="nil"/>
+              <w:right w:val="nil"/>
+            </w:tcBorders>
+            <w:noWrap/>
+            <w:vAlign w:val="center"/>
+            <w:hideMark/>
+          </w:tcPr>
+          <w:p>
+            <w:pPr>
+              <w:pStyle w:val="Sinespaciado"/>
+              <w:jc w:val="center"/>
+              <w:rPr>
+                <w:sz w:val="16"/>
+                <w:szCs w:val="20"/>
+              </w:rPr>
+            </w:pPr>
+            <w:r>
+              <w:rPr>
+                <w:sz w:val="16"/>
+                <w:szCs w:val="20"/>
+              </w:rPr>
+              <w:t>37</w:t>
+            </w:r>
+          </w:p>
+        </w:tc>
+      </w:tr>
+      <w:tr>
+        <w:trPr>
+          <w:trHeight w:val="170"/>
+          <w:jc w:val="center"/>
+        </w:trPr>
+        <w:tc>
+          <w:tcPr>
+            <w:tcW w:w="684" w:type="pct"/>
+            <w:tcBorders>
+              <w:top w:val="nil"/>
+              <w:left w:val="nil"/>
+              <w:bottom w:val="nil"/>
+              <w:right w:val="nil"/>
+            </w:tcBorders>
+            <w:noWrap/>
+            <w:vAlign w:val="center"/>
+            <w:hideMark/>
+          </w:tcPr>
+          <w:p>
+            <w:pPr>
+              <w:pStyle w:val="Sinespaciado"/>
+              <w:rPr>
+                <w:sz w:val="16"/>
+                <w:szCs w:val="20"/>
+              </w:rPr>
+            </w:pPr>
+            <w:r>
+              <w:rPr>
+                <w:sz w:val="16"/>
+                <w:szCs w:val="20"/>
+              </w:rPr>
+              <w:t>LASSO</w:t>
+            </w:r>
+          </w:p>
+        </w:tc>
+        <w:tc>
+          <w:tcPr>
+            <w:tcW w:w="376" w:type="pct"/>
+            <w:tcBorders>
+              <w:top w:val="nil"/>
+              <w:left w:val="nil"/>
+              <w:bottom w:val="nil"/>
+              <w:right w:val="nil"/>
+            </w:tcBorders>
+            <w:noWrap/>
+            <w:vAlign w:val="center"/>
+            <w:hideMark/>
+          </w:tcPr>
+          <w:p>
+            <w:pPr>
+              <w:pStyle w:val="Sinespaciado"/>
+              <w:jc w:val="center"/>
+              <w:rPr>
+                <w:sz w:val="16"/>
+                <w:szCs w:val="20"/>
+              </w:rPr>
+            </w:pPr>
+            <w:r>
+              <w:rPr>
+                <w:sz w:val="16"/>
+                <w:szCs w:val="20"/>
+              </w:rPr>
+              <w:t>0,9053</w:t>
+            </w:r>
+          </w:p>
+        </w:tc>
+        <w:tc>
+          <w:tcPr>
+            <w:tcW w:w="717" w:type="pct"/>
+            <w:tcBorders>
+              <w:top w:val="nil"/>
+              <w:left w:val="nil"/>
+              <w:bottom w:val="nil"/>
+              <w:right w:val="nil"/>
+            </w:tcBorders>
+            <w:noWrap/>
+            <w:vAlign w:val="center"/>
+            <w:hideMark/>
+          </w:tcPr>
+          <w:p>
+            <w:pPr>
+              <w:pStyle w:val="Sinespaciado"/>
+              <w:jc w:val="center"/>
+              <w:rPr>
+                <w:sz w:val="16"/>
+                <w:szCs w:val="20"/>
+              </w:rPr>
+            </w:pPr>
+            <w:r>
+              <w:rPr>
+                <w:sz w:val="16"/>
+                <w:szCs w:val="20"/>
+              </w:rPr>
+              <w:t>0,4625</w:t>
+            </w:r>
+          </w:p>
+        </w:tc>
+        <w:tc>
+          <w:tcPr>
+            <w:tcW w:w="503" w:type="pct"/>
+            <w:tcBorders>
+              <w:top w:val="nil"/>
+              <w:left w:val="nil"/>
+              <w:bottom w:val="nil"/>
+              <w:right w:val="nil"/>
+            </w:tcBorders>
+            <w:noWrap/>
+            <w:vAlign w:val="center"/>
+            <w:hideMark/>
+          </w:tcPr>
+          <w:p>
+            <w:pPr>
+              <w:pStyle w:val="Sinespaciado"/>
+              <w:jc w:val="center"/>
+              <w:rPr>
+                <w:sz w:val="16"/>
+                <w:szCs w:val="20"/>
+              </w:rPr>
+            </w:pPr>
+            <w:r>
+              <w:rPr>
+                <w:sz w:val="16"/>
+                <w:szCs w:val="20"/>
+              </w:rPr>
+              <w:t>0,9590</w:t>
+            </w:r>
+          </w:p>
+        </w:tc>
+        <w:tc>
+          <w:tcPr>
+            <w:tcW w:w="368" w:type="pct"/>
+            <w:tcBorders>
+              <w:top w:val="nil"/>
+              <w:left w:val="nil"/>
+              <w:bottom w:val="nil"/>
+              <w:right w:val="nil"/>
+            </w:tcBorders>
+            <w:noWrap/>
+            <w:vAlign w:val="center"/>
+            <w:hideMark/>
+          </w:tcPr>
+          <w:p>
+            <w:pPr>
+              <w:pStyle w:val="Sinespaciado"/>
+              <w:jc w:val="center"/>
+              <w:rPr>
+                <w:sz w:val="16"/>
+                <w:szCs w:val="20"/>
+              </w:rPr>
+            </w:pPr>
+            <w:r>
+              <w:rPr>
+                <w:sz w:val="16"/>
+                <w:szCs w:val="20"/>
+              </w:rPr>
+              <w:t>0,5781</w:t>
+            </w:r>
+          </w:p>
+        </w:tc>
+        <w:tc>
+          <w:tcPr>
+            <w:tcW w:w="277" w:type="pct"/>
+            <w:tcBorders>
+              <w:top w:val="nil"/>
+              <w:left w:val="nil"/>
+              <w:bottom w:val="nil"/>
+              <w:right w:val="nil"/>
+            </w:tcBorders>
+            <w:noWrap/>
+            <w:vAlign w:val="center"/>
+            <w:hideMark/>
+          </w:tcPr>
+          <w:p>
+            <w:pPr>
+              <w:pStyle w:val="Sinespaciado"/>
+              <w:jc w:val="center"/>
+              <w:rPr>
+                <w:sz w:val="16"/>
+                <w:szCs w:val="20"/>
+              </w:rPr>
+            </w:pPr>
+            <w:r>
+              <w:rPr>
+                <w:sz w:val="16"/>
+                <w:szCs w:val="20"/>
+              </w:rPr>
+              <w:t>0,5139</w:t>
+            </w:r>
+          </w:p>
+        </w:tc>
+        <w:tc>
+          <w:tcPr>
+            <w:tcW w:w="773" w:type="pct"/>
+            <w:tcBorders>
+              <w:top w:val="nil"/>
+              <w:left w:val="nil"/>
+              <w:bottom w:val="nil"/>
+              <w:right w:val="nil"/>
+            </w:tcBorders>
+            <w:noWrap/>
+            <w:vAlign w:val="center"/>
+            <w:hideMark/>
+          </w:tcPr>
+          <w:p>
+            <w:pPr>
+              <w:pStyle w:val="Sinespaciado"/>
+              <w:jc w:val="center"/>
+              <w:rPr>
+                <w:sz w:val="16"/>
+                <w:szCs w:val="20"/>
+              </w:rPr>
+            </w:pPr>
+            <w:r>
+              <w:rPr>
+                <w:sz w:val="16"/>
+                <w:szCs w:val="20"/>
+              </w:rPr>
+              <w:t>0,7108</w:t>
+            </w:r>
+          </w:p>
+        </w:tc>
+        <w:tc>
+          <w:tcPr>
+            <w:tcW w:w="427" w:type="pct"/>
+            <w:tcBorders>
+              <w:top w:val="nil"/>
+              <w:left w:val="nil"/>
+              <w:bottom w:val="nil"/>
+              <w:right w:val="nil"/>
+            </w:tcBorders>
+            <w:noWrap/>
+            <w:vAlign w:val="center"/>
+            <w:hideMark/>
+          </w:tcPr>
+          <w:p>
+            <w:pPr>
+              <w:pStyle w:val="Sinespaciado"/>
+              <w:jc w:val="center"/>
+              <w:rPr>
+                <w:sz w:val="16"/>
+                <w:szCs w:val="20"/>
+              </w:rPr>
+            </w:pPr>
+            <w:r>
+              <w:rPr>
+                <w:sz w:val="16"/>
+                <w:szCs w:val="20"/>
+              </w:rPr>
+              <w:t>0,8622</w:t>
+            </w:r>
+          </w:p>
+        </w:tc>
+        <w:tc>
+          <w:tcPr>
+            <w:tcW w:w="203" w:type="pct"/>
+            <w:tcBorders>
+              <w:top w:val="nil"/>
+              <w:left w:val="nil"/>
+              <w:bottom w:val="nil"/>
+              <w:right w:val="nil"/>
+            </w:tcBorders>
+            <w:noWrap/>
+            <w:vAlign w:val="center"/>
+            <w:hideMark/>
+          </w:tcPr>
+          <w:p>
+            <w:pPr>
+              <w:pStyle w:val="Sinespaciado"/>
+              <w:jc w:val="center"/>
+              <w:rPr>
+                <w:sz w:val="16"/>
+                <w:szCs w:val="20"/>
+              </w:rPr>
+            </w:pPr>
+            <w:r>
+              <w:rPr>
+                <w:sz w:val="16"/>
+                <w:szCs w:val="20"/>
+              </w:rPr>
+              <w:t>632</w:t>
+            </w:r>
+          </w:p>
+        </w:tc>
+        <w:tc>
+          <w:tcPr>
+            <w:tcW w:w="224" w:type="pct"/>
+            <w:tcBorders>
+              <w:top w:val="nil"/>
+              <w:left w:val="nil"/>
+              <w:bottom w:val="nil"/>
+              <w:right w:val="nil"/>
+            </w:tcBorders>
+            <w:noWrap/>
+            <w:vAlign w:val="center"/>
+            <w:hideMark/>
+          </w:tcPr>
+          <w:p>
+            <w:pPr>
+              <w:pStyle w:val="Sinespaciado"/>
+              <w:jc w:val="center"/>
+              <w:rPr>
+                <w:sz w:val="16"/>
+                <w:szCs w:val="20"/>
+              </w:rPr>
+            </w:pPr>
+            <w:r>
+              <w:rPr>
+                <w:sz w:val="16"/>
+                <w:szCs w:val="20"/>
+              </w:rPr>
+              <w:t>27</w:t>
+            </w:r>
+          </w:p>
+        </w:tc>
+        <w:tc>
+          <w:tcPr>
+            <w:tcW w:w="224" w:type="pct"/>
+            <w:tcBorders>
+              <w:top w:val="nil"/>
+              <w:left w:val="nil"/>
+              <w:bottom w:val="nil"/>
+              <w:right w:val="nil"/>
+            </w:tcBorders>
+            <w:noWrap/>
+            <w:vAlign w:val="center"/>
+            <w:hideMark/>
+          </w:tcPr>
+          <w:p>
+            <w:pPr>
+              <w:pStyle w:val="Sinespaciado"/>
+              <w:jc w:val="center"/>
+              <w:rPr>
+                <w:sz w:val="16"/>
+                <w:szCs w:val="20"/>
+              </w:rPr>
+            </w:pPr>
+            <w:r>
+              <w:rPr>
+                <w:sz w:val="16"/>
+                <w:szCs w:val="20"/>
+              </w:rPr>
+              <w:t>43</w:t>
+            </w:r>
+          </w:p>
+        </w:tc>
+        <w:tc>
+          <w:tcPr>
+            <w:tcW w:w="224" w:type="pct"/>
+            <w:tcBorders>
+              <w:top w:val="nil"/>
+              <w:left w:val="nil"/>
+              <w:bottom w:val="nil"/>
+              <w:right w:val="nil"/>
+            </w:tcBorders>
+            <w:noWrap/>
+            <w:vAlign w:val="center"/>
+            <w:hideMark/>
+          </w:tcPr>
+          <w:p>
+            <w:pPr>
+              <w:pStyle w:val="Sinespaciado"/>
+              <w:jc w:val="center"/>
+              <w:rPr>
+                <w:sz w:val="16"/>
+                <w:szCs w:val="20"/>
+              </w:rPr>
+            </w:pPr>
+            <w:r>
+              <w:rPr>
+                <w:sz w:val="16"/>
+                <w:szCs w:val="20"/>
+              </w:rPr>
+              <w:t>37</w:t>
+            </w:r>
+          </w:p>
+        </w:tc>
+      </w:tr>
+      <w:tr>
+        <w:trPr>
+          <w:trHeight w:val="170"/>
+          <w:jc w:val="center"/>
+        </w:trPr>
+        <w:tc>
+          <w:tcPr>
+            <w:tcW w:w="684" w:type="pct"/>
+            <w:tcBorders>
+              <w:top w:val="nil"/>
+              <w:left w:val="nil"/>
+              <w:bottom w:val="nil"/>
+              <w:right w:val="nil"/>
+            </w:tcBorders>
+            <w:noWrap/>
+            <w:vAlign w:val="center"/>
+            <w:hideMark/>
+          </w:tcPr>
+          <w:p>
+            <w:pPr>
+              <w:pStyle w:val="Sinespaciado"/>
+              <w:rPr>
+                <w:sz w:val="16"/>
+                <w:szCs w:val="20"/>
+              </w:rPr>
+            </w:pPr>
+            <w:r>
+              <w:rPr>
+                <w:sz w:val="16"/>
+                <w:szCs w:val="20"/>
+              </w:rPr>
+              <w:t>Ridge</w:t>
+            </w:r>
+          </w:p>
+        </w:tc>
+        <w:tc>
+          <w:tcPr>
+            <w:tcW w:w="376" w:type="pct"/>
+            <w:tcBorders>
+              <w:top w:val="nil"/>
+              <w:left w:val="nil"/>
+              <w:bottom w:val="nil"/>
+              <w:right w:val="nil"/>
+            </w:tcBorders>
+            <w:noWrap/>
+            <w:vAlign w:val="center"/>
+            <w:hideMark/>
+          </w:tcPr>
+          <w:p>
+            <w:pPr>
+              <w:pStyle w:val="Sinespaciado"/>
+              <w:jc w:val="center"/>
+              <w:rPr>
+                <w:sz w:val="16"/>
+                <w:szCs w:val="20"/>
+              </w:rPr>
+            </w:pPr>
+            <w:r>
+              <w:rPr>
+                <w:sz w:val="16"/>
+                <w:szCs w:val="20"/>
+              </w:rPr>
+              <w:t>0,9053</w:t>
+            </w:r>
+          </w:p>
+        </w:tc>
+        <w:tc>
+          <w:tcPr>
+            <w:tcW w:w="717" w:type="pct"/>
+            <w:tcBorders>
+              <w:top w:val="nil"/>
+              <w:left w:val="nil"/>
+              <w:bottom w:val="nil"/>
+              <w:right w:val="nil"/>
+            </w:tcBorders>
+            <w:noWrap/>
+            <w:vAlign w:val="center"/>
+            <w:hideMark/>
+          </w:tcPr>
+          <w:p>
+            <w:pPr>
+              <w:pStyle w:val="Sinespaciado"/>
+              <w:jc w:val="center"/>
+              <w:rPr>
+                <w:sz w:val="16"/>
+                <w:szCs w:val="20"/>
+              </w:rPr>
+            </w:pPr>
+            <w:r>
+              <w:rPr>
+                <w:sz w:val="16"/>
+                <w:szCs w:val="20"/>
+              </w:rPr>
+              <w:t>0,4625</w:t>
+            </w:r>
+          </w:p>
+        </w:tc>
+        <w:tc>
+          <w:tcPr>
+            <w:tcW w:w="503" w:type="pct"/>
+            <w:tcBorders>
+              <w:top w:val="nil"/>
+              <w:left w:val="nil"/>
+              <w:bottom w:val="nil"/>
+              <w:right w:val="nil"/>
+            </w:tcBorders>
+            <w:noWrap/>
+            <w:vAlign w:val="center"/>
+            <w:hideMark/>
+          </w:tcPr>
+          <w:p>
+            <w:pPr>
+              <w:pStyle w:val="Sinespaciado"/>
+              <w:jc w:val="center"/>
+              <w:rPr>
+                <w:sz w:val="16"/>
+                <w:szCs w:val="20"/>
+              </w:rPr>
+            </w:pPr>
+            <w:r>
+              <w:rPr>
+                <w:sz w:val="16"/>
+                <w:szCs w:val="20"/>
+              </w:rPr>
+              <w:t>0,9590</w:t>
+            </w:r>
+          </w:p>
+        </w:tc>
+        <w:tc>
+          <w:tcPr>
+            <w:tcW w:w="368" w:type="pct"/>
+            <w:tcBorders>
+              <w:top w:val="nil"/>
+              <w:left w:val="nil"/>
+              <w:bottom w:val="nil"/>
+              <w:right w:val="nil"/>
+            </w:tcBorders>
+            <w:noWrap/>
+            <w:vAlign w:val="center"/>
+            <w:hideMark/>
+          </w:tcPr>
+          <w:p>
+            <w:pPr>
+              <w:pStyle w:val="Sinespaciado"/>
+              <w:jc w:val="center"/>
+              <w:rPr>
+                <w:sz w:val="16"/>
+                <w:szCs w:val="20"/>
+              </w:rPr>
+            </w:pPr>
+            <w:r>
+              <w:rPr>
+                <w:sz w:val="16"/>
+                <w:szCs w:val="20"/>
+              </w:rPr>
+              <w:t>0,5781</w:t>
+            </w:r>
+          </w:p>
+        </w:tc>
+        <w:tc>
+          <w:tcPr>
+            <w:tcW w:w="277" w:type="pct"/>
+            <w:tcBorders>
+              <w:top w:val="nil"/>
+              <w:left w:val="nil"/>
+              <w:bottom w:val="nil"/>
+              <w:right w:val="nil"/>
+            </w:tcBorders>
+            <w:noWrap/>
+            <w:vAlign w:val="center"/>
+            <w:hideMark/>
+          </w:tcPr>
+          <w:p>
+            <w:pPr>
+              <w:pStyle w:val="Sinespaciado"/>
+              <w:jc w:val="center"/>
+              <w:rPr>
+                <w:sz w:val="16"/>
+                <w:szCs w:val="20"/>
+              </w:rPr>
+            </w:pPr>
+            <w:r>
+              <w:rPr>
+                <w:sz w:val="16"/>
+                <w:szCs w:val="20"/>
+              </w:rPr>
+              <w:t>0,5139</w:t>
+            </w:r>
+          </w:p>
+        </w:tc>
+        <w:tc>
+          <w:tcPr>
+            <w:tcW w:w="773" w:type="pct"/>
+            <w:tcBorders>
+              <w:top w:val="nil"/>
+              <w:left w:val="nil"/>
+              <w:bottom w:val="nil"/>
+              <w:right w:val="nil"/>
+            </w:tcBorders>
+            <w:noWrap/>
+            <w:vAlign w:val="center"/>
+            <w:hideMark/>
+          </w:tcPr>
+          <w:p>
+            <w:pPr>
+              <w:pStyle w:val="Sinespaciado"/>
+              <w:jc w:val="center"/>
+              <w:rPr>
+                <w:sz w:val="16"/>
+                <w:szCs w:val="20"/>
+              </w:rPr>
+            </w:pPr>
+            <w:r>
+              <w:rPr>
+                <w:sz w:val="16"/>
+                <w:szCs w:val="20"/>
+              </w:rPr>
+              <w:t>0,7108</w:t>
+            </w:r>
+          </w:p>
+        </w:tc>
+        <w:tc>
+          <w:tcPr>
+            <w:tcW w:w="427" w:type="pct"/>
+            <w:tcBorders>
+              <w:top w:val="nil"/>
+              <w:left w:val="nil"/>
+              <w:bottom w:val="nil"/>
+              <w:right w:val="nil"/>
+            </w:tcBorders>
+            <w:noWrap/>
+            <w:vAlign w:val="center"/>
+            <w:hideMark/>
+          </w:tcPr>
+          <w:p>
+            <w:pPr>
+              <w:pStyle w:val="Sinespaciado"/>
+              <w:jc w:val="center"/>
+              <w:rPr>
+                <w:sz w:val="16"/>
+                <w:szCs w:val="20"/>
+              </w:rPr>
+            </w:pPr>
+            <w:r>
+              <w:rPr>
+                <w:sz w:val="16"/>
+                <w:szCs w:val="20"/>
+              </w:rPr>
+              <w:t>0,8622</w:t>
+            </w:r>
+          </w:p>
+        </w:tc>
+        <w:tc>
+          <w:tcPr>
+            <w:tcW w:w="203" w:type="pct"/>
+            <w:tcBorders>
+              <w:top w:val="nil"/>
+              <w:left w:val="nil"/>
+              <w:bottom w:val="nil"/>
+              <w:right w:val="nil"/>
+            </w:tcBorders>
+            <w:noWrap/>
+            <w:vAlign w:val="center"/>
+            <w:hideMark/>
+          </w:tcPr>
+          <w:p>
+            <w:pPr>
+              <w:pStyle w:val="Sinespaciado"/>
+              <w:jc w:val="center"/>
+              <w:rPr>
+                <w:sz w:val="16"/>
+                <w:szCs w:val="20"/>
+              </w:rPr>
+            </w:pPr>
+            <w:r>
+              <w:rPr>
+                <w:sz w:val="16"/>
+                <w:szCs w:val="20"/>
+              </w:rPr>
+              <w:t>632</w:t>
+            </w:r>
+          </w:p>
+        </w:tc>
+        <w:tc>
+          <w:tcPr>
+            <w:tcW w:w="224" w:type="pct"/>
+            <w:tcBorders>
+              <w:top w:val="nil"/>
+              <w:left w:val="nil"/>
+              <w:bottom w:val="nil"/>
+              <w:right w:val="nil"/>
+            </w:tcBorders>
+            <w:noWrap/>
+            <w:vAlign w:val="center"/>
+            <w:hideMark/>
+          </w:tcPr>
+          <w:p>
+            <w:pPr>
+              <w:pStyle w:val="Sinespaciado"/>
+              <w:jc w:val="center"/>
+              <w:rPr>
+                <w:sz w:val="16"/>
+                <w:szCs w:val="20"/>
+              </w:rPr>
+            </w:pPr>
+            <w:r>
+              <w:rPr>
+                <w:sz w:val="16"/>
+                <w:szCs w:val="20"/>
+              </w:rPr>
+              <w:t>27</w:t>
+            </w:r>
+          </w:p>
+        </w:tc>
+        <w:tc>
+          <w:tcPr>
+            <w:tcW w:w="224" w:type="pct"/>
+            <w:tcBorders>
+              <w:top w:val="nil"/>
+              <w:left w:val="nil"/>
+              <w:bottom w:val="nil"/>
+              <w:right w:val="nil"/>
+            </w:tcBorders>
+            <w:noWrap/>
+            <w:vAlign w:val="center"/>
+            <w:hideMark/>
+          </w:tcPr>
+          <w:p>
+            <w:pPr>
+              <w:pStyle w:val="Sinespaciado"/>
+              <w:jc w:val="center"/>
+              <w:rPr>
+                <w:sz w:val="16"/>
+                <w:szCs w:val="20"/>
+              </w:rPr>
+            </w:pPr>
+            <w:r>
+              <w:rPr>
+                <w:sz w:val="16"/>
+                <w:szCs w:val="20"/>
+              </w:rPr>
+              <w:t>43</w:t>
+            </w:r>
+          </w:p>
+        </w:tc>
+        <w:tc>
+          <w:tcPr>
+            <w:tcW w:w="224" w:type="pct"/>
+            <w:tcBorders>
+              <w:top w:val="nil"/>
+              <w:left w:val="nil"/>
+              <w:bottom w:val="nil"/>
+              <w:right w:val="nil"/>
+            </w:tcBorders>
+            <w:noWrap/>
+            <w:vAlign w:val="center"/>
+            <w:hideMark/>
+          </w:tcPr>
+          <w:p>
+            <w:pPr>
+              <w:pStyle w:val="Sinespaciado"/>
+              <w:jc w:val="center"/>
+              <w:rPr>
+                <w:sz w:val="16"/>
+                <w:szCs w:val="20"/>
+              </w:rPr>
+            </w:pPr>
+            <w:r>
+              <w:rPr>
+                <w:sz w:val="16"/>
+                <w:szCs w:val="20"/>
+              </w:rPr>
+              <w:t>37</w:t>
+            </w:r>
+          </w:p>
+        </w:tc>
+      </w:tr>
+      <w:tr>
+        <w:trPr>
+          <w:trHeight w:val="170"/>
+          <w:jc w:val="center"/>
+        </w:trPr>
+        <w:tc>
+          <w:tcPr>
+            <w:tcW w:w="684" w:type="pct"/>
+            <w:tcBorders>
+              <w:top w:val="nil"/>
+              <w:left w:val="nil"/>
+              <w:bottom w:val="single" w:sz="8" w:space="0" w:color="auto"/>
+              <w:right w:val="nil"/>
+            </w:tcBorders>
+            <w:noWrap/>
+            <w:vAlign w:val="center"/>
+            <w:hideMark/>
+          </w:tcPr>
+          <w:p>
+            <w:pPr>
+              <w:pStyle w:val="Sinespaciado"/>
+              <w:rPr>
+                <w:sz w:val="16"/>
+                <w:szCs w:val="20"/>
+              </w:rPr>
+            </w:pPr>
+            <w:r>
+              <w:rPr>
+                <w:sz w:val="16"/>
+                <w:szCs w:val="20"/>
+              </w:rPr>
+              <w:t>Árbol de decisión</w:t>
+            </w:r>
+          </w:p>
+        </w:tc>
+        <w:tc>
+          <w:tcPr>
+            <w:tcW w:w="376" w:type="pct"/>
+            <w:tcBorders>
+              <w:top w:val="nil"/>
+              <w:left w:val="nil"/>
+              <w:bottom w:val="single" w:sz="8" w:space="0" w:color="auto"/>
+              <w:right w:val="nil"/>
+            </w:tcBorders>
+            <w:noWrap/>
+            <w:vAlign w:val="center"/>
+            <w:hideMark/>
+          </w:tcPr>
+          <w:p>
+            <w:pPr>
+              <w:pStyle w:val="Sinespaciado"/>
+              <w:jc w:val="center"/>
+              <w:rPr>
+                <w:sz w:val="16"/>
+                <w:szCs w:val="20"/>
+              </w:rPr>
+            </w:pPr>
+            <w:r>
+              <w:rPr>
+                <w:sz w:val="16"/>
+                <w:szCs w:val="20"/>
+              </w:rPr>
+              <w:t>0,9026</w:t>
+            </w:r>
+          </w:p>
+        </w:tc>
+        <w:tc>
+          <w:tcPr>
+            <w:tcW w:w="717" w:type="pct"/>
+            <w:tcBorders>
+              <w:top w:val="nil"/>
+              <w:left w:val="nil"/>
+              <w:bottom w:val="single" w:sz="8" w:space="0" w:color="auto"/>
+              <w:right w:val="nil"/>
+            </w:tcBorders>
+            <w:noWrap/>
+            <w:vAlign w:val="center"/>
+            <w:hideMark/>
+          </w:tcPr>
+          <w:p>
+            <w:pPr>
+              <w:pStyle w:val="Sinespaciado"/>
+              <w:jc w:val="center"/>
+              <w:rPr>
+                <w:sz w:val="16"/>
+                <w:szCs w:val="20"/>
+              </w:rPr>
+            </w:pPr>
+            <w:r>
+              <w:rPr>
+                <w:sz w:val="16"/>
+                <w:szCs w:val="20"/>
+              </w:rPr>
+              <w:t>0,4125</w:t>
+            </w:r>
+          </w:p>
+        </w:tc>
+        <w:tc>
+          <w:tcPr>
+            <w:tcW w:w="503" w:type="pct"/>
+            <w:tcBorders>
+              <w:top w:val="nil"/>
+              <w:left w:val="nil"/>
+              <w:bottom w:val="single" w:sz="8" w:space="0" w:color="auto"/>
+              <w:right w:val="nil"/>
+            </w:tcBorders>
+            <w:noWrap/>
+            <w:vAlign w:val="center"/>
+            <w:hideMark/>
+          </w:tcPr>
+          <w:p>
+            <w:pPr>
+              <w:pStyle w:val="Sinespaciado"/>
+              <w:jc w:val="center"/>
+              <w:rPr>
+                <w:sz w:val="16"/>
+                <w:szCs w:val="20"/>
+              </w:rPr>
+            </w:pPr>
+            <w:r>
+              <w:rPr>
+                <w:sz w:val="16"/>
+                <w:szCs w:val="20"/>
+              </w:rPr>
+              <w:t>0,9621</w:t>
+            </w:r>
+          </w:p>
+        </w:tc>
+        <w:tc>
+          <w:tcPr>
+            <w:tcW w:w="368" w:type="pct"/>
+            <w:tcBorders>
+              <w:top w:val="nil"/>
+              <w:left w:val="nil"/>
+              <w:bottom w:val="single" w:sz="8" w:space="0" w:color="auto"/>
+              <w:right w:val="nil"/>
+            </w:tcBorders>
+            <w:noWrap/>
+            <w:vAlign w:val="center"/>
+            <w:hideMark/>
+          </w:tcPr>
+          <w:p>
+            <w:pPr>
+              <w:pStyle w:val="Sinespaciado"/>
+              <w:jc w:val="center"/>
+              <w:rPr>
+                <w:sz w:val="16"/>
+                <w:szCs w:val="20"/>
+              </w:rPr>
+            </w:pPr>
+            <w:r>
+              <w:rPr>
+                <w:sz w:val="16"/>
+                <w:szCs w:val="20"/>
+              </w:rPr>
+              <w:t>0,5690</w:t>
+            </w:r>
+          </w:p>
+        </w:tc>
+        <w:tc>
+          <w:tcPr>
+            <w:tcW w:w="277" w:type="pct"/>
+            <w:tcBorders>
+              <w:top w:val="nil"/>
+              <w:left w:val="nil"/>
+              <w:bottom w:val="single" w:sz="8" w:space="0" w:color="auto"/>
+              <w:right w:val="nil"/>
+            </w:tcBorders>
+            <w:noWrap/>
+            <w:vAlign w:val="center"/>
+            <w:hideMark/>
+          </w:tcPr>
+          <w:p>
+            <w:pPr>
+              <w:pStyle w:val="Sinespaciado"/>
+              <w:jc w:val="center"/>
+              <w:rPr>
+                <w:sz w:val="16"/>
+                <w:szCs w:val="20"/>
+              </w:rPr>
+            </w:pPr>
+            <w:r>
+              <w:rPr>
+                <w:sz w:val="16"/>
+                <w:szCs w:val="20"/>
+              </w:rPr>
+              <w:t>0,4783</w:t>
+            </w:r>
+          </w:p>
+        </w:tc>
+        <w:tc>
+          <w:tcPr>
+            <w:tcW w:w="773" w:type="pct"/>
+            <w:tcBorders>
+              <w:top w:val="nil"/>
+              <w:left w:val="nil"/>
+              <w:bottom w:val="single" w:sz="8" w:space="0" w:color="auto"/>
+              <w:right w:val="nil"/>
+            </w:tcBorders>
+            <w:noWrap/>
+            <w:vAlign w:val="center"/>
+            <w:hideMark/>
+          </w:tcPr>
+          <w:p>
+            <w:pPr>
+              <w:pStyle w:val="Sinespaciado"/>
+              <w:jc w:val="center"/>
+              <w:rPr>
+                <w:sz w:val="16"/>
+                <w:szCs w:val="20"/>
+              </w:rPr>
+            </w:pPr>
+            <w:r>
+              <w:rPr>
+                <w:sz w:val="16"/>
+                <w:szCs w:val="20"/>
+              </w:rPr>
+              <w:t>0,6873</w:t>
+            </w:r>
+          </w:p>
+        </w:tc>
+        <w:tc>
+          <w:tcPr>
+            <w:tcW w:w="427" w:type="pct"/>
+            <w:tcBorders>
+              <w:top w:val="nil"/>
+              <w:left w:val="nil"/>
+              <w:bottom w:val="single" w:sz="8" w:space="0" w:color="auto"/>
+              <w:right w:val="nil"/>
+            </w:tcBorders>
+            <w:noWrap/>
+            <w:vAlign w:val="center"/>
+            <w:hideMark/>
+          </w:tcPr>
+          <w:p>
+            <w:pPr>
+              <w:pStyle w:val="Sinespaciado"/>
+              <w:jc w:val="center"/>
+              <w:rPr>
+                <w:sz w:val="16"/>
+                <w:szCs w:val="20"/>
+              </w:rPr>
+            </w:pPr>
+            <w:r>
+              <w:rPr>
+                <w:sz w:val="16"/>
+                <w:szCs w:val="20"/>
+              </w:rPr>
+              <w:t>0,7899</w:t>
+            </w:r>
+          </w:p>
+        </w:tc>
+        <w:tc>
+          <w:tcPr>
+            <w:tcW w:w="203" w:type="pct"/>
+            <w:tcBorders>
+              <w:top w:val="nil"/>
+              <w:left w:val="nil"/>
+              <w:bottom w:val="single" w:sz="8" w:space="0" w:color="auto"/>
+              <w:right w:val="nil"/>
+            </w:tcBorders>
+            <w:noWrap/>
+            <w:vAlign w:val="center"/>
+            <w:hideMark/>
+          </w:tcPr>
+          <w:p>
+            <w:pPr>
+              <w:pStyle w:val="Sinespaciado"/>
+              <w:jc w:val="center"/>
+              <w:rPr>
+                <w:sz w:val="16"/>
+                <w:szCs w:val="20"/>
+              </w:rPr>
+            </w:pPr>
+            <w:r>
+              <w:rPr>
+                <w:sz w:val="16"/>
+                <w:szCs w:val="20"/>
+              </w:rPr>
+              <w:t>634</w:t>
+            </w:r>
+          </w:p>
+        </w:tc>
+        <w:tc>
+          <w:tcPr>
+            <w:tcW w:w="224" w:type="pct"/>
+            <w:tcBorders>
+              <w:top w:val="nil"/>
+              <w:left w:val="nil"/>
+              <w:bottom w:val="single" w:sz="8" w:space="0" w:color="auto"/>
+              <w:right w:val="nil"/>
+            </w:tcBorders>
+            <w:noWrap/>
+            <w:vAlign w:val="center"/>
+            <w:hideMark/>
+          </w:tcPr>
+          <w:p>
+            <w:pPr>
+              <w:pStyle w:val="Sinespaciado"/>
+              <w:jc w:val="center"/>
+              <w:rPr>
+                <w:sz w:val="16"/>
+                <w:szCs w:val="20"/>
+              </w:rPr>
+            </w:pPr>
+            <w:r>
+              <w:rPr>
+                <w:sz w:val="16"/>
+                <w:szCs w:val="20"/>
+              </w:rPr>
+              <w:t>25</w:t>
+            </w:r>
+          </w:p>
+        </w:tc>
+        <w:tc>
+          <w:tcPr>
+            <w:tcW w:w="224" w:type="pct"/>
+            <w:tcBorders>
+              <w:top w:val="nil"/>
+              <w:left w:val="nil"/>
+              <w:bottom w:val="single" w:sz="8" w:space="0" w:color="auto"/>
+              <w:right w:val="nil"/>
+            </w:tcBorders>
+            <w:noWrap/>
+            <w:vAlign w:val="center"/>
+            <w:hideMark/>
+          </w:tcPr>
+          <w:p>
+            <w:pPr>
+              <w:pStyle w:val="Sinespaciado"/>
+              <w:jc w:val="center"/>
+              <w:rPr>
+                <w:sz w:val="16"/>
+                <w:szCs w:val="20"/>
+              </w:rPr>
+            </w:pPr>
+            <w:r>
+              <w:rPr>
+                <w:sz w:val="16"/>
+                <w:szCs w:val="20"/>
+              </w:rPr>
+              <w:t>47</w:t>
+            </w:r>
+          </w:p>
+        </w:tc>
+        <w:tc>
+          <w:tcPr>
+            <w:tcW w:w="224" w:type="pct"/>
+            <w:tcBorders>
+              <w:top w:val="nil"/>
+              <w:left w:val="nil"/>
+              <w:bottom w:val="single" w:sz="8" w:space="0" w:color="auto"/>
+              <w:right w:val="nil"/>
+            </w:tcBorders>
+            <w:noWrap/>
+            <w:vAlign w:val="center"/>
+            <w:hideMark/>
+          </w:tcPr>
+          <w:p>
+            <w:pPr>
+              <w:pStyle w:val="Sinespaciado"/>
+              <w:jc w:val="center"/>
+              <w:rPr>
+                <w:sz w:val="16"/>
+                <w:szCs w:val="20"/>
+              </w:rPr>
+            </w:pPr>
+            <w:r>
+              <w:rPr>
+                <w:sz w:val="16"/>
+                <w:szCs w:val="20"/>
+              </w:rPr>
+              <w:t>33</w:t>
+            </w:r>
+          </w:p>
+        </w:tc>
+      </w:tr>
+    </w:tbl>
+    <w:p>
+      <w:pPr>
+        <w:spacing w:after="240" w:line="240" w:lineRule="auto"/>
+        <w:rPr>
+          <w:lang w:val="es-US"/>
+        </w:rPr>
+      </w:pPr>
+      <w:r>
+        <w:rPr>
+          <w:i/>
+          <w:iCs/>
+          <w:lang w:val="es-US"/>
+        </w:rPr>
+        <w:t>Nota.</w:t>
+      </w:r>
+      <w:r>
+        <w:rPr>
+          <w:lang w:val="es-US"/>
+        </w:rPr>
+        <w:t xml:space="preserve"> Elaboración propia con base en la Encuesta Permanente de Hogares del</w:t>
+      </w:r>
+      <w:r>
+        <w:rPr>
+          <w:lang w:val="es-US"/>
+        </w:rPr>
+        <w:t xml:space="preserve"> INDEC (2026). </w:t>
+      </w:r>
+      <w:r>
+        <w:rPr>
+          <w:lang w:val="es-US"/>
+        </w:rPr>
+        <w:t xml:space="preserve">VN </w:t>
+      </w:r>
+      <w:r>
+        <w:rPr>
+          <w:lang w:val="es-US"/>
+        </w:rPr>
+        <w:t xml:space="preserve">son los </w:t>
+      </w:r>
+      <w:r>
+        <w:rPr>
+          <w:lang w:val="es-US"/>
+        </w:rPr>
+        <w:t xml:space="preserve">verdaderos negativos, FP </w:t>
+      </w:r>
+      <w:r>
+        <w:rPr>
+          <w:lang w:val="es-US"/>
+        </w:rPr>
+        <w:t>son los</w:t>
+      </w:r>
+      <w:r>
+        <w:rPr>
+          <w:lang w:val="es-US"/>
+        </w:rPr>
+        <w:t xml:space="preserve"> falsos positivos, FN </w:t>
+      </w:r>
+      <w:r>
+        <w:rPr>
+          <w:lang w:val="es-US"/>
+        </w:rPr>
+        <w:t>son los</w:t>
+      </w:r>
+      <w:r>
+        <w:rPr>
+          <w:lang w:val="es-US"/>
+        </w:rPr>
+        <w:t xml:space="preserve"> falsos negativos</w:t>
+      </w:r>
+      <w:r>
+        <w:rPr>
+          <w:lang w:val="es-US"/>
+        </w:rPr>
+        <w:t xml:space="preserve"> y</w:t>
+      </w:r>
+      <w:r>
+        <w:rPr>
+          <w:lang w:val="es-US"/>
+        </w:rPr>
+        <w:t xml:space="preserve"> VP </w:t>
+      </w:r>
+      <w:r>
+        <w:rPr>
+          <w:lang w:val="es-US"/>
+        </w:rPr>
+        <w:t>son</w:t>
+      </w:r>
+      <w:r>
+        <w:rPr>
+          <w:lang w:val="es-US"/>
+        </w:rPr>
+        <w:t xml:space="preserve"> </w:t>
+      </w:r>
+      <w:r>
+        <w:rPr>
+          <w:lang w:val="es-US"/>
+        </w:rPr>
+        <w:t xml:space="preserve">los </w:t>
+      </w:r>
+      <w:r>
+        <w:rPr>
+          <w:lang w:val="es-US"/>
+        </w:rPr>
+        <w:t>verdaderos positivos.</w:t>
+      </w:r>
+    </w:p>
+    <w:p>
+      <w:pPr>
+        <w:rPr>
+          <w:lang w:val="es-US"/>
+        </w:rPr>
+      </w:pPr>
+    </w:p>
+    <w:p>
+      <w:pPr>
+        <w:pStyle w:val="Descripcin"/>
+        <w:ind w:left="1843" w:right="1983"/>
+      </w:pPr>
+      <w:r>
+        <w:t xml:space="preserve">Figura </w:t>
+      </w:r>
+      <w:r>
+        <w:fldChar w:fldCharType="begin"/>
+      </w:r>
+      <w:r>
+        <w:instrText xml:space="preserve"> SEQ Figura \* ARABIC </w:instrText>
+      </w:r>
+      <w:r>
+        <w:fldChar w:fldCharType="separate"/>
+      </w:r>
+      <w:r>
+        <w:t>5</w:t>
+      </w:r>
+      <w:r>
+        <w:fldChar w:fldCharType="end"/>
+      </w:r>
+      <w:r>
+        <w:tab/>
+      </w:r>
+      <w:r>
+        <w:br/>
+      </w:r>
+      <w:r>
+        <w:rPr>
+          <w:b w:val="0"/>
+          <w:bCs/>
+          <w:i/>
+          <w:iCs w:val="0"/>
+        </w:rPr>
+        <w:t>Curva ROC de los modelos predictivos analizados</w:t>
+      </w:r>
+    </w:p>
+    <w:p>
+      <w:pPr>
+        <w:pStyle w:val="Sinespaciado"/>
+        <w:jc w:val="center"/>
+        <w:rPr>
+          <w:lang w:val="es-US"/>
+        </w:rPr>
+      </w:pPr>
+      <w:r>
+        <w:rPr>
+          <w:noProof/>
+        </w:rPr>
+        <w:lastRenderedPageBreak/>
+        <w:drawing>
+          <wp:inline distT="0" distB="0" distL="0" distR="0" wp14:anchorId="79D9A78F" wp14:editId="01DB8FA8">
+            <wp:extent cx="4309745" cy="3685777"/>
+            <wp:effectExtent l="0" t="0" r="0" b="0"/>
+            <wp:docPr id="1539268762" name="Imagen 5"/>
+            <wp:cNvGraphicFramePr>
+              <a:graphicFrameLocks xmlns:a="http://schemas.openxmlformats.org/drawingml/2006/main" noChangeAspect="1"/>
+            </wp:cNvGraphicFramePr>
+            <a:graphic xmlns:a="http://schemas.openxmlformats.org/drawingml/2006/main">
+              <a:graphicData uri="http://schemas.openxmlformats.org/drawingml/2006/picture">
+                <pic:pic xmlns:pic="http://schemas.openxmlformats.org/drawingml/2006/picture">
+                  <pic:nvPicPr>
+                    <pic:cNvPr id="0" name="Picture 9"/>
                     <pic:cNvPicPr>
                       <a:picLocks noChangeAspect="1" noChangeArrowheads="1"/>
                     </pic:cNvPicPr>
@@ -1277,7 +4389,7 @@
                   <pic:spPr bwMode="auto">
                     <a:xfrm>
                       <a:off x="0" y="0"/>
-                      <a:ext cx="5363210" cy="2681605"/>
+                      <a:ext cx="4314908" cy="3690192"/>
                     </a:xfrm>
                     <a:prstGeom prst="rect">
                       <a:avLst/>
@@ -1290,269 +4402,252 @@
                 </pic:pic>
               </a:graphicData>
             </a:graphic>
-          </wp:anchor>
+          </wp:inline>
         </w:drawing>
       </w:r>
-      <w:r>
-        <w:rPr>
-          <w:b/>
-          <w:bCs/>
-        </w:rPr>
-        <w:t>Tabla 1</w:t>
-      </w:r>
-      <w:r>
-        <w:rPr>
-          <w:b/>
-          <w:bCs/>
-        </w:rPr>
-        <w:tab/>
-      </w:r>
-      <w:r>
-        <w:br/>
-      </w:r>
+    </w:p>
+    <w:p>
+      <w:pPr>
+        <w:pStyle w:val="Sinespaciado"/>
+        <w:ind w:left="1843" w:right="1983"/>
+      </w:pPr>
       <w:r>
         <w:rPr>
           <w:i/>
           <w:iCs/>
-        </w:rPr>
-        <w:t>Comparación de modelos logit (penalidad – LASSO – Ridge). Coeficientes y EMP</w:t>
+          <w:lang w:val="es-US"/>
+        </w:rPr>
+        <w:t>Nota.</w:t>
+      </w:r>
+      <w:r>
+        <w:rPr>
+          <w:lang w:val="es-US"/>
+        </w:rPr>
+        <w:t xml:space="preserve"> Elaboración propia con base en la Encuesta Permanente de Hogares del</w:t>
+      </w:r>
+      <w:r>
+        <w:rPr>
+          <w:lang w:val="es-US"/>
+        </w:rPr>
+        <w:t xml:space="preserve"> INDEC (2026).</w:t>
       </w:r>
     </w:p>
     <w:p>
       <w:pPr>
-        <w:spacing w:line="240" w:lineRule="auto"/>
-        <w:rPr>
-          <w:i/>
-          <w:iCs/>
-          <w:sz w:val="14"/>
-          <w:szCs w:val="16"/>
-          <w:lang w:val="es-US"/>
-        </w:rPr>
-      </w:pPr>
-      <w:r>
-        <w:rPr>
-          <w:i/>
-          <w:iCs/>
-          <w:sz w:val="14"/>
-          <w:szCs w:val="16"/>
-          <w:lang w:val="es-US"/>
-        </w:rPr>
-        <w:t xml:space="preserve">Nota. Elaboración propia con base en la Encuesta Permanente de Hogares del </w:t>
-      </w:r>
-      <w:sdt>
-        <w:sdtPr>
-          <w:rPr>
-            <w:i/>
-            <w:iCs/>
-            <w:sz w:val="14"/>
-            <w:szCs w:val="16"/>
-            <w:lang w:val="es-US"/>
-          </w:rPr>
-          <w:tag w:val="MENDELEY_CITATION_v3_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"/>
-          <w:id w:val="-1537579284"/>
-          <w:placeholder>
-            <w:docPart w:val="5887580FDD704529B80AB9BECDBC8F24"/>
-          </w:placeholder>
-        </w:sdtPr>
-        <w:sdtEndPr/>
-        <w:sdtContent>
-          <w:r>
-            <w:rPr>
-              <w:i/>
-              <w:iCs/>
-              <w:sz w:val="14"/>
-              <w:szCs w:val="16"/>
-              <w:lang w:val="es-US"/>
-            </w:rPr>
-            <w:t>Instituto Nacional de Estadística y Censos (INDEC, 2026)</w:t>
-          </w:r>
-        </w:sdtContent>
-      </w:sdt>
-      <w:r>
-        <w:rPr>
-          <w:i/>
-          <w:iCs/>
-          <w:sz w:val="14"/>
-          <w:szCs w:val="16"/>
-          <w:lang w:val="es-US"/>
-        </w:rPr>
-        <w:t>.</w:t>
-      </w:r>
+        <w:rPr>
+          <w:lang w:val="es-US"/>
+        </w:rPr>
+      </w:pPr>
     </w:p>
     <w:p>
       <w:pPr>
-        <w:rPr>
-          <w:lang w:val="es-PE"/>
-        </w:rPr>
-      </w:pPr>
-      <w:r>
-        <w:rPr>
-          <w:lang w:val="es-PE"/>
-        </w:rPr>
-        <w:t>Con el objetivo de contar con una estimación lo más precisa posible para la interpretación final, los tres modelos (logit sin penalidad, LASSO y Ridge) se reestimaron sobre la totalidad de la base disponible, combinando el conjunto de entrenamiento y el de testeo utilizados previamente para validar la elección de la penalidad óptima. Esta decisión responde a que, una vez confirmado que el valor de λ seleccionado por validación cruzada generaliza adecuadamente a datos no utilizados en el entrenamiento, resulta apropiado aprovechar toda la información disponible para lograr coeficientes más estables y representativos, sin que esto comprometa la validez del proceso de selección del hiperparámetro, que ya fue realizado exclusivamente sobre el conjunto de entrenamiento.</w:t>
+        <w:pStyle w:val="Ttulo1"/>
+        <w:rPr>
+          <w:lang w:val="es-US"/>
+        </w:rPr>
+      </w:pPr>
+      <w:r>
+        <w:rPr>
+          <w:lang w:val="es-US"/>
+        </w:rPr>
+        <w:t>Herramientas de la IA y reflexión final</w:t>
       </w:r>
     </w:p>
     <w:p>
       <w:pPr>
         <w:rPr>
-          <w:lang w:val="es-PE"/>
-        </w:rPr>
-      </w:pPr>
-      <w:r>
-        <w:rPr>
-          <w:lang w:val="es-PE"/>
-        </w:rPr>
-        <w:t>Al comparar los coeficientes de los tres modelos, se observa que las estimaciones resultan sumamente similares entre sí, tanto en signo como en magnitud. Esto es consistente con el hecho de que la validación cruzada seleccionó valores de penalidad muy bajos (λ = 0,0001 para LASSO y λ = 0,00001 para Ridge), lo cual indica que ninguna de las dos técnicas de regularización encontró evidencia suficiente de sobreajuste como para justificar una penalización más agresiva. En consecuencia, ninguna variable fue eliminada por LASSO, y los coeficientes de Ridge muestran un achicamiento apenas perceptible respecto del modelo sin penalizar. En definitiva, la regularización no modifica sustancialmente los resultados obtenidos, sino que los confirma, brindando mayor robustez a las conclusiones del modelo original.</w:t>
+          <w:lang w:val="es-US"/>
+        </w:rPr>
+      </w:pPr>
+      <w:r>
+        <w:rPr>
+          <w:lang w:val="es-US"/>
+        </w:rPr>
+        <w:t>Este código utilicé para el TP3, muéstrame las bases utilizadas y que corresponde a cada una</w:t>
       </w:r>
     </w:p>
     <w:p>
-      <w:pPr>
-        <w:rPr>
-          <w:lang w:val="es-PE"/>
-        </w:rPr>
-      </w:pPr>
-      <w:r>
-        <w:rPr>
-          <w:lang w:val="es-PE"/>
-        </w:rPr>
-        <w:t>Dado que los coeficientes de un modelo logit se expresan en la escala del logaritmo de un odds, su interpretación directa resulta poco intuitiva, por lo que se recurre a los efectos marginales promedio (EMP) para expresar los resultados en términos de puntos porcentuales de probabilidad. El EMP de mayor magnitud corresponde a haber sido informal en el período anterior, con un valor cercano a 0,29 en los tres modelos, lo que confirma la fuerte persistencia de la informalidad laboral en el tiempo. Le sigue en importancia la falta de cobertura médica, con un efecto de aproximadamente 10 puntos porcentuales, mientras que el resto de las variables presenta efectos más moderados, de entre 1 y 3 puntos porcentuales. Adicionalmente, los signos opuestos de edad y su término cuadrático confirman una relación en forma de U, según la cual la probabilidad de informalidad es mayor al inicio y al final de la vida laboral, y menor en las edades intermedias.</w:t>
+      <w:r>
+        <w:rPr>
+          <w:lang w:val="es-US"/>
+        </w:rPr>
+        <w:t xml:space="preserve">Perfecto trabajaremos sobre las siguientes bases: </w:t>
+      </w:r>
+      <w:r>
+        <w:t>ocupados_X_2025_MM, el cual serán los regresores (X) y y_2025 será la dependiente (Y)</w:t>
       </w:r>
     </w:p>
     <w:p>
-      <w:pPr>
-        <w:pStyle w:val="Ttulo1"/>
-        <w:rPr>
-          <w:lang w:val="es-US"/>
-        </w:rPr>
-      </w:pPr>
-      <w:r>
-        <w:rPr>
-          <w:lang w:val="es-US"/>
-        </w:rPr>
-        <w:t>Árboles</w:t>
+      <w:r>
+        <w:t>Te adjunto la consigna del tp4</w:t>
       </w:r>
     </w:p>
     <w:p>
-      <w:pPr>
-        <w:rPr>
-          <w:lang w:val="es-US"/>
-        </w:rPr>
-      </w:pPr>
+      <w:r>
+        <w:t xml:space="preserve">Un aspecto que creo que se puede mejorar, es que en la consigna se menciona que se realizará la técnica de </w:t>
+      </w:r>
+      <w:proofErr w:type="spellStart"/>
+      <w:r>
+        <w:t>cross</w:t>
+      </w:r>
+      <w:proofErr w:type="spellEnd"/>
+      <w:r>
+        <w:t xml:space="preserve"> </w:t>
+      </w:r>
+      <w:proofErr w:type="spellStart"/>
+      <w:r>
+        <w:t>validation</w:t>
+      </w:r>
+      <w:proofErr w:type="spellEnd"/>
+      <w:r>
+        <w:t xml:space="preserve"> sobre toda la base, yo creo que eso podría elevar las métricas de precisión finales, </w:t>
+      </w:r>
+      <w:proofErr w:type="spellStart"/>
+      <w:r>
+        <w:t>por que</w:t>
+      </w:r>
+      <w:proofErr w:type="spellEnd"/>
+      <w:r>
+        <w:t xml:space="preserve"> no hay nada contra que comparar. Crees que lo que digo es válido teóricamente?</w:t>
+      </w:r>
     </w:p>
     <w:p>
-      <w:pPr>
-        <w:pStyle w:val="Ttulo1"/>
-        <w:rPr>
-          <w:lang w:val="es-US"/>
-        </w:rPr>
-      </w:pPr>
-      <w:r>
-        <w:rPr>
-          <w:lang w:val="es-US"/>
-        </w:rPr>
-        <w:t>Comparación entre métodos</w:t>
+      <w:r>
+        <w:t>Perfecto, entonces lo adecuado es trabajar con datos de entrenamiento y testeo, eso es lo primero que quiero que realices, dame el código para eso.</w:t>
       </w:r>
     </w:p>
     <w:p>
-      <w:pPr>
-        <w:rPr>
-          <w:lang w:val="es-US"/>
-        </w:rPr>
-      </w:pPr>
+      <w:r>
+        <w:t>Trabajaremos la evaluación con la base de entrenamiento, lo cual corresponde para la A.1 y A.2, en A.3 se pide interpretación de resultados y coeficientes, lo adecuado es que sea con toda la base, pero por el momento comencemos con las 2 primeras preguntas</w:t>
+      </w:r>
     </w:p>
     <w:p>
-      <w:pPr>
-        <w:pStyle w:val="Ttulo1"/>
-        <w:rPr>
-          <w:lang w:val="es-US"/>
-        </w:rPr>
-      </w:pPr>
-      <w:r>
-        <w:rPr>
-          <w:lang w:val="es-US"/>
-        </w:rPr>
-        <w:t>Herramientas de la IA y reflexión final</w:t>
+      <w:r>
+        <w:t xml:space="preserve">Bien, iniciemos con </w:t>
+      </w:r>
+      <w:r>
+        <w:t xml:space="preserve">la pregunta </w:t>
+      </w:r>
+      <w:r>
+        <w:t xml:space="preserve">A.1. En esta pregunta se </w:t>
+      </w:r>
+      <w:r>
+        <w:t>solicita</w:t>
+      </w:r>
+      <w:r>
+        <w:t xml:space="preserve"> una visualización de los coeficientes </w:t>
+      </w:r>
+      <w:r>
+        <w:t>de</w:t>
+      </w:r>
+      <w:r>
+        <w:t xml:space="preserve"> cada técnica de regularización. La idea es que los gráficos estén uno al lado del otro. Respeta los valores de lambda que </w:t>
+      </w:r>
+      <w:r>
+        <w:t xml:space="preserve">se </w:t>
+      </w:r>
+      <w:r>
+        <w:t>piden que se evalúen.</w:t>
+      </w:r>
+      <w:r>
+        <w:t xml:space="preserve"> Como te dije, esto se hará en base a la base de entrenamiento</w:t>
       </w:r>
     </w:p>
     <w:p>
-      <w:pPr>
-        <w:rPr>
-          <w:lang w:val="es-US"/>
-        </w:rPr>
-      </w:pPr>
-      <w:r>
-        <w:rPr>
-          <w:lang w:val="es-US"/>
-        </w:rPr>
-        <w:t>Este código utilicé para el TP3, muéstrame las bases utilizadas y que corresponde a cada una</w:t>
+      <w:r>
+        <w:t xml:space="preserve">En la A.2, lo que se pide es elegir el mejor lambda, para ello utiliza el siguiente </w:t>
+      </w:r>
+      <w:r>
+        <w:t>número</w:t>
+      </w:r>
+      <w:r>
+        <w:t xml:space="preserve"> de </w:t>
+      </w:r>
+      <w:proofErr w:type="spellStart"/>
+      <w:r>
+        <w:t>folds</w:t>
+      </w:r>
+      <w:proofErr w:type="spellEnd"/>
+      <w:r>
+        <w:t xml:space="preserve"> (5)</w:t>
       </w:r>
     </w:p>
     <w:p>
       <w:r>
-        <w:rPr>
-          <w:lang w:val="es-US"/>
-        </w:rPr>
-        <w:t xml:space="preserve">Perfecto trabajaremos sobre las siguientes bases: </w:t>
-      </w:r>
-      <w:r>
-        <w:t>ocupados_X_2025_MM, el cual serán los regresores (X) y y_2025 será la dependiente (Y)</w:t>
+        <w:t>¿</w:t>
+      </w:r>
+      <w:r>
+        <w:t xml:space="preserve">Tener un valor de lambda muy pequeño significa que la regularización no </w:t>
+      </w:r>
+      <w:r>
+        <w:t>aporta</w:t>
+      </w:r>
+      <w:r>
+        <w:t xml:space="preserve"> demasiado?</w:t>
       </w:r>
     </w:p>
     <w:p>
       <w:r>
-        <w:t>Te adjunto la consigna del tp4</w:t>
+        <w:t xml:space="preserve">Pasemos a A.3, aquí se pide evaluar los coeficientes, como te dije, realicemos esto pero sobre toda la base, o sea una vez escogido el mejor lambda para cada técnica, volvamos a evaluar el modelo de forma general, obtenemos los coeficientes y comparamos según </w:t>
+      </w:r>
+      <w:r>
+        <w:lastRenderedPageBreak/>
+        <w:t xml:space="preserve">lo pedido, un aspecto que también es adecuado es que a parte de los coeficientes también se incorporen los </w:t>
+      </w:r>
+      <w:r>
+        <w:t>efectos marginales promedio (EMP), esto para una mejor comparabilidad e interpretación</w:t>
+      </w:r>
+      <w:r>
+        <w:t>.</w:t>
       </w:r>
     </w:p>
     <w:p>
-      <w:r>
-        <w:t>Un aspecto que creo que se puede mejorar, es que en la consigna se menciona que se realizará la técnica de cross validation sobre toda la base, yo creo que eso podría elevar las métricas de precisión finales, por que no hay nada contra que comparar. Crees que lo que digo es válido teóricamente?</w:t>
-      </w:r>
-    </w:p>
-    <w:p>
-      <w:r>
-        <w:t>Perfecto, entonces lo adecuado es trabajar con datos de entrenamiento y testeo, eso es lo primero que quiero que realices, dame el código para eso.</w:t>
-      </w:r>
-    </w:p>
-    <w:p>
-      <w:r>
-        <w:t>Trabajaremos la evaluación con la base de entrenamiento, lo cual corresponde para la A.1 y A.2, en A.3 se pide interpretación de resultados y coeficientes, lo adecuado es que sea con toda la base, pero por el momento comencemos con las 2 primeras preguntas</w:t>
-      </w:r>
-    </w:p>
-    <w:p>
-      <w:r>
-        <w:t xml:space="preserve">Bien, iniciemos con </w:t>
-      </w:r>
-      <w:r>
-        <w:t>la pregunta A.1, en esta pregunta, como ves se pide una visualización de los coeficientes para cada técnica de regularización, la idea es que los gráficos esten uno al lado del otro, respeta los valores de lambda que piden que se evalúe. Como te dije, esto se hará en base a la base de entrenamiento</w:t>
-      </w:r>
-    </w:p>
-    <w:p>
-      <w:r>
-        <w:t xml:space="preserve">En la A.2, lo que se pide es elegir el mejor lambda, para ello utiliza el siguiente </w:t>
-      </w:r>
-      <w:r>
-        <w:t>número</w:t>
-      </w:r>
-      <w:r>
-        <w:t xml:space="preserve"> de folds (5)</w:t>
-      </w:r>
-    </w:p>
-    <w:p>
-      <w:r>
-        <w:t>Tener un valor de lambda muy pequeño significa que la regularización no esta aportando demasiado?</w:t>
-      </w:r>
-    </w:p>
-    <w:p>
-      <w:pPr>
-        <w:rPr>
-          <w:lang w:val="es-US"/>
-        </w:rPr>
-      </w:pPr>
-      <w:r>
-        <w:t xml:space="preserve">Pasemos a A.3, aquí se pide evaluar los coeficientes, como te dije, realicemos esto pero sobre toda la base, o sea una vez escogido el mejor lambda para cada técnica, volvamos a evaluar el modelo de forma general, obtenemos los coeficientes y comparamos según lo pedido, un aspecto que también es adecuado es que a parte de los coeficientes también se incorporen los </w:t>
-      </w:r>
-      <w:r>
-        <w:t>efectos marginales promedio (EMP), esto para una mejor comparabilidad e interpretación</w:t>
+      <w:pPr>
+        <w:rPr>
+          <w:lang w:val="es-US"/>
+        </w:rPr>
+      </w:pPr>
+      <w:r>
+        <w:rPr>
+          <w:lang w:val="es-US"/>
+        </w:rPr>
+        <w:t xml:space="preserve">Necesito que estructures una tabla en Excel que resuma los indicadores de desempeño de todos los modelos analizados, </w:t>
+      </w:r>
+      <w:r>
+        <w:rPr>
+          <w:lang w:val="es-US"/>
+        </w:rPr>
+        <w:t>tal</w:t>
+      </w:r>
+      <w:r>
+        <w:rPr>
+          <w:lang w:val="es-US"/>
+        </w:rPr>
+        <w:t xml:space="preserve"> </w:t>
+      </w:r>
+      <w:r>
+        <w:rPr>
+          <w:lang w:val="es-US"/>
+        </w:rPr>
+        <w:t>como</w:t>
+      </w:r>
+      <w:r>
+        <w:rPr>
+          <w:lang w:val="es-US"/>
+        </w:rPr>
+        <w:t xml:space="preserve"> se presenta</w:t>
+      </w:r>
+      <w:r>
+        <w:rPr>
+          <w:lang w:val="es-US"/>
+        </w:rPr>
+        <w:t>n</w:t>
+      </w:r>
+      <w:r>
+        <w:rPr>
+          <w:lang w:val="es-US"/>
+        </w:rPr>
+        <w:t xml:space="preserve"> en los resultados de la última celda del cuaderno.</w:t>
       </w:r>
     </w:p>
     <w:p>
@@ -1589,14 +4684,13 @@
           <w:docPart w:val="DefaultPlaceholder_-1854013440"/>
         </w:placeholder>
       </w:sdtPr>
-      <w:sdtEndPr/>
       <w:sdtContent>
         <w:p>
           <w:pPr>
             <w:autoSpaceDE w:val="0"/>
             <w:autoSpaceDN w:val="0"/>
             <w:ind w:hanging="480"/>
-            <w:divId w:val="357779814"/>
+            <w:divId w:val="1282877404"/>
             <w:rPr>
               <w:rFonts w:eastAsia="Times New Roman" w:cs="Times New Roman"/>
               <w:color w:val="000000"/>
@@ -1629,50 +4723,6 @@
         </w:p>
         <w:p>
           <w:pPr>
-            <w:autoSpaceDE w:val="0"/>
-            <w:autoSpaceDN w:val="0"/>
-            <w:ind w:hanging="480"/>
-            <w:divId w:val="810168710"/>
-            <w:rPr>
-              <w:rFonts w:eastAsia="Times New Roman" w:cs="Times New Roman"/>
-              <w:color w:val="000000"/>
-            </w:rPr>
-          </w:pPr>
-          <w:r>
-            <w:rPr>
-              <w:rFonts w:eastAsia="Times New Roman" w:cs="Times New Roman"/>
-              <w:color w:val="000000"/>
-            </w:rPr>
-            <w:t xml:space="preserve">Maurizio, R., y Monsalvo, A. P. (2021). </w:t>
-          </w:r>
-          <w:r>
-            <w:rPr>
-              <w:rFonts w:eastAsia="Times New Roman" w:cs="Times New Roman"/>
-              <w:i/>
-              <w:iCs/>
-              <w:color w:val="000000"/>
-              <w:lang w:val="en-US"/>
-            </w:rPr>
-            <w:t>Informality, labour transitions, and the livelihoods of workers in Latin America</w:t>
-          </w:r>
-          <w:r>
-            <w:rPr>
-              <w:rFonts w:eastAsia="Times New Roman" w:cs="Times New Roman"/>
-              <w:color w:val="000000"/>
-              <w:lang w:val="en-US"/>
-            </w:rPr>
-            <w:t xml:space="preserve"> (Vol. 2021). </w:t>
-          </w:r>
-          <w:r>
-            <w:rPr>
-              <w:rFonts w:eastAsia="Times New Roman" w:cs="Times New Roman"/>
-              <w:color w:val="000000"/>
-            </w:rPr>
-            <w:t>United Nations. https://doi.org/10.35188/UNU-WIDER/2021/953-2</w:t>
-          </w:r>
-        </w:p>
-        <w:p>
-          <w:pPr>
             <w:rPr>
               <w:lang w:val="es-US"/>
             </w:rPr>
@@ -1732,7 +4782,7 @@
 </file>
 
 <file path=word/endnotes.xml><?xml version="1.0" encoding="utf-8"?>
-<w:endnotes xmlns:wpc="http://schemas.microsoft.com/office/word/2010/wordprocessingCanvas" xmlns:cx="http://schemas.microsoft.com/office/drawing/2014/chartex" xmlns:cx1="http://schemas.microsoft.com/office/drawing/2015/9/8/chartex" xmlns:cx2="http://schemas.microsoft.com/office/drawing/2015/10/21/chartex" xmlns:cx3="http://schemas.microsoft.com/office/drawing/2016/5/9/chartex" xmlns:cx4="http://schemas.microsoft.com/office/drawing/2016/5/10/chartex" xmlns:cx5="http://schemas.microsoft.com/office/drawing/2016/5/11/chartex" xmlns:cx6="http://schemas.microsoft.com/office/drawing/2016/5/12/chartex" xmlns:cx7="http://schemas.microsoft.com/office/drawing/2016/5/13/chartex" xmlns:cx8="http://schemas.microsoft.com/office/drawing/2016/5/14/chartex" xmlns:mc="http://schemas.openxmlformats.org/markup-compatibility/2006" xmlns:aink="http://schemas.microsoft.com/office/drawing/2016/ink" xmlns:am3d="http://schemas.microsoft.com/office/drawing/2017/model3d" xmlns:o="urn:schemas-microsoft-com:office:office" xmlns:r="http://schemas.openxmlformats.org/officeDocument/2006/relationships" xmlns:m="http://schemas.openxmlformats.org/officeDocument/2006/math" xmlns:v="urn:schemas-microsoft-com:vml" xmlns:wp14="http://schemas.microsoft.com/office/word/2010/wordprocessingDrawing" xmlns:wp="http://schemas.openxmlformats.org/drawingml/2006/wordprocessingDrawing" xmlns:w10="urn:schemas-microsoft-com:office:word" xmlns:w="http://schemas.openxmlformats.org/wordprocessingml/2006/main" xmlns:w14="http://schemas.microsoft.com/office/word/2010/wordml" xmlns:w15="http://schemas.microsoft.com/office/word/2012/wordml" xmlns:w16cex="http://schemas.microsoft.com/office/word/2018/wordml/cex" xmlns:w16cid="http://schemas.microsoft.com/office/word/2016/wordml/cid" xmlns:w16="http://schemas.microsoft.com/office/word/2018/wordml" xmlns:w16sdtdh="http://schemas.microsoft.com/office/word/2020/wordml/sdtdatahash" xmlns:w16se="http://schemas.microsoft.com/office/word/2015/wordml/symex" xmlns:wpg="http://schemas.microsoft.com/office/word/2010/wordprocessingGroup" xmlns:wpi="http://schemas.microsoft.com/office/word/2010/wordprocessingInk" xmlns:wne="http://schemas.microsoft.com/office/word/2006/wordml" xmlns:wps="http://schemas.microsoft.com/office/word/2010/wordprocessingShape" mc:Ignorable="w14 w15 w16se w16cid w16 w16cex w16sdtdh wp14">
+<w:endnotes xmlns:wpc="http://schemas.microsoft.com/office/word/2010/wordprocessingCanvas" xmlns:cx="http://schemas.microsoft.com/office/drawing/2014/chartex" xmlns:cx1="http://schemas.microsoft.com/office/drawing/2015/9/8/chartex" xmlns:cx2="http://schemas.microsoft.com/office/drawing/2015/10/21/chartex" xmlns:cx3="http://schemas.microsoft.com/office/drawing/2016/5/9/chartex" xmlns:cx4="http://schemas.microsoft.com/office/drawing/2016/5/10/chartex" xmlns:cx5="http://schemas.microsoft.com/office/drawing/2016/5/11/chartex" xmlns:cx6="http://schemas.microsoft.com/office/drawing/2016/5/12/chartex" xmlns:cx7="http://schemas.microsoft.com/office/drawing/2016/5/13/chartex" xmlns:cx8="http://schemas.microsoft.com/office/drawing/2016/5/14/chartex" xmlns:mc="http://schemas.openxmlformats.org/markup-compatibility/2006" xmlns:aink="http://schemas.microsoft.com/office/drawing/2016/ink" xmlns:am3d="http://schemas.microsoft.com/office/drawing/2017/model3d" xmlns:o="urn:schemas-microsoft-com:office:office" xmlns:oel="http://schemas.microsoft.com/office/2019/extlst" xmlns:r="http://schemas.openxmlformats.org/officeDocument/2006/relationships" xmlns:m="http://schemas.openxmlformats.org/officeDocument/2006/math" xmlns:v="urn:schemas-microsoft-com:vml" xmlns:wp14="http://schemas.microsoft.com/office/word/2010/wordprocessingDrawing" xmlns:wp="http://schemas.openxmlformats.org/drawingml/2006/wordprocessingDrawing" xmlns:w10="urn:schemas-microsoft-com:office:word" xmlns:w="http://schemas.openxmlformats.org/wordprocessingml/2006/main" xmlns:w14="http://schemas.microsoft.com/office/word/2010/wordml" xmlns:w15="http://schemas.microsoft.com/office/word/2012/wordml" xmlns:w16cex="http://schemas.microsoft.com/office/word/2018/wordml/cex" xmlns:w16cid="http://schemas.microsoft.com/office/word/2016/wordml/cid" xmlns:w16="http://schemas.microsoft.com/office/word/2018/wordml" xmlns:w16du="http://schemas.microsoft.com/office/word/2023/wordml/word16du" xmlns:w16sdtdh="http://schemas.microsoft.com/office/word/2020/wordml/sdtdatahash" xmlns:w16sdtfl="http://schemas.microsoft.com/office/word/2024/wordml/sdtformatlock" xmlns:w16se="http://schemas.microsoft.com/office/word/2015/wordml/symex" xmlns:wpg="http://schemas.microsoft.com/office/word/2010/wordprocessingGroup" xmlns:wpi="http://schemas.microsoft.com/office/word/2010/wordprocessingInk" xmlns:wne="http://schemas.microsoft.com/office/word/2006/wordml" xmlns:wps="http://schemas.microsoft.com/office/word/2010/wordprocessingShape" mc:Ignorable="w14 w15 w16se w16cid w16 w16cex w16sdtdh w16sdtfl w16du wp14">
   <w:endnote w:type="separator" w:id="-1">
     <w:p>
       <w:pPr>
@@ -1757,7 +4807,7 @@
 </file>
 
 <file path=word/footer1.xml><?xml version="1.0" encoding="utf-8"?>
-<w:ftr xmlns:wpc="http://schemas.microsoft.com/office/word/2010/wordprocessingCanvas" xmlns:cx="http://schemas.microsoft.com/office/drawing/2014/chartex" xmlns:cx1="http://schemas.microsoft.com/office/drawing/2015/9/8/chartex" xmlns:cx2="http://schemas.microsoft.com/office/drawing/2015/10/21/chartex" xmlns:cx3="http://schemas.microsoft.com/office/drawing/2016/5/9/chartex" xmlns:cx4="http://schemas.microsoft.com/office/drawing/2016/5/10/chartex" xmlns:cx5="http://schemas.microsoft.com/office/drawing/2016/5/11/chartex" xmlns:cx6="http://schemas.microsoft.com/office/drawing/2016/5/12/chartex" xmlns:cx7="http://schemas.microsoft.com/office/drawing/2016/5/13/chartex" xmlns:cx8="http://schemas.microsoft.com/office/drawing/2016/5/14/chartex" xmlns:mc="http://schemas.openxmlformats.org/markup-compatibility/2006" xmlns:aink="http://schemas.microsoft.com/office/drawing/2016/ink" xmlns:am3d="http://schemas.microsoft.com/office/drawing/2017/model3d" xmlns:o="urn:schemas-microsoft-com:office:office" xmlns:r="http://schemas.openxmlformats.org/officeDocument/2006/relationships" xmlns:m="http://schemas.openxmlformats.org/officeDocument/2006/math" xmlns:v="urn:schemas-microsoft-com:vml" xmlns:wp14="http://schemas.microsoft.com/office/word/2010/wordprocessingDrawing" xmlns:wp="http://schemas.openxmlformats.org/drawingml/2006/wordprocessingDrawing" xmlns:w10="urn:schemas-microsoft-com:office:word" xmlns:w="http://schemas.openxmlformats.org/wordprocessingml/2006/main" xmlns:w14="http://schemas.microsoft.com/office/word/2010/wordml" xmlns:w15="http://schemas.microsoft.com/office/word/2012/wordml" xmlns:w16cex="http://schemas.microsoft.com/office/word/2018/wordml/cex" xmlns:w16cid="http://schemas.microsoft.com/office/word/2016/wordml/cid" xmlns:w16="http://schemas.microsoft.com/office/word/2018/wordml" xmlns:w16sdtdh="http://schemas.microsoft.com/office/word/2020/wordml/sdtdatahash" xmlns:w16se="http://schemas.microsoft.com/office/word/2015/wordml/symex" xmlns:wpg="http://schemas.microsoft.com/office/word/2010/wordprocessingGroup" xmlns:wpi="http://schemas.microsoft.com/office/word/2010/wordprocessingInk" xmlns:wne="http://schemas.microsoft.com/office/word/2006/wordml" xmlns:wps="http://schemas.microsoft.com/office/word/2010/wordprocessingShape" mc:Ignorable="w14 w15 w16se w16cid w16 w16cex w16sdtdh wp14">
+<w:ftr xmlns:wpc="http://schemas.microsoft.com/office/word/2010/wordprocessingCanvas" xmlns:cx="http://schemas.microsoft.com/office/drawing/2014/chartex" xmlns:cx1="http://schemas.microsoft.com/office/drawing/2015/9/8/chartex" xmlns:cx2="http://schemas.microsoft.com/office/drawing/2015/10/21/chartex" xmlns:cx3="http://schemas.microsoft.com/office/drawing/2016/5/9/chartex" xmlns:cx4="http://schemas.microsoft.com/office/drawing/2016/5/10/chartex" xmlns:cx5="http://schemas.microsoft.com/office/drawing/2016/5/11/chartex" xmlns:cx6="http://schemas.microsoft.com/office/drawing/2016/5/12/chartex" xmlns:cx7="http://schemas.microsoft.com/office/drawing/2016/5/13/chartex" xmlns:cx8="http://schemas.microsoft.com/office/drawing/2016/5/14/chartex" xmlns:mc="http://schemas.openxmlformats.org/markup-compatibility/2006" xmlns:aink="http://schemas.microsoft.com/office/drawing/2016/ink" xmlns:am3d="http://schemas.microsoft.com/office/drawing/2017/model3d" xmlns:o="urn:schemas-microsoft-com:office:office" xmlns:oel="http://schemas.microsoft.com/office/2019/extlst" xmlns:r="http://schemas.openxmlformats.org/officeDocument/2006/relationships" xmlns:m="http://schemas.openxmlformats.org/officeDocument/2006/math" xmlns:v="urn:schemas-microsoft-com:vml" xmlns:wp14="http://schemas.microsoft.com/office/word/2010/wordprocessingDrawing" xmlns:wp="http://schemas.openxmlformats.org/drawingml/2006/wordprocessingDrawing" xmlns:w10="urn:schemas-microsoft-com:office:word" xmlns:w="http://schemas.openxmlformats.org/wordprocessingml/2006/main" xmlns:w14="http://schemas.microsoft.com/office/word/2010/wordml" xmlns:w15="http://schemas.microsoft.com/office/word/2012/wordml" xmlns:w16cex="http://schemas.microsoft.com/office/word/2018/wordml/cex" xmlns:w16cid="http://schemas.microsoft.com/office/word/2016/wordml/cid" xmlns:w16="http://schemas.microsoft.com/office/word/2018/wordml" xmlns:w16du="http://schemas.microsoft.com/office/word/2023/wordml/word16du" xmlns:w16sdtdh="http://schemas.microsoft.com/office/word/2020/wordml/sdtdatahash" xmlns:w16sdtfl="http://schemas.microsoft.com/office/word/2024/wordml/sdtformatlock" xmlns:w16se="http://schemas.microsoft.com/office/word/2015/wordml/symex" xmlns:wpg="http://schemas.microsoft.com/office/word/2010/wordprocessingGroup" xmlns:wpi="http://schemas.microsoft.com/office/word/2010/wordprocessingInk" xmlns:wne="http://schemas.microsoft.com/office/word/2006/wordml" xmlns:wps="http://schemas.microsoft.com/office/word/2010/wordprocessingShape" mc:Ignorable="w14 w15 w16se w16cid w16 w16cex w16sdtdh w16sdtfl w16du wp14">
   <w:sdt>
     <w:sdtPr>
       <w:rPr>
@@ -1769,11 +4819,6 @@
         <w:docPartUnique/>
       </w:docPartObj>
     </w:sdtPr>
-    <w:sdtEndPr>
-      <w:rPr>
-        <w:rStyle w:val="Nmerodepgina"/>
-      </w:rPr>
-    </w:sdtEndPr>
     <w:sdtContent>
       <w:p>
         <w:pPr>
@@ -1819,7 +4864,7 @@
 </file>
 
 <file path=word/footer2.xml><?xml version="1.0" encoding="utf-8"?>
-<w:ftr xmlns:wpc="http://schemas.microsoft.com/office/word/2010/wordprocessingCanvas" xmlns:cx="http://schemas.microsoft.com/office/drawing/2014/chartex" xmlns:cx1="http://schemas.microsoft.com/office/drawing/2015/9/8/chartex" xmlns:cx2="http://schemas.microsoft.com/office/drawing/2015/10/21/chartex" xmlns:cx3="http://schemas.microsoft.com/office/drawing/2016/5/9/chartex" xmlns:cx4="http://schemas.microsoft.com/office/drawing/2016/5/10/chartex" xmlns:cx5="http://schemas.microsoft.com/office/drawing/2016/5/11/chartex" xmlns:cx6="http://schemas.microsoft.com/office/drawing/2016/5/12/chartex" xmlns:cx7="http://schemas.microsoft.com/office/drawing/2016/5/13/chartex" xmlns:cx8="http://schemas.microsoft.com/office/drawing/2016/5/14/chartex" xmlns:mc="http://schemas.openxmlformats.org/markup-compatibility/2006" xmlns:aink="http://schemas.microsoft.com/office/drawing/2016/ink" xmlns:am3d="http://schemas.microsoft.com/office/drawing/2017/model3d" xmlns:o="urn:schemas-microsoft-com:office:office" xmlns:r="http://schemas.openxmlformats.org/officeDocument/2006/relationships" xmlns:m="http://schemas.openxmlformats.org/officeDocument/2006/math" xmlns:v="urn:schemas-microsoft-com:vml" xmlns:wp14="http://schemas.microsoft.com/office/word/2010/wordprocessingDrawing" xmlns:wp="http://schemas.openxmlformats.org/drawingml/2006/wordprocessingDrawing" xmlns:w10="urn:schemas-microsoft-com:office:word" xmlns:w="http://schemas.openxmlformats.org/wordprocessingml/2006/main" xmlns:w14="http://schemas.microsoft.com/office/word/2010/wordml" xmlns:w15="http://schemas.microsoft.com/office/word/2012/wordml" xmlns:w16cex="http://schemas.microsoft.com/office/word/2018/wordml/cex" xmlns:w16cid="http://schemas.microsoft.com/office/word/2016/wordml/cid" xmlns:w16="http://schemas.microsoft.com/office/word/2018/wordml" xmlns:w16sdtdh="http://schemas.microsoft.com/office/word/2020/wordml/sdtdatahash" xmlns:w16se="http://schemas.microsoft.com/office/word/2015/wordml/symex" xmlns:wpg="http://schemas.microsoft.com/office/word/2010/wordprocessingGroup" xmlns:wpi="http://schemas.microsoft.com/office/word/2010/wordprocessingInk" xmlns:wne="http://schemas.microsoft.com/office/word/2006/wordml" xmlns:wps="http://schemas.microsoft.com/office/word/2010/wordprocessingShape" mc:Ignorable="w14 w15 w16se w16cid w16 w16cex w16sdtdh wp14">
+<w:ftr xmlns:wpc="http://schemas.microsoft.com/office/word/2010/wordprocessingCanvas" xmlns:cx="http://schemas.microsoft.com/office/drawing/2014/chartex" xmlns:cx1="http://schemas.microsoft.com/office/drawing/2015/9/8/chartex" xmlns:cx2="http://schemas.microsoft.com/office/drawing/2015/10/21/chartex" xmlns:cx3="http://schemas.microsoft.com/office/drawing/2016/5/9/chartex" xmlns:cx4="http://schemas.microsoft.com/office/drawing/2016/5/10/chartex" xmlns:cx5="http://schemas.microsoft.com/office/drawing/2016/5/11/chartex" xmlns:cx6="http://schemas.microsoft.com/office/drawing/2016/5/12/chartex" xmlns:cx7="http://schemas.microsoft.com/office/drawing/2016/5/13/chartex" xmlns:cx8="http://schemas.microsoft.com/office/drawing/2016/5/14/chartex" xmlns:mc="http://schemas.openxmlformats.org/markup-compatibility/2006" xmlns:aink="http://schemas.microsoft.com/office/drawing/2016/ink" xmlns:am3d="http://schemas.microsoft.com/office/drawing/2017/model3d" xmlns:o="urn:schemas-microsoft-com:office:office" xmlns:oel="http://schemas.microsoft.com/office/2019/extlst" xmlns:r="http://schemas.openxmlformats.org/officeDocument/2006/relationships" xmlns:m="http://schemas.openxmlformats.org/officeDocument/2006/math" xmlns:v="urn:schemas-microsoft-com:vml" xmlns:wp14="http://schemas.microsoft.com/office/word/2010/wordprocessingDrawing" xmlns:wp="http://schemas.openxmlformats.org/drawingml/2006/wordprocessingDrawing" xmlns:w10="urn:schemas-microsoft-com:office:word" xmlns:w="http://schemas.openxmlformats.org/wordprocessingml/2006/main" xmlns:w14="http://schemas.microsoft.com/office/word/2010/wordml" xmlns:w15="http://schemas.microsoft.com/office/word/2012/wordml" xmlns:w16cex="http://schemas.microsoft.com/office/word/2018/wordml/cex" xmlns:w16cid="http://schemas.microsoft.com/office/word/2016/wordml/cid" xmlns:w16="http://schemas.microsoft.com/office/word/2018/wordml" xmlns:w16du="http://schemas.microsoft.com/office/word/2023/wordml/word16du" xmlns:w16sdtdh="http://schemas.microsoft.com/office/word/2020/wordml/sdtdatahash" xmlns:w16sdtfl="http://schemas.microsoft.com/office/word/2024/wordml/sdtformatlock" xmlns:w16se="http://schemas.microsoft.com/office/word/2015/wordml/symex" xmlns:wpg="http://schemas.microsoft.com/office/word/2010/wordprocessingGroup" xmlns:wpi="http://schemas.microsoft.com/office/word/2010/wordprocessingInk" xmlns:wne="http://schemas.microsoft.com/office/word/2006/wordml" xmlns:wps="http://schemas.microsoft.com/office/word/2010/wordprocessingShape" mc:Ignorable="w14 w15 w16se w16cid w16 w16cex w16sdtdh w16sdtfl w16du wp14">
   <w:p>
     <w:pPr>
       <w:pStyle w:val="Piedepgina"/>
@@ -1838,7 +4883,7 @@
 </file>
 
 <file path=word/footer3.xml><?xml version="1.0" encoding="utf-8"?>
-<w:ftr xmlns:wpc="http://schemas.microsoft.com/office/word/2010/wordprocessingCanvas" xmlns:cx="http://schemas.microsoft.com/office/drawing/2014/chartex" xmlns:cx1="http://schemas.microsoft.com/office/drawing/2015/9/8/chartex" xmlns:cx2="http://schemas.microsoft.com/office/drawing/2015/10/21/chartex" xmlns:cx3="http://schemas.microsoft.com/office/drawing/2016/5/9/chartex" xmlns:cx4="http://schemas.microsoft.com/office/drawing/2016/5/10/chartex" xmlns:cx5="http://schemas.microsoft.com/office/drawing/2016/5/11/chartex" xmlns:cx6="http://schemas.microsoft.com/office/drawing/2016/5/12/chartex" xmlns:cx7="http://schemas.microsoft.com/office/drawing/2016/5/13/chartex" xmlns:cx8="http://schemas.microsoft.com/office/drawing/2016/5/14/chartex" xmlns:mc="http://schemas.openxmlformats.org/markup-compatibility/2006" xmlns:aink="http://schemas.microsoft.com/office/drawing/2016/ink" xmlns:am3d="http://schemas.microsoft.com/office/drawing/2017/model3d" xmlns:o="urn:schemas-microsoft-com:office:office" xmlns:r="http://schemas.openxmlformats.org/officeDocument/2006/relationships" xmlns:m="http://schemas.openxmlformats.org/officeDocument/2006/math" xmlns:v="urn:schemas-microsoft-com:vml" xmlns:wp14="http://schemas.microsoft.com/office/word/2010/wordprocessingDrawing" xmlns:wp="http://schemas.openxmlformats.org/drawingml/2006/wordprocessingDrawing" xmlns:w10="urn:schemas-microsoft-com:office:word" xmlns:w="http://schemas.openxmlformats.org/wordprocessingml/2006/main" xmlns:w14="http://schemas.microsoft.com/office/word/2010/wordml" xmlns:w15="http://schemas.microsoft.com/office/word/2012/wordml" xmlns:w16cex="http://schemas.microsoft.com/office/word/2018/wordml/cex" xmlns:w16cid="http://schemas.microsoft.com/office/word/2016/wordml/cid" xmlns:w16="http://schemas.microsoft.com/office/word/2018/wordml" xmlns:w16sdtdh="http://schemas.microsoft.com/office/word/2020/wordml/sdtdatahash" xmlns:w16se="http://schemas.microsoft.com/office/word/2015/wordml/symex" xmlns:wpg="http://schemas.microsoft.com/office/word/2010/wordprocessingGroup" xmlns:wpi="http://schemas.microsoft.com/office/word/2010/wordprocessingInk" xmlns:wne="http://schemas.microsoft.com/office/word/2006/wordml" xmlns:wps="http://schemas.microsoft.com/office/word/2010/wordprocessingShape" mc:Ignorable="w14 w15 w16se w16cid w16 w16cex w16sdtdh wp14">
+<w:ftr xmlns:wpc="http://schemas.microsoft.com/office/word/2010/wordprocessingCanvas" xmlns:cx="http://schemas.microsoft.com/office/drawing/2014/chartex" xmlns:cx1="http://schemas.microsoft.com/office/drawing/2015/9/8/chartex" xmlns:cx2="http://schemas.microsoft.com/office/drawing/2015/10/21/chartex" xmlns:cx3="http://schemas.microsoft.com/office/drawing/2016/5/9/chartex" xmlns:cx4="http://schemas.microsoft.com/office/drawing/2016/5/10/chartex" xmlns:cx5="http://schemas.microsoft.com/office/drawing/2016/5/11/chartex" xmlns:cx6="http://schemas.microsoft.com/office/drawing/2016/5/12/chartex" xmlns:cx7="http://schemas.microsoft.com/office/drawing/2016/5/13/chartex" xmlns:cx8="http://schemas.microsoft.com/office/drawing/2016/5/14/chartex" xmlns:mc="http://schemas.openxmlformats.org/markup-compatibility/2006" xmlns:aink="http://schemas.microsoft.com/office/drawing/2016/ink" xmlns:am3d="http://schemas.microsoft.com/office/drawing/2017/model3d" xmlns:o="urn:schemas-microsoft-com:office:office" xmlns:oel="http://schemas.microsoft.com/office/2019/extlst" xmlns:r="http://schemas.openxmlformats.org/officeDocument/2006/relationships" xmlns:m="http://schemas.openxmlformats.org/officeDocument/2006/math" xmlns:v="urn:schemas-microsoft-com:vml" xmlns:wp14="http://schemas.microsoft.com/office/word/2010/wordprocessingDrawing" xmlns:wp="http://schemas.openxmlformats.org/drawingml/2006/wordprocessingDrawing" xmlns:w10="urn:schemas-microsoft-com:office:word" xmlns:w="http://schemas.openxmlformats.org/wordprocessingml/2006/main" xmlns:w14="http://schemas.microsoft.com/office/word/2010/wordml" xmlns:w15="http://schemas.microsoft.com/office/word/2012/wordml" xmlns:w16cex="http://schemas.microsoft.com/office/word/2018/wordml/cex" xmlns:w16cid="http://schemas.microsoft.com/office/word/2016/wordml/cid" xmlns:w16="http://schemas.microsoft.com/office/word/2018/wordml" xmlns:w16du="http://schemas.microsoft.com/office/word/2023/wordml/word16du" xmlns:w16sdtdh="http://schemas.microsoft.com/office/word/2020/wordml/sdtdatahash" xmlns:w16sdtfl="http://schemas.microsoft.com/office/word/2024/wordml/sdtformatlock" xmlns:w16se="http://schemas.microsoft.com/office/word/2015/wordml/symex" xmlns:wpg="http://schemas.microsoft.com/office/word/2010/wordprocessingGroup" xmlns:wpi="http://schemas.microsoft.com/office/word/2010/wordprocessingInk" xmlns:wne="http://schemas.microsoft.com/office/word/2006/wordml" xmlns:wps="http://schemas.microsoft.com/office/word/2010/wordprocessingShape" mc:Ignorable="w14 w15 w16se w16cid w16 w16cex w16sdtdh w16sdtfl w16du wp14">
   <w:sdt>
     <w:sdtPr>
       <w:rPr>
@@ -1850,11 +4895,6 @@
         <w:docPartUnique/>
       </w:docPartObj>
     </w:sdtPr>
-    <w:sdtEndPr>
-      <w:rPr>
-        <w:rStyle w:val="Nmerodepgina"/>
-      </w:rPr>
-    </w:sdtEndPr>
     <w:sdtContent>
       <w:p>
         <w:pPr>
@@ -1907,7 +4947,7 @@
 </file>
 
 <file path=word/footnotes.xml><?xml version="1.0" encoding="utf-8"?>
-<w:footnotes xmlns:wpc="http://schemas.microsoft.com/office/word/2010/wordprocessingCanvas" xmlns:cx="http://schemas.microsoft.com/office/drawing/2014/chartex" xmlns:cx1="http://schemas.microsoft.com/office/drawing/2015/9/8/chartex" xmlns:cx2="http://schemas.microsoft.com/office/drawing/2015/10/21/chartex" xmlns:cx3="http://schemas.microsoft.com/office/drawing/2016/5/9/chartex" xmlns:cx4="http://schemas.microsoft.com/office/drawing/2016/5/10/chartex" xmlns:cx5="http://schemas.microsoft.com/office/drawing/2016/5/11/chartex" xmlns:cx6="http://schemas.microsoft.com/office/drawing/2016/5/12/chartex" xmlns:cx7="http://schemas.microsoft.com/office/drawing/2016/5/13/chartex" xmlns:cx8="http://schemas.microsoft.com/office/drawing/2016/5/14/chartex" xmlns:mc="http://schemas.openxmlformats.org/markup-compatibility/2006" xmlns:aink="http://schemas.microsoft.com/office/drawing/2016/ink" xmlns:am3d="http://schemas.microsoft.com/office/drawing/2017/model3d" xmlns:o="urn:schemas-microsoft-com:office:office" xmlns:r="http://schemas.openxmlformats.org/officeDocument/2006/relationships" xmlns:m="http://schemas.openxmlformats.org/officeDocument/2006/math" xmlns:v="urn:schemas-microsoft-com:vml" xmlns:wp14="http://schemas.microsoft.com/office/word/2010/wordprocessingDrawing" xmlns:wp="http://schemas.openxmlformats.org/drawingml/2006/wordprocessingDrawing" xmlns:w10="urn:schemas-microsoft-com:office:word" xmlns:w="http://schemas.openxmlformats.org/wordprocessingml/2006/main" xmlns:w14="http://schemas.microsoft.com/office/word/2010/wordml" xmlns:w15="http://schemas.microsoft.com/office/word/2012/wordml" xmlns:w16cex="http://schemas.microsoft.com/office/word/2018/wordml/cex" xmlns:w16cid="http://schemas.microsoft.com/office/word/2016/wordml/cid" xmlns:w16="http://schemas.microsoft.com/office/word/2018/wordml" xmlns:w16sdtdh="http://schemas.microsoft.com/office/word/2020/wordml/sdtdatahash" xmlns:w16se="http://schemas.microsoft.com/office/word/2015/wordml/symex" xmlns:wpg="http://schemas.microsoft.com/office/word/2010/wordprocessingGroup" xmlns:wpi="http://schemas.microsoft.com/office/word/2010/wordprocessingInk" xmlns:wne="http://schemas.microsoft.com/office/word/2006/wordml" xmlns:wps="http://schemas.microsoft.com/office/word/2010/wordprocessingShape" mc:Ignorable="w14 w15 w16se w16cid w16 w16cex w16sdtdh wp14">
+<w:footnotes xmlns:wpc="http://schemas.microsoft.com/office/word/2010/wordprocessingCanvas" xmlns:cx="http://schemas.microsoft.com/office/drawing/2014/chartex" xmlns:cx1="http://schemas.microsoft.com/office/drawing/2015/9/8/chartex" xmlns:cx2="http://schemas.microsoft.com/office/drawing/2015/10/21/chartex" xmlns:cx3="http://schemas.microsoft.com/office/drawing/2016/5/9/chartex" xmlns:cx4="http://schemas.microsoft.com/office/drawing/2016/5/10/chartex" xmlns:cx5="http://schemas.microsoft.com/office/drawing/2016/5/11/chartex" xmlns:cx6="http://schemas.microsoft.com/office/drawing/2016/5/12/chartex" xmlns:cx7="http://schemas.microsoft.com/office/drawing/2016/5/13/chartex" xmlns:cx8="http://schemas.microsoft.com/office/drawing/2016/5/14/chartex" xmlns:mc="http://schemas.openxmlformats.org/markup-compatibility/2006" xmlns:aink="http://schemas.microsoft.com/office/drawing/2016/ink" xmlns:am3d="http://schemas.microsoft.com/office/drawing/2017/model3d" xmlns:o="urn:schemas-microsoft-com:office:office" xmlns:oel="http://schemas.microsoft.com/office/2019/extlst" xmlns:r="http://schemas.openxmlformats.org/officeDocument/2006/relationships" xmlns:m="http://schemas.openxmlformats.org/officeDocument/2006/math" xmlns:v="urn:schemas-microsoft-com:vml" xmlns:wp14="http://schemas.microsoft.com/office/word/2010/wordprocessingDrawing" xmlns:wp="http://schemas.openxmlformats.org/drawingml/2006/wordprocessingDrawing" xmlns:w10="urn:schemas-microsoft-com:office:word" xmlns:w="http://schemas.openxmlformats.org/wordprocessingml/2006/main" xmlns:w14="http://schemas.microsoft.com/office/word/2010/wordml" xmlns:w15="http://schemas.microsoft.com/office/word/2012/wordml" xmlns:w16cex="http://schemas.microsoft.com/office/word/2018/wordml/cex" xmlns:w16cid="http://schemas.microsoft.com/office/word/2016/wordml/cid" xmlns:w16="http://schemas.microsoft.com/office/word/2018/wordml" xmlns:w16du="http://schemas.microsoft.com/office/word/2023/wordml/word16du" xmlns:w16sdtdh="http://schemas.microsoft.com/office/word/2020/wordml/sdtdatahash" xmlns:w16sdtfl="http://schemas.microsoft.com/office/word/2024/wordml/sdtformatlock" xmlns:w16se="http://schemas.microsoft.com/office/word/2015/wordml/symex" xmlns:wpg="http://schemas.microsoft.com/office/word/2010/wordprocessingGroup" xmlns:wpi="http://schemas.microsoft.com/office/word/2010/wordprocessingInk" xmlns:wne="http://schemas.microsoft.com/office/word/2006/wordml" xmlns:wps="http://schemas.microsoft.com/office/word/2010/wordprocessingShape" mc:Ignorable="w14 w15 w16se w16cid w16 w16cex w16sdtdh w16sdtfl w16du wp14">
   <w:footnote w:type="separator" w:id="-1">
     <w:p>
       <w:pPr>
@@ -1932,7 +4972,7 @@
 </file>
 
 <file path=word/numbering.xml><?xml version="1.0" encoding="utf-8"?>
-<w:numbering xmlns:wpc="http://schemas.microsoft.com/office/word/2010/wordprocessingCanvas" xmlns:cx="http://schemas.microsoft.com/office/drawing/2014/chartex" xmlns:cx1="http://schemas.microsoft.com/office/drawing/2015/9/8/chartex" xmlns:cx2="http://schemas.microsoft.com/office/drawing/2015/10/21/chartex" xmlns:cx3="http://schemas.microsoft.com/office/drawing/2016/5/9/chartex" xmlns:cx4="http://schemas.microsoft.com/office/drawing/2016/5/10/chartex" xmlns:cx5="http://schemas.microsoft.com/office/drawing/2016/5/11/chartex" xmlns:cx6="http://schemas.microsoft.com/office/drawing/2016/5/12/chartex" xmlns:cx7="http://schemas.microsoft.com/office/drawing/2016/5/13/chartex" xmlns:cx8="http://schemas.microsoft.com/office/drawing/2016/5/14/chartex" xmlns:mc="http://schemas.openxmlformats.org/markup-compatibility/2006" xmlns:aink="http://schemas.microsoft.com/office/drawing/2016/ink" xmlns:am3d="http://schemas.microsoft.com/office/drawing/2017/model3d" xmlns:o="urn:schemas-microsoft-com:office:office" xmlns:r="http://schemas.openxmlformats.org/officeDocument/2006/relationships" xmlns:m="http://schemas.openxmlformats.org/officeDocument/2006/math" xmlns:v="urn:schemas-microsoft-com:vml" xmlns:wp14="http://schemas.microsoft.com/office/word/2010/wordprocessingDrawing" xmlns:wp="http://schemas.openxmlformats.org/drawingml/2006/wordprocessingDrawing" xmlns:w10="urn:schemas-microsoft-com:office:word" xmlns:w="http://schemas.openxmlformats.org/wordprocessingml/2006/main" xmlns:w14="http://schemas.microsoft.com/office/word/2010/wordml" xmlns:w15="http://schemas.microsoft.com/office/word/2012/wordml" xmlns:w16cex="http://schemas.microsoft.com/office/word/2018/wordml/cex" xmlns:w16cid="http://schemas.microsoft.com/office/word/2016/wordml/cid" xmlns:w16="http://schemas.microsoft.com/office/word/2018/wordml" xmlns:w16sdtdh="http://schemas.microsoft.com/office/word/2020/wordml/sdtdatahash" xmlns:w16se="http://schemas.microsoft.com/office/word/2015/wordml/symex" xmlns:wpg="http://schemas.microsoft.com/office/word/2010/wordprocessingGroup" xmlns:wpi="http://schemas.microsoft.com/office/word/2010/wordprocessingInk" xmlns:wne="http://schemas.microsoft.com/office/word/2006/wordml" xmlns:wps="http://schemas.microsoft.com/office/word/2010/wordprocessingShape" mc:Ignorable="w14 w15 w16se w16cid w16 w16cex w16sdtdh wp14">
+<w:numbering xmlns:wpc="http://schemas.microsoft.com/office/word/2010/wordprocessingCanvas" xmlns:cx="http://schemas.microsoft.com/office/drawing/2014/chartex" xmlns:cx1="http://schemas.microsoft.com/office/drawing/2015/9/8/chartex" xmlns:cx2="http://schemas.microsoft.com/office/drawing/2015/10/21/chartex" xmlns:cx3="http://schemas.microsoft.com/office/drawing/2016/5/9/chartex" xmlns:cx4="http://schemas.microsoft.com/office/drawing/2016/5/10/chartex" xmlns:cx5="http://schemas.microsoft.com/office/drawing/2016/5/11/chartex" xmlns:cx6="http://schemas.microsoft.com/office/drawing/2016/5/12/chartex" xmlns:cx7="http://schemas.microsoft.com/office/drawing/2016/5/13/chartex" xmlns:cx8="http://schemas.microsoft.com/office/drawing/2016/5/14/chartex" xmlns:mc="http://schemas.openxmlformats.org/markup-compatibility/2006" xmlns:aink="http://schemas.microsoft.com/office/drawing/2016/ink" xmlns:am3d="http://schemas.microsoft.com/office/drawing/2017/model3d" xmlns:o="urn:schemas-microsoft-com:office:office" xmlns:oel="http://schemas.microsoft.com/office/2019/extlst" xmlns:r="http://schemas.openxmlformats.org/officeDocument/2006/relationships" xmlns:m="http://schemas.openxmlformats.org/officeDocument/2006/math" xmlns:v="urn:schemas-microsoft-com:vml" xmlns:wp14="http://schemas.microsoft.com/office/word/2010/wordprocessingDrawing" xmlns:wp="http://schemas.openxmlformats.org/drawingml/2006/wordprocessingDrawing" xmlns:w10="urn:schemas-microsoft-com:office:word" xmlns:w="http://schemas.openxmlformats.org/wordprocessingml/2006/main" xmlns:w14="http://schemas.microsoft.com/office/word/2010/wordml" xmlns:w15="http://schemas.microsoft.com/office/word/2012/wordml" xmlns:w16cex="http://schemas.microsoft.com/office/word/2018/wordml/cex" xmlns:w16cid="http://schemas.microsoft.com/office/word/2016/wordml/cid" xmlns:w16="http://schemas.microsoft.com/office/word/2018/wordml" xmlns:w16du="http://schemas.microsoft.com/office/word/2023/wordml/word16du" xmlns:w16sdtdh="http://schemas.microsoft.com/office/word/2020/wordml/sdtdatahash" xmlns:w16sdtfl="http://schemas.microsoft.com/office/word/2024/wordml/sdtformatlock" xmlns:w16se="http://schemas.microsoft.com/office/word/2015/wordml/symex" xmlns:wpg="http://schemas.microsoft.com/office/word/2010/wordprocessingGroup" xmlns:wpi="http://schemas.microsoft.com/office/word/2010/wordprocessingInk" xmlns:wne="http://schemas.microsoft.com/office/word/2006/wordml" xmlns:wps="http://schemas.microsoft.com/office/word/2010/wordprocessingShape" mc:Ignorable="w14 w15 w16se w16cid w16 w16cex w16sdtdh w16sdtfl w16du wp14">
   <w:abstractNum w:abstractNumId="0" w15:restartNumberingAfterBreak="0">
     <w:nsid w:val="07EF9ED1"/>
     <w:multiLevelType w:val="hybridMultilevel"/>
@@ -2700,37 +5740,37 @@
       </w:pPr>
     </w:lvl>
   </w:abstractNum>
-  <w:num w:numId="1">
+  <w:num w:numId="1" w16cid:durableId="1000544174">
     <w:abstractNumId w:val="4"/>
   </w:num>
-  <w:num w:numId="2">
+  <w:num w:numId="2" w16cid:durableId="859854751">
     <w:abstractNumId w:val="6"/>
   </w:num>
-  <w:num w:numId="3">
+  <w:num w:numId="3" w16cid:durableId="1950163017">
     <w:abstractNumId w:val="2"/>
   </w:num>
-  <w:num w:numId="4">
+  <w:num w:numId="4" w16cid:durableId="609892203">
     <w:abstractNumId w:val="0"/>
   </w:num>
-  <w:num w:numId="5">
+  <w:num w:numId="5" w16cid:durableId="1709334742">
     <w:abstractNumId w:val="4"/>
   </w:num>
-  <w:num w:numId="6">
+  <w:num w:numId="6" w16cid:durableId="1394545447">
     <w:abstractNumId w:val="4"/>
   </w:num>
-  <w:num w:numId="7">
+  <w:num w:numId="7" w16cid:durableId="1404377519">
     <w:abstractNumId w:val="5"/>
   </w:num>
-  <w:num w:numId="8">
+  <w:num w:numId="8" w16cid:durableId="1349942491">
     <w:abstractNumId w:val="3"/>
   </w:num>
-  <w:num w:numId="9">
+  <w:num w:numId="9" w16cid:durableId="993218056">
     <w:abstractNumId w:val="1"/>
   </w:num>
-  <w:num w:numId="10">
+  <w:num w:numId="10" w16cid:durableId="585261869">
     <w:abstractNumId w:val="4"/>
   </w:num>
-  <w:num w:numId="11">
+  <w:num w:numId="11" w16cid:durableId="619839530">
     <w:abstractNumId w:val="4"/>
   </w:num>
   <w:numIdMacAtCleanup w:val="3"/>
@@ -2738,7 +5778,7 @@
 </file>
 
 <file path=word/styles.xml><?xml version="1.0" encoding="utf-8"?>
-<w:styles xmlns:mc="http://schemas.openxmlformats.org/markup-compatibility/2006" xmlns:r="http://schemas.openxmlformats.org/officeDocument/2006/relationships" xmlns:w="http://schemas.openxmlformats.org/wordprocessingml/2006/main" xmlns:w14="http://schemas.microsoft.com/office/word/2010/wordml" xmlns:w15="http://schemas.microsoft.com/office/word/2012/wordml" xmlns:w16cex="http://schemas.microsoft.com/office/word/2018/wordml/cex" xmlns:w16cid="http://schemas.microsoft.com/office/word/2016/wordml/cid" xmlns:w16="http://schemas.microsoft.com/office/word/2018/wordml" xmlns:w16sdtdh="http://schemas.microsoft.com/office/word/2020/wordml/sdtdatahash" xmlns:w16se="http://schemas.microsoft.com/office/word/2015/wordml/symex" mc:Ignorable="w14 w15 w16se w16cid w16 w16cex w16sdtdh">
+<w:styles xmlns:mc="http://schemas.openxmlformats.org/markup-compatibility/2006" xmlns:r="http://schemas.openxmlformats.org/officeDocument/2006/relationships" xmlns:w="http://schemas.openxmlformats.org/wordprocessingml/2006/main" xmlns:w14="http://schemas.microsoft.com/office/word/2010/wordml" xmlns:w15="http://schemas.microsoft.com/office/word/2012/wordml" xmlns:w16cex="http://schemas.microsoft.com/office/word/2018/wordml/cex" xmlns:w16cid="http://schemas.microsoft.com/office/word/2016/wordml/cid" xmlns:w16="http://schemas.microsoft.com/office/word/2018/wordml" xmlns:w16du="http://schemas.microsoft.com/office/word/2023/wordml/word16du" xmlns:w16sdtdh="http://schemas.microsoft.com/office/word/2020/wordml/sdtdatahash" xmlns:w16sdtfl="http://schemas.microsoft.com/office/word/2024/wordml/sdtformatlock" xmlns:w16se="http://schemas.microsoft.com/office/word/2015/wordml/symex" mc:Ignorable="w14 w15 w16se w16cid w16 w16cex w16sdtdh w16sdtfl w16du">
   <w:docDefaults>
     <w:rPrDefault>
       <w:rPr>
@@ -4312,7 +7352,7 @@
 </file>
 
 <file path=word/glossary/document.xml><?xml version="1.0" encoding="utf-8"?>
-<w:glossaryDocument xmlns:wpc="http://schemas.microsoft.com/office/word/2010/wordprocessingCanvas" xmlns:cx="http://schemas.microsoft.com/office/drawing/2014/chartex" xmlns:cx1="http://schemas.microsoft.com/office/drawing/2015/9/8/chartex" xmlns:cx2="http://schemas.microsoft.com/office/drawing/2015/10/21/chartex" xmlns:cx3="http://schemas.microsoft.com/office/drawing/2016/5/9/chartex" xmlns:cx4="http://schemas.microsoft.com/office/drawing/2016/5/10/chartex" xmlns:cx5="http://schemas.microsoft.com/office/drawing/2016/5/11/chartex" xmlns:cx6="http://schemas.microsoft.com/office/drawing/2016/5/12/chartex" xmlns:cx7="http://schemas.microsoft.com/office/drawing/2016/5/13/chartex" xmlns:cx8="http://schemas.microsoft.com/office/drawing/2016/5/14/chartex" xmlns:mc="http://schemas.openxmlformats.org/markup-compatibility/2006" xmlns:aink="http://schemas.microsoft.com/office/drawing/2016/ink" xmlns:am3d="http://schemas.microsoft.com/office/drawing/2017/model3d" xmlns:o="urn:schemas-microsoft-com:office:office" xmlns:r="http://schemas.openxmlformats.org/officeDocument/2006/relationships" xmlns:m="http://schemas.openxmlformats.org/officeDocument/2006/math" xmlns:v="urn:schemas-microsoft-com:vml" xmlns:wp14="http://schemas.microsoft.com/office/word/2010/wordprocessingDrawing" xmlns:wp="http://schemas.openxmlformats.org/drawingml/2006/wordprocessingDrawing" xmlns:w10="urn:schemas-microsoft-com:office:word" xmlns:w="http://schemas.openxmlformats.org/wordprocessingml/2006/main" xmlns:w14="http://schemas.microsoft.com/office/word/2010/wordml" xmlns:w15="http://schemas.microsoft.com/office/word/2012/wordml" xmlns:w16cex="http://schemas.microsoft.com/office/word/2018/wordml/cex" xmlns:w16cid="http://schemas.microsoft.com/office/word/2016/wordml/cid" xmlns:w16="http://schemas.microsoft.com/office/word/2018/wordml" xmlns:w16sdtdh="http://schemas.microsoft.com/office/word/2020/wordml/sdtdatahash" xmlns:w16se="http://schemas.microsoft.com/office/word/2015/wordml/symex" xmlns:wpg="http://schemas.microsoft.com/office/word/2010/wordprocessingGroup" xmlns:wpi="http://schemas.microsoft.com/office/word/2010/wordprocessingInk" xmlns:wne="http://schemas.microsoft.com/office/word/2006/wordml" xmlns:wps="http://schemas.microsoft.com/office/word/2010/wordprocessingShape" mc:Ignorable="w14 w15 w16se w16cid w16 w16cex w16sdtdh wp14">
+<w:glossaryDocument xmlns:wpc="http://schemas.microsoft.com/office/word/2010/wordprocessingCanvas" xmlns:cx="http://schemas.microsoft.com/office/drawing/2014/chartex" xmlns:cx1="http://schemas.microsoft.com/office/drawing/2015/9/8/chartex" xmlns:cx2="http://schemas.microsoft.com/office/drawing/2015/10/21/chartex" xmlns:cx3="http://schemas.microsoft.com/office/drawing/2016/5/9/chartex" xmlns:cx4="http://schemas.microsoft.com/office/drawing/2016/5/10/chartex" xmlns:cx5="http://schemas.microsoft.com/office/drawing/2016/5/11/chartex" xmlns:cx6="http://schemas.microsoft.com/office/drawing/2016/5/12/chartex" xmlns:cx7="http://schemas.microsoft.com/office/drawing/2016/5/13/chartex" xmlns:cx8="http://schemas.microsoft.com/office/drawing/2016/5/14/chartex" xmlns:mc="http://schemas.openxmlformats.org/markup-compatibility/2006" xmlns:aink="http://schemas.microsoft.com/office/drawing/2016/ink" xmlns:am3d="http://schemas.microsoft.com/office/drawing/2017/model3d" xmlns:o="urn:schemas-microsoft-com:office:office" xmlns:oel="http://schemas.microsoft.com/office/2019/extlst" xmlns:r="http://schemas.openxmlformats.org/officeDocument/2006/relationships" xmlns:m="http://schemas.openxmlformats.org/officeDocument/2006/math" xmlns:v="urn:schemas-microsoft-com:vml" xmlns:wp14="http://schemas.microsoft.com/office/word/2010/wordprocessingDrawing" xmlns:wp="http://schemas.openxmlformats.org/drawingml/2006/wordprocessingDrawing" xmlns:w10="urn:schemas-microsoft-com:office:word" xmlns:w="http://schemas.openxmlformats.org/wordprocessingml/2006/main" xmlns:w14="http://schemas.microsoft.com/office/word/2010/wordml" xmlns:w15="http://schemas.microsoft.com/office/word/2012/wordml" xmlns:w16cex="http://schemas.microsoft.com/office/word/2018/wordml/cex" xmlns:w16cid="http://schemas.microsoft.com/office/word/2016/wordml/cid" xmlns:w16="http://schemas.microsoft.com/office/word/2018/wordml" xmlns:w16du="http://schemas.microsoft.com/office/word/2023/wordml/word16du" xmlns:w16sdtdh="http://schemas.microsoft.com/office/word/2020/wordml/sdtdatahash" xmlns:w16sdtfl="http://schemas.microsoft.com/office/word/2024/wordml/sdtformatlock" xmlns:w16se="http://schemas.microsoft.com/office/word/2015/wordml/symex" xmlns:wpg="http://schemas.microsoft.com/office/word/2010/wordprocessingGroup" xmlns:wpi="http://schemas.microsoft.com/office/word/2010/wordprocessingInk" xmlns:wne="http://schemas.microsoft.com/office/word/2006/wordml" xmlns:wps="http://schemas.microsoft.com/office/word/2010/wordprocessingShape" mc:Ignorable="w14 w15 w16se w16cid w16 w16cex w16sdtdh w16sdtfl w16du wp14">
   <w:docParts>
     <w:docPart>
       <w:docPartPr>
@@ -4341,106 +7381,16 @@
         </w:p>
       </w:docPartBody>
     </w:docPart>
-    <w:docPart>
-      <w:docPartPr>
-        <w:name w:val="CA38F4C4BD7C48888F04590029A56A15"/>
-        <w:category>
-          <w:name w:val="General"/>
-          <w:gallery w:val="placeholder"/>
-        </w:category>
-        <w:types>
-          <w:type w:val="bbPlcHdr"/>
-        </w:types>
-        <w:behaviors>
-          <w:behavior w:val="content"/>
-        </w:behaviors>
-        <w:guid w:val="{F2BBC0B2-E2AB-4BAB-ABD9-D40AA126DF28}"/>
-      </w:docPartPr>
-      <w:docPartBody>
-        <w:p>
-          <w:pPr>
-            <w:pStyle w:val="CA38F4C4BD7C48888F04590029A56A15"/>
-          </w:pPr>
-          <w:r>
-            <w:rPr>
-              <w:rStyle w:val="Textodelmarcadordeposicin"/>
-              <w:lang w:val="en-GB"/>
-            </w:rPr>
-            <w:t>Haz clic o pulse aquí para escribir texto.</w:t>
-          </w:r>
-        </w:p>
-      </w:docPartBody>
-    </w:docPart>
-    <w:docPart>
-      <w:docPartPr>
-        <w:name w:val="D1FF568FD09B4A928641F8472551973D"/>
-        <w:category>
-          <w:name w:val="General"/>
-          <w:gallery w:val="placeholder"/>
-        </w:category>
-        <w:types>
-          <w:type w:val="bbPlcHdr"/>
-        </w:types>
-        <w:behaviors>
-          <w:behavior w:val="content"/>
-        </w:behaviors>
-        <w:guid w:val="{0B7CA919-C6B5-4B16-A58D-357CF40958DC}"/>
-      </w:docPartPr>
-      <w:docPartBody>
-        <w:p>
-          <w:pPr>
-            <w:pStyle w:val="D1FF568FD09B4A928641F8472551973D"/>
-          </w:pPr>
-          <w:r>
-            <w:rPr>
-              <w:rStyle w:val="Textodelmarcadordeposicin"/>
-              <w:lang w:val="en-GB"/>
-            </w:rPr>
-            <w:t>Haz clic o pulse aquí para escribir texto.</w:t>
-          </w:r>
-        </w:p>
-      </w:docPartBody>
-    </w:docPart>
-    <w:docPart>
-      <w:docPartPr>
-        <w:name w:val="5887580FDD704529B80AB9BECDBC8F24"/>
-        <w:category>
-          <w:name w:val="General"/>
-          <w:gallery w:val="placeholder"/>
-        </w:category>
-        <w:types>
-          <w:type w:val="bbPlcHdr"/>
-        </w:types>
-        <w:behaviors>
-          <w:behavior w:val="content"/>
-        </w:behaviors>
-        <w:guid w:val="{D1272EDA-C9A0-4CA1-8F0B-FBB7D67FAF5D}"/>
-      </w:docPartPr>
-      <w:docPartBody>
-        <w:p>
-          <w:pPr>
-            <w:pStyle w:val="5887580FDD704529B80AB9BECDBC8F24"/>
-          </w:pPr>
-          <w:r>
-            <w:rPr>
-              <w:rStyle w:val="Textodelmarcadordeposicin"/>
-              <w:lang w:val="en-GB"/>
-            </w:rPr>
-            <w:t>Haz clic o pulse aquí para escribir texto.</w:t>
-          </w:r>
-        </w:p>
-      </w:docPartBody>
-    </w:docPart>
   </w:docParts>
 </w:glossaryDocument>
 </file>
 
 <file path=word/glossary/fontTable.xml><?xml version="1.0" encoding="utf-8"?>
-<w:fonts xmlns:mc="http://schemas.openxmlformats.org/markup-compatibility/2006" xmlns:r="http://schemas.openxmlformats.org/officeDocument/2006/relationships" xmlns:w="http://schemas.openxmlformats.org/wordprocessingml/2006/main" xmlns:w14="http://schemas.microsoft.com/office/word/2010/wordml" xmlns:w15="http://schemas.microsoft.com/office/word/2012/wordml" xmlns:w16cex="http://schemas.microsoft.com/office/word/2018/wordml/cex" xmlns:w16cid="http://schemas.microsoft.com/office/word/2016/wordml/cid" xmlns:w16="http://schemas.microsoft.com/office/word/2018/wordml" xmlns:w16sdtdh="http://schemas.microsoft.com/office/word/2020/wordml/sdtdatahash" xmlns:w16se="http://schemas.microsoft.com/office/word/2015/wordml/symex" mc:Ignorable="w14 w15 w16se w16cid w16 w16cex w16sdtdh">
+<w:fonts xmlns:mc="http://schemas.openxmlformats.org/markup-compatibility/2006" xmlns:r="http://schemas.openxmlformats.org/officeDocument/2006/relationships" xmlns:w="http://schemas.openxmlformats.org/wordprocessingml/2006/main" xmlns:w14="http://schemas.microsoft.com/office/word/2010/wordml" xmlns:w15="http://schemas.microsoft.com/office/word/2012/wordml" xmlns:w16cex="http://schemas.microsoft.com/office/word/2018/wordml/cex" xmlns:w16cid="http://schemas.microsoft.com/office/word/2016/wordml/cid" xmlns:w16="http://schemas.microsoft.com/office/word/2018/wordml" xmlns:w16du="http://schemas.microsoft.com/office/word/2023/wordml/word16du" xmlns:w16sdtdh="http://schemas.microsoft.com/office/word/2020/wordml/sdtdatahash" xmlns:w16sdtfl="http://schemas.microsoft.com/office/word/2024/wordml/sdtformatlock" xmlns:w16se="http://schemas.microsoft.com/office/word/2015/wordml/symex" mc:Ignorable="w14 w15 w16se w16cid w16 w16cex w16sdtdh w16sdtfl w16du">
   <w:font w:name="Symbol">
     <w:panose1 w:val="05050102010706020507"/>
     <w:charset w:val="02"/>
-    <w:family w:val="roman"/>
+    <w:family w:val="decorative"/>
     <w:pitch w:val="variable"/>
     <w:sig w:usb0="00000000" w:usb1="10000000" w:usb2="00000000" w:usb3="00000000" w:csb0="80000000" w:csb1="00000000"/>
   </w:font>
@@ -4460,10 +7410,10 @@
   </w:font>
   <w:font w:name="Wingdings">
     <w:panose1 w:val="05000000000000000000"/>
-    <w:charset w:val="02"/>
-    <w:family w:val="auto"/>
+    <w:charset w:val="4D"/>
+    <w:family w:val="decorative"/>
     <w:pitch w:val="variable"/>
-    <w:sig w:usb0="00000000" w:usb1="10000000" w:usb2="00000000" w:usb3="00000000" w:csb0="80000000" w:csb1="00000000"/>
+    <w:sig w:usb0="00000003" w:usb1="00000000" w:usb2="00000000" w:usb3="00000000" w:csb0="80000001" w:csb1="00000000"/>
   </w:font>
   <w:font w:name="Calibri">
     <w:panose1 w:val="020F0502020204030204"/>
@@ -4502,16 +7452,31 @@
     <w:sig w:usb0="E4002EFF" w:usb1="C200247B" w:usb2="00000009" w:usb3="00000000" w:csb0="000001FF" w:csb1="00000000"/>
   </w:font>
   <w:font w:name="Yu Mincho">
+    <w:panose1 w:val="02020400000000000000"/>
     <w:charset w:val="80"/>
     <w:family w:val="roman"/>
     <w:pitch w:val="variable"/>
     <w:sig w:usb0="800002E7" w:usb1="2AC7FCFF" w:usb2="00000012" w:usb3="00000000" w:csb0="0002009F" w:csb1="00000000"/>
   </w:font>
+  <w:font w:name="Aptos">
+    <w:panose1 w:val="020B0004020202020204"/>
+    <w:charset w:val="00"/>
+    <w:family w:val="swiss"/>
+    <w:pitch w:val="variable"/>
+    <w:sig w:usb0="20000287" w:usb1="00000003" w:usb2="00000000" w:usb3="00000000" w:csb0="0000019F" w:csb1="00000000"/>
+  </w:font>
+  <w:font w:name="Aptos Display">
+    <w:panose1 w:val="020B0004020202020204"/>
+    <w:charset w:val="00"/>
+    <w:family w:val="swiss"/>
+    <w:pitch w:val="variable"/>
+    <w:sig w:usb0="20000287" w:usb1="00000003" w:usb2="00000000" w:usb3="00000000" w:csb0="0000019F" w:csb1="00000000"/>
+  </w:font>
 </w:fonts>
 </file>
 
 <file path=word/glossary/settings.xml><?xml version="1.0" encoding="utf-8"?>
-<w:settings xmlns:mc="http://schemas.openxmlformats.org/markup-compatibility/2006" xmlns:o="urn:schemas-microsoft-com:office:office" xmlns:r="http://schemas.openxmlformats.org/officeDocument/2006/relationships" xmlns:m="http://schemas.openxmlformats.org/officeDocument/2006/math" xmlns:v="urn:schemas-microsoft-com:vml" xmlns:w10="urn:schemas-microsoft-com:office:word" xmlns:w="http://schemas.openxmlformats.org/wordprocessingml/2006/main" xmlns:w14="http://schemas.microsoft.com/office/word/2010/wordml" xmlns:w15="http://schemas.microsoft.com/office/word/2012/wordml" xmlns:w16cex="http://schemas.microsoft.com/office/word/2018/wordml/cex" xmlns:w16cid="http://schemas.microsoft.com/office/word/2016/wordml/cid" xmlns:w16="http://schemas.microsoft.com/office/word/2018/wordml" xmlns:w16sdtdh="http://schemas.microsoft.com/office/word/2020/wordml/sdtdatahash" xmlns:w16se="http://schemas.microsoft.com/office/word/2015/wordml/symex" xmlns:sl="http://schemas.openxmlformats.org/schemaLibrary/2006/main" mc:Ignorable="w14 w15 w16se w16cid w16 w16cex w16sdtdh">
+<w:settings xmlns:mc="http://schemas.openxmlformats.org/markup-compatibility/2006" xmlns:o="urn:schemas-microsoft-com:office:office" xmlns:r="http://schemas.openxmlformats.org/officeDocument/2006/relationships" xmlns:m="http://schemas.openxmlformats.org/officeDocument/2006/math" xmlns:v="urn:schemas-microsoft-com:vml" xmlns:w10="urn:schemas-microsoft-com:office:word" xmlns:w="http://schemas.openxmlformats.org/wordprocessingml/2006/main" xmlns:w14="http://schemas.microsoft.com/office/word/2010/wordml" xmlns:w15="http://schemas.microsoft.com/office/word/2012/wordml" xmlns:w16cex="http://schemas.microsoft.com/office/word/2018/wordml/cex" xmlns:w16cid="http://schemas.microsoft.com/office/word/2016/wordml/cid" xmlns:w16="http://schemas.microsoft.com/office/word/2018/wordml" xmlns:w16du="http://schemas.microsoft.com/office/word/2023/wordml/word16du" xmlns:w16sdtdh="http://schemas.microsoft.com/office/word/2020/wordml/sdtdatahash" xmlns:w16sdtfl="http://schemas.microsoft.com/office/word/2024/wordml/sdtformatlock" xmlns:w16se="http://schemas.microsoft.com/office/word/2015/wordml/symex" xmlns:sl="http://schemas.openxmlformats.org/schemaLibrary/2006/main" mc:Ignorable="w14 w15 w16se w16cid w16 w16cex w16sdtdh w16sdtfl w16du">
   <w:view w:val="normal"/>
   <w:defaultTabStop w:val="708"/>
   <w:hyphenationZone w:val="425"/>
@@ -4566,6 +7531,7 @@
     <w:rsid w:val="009E0000"/>
     <w:rsid w:val="009F51EB"/>
     <w:rsid w:val="00A2183C"/>
+    <w:rsid w:val="00A6776A"/>
     <w:rsid w:val="00A92590"/>
     <w:rsid w:val="00AC13E3"/>
     <w:rsid w:val="00AF2C96"/>
@@ -4576,6 +7542,7 @@
     <w:rsid w:val="00D348EA"/>
     <w:rsid w:val="00DA4981"/>
     <w:rsid w:val="00DB5DAE"/>
+    <w:rsid w:val="00DE28E6"/>
     <w:rsid w:val="00DF55B8"/>
     <w:rsid w:val="00E05EEF"/>
     <w:rsid w:val="00E305CE"/>
@@ -4602,14 +7569,14 @@
   </m:mathPr>
   <w:themeFontLang w:val="es-EC"/>
   <w:clrSchemeMapping w:bg1="light1" w:t1="dark1" w:bg2="light2" w:t2="dark2" w:accent1="accent1" w:accent2="accent2" w:accent3="accent3" w:accent4="accent4" w:accent5="accent5" w:accent6="accent6" w:hyperlink="hyperlink" w:followedHyperlink="followedHyperlink"/>
-  <w:decimalSymbol w:val="."/>
+  <w:decimalSymbol w:val=","/>
   <w:listSeparator w:val=";"/>
   <w15:chartTrackingRefBased/>
 </w:settings>
 </file>
 
 <file path=word/glossary/styles.xml><?xml version="1.0" encoding="utf-8"?>
-<w:styles xmlns:mc="http://schemas.openxmlformats.org/markup-compatibility/2006" xmlns:r="http://schemas.openxmlformats.org/officeDocument/2006/relationships" xmlns:w="http://schemas.openxmlformats.org/wordprocessingml/2006/main" xmlns:w14="http://schemas.microsoft.com/office/word/2010/wordml" xmlns:w15="http://schemas.microsoft.com/office/word/2012/wordml" xmlns:w16cex="http://schemas.microsoft.com/office/word/2018/wordml/cex" xmlns:w16cid="http://schemas.microsoft.com/office/word/2016/wordml/cid" xmlns:w16="http://schemas.microsoft.com/office/word/2018/wordml" xmlns:w16sdtdh="http://schemas.microsoft.com/office/word/2020/wordml/sdtdatahash" xmlns:w16se="http://schemas.microsoft.com/office/word/2015/wordml/symex" mc:Ignorable="w14 w15 w16se w16cid w16 w16cex w16sdtdh">
+<w:styles xmlns:mc="http://schemas.openxmlformats.org/markup-compatibility/2006" xmlns:r="http://schemas.openxmlformats.org/officeDocument/2006/relationships" xmlns:w="http://schemas.openxmlformats.org/wordprocessingml/2006/main" xmlns:w14="http://schemas.microsoft.com/office/word/2010/wordml" xmlns:w15="http://schemas.microsoft.com/office/word/2012/wordml" xmlns:w16cex="http://schemas.microsoft.com/office/word/2018/wordml/cex" xmlns:w16cid="http://schemas.microsoft.com/office/word/2016/wordml/cid" xmlns:w16="http://schemas.microsoft.com/office/word/2018/wordml" xmlns:w16du="http://schemas.microsoft.com/office/word/2023/wordml/word16du" xmlns:w16sdtdh="http://schemas.microsoft.com/office/word/2020/wordml/sdtdatahash" xmlns:w16sdtfl="http://schemas.microsoft.com/office/word/2024/wordml/sdtformatlock" xmlns:w16se="http://schemas.microsoft.com/office/word/2015/wordml/symex" mc:Ignorable="w14 w15 w16se w16cid w16 w16cex w16sdtdh w16sdtfl w16du">
   <w:docDefaults>
     <w:rPrDefault>
       <w:rPr>
@@ -5092,7 +8059,7 @@
 </file>
 
 <file path=word/glossary/webSettings.xml><?xml version="1.0" encoding="utf-8"?>
-<w:webSettings xmlns:mc="http://schemas.openxmlformats.org/markup-compatibility/2006" xmlns:r="http://schemas.openxmlformats.org/officeDocument/2006/relationships" xmlns:w="http://schemas.openxmlformats.org/wordprocessingml/2006/main" xmlns:w14="http://schemas.microsoft.com/office/word/2010/wordml" xmlns:w15="http://schemas.microsoft.com/office/word/2012/wordml" xmlns:w16cex="http://schemas.microsoft.com/office/word/2018/wordml/cex" xmlns:w16cid="http://schemas.microsoft.com/office/word/2016/wordml/cid" xmlns:w16="http://schemas.microsoft.com/office/word/2018/wordml" xmlns:w16sdtdh="http://schemas.microsoft.com/office/word/2020/wordml/sdtdatahash" xmlns:w16se="http://schemas.microsoft.com/office/word/2015/wordml/symex" mc:Ignorable="w14 w15 w16se w16cid w16 w16cex w16sdtdh">
+<w:webSettings xmlns:mc="http://schemas.openxmlformats.org/markup-compatibility/2006" xmlns:r="http://schemas.openxmlformats.org/officeDocument/2006/relationships" xmlns:w="http://schemas.openxmlformats.org/wordprocessingml/2006/main" xmlns:w14="http://schemas.microsoft.com/office/word/2010/wordml" xmlns:w15="http://schemas.microsoft.com/office/word/2012/wordml" xmlns:w16cex="http://schemas.microsoft.com/office/word/2018/wordml/cex" xmlns:w16cid="http://schemas.microsoft.com/office/word/2016/wordml/cid" xmlns:w16="http://schemas.microsoft.com/office/word/2018/wordml" xmlns:w16du="http://schemas.microsoft.com/office/word/2023/wordml/word16du" xmlns:w16sdtdh="http://schemas.microsoft.com/office/word/2020/wordml/sdtdatahash" xmlns:w16sdtfl="http://schemas.microsoft.com/office/word/2024/wordml/sdtformatlock" xmlns:w16se="http://schemas.microsoft.com/office/word/2015/wordml/symex" mc:Ignorable="w14 w15 w16se w16cid w16 w16cex w16sdtdh w16sdtfl w16du">
   <w:optimizeForBrowser/>
   <w:allowPNG/>
 </w:webSettings>
@@ -5417,9 +8384,9 @@
     <we:reference id="WA104382081" version="1.55.1.0" store="" storeType="OMEX"/>
   </we:alternateReferences>
   <we:properties>
-    <we:property name="MENDELEY_BIBLIOGRAPHY_IS_DIRTY" value="false"/>
-    <we:property name="MENDELEY_BIBLIOGRAPHY_LAST_MODIFIED" value="1786752697351"/>
-    <we:property name="MENDELEY_CITATIONS" value="[{&quot;citationID&quot;:&quot;MENDELEY_CITATION_0120d81a-7b19-440f-8902-e9bddfa00e77&quot;,&quot;properties&quot;:{&quot;noteIndex&quot;:0,&quot;mode&quot;:&quot;composite&quot;},&quot;isEdited&quot;:false,&quot;manualOverride&quot;:{&quot;isManuallyOverridden&quot;:false,&quot;citeprocText&quot;:&quot;Maurizio y Monsalvo (2021)&quot;,&quot;manualOverrideText&quot;:&quot;&quot;},&quot;citationItems&quot;:[{&quot;displayAs&quot;:&quot;composite&quot;,&quot;label&quot;:&quot;page&quot;,&quot;id&quot;:&quot;c82d7370-a54f-3002-bea9-b30cb16052c5&quot;,&quot;itemData&quot;:{&quot;type&quot;:&quot;book&quot;,&quot;id&quot;:&quot;c82d7370-a54f-3002-bea9-b30cb16052c5&quot;,&quot;title&quot;:&quot;Informality, labour transitions, and the livelihoods of workers in Latin America&quot;,&quot;author&quot;:[{&quot;family&quot;:&quot;Maurizio&quot;,&quot;given&quot;:&quot;Roxana&quot;,&quot;parse-names&quot;:false,&quot;dropping-particle&quot;:&quot;&quot;,&quot;non-dropping-particle&quot;:&quot;&quot;},{&quot;family&quot;:&quot;Monsalvo&quot;,&quot;given&quot;:&quot;Ana Paula&quot;,&quot;parse-names&quot;:false,&quot;dropping-particle&quot;:&quot;&quot;,&quot;non-dropping-particle&quot;:&quot;&quot;}],&quot;DOI&quot;:&quot;10.35188/UNU-WIDER/2021/953-2&quot;,&quot;ISBN&quot;:&quot;9789292569532&quot;,&quot;issued&quot;:{&quot;date-parts&quot;:[[2021]]},&quot;publisher&quot;:&quot;United Nations&quot;,&quot;volume&quot;:&quot;2021&quot;,&quot;container-title-short&quot;:&quot;&quot;},&quot;isTemporary&quot;:false,&quot;suppress-author&quot;:false,&quot;composite&quot;:true,&quot;author-only&quot;:false}],&quot;citationTag&quot;:&quot;MENDELEY_CITATION_v3_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&quot;},{&quot;citationID&quot;:&quot;MENDELEY_CITATION_9f2cd135-aa33-42a9-869a-f189950873e1&quot;,&quot;properties&quot;:{&quot;noteIndex&quot;:0,&quot;mode&quot;:&quot;composite&quot;},&quot;isEdited&quot;:false,&quot;manualOverride&quot;:{&quot;isManuallyOverridden&quot;:true,&quot;citeprocText&quot;:&quot;Instituto Nacional de Estadística y Censos (2026)&quot;,&quot;manualOverrideText&quot;:&quot;Instituto Nacional de Estadística y Censos (INDEC, 2026)&quot;},&quot;citationTag&quot;:&quot;MENDELEY_CITATION_v3_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&quot;,&quot;citationItems&quot;:[{&quot;displayAs&quot;:&quot;composite&quot;,&quot;label&quot;:&quot;page&quot;,&quot;id&quot;:&quot;7b545d73-8fc9-3173-9c1e-525ff39e8427&quot;,&quot;itemData&quot;:{&quot;type&quot;:&quot;webpage&quot;,&quot;id&quot;:&quot;7b545d73-8fc9-3173-9c1e-525ff39e8427&quot;,&quot;title&quot;:&quot;Bases de datos&quot;,&quot;author&quot;:[{&quot;family&quot;:&quot;Instituto Nacional de Estadística y Censos&quot;,&quot;given&quot;:&quot;&quot;,&quot;parse-names&quot;:false,&quot;dropping-particle&quot;:&quot;&quot;,&quot;non-dropping-particle&quot;:&quot;&quot;}],&quot;accessed&quot;:{&quot;date-parts&quot;:[[2026,7,2]]},&quot;URL&quot;:&quot;https://www.indec.gob.ar/indec/web/Institucional-Indec-BasesDeDatos&quot;,&quot;issued&quot;:{&quot;date-parts&quot;:[[2026]]},&quot;container-title-short&quot;:&quot;&quot;},&quot;isTemporary&quot;:false,&quot;suppress-author&quot;:false,&quot;composite&quot;:true,&quot;author-only&quot;:false}]},{&quot;citationID&quot;:&quot;MENDELEY_CITATION_ed77efd7-23af-485b-a4ec-c9220726dd30&quot;,&quot;properties&quot;:{&quot;noteIndex&quot;:0,&quot;mode&quot;:&quot;composite&quot;},&quot;isEdited&quot;:false,&quot;manualOverride&quot;:{&quot;isManuallyOverridden&quot;:false,&quot;citeprocText&quot;:&quot;Maurizio y Monsalvo (2021)&quot;,&quot;manualOverrideText&quot;:&quot;&quot;},&quot;citationItems&quot;:[{&quot;displayAs&quot;:&quot;composite&quot;,&quot;label&quot;:&quot;page&quot;,&quot;id&quot;:&quot;c82d7370-a54f-3002-bea9-b30cb16052c5&quot;,&quot;itemData&quot;:{&quot;type&quot;:&quot;book&quot;,&quot;id&quot;:&quot;c82d7370-a54f-3002-bea9-b30cb16052c5&quot;,&quot;title&quot;:&quot;Informality, labour transitions, and the livelihoods of workers in Latin America&quot;,&quot;author&quot;:[{&quot;family&quot;:&quot;Maurizio&quot;,&quot;given&quot;:&quot;Roxana&quot;,&quot;parse-names&quot;:false,&quot;dropping-particle&quot;:&quot;&quot;,&quot;non-dropping-particle&quot;:&quot;&quot;},{&quot;family&quot;:&quot;Monsalvo&quot;,&quot;given&quot;:&quot;Ana Paula&quot;,&quot;parse-names&quot;:false,&quot;dropping-particle&quot;:&quot;&quot;,&quot;non-dropping-particle&quot;:&quot;&quot;}],&quot;DOI&quot;:&quot;10.35188/UNU-WIDER/2021/953-2&quot;,&quot;ISBN&quot;:&quot;9789292569532&quot;,&quot;issued&quot;:{&quot;date-parts&quot;:[[2021]]},&quot;publisher&quot;:&quot;United Nations&quot;,&quot;volume&quot;:&quot;2021&quot;,&quot;container-title-short&quot;:&quot;&quot;},&quot;isTemporary&quot;:false,&quot;suppress-author&quot;:false,&quot;composite&quot;:true,&quot;author-only&quot;:false}],&quot;citationTag&quot;:&quot;MENDELEY_CITATION_v3_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&quot;},{&quot;citationID&quot;:&quot;MENDELEY_CITATION_5fc38c5d-802c-4d3a-84e3-63307176e9a6&quot;,&quot;properties&quot;:{&quot;noteIndex&quot;:0,&quot;mode&quot;:&quot;composite&quot;},&quot;isEdited&quot;:false,&quot;manualOverride&quot;:{&quot;isManuallyOverridden&quot;:true,&quot;citeprocText&quot;:&quot;Instituto Nacional de Estadística y Censos (2026)&quot;,&quot;manualOverrideText&quot;:&quot;Instituto Nacional de Estadística y Censos (INDEC, 2026)&quot;},&quot;citationTag&quot;:&quot;MENDELEY_CITATION_v3_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&quot;,&quot;citationItems&quot;:[{&quot;displayAs&quot;:&quot;composite&quot;,&quot;label&quot;:&quot;page&quot;,&quot;id&quot;:&quot;7b545d73-8fc9-3173-9c1e-525ff39e8427&quot;,&quot;itemData&quot;:{&quot;type&quot;:&quot;webpage&quot;,&quot;id&quot;:&quot;7b545d73-8fc9-3173-9c1e-525ff39e8427&quot;,&quot;title&quot;:&quot;Bases de datos&quot;,&quot;author&quot;:[{&quot;family&quot;:&quot;Instituto Nacional de Estadística y Censos&quot;,&quot;given&quot;:&quot;&quot;,&quot;parse-names&quot;:false,&quot;dropping-particle&quot;:&quot;&quot;,&quot;non-dropping-particle&quot;:&quot;&quot;}],&quot;accessed&quot;:{&quot;date-parts&quot;:[[2026,7,2]]},&quot;URL&quot;:&quot;https://www.indec.gob.ar/indec/web/Institucional-Indec-BasesDeDatos&quot;,&quot;issued&quot;:{&quot;date-parts&quot;:[[2026]]},&quot;container-title-short&quot;:&quot;&quot;},&quot;isTemporary&quot;:false,&quot;suppress-author&quot;:false,&quot;composite&quot;:true,&quot;author-only&quot;:false}]},{&quot;citationID&quot;:&quot;MENDELEY_CITATION_44093064-36fd-4297-8b5b-7d253c3fe46d&quot;,&quot;properties&quot;:{&quot;noteIndex&quot;:0,&quot;mode&quot;:&quot;composite&quot;},&quot;isEdited&quot;:false,&quot;manualOverride&quot;:{&quot;isManuallyOverridden&quot;:false,&quot;citeprocText&quot;:&quot;Maurizio y Monsalvo (2021)&quot;,&quot;manualOverrideText&quot;:&quot;&quot;},&quot;citationItems&quot;:[{&quot;displayAs&quot;:&quot;composite&quot;,&quot;label&quot;:&quot;page&quot;,&quot;id&quot;:&quot;c82d7370-a54f-3002-bea9-b30cb16052c5&quot;,&quot;itemData&quot;:{&quot;type&quot;:&quot;book&quot;,&quot;id&quot;:&quot;c82d7370-a54f-3002-bea9-b30cb16052c5&quot;,&quot;title&quot;:&quot;Informality, labour transitions, and the livelihoods of workers in Latin America&quot;,&quot;author&quot;:[{&quot;family&quot;:&quot;Maurizio&quot;,&quot;given&quot;:&quot;Roxana&quot;,&quot;parse-names&quot;:false,&quot;dropping-particle&quot;:&quot;&quot;,&quot;non-dropping-particle&quot;:&quot;&quot;},{&quot;family&quot;:&quot;Monsalvo&quot;,&quot;given&quot;:&quot;Ana Paula&quot;,&quot;parse-names&quot;:false,&quot;dropping-particle&quot;:&quot;&quot;,&quot;non-dropping-particle&quot;:&quot;&quot;}],&quot;DOI&quot;:&quot;10.35188/UNU-WIDER/2021/953-2&quot;,&quot;ISBN&quot;:&quot;9789292569532&quot;,&quot;issued&quot;:{&quot;date-parts&quot;:[[2021]]},&quot;publisher&quot;:&quot;United Nations&quot;,&quot;volume&quot;:&quot;2021&quot;,&quot;container-title-short&quot;:&quot;&quot;},&quot;isTemporary&quot;:false,&quot;suppress-author&quot;:false,&quot;composite&quot;:true,&quot;author-only&quot;:false}],&quot;citationTag&quot;:&quot;MENDELEY_CITATION_v3_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&quot;}]"/>
+    <we:property name="MENDELEY_BIBLIOGRAPHY_IS_DIRTY" value="true"/>
+    <we:property name="MENDELEY_BIBLIOGRAPHY_LAST_MODIFIED" value="1788308353512"/>
+    <we:property name="MENDELEY_CITATIONS" value="[{&quot;citationID&quot;:&quot;MENDELEY_CITATION_51c1fb04-2a10-43ab-97e1-1265803c3e15&quot;,&quot;properties&quot;:{&quot;noteIndex&quot;:0,&quot;mode&quot;:&quot;composite&quot;},&quot;isEdited&quot;:false,&quot;manualOverride&quot;:{&quot;isManuallyOverridden&quot;:true,&quot;citeprocText&quot;:&quot;Instituto Nacional de Estadística y Censos (2026)&quot;,&quot;manualOverrideText&quot;:&quot;Instituto Nacional de Estadística y Censos (INDEC, 2026)&quot;},&quot;citationTag&quot;:&quot;MENDELEY_CITATION_v3_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&quot;,&quot;citationItems&quot;:[{&quot;displayAs&quot;:&quot;composite&quot;,&quot;label&quot;:&quot;page&quot;,&quot;id&quot;:&quot;7b545d73-8fc9-3173-9c1e-525ff39e8427&quot;,&quot;itemData&quot;:{&quot;type&quot;:&quot;webpage&quot;,&quot;id&quot;:&quot;7b545d73-8fc9-3173-9c1e-525ff39e8427&quot;,&quot;title&quot;:&quot;Bases de datos&quot;,&quot;author&quot;:[{&quot;family&quot;:&quot;Instituto Nacional de Estadística y Censos&quot;,&quot;given&quot;:&quot;&quot;,&quot;parse-names&quot;:false,&quot;dropping-particle&quot;:&quot;&quot;,&quot;non-dropping-particle&quot;:&quot;&quot;}],&quot;accessed&quot;:{&quot;date-parts&quot;:[[2026,7,2]]},&quot;URL&quot;:&quot;https://www.indec.gob.ar/indec/web/Institucional-Indec-BasesDeDatos&quot;,&quot;issued&quot;:{&quot;date-parts&quot;:[[2026]]},&quot;container-title-short&quot;:&quot;&quot;},&quot;isTemporary&quot;:false,&quot;suppress-author&quot;:false,&quot;composite&quot;:true,&quot;author-only&quot;:false}]}]"/>
     <we:property name="MENDELEY_CITATIONS_LOCALE_CODE" value="&quot;es-MX&quot;"/>
     <we:property name="MENDELEY_CITATIONS_STYLE" value="{&quot;id&quot;:&quot;https://csl.mendeley.com/styles/602649801/apa&quot;,&quot;title&quot;:&quot;American Psychological Association 7th edition - Versión en español AcSo&quot;,&quot;format&quot;:&quot;author-date&quot;,&quot;defaultLocale&quot;:null,&quot;isLocaleCodeValid&quot;:true}"/>
   </we:properties>
@@ -5477,10 +8444,6 @@
 </file>
 
 <file path=customXml/item1.xml><?xml version="1.0" encoding="utf-8"?>
-<b:Sources xmlns:b="http://schemas.openxmlformats.org/officeDocument/2006/bibliography" xmlns="http://schemas.openxmlformats.org/officeDocument/2006/bibliography" SelectedStyle="/APASixthEditionOfficeOnline.xsl" StyleName="APA" Version="6"/>
-</file>
-
-<file path=customXml/item2.xml><?xml version="1.0" encoding="utf-8"?>
 <ct:contentTypeSchema xmlns:ct="http://schemas.microsoft.com/office/2006/metadata/contentType" xmlns:ma="http://schemas.microsoft.com/office/2006/metadata/properties/metaAttributes" ct:_="" ma:_="" ma:contentTypeName="Documento" ma:contentTypeID="0x01010006ACA7DB3593B24E887290A71F51A18F" ma:contentTypeVersion="10" ma:contentTypeDescription="Crear nuevo documento." ma:contentTypeScope="" ma:versionID="5fde8b866a40f115df17144418c3774a">
   <xsd:schema xmlns:xsd="http://www.w3.org/2001/XMLSchema" xmlns:xs="http://www.w3.org/2001/XMLSchema" xmlns:p="http://schemas.microsoft.com/office/2006/metadata/properties" xmlns:ns2="e62bc30b-b884-4ee1-b0ab-e2e35dfacfd5" targetNamespace="http://schemas.microsoft.com/office/2006/metadata/properties" ma:root="true" ma:fieldsID="722d0d74b5f1a0e9a135ab2398c17b72" ns2:_="">
     <xsd:import namespace="e62bc30b-b884-4ee1-b0ab-e2e35dfacfd5"/>
@@ -5660,7 +8623,20 @@
 </ct:contentTypeSchema>
 </file>
 
+<file path=customXml/item2.xml><?xml version="1.0" encoding="utf-8"?>
+<b:Sources xmlns:b="http://schemas.openxmlformats.org/officeDocument/2006/bibliography" xmlns="http://schemas.openxmlformats.org/officeDocument/2006/bibliography" SelectedStyle="/APASixthEditionOfficeOnline.xsl" StyleName="APA" Version="6"/>
+</file>
+
 <file path=customXml/item3.xml><?xml version="1.0" encoding="utf-8"?>
+<?mso-contentType ?>
+<FormTemplates xmlns="http://schemas.microsoft.com/sharepoint/v3/contenttype/forms">
+  <Display>DocumentLibraryForm</Display>
+  <Edit>DocumentLibraryForm</Edit>
+  <New>DocumentLibraryForm</New>
+</FormTemplates>
+</file>
+
+<file path=customXml/item4.xml><?xml version="1.0" encoding="utf-8"?>
 <p:properties xmlns:p="http://schemas.microsoft.com/office/2006/metadata/properties" xmlns:xsi="http://www.w3.org/2001/XMLSchema-instance" xmlns:pc="http://schemas.microsoft.com/office/infopath/2007/PartnerControls">
   <documentManagement>
     <Nro xmlns="e62bc30b-b884-4ee1-b0ab-e2e35dfacfd5">0</Nro>
@@ -5669,24 +8645,7 @@
 </p:properties>
 </file>
 
-<file path=customXml/item4.xml><?xml version="1.0" encoding="utf-8"?>
-<?mso-contentType ?>
-<FormTemplates xmlns="http://schemas.microsoft.com/sharepoint/v3/contenttype/forms">
-  <Display>DocumentLibraryForm</Display>
-  <Edit>DocumentLibraryForm</Edit>
-  <New>DocumentLibraryForm</New>
-</FormTemplates>
-</file>
-
 <file path=customXml/itemProps1.xml><?xml version="1.0" encoding="utf-8"?>
-<ds:datastoreItem xmlns:ds="http://schemas.openxmlformats.org/officeDocument/2006/customXml" ds:itemID="{BE0E3CBB-9640-C643-97A5-411B9F838128}">
-  <ds:schemaRefs>
-    <ds:schemaRef ds:uri="http://schemas.openxmlformats.org/officeDocument/2006/bibliography"/>
-  </ds:schemaRefs>
-</ds:datastoreItem>
-</file>
-
-<file path=customXml/itemProps2.xml><?xml version="1.0" encoding="utf-8"?>
 <ds:datastoreItem xmlns:ds="http://schemas.openxmlformats.org/officeDocument/2006/customXml" ds:itemID="{BB19413B-A659-4239-B251-6BE967D5DACB}">
   <ds:schemaRefs>
     <ds:schemaRef ds:uri="http://schemas.microsoft.com/office/2006/metadata/contentType"/>
@@ -5704,7 +8663,23 @@
 </ds:datastoreItem>
 </file>
 
+<file path=customXml/itemProps2.xml><?xml version="1.0" encoding="utf-8"?>
+<ds:datastoreItem xmlns:ds="http://schemas.openxmlformats.org/officeDocument/2006/customXml" ds:itemID="{BE0E3CBB-9640-C643-97A5-411B9F838128}">
+  <ds:schemaRefs>
+    <ds:schemaRef ds:uri="http://schemas.openxmlformats.org/officeDocument/2006/bibliography"/>
+  </ds:schemaRefs>
+</ds:datastoreItem>
+</file>
+
 <file path=customXml/itemProps3.xml><?xml version="1.0" encoding="utf-8"?>
+<ds:datastoreItem xmlns:ds="http://schemas.openxmlformats.org/officeDocument/2006/customXml" ds:itemID="{7E3075BF-FDAF-4D4D-8DC1-23126609A178}">
+  <ds:schemaRefs>
+    <ds:schemaRef ds:uri="http://schemas.microsoft.com/sharepoint/v3/contenttype/forms"/>
+  </ds:schemaRefs>
+</ds:datastoreItem>
+</file>
+
+<file path=customXml/itemProps4.xml><?xml version="1.0" encoding="utf-8"?>
 <ds:datastoreItem xmlns:ds="http://schemas.openxmlformats.org/officeDocument/2006/customXml" ds:itemID="{DAAF528F-7240-408A-9BF0-E37AC9702D32}">
   <ds:schemaRefs>
     <ds:schemaRef ds:uri="http://schemas.microsoft.com/office/2006/metadata/properties"/>
@@ -5712,12 +8687,4 @@
     <ds:schemaRef ds:uri="e62bc30b-b884-4ee1-b0ab-e2e35dfacfd5"/>
   </ds:schemaRefs>
 </ds:datastoreItem>
-</file>
-
-<file path=customXml/itemProps4.xml><?xml version="1.0" encoding="utf-8"?>
-<ds:datastoreItem xmlns:ds="http://schemas.openxmlformats.org/officeDocument/2006/customXml" ds:itemID="{7E3075BF-FDAF-4D4D-8DC1-23126609A178}">
-  <ds:schemaRefs>
-    <ds:schemaRef ds:uri="http://schemas.microsoft.com/sharepoint/v3/contenttype/forms"/>
-  </ds:schemaRefs>
-</ds:datastoreItem>
 </file>
--- a/TP4/TP4_Programacion_Grupo3.docx
+++ b/TP4/TP4_Programacion_Grupo3.docx
@@ -2486,6 +2486,7 @@
                 <w:szCs w:val="20"/>
               </w:rPr>
             </w:pPr>
+            <w:proofErr w:type="spellStart"/>
             <w:r>
               <w:rPr>
                 <w:b/>
@@ -2495,6 +2496,7 @@
               </w:rPr>
               <w:t>Accuacy</w:t>
             </w:r>
+            <w:proofErr w:type="spellEnd"/>
             <w:r>
               <w:rPr>
                 <w:b/>
@@ -4409,6 +4411,7 @@
     <w:p>
       <w:pPr>
         <w:pStyle w:val="Sinespaciado"/>
+        <w:spacing w:after="240"/>
         <w:ind w:left="1843" w:right="1983"/>
       </w:pPr>
       <w:r>
@@ -4463,7 +4466,19 @@
         <w:rPr>
           <w:lang w:val="es-US"/>
         </w:rPr>
-        <w:t>Este código utilicé para el TP3, muéstrame las bases utilizadas y que corresponde a cada una</w:t>
+        <w:t>Este código utilicé para el TP3, muéstrame las bases utilizadas y qu</w:t>
+      </w:r>
+      <w:r>
+        <w:rPr>
+          <w:lang w:val="es-US"/>
+        </w:rPr>
+        <w:t>é</w:t>
+      </w:r>
+      <w:r>
+        <w:rPr>
+          <w:lang w:val="es-US"/>
+        </w:rPr>
+        <w:t xml:space="preserve"> corresponde a cada una</w:t>
       </w:r>
     </w:p>
     <w:p>
@@ -4484,7 +4499,10 @@
     </w:p>
     <w:p>
       <w:r>
-        <w:t xml:space="preserve">Un aspecto que creo que se puede mejorar, es que en la consigna se menciona que se realizará la técnica de </w:t>
+        <w:t>Un aspecto que creo que se puede me</w:t>
+      </w:r>
+      <w:r>
+        <w:t xml:space="preserve">jorar es que en la consigna se menciona que se realizará la técnica de </w:t>
       </w:r>
       <w:proofErr w:type="spellStart"/>
       <w:r>
@@ -4500,20 +4518,54 @@
       </w:r>
       <w:proofErr w:type="spellEnd"/>
       <w:r>
-        <w:t xml:space="preserve"> sobre toda la base, yo creo que eso podría elevar las métricas de precisión finales, </w:t>
-      </w:r>
-      <w:proofErr w:type="spellStart"/>
-      <w:r>
-        <w:t>por que</w:t>
-      </w:r>
-      <w:proofErr w:type="spellEnd"/>
-      <w:r>
-        <w:t xml:space="preserve"> no hay nada contra que comparar. Crees que lo que digo es válido teóricamente?</w:t>
+        <w:t xml:space="preserve"> sobre toda la base; yo creo que eso podría elevar las métricas de precisión finales porque no hay nada con qué</w:t>
+      </w:r>
+      <w:r>
+        <w:t xml:space="preserve"> c</w:t>
+      </w:r>
+      <w:r>
+        <w:t xml:space="preserve">omparar. </w:t>
+      </w:r>
+      <w:r>
+        <w:t>¿</w:t>
+      </w:r>
+      <w:r>
+        <w:t>Crees que lo que digo es teóricamente</w:t>
+      </w:r>
+      <w:r>
+        <w:t xml:space="preserve"> válido</w:t>
+      </w:r>
+      <w:r>
+        <w:t>?</w:t>
       </w:r>
     </w:p>
     <w:p>
       <w:r>
-        <w:t>Perfecto, entonces lo adecuado es trabajar con datos de entrenamiento y testeo, eso es lo primero que quiero que realices, dame el código para eso.</w:t>
+        <w:t xml:space="preserve">Perfecto, entonces lo adecuado es trabajar con datos de entrenamiento y </w:t>
+      </w:r>
+      <w:r>
+        <w:t xml:space="preserve">de </w:t>
+      </w:r>
+      <w:r>
+        <w:t>testeo</w:t>
+      </w:r>
+      <w:r>
+        <w:t>.</w:t>
+      </w:r>
+      <w:r>
+        <w:t xml:space="preserve"> </w:t>
+      </w:r>
+      <w:r>
+        <w:t>E</w:t>
+      </w:r>
+      <w:r>
+        <w:t>so es lo primero que quiero que realices</w:t>
+      </w:r>
+      <w:r>
+        <w:t>;</w:t>
+      </w:r>
+      <w:r>
+        <w:t xml:space="preserve"> dame el código para eso.</w:t>
       </w:r>
     </w:p>
     <w:p>
@@ -4647,7 +4699,19 @@
         <w:rPr>
           <w:lang w:val="es-US"/>
         </w:rPr>
-        <w:t xml:space="preserve"> en los resultados de la última celda del cuaderno.</w:t>
+        <w:t xml:space="preserve"> en la última celda</w:t>
+      </w:r>
+      <w:r>
+        <w:rPr>
+          <w:lang w:val="es-US"/>
+        </w:rPr>
+        <w:t xml:space="preserve"> de los resultados</w:t>
+      </w:r>
+      <w:r>
+        <w:rPr>
+          <w:lang w:val="es-US"/>
+        </w:rPr>
+        <w:t xml:space="preserve"> del cuaderno.</w:t>
       </w:r>
     </w:p>
     <w:p>
@@ -7524,6 +7588,7 @@
     <w:rsid w:val="00700D70"/>
     <w:rsid w:val="0076750D"/>
     <w:rsid w:val="0077239B"/>
+    <w:rsid w:val="007D1196"/>
     <w:rsid w:val="007F3532"/>
     <w:rsid w:val="0082012A"/>
     <w:rsid w:val="008724E2"/>
@@ -7542,7 +7607,6 @@
     <w:rsid w:val="00D348EA"/>
     <w:rsid w:val="00DA4981"/>
     <w:rsid w:val="00DB5DAE"/>
-    <w:rsid w:val="00DE28E6"/>
     <w:rsid w:val="00DF55B8"/>
     <w:rsid w:val="00E05EEF"/>
     <w:rsid w:val="00E305CE"/>

--- a/TP4/TP4_Programacion_Grupo3.docx
+++ b/TP4/TP4_Programacion_Grupo3.docx
@@ -680,15 +680,7 @@
         <w:t xml:space="preserve">Con el fin de validar </w:t>
       </w:r>
       <w:r>
-        <w:t xml:space="preserve">rigurosamente la elección de la penalidad óptima, la base de datos se dividió previamente en un conjunto de entrenamiento y otro de testeo, de modo que el </w:t>
-      </w:r>
-      <w:proofErr w:type="spellStart"/>
-      <w:r>
-        <w:t>hiperparámetro</w:t>
-      </w:r>
-      <w:proofErr w:type="spellEnd"/>
-      <w:r>
-        <w:t xml:space="preserve"> λ se seleccionara mediante validación cruzada utilizando exclusivamente los datos de entrenamiento, sin ningún contacto</w:t>
+        <w:t>rigurosamente la elección de la penalidad óptima, la base de datos se dividió previamente en un conjunto de entrenamiento y otro de testeo, de modo que el hiperparámetro λ se seleccionara mediante validación cruzada utilizando exclusivamente los datos de entrenamiento, sin ningún contacto</w:t>
       </w:r>
       <w:r>
         <w:t xml:space="preserve"> con el conjunto de testeo. Una vez confirmado que el valor de λ seleccionado generaliza adecuadamente a datos no utilizados durante el ajuste, se optó por reestimar los modelos finales utilizando la totalidad de la base disponible, ya que esto permite obtener coeficientes más precisos y estables sin comprometer la validez del proceso de selección, que ya había sido realizado de forma honesta sobre el conjunto de entrenamiento.</w:t>
@@ -1243,7 +1235,31 @@
         <w:rPr>
           <w:lang w:val="es-PE"/>
         </w:rPr>
-        <w:t xml:space="preserve"> el conjunto de entrenamiento. Para ambas técnicas, el error se mantiene bajo y estable en un rango amplio de penalidades pequeñas y recién comienza a deteriorarse de forma marcada cuando la penalidad se vuelve muy alta. En ese punto de deterioro, LASSO se estabiliza en un error </w:t>
+        <w:t xml:space="preserve"> el conjunto de entrenamiento. Para ambas técnicas, el error se mantiene bajo y estable en un amplio</w:t>
+      </w:r>
+      <w:r>
+        <w:rPr>
+          <w:lang w:val="es-PE"/>
+        </w:rPr>
+        <w:t xml:space="preserve"> rango</w:t>
+      </w:r>
+      <w:r>
+        <w:rPr>
+          <w:lang w:val="es-PE"/>
+        </w:rPr>
+        <w:t xml:space="preserve"> de penalidades pequeñas</w:t>
+      </w:r>
+      <w:r>
+        <w:rPr>
+          <w:lang w:val="es-PE"/>
+        </w:rPr>
+        <w:t>,</w:t>
+      </w:r>
+      <w:r>
+        <w:rPr>
+          <w:lang w:val="es-PE"/>
+        </w:rPr>
+        <w:t xml:space="preserve"> y recién comienza a deteriorarse de forma marcada cuando la penalidad se vuelve muy alta. En ese punto de deterioro, LASSO se estabiliza en un error </w:t>
       </w:r>
       <w:r>
         <w:rPr>
@@ -1479,6 +1495,7 @@
       <w:pPr>
         <w:pStyle w:val="Descripcin"/>
         <w:keepNext/>
+        <w:ind w:left="1560" w:right="1416"/>
       </w:pPr>
       <w:r>
         <w:t xml:space="preserve">Tabla </w:t>
@@ -1496,7 +1513,7 @@
         <w:rPr>
           <w:noProof/>
         </w:rPr>
-        <w:t>2</w:t>
+        <w:t>1</w:t>
       </w:r>
       <w:r>
         <w:fldChar w:fldCharType="end"/>
@@ -1538,6 +1555,7 @@
     <w:p>
       <w:pPr>
         <w:pStyle w:val="Sinespaciado"/>
+        <w:jc w:val="center"/>
         <w:rPr>
           <w:lang w:val="es-US"/>
         </w:rPr>
@@ -1549,9 +1567,9 @@
           <w:noProof/>
         </w:rPr>
         <w:drawing>
-          <wp:inline distT="0" distB="0" distL="0" distR="0" wp14:anchorId="4CB65634" wp14:editId="0A15F624">
-            <wp:extent cx="6654800" cy="3013710"/>
-            <wp:effectExtent l="0" t="0" r="0" b="0"/>
+          <wp:inline distT="0" distB="0" distL="0" distR="0" wp14:anchorId="4CB65634" wp14:editId="76BA229F">
+            <wp:extent cx="4692216" cy="1837055"/>
+            <wp:effectExtent l="0" t="0" r="0" b="4445"/>
             <wp:docPr id="6" name="Imagen 6"/>
             <wp:cNvGraphicFramePr>
               <a:graphicFrameLocks xmlns:a="http://schemas.openxmlformats.org/drawingml/2006/main" noChangeAspect="1"/>
@@ -1581,7 +1599,7 @@
                   <pic:spPr bwMode="auto">
                     <a:xfrm>
                       <a:off x="0" y="0"/>
-                      <a:ext cx="6654800" cy="3013710"/>
+                      <a:ext cx="4941096" cy="1934494"/>
                     </a:xfrm>
                     <a:prstGeom prst="rect">
                       <a:avLst/>
@@ -1602,6 +1620,7 @@
       <w:pPr>
         <w:pStyle w:val="Sinespaciado"/>
         <w:spacing w:after="240"/>
+        <w:ind w:left="1560" w:right="1557"/>
         <w:rPr>
           <w:i/>
           <w:iCs/>
@@ -1639,7 +1658,31 @@
         <w:rPr>
           <w:lang w:val="es-PE"/>
         </w:rPr>
-        <w:t xml:space="preserve">Con el objetivo de contar con una estimación lo más precisa posible para la interpretación final, los tres modelos (logit sin penalidad, LASSO y Ridge) se reestimaron sobre la totalidad de la base disponible, combinando el conjunto de entrenamiento y el de testeo utilizados previamente para validar la elección de la penalidad óptima. Esta decisión responde a que, una vez confirmado que el valor de λ seleccionado por validación cruzada generaliza adecuadamente a datos no utilizados en el entrenamiento, resulta apropiado aprovechar toda la información disponible para </w:t>
+        <w:t xml:space="preserve">Con el objetivo de contar con una estimación lo más precisa posible para la interpretación final, los tres modelos (logit sin penalidad, LASSO y Ridge) se reestimaron sobre la totalidad de la base disponible, combinando el conjunto de entrenamiento y el de testeo utilizados previamente para validar la elección de la penalidad óptima. Esta decisión </w:t>
+      </w:r>
+      <w:r>
+        <w:rPr>
+          <w:lang w:val="es-PE"/>
+        </w:rPr>
+        <w:t>se deb</w:t>
+      </w:r>
+      <w:r>
+        <w:rPr>
+          <w:lang w:val="es-PE"/>
+        </w:rPr>
+        <w:t xml:space="preserve">e a que, una vez confirmado que el valor de λ seleccionado </w:t>
+      </w:r>
+      <w:r>
+        <w:rPr>
+          <w:lang w:val="es-PE"/>
+        </w:rPr>
+        <w:t>mediante</w:t>
+      </w:r>
+      <w:r>
+        <w:rPr>
+          <w:lang w:val="es-PE"/>
+        </w:rPr>
+        <w:t xml:space="preserve"> validación cruzada generaliza adecuadamente a datos no utilizados en el entrenamiento, resulta apropiado aprovechar toda la información disponible para </w:t>
       </w:r>
       <w:r>
         <w:rPr>
@@ -1712,14 +1755,31 @@
         <w:rPr>
           <w:lang w:val="es-PE"/>
         </w:rPr>
-        <w:t xml:space="preserve">n sumamente similares entre sí, tanto en signo como en magnitud. Esto es consistente con el hecho de que la validación cruzada seleccionó valores de penalidad muy bajos (λ = 0,0001 para LASSO y λ = 0,00001 para Ridge), lo cual indica que ninguna de las dos técnicas de regularización encontró evidencia suficiente de sobreajuste como para justificar una penalización más agresiva. En consecuencia, ninguna variable fue eliminada por </w:t>
+        <w:t xml:space="preserve">n sumamente similares entre sí, tanto en signo como en magnitud. Esto es consistente con el hecho de que la validación cruzada seleccionó valores de penalidad muy bajos (λ = 0,0001 para LASSO y λ = 0,00001 para Ridge), lo </w:t>
       </w:r>
       <w:r>
         <w:rPr>
           <w:lang w:val="es-PE"/>
         </w:rPr>
-        <w:lastRenderedPageBreak/>
-        <w:t>LASSO, y los coeficientes de Ridge muestran un achicamiento apenas perceptible respecto del modelo sin penalizar. En definitiva, la regularización no modifica sustancialmente los resultados obtenidos, sino que los confirma</w:t>
+        <w:t>que</w:t>
+      </w:r>
+      <w:r>
+        <w:rPr>
+          <w:lang w:val="es-PE"/>
+        </w:rPr>
+        <w:t xml:space="preserve"> indica que ninguna de las dos técnicas de regularización encontró evidencia suficiente de sobreajuste como para justificar una penalización más agresiva. En consecuencia, ninguna variable fue eliminada por LASSO</w:t>
+      </w:r>
+      <w:r>
+        <w:rPr>
+          <w:lang w:val="es-PE"/>
+        </w:rPr>
+        <w:t>,</w:t>
+      </w:r>
+      <w:r>
+        <w:rPr>
+          <w:lang w:val="es-PE"/>
+        </w:rPr>
+        <w:t xml:space="preserve"> y los coeficientes de Ridge muestran un achicamiento apenas perceptible respecto del modelo sin penalizar. En definitiva, la regularización no modifica sustancialmente los resultados obtenidos, sino que los confirma</w:t>
       </w:r>
       <w:r>
         <w:rPr>
@@ -1768,7 +1828,14 @@
         <w:rPr>
           <w:lang w:val="es-PE"/>
         </w:rPr>
-        <w:t xml:space="preserve">ar los resultados en puntos porcentuales de probabilidad. El EMP de mayor magnitud corresponde a haber </w:t>
+        <w:t xml:space="preserve">ar los resultados en puntos porcentuales </w:t>
+      </w:r>
+      <w:r>
+        <w:rPr>
+          <w:lang w:val="es-PE"/>
+        </w:rPr>
+        <w:lastRenderedPageBreak/>
+        <w:t xml:space="preserve">de probabilidad. El EMP de mayor magnitud corresponde a haber </w:t>
       </w:r>
       <w:r>
         <w:rPr>
@@ -1839,11 +1906,289 @@
           <w:lang w:val="es-US"/>
         </w:rPr>
       </w:pPr>
+      <w:r>
+        <w:rPr>
+          <w:lang w:val="es-US"/>
+        </w:rPr>
+        <w:t>Se utilizó</w:t>
+      </w:r>
+      <w:r>
+        <w:rPr>
+          <w:lang w:val="es-US"/>
+        </w:rPr>
+        <w:t>,</w:t>
+      </w:r>
+      <w:r>
+        <w:rPr>
+          <w:lang w:val="es-US"/>
+        </w:rPr>
+        <w:t xml:space="preserve"> en la estimación del árbol de decisión</w:t>
+      </w:r>
+      <w:r>
+        <w:rPr>
+          <w:lang w:val="es-US"/>
+        </w:rPr>
+        <w:t>,</w:t>
+      </w:r>
+      <w:r>
+        <w:rPr>
+          <w:lang w:val="es-US"/>
+        </w:rPr>
+        <w:t xml:space="preserve"> la técnica de poda por costo de complejidad (CART)</w:t>
+      </w:r>
+      <w:r>
+        <w:rPr>
+          <w:lang w:val="es-US"/>
+        </w:rPr>
+        <w:t>,</w:t>
+      </w:r>
+      <w:r>
+        <w:rPr>
+          <w:lang w:val="es-US"/>
+        </w:rPr>
+        <w:t xml:space="preserve"> </w:t>
+      </w:r>
+      <w:r>
+        <w:rPr>
+          <w:lang w:val="es-US"/>
+        </w:rPr>
+        <w:t>en la qu</w:t>
+      </w:r>
+      <w:r>
+        <w:rPr>
+          <w:lang w:val="es-US"/>
+        </w:rPr>
+        <w:t xml:space="preserve">e se seleccionó el hiperparámetro del instrumento de poda </w:t>
+      </w:r>
+      <w:r>
+        <w:rPr>
+          <w:lang w:val="es-US"/>
+        </w:rPr>
+        <w:t>(</w:t>
+      </w:r>
+      <w:proofErr w:type="spellStart"/>
+      <w:r>
+        <w:rPr>
+          <w:lang w:val="es-US"/>
+        </w:rPr>
+        <w:t>ccp_alpha</w:t>
+      </w:r>
+      <w:proofErr w:type="spellEnd"/>
+      <w:r>
+        <w:rPr>
+          <w:lang w:val="es-US"/>
+        </w:rPr>
+        <w:t>)</w:t>
+      </w:r>
+      <w:r>
+        <w:rPr>
+          <w:lang w:val="es-US"/>
+        </w:rPr>
+        <w:t xml:space="preserve"> </w:t>
+      </w:r>
+      <w:r>
+        <w:rPr>
+          <w:lang w:val="es-US"/>
+        </w:rPr>
+        <w:t>mediante</w:t>
+      </w:r>
+      <w:r>
+        <w:rPr>
+          <w:lang w:val="es-US"/>
+        </w:rPr>
+        <w:t xml:space="preserve"> validación cruzada en 5 </w:t>
+      </w:r>
+      <w:proofErr w:type="spellStart"/>
+      <w:r>
+        <w:rPr>
+          <w:i/>
+          <w:iCs/>
+          <w:lang w:val="es-US"/>
+        </w:rPr>
+        <w:t>folds</w:t>
+      </w:r>
+      <w:proofErr w:type="spellEnd"/>
+      <w:r>
+        <w:rPr>
+          <w:lang w:val="es-US"/>
+        </w:rPr>
+        <w:t xml:space="preserve"> </w:t>
+      </w:r>
+      <w:r>
+        <w:rPr>
+          <w:lang w:val="es-US"/>
+        </w:rPr>
+        <w:t>d</w:t>
+      </w:r>
+      <w:r>
+        <w:rPr>
+          <w:lang w:val="es-US"/>
+        </w:rPr>
+        <w:t xml:space="preserve">el conjunto de entrenamiento. </w:t>
+      </w:r>
+      <w:r>
+        <w:rPr>
+          <w:lang w:val="es-US"/>
+        </w:rPr>
+        <w:t>La Figura 3 muestra la variación del error de clasificación en función de los di</w:t>
+      </w:r>
+      <w:r>
+        <w:rPr>
+          <w:lang w:val="es-US"/>
+        </w:rPr>
+        <w:t>stinto</w:t>
+      </w:r>
+      <w:r>
+        <w:rPr>
+          <w:lang w:val="es-US"/>
+        </w:rPr>
+        <w:t xml:space="preserve">s valores de </w:t>
+      </w:r>
+      <w:proofErr w:type="spellStart"/>
+      <w:r>
+        <w:rPr>
+          <w:lang w:val="es-US"/>
+        </w:rPr>
+        <w:t>ccp_alpha</w:t>
+      </w:r>
+      <w:proofErr w:type="spellEnd"/>
+      <w:r>
+        <w:rPr>
+          <w:lang w:val="es-US"/>
+        </w:rPr>
+        <w:t xml:space="preserve"> (grilla de hiperparámetros de poda)</w:t>
+      </w:r>
+      <w:r>
+        <w:rPr>
+          <w:lang w:val="es-US"/>
+        </w:rPr>
+        <w:t xml:space="preserve">. Un aumento </w:t>
+      </w:r>
+      <w:r>
+        <w:rPr>
+          <w:lang w:val="es-US"/>
+        </w:rPr>
+        <w:t>de</w:t>
+      </w:r>
+      <w:r>
+        <w:rPr>
+          <w:lang w:val="es-US"/>
+        </w:rPr>
+        <w:t xml:space="preserve"> la penalización por complejidad conduce a la poda del árbol, lo que reduce inicialmente el error de validación hasta alcanzar un mínimo. No obstante, una poda excesiva provoca un deterioro </w:t>
+      </w:r>
+      <w:r>
+        <w:rPr>
+          <w:lang w:val="es-US"/>
+        </w:rPr>
+        <w:t>d</w:t>
+      </w:r>
+      <w:r>
+        <w:rPr>
+          <w:lang w:val="es-US"/>
+        </w:rPr>
+        <w:t>el rendimiento del modelo.</w:t>
+      </w:r>
+      <w:r>
+        <w:rPr>
+          <w:lang w:val="es-US"/>
+        </w:rPr>
+        <w:t xml:space="preserve"> Seleccionado el valor óptimo</w:t>
+      </w:r>
+      <w:r>
+        <w:rPr>
+          <w:lang w:val="es-US"/>
+        </w:rPr>
+        <w:t>,</w:t>
+      </w:r>
+      <w:r>
+        <w:rPr>
+          <w:lang w:val="es-US"/>
+        </w:rPr>
+        <w:t xml:space="preserve"> se </w:t>
+      </w:r>
+      <w:r>
+        <w:rPr>
+          <w:lang w:val="es-US"/>
+        </w:rPr>
+        <w:t>estimó</w:t>
+      </w:r>
+      <w:r>
+        <w:rPr>
+          <w:lang w:val="es-US"/>
+        </w:rPr>
+        <w:t xml:space="preserve"> </w:t>
+      </w:r>
+      <w:r>
+        <w:rPr>
+          <w:lang w:val="es-US"/>
+        </w:rPr>
+        <w:t>nuevamente</w:t>
+      </w:r>
+      <w:r>
+        <w:rPr>
+          <w:lang w:val="es-US"/>
+        </w:rPr>
+        <w:t xml:space="preserve"> el árbol sobre el conjunto de entrenamiento completo y la Figura 4 </w:t>
+      </w:r>
+      <w:r>
+        <w:rPr>
+          <w:lang w:val="es-US"/>
+        </w:rPr>
+        <w:t>muestr</w:t>
+      </w:r>
+      <w:r>
+        <w:rPr>
+          <w:lang w:val="es-US"/>
+        </w:rPr>
+        <w:t>a la gráfica</w:t>
+      </w:r>
+      <w:r>
+        <w:rPr>
+          <w:lang w:val="es-US"/>
+        </w:rPr>
+        <w:t>,</w:t>
+      </w:r>
+      <w:r>
+        <w:rPr>
+          <w:lang w:val="es-US"/>
+        </w:rPr>
+        <w:t xml:space="preserve"> así como la importancia relativa de cada uno de los predictores en términos de la reducción total de la impureza de Gini que </w:t>
+      </w:r>
+      <w:r>
+        <w:rPr>
+          <w:lang w:val="es-US"/>
+        </w:rPr>
+        <w:t>aport</w:t>
+      </w:r>
+      <w:r>
+        <w:rPr>
+          <w:lang w:val="es-US"/>
+        </w:rPr>
+        <w:t>a</w:t>
+      </w:r>
+      <w:r>
+        <w:rPr>
+          <w:lang w:val="es-US"/>
+        </w:rPr>
+        <w:t xml:space="preserve"> cada </w:t>
+      </w:r>
+      <w:r>
+        <w:rPr>
+          <w:lang w:val="es-US"/>
+        </w:rPr>
+        <w:t>variable</w:t>
+      </w:r>
+      <w:r>
+        <w:rPr>
+          <w:lang w:val="es-US"/>
+        </w:rPr>
+        <w:t xml:space="preserve"> en los cortes que se producen en las particiones del árbol.</w:t>
+      </w:r>
     </w:p>
     <w:p>
       <w:pPr>
         <w:pStyle w:val="Descripcin"/>
-        <w:ind w:left="1560" w:right="1557"/>
+        <w:ind w:left="2410" w:right="2408"/>
       </w:pPr>
       <w:r>
         <w:t xml:space="preserve">Figura </w:t>
@@ -1877,7 +2222,7 @@
           <w:b w:val="0"/>
           <w:i/>
         </w:rPr>
-        <w:t>Error de clasificación en función de la grilla de profundidad del árbol de decisión</w:t>
+        <w:t>Error de clasificación en función de la grilla de profundidad del árbol</w:t>
       </w:r>
     </w:p>
     <w:p>
@@ -1893,8 +2238,8 @@
           <w:noProof/>
         </w:rPr>
         <w:drawing>
-          <wp:inline distT="0" distB="0" distL="0" distR="0" wp14:anchorId="0BC2D117" wp14:editId="285DDCCF">
-            <wp:extent cx="4678416" cy="2971800"/>
+          <wp:inline distT="0" distB="0" distL="0" distR="0" wp14:anchorId="0BC2D117" wp14:editId="2C488C5D">
+            <wp:extent cx="3622963" cy="2260600"/>
             <wp:effectExtent l="0" t="0" r="0" b="0"/>
             <wp:docPr id="864782547" name="Imagen 1"/>
             <wp:cNvGraphicFramePr>
@@ -1910,7 +2255,7 @@
                     </pic:cNvPicPr>
                   </pic:nvPicPr>
                   <pic:blipFill>
-                    <a:blip r:embed="rId17">
+                    <a:blip r:embed="rId17" cstate="print">
                       <a:extLst>
                         <a:ext uri="{28A0092B-C50C-407E-A947-70E740481C1C}">
                           <a14:useLocalDpi xmlns:a14="http://schemas.microsoft.com/office/drawing/2010/main" val="0"/>
@@ -1925,7 +2270,7 @@
                   <pic:spPr bwMode="auto">
                     <a:xfrm>
                       <a:off x="0" y="0"/>
-                      <a:ext cx="4696833" cy="2983499"/>
+                      <a:ext cx="3715005" cy="2318031"/>
                     </a:xfrm>
                     <a:prstGeom prst="rect">
                       <a:avLst/>
@@ -1944,7 +2289,8 @@
     </w:p>
     <w:p>
       <w:pPr>
-        <w:ind w:left="1560" w:right="1557"/>
+        <w:spacing w:line="240" w:lineRule="auto"/>
+        <w:ind w:left="2410" w:right="2408"/>
         <w:rPr>
           <w:lang w:val="es-US"/>
         </w:rPr>
@@ -1976,6 +2322,432 @@
           <w:lang w:val="es-US"/>
         </w:rPr>
       </w:pPr>
+      <w:r>
+        <w:rPr>
+          <w:lang w:val="es-US"/>
+        </w:rPr>
+        <w:t xml:space="preserve">La </w:t>
+      </w:r>
+      <w:r>
+        <w:rPr>
+          <w:lang w:val="es-US"/>
+        </w:rPr>
+        <w:t>F</w:t>
+      </w:r>
+      <w:r>
+        <w:rPr>
+          <w:lang w:val="es-US"/>
+        </w:rPr>
+        <w:t xml:space="preserve">igura 3 muestra cómo </w:t>
+      </w:r>
+      <w:r>
+        <w:rPr>
+          <w:lang w:val="es-US"/>
+        </w:rPr>
+        <w:t>evoluciona</w:t>
+      </w:r>
+      <w:r>
+        <w:rPr>
+          <w:lang w:val="es-US"/>
+        </w:rPr>
+        <w:t xml:space="preserve"> la trayectoria del error de clasificación en la validación cruzada (5 </w:t>
+      </w:r>
+      <w:proofErr w:type="spellStart"/>
+      <w:r>
+        <w:rPr>
+          <w:i/>
+          <w:iCs/>
+          <w:lang w:val="es-US"/>
+        </w:rPr>
+        <w:t>folds</w:t>
+      </w:r>
+      <w:proofErr w:type="spellEnd"/>
+      <w:r>
+        <w:rPr>
+          <w:lang w:val="es-US"/>
+        </w:rPr>
+        <w:t xml:space="preserve">) en función del parámetro </w:t>
+      </w:r>
+      <w:r>
+        <w:rPr>
+          <w:lang w:val="es-US"/>
+        </w:rPr>
+        <w:t xml:space="preserve">de </w:t>
+      </w:r>
+      <w:r>
+        <w:rPr>
+          <w:lang w:val="es-US"/>
+        </w:rPr>
+        <w:t>co</w:t>
+      </w:r>
+      <w:r>
+        <w:rPr>
+          <w:lang w:val="es-US"/>
+        </w:rPr>
+        <w:t>mplejidad</w:t>
+      </w:r>
+      <w:r>
+        <w:rPr>
+          <w:lang w:val="es-US"/>
+        </w:rPr>
+        <w:t xml:space="preserve"> de co</w:t>
+      </w:r>
+      <w:r>
+        <w:rPr>
+          <w:lang w:val="es-US"/>
+        </w:rPr>
+        <w:t>sto</w:t>
+      </w:r>
+      <w:r>
+        <w:rPr>
+          <w:lang w:val="es-US"/>
+        </w:rPr>
+        <w:t xml:space="preserve"> </w:t>
+      </w:r>
+      <w:r>
+        <w:rPr>
+          <w:lang w:val="es-US"/>
+        </w:rPr>
+        <w:t>(</w:t>
+      </w:r>
+      <w:proofErr w:type="spellStart"/>
+      <w:r>
+        <w:rPr>
+          <w:lang w:val="es-US"/>
+        </w:rPr>
+        <w:t>ccp_alpha</w:t>
+      </w:r>
+      <w:proofErr w:type="spellEnd"/>
+      <w:r>
+        <w:rPr>
+          <w:lang w:val="es-US"/>
+        </w:rPr>
+        <w:t>).</w:t>
+      </w:r>
+      <w:r>
+        <w:rPr>
+          <w:lang w:val="es-US"/>
+        </w:rPr>
+        <w:t xml:space="preserve"> En </w:t>
+      </w:r>
+      <w:r>
+        <w:rPr>
+          <w:lang w:val="es-US"/>
+        </w:rPr>
+        <w:t>consecuencia,</w:t>
+      </w:r>
+      <w:r>
+        <w:rPr>
+          <w:lang w:val="es-US"/>
+        </w:rPr>
+        <w:t xml:space="preserve"> </w:t>
+      </w:r>
+      <w:r>
+        <w:rPr>
+          <w:lang w:val="es-US"/>
+        </w:rPr>
+        <w:t>se observa</w:t>
+      </w:r>
+      <w:r>
+        <w:rPr>
+          <w:lang w:val="es-US"/>
+        </w:rPr>
+        <w:t xml:space="preserve"> que </w:t>
+      </w:r>
+      <w:r>
+        <w:rPr>
+          <w:lang w:val="es-US"/>
+        </w:rPr>
+        <w:t>al</w:t>
+      </w:r>
+      <w:r>
+        <w:rPr>
+          <w:lang w:val="es-US"/>
+        </w:rPr>
+        <w:t xml:space="preserve"> </w:t>
+      </w:r>
+      <w:r>
+        <w:rPr>
+          <w:lang w:val="es-US"/>
+        </w:rPr>
+        <w:t>aproximar</w:t>
+      </w:r>
+      <w:r>
+        <w:rPr>
+          <w:lang w:val="es-US"/>
+        </w:rPr>
+        <w:t>se</w:t>
+      </w:r>
+      <w:r>
+        <w:rPr>
+          <w:lang w:val="es-US"/>
+        </w:rPr>
+        <w:t xml:space="preserve"> </w:t>
+      </w:r>
+      <w:r>
+        <w:rPr>
+          <w:lang w:val="es-US"/>
+        </w:rPr>
+        <w:t>a</w:t>
+      </w:r>
+      <w:r>
+        <w:rPr>
+          <w:lang w:val="es-US"/>
+        </w:rPr>
+        <w:t xml:space="preserve"> un</w:t>
+      </w:r>
+      <w:r>
+        <w:rPr>
+          <w:lang w:val="es-US"/>
+        </w:rPr>
+        <w:t xml:space="preserve"> al</w:t>
+      </w:r>
+      <w:r>
+        <w:rPr>
+          <w:lang w:val="es-US"/>
+        </w:rPr>
+        <w:t>f</w:t>
+      </w:r>
+      <w:r>
+        <w:rPr>
+          <w:lang w:val="es-US"/>
+        </w:rPr>
+        <w:t xml:space="preserve">a </w:t>
+      </w:r>
+      <w:r>
+        <w:rPr>
+          <w:lang w:val="es-US"/>
+        </w:rPr>
+        <w:t>de cero,</w:t>
+      </w:r>
+      <w:r>
+        <w:rPr>
+          <w:lang w:val="es-US"/>
+        </w:rPr>
+        <w:t xml:space="preserve"> el árbol sin poda presenta el error más alto (aproximadamente 0,116)</w:t>
+      </w:r>
+      <w:r>
+        <w:rPr>
+          <w:lang w:val="es-US"/>
+        </w:rPr>
+        <w:t>,</w:t>
+      </w:r>
+      <w:r>
+        <w:rPr>
+          <w:lang w:val="es-US"/>
+        </w:rPr>
+        <w:t xml:space="preserve"> lo </w:t>
+      </w:r>
+      <w:r>
+        <w:rPr>
+          <w:lang w:val="es-US"/>
+        </w:rPr>
+        <w:t>que</w:t>
+      </w:r>
+      <w:r>
+        <w:rPr>
+          <w:lang w:val="es-US"/>
+        </w:rPr>
+        <w:t xml:space="preserve"> indica que el árbol está </w:t>
+      </w:r>
+      <w:r>
+        <w:rPr>
+          <w:lang w:val="es-US"/>
+        </w:rPr>
+        <w:t>sobreajustado</w:t>
+      </w:r>
+      <w:r>
+        <w:rPr>
+          <w:lang w:val="es-US"/>
+        </w:rPr>
+        <w:t xml:space="preserve"> a los datos de entrenamiento. A medida que </w:t>
+      </w:r>
+      <w:r>
+        <w:rPr>
+          <w:lang w:val="es-US"/>
+        </w:rPr>
+        <w:t>se asciende</w:t>
+      </w:r>
+      <w:r>
+        <w:rPr>
+          <w:lang w:val="es-US"/>
+        </w:rPr>
+        <w:t xml:space="preserve"> por los valores de al</w:t>
+      </w:r>
+      <w:r>
+        <w:rPr>
+          <w:lang w:val="es-US"/>
+        </w:rPr>
+        <w:t>fa</w:t>
+      </w:r>
+      <w:r>
+        <w:rPr>
+          <w:lang w:val="es-US"/>
+        </w:rPr>
+        <w:t xml:space="preserve"> del </w:t>
+      </w:r>
+      <w:r>
+        <w:rPr>
+          <w:lang w:val="es-US"/>
+        </w:rPr>
+        <w:t xml:space="preserve">árbol, </w:t>
+      </w:r>
+      <w:r>
+        <w:rPr>
+          <w:lang w:val="es-US"/>
+        </w:rPr>
+        <w:t>se</w:t>
+      </w:r>
+      <w:r>
+        <w:rPr>
+          <w:lang w:val="es-US"/>
+        </w:rPr>
+        <w:t xml:space="preserve"> poda progresivamente, </w:t>
+      </w:r>
+      <w:r>
+        <w:rPr>
+          <w:lang w:val="es-US"/>
+        </w:rPr>
+        <w:t>lo que reduce el error de validación hasta alcanzar un mínimo de aproximadamente 0,0015 en la grilla de hiperparámetro</w:t>
+      </w:r>
+      <w:r>
+        <w:rPr>
+          <w:lang w:val="es-US"/>
+        </w:rPr>
+        <w:t>s</w:t>
+      </w:r>
+      <w:r>
+        <w:rPr>
+          <w:lang w:val="es-US"/>
+        </w:rPr>
+        <w:t xml:space="preserve"> de poda; desde e</w:t>
+      </w:r>
+      <w:r>
+        <w:rPr>
+          <w:lang w:val="es-US"/>
+        </w:rPr>
+        <w:t>ntonces,</w:t>
+      </w:r>
+      <w:r>
+        <w:rPr>
+          <w:lang w:val="es-US"/>
+        </w:rPr>
+        <w:t xml:space="preserve"> el error se mantiene</w:t>
+      </w:r>
+      <w:r>
+        <w:rPr>
+          <w:lang w:val="es-US"/>
+        </w:rPr>
+        <w:t xml:space="preserve"> en torno a 0,085,</w:t>
+      </w:r>
+      <w:r>
+        <w:rPr>
+          <w:lang w:val="es-US"/>
+        </w:rPr>
+        <w:t xml:space="preserve"> </w:t>
+      </w:r>
+      <w:r>
+        <w:rPr>
+          <w:lang w:val="es-US"/>
+        </w:rPr>
+        <w:t>que</w:t>
+      </w:r>
+      <w:r>
+        <w:rPr>
+          <w:lang w:val="es-US"/>
+        </w:rPr>
+        <w:t xml:space="preserve"> oscila</w:t>
+      </w:r>
+      <w:r>
+        <w:rPr>
+          <w:lang w:val="es-US"/>
+        </w:rPr>
+        <w:t xml:space="preserve"> poco</w:t>
+      </w:r>
+      <w:r>
+        <w:rPr>
+          <w:lang w:val="es-US"/>
+        </w:rPr>
+        <w:t xml:space="preserve"> para valores superiores </w:t>
+      </w:r>
+      <w:r>
+        <w:rPr>
+          <w:lang w:val="es-US"/>
+        </w:rPr>
+        <w:t>en</w:t>
+      </w:r>
+      <w:r>
+        <w:rPr>
+          <w:lang w:val="es-US"/>
+        </w:rPr>
+        <w:t xml:space="preserve"> la grilla.</w:t>
+      </w:r>
+      <w:r>
+        <w:rPr>
+          <w:lang w:val="es-US"/>
+        </w:rPr>
+        <w:t xml:space="preserve"> Esto indica que</w:t>
+      </w:r>
+      <w:r>
+        <w:rPr>
+          <w:lang w:val="es-US"/>
+        </w:rPr>
+        <w:t>, a</w:t>
+      </w:r>
+      <w:r>
+        <w:rPr>
+          <w:lang w:val="es-US"/>
+        </w:rPr>
+        <w:t xml:space="preserve"> </w:t>
+      </w:r>
+      <w:r>
+        <w:rPr>
+          <w:lang w:val="es-US"/>
+        </w:rPr>
+        <w:t>partir</w:t>
+      </w:r>
+      <w:r>
+        <w:rPr>
+          <w:lang w:val="es-US"/>
+        </w:rPr>
+        <w:t xml:space="preserve"> de este momento</w:t>
+      </w:r>
+      <w:r>
+        <w:rPr>
+          <w:lang w:val="es-US"/>
+        </w:rPr>
+        <w:t>,</w:t>
+      </w:r>
+      <w:r>
+        <w:rPr>
+          <w:lang w:val="es-US"/>
+        </w:rPr>
+        <w:t xml:space="preserve"> continuar realizando la poda del árbol no afecta</w:t>
+      </w:r>
+      <w:r>
+        <w:rPr>
+          <w:lang w:val="es-US"/>
+        </w:rPr>
+        <w:t>rá</w:t>
+      </w:r>
+      <w:r>
+        <w:rPr>
+          <w:lang w:val="es-US"/>
+        </w:rPr>
+        <w:t xml:space="preserve"> </w:t>
+      </w:r>
+      <w:r>
+        <w:rPr>
+          <w:lang w:val="es-US"/>
+        </w:rPr>
+        <w:t>su</w:t>
+      </w:r>
+      <w:r>
+        <w:rPr>
+          <w:lang w:val="es-US"/>
+        </w:rPr>
+        <w:t xml:space="preserve"> rendimiento predictivo.</w:t>
+      </w:r>
     </w:p>
     <w:p>
       <w:pPr>
@@ -1983,20 +2755,84 @@
           <w:lang w:val="es-US"/>
         </w:rPr>
       </w:pPr>
-    </w:p>
-    <w:p>
-      <w:pPr>
-        <w:rPr>
-          <w:lang w:val="es-US"/>
-        </w:rPr>
-      </w:pPr>
-    </w:p>
-    <w:p>
-      <w:pPr>
-        <w:rPr>
-          <w:lang w:val="es-US"/>
-        </w:rPr>
-      </w:pPr>
+      <w:r>
+        <w:rPr>
+          <w:lang w:val="es-US"/>
+        </w:rPr>
+        <w:t xml:space="preserve">El valor óptimo que se escoge </w:t>
+      </w:r>
+      <w:r>
+        <w:rPr>
+          <w:lang w:val="es-US"/>
+        </w:rPr>
+        <w:t>mediante</w:t>
+      </w:r>
+      <w:r>
+        <w:rPr>
+          <w:lang w:val="es-US"/>
+        </w:rPr>
+        <w:t xml:space="preserve"> validación cruzada es aquel árbol de menor complejidad que logra disminuir el error de clasificación fuera de</w:t>
+      </w:r>
+      <w:r>
+        <w:rPr>
+          <w:lang w:val="es-US"/>
+        </w:rPr>
+        <w:t xml:space="preserve"> la</w:t>
+      </w:r>
+      <w:r>
+        <w:rPr>
+          <w:lang w:val="es-US"/>
+        </w:rPr>
+        <w:t xml:space="preserve"> muestra</w:t>
+      </w:r>
+      <w:r>
+        <w:rPr>
+          <w:lang w:val="es-US"/>
+        </w:rPr>
+        <w:t>;</w:t>
+      </w:r>
+      <w:r>
+        <w:rPr>
+          <w:lang w:val="es-US"/>
+        </w:rPr>
+        <w:t xml:space="preserve"> es decir, la mejor solución obtenida en el compromiso </w:t>
+      </w:r>
+      <w:r>
+        <w:rPr>
+          <w:lang w:val="es-US"/>
+        </w:rPr>
+        <w:t xml:space="preserve">entre </w:t>
+      </w:r>
+      <w:r>
+        <w:rPr>
+          <w:lang w:val="es-US"/>
+        </w:rPr>
+        <w:t>el sesgo y la varianza del modelo. La estabilización del error en la parte derecha de la figura indica que el árbol podado con un α capturó los patrones relevantes de informalidad</w:t>
+      </w:r>
+      <w:r>
+        <w:rPr>
+          <w:lang w:val="es-US"/>
+        </w:rPr>
+        <w:t>,</w:t>
+      </w:r>
+      <w:r>
+        <w:rPr>
+          <w:lang w:val="es-US"/>
+        </w:rPr>
+        <w:t xml:space="preserve"> pero con un nivel de ruido relativamente bajo, es decir, sin in</w:t>
+      </w:r>
+      <w:r>
+        <w:rPr>
+          <w:lang w:val="es-US"/>
+        </w:rPr>
+        <w:t>corpo</w:t>
+      </w:r>
+      <w:r>
+        <w:rPr>
+          <w:lang w:val="es-US"/>
+        </w:rPr>
+        <w:t>rar ruido espurio propio de particiones excesivamente pequeñas.</w:t>
+      </w:r>
     </w:p>
     <w:p>
       <w:pPr>
@@ -2053,9 +2889,9 @@
           <w:noProof/>
         </w:rPr>
         <w:drawing>
-          <wp:inline distT="0" distB="0" distL="0" distR="0" wp14:anchorId="2E35177F" wp14:editId="2E08F35F">
-            <wp:extent cx="6659880" cy="3349625"/>
-            <wp:effectExtent l="0" t="0" r="0" b="3175"/>
+          <wp:inline distT="0" distB="0" distL="0" distR="0" wp14:anchorId="2E35177F" wp14:editId="78613D48">
+            <wp:extent cx="6656236" cy="2743200"/>
+            <wp:effectExtent l="0" t="0" r="0" b="0"/>
             <wp:docPr id="143525508" name="Imagen 4"/>
             <wp:cNvGraphicFramePr>
               <a:graphicFrameLocks xmlns:a="http://schemas.openxmlformats.org/drawingml/2006/main" noChangeAspect="1"/>
@@ -2085,7 +2921,7 @@
                   <pic:spPr bwMode="auto">
                     <a:xfrm>
                       <a:off x="0" y="0"/>
-                      <a:ext cx="6659880" cy="3349625"/>
+                      <a:ext cx="6708202" cy="2764617"/>
                     </a:xfrm>
                     <a:prstGeom prst="rect">
                       <a:avLst/>
@@ -2135,27 +2971,464 @@
           <w:lang w:val="es-US"/>
         </w:rPr>
       </w:pPr>
+      <w:r>
+        <w:rPr>
+          <w:lang w:val="es-US"/>
+        </w:rPr>
+        <w:t xml:space="preserve">El Panel A de la Figura 4 </w:t>
+      </w:r>
+      <w:r>
+        <w:rPr>
+          <w:lang w:val="es-US"/>
+        </w:rPr>
+        <w:t>muestr</w:t>
+      </w:r>
+      <w:r>
+        <w:rPr>
+          <w:lang w:val="es-US"/>
+        </w:rPr>
+        <w:t>a el árbol de clasificación resultante de la selección de</w:t>
+      </w:r>
+      <w:r>
+        <w:rPr>
+          <w:lang w:val="es-US"/>
+        </w:rPr>
+        <w:t>l</w:t>
+      </w:r>
+      <w:r>
+        <w:rPr>
+          <w:lang w:val="es-US"/>
+        </w:rPr>
+        <w:t xml:space="preserve"> </w:t>
+      </w:r>
+      <w:r>
+        <w:rPr>
+          <w:lang w:val="es-US"/>
+        </w:rPr>
+        <w:t>hiperparámetro de poda</w:t>
+      </w:r>
+      <w:r>
+        <w:rPr>
+          <w:lang w:val="es-US"/>
+        </w:rPr>
+        <w:t xml:space="preserve"> </w:t>
+      </w:r>
+      <w:r>
+        <w:rPr>
+          <w:lang w:val="es-US"/>
+        </w:rPr>
+        <w:t>mediante</w:t>
+      </w:r>
+      <w:r>
+        <w:rPr>
+          <w:lang w:val="es-US"/>
+        </w:rPr>
+        <w:t xml:space="preserve"> validaci</w:t>
+      </w:r>
+      <w:r>
+        <w:rPr>
+          <w:lang w:val="es-US"/>
+        </w:rPr>
+        <w:t>ón</w:t>
+      </w:r>
+      <w:r>
+        <w:rPr>
+          <w:lang w:val="es-US"/>
+        </w:rPr>
+        <w:t xml:space="preserve"> cruzada. La variable que encabeza la </w:t>
+      </w:r>
+      <w:r>
+        <w:rPr>
+          <w:lang w:val="es-US"/>
+        </w:rPr>
+        <w:t>importancia en la explicación de la informalidad</w:t>
+      </w:r>
+      <w:r>
+        <w:rPr>
+          <w:lang w:val="es-US"/>
+        </w:rPr>
+        <w:t xml:space="preserve"> es el rezago de la informalidad en 2024, que da cuenta de la alta persistencia </w:t>
+      </w:r>
+      <w:r>
+        <w:rPr>
+          <w:lang w:val="es-US"/>
+        </w:rPr>
+        <w:t xml:space="preserve">temporal de este fenómeno, ya corroborada </w:t>
+      </w:r>
+      <w:r>
+        <w:rPr>
+          <w:lang w:val="es-US"/>
+        </w:rPr>
+        <w:t>por</w:t>
+      </w:r>
+      <w:r>
+        <w:rPr>
+          <w:lang w:val="es-US"/>
+        </w:rPr>
+        <w:t xml:space="preserve"> los modelos </w:t>
+      </w:r>
+      <w:r>
+        <w:rPr>
+          <w:lang w:val="es-US"/>
+        </w:rPr>
+        <w:t>L</w:t>
+      </w:r>
+      <w:r>
+        <w:rPr>
+          <w:lang w:val="es-US"/>
+        </w:rPr>
+        <w:t>ogit. Para los trabajadores que fueron</w:t>
+      </w:r>
+      <w:r>
+        <w:rPr>
+          <w:lang w:val="es-US"/>
+        </w:rPr>
+        <w:t xml:space="preserve"> informales</w:t>
+      </w:r>
+      <w:r>
+        <w:rPr>
+          <w:lang w:val="es-US"/>
+        </w:rPr>
+        <w:t xml:space="preserve"> en 2024</w:t>
+      </w:r>
+      <w:r>
+        <w:rPr>
+          <w:lang w:val="es-US"/>
+        </w:rPr>
+        <w:t>,</w:t>
+      </w:r>
+      <w:r>
+        <w:rPr>
+          <w:lang w:val="es-US"/>
+        </w:rPr>
+        <w:t xml:space="preserve"> la segunda </w:t>
+      </w:r>
+      <w:r>
+        <w:rPr>
+          <w:lang w:val="es-US"/>
+        </w:rPr>
+        <w:t>variable</w:t>
+      </w:r>
+      <w:r>
+        <w:rPr>
+          <w:lang w:val="es-US"/>
+        </w:rPr>
+        <w:t xml:space="preserve"> importante será la falta de cobertura médica; para los que no lo fueron</w:t>
+      </w:r>
+      <w:r>
+        <w:rPr>
+          <w:lang w:val="es-US"/>
+        </w:rPr>
+        <w:t>,</w:t>
+      </w:r>
+      <w:r>
+        <w:rPr>
+          <w:lang w:val="es-US"/>
+        </w:rPr>
+        <w:t xml:space="preserve"> las horas semanales </w:t>
+      </w:r>
+      <w:r>
+        <w:rPr>
+          <w:lang w:val="es-US"/>
+        </w:rPr>
+        <w:t>dedicadas a</w:t>
+      </w:r>
+      <w:r>
+        <w:rPr>
+          <w:lang w:val="es-US"/>
+        </w:rPr>
+        <w:t xml:space="preserve"> la ocupación principal se convierten en el discriminador</w:t>
+      </w:r>
+      <w:r>
+        <w:rPr>
+          <w:lang w:val="es-US"/>
+        </w:rPr>
+        <w:t xml:space="preserve"> más importante</w:t>
+      </w:r>
+      <w:r>
+        <w:rPr>
+          <w:lang w:val="es-US"/>
+        </w:rPr>
+        <w:t xml:space="preserve"> entre clases. El Panel B valida esta jerarquía</w:t>
+      </w:r>
+      <w:r>
+        <w:rPr>
+          <w:lang w:val="es-US"/>
+        </w:rPr>
+        <w:t>, puesto que</w:t>
+      </w:r>
+      <w:r>
+        <w:rPr>
+          <w:lang w:val="es-US"/>
+        </w:rPr>
+        <w:t xml:space="preserve"> el rezago representa más del 70% de la importancia total</w:t>
+      </w:r>
+      <w:r>
+        <w:rPr>
+          <w:lang w:val="es-US"/>
+        </w:rPr>
+        <w:t>, mientras que,</w:t>
+      </w:r>
+      <w:r>
+        <w:rPr>
+          <w:lang w:val="es-US"/>
+        </w:rPr>
+        <w:t xml:space="preserve"> en </w:t>
+      </w:r>
+      <w:r>
+        <w:rPr>
+          <w:lang w:val="es-US"/>
+        </w:rPr>
+        <w:t xml:space="preserve">una posición </w:t>
+      </w:r>
+      <w:r>
+        <w:rPr>
+          <w:lang w:val="es-US"/>
+        </w:rPr>
+        <w:t>muy lejana</w:t>
+      </w:r>
+      <w:r>
+        <w:rPr>
+          <w:lang w:val="es-US"/>
+        </w:rPr>
+        <w:t>,</w:t>
+      </w:r>
+      <w:r>
+        <w:rPr>
+          <w:lang w:val="es-US"/>
+        </w:rPr>
+        <w:t xml:space="preserve"> le siguen la cobertura médica y las horas de trabajo, y diez variables tienen importancia</w:t>
+      </w:r>
+      <w:r>
+        <w:rPr>
+          <w:lang w:val="es-US"/>
+        </w:rPr>
+        <w:t xml:space="preserve"> nula</w:t>
+      </w:r>
+      <w:r>
+        <w:rPr>
+          <w:lang w:val="es-US"/>
+        </w:rPr>
+        <w:t>.</w:t>
+      </w:r>
     </w:p>
     <w:p>
       <w:pPr>
-        <w:pStyle w:val="Ttulo1"/>
-        <w:rPr>
-          <w:lang w:val="es-US"/>
-        </w:rPr>
-      </w:pPr>
-      <w:r>
-        <w:rPr>
-          <w:lang w:val="es-US"/>
-        </w:rPr>
-        <w:t>Comparación entre métodos</w:t>
+        <w:rPr>
+          <w:lang w:val="es-EC" w:eastAsia="es-MX"/>
+        </w:rPr>
+      </w:pPr>
+      <w:r>
+        <w:rPr>
+          <w:lang w:val="es-EC" w:eastAsia="es-MX"/>
+        </w:rPr>
+        <w:t xml:space="preserve">La comparación entre las variables eliminadas por el árbol y aquellas cuyos coeficientes </w:t>
+      </w:r>
+      <w:r>
+        <w:rPr>
+          <w:lang w:val="es-EC" w:eastAsia="es-MX"/>
+        </w:rPr>
+        <w:t xml:space="preserve">de </w:t>
+      </w:r>
+      <w:r>
+        <w:rPr>
+          <w:lang w:val="es-EC" w:eastAsia="es-MX"/>
+        </w:rPr>
+        <w:t xml:space="preserve">LASSO </w:t>
+      </w:r>
+      <w:r>
+        <w:rPr>
+          <w:lang w:val="es-EC" w:eastAsia="es-MX"/>
+        </w:rPr>
+        <w:t>se reducen</w:t>
+      </w:r>
+      <w:r>
+        <w:rPr>
+          <w:lang w:val="es-EC" w:eastAsia="es-MX"/>
+        </w:rPr>
+        <w:t xml:space="preserve"> a cero revela que, debido al bajo valor óptimo de λ obtenido mediante validación cruzada (λ=0,0001), LASSO no anuló ninguna de las 18 variables del modelo, ya que todos los predictores mantuvieron coeficientes distintos de cero. Por consiguiente, no se observa una correspondencia directa entre los criterios de selección: el árbol excluye variables que no resultan discriminativas en las particiones binarias, mientras que LASSO, con la penalidad óptima, retiene aquellas con mayor capacidad explicativa, aunque ello implique </w:t>
+      </w:r>
+      <w:r>
+        <w:rPr>
+          <w:lang w:val="es-EC" w:eastAsia="es-MX"/>
+        </w:rPr>
+        <w:t xml:space="preserve">una </w:t>
+      </w:r>
+      <w:r>
+        <w:rPr>
+          <w:lang w:val="es-EC" w:eastAsia="es-MX"/>
+        </w:rPr>
+        <w:t xml:space="preserve">menor simplicidad. La comparación detallada, variable por variable, </w:t>
+      </w:r>
+      <w:r>
+        <w:rPr>
+          <w:lang w:val="es-EC" w:eastAsia="es-MX"/>
+        </w:rPr>
+        <w:t>está</w:t>
+      </w:r>
+      <w:r>
+        <w:rPr>
+          <w:lang w:val="es-EC" w:eastAsia="es-MX"/>
+        </w:rPr>
+        <w:t xml:space="preserve"> disponible en el Apéndice 1 de este informe.</w:t>
       </w:r>
     </w:p>
     <w:p>
       <w:pPr>
-        <w:rPr>
-          <w:lang w:val="es-US"/>
-        </w:rPr>
-      </w:pPr>
+        <w:pStyle w:val="Ttulo1"/>
+        <w:rPr>
+          <w:lang w:val="es-US"/>
+        </w:rPr>
+      </w:pPr>
+      <w:r>
+        <w:rPr>
+          <w:lang w:val="es-US"/>
+        </w:rPr>
+        <w:t>Comparación entre métodos</w:t>
+      </w:r>
+    </w:p>
+    <w:p>
+      <w:pPr>
+        <w:rPr>
+          <w:lang w:val="es-US"/>
+        </w:rPr>
+      </w:pPr>
+      <w:r>
+        <w:rPr>
+          <w:lang w:val="es-US"/>
+        </w:rPr>
+        <w:t xml:space="preserve">Este apartado tiene como función </w:t>
+      </w:r>
+      <w:r>
+        <w:rPr>
+          <w:lang w:val="es-US"/>
+        </w:rPr>
+        <w:t xml:space="preserve">comparar el rendimiento predictivo de los cuatro modelos estimados </w:t>
+      </w:r>
+      <w:r>
+        <w:rPr>
+          <w:lang w:val="es-US"/>
+        </w:rPr>
+        <w:t>entrena</w:t>
+      </w:r>
+      <w:r>
+        <w:rPr>
+          <w:lang w:val="es-US"/>
+        </w:rPr>
+        <w:t xml:space="preserve">dos en un conjunto de </w:t>
+      </w:r>
+      <w:r>
+        <w:rPr>
+          <w:lang w:val="es-US"/>
+        </w:rPr>
+        <w:t>entrenamient</w:t>
+      </w:r>
+      <w:r>
+        <w:rPr>
+          <w:lang w:val="es-US"/>
+        </w:rPr>
+        <w:t xml:space="preserve">o y evaluados </w:t>
+      </w:r>
+      <w:r>
+        <w:rPr>
+          <w:lang w:val="es-US"/>
+        </w:rPr>
+        <w:t>con</w:t>
+      </w:r>
+      <w:r>
+        <w:rPr>
+          <w:lang w:val="es-US"/>
+        </w:rPr>
+        <w:t xml:space="preserve"> un</w:t>
+      </w:r>
+      <w:r>
+        <w:rPr>
+          <w:lang w:val="es-US"/>
+        </w:rPr>
+        <w:t xml:space="preserve"> conjunto común de métricas de clasificación. Para tal fin se computan, para el umbral de clasificación p = 0,5, la matriz de confusión, la exactitud, la sensibilidad, la especificidad, la precisión, el F1, </w:t>
+      </w:r>
+      <w:proofErr w:type="spellStart"/>
+      <w:r>
+        <w:rPr>
+          <w:i/>
+          <w:iCs/>
+          <w:lang w:val="es-US"/>
+        </w:rPr>
+        <w:t>accuracy</w:t>
+      </w:r>
+      <w:proofErr w:type="spellEnd"/>
+      <w:r>
+        <w:rPr>
+          <w:lang w:val="es-US"/>
+        </w:rPr>
+        <w:t xml:space="preserve"> balanceada y el AUC-ROC. De forma complementaria</w:t>
+      </w:r>
+      <w:r>
+        <w:rPr>
+          <w:lang w:val="es-US"/>
+        </w:rPr>
+        <w:t>,</w:t>
+      </w:r>
+      <w:r>
+        <w:rPr>
+          <w:lang w:val="es-US"/>
+        </w:rPr>
+        <w:t xml:space="preserve"> se muestran las curvas ROC de cada modelo para visualizar el </w:t>
+      </w:r>
+      <w:proofErr w:type="spellStart"/>
+      <w:r>
+        <w:rPr>
+          <w:i/>
+          <w:iCs/>
+          <w:lang w:val="es-US"/>
+        </w:rPr>
+        <w:t>trade</w:t>
+      </w:r>
+      <w:proofErr w:type="spellEnd"/>
+      <w:r>
+        <w:rPr>
+          <w:i/>
+          <w:iCs/>
+          <w:lang w:val="es-US"/>
+        </w:rPr>
+        <w:t>-off</w:t>
+      </w:r>
+      <w:r>
+        <w:rPr>
+          <w:lang w:val="es-US"/>
+        </w:rPr>
+        <w:t xml:space="preserve"> entre sensibilidad y especificidad </w:t>
+      </w:r>
+      <w:r>
+        <w:rPr>
+          <w:lang w:val="es-US"/>
+        </w:rPr>
+        <w:t>e</w:t>
+      </w:r>
+      <w:r>
+        <w:rPr>
+          <w:lang w:val="es-US"/>
+        </w:rPr>
+        <w:t xml:space="preserve">n todos los </w:t>
+      </w:r>
+      <w:r>
+        <w:rPr>
+          <w:lang w:val="es-US"/>
+        </w:rPr>
+        <w:t xml:space="preserve">posibles </w:t>
+      </w:r>
+      <w:r>
+        <w:rPr>
+          <w:lang w:val="es-US"/>
+        </w:rPr>
+        <w:t>umbrales de clasificación</w:t>
+      </w:r>
+      <w:r>
+        <w:rPr>
+          <w:lang w:val="es-US"/>
+        </w:rPr>
+        <w:t>.</w:t>
+      </w:r>
     </w:p>
     <w:p>
       <w:pPr>
@@ -4305,11 +5578,406 @@
           <w:lang w:val="es-US"/>
         </w:rPr>
       </w:pPr>
+      <w:r>
+        <w:rPr>
+          <w:lang w:val="es-US"/>
+        </w:rPr>
+        <w:lastRenderedPageBreak/>
+        <w:t xml:space="preserve">Los tres modelos </w:t>
+      </w:r>
+      <w:r>
+        <w:rPr>
+          <w:lang w:val="es-US"/>
+        </w:rPr>
+        <w:t>L</w:t>
+      </w:r>
+      <w:r>
+        <w:rPr>
+          <w:lang w:val="es-US"/>
+        </w:rPr>
+        <w:t xml:space="preserve">ogit muestran un rendimiento bastante </w:t>
+      </w:r>
+      <w:r>
+        <w:rPr>
+          <w:lang w:val="es-US"/>
+        </w:rPr>
+        <w:t>similar entre sí, dado que arrojan una exactitud de 0,9066 con el modelo sin penalidad y de 0,9053 con LASSO y Ridge, diferencias que, en el fondo, son</w:t>
+      </w:r>
+      <w:r>
+        <w:rPr>
+          <w:lang w:val="es-US"/>
+        </w:rPr>
+        <w:t xml:space="preserve"> intrascendentes</w:t>
+      </w:r>
+      <w:r>
+        <w:rPr>
+          <w:lang w:val="es-US"/>
+        </w:rPr>
+        <w:t>,</w:t>
+      </w:r>
+      <w:r>
+        <w:rPr>
+          <w:lang w:val="es-US"/>
+        </w:rPr>
+        <w:t xml:space="preserve"> sin olvidar que la diferencia en el porcentaje de </w:t>
+      </w:r>
+      <w:proofErr w:type="spellStart"/>
+      <w:r>
+        <w:rPr>
+          <w:i/>
+          <w:iCs/>
+          <w:lang w:val="es-US"/>
+        </w:rPr>
+        <w:t>accuracy</w:t>
+      </w:r>
+      <w:proofErr w:type="spellEnd"/>
+      <w:r>
+        <w:rPr>
+          <w:lang w:val="es-US"/>
+        </w:rPr>
+        <w:t xml:space="preserve"> es mínima</w:t>
+      </w:r>
+      <w:r>
+        <w:rPr>
+          <w:lang w:val="es-US"/>
+        </w:rPr>
+        <w:t>. E</w:t>
+      </w:r>
+      <w:r>
+        <w:rPr>
+          <w:lang w:val="es-US"/>
+        </w:rPr>
+        <w:t>l árbol de decisión tiene una exactitud ligeramente menor</w:t>
+      </w:r>
+      <w:r>
+        <w:rPr>
+          <w:lang w:val="es-US"/>
+        </w:rPr>
+        <w:t>, que fue de</w:t>
+      </w:r>
+      <w:r>
+        <w:rPr>
+          <w:lang w:val="es-US"/>
+        </w:rPr>
+        <w:t xml:space="preserve"> 0,9026, lo que hace que tenga un error de clasificación (1 − </w:t>
+      </w:r>
+      <w:proofErr w:type="spellStart"/>
+      <w:r>
+        <w:rPr>
+          <w:lang w:val="es-US"/>
+        </w:rPr>
+        <w:t>accuracy</w:t>
+      </w:r>
+      <w:proofErr w:type="spellEnd"/>
+      <w:r>
+        <w:rPr>
+          <w:lang w:val="es-US"/>
+        </w:rPr>
+        <w:t xml:space="preserve">) de 0,0974 respecto al 0,0934 del </w:t>
+      </w:r>
+      <w:r>
+        <w:rPr>
+          <w:lang w:val="es-US"/>
+        </w:rPr>
+        <w:t>L</w:t>
+      </w:r>
+      <w:r>
+        <w:rPr>
+          <w:lang w:val="es-US"/>
+        </w:rPr>
+        <w:t>ogit sin penalidad. Esta diferencia, aunque pequeña en términos absolutos, se acentúa al observar la sensibilidad, ya que el árbol califica correctamente el 41,25% de los informales</w:t>
+      </w:r>
+      <w:r>
+        <w:rPr>
+          <w:lang w:val="es-US"/>
+        </w:rPr>
+        <w:t>,</w:t>
+      </w:r>
+      <w:r>
+        <w:rPr>
+          <w:lang w:val="es-US"/>
+        </w:rPr>
+        <w:t xml:space="preserve"> </w:t>
+      </w:r>
+      <w:r>
+        <w:rPr>
+          <w:lang w:val="es-US"/>
+        </w:rPr>
+        <w:t>mientras</w:t>
+      </w:r>
+      <w:r>
+        <w:rPr>
+          <w:lang w:val="es-US"/>
+        </w:rPr>
+        <w:t xml:space="preserve"> que los </w:t>
+      </w:r>
+      <w:proofErr w:type="spellStart"/>
+      <w:r>
+        <w:rPr>
+          <w:lang w:val="es-US"/>
+        </w:rPr>
+        <w:t>logits</w:t>
+      </w:r>
+      <w:proofErr w:type="spellEnd"/>
+      <w:r>
+        <w:rPr>
+          <w:lang w:val="es-US"/>
+        </w:rPr>
+        <w:t xml:space="preserve"> alcanzan hasta el 46,25%</w:t>
+      </w:r>
+      <w:r>
+        <w:rPr>
+          <w:lang w:val="es-US"/>
+        </w:rPr>
+        <w:t>, pero con</w:t>
+      </w:r>
+      <w:r>
+        <w:rPr>
+          <w:lang w:val="es-US"/>
+        </w:rPr>
+        <w:t xml:space="preserve"> un AUC-ROC de 0,7899</w:t>
+      </w:r>
+      <w:r>
+        <w:rPr>
+          <w:lang w:val="es-US"/>
+        </w:rPr>
+        <w:t xml:space="preserve"> en el caso del árbol</w:t>
+      </w:r>
+      <w:r>
+        <w:rPr>
+          <w:lang w:val="es-US"/>
+        </w:rPr>
+        <w:t>,</w:t>
+      </w:r>
+      <w:r>
+        <w:rPr>
+          <w:lang w:val="es-US"/>
+        </w:rPr>
+        <w:t xml:space="preserve"> frente a algo más de 0,862 </w:t>
+      </w:r>
+      <w:r>
+        <w:rPr>
+          <w:lang w:val="es-US"/>
+        </w:rPr>
+        <w:t>para</w:t>
+      </w:r>
+      <w:r>
+        <w:rPr>
+          <w:lang w:val="es-US"/>
+        </w:rPr>
+        <w:t xml:space="preserve"> los</w:t>
+      </w:r>
+      <w:r>
+        <w:rPr>
+          <w:lang w:val="es-US"/>
+        </w:rPr>
+        <w:t xml:space="preserve"> modelos</w:t>
+      </w:r>
+      <w:r>
+        <w:rPr>
+          <w:lang w:val="es-US"/>
+        </w:rPr>
+        <w:t xml:space="preserve"> </w:t>
+      </w:r>
+      <w:r>
+        <w:rPr>
+          <w:lang w:val="es-US"/>
+        </w:rPr>
+        <w:t>Logit</w:t>
+      </w:r>
+      <w:r>
+        <w:rPr>
+          <w:lang w:val="es-US"/>
+        </w:rPr>
+        <w:t>.</w:t>
+      </w:r>
     </w:p>
     <w:p>
       <w:pPr>
+        <w:rPr>
+          <w:lang w:val="es-US"/>
+        </w:rPr>
+      </w:pPr>
+      <w:r>
+        <w:rPr>
+          <w:lang w:val="es-US"/>
+        </w:rPr>
+        <w:t xml:space="preserve">De hecho, en esta ocasión no se </w:t>
+      </w:r>
+      <w:r>
+        <w:rPr>
+          <w:lang w:val="es-US"/>
+        </w:rPr>
+        <w:t>aprovech</w:t>
+      </w:r>
+      <w:r>
+        <w:rPr>
+          <w:lang w:val="es-US"/>
+        </w:rPr>
+        <w:t>a la ventaja del método no lineal en lo que respecta a l</w:t>
+      </w:r>
+      <w:r>
+        <w:rPr>
+          <w:lang w:val="es-US"/>
+        </w:rPr>
+        <w:t>a</w:t>
+      </w:r>
+      <w:r>
+        <w:rPr>
+          <w:lang w:val="es-US"/>
+        </w:rPr>
+        <w:t xml:space="preserve"> predicti</w:t>
+      </w:r>
+      <w:r>
+        <w:rPr>
+          <w:lang w:val="es-US"/>
+        </w:rPr>
+        <w:t>bilidad;</w:t>
+      </w:r>
+      <w:r>
+        <w:rPr>
+          <w:lang w:val="es-US"/>
+        </w:rPr>
+        <w:t xml:space="preserve"> es decir, el árbol de decisión sacrifica </w:t>
+      </w:r>
+      <w:r>
+        <w:rPr>
+          <w:lang w:val="es-US"/>
+        </w:rPr>
+        <w:t xml:space="preserve">la </w:t>
+      </w:r>
+      <w:r>
+        <w:rPr>
+          <w:lang w:val="es-US"/>
+        </w:rPr>
+        <w:t>sensibilidad y</w:t>
+      </w:r>
+      <w:r>
+        <w:rPr>
+          <w:lang w:val="es-US"/>
+        </w:rPr>
+        <w:t xml:space="preserve"> la</w:t>
+      </w:r>
+      <w:r>
+        <w:rPr>
+          <w:lang w:val="es-US"/>
+        </w:rPr>
+        <w:t xml:space="preserve"> capacidad discriminante global sin compensarlo con una mejora en otros índices de interés. Por otro lado, la ventaja del método de árbol de decisión </w:t>
+      </w:r>
+      <w:r>
+        <w:rPr>
+          <w:lang w:val="es-US"/>
+        </w:rPr>
+        <w:t>radica</w:t>
+      </w:r>
+      <w:r>
+        <w:rPr>
+          <w:lang w:val="es-US"/>
+        </w:rPr>
+        <w:t xml:space="preserve"> en su comunicabilidad, ya que la estructura jerárquica del árbol de decisión sí consigue comunicar las reglas de clasificación a tomadores de decisión no técnicos de forma determinante, </w:t>
+      </w:r>
+      <w:r>
+        <w:rPr>
+          <w:lang w:val="es-US"/>
+        </w:rPr>
+        <w:t>algo</w:t>
+      </w:r>
+      <w:r>
+        <w:rPr>
+          <w:lang w:val="es-US"/>
+        </w:rPr>
+        <w:t xml:space="preserve"> que los coeficientes </w:t>
+      </w:r>
+      <w:r>
+        <w:rPr>
+          <w:lang w:val="es-US"/>
+        </w:rPr>
+        <w:t>L</w:t>
+      </w:r>
+      <w:r>
+        <w:rPr>
+          <w:lang w:val="es-US"/>
+        </w:rPr>
+        <w:t xml:space="preserve">ogit no permiten de la misma </w:t>
+      </w:r>
+      <w:r>
+        <w:rPr>
+          <w:lang w:val="es-US"/>
+        </w:rPr>
+        <w:t>maner</w:t>
+      </w:r>
+      <w:r>
+        <w:rPr>
+          <w:lang w:val="es-US"/>
+        </w:rPr>
+        <w:t xml:space="preserve">a. Este </w:t>
+      </w:r>
+      <w:proofErr w:type="spellStart"/>
+      <w:r>
+        <w:rPr>
+          <w:i/>
+          <w:iCs/>
+          <w:lang w:val="es-US"/>
+        </w:rPr>
+        <w:t>trade</w:t>
+      </w:r>
+      <w:proofErr w:type="spellEnd"/>
+      <w:r>
+        <w:rPr>
+          <w:i/>
+          <w:iCs/>
+          <w:lang w:val="es-US"/>
+        </w:rPr>
+        <w:t>-off</w:t>
+      </w:r>
+      <w:r>
+        <w:rPr>
+          <w:lang w:val="es-US"/>
+        </w:rPr>
+        <w:t xml:space="preserve"> entre la interpretación y la performance es el hilo que articula la elección entre ambos métodos, y en este contexto, parece que los modelos </w:t>
+      </w:r>
+      <w:r>
+        <w:rPr>
+          <w:lang w:val="es-US"/>
+        </w:rPr>
+        <w:t>L</w:t>
+      </w:r>
+      <w:r>
+        <w:rPr>
+          <w:lang w:val="es-US"/>
+        </w:rPr>
+        <w:t xml:space="preserve">ogit dominan </w:t>
+      </w:r>
+      <w:r>
+        <w:rPr>
+          <w:lang w:val="es-US"/>
+        </w:rPr>
+        <w:t>en términos de</w:t>
+      </w:r>
+      <w:r>
+        <w:rPr>
+          <w:lang w:val="es-US"/>
+        </w:rPr>
+        <w:t xml:space="preserve"> performance sin </w:t>
+      </w:r>
+      <w:r>
+        <w:rPr>
+          <w:lang w:val="es-US"/>
+        </w:rPr>
+        <w:t>sacrific</w:t>
+      </w:r>
+      <w:r>
+        <w:rPr>
+          <w:lang w:val="es-US"/>
+        </w:rPr>
+        <w:t>ar una mejor interpretación, ya que los efectos marginales promedio permiten una lectura igualmente comunicativa.</w:t>
+      </w:r>
+    </w:p>
+    <w:p>
+      <w:pPr>
         <w:pStyle w:val="Descripcin"/>
-        <w:ind w:left="1843" w:right="1983"/>
+        <w:spacing w:before="240"/>
+        <w:ind w:left="2835" w:right="2833"/>
       </w:pPr>
       <w:r>
         <w:t xml:space="preserve">Figura </w:t>
@@ -4357,10 +6025,9 @@
         <w:rPr>
           <w:noProof/>
         </w:rPr>
-        <w:lastRenderedPageBreak/>
         <w:drawing>
-          <wp:inline distT="0" distB="0" distL="0" distR="0" wp14:anchorId="79D9A78F" wp14:editId="01DB8FA8">
-            <wp:extent cx="4309745" cy="3685777"/>
+          <wp:inline distT="0" distB="0" distL="0" distR="0" wp14:anchorId="553AE2B2" wp14:editId="58909955">
+            <wp:extent cx="2986110" cy="2082800"/>
             <wp:effectExtent l="0" t="0" r="0" b="0"/>
             <wp:docPr id="1539268762" name="Imagen 5"/>
             <wp:cNvGraphicFramePr>
@@ -4391,7 +6058,7 @@
                   <pic:spPr bwMode="auto">
                     <a:xfrm>
                       <a:off x="0" y="0"/>
-                      <a:ext cx="4314908" cy="3690192"/>
+                      <a:ext cx="2986110" cy="2082800"/>
                     </a:xfrm>
                     <a:prstGeom prst="rect">
                       <a:avLst/>
@@ -4412,7 +6079,7 @@
       <w:pPr>
         <w:pStyle w:val="Sinespaciado"/>
         <w:spacing w:after="240"/>
-        <w:ind w:left="1843" w:right="1983"/>
+        <w:ind w:left="2835" w:right="2833"/>
       </w:pPr>
       <w:r>
         <w:rPr>
@@ -4436,11 +6103,117 @@
       </w:r>
     </w:p>
     <w:p>
-      <w:pPr>
-        <w:rPr>
-          <w:lang w:val="es-US"/>
-        </w:rPr>
-      </w:pPr>
+      <w:r>
+        <w:t xml:space="preserve">Las curvas ROC de los cuatro modelos evaluados en el conjunto de testeo del estudio se </w:t>
+      </w:r>
+      <w:r>
+        <w:t>muestr</w:t>
+      </w:r>
+      <w:r>
+        <w:t xml:space="preserve">an en la Figura 5. Los resultados son prácticamente idénticos para los </w:t>
+      </w:r>
+      <w:r>
+        <w:t>cuatro</w:t>
+      </w:r>
+      <w:r>
+        <w:t xml:space="preserve"> modelos </w:t>
+      </w:r>
+      <w:r>
+        <w:t>(</w:t>
+      </w:r>
+      <w:r>
+        <w:t>Logit</w:t>
+      </w:r>
+      <w:r>
+        <w:t>, sin penalidad, LASSO y Ridge</w:t>
+      </w:r>
+      <w:r>
+        <w:t>)</w:t>
+      </w:r>
+      <w:r>
+        <w:t xml:space="preserve">, </w:t>
+      </w:r>
+      <w:r>
+        <w:t>pues</w:t>
+      </w:r>
+      <w:r>
+        <w:t xml:space="preserve"> todos</w:t>
+      </w:r>
+      <w:r>
+        <w:t xml:space="preserve"> presentan</w:t>
+      </w:r>
+      <w:r>
+        <w:t xml:space="preserve"> un AUC-ROC de 0,862, lo que indica una capacidad discriminante claramente </w:t>
+      </w:r>
+      <w:r>
+        <w:t>superi</w:t>
+      </w:r>
+      <w:r>
+        <w:t xml:space="preserve">or </w:t>
+      </w:r>
+      <w:r>
+        <w:t>a</w:t>
+      </w:r>
+      <w:r>
+        <w:t xml:space="preserve"> la del</w:t>
+      </w:r>
+      <w:r>
+        <w:t xml:space="preserve"> clasificador aleatorio. En cambio, el árbol de decisión se queda lejos, con un AUC de 0,790, lo que refuerza lo </w:t>
+      </w:r>
+      <w:r>
+        <w:t>observ</w:t>
+      </w:r>
+      <w:r>
+        <w:t xml:space="preserve">ado en la Tabla 2. Es importante señalar que las curvas de los modelos </w:t>
+      </w:r>
+      <w:r>
+        <w:t>L</w:t>
+      </w:r>
+      <w:r>
+        <w:t>ogit son idénticas</w:t>
+      </w:r>
+      <w:r>
+        <w:t>;</w:t>
+      </w:r>
+      <w:r>
+        <w:t xml:space="preserve"> esto es, la regularización con el λ óptimo no tiene un efecto </w:t>
+      </w:r>
+      <w:r>
+        <w:t>significativo</w:t>
+      </w:r>
+      <w:r>
+        <w:t xml:space="preserve"> sobre la capacidad predictiva global </w:t>
+      </w:r>
+      <w:r>
+        <w:t>e</w:t>
+      </w:r>
+      <w:r>
+        <w:t xml:space="preserve">n </w:t>
+      </w:r>
+      <w:r>
+        <w:t>comparación</w:t>
+      </w:r>
+      <w:r>
+        <w:t xml:space="preserve"> </w:t>
+      </w:r>
+      <w:r>
+        <w:t>con e</w:t>
+      </w:r>
+      <w:r>
+        <w:t xml:space="preserve">l </w:t>
+      </w:r>
+      <w:r>
+        <w:t>L</w:t>
+      </w:r>
+      <w:r>
+        <w:t>ogit sin penali</w:t>
+      </w:r>
+      <w:r>
+        <w:t>zación</w:t>
+      </w:r>
+      <w:r>
+        <w:t>.</w:t>
+      </w:r>
     </w:p>
     <w:p>
       <w:pPr>
@@ -4466,272 +6239,179 @@
         <w:rPr>
           <w:lang w:val="es-US"/>
         </w:rPr>
-        <w:t>Este código utilicé para el TP3, muéstrame las bases utilizadas y qu</w:t>
-      </w:r>
-      <w:r>
-        <w:rPr>
-          <w:lang w:val="es-US"/>
-        </w:rPr>
-        <w:t>é</w:t>
-      </w:r>
-      <w:r>
-        <w:rPr>
-          <w:lang w:val="es-US"/>
-        </w:rPr>
-        <w:t xml:space="preserve"> corresponde a cada una</w:t>
+        <w:t xml:space="preserve">La función </w:t>
+      </w:r>
+      <w:r>
+        <w:rPr>
+          <w:lang w:val="es-US"/>
+        </w:rPr>
+        <w:t>de</w:t>
+      </w:r>
+      <w:r>
+        <w:rPr>
+          <w:lang w:val="es-US"/>
+        </w:rPr>
+        <w:t xml:space="preserve"> la inteligencia artificial fue esencial en todo el trabajo y, </w:t>
+      </w:r>
+      <w:r>
+        <w:rPr>
+          <w:lang w:val="es-US"/>
+        </w:rPr>
+        <w:t>según</w:t>
+      </w:r>
+      <w:r>
+        <w:rPr>
+          <w:lang w:val="es-US"/>
+        </w:rPr>
+        <w:t xml:space="preserve"> el ítem, </w:t>
+      </w:r>
+      <w:r>
+        <w:rPr>
+          <w:lang w:val="es-US"/>
+        </w:rPr>
+        <w:t>resultó</w:t>
+      </w:r>
+      <w:r>
+        <w:rPr>
+          <w:lang w:val="es-US"/>
+        </w:rPr>
+        <w:t xml:space="preserve"> más o menos eficaz. Resultó muy efectiva en </w:t>
+      </w:r>
+      <w:r>
+        <w:rPr>
+          <w:lang w:val="es-US"/>
+        </w:rPr>
+        <w:t>la</w:t>
+      </w:r>
+      <w:r>
+        <w:rPr>
+          <w:lang w:val="es-US"/>
+        </w:rPr>
+        <w:t xml:space="preserve"> e</w:t>
+      </w:r>
+      <w:r>
+        <w:rPr>
+          <w:lang w:val="es-US"/>
+        </w:rPr>
+        <w:t>structuración de</w:t>
+      </w:r>
+      <w:r>
+        <w:rPr>
+          <w:lang w:val="es-US"/>
+        </w:rPr>
+        <w:t xml:space="preserve">l código para la regularización Ridge y LASSO, el 5-fold </w:t>
+      </w:r>
+      <w:proofErr w:type="spellStart"/>
+      <w:r>
+        <w:rPr>
+          <w:lang w:val="es-US"/>
+        </w:rPr>
+        <w:t>cross-validation</w:t>
+      </w:r>
+      <w:proofErr w:type="spellEnd"/>
+      <w:r>
+        <w:rPr>
+          <w:lang w:val="es-US"/>
+        </w:rPr>
+        <w:t xml:space="preserve">, la construcción del árbol CART con el ajuste del hiperparámetro óptimo y en la orientación para decisiones metodológicas clave como la incorporación de un conjunto de testeo para evitar la sobreestimación de las propias métricas de desempeño. Hubo también cierta contribución de la IA en la interpretación de resultados </w:t>
+      </w:r>
+      <w:r>
+        <w:rPr>
+          <w:lang w:val="es-US"/>
+        </w:rPr>
+        <w:t>—</w:t>
+      </w:r>
+      <w:r>
+        <w:rPr>
+          <w:lang w:val="es-US"/>
+        </w:rPr>
+        <w:t xml:space="preserve">en </w:t>
+      </w:r>
+      <w:r>
+        <w:rPr>
+          <w:lang w:val="es-US"/>
+        </w:rPr>
+        <w:t>los efectos marginales promedio</w:t>
+      </w:r>
+      <w:r>
+        <w:rPr>
+          <w:lang w:val="es-US"/>
+        </w:rPr>
+        <w:t xml:space="preserve"> en casos en los que su desarrollo era iterativo</w:t>
+      </w:r>
+      <w:r>
+        <w:rPr>
+          <w:lang w:val="es-US"/>
+        </w:rPr>
+        <w:t>—</w:t>
+      </w:r>
+      <w:r>
+        <w:rPr>
+          <w:lang w:val="es-US"/>
+        </w:rPr>
+        <w:t xml:space="preserve"> y </w:t>
+      </w:r>
+      <w:r>
+        <w:rPr>
+          <w:lang w:val="es-US"/>
+        </w:rPr>
+        <w:t xml:space="preserve">en </w:t>
+      </w:r>
+      <w:r>
+        <w:rPr>
+          <w:lang w:val="es-US"/>
+        </w:rPr>
+        <w:t>la exportación a tablas comparativas. En contra</w:t>
+      </w:r>
+      <w:r>
+        <w:rPr>
+          <w:lang w:val="es-US"/>
+        </w:rPr>
+        <w:t>ste</w:t>
+      </w:r>
+      <w:r>
+        <w:rPr>
+          <w:lang w:val="es-US"/>
+        </w:rPr>
+        <w:t xml:space="preserve">, resultó menos efectiva en la identificación automática de errores de indentación y en la creación de gráficos con </w:t>
+      </w:r>
+      <w:r>
+        <w:rPr>
+          <w:lang w:val="es-US"/>
+        </w:rPr>
+        <w:t>etiqueta</w:t>
+      </w:r>
+      <w:r>
+        <w:rPr>
+          <w:lang w:val="es-US"/>
+        </w:rPr>
+        <w:t xml:space="preserve">s, lo que </w:t>
+      </w:r>
+      <w:r>
+        <w:rPr>
+          <w:lang w:val="es-US"/>
+        </w:rPr>
+        <w:t>requirió</w:t>
+      </w:r>
+      <w:r>
+        <w:rPr>
+          <w:lang w:val="es-US"/>
+        </w:rPr>
+        <w:t xml:space="preserve"> ajustes manuales iterativos.</w:t>
       </w:r>
     </w:p>
     <w:p>
-      <w:r>
-        <w:rPr>
-          <w:lang w:val="es-US"/>
-        </w:rPr>
-        <w:t xml:space="preserve">Perfecto trabajaremos sobre las siguientes bases: </w:t>
-      </w:r>
-      <w:r>
-        <w:t>ocupados_X_2025_MM, el cual serán los regresores (X) y y_2025 será la dependiente (Y)</w:t>
-      </w:r>
-    </w:p>
-    <w:p>
-      <w:r>
-        <w:t>Te adjunto la consigna del tp4</w:t>
-      </w:r>
-    </w:p>
-    <w:p>
-      <w:r>
-        <w:t>Un aspecto que creo que se puede me</w:t>
-      </w:r>
-      <w:r>
-        <w:t xml:space="preserve">jorar es que en la consigna se menciona que se realizará la técnica de </w:t>
-      </w:r>
-      <w:proofErr w:type="spellStart"/>
-      <w:r>
-        <w:t>cross</w:t>
-      </w:r>
-      <w:proofErr w:type="spellEnd"/>
-      <w:r>
-        <w:t xml:space="preserve"> </w:t>
-      </w:r>
-      <w:proofErr w:type="spellStart"/>
-      <w:r>
-        <w:t>validation</w:t>
-      </w:r>
-      <w:proofErr w:type="spellEnd"/>
-      <w:r>
-        <w:t xml:space="preserve"> sobre toda la base; yo creo que eso podría elevar las métricas de precisión finales porque no hay nada con qué</w:t>
-      </w:r>
-      <w:r>
-        <w:t xml:space="preserve"> c</w:t>
-      </w:r>
-      <w:r>
-        <w:t xml:space="preserve">omparar. </w:t>
-      </w:r>
-      <w:r>
-        <w:t>¿</w:t>
-      </w:r>
-      <w:r>
-        <w:t>Crees que lo que digo es teóricamente</w:t>
-      </w:r>
-      <w:r>
-        <w:t xml:space="preserve"> válido</w:t>
-      </w:r>
-      <w:r>
-        <w:t>?</w:t>
-      </w:r>
-    </w:p>
-    <w:p>
-      <w:r>
-        <w:t xml:space="preserve">Perfecto, entonces lo adecuado es trabajar con datos de entrenamiento y </w:t>
-      </w:r>
-      <w:r>
-        <w:t xml:space="preserve">de </w:t>
-      </w:r>
-      <w:r>
-        <w:t>testeo</w:t>
-      </w:r>
-      <w:r>
-        <w:t>.</w:t>
-      </w:r>
-      <w:r>
-        <w:t xml:space="preserve"> </w:t>
-      </w:r>
-      <w:r>
-        <w:t>E</w:t>
-      </w:r>
-      <w:r>
-        <w:t>so es lo primero que quiero que realices</w:t>
-      </w:r>
-      <w:r>
-        <w:t>;</w:t>
-      </w:r>
-      <w:r>
-        <w:t xml:space="preserve"> dame el código para eso.</w:t>
-      </w:r>
-    </w:p>
-    <w:p>
-      <w:r>
-        <w:t>Trabajaremos la evaluación con la base de entrenamiento, lo cual corresponde para la A.1 y A.2, en A.3 se pide interpretación de resultados y coeficientes, lo adecuado es que sea con toda la base, pero por el momento comencemos con las 2 primeras preguntas</w:t>
-      </w:r>
-    </w:p>
-    <w:p>
-      <w:r>
-        <w:t xml:space="preserve">Bien, iniciemos con </w:t>
-      </w:r>
-      <w:r>
-        <w:t xml:space="preserve">la pregunta </w:t>
-      </w:r>
-      <w:r>
-        <w:t xml:space="preserve">A.1. En esta pregunta se </w:t>
-      </w:r>
-      <w:r>
-        <w:t>solicita</w:t>
-      </w:r>
-      <w:r>
-        <w:t xml:space="preserve"> una visualización de los coeficientes </w:t>
-      </w:r>
-      <w:r>
-        <w:t>de</w:t>
-      </w:r>
-      <w:r>
-        <w:t xml:space="preserve"> cada técnica de regularización. La idea es que los gráficos estén uno al lado del otro. Respeta los valores de lambda que </w:t>
-      </w:r>
-      <w:r>
-        <w:t xml:space="preserve">se </w:t>
-      </w:r>
-      <w:r>
-        <w:t>piden que se evalúen.</w:t>
-      </w:r>
-      <w:r>
-        <w:t xml:space="preserve"> Como te dije, esto se hará en base a la base de entrenamiento</w:t>
-      </w:r>
-    </w:p>
-    <w:p>
-      <w:r>
-        <w:t xml:space="preserve">En la A.2, lo que se pide es elegir el mejor lambda, para ello utiliza el siguiente </w:t>
-      </w:r>
-      <w:r>
-        <w:t>número</w:t>
-      </w:r>
-      <w:r>
-        <w:t xml:space="preserve"> de </w:t>
-      </w:r>
-      <w:proofErr w:type="spellStart"/>
-      <w:r>
-        <w:t>folds</w:t>
-      </w:r>
-      <w:proofErr w:type="spellEnd"/>
-      <w:r>
-        <w:t xml:space="preserve"> (5)</w:t>
-      </w:r>
-    </w:p>
-    <w:p>
-      <w:r>
-        <w:t>¿</w:t>
-      </w:r>
-      <w:r>
-        <w:t xml:space="preserve">Tener un valor de lambda muy pequeño significa que la regularización no </w:t>
-      </w:r>
-      <w:r>
-        <w:t>aporta</w:t>
-      </w:r>
-      <w:r>
-        <w:t xml:space="preserve"> demasiado?</w:t>
-      </w:r>
-    </w:p>
-    <w:p>
-      <w:r>
-        <w:t xml:space="preserve">Pasemos a A.3, aquí se pide evaluar los coeficientes, como te dije, realicemos esto pero sobre toda la base, o sea una vez escogido el mejor lambda para cada técnica, volvamos a evaluar el modelo de forma general, obtenemos los coeficientes y comparamos según </w:t>
-      </w:r>
-      <w:r>
+      <w:pPr>
+        <w:pStyle w:val="Ttulo1"/>
+        <w:rPr>
+          <w:lang w:val="es-US"/>
+        </w:rPr>
+      </w:pPr>
+      <w:r>
+        <w:rPr>
+          <w:lang w:val="es-US"/>
+        </w:rPr>
         <w:lastRenderedPageBreak/>
-        <w:t xml:space="preserve">lo pedido, un aspecto que también es adecuado es que a parte de los coeficientes también se incorporen los </w:t>
-      </w:r>
-      <w:r>
-        <w:t>efectos marginales promedio (EMP), esto para una mejor comparabilidad e interpretación</w:t>
-      </w:r>
-      <w:r>
-        <w:t>.</w:t>
-      </w:r>
-    </w:p>
-    <w:p>
-      <w:pPr>
-        <w:rPr>
-          <w:lang w:val="es-US"/>
-        </w:rPr>
-      </w:pPr>
-      <w:r>
-        <w:rPr>
-          <w:lang w:val="es-US"/>
-        </w:rPr>
-        <w:t xml:space="preserve">Necesito que estructures una tabla en Excel que resuma los indicadores de desempeño de todos los modelos analizados, </w:t>
-      </w:r>
-      <w:r>
-        <w:rPr>
-          <w:lang w:val="es-US"/>
-        </w:rPr>
-        <w:t>tal</w:t>
-      </w:r>
-      <w:r>
-        <w:rPr>
-          <w:lang w:val="es-US"/>
-        </w:rPr>
-        <w:t xml:space="preserve"> </w:t>
-      </w:r>
-      <w:r>
-        <w:rPr>
-          <w:lang w:val="es-US"/>
-        </w:rPr>
-        <w:t>como</w:t>
-      </w:r>
-      <w:r>
-        <w:rPr>
-          <w:lang w:val="es-US"/>
-        </w:rPr>
-        <w:t xml:space="preserve"> se presenta</w:t>
-      </w:r>
-      <w:r>
-        <w:rPr>
-          <w:lang w:val="es-US"/>
-        </w:rPr>
-        <w:t>n</w:t>
-      </w:r>
-      <w:r>
-        <w:rPr>
-          <w:lang w:val="es-US"/>
-        </w:rPr>
-        <w:t xml:space="preserve"> en la última celda</w:t>
-      </w:r>
-      <w:r>
-        <w:rPr>
-          <w:lang w:val="es-US"/>
-        </w:rPr>
-        <w:t xml:space="preserve"> de los resultados</w:t>
-      </w:r>
-      <w:r>
-        <w:rPr>
-          <w:lang w:val="es-US"/>
-        </w:rPr>
-        <w:t xml:space="preserve"> del cuaderno.</w:t>
-      </w:r>
-    </w:p>
-    <w:p>
-      <w:pPr>
-        <w:rPr>
-          <w:lang w:val="es-US"/>
-        </w:rPr>
-      </w:pPr>
-    </w:p>
-    <w:p>
-      <w:pPr>
-        <w:pStyle w:val="Ttulo1"/>
-        <w:rPr>
-          <w:lang w:val="es-US"/>
-        </w:rPr>
-      </w:pPr>
-      <w:r>
-        <w:rPr>
-          <w:lang w:val="es-US"/>
-        </w:rPr>
         <w:t>Referencias</w:t>
       </w:r>
     </w:p>
@@ -4831,6 +6511,3851 @@
           <w:lang w:val="es-US"/>
         </w:rPr>
         <w:t>péndices</w:t>
+      </w:r>
+    </w:p>
+    <w:p>
+      <w:pPr>
+        <w:pStyle w:val="Descripcin"/>
+        <w:keepNext/>
+      </w:pPr>
+      <w:r>
+        <w:t xml:space="preserve">Tabla </w:t>
+      </w:r>
+      <w:r>
+        <w:fldChar w:fldCharType="begin"/>
+      </w:r>
+      <w:r>
+        <w:instrText xml:space="preserve"> SEQ Tabla \* ARABIC </w:instrText>
+      </w:r>
+      <w:r>
+        <w:fldChar w:fldCharType="separate"/>
+      </w:r>
+      <w:r>
+        <w:rPr>
+          <w:noProof/>
+        </w:rPr>
+        <w:t>3</w:t>
+      </w:r>
+      <w:r>
+        <w:fldChar w:fldCharType="end"/>
+      </w:r>
+      <w:r>
+        <w:tab/>
+      </w:r>
+      <w:r>
+        <w:br/>
+      </w:r>
+      <w:r>
+        <w:rPr>
+          <w:b w:val="0"/>
+          <w:bCs/>
+          <w:i/>
+          <w:iCs w:val="0"/>
+        </w:rPr>
+        <w:t>Resumen de la consideración de variables independientes en los modelos predictivos LASSO y en el árbol de decisión</w:t>
+      </w:r>
+    </w:p>
+    <w:tbl>
+      <w:tblPr>
+        <w:tblW w:w="5000" w:type="pct"/>
+        <w:tblCellMar>
+          <w:left w:w="70" w:type="dxa"/>
+          <w:right w:w="70" w:type="dxa"/>
+        </w:tblCellMar>
+        <w:tblLook w:val="04A0" w:firstRow="1" w:lastRow="0" w:firstColumn="1" w:lastColumn="0" w:noHBand="0" w:noVBand="1"/>
+      </w:tblPr>
+      <w:tblGrid>
+        <w:gridCol w:w="2878"/>
+        <w:gridCol w:w="2316"/>
+        <w:gridCol w:w="1779"/>
+        <w:gridCol w:w="1917"/>
+        <w:gridCol w:w="1598"/>
+      </w:tblGrid>
+      <w:tr>
+        <w:trPr>
+          <w:trHeight w:val="57"/>
+          <w:tblHeader/>
+        </w:trPr>
+        <w:tc>
+          <w:tcPr>
+            <w:tcW w:w="1372" w:type="pct"/>
+            <w:tcBorders>
+              <w:top w:val="single" w:sz="8" w:space="0" w:color="auto"/>
+              <w:left w:val="nil"/>
+              <w:bottom w:val="single" w:sz="4" w:space="0" w:color="auto"/>
+              <w:right w:val="nil"/>
+            </w:tcBorders>
+            <w:noWrap/>
+            <w:vAlign w:val="center"/>
+            <w:hideMark/>
+          </w:tcPr>
+          <w:p>
+            <w:pPr>
+              <w:spacing w:after="0" w:line="240" w:lineRule="auto"/>
+              <w:jc w:val="center"/>
+              <w:rPr>
+                <w:rFonts w:eastAsia="Times New Roman" w:cs="Times New Roman"/>
+                <w:b/>
+                <w:bCs/>
+                <w:sz w:val="16"/>
+                <w:szCs w:val="16"/>
+                <w:lang w:val="es-EC" w:eastAsia="es-MX"/>
+              </w:rPr>
+            </w:pPr>
+            <w:r>
+              <w:rPr>
+                <w:rFonts w:eastAsia="Times New Roman" w:cs="Times New Roman"/>
+                <w:b/>
+                <w:bCs/>
+                <w:sz w:val="16"/>
+                <w:szCs w:val="16"/>
+                <w:lang w:val="es-EC" w:eastAsia="es-MX"/>
+              </w:rPr>
+              <w:t>Variable</w:t>
+            </w:r>
+          </w:p>
+        </w:tc>
+        <w:tc>
+          <w:tcPr>
+            <w:tcW w:w="1104" w:type="pct"/>
+            <w:tcBorders>
+              <w:top w:val="single" w:sz="8" w:space="0" w:color="auto"/>
+              <w:left w:val="nil"/>
+              <w:bottom w:val="single" w:sz="4" w:space="0" w:color="auto"/>
+              <w:right w:val="nil"/>
+            </w:tcBorders>
+            <w:noWrap/>
+            <w:vAlign w:val="center"/>
+            <w:hideMark/>
+          </w:tcPr>
+          <w:p>
+            <w:pPr>
+              <w:spacing w:after="0" w:line="240" w:lineRule="auto"/>
+              <w:jc w:val="center"/>
+              <w:rPr>
+                <w:rFonts w:eastAsia="Times New Roman" w:cs="Times New Roman"/>
+                <w:b/>
+                <w:bCs/>
+                <w:sz w:val="16"/>
+                <w:szCs w:val="16"/>
+                <w:lang w:val="es-EC" w:eastAsia="es-MX"/>
+              </w:rPr>
+            </w:pPr>
+            <w:r>
+              <w:rPr>
+                <w:rFonts w:eastAsia="Times New Roman" w:cs="Times New Roman"/>
+                <w:b/>
+                <w:bCs/>
+                <w:sz w:val="16"/>
+                <w:szCs w:val="16"/>
+                <w:lang w:val="es-EC" w:eastAsia="es-MX"/>
+              </w:rPr>
+              <w:t>Nombre en la base</w:t>
+            </w:r>
+          </w:p>
+        </w:tc>
+        <w:tc>
+          <w:tcPr>
+            <w:tcW w:w="848" w:type="pct"/>
+            <w:tcBorders>
+              <w:top w:val="single" w:sz="8" w:space="0" w:color="auto"/>
+              <w:left w:val="nil"/>
+              <w:bottom w:val="single" w:sz="4" w:space="0" w:color="auto"/>
+              <w:right w:val="nil"/>
+            </w:tcBorders>
+            <w:noWrap/>
+            <w:vAlign w:val="center"/>
+            <w:hideMark/>
+          </w:tcPr>
+          <w:p>
+            <w:pPr>
+              <w:spacing w:after="0" w:line="240" w:lineRule="auto"/>
+              <w:jc w:val="center"/>
+              <w:rPr>
+                <w:rFonts w:eastAsia="Times New Roman" w:cs="Times New Roman"/>
+                <w:b/>
+                <w:bCs/>
+                <w:sz w:val="16"/>
+                <w:szCs w:val="16"/>
+                <w:lang w:val="es-EC" w:eastAsia="es-MX"/>
+              </w:rPr>
+            </w:pPr>
+            <w:r>
+              <w:rPr>
+                <w:rFonts w:eastAsia="Times New Roman" w:cs="Times New Roman"/>
+                <w:b/>
+                <w:bCs/>
+                <w:sz w:val="16"/>
+                <w:szCs w:val="16"/>
+                <w:lang w:val="es-EC" w:eastAsia="es-MX"/>
+              </w:rPr>
+              <w:t>Descartada por Árbol</w:t>
+            </w:r>
+          </w:p>
+        </w:tc>
+        <w:tc>
+          <w:tcPr>
+            <w:tcW w:w="914" w:type="pct"/>
+            <w:tcBorders>
+              <w:top w:val="single" w:sz="8" w:space="0" w:color="auto"/>
+              <w:left w:val="nil"/>
+              <w:bottom w:val="single" w:sz="4" w:space="0" w:color="auto"/>
+              <w:right w:val="nil"/>
+            </w:tcBorders>
+            <w:noWrap/>
+            <w:vAlign w:val="center"/>
+            <w:hideMark/>
+          </w:tcPr>
+          <w:p>
+            <w:pPr>
+              <w:spacing w:after="0" w:line="240" w:lineRule="auto"/>
+              <w:jc w:val="center"/>
+              <w:rPr>
+                <w:rFonts w:eastAsia="Times New Roman" w:cs="Times New Roman"/>
+                <w:b/>
+                <w:bCs/>
+                <w:sz w:val="16"/>
+                <w:szCs w:val="16"/>
+                <w:lang w:val="es-EC" w:eastAsia="es-MX"/>
+              </w:rPr>
+            </w:pPr>
+            <w:r>
+              <w:rPr>
+                <w:rFonts w:eastAsia="Times New Roman" w:cs="Times New Roman"/>
+                <w:b/>
+                <w:bCs/>
+                <w:sz w:val="16"/>
+                <w:szCs w:val="16"/>
+                <w:lang w:val="es-EC" w:eastAsia="es-MX"/>
+              </w:rPr>
+              <w:t>Descartada por LASSO</w:t>
+            </w:r>
+          </w:p>
+        </w:tc>
+        <w:tc>
+          <w:tcPr>
+            <w:tcW w:w="762" w:type="pct"/>
+            <w:tcBorders>
+              <w:top w:val="single" w:sz="8" w:space="0" w:color="auto"/>
+              <w:left w:val="nil"/>
+              <w:bottom w:val="single" w:sz="4" w:space="0" w:color="auto"/>
+              <w:right w:val="nil"/>
+            </w:tcBorders>
+            <w:noWrap/>
+            <w:vAlign w:val="center"/>
+            <w:hideMark/>
+          </w:tcPr>
+          <w:p>
+            <w:pPr>
+              <w:spacing w:after="0" w:line="240" w:lineRule="auto"/>
+              <w:jc w:val="center"/>
+              <w:rPr>
+                <w:rFonts w:eastAsia="Times New Roman" w:cs="Times New Roman"/>
+                <w:b/>
+                <w:bCs/>
+                <w:sz w:val="16"/>
+                <w:szCs w:val="16"/>
+                <w:lang w:val="es-EC" w:eastAsia="es-MX"/>
+              </w:rPr>
+            </w:pPr>
+            <w:r>
+              <w:rPr>
+                <w:rFonts w:eastAsia="Times New Roman" w:cs="Times New Roman"/>
+                <w:b/>
+                <w:bCs/>
+                <w:sz w:val="16"/>
+                <w:szCs w:val="16"/>
+                <w:lang w:val="es-EC" w:eastAsia="es-MX"/>
+              </w:rPr>
+              <w:t>Coeficiente LASSO</w:t>
+            </w:r>
+          </w:p>
+        </w:tc>
+      </w:tr>
+      <w:tr>
+        <w:trPr>
+          <w:trHeight w:val="57"/>
+        </w:trPr>
+        <w:tc>
+          <w:tcPr>
+            <w:tcW w:w="1372" w:type="pct"/>
+            <w:tcBorders>
+              <w:top w:val="nil"/>
+              <w:left w:val="nil"/>
+              <w:bottom w:val="nil"/>
+              <w:right w:val="nil"/>
+            </w:tcBorders>
+            <w:noWrap/>
+            <w:hideMark/>
+          </w:tcPr>
+          <w:p>
+            <w:pPr>
+              <w:spacing w:after="0" w:line="240" w:lineRule="auto"/>
+              <w:jc w:val="left"/>
+              <w:rPr>
+                <w:rFonts w:eastAsia="Times New Roman" w:cs="Times New Roman"/>
+                <w:sz w:val="16"/>
+                <w:szCs w:val="16"/>
+                <w:lang w:val="es-EC" w:eastAsia="es-MX"/>
+              </w:rPr>
+            </w:pPr>
+            <w:r>
+              <w:rPr>
+                <w:rFonts w:eastAsia="Times New Roman" w:cs="Times New Roman"/>
+                <w:sz w:val="16"/>
+                <w:szCs w:val="16"/>
+                <w:lang w:val="es-EC" w:eastAsia="es-MX"/>
+              </w:rPr>
+              <w:t>Informal en 2024 (rezago)</w:t>
+            </w:r>
+          </w:p>
+        </w:tc>
+        <w:tc>
+          <w:tcPr>
+            <w:tcW w:w="1104" w:type="pct"/>
+            <w:tcBorders>
+              <w:top w:val="nil"/>
+              <w:left w:val="nil"/>
+              <w:bottom w:val="nil"/>
+              <w:right w:val="nil"/>
+            </w:tcBorders>
+            <w:noWrap/>
+            <w:hideMark/>
+          </w:tcPr>
+          <w:p>
+            <w:pPr>
+              <w:spacing w:after="0" w:line="240" w:lineRule="auto"/>
+              <w:jc w:val="left"/>
+              <w:rPr>
+                <w:rFonts w:eastAsia="Times New Roman" w:cs="Times New Roman"/>
+                <w:sz w:val="16"/>
+                <w:szCs w:val="16"/>
+                <w:lang w:val="es-EC" w:eastAsia="es-MX"/>
+              </w:rPr>
+            </w:pPr>
+            <w:r>
+              <w:rPr>
+                <w:rFonts w:eastAsia="Times New Roman" w:cs="Times New Roman"/>
+                <w:sz w:val="16"/>
+                <w:szCs w:val="16"/>
+                <w:lang w:val="es-EC" w:eastAsia="es-MX"/>
+              </w:rPr>
+              <w:t>informal_2024_Informal</w:t>
+            </w:r>
+          </w:p>
+        </w:tc>
+        <w:tc>
+          <w:tcPr>
+            <w:tcW w:w="848" w:type="pct"/>
+            <w:tcBorders>
+              <w:top w:val="nil"/>
+              <w:left w:val="nil"/>
+              <w:bottom w:val="nil"/>
+              <w:right w:val="nil"/>
+            </w:tcBorders>
+            <w:noWrap/>
+            <w:hideMark/>
+          </w:tcPr>
+          <w:p>
+            <w:pPr>
+              <w:spacing w:after="0" w:line="240" w:lineRule="auto"/>
+              <w:jc w:val="center"/>
+              <w:rPr>
+                <w:rFonts w:eastAsia="Times New Roman" w:cs="Times New Roman"/>
+                <w:sz w:val="16"/>
+                <w:szCs w:val="16"/>
+                <w:lang w:val="es-EC" w:eastAsia="es-MX"/>
+              </w:rPr>
+            </w:pPr>
+            <w:r>
+              <w:rPr>
+                <w:rFonts w:eastAsia="Times New Roman" w:cs="Times New Roman"/>
+                <w:sz w:val="16"/>
+                <w:szCs w:val="16"/>
+                <w:lang w:val="es-EC" w:eastAsia="es-MX"/>
+              </w:rPr>
+              <w:t>NO (Usada)</w:t>
+            </w:r>
+          </w:p>
+        </w:tc>
+        <w:tc>
+          <w:tcPr>
+            <w:tcW w:w="914" w:type="pct"/>
+            <w:tcBorders>
+              <w:top w:val="nil"/>
+              <w:left w:val="nil"/>
+              <w:bottom w:val="nil"/>
+              <w:right w:val="nil"/>
+            </w:tcBorders>
+            <w:noWrap/>
+            <w:hideMark/>
+          </w:tcPr>
+          <w:p>
+            <w:pPr>
+              <w:spacing w:after="0" w:line="240" w:lineRule="auto"/>
+              <w:jc w:val="center"/>
+              <w:rPr>
+                <w:rFonts w:eastAsia="Times New Roman" w:cs="Times New Roman"/>
+                <w:sz w:val="16"/>
+                <w:szCs w:val="16"/>
+                <w:lang w:val="es-EC" w:eastAsia="es-MX"/>
+              </w:rPr>
+            </w:pPr>
+            <w:r>
+              <w:rPr>
+                <w:rFonts w:eastAsia="Times New Roman" w:cs="Times New Roman"/>
+                <w:sz w:val="16"/>
+                <w:szCs w:val="16"/>
+                <w:lang w:val="es-EC" w:eastAsia="es-MX"/>
+              </w:rPr>
+              <w:t>NO (Usada)</w:t>
+            </w:r>
+          </w:p>
+        </w:tc>
+        <w:tc>
+          <w:tcPr>
+            <w:tcW w:w="762" w:type="pct"/>
+            <w:tcBorders>
+              <w:top w:val="nil"/>
+              <w:left w:val="nil"/>
+              <w:bottom w:val="nil"/>
+              <w:right w:val="nil"/>
+            </w:tcBorders>
+            <w:noWrap/>
+            <w:hideMark/>
+          </w:tcPr>
+          <w:p>
+            <w:pPr>
+              <w:spacing w:after="0" w:line="240" w:lineRule="auto"/>
+              <w:jc w:val="center"/>
+              <w:rPr>
+                <w:rFonts w:eastAsia="Times New Roman" w:cs="Times New Roman"/>
+                <w:sz w:val="16"/>
+                <w:szCs w:val="16"/>
+                <w:lang w:val="es-EC" w:eastAsia="es-MX"/>
+              </w:rPr>
+            </w:pPr>
+            <w:r>
+              <w:rPr>
+                <w:rFonts w:eastAsia="Times New Roman" w:cs="Times New Roman"/>
+                <w:sz w:val="16"/>
+                <w:szCs w:val="16"/>
+                <w:lang w:val="es-EC" w:eastAsia="es-MX"/>
+              </w:rPr>
+              <w:t>2,585135</w:t>
+            </w:r>
+          </w:p>
+        </w:tc>
+      </w:tr>
+      <w:tr>
+        <w:trPr>
+          <w:trHeight w:val="57"/>
+        </w:trPr>
+        <w:tc>
+          <w:tcPr>
+            <w:tcW w:w="1372" w:type="pct"/>
+            <w:tcBorders>
+              <w:top w:val="nil"/>
+              <w:left w:val="nil"/>
+              <w:bottom w:val="nil"/>
+              <w:right w:val="nil"/>
+            </w:tcBorders>
+            <w:noWrap/>
+            <w:hideMark/>
+          </w:tcPr>
+          <w:p>
+            <w:pPr>
+              <w:spacing w:after="0" w:line="240" w:lineRule="auto"/>
+              <w:jc w:val="left"/>
+              <w:rPr>
+                <w:rFonts w:eastAsia="Times New Roman" w:cs="Times New Roman"/>
+                <w:sz w:val="16"/>
+                <w:szCs w:val="16"/>
+                <w:lang w:val="es-EC" w:eastAsia="es-MX"/>
+              </w:rPr>
+            </w:pPr>
+            <w:r>
+              <w:rPr>
+                <w:rFonts w:eastAsia="Times New Roman" w:cs="Times New Roman"/>
+                <w:sz w:val="16"/>
+                <w:szCs w:val="16"/>
+                <w:lang w:val="es-EC" w:eastAsia="es-MX"/>
+              </w:rPr>
+              <w:t>Sin cobertura médica</w:t>
+            </w:r>
+          </w:p>
+        </w:tc>
+        <w:tc>
+          <w:tcPr>
+            <w:tcW w:w="1104" w:type="pct"/>
+            <w:tcBorders>
+              <w:top w:val="nil"/>
+              <w:left w:val="nil"/>
+              <w:bottom w:val="nil"/>
+              <w:right w:val="nil"/>
+            </w:tcBorders>
+            <w:noWrap/>
+            <w:hideMark/>
+          </w:tcPr>
+          <w:p>
+            <w:pPr>
+              <w:spacing w:after="0" w:line="240" w:lineRule="auto"/>
+              <w:jc w:val="left"/>
+              <w:rPr>
+                <w:rFonts w:eastAsia="Times New Roman" w:cs="Times New Roman"/>
+                <w:sz w:val="16"/>
+                <w:szCs w:val="16"/>
+                <w:lang w:val="es-EC" w:eastAsia="es-MX"/>
+              </w:rPr>
+            </w:pPr>
+            <w:r>
+              <w:rPr>
+                <w:rFonts w:eastAsia="Times New Roman" w:cs="Times New Roman"/>
+                <w:sz w:val="16"/>
+                <w:szCs w:val="16"/>
+                <w:lang w:val="es-EC" w:eastAsia="es-MX"/>
+              </w:rPr>
+              <w:t>cobertura_med_No cobertura</w:t>
+            </w:r>
+          </w:p>
+        </w:tc>
+        <w:tc>
+          <w:tcPr>
+            <w:tcW w:w="848" w:type="pct"/>
+            <w:tcBorders>
+              <w:top w:val="nil"/>
+              <w:left w:val="nil"/>
+              <w:bottom w:val="nil"/>
+              <w:right w:val="nil"/>
+            </w:tcBorders>
+            <w:noWrap/>
+            <w:hideMark/>
+          </w:tcPr>
+          <w:p>
+            <w:pPr>
+              <w:spacing w:after="0" w:line="240" w:lineRule="auto"/>
+              <w:jc w:val="center"/>
+              <w:rPr>
+                <w:rFonts w:eastAsia="Times New Roman" w:cs="Times New Roman"/>
+                <w:sz w:val="16"/>
+                <w:szCs w:val="16"/>
+                <w:lang w:val="es-EC" w:eastAsia="es-MX"/>
+              </w:rPr>
+            </w:pPr>
+            <w:r>
+              <w:rPr>
+                <w:rFonts w:eastAsia="Times New Roman" w:cs="Times New Roman"/>
+                <w:sz w:val="16"/>
+                <w:szCs w:val="16"/>
+                <w:lang w:val="es-EC" w:eastAsia="es-MX"/>
+              </w:rPr>
+              <w:t>NO (Usada)</w:t>
+            </w:r>
+          </w:p>
+        </w:tc>
+        <w:tc>
+          <w:tcPr>
+            <w:tcW w:w="914" w:type="pct"/>
+            <w:tcBorders>
+              <w:top w:val="nil"/>
+              <w:left w:val="nil"/>
+              <w:bottom w:val="nil"/>
+              <w:right w:val="nil"/>
+            </w:tcBorders>
+            <w:noWrap/>
+            <w:hideMark/>
+          </w:tcPr>
+          <w:p>
+            <w:pPr>
+              <w:spacing w:after="0" w:line="240" w:lineRule="auto"/>
+              <w:jc w:val="center"/>
+              <w:rPr>
+                <w:rFonts w:eastAsia="Times New Roman" w:cs="Times New Roman"/>
+                <w:sz w:val="16"/>
+                <w:szCs w:val="16"/>
+                <w:lang w:val="es-EC" w:eastAsia="es-MX"/>
+              </w:rPr>
+            </w:pPr>
+            <w:r>
+              <w:rPr>
+                <w:rFonts w:eastAsia="Times New Roman" w:cs="Times New Roman"/>
+                <w:sz w:val="16"/>
+                <w:szCs w:val="16"/>
+                <w:lang w:val="es-EC" w:eastAsia="es-MX"/>
+              </w:rPr>
+              <w:t>NO (Usada)</w:t>
+            </w:r>
+          </w:p>
+        </w:tc>
+        <w:tc>
+          <w:tcPr>
+            <w:tcW w:w="762" w:type="pct"/>
+            <w:tcBorders>
+              <w:top w:val="nil"/>
+              <w:left w:val="nil"/>
+              <w:bottom w:val="nil"/>
+              <w:right w:val="nil"/>
+            </w:tcBorders>
+            <w:noWrap/>
+            <w:hideMark/>
+          </w:tcPr>
+          <w:p>
+            <w:pPr>
+              <w:spacing w:after="0" w:line="240" w:lineRule="auto"/>
+              <w:jc w:val="center"/>
+              <w:rPr>
+                <w:rFonts w:eastAsia="Times New Roman" w:cs="Times New Roman"/>
+                <w:sz w:val="16"/>
+                <w:szCs w:val="16"/>
+                <w:lang w:val="es-EC" w:eastAsia="es-MX"/>
+              </w:rPr>
+            </w:pPr>
+            <w:r>
+              <w:rPr>
+                <w:rFonts w:eastAsia="Times New Roman" w:cs="Times New Roman"/>
+                <w:sz w:val="16"/>
+                <w:szCs w:val="16"/>
+                <w:lang w:val="es-EC" w:eastAsia="es-MX"/>
+              </w:rPr>
+              <w:t>1,403943</w:t>
+            </w:r>
+          </w:p>
+        </w:tc>
+      </w:tr>
+      <w:tr>
+        <w:trPr>
+          <w:trHeight w:val="57"/>
+        </w:trPr>
+        <w:tc>
+          <w:tcPr>
+            <w:tcW w:w="1372" w:type="pct"/>
+            <w:tcBorders>
+              <w:top w:val="nil"/>
+              <w:left w:val="nil"/>
+              <w:bottom w:val="nil"/>
+              <w:right w:val="nil"/>
+            </w:tcBorders>
+            <w:noWrap/>
+            <w:hideMark/>
+          </w:tcPr>
+          <w:p>
+            <w:pPr>
+              <w:spacing w:after="0" w:line="240" w:lineRule="auto"/>
+              <w:jc w:val="left"/>
+              <w:rPr>
+                <w:rFonts w:eastAsia="Times New Roman" w:cs="Times New Roman"/>
+                <w:sz w:val="16"/>
+                <w:szCs w:val="16"/>
+                <w:lang w:val="es-EC" w:eastAsia="es-MX"/>
+              </w:rPr>
+            </w:pPr>
+            <w:r>
+              <w:rPr>
+                <w:rFonts w:eastAsia="Times New Roman" w:cs="Times New Roman"/>
+                <w:sz w:val="16"/>
+                <w:szCs w:val="16"/>
+                <w:lang w:val="es-EC" w:eastAsia="es-MX"/>
+              </w:rPr>
+              <w:t>Edad al cuadrado</w:t>
+            </w:r>
+          </w:p>
+        </w:tc>
+        <w:tc>
+          <w:tcPr>
+            <w:tcW w:w="1104" w:type="pct"/>
+            <w:tcBorders>
+              <w:top w:val="nil"/>
+              <w:left w:val="nil"/>
+              <w:bottom w:val="nil"/>
+              <w:right w:val="nil"/>
+            </w:tcBorders>
+            <w:noWrap/>
+            <w:hideMark/>
+          </w:tcPr>
+          <w:p>
+            <w:pPr>
+              <w:spacing w:after="0" w:line="240" w:lineRule="auto"/>
+              <w:jc w:val="left"/>
+              <w:rPr>
+                <w:rFonts w:eastAsia="Times New Roman" w:cs="Times New Roman"/>
+                <w:sz w:val="16"/>
+                <w:szCs w:val="16"/>
+                <w:lang w:val="es-EC" w:eastAsia="es-MX"/>
+              </w:rPr>
+            </w:pPr>
+            <w:r>
+              <w:rPr>
+                <w:rFonts w:eastAsia="Times New Roman" w:cs="Times New Roman"/>
+                <w:sz w:val="16"/>
+                <w:szCs w:val="16"/>
+                <w:lang w:val="es-EC" w:eastAsia="es-MX"/>
+              </w:rPr>
+              <w:t>edad2</w:t>
+            </w:r>
+          </w:p>
+        </w:tc>
+        <w:tc>
+          <w:tcPr>
+            <w:tcW w:w="848" w:type="pct"/>
+            <w:tcBorders>
+              <w:top w:val="nil"/>
+              <w:left w:val="nil"/>
+              <w:bottom w:val="nil"/>
+              <w:right w:val="nil"/>
+            </w:tcBorders>
+            <w:noWrap/>
+            <w:hideMark/>
+          </w:tcPr>
+          <w:p>
+            <w:pPr>
+              <w:spacing w:after="0" w:line="240" w:lineRule="auto"/>
+              <w:jc w:val="center"/>
+              <w:rPr>
+                <w:rFonts w:eastAsia="Times New Roman" w:cs="Times New Roman"/>
+                <w:sz w:val="16"/>
+                <w:szCs w:val="16"/>
+                <w:lang w:val="es-EC" w:eastAsia="es-MX"/>
+              </w:rPr>
+            </w:pPr>
+            <w:r>
+              <w:rPr>
+                <w:rFonts w:eastAsia="Times New Roman" w:cs="Times New Roman"/>
+                <w:sz w:val="16"/>
+                <w:szCs w:val="16"/>
+                <w:lang w:val="es-EC" w:eastAsia="es-MX"/>
+              </w:rPr>
+              <w:t>NO (Usada)</w:t>
+            </w:r>
+          </w:p>
+        </w:tc>
+        <w:tc>
+          <w:tcPr>
+            <w:tcW w:w="914" w:type="pct"/>
+            <w:tcBorders>
+              <w:top w:val="nil"/>
+              <w:left w:val="nil"/>
+              <w:bottom w:val="nil"/>
+              <w:right w:val="nil"/>
+            </w:tcBorders>
+            <w:noWrap/>
+            <w:hideMark/>
+          </w:tcPr>
+          <w:p>
+            <w:pPr>
+              <w:spacing w:after="0" w:line="240" w:lineRule="auto"/>
+              <w:jc w:val="center"/>
+              <w:rPr>
+                <w:rFonts w:eastAsia="Times New Roman" w:cs="Times New Roman"/>
+                <w:sz w:val="16"/>
+                <w:szCs w:val="16"/>
+                <w:lang w:val="es-EC" w:eastAsia="es-MX"/>
+              </w:rPr>
+            </w:pPr>
+            <w:r>
+              <w:rPr>
+                <w:rFonts w:eastAsia="Times New Roman" w:cs="Times New Roman"/>
+                <w:sz w:val="16"/>
+                <w:szCs w:val="16"/>
+                <w:lang w:val="es-EC" w:eastAsia="es-MX"/>
+              </w:rPr>
+              <w:t>NO (Usada)</w:t>
+            </w:r>
+          </w:p>
+        </w:tc>
+        <w:tc>
+          <w:tcPr>
+            <w:tcW w:w="762" w:type="pct"/>
+            <w:tcBorders>
+              <w:top w:val="nil"/>
+              <w:left w:val="nil"/>
+              <w:bottom w:val="nil"/>
+              <w:right w:val="nil"/>
+            </w:tcBorders>
+            <w:noWrap/>
+            <w:hideMark/>
+          </w:tcPr>
+          <w:p>
+            <w:pPr>
+              <w:spacing w:after="0" w:line="240" w:lineRule="auto"/>
+              <w:jc w:val="center"/>
+              <w:rPr>
+                <w:rFonts w:eastAsia="Times New Roman" w:cs="Times New Roman"/>
+                <w:sz w:val="16"/>
+                <w:szCs w:val="16"/>
+                <w:lang w:val="es-EC" w:eastAsia="es-MX"/>
+              </w:rPr>
+            </w:pPr>
+            <w:r>
+              <w:rPr>
+                <w:rFonts w:eastAsia="Times New Roman" w:cs="Times New Roman"/>
+                <w:sz w:val="16"/>
+                <w:szCs w:val="16"/>
+                <w:lang w:val="es-EC" w:eastAsia="es-MX"/>
+              </w:rPr>
+              <w:t>1,496229</w:t>
+            </w:r>
+          </w:p>
+        </w:tc>
+      </w:tr>
+      <w:tr>
+        <w:trPr>
+          <w:trHeight w:val="57"/>
+        </w:trPr>
+        <w:tc>
+          <w:tcPr>
+            <w:tcW w:w="1372" w:type="pct"/>
+            <w:tcBorders>
+              <w:top w:val="nil"/>
+              <w:left w:val="nil"/>
+              <w:bottom w:val="nil"/>
+              <w:right w:val="nil"/>
+            </w:tcBorders>
+            <w:noWrap/>
+            <w:hideMark/>
+          </w:tcPr>
+          <w:p>
+            <w:pPr>
+              <w:spacing w:after="0" w:line="240" w:lineRule="auto"/>
+              <w:jc w:val="left"/>
+              <w:rPr>
+                <w:rFonts w:eastAsia="Times New Roman" w:cs="Times New Roman"/>
+                <w:sz w:val="16"/>
+                <w:szCs w:val="16"/>
+                <w:lang w:val="es-EC" w:eastAsia="es-MX"/>
+              </w:rPr>
+            </w:pPr>
+            <w:r>
+              <w:rPr>
+                <w:rFonts w:eastAsia="Times New Roman" w:cs="Times New Roman"/>
+                <w:sz w:val="16"/>
+                <w:szCs w:val="16"/>
+                <w:lang w:val="es-EC" w:eastAsia="es-MX"/>
+              </w:rPr>
+              <w:t>Edad</w:t>
+            </w:r>
+          </w:p>
+        </w:tc>
+        <w:tc>
+          <w:tcPr>
+            <w:tcW w:w="1104" w:type="pct"/>
+            <w:tcBorders>
+              <w:top w:val="nil"/>
+              <w:left w:val="nil"/>
+              <w:bottom w:val="nil"/>
+              <w:right w:val="nil"/>
+            </w:tcBorders>
+            <w:noWrap/>
+            <w:hideMark/>
+          </w:tcPr>
+          <w:p>
+            <w:pPr>
+              <w:spacing w:after="0" w:line="240" w:lineRule="auto"/>
+              <w:jc w:val="left"/>
+              <w:rPr>
+                <w:rFonts w:eastAsia="Times New Roman" w:cs="Times New Roman"/>
+                <w:sz w:val="16"/>
+                <w:szCs w:val="16"/>
+                <w:lang w:val="es-EC" w:eastAsia="es-MX"/>
+              </w:rPr>
+            </w:pPr>
+            <w:r>
+              <w:rPr>
+                <w:rFonts w:eastAsia="Times New Roman" w:cs="Times New Roman"/>
+                <w:sz w:val="16"/>
+                <w:szCs w:val="16"/>
+                <w:lang w:val="es-EC" w:eastAsia="es-MX"/>
+              </w:rPr>
+              <w:t>edad</w:t>
+            </w:r>
+          </w:p>
+        </w:tc>
+        <w:tc>
+          <w:tcPr>
+            <w:tcW w:w="848" w:type="pct"/>
+            <w:tcBorders>
+              <w:top w:val="nil"/>
+              <w:left w:val="nil"/>
+              <w:bottom w:val="nil"/>
+              <w:right w:val="nil"/>
+            </w:tcBorders>
+            <w:noWrap/>
+            <w:hideMark/>
+          </w:tcPr>
+          <w:p>
+            <w:pPr>
+              <w:spacing w:after="0" w:line="240" w:lineRule="auto"/>
+              <w:jc w:val="center"/>
+              <w:rPr>
+                <w:rFonts w:eastAsia="Times New Roman" w:cs="Times New Roman"/>
+                <w:sz w:val="16"/>
+                <w:szCs w:val="16"/>
+                <w:lang w:val="es-EC" w:eastAsia="es-MX"/>
+              </w:rPr>
+            </w:pPr>
+            <w:r>
+              <w:rPr>
+                <w:rFonts w:eastAsia="Times New Roman" w:cs="Times New Roman"/>
+                <w:sz w:val="16"/>
+                <w:szCs w:val="16"/>
+                <w:lang w:val="es-EC" w:eastAsia="es-MX"/>
+              </w:rPr>
+              <w:t>NO (Usada)</w:t>
+            </w:r>
+          </w:p>
+        </w:tc>
+        <w:tc>
+          <w:tcPr>
+            <w:tcW w:w="914" w:type="pct"/>
+            <w:tcBorders>
+              <w:top w:val="nil"/>
+              <w:left w:val="nil"/>
+              <w:bottom w:val="nil"/>
+              <w:right w:val="nil"/>
+            </w:tcBorders>
+            <w:noWrap/>
+            <w:hideMark/>
+          </w:tcPr>
+          <w:p>
+            <w:pPr>
+              <w:spacing w:after="0" w:line="240" w:lineRule="auto"/>
+              <w:jc w:val="center"/>
+              <w:rPr>
+                <w:rFonts w:eastAsia="Times New Roman" w:cs="Times New Roman"/>
+                <w:sz w:val="16"/>
+                <w:szCs w:val="16"/>
+                <w:lang w:val="es-EC" w:eastAsia="es-MX"/>
+              </w:rPr>
+            </w:pPr>
+            <w:r>
+              <w:rPr>
+                <w:rFonts w:eastAsia="Times New Roman" w:cs="Times New Roman"/>
+                <w:sz w:val="16"/>
+                <w:szCs w:val="16"/>
+                <w:lang w:val="es-EC" w:eastAsia="es-MX"/>
+              </w:rPr>
+              <w:t>NO (Usada)</w:t>
+            </w:r>
+          </w:p>
+        </w:tc>
+        <w:tc>
+          <w:tcPr>
+            <w:tcW w:w="762" w:type="pct"/>
+            <w:tcBorders>
+              <w:top w:val="nil"/>
+              <w:left w:val="nil"/>
+              <w:bottom w:val="nil"/>
+              <w:right w:val="nil"/>
+            </w:tcBorders>
+            <w:noWrap/>
+            <w:hideMark/>
+          </w:tcPr>
+          <w:p>
+            <w:pPr>
+              <w:spacing w:after="0" w:line="240" w:lineRule="auto"/>
+              <w:jc w:val="center"/>
+              <w:rPr>
+                <w:rFonts w:eastAsia="Times New Roman" w:cs="Times New Roman"/>
+                <w:sz w:val="16"/>
+                <w:szCs w:val="16"/>
+                <w:lang w:val="es-EC" w:eastAsia="es-MX"/>
+              </w:rPr>
+            </w:pPr>
+            <w:r>
+              <w:rPr>
+                <w:rFonts w:eastAsia="Times New Roman" w:cs="Times New Roman"/>
+                <w:sz w:val="16"/>
+                <w:szCs w:val="16"/>
+                <w:lang w:val="es-EC" w:eastAsia="es-MX"/>
+              </w:rPr>
+              <w:t>-1,549531</w:t>
+            </w:r>
+          </w:p>
+        </w:tc>
+      </w:tr>
+      <w:tr>
+        <w:trPr>
+          <w:trHeight w:val="57"/>
+        </w:trPr>
+        <w:tc>
+          <w:tcPr>
+            <w:tcW w:w="1372" w:type="pct"/>
+            <w:tcBorders>
+              <w:top w:val="nil"/>
+              <w:left w:val="nil"/>
+              <w:bottom w:val="nil"/>
+              <w:right w:val="nil"/>
+            </w:tcBorders>
+            <w:noWrap/>
+            <w:hideMark/>
+          </w:tcPr>
+          <w:p>
+            <w:pPr>
+              <w:spacing w:after="0" w:line="240" w:lineRule="auto"/>
+              <w:jc w:val="left"/>
+              <w:rPr>
+                <w:rFonts w:eastAsia="Times New Roman" w:cs="Times New Roman"/>
+                <w:sz w:val="16"/>
+                <w:szCs w:val="16"/>
+                <w:lang w:val="es-EC" w:eastAsia="es-MX"/>
+              </w:rPr>
+            </w:pPr>
+            <w:r>
+              <w:rPr>
+                <w:rFonts w:eastAsia="Times New Roman" w:cs="Times New Roman"/>
+                <w:sz w:val="16"/>
+                <w:szCs w:val="16"/>
+                <w:lang w:val="es-EC" w:eastAsia="es-MX"/>
+              </w:rPr>
+              <w:t>Sexo masculino</w:t>
+            </w:r>
+          </w:p>
+        </w:tc>
+        <w:tc>
+          <w:tcPr>
+            <w:tcW w:w="1104" w:type="pct"/>
+            <w:tcBorders>
+              <w:top w:val="nil"/>
+              <w:left w:val="nil"/>
+              <w:bottom w:val="nil"/>
+              <w:right w:val="nil"/>
+            </w:tcBorders>
+            <w:noWrap/>
+            <w:hideMark/>
+          </w:tcPr>
+          <w:p>
+            <w:pPr>
+              <w:spacing w:after="0" w:line="240" w:lineRule="auto"/>
+              <w:jc w:val="left"/>
+              <w:rPr>
+                <w:rFonts w:eastAsia="Times New Roman" w:cs="Times New Roman"/>
+                <w:sz w:val="16"/>
+                <w:szCs w:val="16"/>
+                <w:lang w:val="es-EC" w:eastAsia="es-MX"/>
+              </w:rPr>
+            </w:pPr>
+            <w:r>
+              <w:rPr>
+                <w:rFonts w:eastAsia="Times New Roman" w:cs="Times New Roman"/>
+                <w:sz w:val="16"/>
+                <w:szCs w:val="16"/>
+                <w:lang w:val="es-EC" w:eastAsia="es-MX"/>
+              </w:rPr>
+              <w:t>sexo_Masculino</w:t>
+            </w:r>
+          </w:p>
+        </w:tc>
+        <w:tc>
+          <w:tcPr>
+            <w:tcW w:w="848" w:type="pct"/>
+            <w:tcBorders>
+              <w:top w:val="nil"/>
+              <w:left w:val="nil"/>
+              <w:bottom w:val="nil"/>
+              <w:right w:val="nil"/>
+            </w:tcBorders>
+            <w:noWrap/>
+            <w:hideMark/>
+          </w:tcPr>
+          <w:p>
+            <w:pPr>
+              <w:spacing w:after="0" w:line="240" w:lineRule="auto"/>
+              <w:jc w:val="center"/>
+              <w:rPr>
+                <w:rFonts w:eastAsia="Times New Roman" w:cs="Times New Roman"/>
+                <w:sz w:val="16"/>
+                <w:szCs w:val="16"/>
+                <w:lang w:val="es-EC" w:eastAsia="es-MX"/>
+              </w:rPr>
+            </w:pPr>
+            <w:r>
+              <w:rPr>
+                <w:rFonts w:eastAsia="Times New Roman" w:cs="Times New Roman"/>
+                <w:sz w:val="16"/>
+                <w:szCs w:val="16"/>
+                <w:lang w:val="es-EC" w:eastAsia="es-MX"/>
+              </w:rPr>
+              <w:t>NO (Usada)</w:t>
+            </w:r>
+          </w:p>
+        </w:tc>
+        <w:tc>
+          <w:tcPr>
+            <w:tcW w:w="914" w:type="pct"/>
+            <w:tcBorders>
+              <w:top w:val="nil"/>
+              <w:left w:val="nil"/>
+              <w:bottom w:val="nil"/>
+              <w:right w:val="nil"/>
+            </w:tcBorders>
+            <w:noWrap/>
+            <w:hideMark/>
+          </w:tcPr>
+          <w:p>
+            <w:pPr>
+              <w:spacing w:after="0" w:line="240" w:lineRule="auto"/>
+              <w:jc w:val="center"/>
+              <w:rPr>
+                <w:rFonts w:eastAsia="Times New Roman" w:cs="Times New Roman"/>
+                <w:sz w:val="16"/>
+                <w:szCs w:val="16"/>
+                <w:lang w:val="es-EC" w:eastAsia="es-MX"/>
+              </w:rPr>
+            </w:pPr>
+            <w:r>
+              <w:rPr>
+                <w:rFonts w:eastAsia="Times New Roman" w:cs="Times New Roman"/>
+                <w:sz w:val="16"/>
+                <w:szCs w:val="16"/>
+                <w:lang w:val="es-EC" w:eastAsia="es-MX"/>
+              </w:rPr>
+              <w:t>NO (Usada)</w:t>
+            </w:r>
+          </w:p>
+        </w:tc>
+        <w:tc>
+          <w:tcPr>
+            <w:tcW w:w="762" w:type="pct"/>
+            <w:tcBorders>
+              <w:top w:val="nil"/>
+              <w:left w:val="nil"/>
+              <w:bottom w:val="nil"/>
+              <w:right w:val="nil"/>
+            </w:tcBorders>
+            <w:noWrap/>
+            <w:hideMark/>
+          </w:tcPr>
+          <w:p>
+            <w:pPr>
+              <w:spacing w:after="0" w:line="240" w:lineRule="auto"/>
+              <w:jc w:val="center"/>
+              <w:rPr>
+                <w:rFonts w:eastAsia="Times New Roman" w:cs="Times New Roman"/>
+                <w:sz w:val="16"/>
+                <w:szCs w:val="16"/>
+                <w:lang w:val="es-EC" w:eastAsia="es-MX"/>
+              </w:rPr>
+            </w:pPr>
+            <w:r>
+              <w:rPr>
+                <w:rFonts w:eastAsia="Times New Roman" w:cs="Times New Roman"/>
+                <w:sz w:val="16"/>
+                <w:szCs w:val="16"/>
+                <w:lang w:val="es-EC" w:eastAsia="es-MX"/>
+              </w:rPr>
+              <w:t>-0,543536</w:t>
+            </w:r>
+          </w:p>
+        </w:tc>
+      </w:tr>
+      <w:tr>
+        <w:trPr>
+          <w:trHeight w:val="57"/>
+        </w:trPr>
+        <w:tc>
+          <w:tcPr>
+            <w:tcW w:w="1372" w:type="pct"/>
+            <w:tcBorders>
+              <w:top w:val="nil"/>
+              <w:left w:val="nil"/>
+              <w:bottom w:val="nil"/>
+              <w:right w:val="nil"/>
+            </w:tcBorders>
+            <w:noWrap/>
+            <w:hideMark/>
+          </w:tcPr>
+          <w:p>
+            <w:pPr>
+              <w:spacing w:after="0" w:line="240" w:lineRule="auto"/>
+              <w:jc w:val="left"/>
+              <w:rPr>
+                <w:rFonts w:eastAsia="Times New Roman" w:cs="Times New Roman"/>
+                <w:sz w:val="16"/>
+                <w:szCs w:val="16"/>
+                <w:lang w:val="es-EC" w:eastAsia="es-MX"/>
+              </w:rPr>
+            </w:pPr>
+            <w:r>
+              <w:rPr>
+                <w:rFonts w:eastAsia="Times New Roman" w:cs="Times New Roman"/>
+                <w:sz w:val="16"/>
+                <w:szCs w:val="16"/>
+                <w:lang w:val="es-EC" w:eastAsia="es-MX"/>
+              </w:rPr>
+              <w:t>Nivel educativo</w:t>
+            </w:r>
+          </w:p>
+        </w:tc>
+        <w:tc>
+          <w:tcPr>
+            <w:tcW w:w="1104" w:type="pct"/>
+            <w:tcBorders>
+              <w:top w:val="nil"/>
+              <w:left w:val="nil"/>
+              <w:bottom w:val="nil"/>
+              <w:right w:val="nil"/>
+            </w:tcBorders>
+            <w:noWrap/>
+            <w:hideMark/>
+          </w:tcPr>
+          <w:p>
+            <w:pPr>
+              <w:spacing w:after="0" w:line="240" w:lineRule="auto"/>
+              <w:jc w:val="left"/>
+              <w:rPr>
+                <w:rFonts w:eastAsia="Times New Roman" w:cs="Times New Roman"/>
+                <w:sz w:val="16"/>
+                <w:szCs w:val="16"/>
+                <w:lang w:val="es-EC" w:eastAsia="es-MX"/>
+              </w:rPr>
+            </w:pPr>
+            <w:r>
+              <w:rPr>
+                <w:rFonts w:eastAsia="Times New Roman" w:cs="Times New Roman"/>
+                <w:sz w:val="16"/>
+                <w:szCs w:val="16"/>
+                <w:lang w:val="es-EC" w:eastAsia="es-MX"/>
+              </w:rPr>
+              <w:t>educ</w:t>
+            </w:r>
+          </w:p>
+        </w:tc>
+        <w:tc>
+          <w:tcPr>
+            <w:tcW w:w="848" w:type="pct"/>
+            <w:tcBorders>
+              <w:top w:val="nil"/>
+              <w:left w:val="nil"/>
+              <w:bottom w:val="nil"/>
+              <w:right w:val="nil"/>
+            </w:tcBorders>
+            <w:noWrap/>
+            <w:hideMark/>
+          </w:tcPr>
+          <w:p>
+            <w:pPr>
+              <w:spacing w:after="0" w:line="240" w:lineRule="auto"/>
+              <w:jc w:val="center"/>
+              <w:rPr>
+                <w:rFonts w:eastAsia="Times New Roman" w:cs="Times New Roman"/>
+                <w:sz w:val="16"/>
+                <w:szCs w:val="16"/>
+                <w:lang w:val="es-EC" w:eastAsia="es-MX"/>
+              </w:rPr>
+            </w:pPr>
+            <w:r>
+              <w:rPr>
+                <w:rFonts w:eastAsia="Times New Roman" w:cs="Times New Roman"/>
+                <w:sz w:val="16"/>
+                <w:szCs w:val="16"/>
+                <w:lang w:val="es-EC" w:eastAsia="es-MX"/>
+              </w:rPr>
+              <w:t>NO (Usada)</w:t>
+            </w:r>
+          </w:p>
+        </w:tc>
+        <w:tc>
+          <w:tcPr>
+            <w:tcW w:w="914" w:type="pct"/>
+            <w:tcBorders>
+              <w:top w:val="nil"/>
+              <w:left w:val="nil"/>
+              <w:bottom w:val="nil"/>
+              <w:right w:val="nil"/>
+            </w:tcBorders>
+            <w:noWrap/>
+            <w:hideMark/>
+          </w:tcPr>
+          <w:p>
+            <w:pPr>
+              <w:spacing w:after="0" w:line="240" w:lineRule="auto"/>
+              <w:jc w:val="center"/>
+              <w:rPr>
+                <w:rFonts w:eastAsia="Times New Roman" w:cs="Times New Roman"/>
+                <w:sz w:val="16"/>
+                <w:szCs w:val="16"/>
+                <w:lang w:val="es-EC" w:eastAsia="es-MX"/>
+              </w:rPr>
+            </w:pPr>
+            <w:r>
+              <w:rPr>
+                <w:rFonts w:eastAsia="Times New Roman" w:cs="Times New Roman"/>
+                <w:sz w:val="16"/>
+                <w:szCs w:val="16"/>
+                <w:lang w:val="es-EC" w:eastAsia="es-MX"/>
+              </w:rPr>
+              <w:t>NO (Usada)</w:t>
+            </w:r>
+          </w:p>
+        </w:tc>
+        <w:tc>
+          <w:tcPr>
+            <w:tcW w:w="762" w:type="pct"/>
+            <w:tcBorders>
+              <w:top w:val="nil"/>
+              <w:left w:val="nil"/>
+              <w:bottom w:val="nil"/>
+              <w:right w:val="nil"/>
+            </w:tcBorders>
+            <w:noWrap/>
+            <w:hideMark/>
+          </w:tcPr>
+          <w:p>
+            <w:pPr>
+              <w:spacing w:after="0" w:line="240" w:lineRule="auto"/>
+              <w:jc w:val="center"/>
+              <w:rPr>
+                <w:rFonts w:eastAsia="Times New Roman" w:cs="Times New Roman"/>
+                <w:sz w:val="16"/>
+                <w:szCs w:val="16"/>
+                <w:lang w:val="es-EC" w:eastAsia="es-MX"/>
+              </w:rPr>
+            </w:pPr>
+            <w:r>
+              <w:rPr>
+                <w:rFonts w:eastAsia="Times New Roman" w:cs="Times New Roman"/>
+                <w:sz w:val="16"/>
+                <w:szCs w:val="16"/>
+                <w:lang w:val="es-EC" w:eastAsia="es-MX"/>
+              </w:rPr>
+              <w:t>-0,172810</w:t>
+            </w:r>
+          </w:p>
+        </w:tc>
+      </w:tr>
+      <w:tr>
+        <w:trPr>
+          <w:trHeight w:val="57"/>
+        </w:trPr>
+        <w:tc>
+          <w:tcPr>
+            <w:tcW w:w="1372" w:type="pct"/>
+            <w:tcBorders>
+              <w:top w:val="nil"/>
+              <w:left w:val="nil"/>
+              <w:bottom w:val="nil"/>
+              <w:right w:val="nil"/>
+            </w:tcBorders>
+            <w:noWrap/>
+            <w:hideMark/>
+          </w:tcPr>
+          <w:p>
+            <w:pPr>
+              <w:spacing w:after="0" w:line="240" w:lineRule="auto"/>
+              <w:jc w:val="left"/>
+              <w:rPr>
+                <w:rFonts w:eastAsia="Times New Roman" w:cs="Times New Roman"/>
+                <w:sz w:val="16"/>
+                <w:szCs w:val="16"/>
+                <w:lang w:val="es-EC" w:eastAsia="es-MX"/>
+              </w:rPr>
+            </w:pPr>
+            <w:r>
+              <w:rPr>
+                <w:rFonts w:eastAsia="Times New Roman" w:cs="Times New Roman"/>
+                <w:sz w:val="16"/>
+                <w:szCs w:val="16"/>
+                <w:lang w:val="es-EC" w:eastAsia="es-MX"/>
+              </w:rPr>
+              <w:t>Horas semanales (ocupación principal)</w:t>
+            </w:r>
+          </w:p>
+        </w:tc>
+        <w:tc>
+          <w:tcPr>
+            <w:tcW w:w="1104" w:type="pct"/>
+            <w:tcBorders>
+              <w:top w:val="nil"/>
+              <w:left w:val="nil"/>
+              <w:bottom w:val="nil"/>
+              <w:right w:val="nil"/>
+            </w:tcBorders>
+            <w:noWrap/>
+            <w:hideMark/>
+          </w:tcPr>
+          <w:p>
+            <w:pPr>
+              <w:spacing w:after="0" w:line="240" w:lineRule="auto"/>
+              <w:jc w:val="left"/>
+              <w:rPr>
+                <w:rFonts w:eastAsia="Times New Roman" w:cs="Times New Roman"/>
+                <w:sz w:val="16"/>
+                <w:szCs w:val="16"/>
+                <w:lang w:val="es-EC" w:eastAsia="es-MX"/>
+              </w:rPr>
+            </w:pPr>
+            <w:r>
+              <w:rPr>
+                <w:rFonts w:eastAsia="Times New Roman" w:cs="Times New Roman"/>
+                <w:sz w:val="16"/>
+                <w:szCs w:val="16"/>
+                <w:lang w:val="es-EC" w:eastAsia="es-MX"/>
+              </w:rPr>
+              <w:t>horas_s_principal</w:t>
+            </w:r>
+          </w:p>
+        </w:tc>
+        <w:tc>
+          <w:tcPr>
+            <w:tcW w:w="848" w:type="pct"/>
+            <w:tcBorders>
+              <w:top w:val="nil"/>
+              <w:left w:val="nil"/>
+              <w:bottom w:val="nil"/>
+              <w:right w:val="nil"/>
+            </w:tcBorders>
+            <w:noWrap/>
+            <w:hideMark/>
+          </w:tcPr>
+          <w:p>
+            <w:pPr>
+              <w:spacing w:after="0" w:line="240" w:lineRule="auto"/>
+              <w:jc w:val="center"/>
+              <w:rPr>
+                <w:rFonts w:eastAsia="Times New Roman" w:cs="Times New Roman"/>
+                <w:sz w:val="16"/>
+                <w:szCs w:val="16"/>
+                <w:lang w:val="es-EC" w:eastAsia="es-MX"/>
+              </w:rPr>
+            </w:pPr>
+            <w:r>
+              <w:rPr>
+                <w:rFonts w:eastAsia="Times New Roman" w:cs="Times New Roman"/>
+                <w:sz w:val="16"/>
+                <w:szCs w:val="16"/>
+                <w:lang w:val="es-EC" w:eastAsia="es-MX"/>
+              </w:rPr>
+              <w:t>NO (Usada)</w:t>
+            </w:r>
+          </w:p>
+        </w:tc>
+        <w:tc>
+          <w:tcPr>
+            <w:tcW w:w="914" w:type="pct"/>
+            <w:tcBorders>
+              <w:top w:val="nil"/>
+              <w:left w:val="nil"/>
+              <w:bottom w:val="nil"/>
+              <w:right w:val="nil"/>
+            </w:tcBorders>
+            <w:noWrap/>
+            <w:hideMark/>
+          </w:tcPr>
+          <w:p>
+            <w:pPr>
+              <w:spacing w:after="0" w:line="240" w:lineRule="auto"/>
+              <w:jc w:val="center"/>
+              <w:rPr>
+                <w:rFonts w:eastAsia="Times New Roman" w:cs="Times New Roman"/>
+                <w:sz w:val="16"/>
+                <w:szCs w:val="16"/>
+                <w:lang w:val="es-EC" w:eastAsia="es-MX"/>
+              </w:rPr>
+            </w:pPr>
+            <w:r>
+              <w:rPr>
+                <w:rFonts w:eastAsia="Times New Roman" w:cs="Times New Roman"/>
+                <w:sz w:val="16"/>
+                <w:szCs w:val="16"/>
+                <w:lang w:val="es-EC" w:eastAsia="es-MX"/>
+              </w:rPr>
+              <w:t>NO (Usada)</w:t>
+            </w:r>
+          </w:p>
+        </w:tc>
+        <w:tc>
+          <w:tcPr>
+            <w:tcW w:w="762" w:type="pct"/>
+            <w:tcBorders>
+              <w:top w:val="nil"/>
+              <w:left w:val="nil"/>
+              <w:bottom w:val="nil"/>
+              <w:right w:val="nil"/>
+            </w:tcBorders>
+            <w:noWrap/>
+            <w:hideMark/>
+          </w:tcPr>
+          <w:p>
+            <w:pPr>
+              <w:spacing w:after="0" w:line="240" w:lineRule="auto"/>
+              <w:jc w:val="center"/>
+              <w:rPr>
+                <w:rFonts w:eastAsia="Times New Roman" w:cs="Times New Roman"/>
+                <w:sz w:val="16"/>
+                <w:szCs w:val="16"/>
+                <w:lang w:val="es-EC" w:eastAsia="es-MX"/>
+              </w:rPr>
+            </w:pPr>
+            <w:r>
+              <w:rPr>
+                <w:rFonts w:eastAsia="Times New Roman" w:cs="Times New Roman"/>
+                <w:sz w:val="16"/>
+                <w:szCs w:val="16"/>
+                <w:lang w:val="es-EC" w:eastAsia="es-MX"/>
+              </w:rPr>
+              <w:t>-0,235608</w:t>
+            </w:r>
+          </w:p>
+        </w:tc>
+      </w:tr>
+      <w:tr>
+        <w:trPr>
+          <w:trHeight w:val="57"/>
+        </w:trPr>
+        <w:tc>
+          <w:tcPr>
+            <w:tcW w:w="1372" w:type="pct"/>
+            <w:tcBorders>
+              <w:top w:val="nil"/>
+              <w:left w:val="nil"/>
+              <w:bottom w:val="nil"/>
+              <w:right w:val="nil"/>
+            </w:tcBorders>
+            <w:noWrap/>
+            <w:hideMark/>
+          </w:tcPr>
+          <w:p>
+            <w:pPr>
+              <w:spacing w:after="0" w:line="240" w:lineRule="auto"/>
+              <w:jc w:val="left"/>
+              <w:rPr>
+                <w:rFonts w:eastAsia="Times New Roman" w:cs="Times New Roman"/>
+                <w:sz w:val="16"/>
+                <w:szCs w:val="16"/>
+                <w:lang w:val="es-EC" w:eastAsia="es-MX"/>
+              </w:rPr>
+            </w:pPr>
+            <w:r>
+              <w:rPr>
+                <w:rFonts w:eastAsia="Times New Roman" w:cs="Times New Roman"/>
+                <w:sz w:val="16"/>
+                <w:szCs w:val="16"/>
+                <w:lang w:val="es-EC" w:eastAsia="es-MX"/>
+              </w:rPr>
+              <w:t>Horas semanales (otras actividades)</w:t>
+            </w:r>
+          </w:p>
+        </w:tc>
+        <w:tc>
+          <w:tcPr>
+            <w:tcW w:w="1104" w:type="pct"/>
+            <w:tcBorders>
+              <w:top w:val="nil"/>
+              <w:left w:val="nil"/>
+              <w:bottom w:val="nil"/>
+              <w:right w:val="nil"/>
+            </w:tcBorders>
+            <w:noWrap/>
+            <w:hideMark/>
+          </w:tcPr>
+          <w:p>
+            <w:pPr>
+              <w:spacing w:after="0" w:line="240" w:lineRule="auto"/>
+              <w:jc w:val="left"/>
+              <w:rPr>
+                <w:rFonts w:eastAsia="Times New Roman" w:cs="Times New Roman"/>
+                <w:sz w:val="16"/>
+                <w:szCs w:val="16"/>
+                <w:lang w:val="es-EC" w:eastAsia="es-MX"/>
+              </w:rPr>
+            </w:pPr>
+            <w:r>
+              <w:rPr>
+                <w:rFonts w:eastAsia="Times New Roman" w:cs="Times New Roman"/>
+                <w:sz w:val="16"/>
+                <w:szCs w:val="16"/>
+                <w:lang w:val="es-EC" w:eastAsia="es-MX"/>
+              </w:rPr>
+              <w:t>horas_s_otras_act</w:t>
+            </w:r>
+          </w:p>
+        </w:tc>
+        <w:tc>
+          <w:tcPr>
+            <w:tcW w:w="848" w:type="pct"/>
+            <w:tcBorders>
+              <w:top w:val="nil"/>
+              <w:left w:val="nil"/>
+              <w:bottom w:val="nil"/>
+              <w:right w:val="nil"/>
+            </w:tcBorders>
+            <w:noWrap/>
+            <w:hideMark/>
+          </w:tcPr>
+          <w:p>
+            <w:pPr>
+              <w:spacing w:after="0" w:line="240" w:lineRule="auto"/>
+              <w:jc w:val="center"/>
+              <w:rPr>
+                <w:rFonts w:eastAsia="Times New Roman" w:cs="Times New Roman"/>
+                <w:sz w:val="16"/>
+                <w:szCs w:val="16"/>
+                <w:lang w:val="es-EC" w:eastAsia="es-MX"/>
+              </w:rPr>
+            </w:pPr>
+            <w:r>
+              <w:rPr>
+                <w:rFonts w:eastAsia="Times New Roman" w:cs="Times New Roman"/>
+                <w:sz w:val="16"/>
+                <w:szCs w:val="16"/>
+                <w:lang w:val="es-EC" w:eastAsia="es-MX"/>
+              </w:rPr>
+              <w:t>NO (Usada)</w:t>
+            </w:r>
+          </w:p>
+        </w:tc>
+        <w:tc>
+          <w:tcPr>
+            <w:tcW w:w="914" w:type="pct"/>
+            <w:tcBorders>
+              <w:top w:val="nil"/>
+              <w:left w:val="nil"/>
+              <w:bottom w:val="nil"/>
+              <w:right w:val="nil"/>
+            </w:tcBorders>
+            <w:noWrap/>
+            <w:hideMark/>
+          </w:tcPr>
+          <w:p>
+            <w:pPr>
+              <w:spacing w:after="0" w:line="240" w:lineRule="auto"/>
+              <w:jc w:val="center"/>
+              <w:rPr>
+                <w:rFonts w:eastAsia="Times New Roman" w:cs="Times New Roman"/>
+                <w:sz w:val="16"/>
+                <w:szCs w:val="16"/>
+                <w:lang w:val="es-EC" w:eastAsia="es-MX"/>
+              </w:rPr>
+            </w:pPr>
+            <w:r>
+              <w:rPr>
+                <w:rFonts w:eastAsia="Times New Roman" w:cs="Times New Roman"/>
+                <w:sz w:val="16"/>
+                <w:szCs w:val="16"/>
+                <w:lang w:val="es-EC" w:eastAsia="es-MX"/>
+              </w:rPr>
+              <w:t>NO (Usada)</w:t>
+            </w:r>
+          </w:p>
+        </w:tc>
+        <w:tc>
+          <w:tcPr>
+            <w:tcW w:w="762" w:type="pct"/>
+            <w:tcBorders>
+              <w:top w:val="nil"/>
+              <w:left w:val="nil"/>
+              <w:bottom w:val="nil"/>
+              <w:right w:val="nil"/>
+            </w:tcBorders>
+            <w:noWrap/>
+            <w:hideMark/>
+          </w:tcPr>
+          <w:p>
+            <w:pPr>
+              <w:spacing w:after="0" w:line="240" w:lineRule="auto"/>
+              <w:jc w:val="center"/>
+              <w:rPr>
+                <w:rFonts w:eastAsia="Times New Roman" w:cs="Times New Roman"/>
+                <w:sz w:val="16"/>
+                <w:szCs w:val="16"/>
+                <w:lang w:val="es-EC" w:eastAsia="es-MX"/>
+              </w:rPr>
+            </w:pPr>
+            <w:r>
+              <w:rPr>
+                <w:rFonts w:eastAsia="Times New Roman" w:cs="Times New Roman"/>
+                <w:sz w:val="16"/>
+                <w:szCs w:val="16"/>
+                <w:lang w:val="es-EC" w:eastAsia="es-MX"/>
+              </w:rPr>
+              <w:t>-0,272846</w:t>
+            </w:r>
+          </w:p>
+        </w:tc>
+      </w:tr>
+      <w:tr>
+        <w:trPr>
+          <w:trHeight w:val="57"/>
+        </w:trPr>
+        <w:tc>
+          <w:tcPr>
+            <w:tcW w:w="1372" w:type="pct"/>
+            <w:tcBorders>
+              <w:top w:val="nil"/>
+              <w:left w:val="nil"/>
+              <w:bottom w:val="nil"/>
+              <w:right w:val="nil"/>
+            </w:tcBorders>
+            <w:noWrap/>
+            <w:hideMark/>
+          </w:tcPr>
+          <w:p>
+            <w:pPr>
+              <w:spacing w:after="0" w:line="240" w:lineRule="auto"/>
+              <w:jc w:val="left"/>
+              <w:rPr>
+                <w:rFonts w:eastAsia="Times New Roman" w:cs="Times New Roman"/>
+                <w:sz w:val="16"/>
+                <w:szCs w:val="16"/>
+                <w:lang w:val="es-EC" w:eastAsia="es-MX"/>
+              </w:rPr>
+            </w:pPr>
+            <w:r>
+              <w:rPr>
+                <w:rFonts w:eastAsia="Times New Roman" w:cs="Times New Roman"/>
+                <w:sz w:val="16"/>
+                <w:szCs w:val="16"/>
+                <w:lang w:val="es-EC" w:eastAsia="es-MX"/>
+              </w:rPr>
+              <w:t>Cantidad de ocupaciones adicionales</w:t>
+            </w:r>
+          </w:p>
+        </w:tc>
+        <w:tc>
+          <w:tcPr>
+            <w:tcW w:w="1104" w:type="pct"/>
+            <w:tcBorders>
+              <w:top w:val="nil"/>
+              <w:left w:val="nil"/>
+              <w:bottom w:val="nil"/>
+              <w:right w:val="nil"/>
+            </w:tcBorders>
+            <w:noWrap/>
+            <w:hideMark/>
+          </w:tcPr>
+          <w:p>
+            <w:pPr>
+              <w:spacing w:after="0" w:line="240" w:lineRule="auto"/>
+              <w:jc w:val="left"/>
+              <w:rPr>
+                <w:rFonts w:eastAsia="Times New Roman" w:cs="Times New Roman"/>
+                <w:sz w:val="16"/>
+                <w:szCs w:val="16"/>
+                <w:lang w:val="es-EC" w:eastAsia="es-MX"/>
+              </w:rPr>
+            </w:pPr>
+            <w:r>
+              <w:rPr>
+                <w:rFonts w:eastAsia="Times New Roman" w:cs="Times New Roman"/>
+                <w:sz w:val="16"/>
+                <w:szCs w:val="16"/>
+                <w:lang w:val="es-EC" w:eastAsia="es-MX"/>
+              </w:rPr>
+              <w:t>cant_ocupaciones_ad</w:t>
+            </w:r>
+          </w:p>
+        </w:tc>
+        <w:tc>
+          <w:tcPr>
+            <w:tcW w:w="848" w:type="pct"/>
+            <w:tcBorders>
+              <w:top w:val="nil"/>
+              <w:left w:val="nil"/>
+              <w:bottom w:val="nil"/>
+              <w:right w:val="nil"/>
+            </w:tcBorders>
+            <w:noWrap/>
+            <w:hideMark/>
+          </w:tcPr>
+          <w:p>
+            <w:pPr>
+              <w:spacing w:after="0" w:line="240" w:lineRule="auto"/>
+              <w:jc w:val="center"/>
+              <w:rPr>
+                <w:rFonts w:eastAsia="Times New Roman" w:cs="Times New Roman"/>
+                <w:sz w:val="16"/>
+                <w:szCs w:val="16"/>
+                <w:lang w:val="es-EC" w:eastAsia="es-MX"/>
+              </w:rPr>
+            </w:pPr>
+            <w:r>
+              <w:rPr>
+                <w:rFonts w:eastAsia="Times New Roman" w:cs="Times New Roman"/>
+                <w:sz w:val="16"/>
+                <w:szCs w:val="16"/>
+                <w:lang w:val="es-EC" w:eastAsia="es-MX"/>
+              </w:rPr>
+              <w:t>SÍ</w:t>
+            </w:r>
+          </w:p>
+        </w:tc>
+        <w:tc>
+          <w:tcPr>
+            <w:tcW w:w="914" w:type="pct"/>
+            <w:tcBorders>
+              <w:top w:val="nil"/>
+              <w:left w:val="nil"/>
+              <w:bottom w:val="nil"/>
+              <w:right w:val="nil"/>
+            </w:tcBorders>
+            <w:noWrap/>
+            <w:hideMark/>
+          </w:tcPr>
+          <w:p>
+            <w:pPr>
+              <w:spacing w:after="0" w:line="240" w:lineRule="auto"/>
+              <w:jc w:val="center"/>
+              <w:rPr>
+                <w:rFonts w:eastAsia="Times New Roman" w:cs="Times New Roman"/>
+                <w:sz w:val="16"/>
+                <w:szCs w:val="16"/>
+                <w:lang w:val="es-EC" w:eastAsia="es-MX"/>
+              </w:rPr>
+            </w:pPr>
+            <w:r>
+              <w:rPr>
+                <w:rFonts w:eastAsia="Times New Roman" w:cs="Times New Roman"/>
+                <w:sz w:val="16"/>
+                <w:szCs w:val="16"/>
+                <w:lang w:val="es-EC" w:eastAsia="es-MX"/>
+              </w:rPr>
+              <w:t>NO (Usada)</w:t>
+            </w:r>
+          </w:p>
+        </w:tc>
+        <w:tc>
+          <w:tcPr>
+            <w:tcW w:w="762" w:type="pct"/>
+            <w:tcBorders>
+              <w:top w:val="nil"/>
+              <w:left w:val="nil"/>
+              <w:bottom w:val="nil"/>
+              <w:right w:val="nil"/>
+            </w:tcBorders>
+            <w:noWrap/>
+            <w:hideMark/>
+          </w:tcPr>
+          <w:p>
+            <w:pPr>
+              <w:spacing w:after="0" w:line="240" w:lineRule="auto"/>
+              <w:jc w:val="center"/>
+              <w:rPr>
+                <w:rFonts w:eastAsia="Times New Roman" w:cs="Times New Roman"/>
+                <w:sz w:val="16"/>
+                <w:szCs w:val="16"/>
+                <w:lang w:val="es-EC" w:eastAsia="es-MX"/>
+              </w:rPr>
+            </w:pPr>
+            <w:r>
+              <w:rPr>
+                <w:rFonts w:eastAsia="Times New Roman" w:cs="Times New Roman"/>
+                <w:sz w:val="16"/>
+                <w:szCs w:val="16"/>
+                <w:lang w:val="es-EC" w:eastAsia="es-MX"/>
+              </w:rPr>
+              <w:t>0,306782</w:t>
+            </w:r>
+          </w:p>
+        </w:tc>
+      </w:tr>
+      <w:tr>
+        <w:trPr>
+          <w:trHeight w:val="57"/>
+        </w:trPr>
+        <w:tc>
+          <w:tcPr>
+            <w:tcW w:w="1372" w:type="pct"/>
+            <w:tcBorders>
+              <w:top w:val="nil"/>
+              <w:left w:val="nil"/>
+              <w:bottom w:val="nil"/>
+              <w:right w:val="nil"/>
+            </w:tcBorders>
+            <w:noWrap/>
+            <w:hideMark/>
+          </w:tcPr>
+          <w:p>
+            <w:pPr>
+              <w:spacing w:after="0" w:line="240" w:lineRule="auto"/>
+              <w:jc w:val="left"/>
+              <w:rPr>
+                <w:rFonts w:eastAsia="Times New Roman" w:cs="Times New Roman"/>
+                <w:sz w:val="16"/>
+                <w:szCs w:val="16"/>
+                <w:lang w:val="es-EC" w:eastAsia="es-MX"/>
+              </w:rPr>
+            </w:pPr>
+            <w:r>
+              <w:rPr>
+                <w:rFonts w:eastAsia="Times New Roman" w:cs="Times New Roman"/>
+                <w:sz w:val="16"/>
+                <w:szCs w:val="16"/>
+                <w:lang w:val="es-EC" w:eastAsia="es-MX"/>
+              </w:rPr>
+              <w:t>Región Patagonia</w:t>
+            </w:r>
+          </w:p>
+        </w:tc>
+        <w:tc>
+          <w:tcPr>
+            <w:tcW w:w="1104" w:type="pct"/>
+            <w:tcBorders>
+              <w:top w:val="nil"/>
+              <w:left w:val="nil"/>
+              <w:bottom w:val="nil"/>
+              <w:right w:val="nil"/>
+            </w:tcBorders>
+            <w:noWrap/>
+            <w:hideMark/>
+          </w:tcPr>
+          <w:p>
+            <w:pPr>
+              <w:spacing w:after="0" w:line="240" w:lineRule="auto"/>
+              <w:jc w:val="left"/>
+              <w:rPr>
+                <w:rFonts w:eastAsia="Times New Roman" w:cs="Times New Roman"/>
+                <w:sz w:val="16"/>
+                <w:szCs w:val="16"/>
+                <w:lang w:val="es-EC" w:eastAsia="es-MX"/>
+              </w:rPr>
+            </w:pPr>
+            <w:r>
+              <w:rPr>
+                <w:rFonts w:eastAsia="Times New Roman" w:cs="Times New Roman"/>
+                <w:sz w:val="16"/>
+                <w:szCs w:val="16"/>
+                <w:lang w:val="es-EC" w:eastAsia="es-MX"/>
+              </w:rPr>
+              <w:t>region_cat_Patagonia</w:t>
+            </w:r>
+          </w:p>
+        </w:tc>
+        <w:tc>
+          <w:tcPr>
+            <w:tcW w:w="848" w:type="pct"/>
+            <w:tcBorders>
+              <w:top w:val="nil"/>
+              <w:left w:val="nil"/>
+              <w:bottom w:val="nil"/>
+              <w:right w:val="nil"/>
+            </w:tcBorders>
+            <w:noWrap/>
+            <w:hideMark/>
+          </w:tcPr>
+          <w:p>
+            <w:pPr>
+              <w:spacing w:after="0" w:line="240" w:lineRule="auto"/>
+              <w:jc w:val="center"/>
+              <w:rPr>
+                <w:rFonts w:eastAsia="Times New Roman" w:cs="Times New Roman"/>
+                <w:sz w:val="16"/>
+                <w:szCs w:val="16"/>
+                <w:lang w:val="es-EC" w:eastAsia="es-MX"/>
+              </w:rPr>
+            </w:pPr>
+            <w:r>
+              <w:rPr>
+                <w:rFonts w:eastAsia="Times New Roman" w:cs="Times New Roman"/>
+                <w:sz w:val="16"/>
+                <w:szCs w:val="16"/>
+                <w:lang w:val="es-EC" w:eastAsia="es-MX"/>
+              </w:rPr>
+              <w:t>SÍ</w:t>
+            </w:r>
+          </w:p>
+        </w:tc>
+        <w:tc>
+          <w:tcPr>
+            <w:tcW w:w="914" w:type="pct"/>
+            <w:tcBorders>
+              <w:top w:val="nil"/>
+              <w:left w:val="nil"/>
+              <w:bottom w:val="nil"/>
+              <w:right w:val="nil"/>
+            </w:tcBorders>
+            <w:noWrap/>
+            <w:hideMark/>
+          </w:tcPr>
+          <w:p>
+            <w:pPr>
+              <w:spacing w:after="0" w:line="240" w:lineRule="auto"/>
+              <w:jc w:val="center"/>
+              <w:rPr>
+                <w:rFonts w:eastAsia="Times New Roman" w:cs="Times New Roman"/>
+                <w:sz w:val="16"/>
+                <w:szCs w:val="16"/>
+                <w:lang w:val="es-EC" w:eastAsia="es-MX"/>
+              </w:rPr>
+            </w:pPr>
+            <w:r>
+              <w:rPr>
+                <w:rFonts w:eastAsia="Times New Roman" w:cs="Times New Roman"/>
+                <w:sz w:val="16"/>
+                <w:szCs w:val="16"/>
+                <w:lang w:val="es-EC" w:eastAsia="es-MX"/>
+              </w:rPr>
+              <w:t>NO (Usada)</w:t>
+            </w:r>
+          </w:p>
+        </w:tc>
+        <w:tc>
+          <w:tcPr>
+            <w:tcW w:w="762" w:type="pct"/>
+            <w:tcBorders>
+              <w:top w:val="nil"/>
+              <w:left w:val="nil"/>
+              <w:bottom w:val="nil"/>
+              <w:right w:val="nil"/>
+            </w:tcBorders>
+            <w:noWrap/>
+            <w:hideMark/>
+          </w:tcPr>
+          <w:p>
+            <w:pPr>
+              <w:spacing w:after="0" w:line="240" w:lineRule="auto"/>
+              <w:jc w:val="center"/>
+              <w:rPr>
+                <w:rFonts w:eastAsia="Times New Roman" w:cs="Times New Roman"/>
+                <w:sz w:val="16"/>
+                <w:szCs w:val="16"/>
+                <w:lang w:val="es-EC" w:eastAsia="es-MX"/>
+              </w:rPr>
+            </w:pPr>
+            <w:r>
+              <w:rPr>
+                <w:rFonts w:eastAsia="Times New Roman" w:cs="Times New Roman"/>
+                <w:sz w:val="16"/>
+                <w:szCs w:val="16"/>
+                <w:lang w:val="es-EC" w:eastAsia="es-MX"/>
+              </w:rPr>
+              <w:t>-0,417737</w:t>
+            </w:r>
+          </w:p>
+        </w:tc>
+      </w:tr>
+      <w:tr>
+        <w:trPr>
+          <w:trHeight w:val="57"/>
+        </w:trPr>
+        <w:tc>
+          <w:tcPr>
+            <w:tcW w:w="1372" w:type="pct"/>
+            <w:tcBorders>
+              <w:top w:val="nil"/>
+              <w:left w:val="nil"/>
+              <w:bottom w:val="nil"/>
+              <w:right w:val="nil"/>
+            </w:tcBorders>
+            <w:noWrap/>
+            <w:hideMark/>
+          </w:tcPr>
+          <w:p>
+            <w:pPr>
+              <w:spacing w:after="0" w:line="240" w:lineRule="auto"/>
+              <w:jc w:val="left"/>
+              <w:rPr>
+                <w:rFonts w:eastAsia="Times New Roman" w:cs="Times New Roman"/>
+                <w:sz w:val="16"/>
+                <w:szCs w:val="16"/>
+                <w:lang w:val="es-EC" w:eastAsia="es-MX"/>
+              </w:rPr>
+            </w:pPr>
+            <w:r>
+              <w:rPr>
+                <w:rFonts w:eastAsia="Times New Roman" w:cs="Times New Roman"/>
+                <w:sz w:val="16"/>
+                <w:szCs w:val="16"/>
+                <w:lang w:val="es-EC" w:eastAsia="es-MX"/>
+              </w:rPr>
+              <w:t>Región Pampeana</w:t>
+            </w:r>
+          </w:p>
+        </w:tc>
+        <w:tc>
+          <w:tcPr>
+            <w:tcW w:w="1104" w:type="pct"/>
+            <w:tcBorders>
+              <w:top w:val="nil"/>
+              <w:left w:val="nil"/>
+              <w:bottom w:val="nil"/>
+              <w:right w:val="nil"/>
+            </w:tcBorders>
+            <w:noWrap/>
+            <w:hideMark/>
+          </w:tcPr>
+          <w:p>
+            <w:pPr>
+              <w:spacing w:after="0" w:line="240" w:lineRule="auto"/>
+              <w:jc w:val="left"/>
+              <w:rPr>
+                <w:rFonts w:eastAsia="Times New Roman" w:cs="Times New Roman"/>
+                <w:sz w:val="16"/>
+                <w:szCs w:val="16"/>
+                <w:lang w:val="es-EC" w:eastAsia="es-MX"/>
+              </w:rPr>
+            </w:pPr>
+            <w:r>
+              <w:rPr>
+                <w:rFonts w:eastAsia="Times New Roman" w:cs="Times New Roman"/>
+                <w:sz w:val="16"/>
+                <w:szCs w:val="16"/>
+                <w:lang w:val="es-EC" w:eastAsia="es-MX"/>
+              </w:rPr>
+              <w:t>region_cat_Pampeana</w:t>
+            </w:r>
+          </w:p>
+        </w:tc>
+        <w:tc>
+          <w:tcPr>
+            <w:tcW w:w="848" w:type="pct"/>
+            <w:tcBorders>
+              <w:top w:val="nil"/>
+              <w:left w:val="nil"/>
+              <w:bottom w:val="nil"/>
+              <w:right w:val="nil"/>
+            </w:tcBorders>
+            <w:noWrap/>
+            <w:hideMark/>
+          </w:tcPr>
+          <w:p>
+            <w:pPr>
+              <w:spacing w:after="0" w:line="240" w:lineRule="auto"/>
+              <w:jc w:val="center"/>
+              <w:rPr>
+                <w:rFonts w:eastAsia="Times New Roman" w:cs="Times New Roman"/>
+                <w:sz w:val="16"/>
+                <w:szCs w:val="16"/>
+                <w:lang w:val="es-EC" w:eastAsia="es-MX"/>
+              </w:rPr>
+            </w:pPr>
+            <w:r>
+              <w:rPr>
+                <w:rFonts w:eastAsia="Times New Roman" w:cs="Times New Roman"/>
+                <w:sz w:val="16"/>
+                <w:szCs w:val="16"/>
+                <w:lang w:val="es-EC" w:eastAsia="es-MX"/>
+              </w:rPr>
+              <w:t>SÍ</w:t>
+            </w:r>
+          </w:p>
+        </w:tc>
+        <w:tc>
+          <w:tcPr>
+            <w:tcW w:w="914" w:type="pct"/>
+            <w:tcBorders>
+              <w:top w:val="nil"/>
+              <w:left w:val="nil"/>
+              <w:bottom w:val="nil"/>
+              <w:right w:val="nil"/>
+            </w:tcBorders>
+            <w:noWrap/>
+            <w:hideMark/>
+          </w:tcPr>
+          <w:p>
+            <w:pPr>
+              <w:spacing w:after="0" w:line="240" w:lineRule="auto"/>
+              <w:jc w:val="center"/>
+              <w:rPr>
+                <w:rFonts w:eastAsia="Times New Roman" w:cs="Times New Roman"/>
+                <w:sz w:val="16"/>
+                <w:szCs w:val="16"/>
+                <w:lang w:val="es-EC" w:eastAsia="es-MX"/>
+              </w:rPr>
+            </w:pPr>
+            <w:r>
+              <w:rPr>
+                <w:rFonts w:eastAsia="Times New Roman" w:cs="Times New Roman"/>
+                <w:sz w:val="16"/>
+                <w:szCs w:val="16"/>
+                <w:lang w:val="es-EC" w:eastAsia="es-MX"/>
+              </w:rPr>
+              <w:t>NO (Usada)</w:t>
+            </w:r>
+          </w:p>
+        </w:tc>
+        <w:tc>
+          <w:tcPr>
+            <w:tcW w:w="762" w:type="pct"/>
+            <w:tcBorders>
+              <w:top w:val="nil"/>
+              <w:left w:val="nil"/>
+              <w:bottom w:val="nil"/>
+              <w:right w:val="nil"/>
+            </w:tcBorders>
+            <w:noWrap/>
+            <w:hideMark/>
+          </w:tcPr>
+          <w:p>
+            <w:pPr>
+              <w:spacing w:after="0" w:line="240" w:lineRule="auto"/>
+              <w:jc w:val="center"/>
+              <w:rPr>
+                <w:rFonts w:eastAsia="Times New Roman" w:cs="Times New Roman"/>
+                <w:sz w:val="16"/>
+                <w:szCs w:val="16"/>
+                <w:lang w:val="es-EC" w:eastAsia="es-MX"/>
+              </w:rPr>
+            </w:pPr>
+            <w:r>
+              <w:rPr>
+                <w:rFonts w:eastAsia="Times New Roman" w:cs="Times New Roman"/>
+                <w:sz w:val="16"/>
+                <w:szCs w:val="16"/>
+                <w:lang w:val="es-EC" w:eastAsia="es-MX"/>
+              </w:rPr>
+              <w:t>0,007430</w:t>
+            </w:r>
+          </w:p>
+        </w:tc>
+      </w:tr>
+      <w:tr>
+        <w:trPr>
+          <w:trHeight w:val="57"/>
+        </w:trPr>
+        <w:tc>
+          <w:tcPr>
+            <w:tcW w:w="1372" w:type="pct"/>
+            <w:tcBorders>
+              <w:top w:val="nil"/>
+              <w:left w:val="nil"/>
+              <w:bottom w:val="nil"/>
+              <w:right w:val="nil"/>
+            </w:tcBorders>
+            <w:noWrap/>
+            <w:hideMark/>
+          </w:tcPr>
+          <w:p>
+            <w:pPr>
+              <w:spacing w:after="0" w:line="240" w:lineRule="auto"/>
+              <w:jc w:val="left"/>
+              <w:rPr>
+                <w:rFonts w:eastAsia="Times New Roman" w:cs="Times New Roman"/>
+                <w:sz w:val="16"/>
+                <w:szCs w:val="16"/>
+                <w:lang w:val="es-EC" w:eastAsia="es-MX"/>
+              </w:rPr>
+            </w:pPr>
+            <w:r>
+              <w:rPr>
+                <w:rFonts w:eastAsia="Times New Roman" w:cs="Times New Roman"/>
+                <w:sz w:val="16"/>
+                <w:szCs w:val="16"/>
+                <w:lang w:val="es-EC" w:eastAsia="es-MX"/>
+              </w:rPr>
+              <w:t>Región Noroeste</w:t>
+            </w:r>
+          </w:p>
+        </w:tc>
+        <w:tc>
+          <w:tcPr>
+            <w:tcW w:w="1104" w:type="pct"/>
+            <w:tcBorders>
+              <w:top w:val="nil"/>
+              <w:left w:val="nil"/>
+              <w:bottom w:val="nil"/>
+              <w:right w:val="nil"/>
+            </w:tcBorders>
+            <w:noWrap/>
+            <w:hideMark/>
+          </w:tcPr>
+          <w:p>
+            <w:pPr>
+              <w:spacing w:after="0" w:line="240" w:lineRule="auto"/>
+              <w:jc w:val="left"/>
+              <w:rPr>
+                <w:rFonts w:eastAsia="Times New Roman" w:cs="Times New Roman"/>
+                <w:sz w:val="16"/>
+                <w:szCs w:val="16"/>
+                <w:lang w:val="es-EC" w:eastAsia="es-MX"/>
+              </w:rPr>
+            </w:pPr>
+            <w:r>
+              <w:rPr>
+                <w:rFonts w:eastAsia="Times New Roman" w:cs="Times New Roman"/>
+                <w:sz w:val="16"/>
+                <w:szCs w:val="16"/>
+                <w:lang w:val="es-EC" w:eastAsia="es-MX"/>
+              </w:rPr>
+              <w:t>region_cat_Noroeste</w:t>
+            </w:r>
+          </w:p>
+        </w:tc>
+        <w:tc>
+          <w:tcPr>
+            <w:tcW w:w="848" w:type="pct"/>
+            <w:tcBorders>
+              <w:top w:val="nil"/>
+              <w:left w:val="nil"/>
+              <w:bottom w:val="nil"/>
+              <w:right w:val="nil"/>
+            </w:tcBorders>
+            <w:noWrap/>
+            <w:hideMark/>
+          </w:tcPr>
+          <w:p>
+            <w:pPr>
+              <w:spacing w:after="0" w:line="240" w:lineRule="auto"/>
+              <w:jc w:val="center"/>
+              <w:rPr>
+                <w:rFonts w:eastAsia="Times New Roman" w:cs="Times New Roman"/>
+                <w:sz w:val="16"/>
+                <w:szCs w:val="16"/>
+                <w:lang w:val="es-EC" w:eastAsia="es-MX"/>
+              </w:rPr>
+            </w:pPr>
+            <w:r>
+              <w:rPr>
+                <w:rFonts w:eastAsia="Times New Roman" w:cs="Times New Roman"/>
+                <w:sz w:val="16"/>
+                <w:szCs w:val="16"/>
+                <w:lang w:val="es-EC" w:eastAsia="es-MX"/>
+              </w:rPr>
+              <w:t>SÍ</w:t>
+            </w:r>
+          </w:p>
+        </w:tc>
+        <w:tc>
+          <w:tcPr>
+            <w:tcW w:w="914" w:type="pct"/>
+            <w:tcBorders>
+              <w:top w:val="nil"/>
+              <w:left w:val="nil"/>
+              <w:bottom w:val="nil"/>
+              <w:right w:val="nil"/>
+            </w:tcBorders>
+            <w:noWrap/>
+            <w:hideMark/>
+          </w:tcPr>
+          <w:p>
+            <w:pPr>
+              <w:spacing w:after="0" w:line="240" w:lineRule="auto"/>
+              <w:jc w:val="center"/>
+              <w:rPr>
+                <w:rFonts w:eastAsia="Times New Roman" w:cs="Times New Roman"/>
+                <w:sz w:val="16"/>
+                <w:szCs w:val="16"/>
+                <w:lang w:val="es-EC" w:eastAsia="es-MX"/>
+              </w:rPr>
+            </w:pPr>
+            <w:r>
+              <w:rPr>
+                <w:rFonts w:eastAsia="Times New Roman" w:cs="Times New Roman"/>
+                <w:sz w:val="16"/>
+                <w:szCs w:val="16"/>
+                <w:lang w:val="es-EC" w:eastAsia="es-MX"/>
+              </w:rPr>
+              <w:t>NO (Usada)</w:t>
+            </w:r>
+          </w:p>
+        </w:tc>
+        <w:tc>
+          <w:tcPr>
+            <w:tcW w:w="762" w:type="pct"/>
+            <w:tcBorders>
+              <w:top w:val="nil"/>
+              <w:left w:val="nil"/>
+              <w:bottom w:val="nil"/>
+              <w:right w:val="nil"/>
+            </w:tcBorders>
+            <w:noWrap/>
+            <w:hideMark/>
+          </w:tcPr>
+          <w:p>
+            <w:pPr>
+              <w:spacing w:after="0" w:line="240" w:lineRule="auto"/>
+              <w:jc w:val="center"/>
+              <w:rPr>
+                <w:rFonts w:eastAsia="Times New Roman" w:cs="Times New Roman"/>
+                <w:sz w:val="16"/>
+                <w:szCs w:val="16"/>
+                <w:lang w:val="es-EC" w:eastAsia="es-MX"/>
+              </w:rPr>
+            </w:pPr>
+            <w:r>
+              <w:rPr>
+                <w:rFonts w:eastAsia="Times New Roman" w:cs="Times New Roman"/>
+                <w:sz w:val="16"/>
+                <w:szCs w:val="16"/>
+                <w:lang w:val="es-EC" w:eastAsia="es-MX"/>
+              </w:rPr>
+              <w:t>-0,244997</w:t>
+            </w:r>
+          </w:p>
+        </w:tc>
+      </w:tr>
+      <w:tr>
+        <w:trPr>
+          <w:trHeight w:val="57"/>
+        </w:trPr>
+        <w:tc>
+          <w:tcPr>
+            <w:tcW w:w="1372" w:type="pct"/>
+            <w:tcBorders>
+              <w:top w:val="nil"/>
+              <w:left w:val="nil"/>
+              <w:bottom w:val="nil"/>
+              <w:right w:val="nil"/>
+            </w:tcBorders>
+            <w:noWrap/>
+            <w:hideMark/>
+          </w:tcPr>
+          <w:p>
+            <w:pPr>
+              <w:spacing w:after="0" w:line="240" w:lineRule="auto"/>
+              <w:jc w:val="left"/>
+              <w:rPr>
+                <w:rFonts w:eastAsia="Times New Roman" w:cs="Times New Roman"/>
+                <w:sz w:val="16"/>
+                <w:szCs w:val="16"/>
+                <w:lang w:val="es-EC" w:eastAsia="es-MX"/>
+              </w:rPr>
+            </w:pPr>
+            <w:r>
+              <w:rPr>
+                <w:rFonts w:eastAsia="Times New Roman" w:cs="Times New Roman"/>
+                <w:sz w:val="16"/>
+                <w:szCs w:val="16"/>
+                <w:lang w:val="es-EC" w:eastAsia="es-MX"/>
+              </w:rPr>
+              <w:t>Región Noreste</w:t>
+            </w:r>
+          </w:p>
+        </w:tc>
+        <w:tc>
+          <w:tcPr>
+            <w:tcW w:w="1104" w:type="pct"/>
+            <w:tcBorders>
+              <w:top w:val="nil"/>
+              <w:left w:val="nil"/>
+              <w:bottom w:val="nil"/>
+              <w:right w:val="nil"/>
+            </w:tcBorders>
+            <w:noWrap/>
+            <w:hideMark/>
+          </w:tcPr>
+          <w:p>
+            <w:pPr>
+              <w:spacing w:after="0" w:line="240" w:lineRule="auto"/>
+              <w:jc w:val="left"/>
+              <w:rPr>
+                <w:rFonts w:eastAsia="Times New Roman" w:cs="Times New Roman"/>
+                <w:sz w:val="16"/>
+                <w:szCs w:val="16"/>
+                <w:lang w:val="es-EC" w:eastAsia="es-MX"/>
+              </w:rPr>
+            </w:pPr>
+            <w:r>
+              <w:rPr>
+                <w:rFonts w:eastAsia="Times New Roman" w:cs="Times New Roman"/>
+                <w:sz w:val="16"/>
+                <w:szCs w:val="16"/>
+                <w:lang w:val="es-EC" w:eastAsia="es-MX"/>
+              </w:rPr>
+              <w:t>region_cat_Noreste</w:t>
+            </w:r>
+          </w:p>
+        </w:tc>
+        <w:tc>
+          <w:tcPr>
+            <w:tcW w:w="848" w:type="pct"/>
+            <w:tcBorders>
+              <w:top w:val="nil"/>
+              <w:left w:val="nil"/>
+              <w:bottom w:val="nil"/>
+              <w:right w:val="nil"/>
+            </w:tcBorders>
+            <w:noWrap/>
+            <w:hideMark/>
+          </w:tcPr>
+          <w:p>
+            <w:pPr>
+              <w:spacing w:after="0" w:line="240" w:lineRule="auto"/>
+              <w:jc w:val="center"/>
+              <w:rPr>
+                <w:rFonts w:eastAsia="Times New Roman" w:cs="Times New Roman"/>
+                <w:sz w:val="16"/>
+                <w:szCs w:val="16"/>
+                <w:lang w:val="es-EC" w:eastAsia="es-MX"/>
+              </w:rPr>
+            </w:pPr>
+            <w:r>
+              <w:rPr>
+                <w:rFonts w:eastAsia="Times New Roman" w:cs="Times New Roman"/>
+                <w:sz w:val="16"/>
+                <w:szCs w:val="16"/>
+                <w:lang w:val="es-EC" w:eastAsia="es-MX"/>
+              </w:rPr>
+              <w:t>SÍ</w:t>
+            </w:r>
+          </w:p>
+        </w:tc>
+        <w:tc>
+          <w:tcPr>
+            <w:tcW w:w="914" w:type="pct"/>
+            <w:tcBorders>
+              <w:top w:val="nil"/>
+              <w:left w:val="nil"/>
+              <w:bottom w:val="nil"/>
+              <w:right w:val="nil"/>
+            </w:tcBorders>
+            <w:noWrap/>
+            <w:hideMark/>
+          </w:tcPr>
+          <w:p>
+            <w:pPr>
+              <w:spacing w:after="0" w:line="240" w:lineRule="auto"/>
+              <w:jc w:val="center"/>
+              <w:rPr>
+                <w:rFonts w:eastAsia="Times New Roman" w:cs="Times New Roman"/>
+                <w:sz w:val="16"/>
+                <w:szCs w:val="16"/>
+                <w:lang w:val="es-EC" w:eastAsia="es-MX"/>
+              </w:rPr>
+            </w:pPr>
+            <w:r>
+              <w:rPr>
+                <w:rFonts w:eastAsia="Times New Roman" w:cs="Times New Roman"/>
+                <w:sz w:val="16"/>
+                <w:szCs w:val="16"/>
+                <w:lang w:val="es-EC" w:eastAsia="es-MX"/>
+              </w:rPr>
+              <w:t>NO (Usada)</w:t>
+            </w:r>
+          </w:p>
+        </w:tc>
+        <w:tc>
+          <w:tcPr>
+            <w:tcW w:w="762" w:type="pct"/>
+            <w:tcBorders>
+              <w:top w:val="nil"/>
+              <w:left w:val="nil"/>
+              <w:bottom w:val="nil"/>
+              <w:right w:val="nil"/>
+            </w:tcBorders>
+            <w:noWrap/>
+            <w:hideMark/>
+          </w:tcPr>
+          <w:p>
+            <w:pPr>
+              <w:spacing w:after="0" w:line="240" w:lineRule="auto"/>
+              <w:jc w:val="center"/>
+              <w:rPr>
+                <w:rFonts w:eastAsia="Times New Roman" w:cs="Times New Roman"/>
+                <w:sz w:val="16"/>
+                <w:szCs w:val="16"/>
+                <w:lang w:val="es-EC" w:eastAsia="es-MX"/>
+              </w:rPr>
+            </w:pPr>
+            <w:r>
+              <w:rPr>
+                <w:rFonts w:eastAsia="Times New Roman" w:cs="Times New Roman"/>
+                <w:sz w:val="16"/>
+                <w:szCs w:val="16"/>
+                <w:lang w:val="es-EC" w:eastAsia="es-MX"/>
+              </w:rPr>
+              <w:t>-0,593064</w:t>
+            </w:r>
+          </w:p>
+        </w:tc>
+      </w:tr>
+      <w:tr>
+        <w:trPr>
+          <w:trHeight w:val="57"/>
+        </w:trPr>
+        <w:tc>
+          <w:tcPr>
+            <w:tcW w:w="1372" w:type="pct"/>
+            <w:tcBorders>
+              <w:top w:val="nil"/>
+              <w:left w:val="nil"/>
+              <w:bottom w:val="nil"/>
+              <w:right w:val="nil"/>
+            </w:tcBorders>
+            <w:noWrap/>
+            <w:hideMark/>
+          </w:tcPr>
+          <w:p>
+            <w:pPr>
+              <w:spacing w:after="0" w:line="240" w:lineRule="auto"/>
+              <w:jc w:val="left"/>
+              <w:rPr>
+                <w:rFonts w:eastAsia="Times New Roman" w:cs="Times New Roman"/>
+                <w:sz w:val="16"/>
+                <w:szCs w:val="16"/>
+                <w:lang w:val="es-EC" w:eastAsia="es-MX"/>
+              </w:rPr>
+            </w:pPr>
+            <w:r>
+              <w:rPr>
+                <w:rFonts w:eastAsia="Times New Roman" w:cs="Times New Roman"/>
+                <w:sz w:val="16"/>
+                <w:szCs w:val="16"/>
+                <w:lang w:val="es-EC" w:eastAsia="es-MX"/>
+              </w:rPr>
+              <w:t>Gran Buenos Aires</w:t>
+            </w:r>
+          </w:p>
+        </w:tc>
+        <w:tc>
+          <w:tcPr>
+            <w:tcW w:w="1104" w:type="pct"/>
+            <w:tcBorders>
+              <w:top w:val="nil"/>
+              <w:left w:val="nil"/>
+              <w:bottom w:val="nil"/>
+              <w:right w:val="nil"/>
+            </w:tcBorders>
+            <w:noWrap/>
+            <w:hideMark/>
+          </w:tcPr>
+          <w:p>
+            <w:pPr>
+              <w:spacing w:after="0" w:line="240" w:lineRule="auto"/>
+              <w:jc w:val="left"/>
+              <w:rPr>
+                <w:rFonts w:eastAsia="Times New Roman" w:cs="Times New Roman"/>
+                <w:sz w:val="16"/>
+                <w:szCs w:val="16"/>
+                <w:lang w:val="es-EC" w:eastAsia="es-MX"/>
+              </w:rPr>
+            </w:pPr>
+            <w:r>
+              <w:rPr>
+                <w:rFonts w:eastAsia="Times New Roman" w:cs="Times New Roman"/>
+                <w:sz w:val="16"/>
+                <w:szCs w:val="16"/>
+                <w:lang w:val="es-EC" w:eastAsia="es-MX"/>
+              </w:rPr>
+              <w:t>region_cat_Gran Buenos Aires</w:t>
+            </w:r>
+          </w:p>
+        </w:tc>
+        <w:tc>
+          <w:tcPr>
+            <w:tcW w:w="848" w:type="pct"/>
+            <w:tcBorders>
+              <w:top w:val="nil"/>
+              <w:left w:val="nil"/>
+              <w:bottom w:val="nil"/>
+              <w:right w:val="nil"/>
+            </w:tcBorders>
+            <w:noWrap/>
+            <w:hideMark/>
+          </w:tcPr>
+          <w:p>
+            <w:pPr>
+              <w:spacing w:after="0" w:line="240" w:lineRule="auto"/>
+              <w:jc w:val="center"/>
+              <w:rPr>
+                <w:rFonts w:eastAsia="Times New Roman" w:cs="Times New Roman"/>
+                <w:sz w:val="16"/>
+                <w:szCs w:val="16"/>
+                <w:lang w:val="es-EC" w:eastAsia="es-MX"/>
+              </w:rPr>
+            </w:pPr>
+            <w:r>
+              <w:rPr>
+                <w:rFonts w:eastAsia="Times New Roman" w:cs="Times New Roman"/>
+                <w:sz w:val="16"/>
+                <w:szCs w:val="16"/>
+                <w:lang w:val="es-EC" w:eastAsia="es-MX"/>
+              </w:rPr>
+              <w:t>SÍ</w:t>
+            </w:r>
+          </w:p>
+        </w:tc>
+        <w:tc>
+          <w:tcPr>
+            <w:tcW w:w="914" w:type="pct"/>
+            <w:tcBorders>
+              <w:top w:val="nil"/>
+              <w:left w:val="nil"/>
+              <w:bottom w:val="nil"/>
+              <w:right w:val="nil"/>
+            </w:tcBorders>
+            <w:noWrap/>
+            <w:hideMark/>
+          </w:tcPr>
+          <w:p>
+            <w:pPr>
+              <w:spacing w:after="0" w:line="240" w:lineRule="auto"/>
+              <w:jc w:val="center"/>
+              <w:rPr>
+                <w:rFonts w:eastAsia="Times New Roman" w:cs="Times New Roman"/>
+                <w:sz w:val="16"/>
+                <w:szCs w:val="16"/>
+                <w:lang w:val="es-EC" w:eastAsia="es-MX"/>
+              </w:rPr>
+            </w:pPr>
+            <w:r>
+              <w:rPr>
+                <w:rFonts w:eastAsia="Times New Roman" w:cs="Times New Roman"/>
+                <w:sz w:val="16"/>
+                <w:szCs w:val="16"/>
+                <w:lang w:val="es-EC" w:eastAsia="es-MX"/>
+              </w:rPr>
+              <w:t>NO (Usada)</w:t>
+            </w:r>
+          </w:p>
+        </w:tc>
+        <w:tc>
+          <w:tcPr>
+            <w:tcW w:w="762" w:type="pct"/>
+            <w:tcBorders>
+              <w:top w:val="nil"/>
+              <w:left w:val="nil"/>
+              <w:bottom w:val="nil"/>
+              <w:right w:val="nil"/>
+            </w:tcBorders>
+            <w:noWrap/>
+            <w:hideMark/>
+          </w:tcPr>
+          <w:p>
+            <w:pPr>
+              <w:spacing w:after="0" w:line="240" w:lineRule="auto"/>
+              <w:jc w:val="center"/>
+              <w:rPr>
+                <w:rFonts w:eastAsia="Times New Roman" w:cs="Times New Roman"/>
+                <w:sz w:val="16"/>
+                <w:szCs w:val="16"/>
+                <w:lang w:val="es-EC" w:eastAsia="es-MX"/>
+              </w:rPr>
+            </w:pPr>
+            <w:r>
+              <w:rPr>
+                <w:rFonts w:eastAsia="Times New Roman" w:cs="Times New Roman"/>
+                <w:sz w:val="16"/>
+                <w:szCs w:val="16"/>
+                <w:lang w:val="es-EC" w:eastAsia="es-MX"/>
+              </w:rPr>
+              <w:t>-0,059847</w:t>
+            </w:r>
+          </w:p>
+        </w:tc>
+      </w:tr>
+      <w:tr>
+        <w:trPr>
+          <w:trHeight w:val="57"/>
+        </w:trPr>
+        <w:tc>
+          <w:tcPr>
+            <w:tcW w:w="1372" w:type="pct"/>
+            <w:tcBorders>
+              <w:top w:val="nil"/>
+              <w:left w:val="nil"/>
+              <w:bottom w:val="nil"/>
+              <w:right w:val="nil"/>
+            </w:tcBorders>
+            <w:noWrap/>
+            <w:hideMark/>
+          </w:tcPr>
+          <w:p>
+            <w:pPr>
+              <w:spacing w:after="0" w:line="240" w:lineRule="auto"/>
+              <w:jc w:val="left"/>
+              <w:rPr>
+                <w:rFonts w:eastAsia="Times New Roman" w:cs="Times New Roman"/>
+                <w:sz w:val="16"/>
+                <w:szCs w:val="16"/>
+                <w:lang w:val="es-EC" w:eastAsia="es-MX"/>
+              </w:rPr>
+            </w:pPr>
+            <w:r>
+              <w:rPr>
+                <w:rFonts w:eastAsia="Times New Roman" w:cs="Times New Roman"/>
+                <w:sz w:val="16"/>
+                <w:szCs w:val="16"/>
+                <w:lang w:val="es-EC" w:eastAsia="es-MX"/>
+              </w:rPr>
+              <w:t>Sin pareja</w:t>
+            </w:r>
+          </w:p>
+        </w:tc>
+        <w:tc>
+          <w:tcPr>
+            <w:tcW w:w="1104" w:type="pct"/>
+            <w:tcBorders>
+              <w:top w:val="nil"/>
+              <w:left w:val="nil"/>
+              <w:bottom w:val="nil"/>
+              <w:right w:val="nil"/>
+            </w:tcBorders>
+            <w:noWrap/>
+            <w:hideMark/>
+          </w:tcPr>
+          <w:p>
+            <w:pPr>
+              <w:spacing w:after="0" w:line="240" w:lineRule="auto"/>
+              <w:jc w:val="left"/>
+              <w:rPr>
+                <w:rFonts w:eastAsia="Times New Roman" w:cs="Times New Roman"/>
+                <w:sz w:val="16"/>
+                <w:szCs w:val="16"/>
+                <w:lang w:val="es-EC" w:eastAsia="es-MX"/>
+              </w:rPr>
+            </w:pPr>
+            <w:r>
+              <w:rPr>
+                <w:rFonts w:eastAsia="Times New Roman" w:cs="Times New Roman"/>
+                <w:sz w:val="16"/>
+                <w:szCs w:val="16"/>
+                <w:lang w:val="es-EC" w:eastAsia="es-MX"/>
+              </w:rPr>
+              <w:t>estado_civil_Sin pareja</w:t>
+            </w:r>
+          </w:p>
+        </w:tc>
+        <w:tc>
+          <w:tcPr>
+            <w:tcW w:w="848" w:type="pct"/>
+            <w:tcBorders>
+              <w:top w:val="nil"/>
+              <w:left w:val="nil"/>
+              <w:bottom w:val="nil"/>
+              <w:right w:val="nil"/>
+            </w:tcBorders>
+            <w:noWrap/>
+            <w:hideMark/>
+          </w:tcPr>
+          <w:p>
+            <w:pPr>
+              <w:spacing w:after="0" w:line="240" w:lineRule="auto"/>
+              <w:jc w:val="center"/>
+              <w:rPr>
+                <w:rFonts w:eastAsia="Times New Roman" w:cs="Times New Roman"/>
+                <w:sz w:val="16"/>
+                <w:szCs w:val="16"/>
+                <w:lang w:val="es-EC" w:eastAsia="es-MX"/>
+              </w:rPr>
+            </w:pPr>
+            <w:r>
+              <w:rPr>
+                <w:rFonts w:eastAsia="Times New Roman" w:cs="Times New Roman"/>
+                <w:sz w:val="16"/>
+                <w:szCs w:val="16"/>
+                <w:lang w:val="es-EC" w:eastAsia="es-MX"/>
+              </w:rPr>
+              <w:t>SÍ</w:t>
+            </w:r>
+          </w:p>
+        </w:tc>
+        <w:tc>
+          <w:tcPr>
+            <w:tcW w:w="914" w:type="pct"/>
+            <w:tcBorders>
+              <w:top w:val="nil"/>
+              <w:left w:val="nil"/>
+              <w:bottom w:val="nil"/>
+              <w:right w:val="nil"/>
+            </w:tcBorders>
+            <w:noWrap/>
+            <w:hideMark/>
+          </w:tcPr>
+          <w:p>
+            <w:pPr>
+              <w:spacing w:after="0" w:line="240" w:lineRule="auto"/>
+              <w:jc w:val="center"/>
+              <w:rPr>
+                <w:rFonts w:eastAsia="Times New Roman" w:cs="Times New Roman"/>
+                <w:sz w:val="16"/>
+                <w:szCs w:val="16"/>
+                <w:lang w:val="es-EC" w:eastAsia="es-MX"/>
+              </w:rPr>
+            </w:pPr>
+            <w:r>
+              <w:rPr>
+                <w:rFonts w:eastAsia="Times New Roman" w:cs="Times New Roman"/>
+                <w:sz w:val="16"/>
+                <w:szCs w:val="16"/>
+                <w:lang w:val="es-EC" w:eastAsia="es-MX"/>
+              </w:rPr>
+              <w:t>NO (Usada)</w:t>
+            </w:r>
+          </w:p>
+        </w:tc>
+        <w:tc>
+          <w:tcPr>
+            <w:tcW w:w="762" w:type="pct"/>
+            <w:tcBorders>
+              <w:top w:val="nil"/>
+              <w:left w:val="nil"/>
+              <w:bottom w:val="nil"/>
+              <w:right w:val="nil"/>
+            </w:tcBorders>
+            <w:noWrap/>
+            <w:hideMark/>
+          </w:tcPr>
+          <w:p>
+            <w:pPr>
+              <w:spacing w:after="0" w:line="240" w:lineRule="auto"/>
+              <w:jc w:val="center"/>
+              <w:rPr>
+                <w:rFonts w:eastAsia="Times New Roman" w:cs="Times New Roman"/>
+                <w:sz w:val="16"/>
+                <w:szCs w:val="16"/>
+                <w:lang w:val="es-EC" w:eastAsia="es-MX"/>
+              </w:rPr>
+            </w:pPr>
+            <w:r>
+              <w:rPr>
+                <w:rFonts w:eastAsia="Times New Roman" w:cs="Times New Roman"/>
+                <w:sz w:val="16"/>
+                <w:szCs w:val="16"/>
+                <w:lang w:val="es-EC" w:eastAsia="es-MX"/>
+              </w:rPr>
+              <w:t>0,452931</w:t>
+            </w:r>
+          </w:p>
+        </w:tc>
+      </w:tr>
+      <w:tr>
+        <w:trPr>
+          <w:trHeight w:val="57"/>
+        </w:trPr>
+        <w:tc>
+          <w:tcPr>
+            <w:tcW w:w="1372" w:type="pct"/>
+            <w:tcBorders>
+              <w:top w:val="nil"/>
+              <w:left w:val="nil"/>
+              <w:bottom w:val="nil"/>
+              <w:right w:val="nil"/>
+            </w:tcBorders>
+            <w:noWrap/>
+            <w:hideMark/>
+          </w:tcPr>
+          <w:p>
+            <w:pPr>
+              <w:spacing w:after="0" w:line="240" w:lineRule="auto"/>
+              <w:jc w:val="left"/>
+              <w:rPr>
+                <w:rFonts w:eastAsia="Times New Roman" w:cs="Times New Roman"/>
+                <w:sz w:val="16"/>
+                <w:szCs w:val="16"/>
+                <w:lang w:val="es-EC" w:eastAsia="es-MX"/>
+              </w:rPr>
+            </w:pPr>
+            <w:r>
+              <w:rPr>
+                <w:rFonts w:eastAsia="Times New Roman" w:cs="Times New Roman"/>
+                <w:sz w:val="16"/>
+                <w:szCs w:val="16"/>
+                <w:lang w:val="es-EC" w:eastAsia="es-MX"/>
+              </w:rPr>
+              <w:t>Tamaño del hogar</w:t>
+            </w:r>
+          </w:p>
+        </w:tc>
+        <w:tc>
+          <w:tcPr>
+            <w:tcW w:w="1104" w:type="pct"/>
+            <w:tcBorders>
+              <w:top w:val="nil"/>
+              <w:left w:val="nil"/>
+              <w:bottom w:val="nil"/>
+              <w:right w:val="nil"/>
+            </w:tcBorders>
+            <w:noWrap/>
+            <w:hideMark/>
+          </w:tcPr>
+          <w:p>
+            <w:pPr>
+              <w:spacing w:after="0" w:line="240" w:lineRule="auto"/>
+              <w:jc w:val="left"/>
+              <w:rPr>
+                <w:rFonts w:eastAsia="Times New Roman" w:cs="Times New Roman"/>
+                <w:sz w:val="16"/>
+                <w:szCs w:val="16"/>
+                <w:lang w:val="es-EC" w:eastAsia="es-MX"/>
+              </w:rPr>
+            </w:pPr>
+            <w:r>
+              <w:rPr>
+                <w:rFonts w:eastAsia="Times New Roman" w:cs="Times New Roman"/>
+                <w:sz w:val="16"/>
+                <w:szCs w:val="16"/>
+                <w:lang w:val="es-EC" w:eastAsia="es-MX"/>
+              </w:rPr>
+              <w:t>nhogar</w:t>
+            </w:r>
+          </w:p>
+        </w:tc>
+        <w:tc>
+          <w:tcPr>
+            <w:tcW w:w="848" w:type="pct"/>
+            <w:tcBorders>
+              <w:top w:val="nil"/>
+              <w:left w:val="nil"/>
+              <w:bottom w:val="nil"/>
+              <w:right w:val="nil"/>
+            </w:tcBorders>
+            <w:noWrap/>
+            <w:hideMark/>
+          </w:tcPr>
+          <w:p>
+            <w:pPr>
+              <w:spacing w:after="0" w:line="240" w:lineRule="auto"/>
+              <w:jc w:val="center"/>
+              <w:rPr>
+                <w:rFonts w:eastAsia="Times New Roman" w:cs="Times New Roman"/>
+                <w:sz w:val="16"/>
+                <w:szCs w:val="16"/>
+                <w:lang w:val="es-EC" w:eastAsia="es-MX"/>
+              </w:rPr>
+            </w:pPr>
+            <w:r>
+              <w:rPr>
+                <w:rFonts w:eastAsia="Times New Roman" w:cs="Times New Roman"/>
+                <w:sz w:val="16"/>
+                <w:szCs w:val="16"/>
+                <w:lang w:val="es-EC" w:eastAsia="es-MX"/>
+              </w:rPr>
+              <w:t>SÍ</w:t>
+            </w:r>
+          </w:p>
+        </w:tc>
+        <w:tc>
+          <w:tcPr>
+            <w:tcW w:w="914" w:type="pct"/>
+            <w:tcBorders>
+              <w:top w:val="nil"/>
+              <w:left w:val="nil"/>
+              <w:bottom w:val="nil"/>
+              <w:right w:val="nil"/>
+            </w:tcBorders>
+            <w:noWrap/>
+            <w:hideMark/>
+          </w:tcPr>
+          <w:p>
+            <w:pPr>
+              <w:spacing w:after="0" w:line="240" w:lineRule="auto"/>
+              <w:jc w:val="center"/>
+              <w:rPr>
+                <w:rFonts w:eastAsia="Times New Roman" w:cs="Times New Roman"/>
+                <w:sz w:val="16"/>
+                <w:szCs w:val="16"/>
+                <w:lang w:val="es-EC" w:eastAsia="es-MX"/>
+              </w:rPr>
+            </w:pPr>
+            <w:r>
+              <w:rPr>
+                <w:rFonts w:eastAsia="Times New Roman" w:cs="Times New Roman"/>
+                <w:sz w:val="16"/>
+                <w:szCs w:val="16"/>
+                <w:lang w:val="es-EC" w:eastAsia="es-MX"/>
+              </w:rPr>
+              <w:t>NO (Usada)</w:t>
+            </w:r>
+          </w:p>
+        </w:tc>
+        <w:tc>
+          <w:tcPr>
+            <w:tcW w:w="762" w:type="pct"/>
+            <w:tcBorders>
+              <w:top w:val="nil"/>
+              <w:left w:val="nil"/>
+              <w:bottom w:val="nil"/>
+              <w:right w:val="nil"/>
+            </w:tcBorders>
+            <w:noWrap/>
+            <w:hideMark/>
+          </w:tcPr>
+          <w:p>
+            <w:pPr>
+              <w:spacing w:after="0" w:line="240" w:lineRule="auto"/>
+              <w:jc w:val="center"/>
+              <w:rPr>
+                <w:rFonts w:eastAsia="Times New Roman" w:cs="Times New Roman"/>
+                <w:sz w:val="16"/>
+                <w:szCs w:val="16"/>
+                <w:lang w:val="es-EC" w:eastAsia="es-MX"/>
+              </w:rPr>
+            </w:pPr>
+            <w:r>
+              <w:rPr>
+                <w:rFonts w:eastAsia="Times New Roman" w:cs="Times New Roman"/>
+                <w:sz w:val="16"/>
+                <w:szCs w:val="16"/>
+                <w:lang w:val="es-EC" w:eastAsia="es-MX"/>
+              </w:rPr>
+              <w:t>0,049746</w:t>
+            </w:r>
+          </w:p>
+        </w:tc>
+      </w:tr>
+      <w:tr>
+        <w:trPr>
+          <w:trHeight w:val="57"/>
+        </w:trPr>
+        <w:tc>
+          <w:tcPr>
+            <w:tcW w:w="1372" w:type="pct"/>
+            <w:tcBorders>
+              <w:top w:val="nil"/>
+              <w:left w:val="nil"/>
+              <w:bottom w:val="nil"/>
+              <w:right w:val="nil"/>
+            </w:tcBorders>
+            <w:noWrap/>
+            <w:hideMark/>
+          </w:tcPr>
+          <w:p>
+            <w:pPr>
+              <w:spacing w:after="0" w:line="240" w:lineRule="auto"/>
+              <w:jc w:val="left"/>
+              <w:rPr>
+                <w:rFonts w:eastAsia="Times New Roman" w:cs="Times New Roman"/>
+                <w:sz w:val="16"/>
+                <w:szCs w:val="16"/>
+                <w:lang w:val="es-EC" w:eastAsia="es-MX"/>
+              </w:rPr>
+            </w:pPr>
+            <w:r>
+              <w:rPr>
+                <w:rFonts w:eastAsia="Times New Roman" w:cs="Times New Roman"/>
+                <w:sz w:val="16"/>
+                <w:szCs w:val="16"/>
+                <w:lang w:val="es-EC" w:eastAsia="es-MX"/>
+              </w:rPr>
+              <w:t>Tiene hijo menor de 5 años</w:t>
+            </w:r>
+          </w:p>
+        </w:tc>
+        <w:tc>
+          <w:tcPr>
+            <w:tcW w:w="1104" w:type="pct"/>
+            <w:tcBorders>
+              <w:top w:val="nil"/>
+              <w:left w:val="nil"/>
+              <w:bottom w:val="nil"/>
+              <w:right w:val="nil"/>
+            </w:tcBorders>
+            <w:noWrap/>
+            <w:hideMark/>
+          </w:tcPr>
+          <w:p>
+            <w:pPr>
+              <w:spacing w:after="0" w:line="240" w:lineRule="auto"/>
+              <w:jc w:val="left"/>
+              <w:rPr>
+                <w:rFonts w:eastAsia="Times New Roman" w:cs="Times New Roman"/>
+                <w:sz w:val="16"/>
+                <w:szCs w:val="16"/>
+                <w:lang w:val="es-EC" w:eastAsia="es-MX"/>
+              </w:rPr>
+            </w:pPr>
+            <w:r>
+              <w:rPr>
+                <w:rFonts w:eastAsia="Times New Roman" w:cs="Times New Roman"/>
+                <w:sz w:val="16"/>
+                <w:szCs w:val="16"/>
+                <w:lang w:val="es-EC" w:eastAsia="es-MX"/>
+              </w:rPr>
+              <w:t>dummy_menor5</w:t>
+            </w:r>
+          </w:p>
+        </w:tc>
+        <w:tc>
+          <w:tcPr>
+            <w:tcW w:w="848" w:type="pct"/>
+            <w:tcBorders>
+              <w:top w:val="nil"/>
+              <w:left w:val="nil"/>
+              <w:bottom w:val="nil"/>
+              <w:right w:val="nil"/>
+            </w:tcBorders>
+            <w:noWrap/>
+            <w:hideMark/>
+          </w:tcPr>
+          <w:p>
+            <w:pPr>
+              <w:spacing w:after="0" w:line="240" w:lineRule="auto"/>
+              <w:jc w:val="center"/>
+              <w:rPr>
+                <w:rFonts w:eastAsia="Times New Roman" w:cs="Times New Roman"/>
+                <w:sz w:val="16"/>
+                <w:szCs w:val="16"/>
+                <w:lang w:val="es-EC" w:eastAsia="es-MX"/>
+              </w:rPr>
+            </w:pPr>
+            <w:r>
+              <w:rPr>
+                <w:rFonts w:eastAsia="Times New Roman" w:cs="Times New Roman"/>
+                <w:sz w:val="16"/>
+                <w:szCs w:val="16"/>
+                <w:lang w:val="es-EC" w:eastAsia="es-MX"/>
+              </w:rPr>
+              <w:t>SÍ</w:t>
+            </w:r>
+          </w:p>
+        </w:tc>
+        <w:tc>
+          <w:tcPr>
+            <w:tcW w:w="914" w:type="pct"/>
+            <w:tcBorders>
+              <w:top w:val="nil"/>
+              <w:left w:val="nil"/>
+              <w:bottom w:val="nil"/>
+              <w:right w:val="nil"/>
+            </w:tcBorders>
+            <w:noWrap/>
+            <w:hideMark/>
+          </w:tcPr>
+          <w:p>
+            <w:pPr>
+              <w:spacing w:after="0" w:line="240" w:lineRule="auto"/>
+              <w:jc w:val="center"/>
+              <w:rPr>
+                <w:rFonts w:eastAsia="Times New Roman" w:cs="Times New Roman"/>
+                <w:sz w:val="16"/>
+                <w:szCs w:val="16"/>
+                <w:lang w:val="es-EC" w:eastAsia="es-MX"/>
+              </w:rPr>
+            </w:pPr>
+            <w:r>
+              <w:rPr>
+                <w:rFonts w:eastAsia="Times New Roman" w:cs="Times New Roman"/>
+                <w:sz w:val="16"/>
+                <w:szCs w:val="16"/>
+                <w:lang w:val="es-EC" w:eastAsia="es-MX"/>
+              </w:rPr>
+              <w:t>NO (Usada)</w:t>
+            </w:r>
+          </w:p>
+        </w:tc>
+        <w:tc>
+          <w:tcPr>
+            <w:tcW w:w="762" w:type="pct"/>
+            <w:tcBorders>
+              <w:top w:val="nil"/>
+              <w:left w:val="nil"/>
+              <w:bottom w:val="nil"/>
+              <w:right w:val="nil"/>
+            </w:tcBorders>
+            <w:noWrap/>
+            <w:hideMark/>
+          </w:tcPr>
+          <w:p>
+            <w:pPr>
+              <w:spacing w:after="0" w:line="240" w:lineRule="auto"/>
+              <w:jc w:val="center"/>
+              <w:rPr>
+                <w:rFonts w:eastAsia="Times New Roman" w:cs="Times New Roman"/>
+                <w:sz w:val="16"/>
+                <w:szCs w:val="16"/>
+                <w:lang w:val="es-EC" w:eastAsia="es-MX"/>
+              </w:rPr>
+            </w:pPr>
+            <w:r>
+              <w:rPr>
+                <w:rFonts w:eastAsia="Times New Roman" w:cs="Times New Roman"/>
+                <w:sz w:val="16"/>
+                <w:szCs w:val="16"/>
+                <w:lang w:val="es-EC" w:eastAsia="es-MX"/>
+              </w:rPr>
+              <w:t>-0,259375</w:t>
+            </w:r>
+          </w:p>
+        </w:tc>
+      </w:tr>
+      <w:tr>
+        <w:trPr>
+          <w:trHeight w:val="57"/>
+        </w:trPr>
+        <w:tc>
+          <w:tcPr>
+            <w:tcW w:w="1372" w:type="pct"/>
+            <w:tcBorders>
+              <w:top w:val="nil"/>
+              <w:left w:val="nil"/>
+              <w:bottom w:val="single" w:sz="8" w:space="0" w:color="auto"/>
+              <w:right w:val="nil"/>
+            </w:tcBorders>
+            <w:noWrap/>
+            <w:hideMark/>
+          </w:tcPr>
+          <w:p>
+            <w:pPr>
+              <w:spacing w:after="0" w:line="240" w:lineRule="auto"/>
+              <w:jc w:val="left"/>
+              <w:rPr>
+                <w:rFonts w:eastAsia="Times New Roman" w:cs="Times New Roman"/>
+                <w:sz w:val="16"/>
+                <w:szCs w:val="16"/>
+                <w:lang w:val="es-EC" w:eastAsia="es-MX"/>
+              </w:rPr>
+            </w:pPr>
+            <w:r>
+              <w:rPr>
+                <w:rFonts w:eastAsia="Times New Roman" w:cs="Times New Roman"/>
+                <w:sz w:val="16"/>
+                <w:szCs w:val="16"/>
+                <w:lang w:val="es-EC" w:eastAsia="es-MX"/>
+              </w:rPr>
+              <w:t>Ingreso total</w:t>
+            </w:r>
+          </w:p>
+        </w:tc>
+        <w:tc>
+          <w:tcPr>
+            <w:tcW w:w="1104" w:type="pct"/>
+            <w:tcBorders>
+              <w:top w:val="nil"/>
+              <w:left w:val="nil"/>
+              <w:bottom w:val="single" w:sz="8" w:space="0" w:color="auto"/>
+              <w:right w:val="nil"/>
+            </w:tcBorders>
+            <w:noWrap/>
+            <w:hideMark/>
+          </w:tcPr>
+          <w:p>
+            <w:pPr>
+              <w:spacing w:after="0" w:line="240" w:lineRule="auto"/>
+              <w:jc w:val="left"/>
+              <w:rPr>
+                <w:rFonts w:eastAsia="Times New Roman" w:cs="Times New Roman"/>
+                <w:sz w:val="16"/>
+                <w:szCs w:val="16"/>
+                <w:lang w:val="es-EC" w:eastAsia="es-MX"/>
+              </w:rPr>
+            </w:pPr>
+            <w:r>
+              <w:rPr>
+                <w:rFonts w:eastAsia="Times New Roman" w:cs="Times New Roman"/>
+                <w:sz w:val="16"/>
+                <w:szCs w:val="16"/>
+                <w:lang w:val="es-EC" w:eastAsia="es-MX"/>
+              </w:rPr>
+              <w:t>ingreso_total</w:t>
+            </w:r>
+          </w:p>
+        </w:tc>
+        <w:tc>
+          <w:tcPr>
+            <w:tcW w:w="848" w:type="pct"/>
+            <w:tcBorders>
+              <w:top w:val="nil"/>
+              <w:left w:val="nil"/>
+              <w:bottom w:val="single" w:sz="8" w:space="0" w:color="auto"/>
+              <w:right w:val="nil"/>
+            </w:tcBorders>
+            <w:noWrap/>
+            <w:hideMark/>
+          </w:tcPr>
+          <w:p>
+            <w:pPr>
+              <w:spacing w:after="0" w:line="240" w:lineRule="auto"/>
+              <w:jc w:val="center"/>
+              <w:rPr>
+                <w:rFonts w:eastAsia="Times New Roman" w:cs="Times New Roman"/>
+                <w:sz w:val="16"/>
+                <w:szCs w:val="16"/>
+                <w:lang w:val="es-EC" w:eastAsia="es-MX"/>
+              </w:rPr>
+            </w:pPr>
+            <w:r>
+              <w:rPr>
+                <w:rFonts w:eastAsia="Times New Roman" w:cs="Times New Roman"/>
+                <w:sz w:val="16"/>
+                <w:szCs w:val="16"/>
+                <w:lang w:val="es-EC" w:eastAsia="es-MX"/>
+              </w:rPr>
+              <w:t>SÍ</w:t>
+            </w:r>
+          </w:p>
+        </w:tc>
+        <w:tc>
+          <w:tcPr>
+            <w:tcW w:w="914" w:type="pct"/>
+            <w:tcBorders>
+              <w:top w:val="nil"/>
+              <w:left w:val="nil"/>
+              <w:bottom w:val="single" w:sz="8" w:space="0" w:color="auto"/>
+              <w:right w:val="nil"/>
+            </w:tcBorders>
+            <w:noWrap/>
+            <w:hideMark/>
+          </w:tcPr>
+          <w:p>
+            <w:pPr>
+              <w:spacing w:after="0" w:line="240" w:lineRule="auto"/>
+              <w:jc w:val="center"/>
+              <w:rPr>
+                <w:rFonts w:eastAsia="Times New Roman" w:cs="Times New Roman"/>
+                <w:sz w:val="16"/>
+                <w:szCs w:val="16"/>
+                <w:lang w:val="es-EC" w:eastAsia="es-MX"/>
+              </w:rPr>
+            </w:pPr>
+            <w:r>
+              <w:rPr>
+                <w:rFonts w:eastAsia="Times New Roman" w:cs="Times New Roman"/>
+                <w:sz w:val="16"/>
+                <w:szCs w:val="16"/>
+                <w:lang w:val="es-EC" w:eastAsia="es-MX"/>
+              </w:rPr>
+              <w:t>NO (Usada)</w:t>
+            </w:r>
+          </w:p>
+        </w:tc>
+        <w:tc>
+          <w:tcPr>
+            <w:tcW w:w="762" w:type="pct"/>
+            <w:tcBorders>
+              <w:top w:val="nil"/>
+              <w:left w:val="nil"/>
+              <w:bottom w:val="single" w:sz="8" w:space="0" w:color="auto"/>
+              <w:right w:val="nil"/>
+            </w:tcBorders>
+            <w:noWrap/>
+            <w:hideMark/>
+          </w:tcPr>
+          <w:p>
+            <w:pPr>
+              <w:spacing w:after="0" w:line="240" w:lineRule="auto"/>
+              <w:jc w:val="center"/>
+              <w:rPr>
+                <w:rFonts w:eastAsia="Times New Roman" w:cs="Times New Roman"/>
+                <w:sz w:val="16"/>
+                <w:szCs w:val="16"/>
+                <w:lang w:val="es-EC" w:eastAsia="es-MX"/>
+              </w:rPr>
+            </w:pPr>
+            <w:r>
+              <w:rPr>
+                <w:rFonts w:eastAsia="Times New Roman" w:cs="Times New Roman"/>
+                <w:sz w:val="16"/>
+                <w:szCs w:val="16"/>
+                <w:lang w:val="es-EC" w:eastAsia="es-MX"/>
+              </w:rPr>
+              <w:t>-0,121129</w:t>
+            </w:r>
+          </w:p>
+        </w:tc>
+      </w:tr>
+    </w:tbl>
+    <w:p>
+      <w:pPr>
+        <w:spacing w:line="240" w:lineRule="auto"/>
+        <w:rPr>
+          <w:lang w:val="es-US"/>
+        </w:rPr>
+      </w:pPr>
+      <w:r>
+        <w:rPr>
+          <w:i/>
+          <w:iCs/>
+          <w:lang w:val="es-US"/>
+        </w:rPr>
+        <w:t>Nota.</w:t>
+      </w:r>
+      <w:r>
+        <w:rPr>
+          <w:lang w:val="es-US"/>
+        </w:rPr>
+        <w:t xml:space="preserve"> Elaboración propia con base en la Encuesta Permanente de Hogares del</w:t>
+      </w:r>
+      <w:r>
+        <w:rPr>
+          <w:lang w:val="es-US"/>
+        </w:rPr>
+        <w:t xml:space="preserve"> INDEC (2026). </w:t>
+      </w:r>
+      <w:r>
+        <w:rPr>
+          <w:lang w:val="es-US"/>
+        </w:rPr>
+        <w:t xml:space="preserve">VN </w:t>
+      </w:r>
+      <w:r>
+        <w:rPr>
+          <w:lang w:val="es-US"/>
+        </w:rPr>
+        <w:t xml:space="preserve">son los </w:t>
+      </w:r>
+      <w:r>
+        <w:rPr>
+          <w:lang w:val="es-US"/>
+        </w:rPr>
+        <w:t xml:space="preserve">verdaderos negativos, FP </w:t>
+      </w:r>
+      <w:r>
+        <w:rPr>
+          <w:lang w:val="es-US"/>
+        </w:rPr>
+        <w:t>son los</w:t>
+      </w:r>
+      <w:r>
+        <w:rPr>
+          <w:lang w:val="es-US"/>
+        </w:rPr>
+        <w:t xml:space="preserve"> falsos positivos, FN </w:t>
+      </w:r>
+      <w:r>
+        <w:rPr>
+          <w:lang w:val="es-US"/>
+        </w:rPr>
+        <w:t>son los</w:t>
+      </w:r>
+      <w:r>
+        <w:rPr>
+          <w:lang w:val="es-US"/>
+        </w:rPr>
+        <w:t xml:space="preserve"> falsos negativos</w:t>
+      </w:r>
+      <w:r>
+        <w:rPr>
+          <w:lang w:val="es-US"/>
+        </w:rPr>
+        <w:t xml:space="preserve"> y</w:t>
+      </w:r>
+      <w:r>
+        <w:rPr>
+          <w:lang w:val="es-US"/>
+        </w:rPr>
+        <w:t xml:space="preserve"> VP </w:t>
+      </w:r>
+      <w:r>
+        <w:rPr>
+          <w:lang w:val="es-US"/>
+        </w:rPr>
+        <w:t>son</w:t>
+      </w:r>
+      <w:r>
+        <w:rPr>
+          <w:lang w:val="es-US"/>
+        </w:rPr>
+        <w:t xml:space="preserve"> </w:t>
+      </w:r>
+      <w:r>
+        <w:rPr>
+          <w:lang w:val="es-US"/>
+        </w:rPr>
+        <w:t xml:space="preserve">los </w:t>
+      </w:r>
+      <w:r>
+        <w:rPr>
+          <w:lang w:val="es-US"/>
+        </w:rPr>
+        <w:t>verdaderos positivos.</w:t>
+      </w:r>
+    </w:p>
+    <w:p>
+      <w:pPr>
+        <w:spacing w:before="240"/>
+      </w:pPr>
+      <w:r>
+        <w:t xml:space="preserve">Para el desarrollo del presente informe se consideraron los siguientes </w:t>
+      </w:r>
+      <w:proofErr w:type="spellStart"/>
+      <w:r>
+        <w:rPr>
+          <w:i/>
+          <w:iCs/>
+        </w:rPr>
+        <w:t>prompts</w:t>
+      </w:r>
+      <w:proofErr w:type="spellEnd"/>
+      <w:r>
+        <w:t xml:space="preserve"> de inteligencia artificial, lo que agilizó </w:t>
+      </w:r>
+      <w:r>
+        <w:t>el diseño del código en secciones repetitivas o iterativas.</w:t>
+      </w:r>
+      <w:r>
+        <w:t xml:space="preserve"> El detalle también </w:t>
+      </w:r>
+      <w:r>
+        <w:t>incluye</w:t>
+      </w:r>
+      <w:r>
+        <w:t xml:space="preserve"> preguntas operativas y conceptuales que se </w:t>
+      </w:r>
+      <w:r>
+        <w:t>le formula</w:t>
+      </w:r>
+      <w:r>
+        <w:t xml:space="preserve">ron a la inteligencia artificial con el objetivo de mejorar la comprensión del análisis general. A continuación, se detallan los </w:t>
+      </w:r>
+      <w:proofErr w:type="spellStart"/>
+      <w:r>
+        <w:rPr>
+          <w:i/>
+          <w:iCs/>
+        </w:rPr>
+        <w:t>prompts</w:t>
+      </w:r>
+      <w:proofErr w:type="spellEnd"/>
+      <w:r>
+        <w:t xml:space="preserve"> más importantes en materia del diseño operativo anteriormente mencionado:</w:t>
+      </w:r>
+    </w:p>
+    <w:p>
+      <w:pPr>
+        <w:pStyle w:val="Prrafodelista"/>
+        <w:numPr>
+          <w:ilvl w:val="0"/>
+          <w:numId w:val="12"/>
+        </w:numPr>
+        <w:rPr>
+          <w:lang w:val="es-US"/>
+        </w:rPr>
+      </w:pPr>
+      <w:r>
+        <w:rPr>
+          <w:lang w:val="es-US"/>
+        </w:rPr>
+        <w:t>Utilicé</w:t>
+      </w:r>
+      <w:r>
+        <w:rPr>
+          <w:lang w:val="es-US"/>
+        </w:rPr>
+        <w:t xml:space="preserve"> </w:t>
+      </w:r>
+      <w:r>
+        <w:rPr>
+          <w:lang w:val="es-US"/>
+        </w:rPr>
+        <w:t>este código</w:t>
+      </w:r>
+      <w:r>
+        <w:rPr>
+          <w:lang w:val="es-US"/>
+        </w:rPr>
+        <w:t xml:space="preserve"> para el TP3</w:t>
+      </w:r>
+      <w:r>
+        <w:rPr>
+          <w:lang w:val="es-US"/>
+        </w:rPr>
+        <w:t>.</w:t>
+      </w:r>
+      <w:r>
+        <w:rPr>
+          <w:lang w:val="es-US"/>
+        </w:rPr>
+        <w:t xml:space="preserve"> </w:t>
+      </w:r>
+      <w:r>
+        <w:rPr>
+          <w:lang w:val="es-US"/>
+        </w:rPr>
+        <w:t>M</w:t>
+      </w:r>
+      <w:r>
+        <w:rPr>
+          <w:lang w:val="es-US"/>
+        </w:rPr>
+        <w:t>uéstrame las bases utilizadas y qué corresponde a cada una.</w:t>
+      </w:r>
+    </w:p>
+    <w:p>
+      <w:pPr>
+        <w:pStyle w:val="Prrafodelista"/>
+        <w:numPr>
+          <w:ilvl w:val="0"/>
+          <w:numId w:val="12"/>
+        </w:numPr>
+      </w:pPr>
+      <w:r>
+        <w:rPr>
+          <w:lang w:val="es-US"/>
+        </w:rPr>
+        <w:t xml:space="preserve">Perfecto, trabajaremos sobre las siguientes bases: </w:t>
+      </w:r>
+      <w:r>
+        <w:t xml:space="preserve">ocupados_X_2025_MM, </w:t>
+      </w:r>
+      <w:r>
+        <w:t>que</w:t>
+      </w:r>
+      <w:r>
+        <w:t xml:space="preserve"> serán los regresores (X)</w:t>
+      </w:r>
+      <w:r>
+        <w:t>,</w:t>
+      </w:r>
+      <w:r>
+        <w:t xml:space="preserve"> y y_2025 será la </w:t>
+      </w:r>
+      <w:r>
+        <w:t xml:space="preserve">variable </w:t>
+      </w:r>
+      <w:r>
+        <w:t>dependiente (Y).</w:t>
+      </w:r>
+    </w:p>
+    <w:p>
+      <w:pPr>
+        <w:pStyle w:val="Prrafodelista"/>
+        <w:numPr>
+          <w:ilvl w:val="0"/>
+          <w:numId w:val="12"/>
+        </w:numPr>
+      </w:pPr>
+      <w:r>
+        <w:t>Te adjunto la consigna del tp4.</w:t>
+      </w:r>
+    </w:p>
+    <w:p>
+      <w:pPr>
+        <w:pStyle w:val="Prrafodelista"/>
+        <w:numPr>
+          <w:ilvl w:val="0"/>
+          <w:numId w:val="12"/>
+        </w:numPr>
+      </w:pPr>
+      <w:r>
+        <w:t xml:space="preserve">Un aspecto que creo que se puede mejorar es que en la consigna se menciona que se realizará la técnica de </w:t>
+      </w:r>
+      <w:proofErr w:type="spellStart"/>
+      <w:r>
+        <w:t>cross</w:t>
+      </w:r>
+      <w:proofErr w:type="spellEnd"/>
+      <w:r>
+        <w:t xml:space="preserve"> </w:t>
+      </w:r>
+      <w:proofErr w:type="spellStart"/>
+      <w:r>
+        <w:t>validation</w:t>
+      </w:r>
+      <w:proofErr w:type="spellEnd"/>
+      <w:r>
+        <w:t xml:space="preserve"> sobre toda la base; yo creo que eso podría elevar las métricas de precisión finales porque no hay nada con qué comparar. ¿Crees que lo que digo es teóricamente válido?</w:t>
+      </w:r>
+    </w:p>
+    <w:p>
+      <w:pPr>
+        <w:pStyle w:val="Prrafodelista"/>
+        <w:numPr>
+          <w:ilvl w:val="0"/>
+          <w:numId w:val="12"/>
+        </w:numPr>
+      </w:pPr>
+      <w:r>
+        <w:t>Perfecto, entonces lo adecuado es trabajar con datos de entrenamiento y de prueba. Eso es lo primero que quiero que realices; dame el código para eso.</w:t>
+      </w:r>
+    </w:p>
+    <w:p>
+      <w:pPr>
+        <w:pStyle w:val="Prrafodelista"/>
+        <w:numPr>
+          <w:ilvl w:val="0"/>
+          <w:numId w:val="12"/>
+        </w:numPr>
+      </w:pPr>
+      <w:r>
+        <w:t>Trabajaremos la evaluación con la base de entrenamiento, lo cual corresponde para la A.1 y A.2, en A.3 se pide interpretación de resultados y coeficientes, lo adecuado es que sea con toda la base, pero por el momento comencemos con las 2 primeras preguntas</w:t>
+      </w:r>
+    </w:p>
+    <w:p>
+      <w:pPr>
+        <w:pStyle w:val="Prrafodelista"/>
+        <w:numPr>
+          <w:ilvl w:val="0"/>
+          <w:numId w:val="12"/>
+        </w:numPr>
+      </w:pPr>
+      <w:r>
+        <w:t xml:space="preserve">Bien, iniciemos con la pregunta A.1. En esta pregunta se solicita una visualización de los coeficientes de cada técnica de regularización. La idea es que los gráficos estén uno al lado del otro. Respeta los valores de lambda que se piden que se evalúen. Como te dije, esto se hará </w:t>
+      </w:r>
+      <w:r>
+        <w:t>co</w:t>
+      </w:r>
+      <w:r>
+        <w:t xml:space="preserve">n base </w:t>
+      </w:r>
+      <w:r>
+        <w:t>en</w:t>
+      </w:r>
+      <w:r>
+        <w:t xml:space="preserve"> la base de entrenamiento.</w:t>
+      </w:r>
+    </w:p>
+    <w:p>
+      <w:pPr>
+        <w:pStyle w:val="Prrafodelista"/>
+        <w:numPr>
+          <w:ilvl w:val="0"/>
+          <w:numId w:val="12"/>
+        </w:numPr>
+      </w:pPr>
+      <w:r>
+        <w:t>En la</w:t>
+      </w:r>
+      <w:r>
+        <w:t xml:space="preserve"> subsección</w:t>
+      </w:r>
+      <w:r>
+        <w:t xml:space="preserve"> A.2, se pide elegir el mejor lambda</w:t>
+      </w:r>
+      <w:r>
+        <w:t>;</w:t>
+      </w:r>
+      <w:r>
+        <w:t xml:space="preserve"> para ello</w:t>
+      </w:r>
+      <w:r>
+        <w:t>,</w:t>
+      </w:r>
+      <w:r>
+        <w:t xml:space="preserve"> utiliza el siguiente número de </w:t>
+      </w:r>
+      <w:proofErr w:type="spellStart"/>
+      <w:r>
+        <w:rPr>
+          <w:i/>
+          <w:iCs/>
+        </w:rPr>
+        <w:t>folds</w:t>
+      </w:r>
+      <w:proofErr w:type="spellEnd"/>
+      <w:r>
+        <w:rPr>
+          <w:i/>
+          <w:iCs/>
+        </w:rPr>
+        <w:t>:</w:t>
+      </w:r>
+      <w:r>
+        <w:t xml:space="preserve"> </w:t>
+      </w:r>
+      <w:r>
+        <w:t>5.</w:t>
+      </w:r>
+    </w:p>
+    <w:p>
+      <w:pPr>
+        <w:pStyle w:val="Prrafodelista"/>
+        <w:numPr>
+          <w:ilvl w:val="0"/>
+          <w:numId w:val="12"/>
+        </w:numPr>
+      </w:pPr>
+      <w:r>
+        <w:t>¿Tener un valor de lambda muy pequeño significa que la regularización no aporta demasiado?</w:t>
+      </w:r>
+    </w:p>
+    <w:p>
+      <w:pPr>
+        <w:pStyle w:val="Prrafodelista"/>
+        <w:numPr>
+          <w:ilvl w:val="0"/>
+          <w:numId w:val="12"/>
+        </w:numPr>
+      </w:pPr>
+      <w:r>
+        <w:lastRenderedPageBreak/>
+        <w:t>Pasemos a A.3, aquí se pide evaluar los coeficientes, como te dije, realicemos esto pero sobre toda la base, o sea una vez escogido el mejor lambda para cada técnica, volvamos a evaluar el modelo de forma general, obtenemos los coeficientes y comparamos según lo pedido, un aspecto que también es adecuado es que a parte de los coeficientes también se incorporen los efectos marginales promedio (EMP), esto para una mejor comparabilidad e interpretación.</w:t>
+      </w:r>
+    </w:p>
+    <w:p>
+      <w:pPr>
+        <w:pStyle w:val="Prrafodelista"/>
+        <w:numPr>
+          <w:ilvl w:val="0"/>
+          <w:numId w:val="12"/>
+        </w:numPr>
+        <w:rPr>
+          <w:lang w:val="es-US"/>
+        </w:rPr>
+      </w:pPr>
+      <w:r>
+        <w:rPr>
+          <w:lang w:val="es-US"/>
+        </w:rPr>
+        <w:t>Necesito que estructures una tabla en Excel que resuma los indicadores de desempeño de todos los modelos analizados, tal como se presentan en la última celda de los resultados del cuaderno.</w:t>
       </w:r>
     </w:p>
     <w:sectPr>
@@ -5606,9 +11131,9 @@
     </w:lvl>
   </w:abstractNum>
   <w:abstractNum w:abstractNumId="5" w15:restartNumberingAfterBreak="0">
-    <w:nsid w:val="413A0F6A"/>
+    <w:nsid w:val="291306AC"/>
     <w:multiLevelType w:val="hybridMultilevel"/>
-    <w:tmpl w:val="F7FADE2C"/>
+    <w:tmpl w:val="3DF8CBD2"/>
     <w:lvl w:ilvl="0" w:tplc="080A0001">
       <w:start w:val="1"/>
       <w:numFmt w:val="bullet"/>
@@ -5719,6 +11244,119 @@
     </w:lvl>
   </w:abstractNum>
   <w:abstractNum w:abstractNumId="6" w15:restartNumberingAfterBreak="0">
+    <w:nsid w:val="413A0F6A"/>
+    <w:multiLevelType w:val="hybridMultilevel"/>
+    <w:tmpl w:val="F7FADE2C"/>
+    <w:lvl w:ilvl="0" w:tplc="080A0001">
+      <w:start w:val="1"/>
+      <w:numFmt w:val="bullet"/>
+      <w:lvlText w:val=""/>
+      <w:lvlJc w:val="left"/>
+      <w:pPr>
+        <w:ind w:left="720" w:hanging="360"/>
+      </w:pPr>
+      <w:rPr>
+        <w:rFonts w:ascii="Symbol" w:hAnsi="Symbol" w:hint="default"/>
+      </w:rPr>
+    </w:lvl>
+    <w:lvl w:ilvl="1" w:tplc="080A0003" w:tentative="1">
+      <w:start w:val="1"/>
+      <w:numFmt w:val="bullet"/>
+      <w:lvlText w:val="o"/>
+      <w:lvlJc w:val="left"/>
+      <w:pPr>
+        <w:ind w:left="1440" w:hanging="360"/>
+      </w:pPr>
+      <w:rPr>
+        <w:rFonts w:ascii="Courier New" w:hAnsi="Courier New" w:cs="Courier New" w:hint="default"/>
+      </w:rPr>
+    </w:lvl>
+    <w:lvl w:ilvl="2" w:tplc="080A0005" w:tentative="1">
+      <w:start w:val="1"/>
+      <w:numFmt w:val="bullet"/>
+      <w:lvlText w:val=""/>
+      <w:lvlJc w:val="left"/>
+      <w:pPr>
+        <w:ind w:left="2160" w:hanging="360"/>
+      </w:pPr>
+      <w:rPr>
+        <w:rFonts w:ascii="Wingdings" w:hAnsi="Wingdings" w:hint="default"/>
+      </w:rPr>
+    </w:lvl>
+    <w:lvl w:ilvl="3" w:tplc="080A0001" w:tentative="1">
+      <w:start w:val="1"/>
+      <w:numFmt w:val="bullet"/>
+      <w:lvlText w:val=""/>
+      <w:lvlJc w:val="left"/>
+      <w:pPr>
+        <w:ind w:left="2880" w:hanging="360"/>
+      </w:pPr>
+      <w:rPr>
+        <w:rFonts w:ascii="Symbol" w:hAnsi="Symbol" w:hint="default"/>
+      </w:rPr>
+    </w:lvl>
+    <w:lvl w:ilvl="4" w:tplc="080A0003" w:tentative="1">
+      <w:start w:val="1"/>
+      <w:numFmt w:val="bullet"/>
+      <w:lvlText w:val="o"/>
+      <w:lvlJc w:val="left"/>
+      <w:pPr>
+        <w:ind w:left="3600" w:hanging="360"/>
+      </w:pPr>
+      <w:rPr>
+        <w:rFonts w:ascii="Courier New" w:hAnsi="Courier New" w:cs="Courier New" w:hint="default"/>
+      </w:rPr>
+    </w:lvl>
+    <w:lvl w:ilvl="5" w:tplc="080A0005" w:tentative="1">
+      <w:start w:val="1"/>
+      <w:numFmt w:val="bullet"/>
+      <w:lvlText w:val=""/>
+      <w:lvlJc w:val="left"/>
+      <w:pPr>
+        <w:ind w:left="4320" w:hanging="360"/>
+      </w:pPr>
+      <w:rPr>
+        <w:rFonts w:ascii="Wingdings" w:hAnsi="Wingdings" w:hint="default"/>
+      </w:rPr>
+    </w:lvl>
+    <w:lvl w:ilvl="6" w:tplc="080A0001" w:tentative="1">
+      <w:start w:val="1"/>
+      <w:numFmt w:val="bullet"/>
+      <w:lvlText w:val=""/>
+      <w:lvlJc w:val="left"/>
+      <w:pPr>
+        <w:ind w:left="5040" w:hanging="360"/>
+      </w:pPr>
+      <w:rPr>
+        <w:rFonts w:ascii="Symbol" w:hAnsi="Symbol" w:hint="default"/>
+      </w:rPr>
+    </w:lvl>
+    <w:lvl w:ilvl="7" w:tplc="080A0003" w:tentative="1">
+      <w:start w:val="1"/>
+      <w:numFmt w:val="bullet"/>
+      <w:lvlText w:val="o"/>
+      <w:lvlJc w:val="left"/>
+      <w:pPr>
+        <w:ind w:left="5760" w:hanging="360"/>
+      </w:pPr>
+      <w:rPr>
+        <w:rFonts w:ascii="Courier New" w:hAnsi="Courier New" w:cs="Courier New" w:hint="default"/>
+      </w:rPr>
+    </w:lvl>
+    <w:lvl w:ilvl="8" w:tplc="080A0005" w:tentative="1">
+      <w:start w:val="1"/>
+      <w:numFmt w:val="bullet"/>
+      <w:lvlText w:val=""/>
+      <w:lvlJc w:val="left"/>
+      <w:pPr>
+        <w:ind w:left="6480" w:hanging="360"/>
+      </w:pPr>
+      <w:rPr>
+        <w:rFonts w:ascii="Wingdings" w:hAnsi="Wingdings" w:hint="default"/>
+      </w:rPr>
+    </w:lvl>
+  </w:abstractNum>
+  <w:abstractNum w:abstractNumId="7" w15:restartNumberingAfterBreak="0">
     <w:nsid w:val="76BB2616"/>
     <w:multiLevelType w:val="multilevel"/>
     <w:tmpl w:val="280A001F"/>
@@ -5808,7 +11446,7 @@
     <w:abstractNumId w:val="4"/>
   </w:num>
   <w:num w:numId="2" w16cid:durableId="859854751">
-    <w:abstractNumId w:val="6"/>
+    <w:abstractNumId w:val="7"/>
   </w:num>
   <w:num w:numId="3" w16cid:durableId="1950163017">
     <w:abstractNumId w:val="2"/>
@@ -5823,7 +11461,7 @@
     <w:abstractNumId w:val="4"/>
   </w:num>
   <w:num w:numId="7" w16cid:durableId="1404377519">
-    <w:abstractNumId w:val="5"/>
+    <w:abstractNumId w:val="6"/>
   </w:num>
   <w:num w:numId="8" w16cid:durableId="1349942491">
     <w:abstractNumId w:val="3"/>
@@ -5836,6 +11474,9 @@
   </w:num>
   <w:num w:numId="11" w16cid:durableId="619839530">
     <w:abstractNumId w:val="4"/>
+  </w:num>
+  <w:num w:numId="12" w16cid:durableId="1271006679">
+    <w:abstractNumId w:val="5"/>
   </w:num>
   <w:numIdMacAtCleanup w:val="3"/>
 </w:numbering>
@@ -7588,6 +13229,7 @@
     <w:rsid w:val="00700D70"/>
     <w:rsid w:val="0076750D"/>
     <w:rsid w:val="0077239B"/>
+    <w:rsid w:val="00777A75"/>
     <w:rsid w:val="007D1196"/>
     <w:rsid w:val="007F3532"/>
     <w:rsid w:val="0082012A"/>
@@ -7595,6 +13237,7 @@
     <w:rsid w:val="009C4132"/>
     <w:rsid w:val="009E0000"/>
     <w:rsid w:val="009F51EB"/>
+    <w:rsid w:val="00A16C02"/>
     <w:rsid w:val="00A2183C"/>
     <w:rsid w:val="00A6776A"/>
     <w:rsid w:val="00A92590"/>
@@ -8077,48 +13720,6 @@
       <w:color w:val="666666"/>
     </w:rPr>
   </w:style>
-  <w:style w:type="paragraph" w:customStyle="1" w:styleId="CA38F4C4BD7C48888F04590029A56A15">
-    <w:name w:val="CA38F4C4BD7C48888F04590029A56A15"/>
-    <w:rsid w:val="00E05EEF"/>
-    <w:pPr>
-      <w:spacing w:line="259" w:lineRule="auto"/>
-    </w:pPr>
-    <w:rPr>
-      <w:kern w:val="0"/>
-      <w:sz w:val="22"/>
-      <w:szCs w:val="22"/>
-      <w:lang w:val="es-PE" w:eastAsia="es-PE"/>
-      <w14:ligatures w14:val="none"/>
-    </w:rPr>
-  </w:style>
-  <w:style w:type="paragraph" w:customStyle="1" w:styleId="D1FF568FD09B4A928641F8472551973D">
-    <w:name w:val="D1FF568FD09B4A928641F8472551973D"/>
-    <w:rsid w:val="00E05EEF"/>
-    <w:pPr>
-      <w:spacing w:line="259" w:lineRule="auto"/>
-    </w:pPr>
-    <w:rPr>
-      <w:kern w:val="0"/>
-      <w:sz w:val="22"/>
-      <w:szCs w:val="22"/>
-      <w:lang w:val="es-PE" w:eastAsia="es-PE"/>
-      <w14:ligatures w14:val="none"/>
-    </w:rPr>
-  </w:style>
-  <w:style w:type="paragraph" w:customStyle="1" w:styleId="5887580FDD704529B80AB9BECDBC8F24">
-    <w:name w:val="5887580FDD704529B80AB9BECDBC8F24"/>
-    <w:rsid w:val="00E05EEF"/>
-    <w:pPr>
-      <w:spacing w:line="259" w:lineRule="auto"/>
-    </w:pPr>
-    <w:rPr>
-      <w:kern w:val="0"/>
-      <w:sz w:val="22"/>
-      <w:szCs w:val="22"/>
-      <w:lang w:val="es-PE" w:eastAsia="es-PE"/>
-      <w14:ligatures w14:val="none"/>
-    </w:rPr>
-  </w:style>
 </w:styles>
 </file>
 
@@ -8508,6 +14109,10 @@
 </file>
 
 <file path=customXml/item1.xml><?xml version="1.0" encoding="utf-8"?>
+<b:Sources xmlns:b="http://schemas.openxmlformats.org/officeDocument/2006/bibliography" xmlns="http://schemas.openxmlformats.org/officeDocument/2006/bibliography" SelectedStyle="/APASixthEditionOfficeOnline.xsl" StyleName="APA" Version="6"/>
+</file>
+
+<file path=customXml/item2.xml><?xml version="1.0" encoding="utf-8"?>
 <ct:contentTypeSchema xmlns:ct="http://schemas.microsoft.com/office/2006/metadata/contentType" xmlns:ma="http://schemas.microsoft.com/office/2006/metadata/properties/metaAttributes" ct:_="" ma:_="" ma:contentTypeName="Documento" ma:contentTypeID="0x01010006ACA7DB3593B24E887290A71F51A18F" ma:contentTypeVersion="10" ma:contentTypeDescription="Crear nuevo documento." ma:contentTypeScope="" ma:versionID="5fde8b866a40f115df17144418c3774a">
   <xsd:schema xmlns:xsd="http://www.w3.org/2001/XMLSchema" xmlns:xs="http://www.w3.org/2001/XMLSchema" xmlns:p="http://schemas.microsoft.com/office/2006/metadata/properties" xmlns:ns2="e62bc30b-b884-4ee1-b0ab-e2e35dfacfd5" targetNamespace="http://schemas.microsoft.com/office/2006/metadata/properties" ma:root="true" ma:fieldsID="722d0d74b5f1a0e9a135ab2398c17b72" ns2:_="">
     <xsd:import namespace="e62bc30b-b884-4ee1-b0ab-e2e35dfacfd5"/>
@@ -8687,11 +14292,16 @@
 </ct:contentTypeSchema>
 </file>
 
-<file path=customXml/item2.xml><?xml version="1.0" encoding="utf-8"?>
-<b:Sources xmlns:b="http://schemas.openxmlformats.org/officeDocument/2006/bibliography" xmlns="http://schemas.openxmlformats.org/officeDocument/2006/bibliography" SelectedStyle="/APASixthEditionOfficeOnline.xsl" StyleName="APA" Version="6"/>
+<file path=customXml/item3.xml><?xml version="1.0" encoding="utf-8"?>
+<p:properties xmlns:p="http://schemas.microsoft.com/office/2006/metadata/properties" xmlns:xsi="http://www.w3.org/2001/XMLSchema-instance" xmlns:pc="http://schemas.microsoft.com/office/infopath/2007/PartnerControls">
+  <documentManagement>
+    <Nro xmlns="e62bc30b-b884-4ee1-b0ab-e2e35dfacfd5">0</Nro>
+    <Unidad xmlns="e62bc30b-b884-4ee1-b0ab-e2e35dfacfd5" xsi:nil="true"/>
+  </documentManagement>
+</p:properties>
 </file>
 
-<file path=customXml/item3.xml><?xml version="1.0" encoding="utf-8"?>
+<file path=customXml/item4.xml><?xml version="1.0" encoding="utf-8"?>
 <?mso-contentType ?>
 <FormTemplates xmlns="http://schemas.microsoft.com/sharepoint/v3/contenttype/forms">
   <Display>DocumentLibraryForm</Display>
@@ -8700,16 +14310,15 @@
 </FormTemplates>
 </file>
 
-<file path=customXml/item4.xml><?xml version="1.0" encoding="utf-8"?>
-<p:properties xmlns:p="http://schemas.microsoft.com/office/2006/metadata/properties" xmlns:xsi="http://www.w3.org/2001/XMLSchema-instance" xmlns:pc="http://schemas.microsoft.com/office/infopath/2007/PartnerControls">
-  <documentManagement>
-    <Nro xmlns="e62bc30b-b884-4ee1-b0ab-e2e35dfacfd5">0</Nro>
-    <Unidad xmlns="e62bc30b-b884-4ee1-b0ab-e2e35dfacfd5" xsi:nil="true"/>
-  </documentManagement>
-</p:properties>
+<file path=customXml/itemProps1.xml><?xml version="1.0" encoding="utf-8"?>
+<ds:datastoreItem xmlns:ds="http://schemas.openxmlformats.org/officeDocument/2006/customXml" ds:itemID="{BE0E3CBB-9640-C643-97A5-411B9F838128}">
+  <ds:schemaRefs>
+    <ds:schemaRef ds:uri="http://schemas.openxmlformats.org/officeDocument/2006/bibliography"/>
+  </ds:schemaRefs>
+</ds:datastoreItem>
 </file>
 
-<file path=customXml/itemProps1.xml><?xml version="1.0" encoding="utf-8"?>
+<file path=customXml/itemProps2.xml><?xml version="1.0" encoding="utf-8"?>
 <ds:datastoreItem xmlns:ds="http://schemas.openxmlformats.org/officeDocument/2006/customXml" ds:itemID="{BB19413B-A659-4239-B251-6BE967D5DACB}">
   <ds:schemaRefs>
     <ds:schemaRef ds:uri="http://schemas.microsoft.com/office/2006/metadata/contentType"/>
@@ -8727,23 +14336,7 @@
 </ds:datastoreItem>
 </file>
 
-<file path=customXml/itemProps2.xml><?xml version="1.0" encoding="utf-8"?>
-<ds:datastoreItem xmlns:ds="http://schemas.openxmlformats.org/officeDocument/2006/customXml" ds:itemID="{BE0E3CBB-9640-C643-97A5-411B9F838128}">
-  <ds:schemaRefs>
-    <ds:schemaRef ds:uri="http://schemas.openxmlformats.org/officeDocument/2006/bibliography"/>
-  </ds:schemaRefs>
-</ds:datastoreItem>
-</file>
-
 <file path=customXml/itemProps3.xml><?xml version="1.0" encoding="utf-8"?>
-<ds:datastoreItem xmlns:ds="http://schemas.openxmlformats.org/officeDocument/2006/customXml" ds:itemID="{7E3075BF-FDAF-4D4D-8DC1-23126609A178}">
-  <ds:schemaRefs>
-    <ds:schemaRef ds:uri="http://schemas.microsoft.com/sharepoint/v3/contenttype/forms"/>
-  </ds:schemaRefs>
-</ds:datastoreItem>
-</file>
-
-<file path=customXml/itemProps4.xml><?xml version="1.0" encoding="utf-8"?>
 <ds:datastoreItem xmlns:ds="http://schemas.openxmlformats.org/officeDocument/2006/customXml" ds:itemID="{DAAF528F-7240-408A-9BF0-E37AC9702D32}">
   <ds:schemaRefs>
     <ds:schemaRef ds:uri="http://schemas.microsoft.com/office/2006/metadata/properties"/>
@@ -8751,4 +14344,12 @@
     <ds:schemaRef ds:uri="e62bc30b-b884-4ee1-b0ab-e2e35dfacfd5"/>
   </ds:schemaRefs>
 </ds:datastoreItem>
+</file>
+
+<file path=customXml/itemProps4.xml><?xml version="1.0" encoding="utf-8"?>
+<ds:datastoreItem xmlns:ds="http://schemas.openxmlformats.org/officeDocument/2006/customXml" ds:itemID="{7E3075BF-FDAF-4D4D-8DC1-23126609A178}">
+  <ds:schemaRefs>
+    <ds:schemaRef ds:uri="http://schemas.microsoft.com/sharepoint/v3/contenttype/forms"/>
+  </ds:schemaRefs>
+</ds:datastoreItem>
 </file>
--- a/TP4/TP4_Programacion_Grupo3.docx
+++ b/TP4/TP4_Programacion_Grupo3.docx
@@ -6104,13 +6104,28 @@
     </w:p>
     <w:p>
       <w:r>
-        <w:t xml:space="preserve">Las curvas ROC de los cuatro modelos evaluados en el conjunto de testeo del estudio se </w:t>
+        <w:t>Los resultados</w:t>
+      </w:r>
+      <w:r>
+        <w:t xml:space="preserve"> que </w:t>
+      </w:r>
+      <w:r>
+        <w:t xml:space="preserve">se </w:t>
       </w:r>
       <w:r>
         <w:t>muestr</w:t>
       </w:r>
       <w:r>
-        <w:t xml:space="preserve">an en la Figura 5. Los resultados son prácticamente idénticos para los </w:t>
+        <w:t>an en la Figura 5</w:t>
+      </w:r>
+      <w:r>
+        <w:t xml:space="preserve"> son prácticamente idénticos </w:t>
+      </w:r>
+      <w:r>
+        <w:t>entre</w:t>
+      </w:r>
+      <w:r>
+        <w:t xml:space="preserve"> los </w:t>
       </w:r>
       <w:r>
         <w:t>cuatro</w:t>
@@ -6398,6 +6413,12 @@
           <w:lang w:val="es-US"/>
         </w:rPr>
         <w:t xml:space="preserve"> ajustes manuales iterativos.</w:t>
+      </w:r>
+      <w:r>
+        <w:rPr>
+          <w:lang w:val="es-US"/>
+        </w:rPr>
+        <w:t xml:space="preserve"> Finalmente, la elaboración del presente informe, incluido el código de Python, tomó alrededor de cinco días, de forma intermitente.</w:t>
       </w:r>
     </w:p>
     <w:p>
@@ -13234,10 +13255,10 @@
     <w:rsid w:val="007F3532"/>
     <w:rsid w:val="0082012A"/>
     <w:rsid w:val="008724E2"/>
+    <w:rsid w:val="00932254"/>
     <w:rsid w:val="009C4132"/>
     <w:rsid w:val="009E0000"/>
     <w:rsid w:val="009F51EB"/>
-    <w:rsid w:val="00A16C02"/>
     <w:rsid w:val="00A2183C"/>
     <w:rsid w:val="00A6776A"/>
     <w:rsid w:val="00A92590"/>

--- a/TP4/TP4_Programacion_Grupo3.docx
+++ b/TP4/TP4_Programacion_Grupo3.docx
@@ -388,7 +388,6 @@
           <w:lang w:val="es-ES_tradnl"/>
         </w:rPr>
       </w:pPr>
-      <w:proofErr w:type="spellStart"/>
       <w:r>
         <w:rPr>
           <w:rFonts w:cs="Times New Roman"/>
@@ -401,7 +400,6 @@
         </w:rPr>
         <w:t>Github</w:t>
       </w:r>
-      <w:proofErr w:type="spellEnd"/>
       <w:r>
         <w:rPr>
           <w:rFonts w:cs="Times New Roman"/>
@@ -1083,27 +1081,7 @@
           <w:i/>
           <w:iCs w:val="0"/>
         </w:rPr>
-        <w:t xml:space="preserve">Distribución del error de validación por </w:t>
-      </w:r>
-      <w:proofErr w:type="spellStart"/>
-      <w:r>
-        <w:rPr>
-          <w:b w:val="0"/>
-          <w:bCs/>
-          <w:i/>
-          <w:iCs w:val="0"/>
-        </w:rPr>
-        <w:t>fold</w:t>
-      </w:r>
-      <w:proofErr w:type="spellEnd"/>
-      <w:r>
-        <w:rPr>
-          <w:b w:val="0"/>
-          <w:bCs/>
-          <w:i/>
-          <w:iCs w:val="0"/>
-        </w:rPr>
-        <w:t>- Proporción de variables ignoradas LASSO</w:t>
+        <w:t>Distribución del error de validación por fold- Proporción de variables ignoradas LASSO</w:t>
       </w:r>
     </w:p>
     <w:p>
@@ -1966,14 +1944,12 @@
         </w:rPr>
         <w:t>(</w:t>
       </w:r>
-      <w:proofErr w:type="spellStart"/>
       <w:r>
         <w:rPr>
           <w:lang w:val="es-US"/>
         </w:rPr>
         <w:t>ccp_alpha</w:t>
       </w:r>
-      <w:proofErr w:type="spellEnd"/>
       <w:r>
         <w:rPr>
           <w:lang w:val="es-US"/>
@@ -1998,7 +1974,6 @@
         </w:rPr>
         <w:t xml:space="preserve"> validación cruzada en 5 </w:t>
       </w:r>
-      <w:proofErr w:type="spellStart"/>
       <w:r>
         <w:rPr>
           <w:i/>
@@ -2007,7 +1982,6 @@
         </w:rPr>
         <w:t>folds</w:t>
       </w:r>
-      <w:proofErr w:type="spellEnd"/>
       <w:r>
         <w:rPr>
           <w:lang w:val="es-US"/>
@@ -2042,16 +2016,8 @@
         <w:rPr>
           <w:lang w:val="es-US"/>
         </w:rPr>
-        <w:t xml:space="preserve">s valores de </w:t>
-      </w:r>
-      <w:proofErr w:type="spellStart"/>
-      <w:r>
-        <w:rPr>
-          <w:lang w:val="es-US"/>
-        </w:rPr>
-        <w:t>ccp_alpha</w:t>
-      </w:r>
-      <w:proofErr w:type="spellEnd"/>
+        <w:t>s valores de ccp_alpha</w:t>
+      </w:r>
       <w:r>
         <w:rPr>
           <w:lang w:val="es-US"/>
@@ -2352,7 +2318,6 @@
         </w:rPr>
         <w:t xml:space="preserve"> la trayectoria del error de clasificación en la validación cruzada (5 </w:t>
       </w:r>
-      <w:proofErr w:type="spellStart"/>
       <w:r>
         <w:rPr>
           <w:i/>
@@ -2361,7 +2326,6 @@
         </w:rPr>
         <w:t>folds</w:t>
       </w:r>
-      <w:proofErr w:type="spellEnd"/>
       <w:r>
         <w:rPr>
           <w:lang w:val="es-US"/>
@@ -2410,14 +2374,12 @@
         </w:rPr>
         <w:t>(</w:t>
       </w:r>
-      <w:proofErr w:type="spellStart"/>
       <w:r>
         <w:rPr>
           <w:lang w:val="es-US"/>
         </w:rPr>
         <w:t>ccp_alpha</w:t>
       </w:r>
-      <w:proofErr w:type="spellEnd"/>
       <w:r>
         <w:rPr>
           <w:lang w:val="es-US"/>
@@ -3347,7 +3309,6 @@
         </w:rPr>
         <w:t xml:space="preserve"> conjunto común de métricas de clasificación. Para tal fin se computan, para el umbral de clasificación p = 0,5, la matriz de confusión, la exactitud, la sensibilidad, la especificidad, la precisión, el F1, </w:t>
       </w:r>
-      <w:proofErr w:type="spellStart"/>
       <w:r>
         <w:rPr>
           <w:i/>
@@ -3356,7 +3317,6 @@
         </w:rPr>
         <w:t>accuracy</w:t>
       </w:r>
-      <w:proofErr w:type="spellEnd"/>
       <w:r>
         <w:rPr>
           <w:lang w:val="es-US"/>
@@ -3375,23 +3335,13 @@
         </w:rPr>
         <w:t xml:space="preserve"> se muestran las curvas ROC de cada modelo para visualizar el </w:t>
       </w:r>
-      <w:proofErr w:type="spellStart"/>
       <w:r>
         <w:rPr>
           <w:i/>
           <w:iCs/>
           <w:lang w:val="es-US"/>
         </w:rPr>
-        <w:t>trade</w:t>
-      </w:r>
-      <w:proofErr w:type="spellEnd"/>
-      <w:r>
-        <w:rPr>
-          <w:i/>
-          <w:iCs/>
-          <w:lang w:val="es-US"/>
-        </w:rPr>
-        <w:t>-off</w:t>
+        <w:t>trade-off</w:t>
       </w:r>
       <w:r>
         <w:rPr>
@@ -3562,7 +3512,6 @@
                 <w:szCs w:val="20"/>
               </w:rPr>
             </w:pPr>
-            <w:proofErr w:type="spellStart"/>
             <w:r>
               <w:rPr>
                 <w:b/>
@@ -3572,7 +3521,6 @@
               </w:rPr>
               <w:t>Accuracy</w:t>
             </w:r>
-            <w:proofErr w:type="spellEnd"/>
           </w:p>
         </w:tc>
         <w:tc>
@@ -3606,19 +3554,34 @@
                 <w:sz w:val="16"/>
                 <w:szCs w:val="20"/>
               </w:rPr>
-              <w:t>Sensibilidad (</w:t>
-            </w:r>
-            <w:proofErr w:type="spellStart"/>
-            <w:r>
+              <w:t>Sensibilidad (recall)</w:t>
+            </w:r>
+          </w:p>
+        </w:tc>
+        <w:tc>
+          <w:tcPr>
+            <w:tcW w:w="503" w:type="pct"/>
+            <w:tcBorders>
+              <w:top w:val="single" w:sz="8" w:space="0" w:color="auto"/>
+              <w:left w:val="nil"/>
+              <w:bottom w:val="single" w:sz="4" w:space="0" w:color="auto"/>
+              <w:right w:val="nil"/>
+            </w:tcBorders>
+            <w:noWrap/>
+            <w:vAlign w:val="center"/>
+            <w:hideMark/>
+          </w:tcPr>
+          <w:p>
+            <w:pPr>
+              <w:pStyle w:val="Sinespaciado"/>
+              <w:jc w:val="center"/>
               <w:rPr>
                 <w:b/>
                 <w:bCs/>
                 <w:sz w:val="16"/>
                 <w:szCs w:val="20"/>
               </w:rPr>
-              <w:t>recall</w:t>
-            </w:r>
-            <w:proofErr w:type="spellEnd"/>
+            </w:pPr>
             <w:r>
               <w:rPr>
                 <w:b/>
@@ -3626,13 +3589,13 @@
                 <w:sz w:val="16"/>
                 <w:szCs w:val="20"/>
               </w:rPr>
-              <w:t>)</w:t>
-            </w:r>
-          </w:p>
-        </w:tc>
-        <w:tc>
-          <w:tcPr>
-            <w:tcW w:w="503" w:type="pct"/>
+              <w:t>Especificidad</w:t>
+            </w:r>
+          </w:p>
+        </w:tc>
+        <w:tc>
+          <w:tcPr>
+            <w:tcW w:w="368" w:type="pct"/>
             <w:tcBorders>
               <w:top w:val="single" w:sz="8" w:space="0" w:color="auto"/>
               <w:left w:val="nil"/>
@@ -3661,13 +3624,13 @@
                 <w:sz w:val="16"/>
                 <w:szCs w:val="20"/>
               </w:rPr>
-              <w:t>Especificidad</w:t>
-            </w:r>
-          </w:p>
-        </w:tc>
-        <w:tc>
-          <w:tcPr>
-            <w:tcW w:w="368" w:type="pct"/>
+              <w:t>Precisión</w:t>
+            </w:r>
+          </w:p>
+        </w:tc>
+        <w:tc>
+          <w:tcPr>
+            <w:tcW w:w="277" w:type="pct"/>
             <w:tcBorders>
               <w:top w:val="single" w:sz="8" w:space="0" w:color="auto"/>
               <w:left w:val="nil"/>
@@ -3696,13 +3659,13 @@
                 <w:sz w:val="16"/>
                 <w:szCs w:val="20"/>
               </w:rPr>
-              <w:t>Precisión</w:t>
-            </w:r>
-          </w:p>
-        </w:tc>
-        <w:tc>
-          <w:tcPr>
-            <w:tcW w:w="277" w:type="pct"/>
+              <w:t>F1</w:t>
+            </w:r>
+          </w:p>
+        </w:tc>
+        <w:tc>
+          <w:tcPr>
+            <w:tcW w:w="773" w:type="pct"/>
             <w:tcBorders>
               <w:top w:val="single" w:sz="8" w:space="0" w:color="auto"/>
               <w:left w:val="nil"/>
@@ -3731,45 +3694,8 @@
                 <w:sz w:val="16"/>
                 <w:szCs w:val="20"/>
               </w:rPr>
-              <w:t>F1</w:t>
-            </w:r>
-          </w:p>
-        </w:tc>
-        <w:tc>
-          <w:tcPr>
-            <w:tcW w:w="773" w:type="pct"/>
-            <w:tcBorders>
-              <w:top w:val="single" w:sz="8" w:space="0" w:color="auto"/>
-              <w:left w:val="nil"/>
-              <w:bottom w:val="single" w:sz="4" w:space="0" w:color="auto"/>
-              <w:right w:val="nil"/>
-            </w:tcBorders>
-            <w:noWrap/>
-            <w:vAlign w:val="center"/>
-            <w:hideMark/>
-          </w:tcPr>
-          <w:p>
-            <w:pPr>
-              <w:pStyle w:val="Sinespaciado"/>
-              <w:jc w:val="center"/>
-              <w:rPr>
-                <w:b/>
-                <w:bCs/>
-                <w:sz w:val="16"/>
-                <w:szCs w:val="20"/>
-              </w:rPr>
-            </w:pPr>
-            <w:proofErr w:type="spellStart"/>
-            <w:r>
-              <w:rPr>
-                <w:b/>
-                <w:bCs/>
-                <w:sz w:val="16"/>
-                <w:szCs w:val="20"/>
-              </w:rPr>
               <w:t>Accuacy</w:t>
             </w:r>
-            <w:proofErr w:type="spellEnd"/>
             <w:r>
               <w:rPr>
                 <w:b/>
@@ -5621,7 +5547,6 @@
         </w:rPr>
         <w:t xml:space="preserve"> sin olvidar que la diferencia en el porcentaje de </w:t>
       </w:r>
-      <w:proofErr w:type="spellStart"/>
       <w:r>
         <w:rPr>
           <w:i/>
@@ -5630,7 +5555,6 @@
         </w:rPr>
         <w:t>accuracy</w:t>
       </w:r>
-      <w:proofErr w:type="spellEnd"/>
       <w:r>
         <w:rPr>
           <w:lang w:val="es-US"/>
@@ -5659,21 +5583,7 @@
         <w:rPr>
           <w:lang w:val="es-US"/>
         </w:rPr>
-        <w:t xml:space="preserve"> 0,9026, lo que hace que tenga un error de clasificación (1 − </w:t>
-      </w:r>
-      <w:proofErr w:type="spellStart"/>
-      <w:r>
-        <w:rPr>
-          <w:lang w:val="es-US"/>
-        </w:rPr>
-        <w:t>accuracy</w:t>
-      </w:r>
-      <w:proofErr w:type="spellEnd"/>
-      <w:r>
-        <w:rPr>
-          <w:lang w:val="es-US"/>
-        </w:rPr>
-        <w:t xml:space="preserve">) de 0,0974 respecto al 0,0934 del </w:t>
+        <w:t xml:space="preserve"> 0,9026, lo que hace que tenga un error de clasificación (1 − accuracy) de 0,0974 respecto al 0,0934 del </w:t>
       </w:r>
       <w:r>
         <w:rPr>
@@ -5709,21 +5619,7 @@
         <w:rPr>
           <w:lang w:val="es-US"/>
         </w:rPr>
-        <w:t xml:space="preserve"> que los </w:t>
-      </w:r>
-      <w:proofErr w:type="spellStart"/>
-      <w:r>
-        <w:rPr>
-          <w:lang w:val="es-US"/>
-        </w:rPr>
-        <w:t>logits</w:t>
-      </w:r>
-      <w:proofErr w:type="spellEnd"/>
-      <w:r>
-        <w:rPr>
-          <w:lang w:val="es-US"/>
-        </w:rPr>
-        <w:t xml:space="preserve"> alcanzan hasta el 46,25%</w:t>
+        <w:t xml:space="preserve"> que los logits alcanzan hasta el 46,25%</w:t>
       </w:r>
       <w:r>
         <w:rPr>
@@ -5912,23 +5808,13 @@
         </w:rPr>
         <w:t xml:space="preserve">a. Este </w:t>
       </w:r>
-      <w:proofErr w:type="spellStart"/>
       <w:r>
         <w:rPr>
           <w:i/>
           <w:iCs/>
           <w:lang w:val="es-US"/>
         </w:rPr>
-        <w:t>trade</w:t>
-      </w:r>
-      <w:proofErr w:type="spellEnd"/>
-      <w:r>
-        <w:rPr>
-          <w:i/>
-          <w:iCs/>
-          <w:lang w:val="es-US"/>
-        </w:rPr>
-        <w:t>-off</w:t>
+        <w:t>trade-off</w:t>
       </w:r>
       <w:r>
         <w:rPr>
@@ -6314,21 +6200,7 @@
         <w:rPr>
           <w:lang w:val="es-US"/>
         </w:rPr>
-        <w:t xml:space="preserve">l código para la regularización Ridge y LASSO, el 5-fold </w:t>
-      </w:r>
-      <w:proofErr w:type="spellStart"/>
-      <w:r>
-        <w:rPr>
-          <w:lang w:val="es-US"/>
-        </w:rPr>
-        <w:t>cross-validation</w:t>
-      </w:r>
-      <w:proofErr w:type="spellEnd"/>
-      <w:r>
-        <w:rPr>
-          <w:lang w:val="es-US"/>
-        </w:rPr>
-        <w:t xml:space="preserve">, la construcción del árbol CART con el ajuste del hiperparámetro óptimo y en la orientación para decisiones metodológicas clave como la incorporación de un conjunto de testeo para evitar la sobreestimación de las propias métricas de desempeño. Hubo también cierta contribución de la IA en la interpretación de resultados </w:t>
+        <w:t xml:space="preserve">l código para la regularización Ridge y LASSO, el 5-fold cross-validation, la construcción del árbol CART con el ajuste del hiperparámetro óptimo y en la orientación para decisiones metodológicas clave como la incorporación de un conjunto de testeo para evitar la sobreestimación de las propias métricas de desempeño. Hubo también cierta contribución de la IA en la interpretación de resultados </w:t>
       </w:r>
       <w:r>
         <w:rPr>
@@ -6418,7 +6290,19 @@
         <w:rPr>
           <w:lang w:val="es-US"/>
         </w:rPr>
-        <w:t xml:space="preserve"> Finalmente, la elaboración del presente informe, incluido el código de Python, tomó alrededor de cinco días, de forma intermitente.</w:t>
+        <w:t xml:space="preserve"> Finalmente, la elaboración del presente informe, incluido el código de Python, tomó alrededor de cinco días, de forma intermitente</w:t>
+      </w:r>
+      <w:r>
+        <w:rPr>
+          <w:lang w:val="es-US"/>
+        </w:rPr>
+        <w:t>, lo que supuso un total de 18 horas</w:t>
+      </w:r>
+      <w:r>
+        <w:rPr>
+          <w:lang w:val="es-US"/>
+        </w:rPr>
+        <w:t>.</w:t>
       </w:r>
     </w:p>
     <w:p>
@@ -10057,7 +9941,6 @@
       <w:r>
         <w:t xml:space="preserve">Para el desarrollo del presente informe se consideraron los siguientes </w:t>
       </w:r>
-      <w:proofErr w:type="spellStart"/>
       <w:r>
         <w:rPr>
           <w:i/>
@@ -10065,7 +9948,6 @@
         </w:rPr>
         <w:t>prompts</w:t>
       </w:r>
-      <w:proofErr w:type="spellEnd"/>
       <w:r>
         <w:t xml:space="preserve"> de inteligencia artificial, lo que agilizó </w:t>
       </w:r>
@@ -10087,7 +9969,6 @@
       <w:r>
         <w:t xml:space="preserve">ron a la inteligencia artificial con el objetivo de mejorar la comprensión del análisis general. A continuación, se detallan los </w:t>
       </w:r>
-      <w:proofErr w:type="spellStart"/>
       <w:r>
         <w:rPr>
           <w:i/>
@@ -10095,7 +9976,6 @@
         </w:rPr>
         <w:t>prompts</w:t>
       </w:r>
-      <w:proofErr w:type="spellEnd"/>
       <w:r>
         <w:t xml:space="preserve"> más importantes en materia del diseño operativo anteriormente mencionado:</w:t>
       </w:r>
@@ -10217,23 +10097,7 @@
         </w:numPr>
       </w:pPr>
       <w:r>
-        <w:t xml:space="preserve">Un aspecto que creo que se puede mejorar es que en la consigna se menciona que se realizará la técnica de </w:t>
-      </w:r>
-      <w:proofErr w:type="spellStart"/>
-      <w:r>
-        <w:t>cross</w:t>
-      </w:r>
-      <w:proofErr w:type="spellEnd"/>
-      <w:r>
-        <w:t xml:space="preserve"> </w:t>
-      </w:r>
-      <w:proofErr w:type="spellStart"/>
-      <w:r>
-        <w:t>validation</w:t>
-      </w:r>
-      <w:proofErr w:type="spellEnd"/>
-      <w:r>
-        <w:t xml:space="preserve"> sobre toda la base; yo creo que eso podría elevar las métricas de precisión finales porque no hay nada con qué comparar. ¿Crees que lo que digo es teóricamente válido?</w:t>
+        <w:t>Un aspecto que creo que se puede mejorar es que en la consigna se menciona que se realizará la técnica de cross validation sobre toda la base; yo creo que eso podría elevar las métricas de precisión finales porque no hay nada con qué comparar. ¿Crees que lo que digo es teóricamente válido?</w:t>
       </w:r>
     </w:p>
     <w:p>
@@ -10313,7 +10177,6 @@
       <w:r>
         <w:t xml:space="preserve"> utiliza el siguiente número de </w:t>
       </w:r>
-      <w:proofErr w:type="spellStart"/>
       <w:r>
         <w:rPr>
           <w:i/>
@@ -10321,7 +10184,6 @@
         </w:rPr>
         <w:t>folds</w:t>
       </w:r>
-      <w:proofErr w:type="spellEnd"/>
       <w:r>
         <w:rPr>
           <w:i/>
@@ -13255,7 +13117,6 @@
     <w:rsid w:val="007F3532"/>
     <w:rsid w:val="0082012A"/>
     <w:rsid w:val="008724E2"/>
-    <w:rsid w:val="00932254"/>
     <w:rsid w:val="009C4132"/>
     <w:rsid w:val="009E0000"/>
     <w:rsid w:val="009F51EB"/>
@@ -13265,6 +13126,7 @@
     <w:rsid w:val="00AC13E3"/>
     <w:rsid w:val="00AF2C96"/>
     <w:rsid w:val="00B0692D"/>
+    <w:rsid w:val="00B42F81"/>
     <w:rsid w:val="00CF0229"/>
     <w:rsid w:val="00D14777"/>
     <w:rsid w:val="00D326F3"/>

--- a/TP4/TP4_Programacion_Grupo3.docx
+++ b/TP4/TP4_Programacion_Grupo3.docx
@@ -388,6 +388,7 @@
           <w:lang w:val="es-ES_tradnl"/>
         </w:rPr>
       </w:pPr>
+      <w:proofErr w:type="spellStart"/>
       <w:r>
         <w:rPr>
           <w:rFonts w:cs="Times New Roman"/>
@@ -400,6 +401,7 @@
         </w:rPr>
         <w:t>Github</w:t>
       </w:r>
+      <w:proofErr w:type="spellEnd"/>
       <w:r>
         <w:rPr>
           <w:rFonts w:cs="Times New Roman"/>
@@ -1081,7 +1083,27 @@
           <w:i/>
           <w:iCs w:val="0"/>
         </w:rPr>
-        <w:t>Distribución del error de validación por fold- Proporción de variables ignoradas LASSO</w:t>
+        <w:t xml:space="preserve">Distribución del error de validación por </w:t>
+      </w:r>
+      <w:proofErr w:type="spellStart"/>
+      <w:r>
+        <w:rPr>
+          <w:b w:val="0"/>
+          <w:bCs/>
+          <w:i/>
+          <w:iCs w:val="0"/>
+        </w:rPr>
+        <w:t>fold</w:t>
+      </w:r>
+      <w:proofErr w:type="spellEnd"/>
+      <w:r>
+        <w:rPr>
+          <w:b w:val="0"/>
+          <w:bCs/>
+          <w:i/>
+          <w:iCs w:val="0"/>
+        </w:rPr>
+        <w:t>- Proporción de variables ignoradas LASSO</w:t>
       </w:r>
     </w:p>
     <w:p>
@@ -1545,8 +1567,8 @@
           <w:noProof/>
         </w:rPr>
         <w:drawing>
-          <wp:inline distT="0" distB="0" distL="0" distR="0" wp14:anchorId="4CB65634" wp14:editId="76BA229F">
-            <wp:extent cx="4692216" cy="1837055"/>
+          <wp:inline distT="0" distB="0" distL="0" distR="0" wp14:anchorId="4CB65634" wp14:editId="472B176C">
+            <wp:extent cx="4692015" cy="1710266"/>
             <wp:effectExtent l="0" t="0" r="0" b="4445"/>
             <wp:docPr id="6" name="Imagen 6"/>
             <wp:cNvGraphicFramePr>
@@ -1577,7 +1599,7 @@
                   <pic:spPr bwMode="auto">
                     <a:xfrm>
                       <a:off x="0" y="0"/>
-                      <a:ext cx="4941096" cy="1934494"/>
+                      <a:ext cx="4943524" cy="1801942"/>
                     </a:xfrm>
                     <a:prstGeom prst="rect">
                       <a:avLst/>
@@ -1625,6 +1647,18 @@
         </w:rPr>
         <w:t xml:space="preserve"> INDEC (2026).</w:t>
       </w:r>
+      <w:r>
+        <w:rPr>
+          <w:lang w:val="es-US"/>
+        </w:rPr>
+        <w:t xml:space="preserve"> EMP hace referencia al Efecto Marginal Promedio</w:t>
+      </w:r>
+      <w:r>
+        <w:rPr>
+          <w:lang w:val="es-US"/>
+        </w:rPr>
+        <w:t>.</w:t>
+      </w:r>
     </w:p>
     <w:p>
       <w:pPr>
@@ -1944,12 +1978,14 @@
         </w:rPr>
         <w:t>(</w:t>
       </w:r>
+      <w:proofErr w:type="spellStart"/>
       <w:r>
         <w:rPr>
           <w:lang w:val="es-US"/>
         </w:rPr>
         <w:t>ccp_alpha</w:t>
       </w:r>
+      <w:proofErr w:type="spellEnd"/>
       <w:r>
         <w:rPr>
           <w:lang w:val="es-US"/>
@@ -1974,6 +2010,7 @@
         </w:rPr>
         <w:t xml:space="preserve"> validación cruzada en 5 </w:t>
       </w:r>
+      <w:proofErr w:type="spellStart"/>
       <w:r>
         <w:rPr>
           <w:i/>
@@ -1982,6 +2019,7 @@
         </w:rPr>
         <w:t>folds</w:t>
       </w:r>
+      <w:proofErr w:type="spellEnd"/>
       <w:r>
         <w:rPr>
           <w:lang w:val="es-US"/>
@@ -2016,8 +2054,16 @@
         <w:rPr>
           <w:lang w:val="es-US"/>
         </w:rPr>
-        <w:t>s valores de ccp_alpha</w:t>
-      </w:r>
+        <w:t xml:space="preserve">s valores de </w:t>
+      </w:r>
+      <w:proofErr w:type="spellStart"/>
+      <w:r>
+        <w:rPr>
+          <w:lang w:val="es-US"/>
+        </w:rPr>
+        <w:t>ccp_alpha</w:t>
+      </w:r>
+      <w:proofErr w:type="spellEnd"/>
       <w:r>
         <w:rPr>
           <w:lang w:val="es-US"/>
@@ -2318,6 +2364,7 @@
         </w:rPr>
         <w:t xml:space="preserve"> la trayectoria del error de clasificación en la validación cruzada (5 </w:t>
       </w:r>
+      <w:proofErr w:type="spellStart"/>
       <w:r>
         <w:rPr>
           <w:i/>
@@ -2326,6 +2373,7 @@
         </w:rPr>
         <w:t>folds</w:t>
       </w:r>
+      <w:proofErr w:type="spellEnd"/>
       <w:r>
         <w:rPr>
           <w:lang w:val="es-US"/>
@@ -2374,12 +2422,14 @@
         </w:rPr>
         <w:t>(</w:t>
       </w:r>
+      <w:proofErr w:type="spellStart"/>
       <w:r>
         <w:rPr>
           <w:lang w:val="es-US"/>
         </w:rPr>
         <w:t>ccp_alpha</w:t>
       </w:r>
+      <w:proofErr w:type="spellEnd"/>
       <w:r>
         <w:rPr>
           <w:lang w:val="es-US"/>
@@ -2570,19 +2620,7 @@
         <w:rPr>
           <w:lang w:val="es-US"/>
         </w:rPr>
-        <w:t>lo que reduce el error de validación hasta alcanzar un mínimo de aproximadamente 0,0015 en la grilla de hiperparámetro</w:t>
-      </w:r>
-      <w:r>
-        <w:rPr>
-          <w:lang w:val="es-US"/>
-        </w:rPr>
-        <w:t>s</w:t>
-      </w:r>
-      <w:r>
-        <w:rPr>
-          <w:lang w:val="es-US"/>
-        </w:rPr>
-        <w:t xml:space="preserve"> de poda; desde e</w:t>
+        <w:t>lo que reduce el error de validación hasta alcanzar un mínimo de aproximadamente 0,0015 en la grilla de hiperparámetros de poda; desde e</w:t>
       </w:r>
       <w:r>
         <w:rPr>
@@ -3015,13 +3053,7 @@
         <w:rPr>
           <w:lang w:val="es-US"/>
         </w:rPr>
-        <w:t xml:space="preserve">temporal de este fenómeno, ya corroborada </w:t>
-      </w:r>
-      <w:r>
-        <w:rPr>
-          <w:lang w:val="es-US"/>
-        </w:rPr>
-        <w:t>por</w:t>
+        <w:t>temporal de este fenómeno, ya corroborada por</w:t>
       </w:r>
       <w:r>
         <w:rPr>
@@ -3208,7 +3240,31 @@
         <w:rPr>
           <w:lang w:val="es-EC" w:eastAsia="es-MX"/>
         </w:rPr>
-        <w:t xml:space="preserve"> a cero revela que, debido al bajo valor óptimo de λ obtenido mediante validación cruzada (λ=0,0001), LASSO no anuló ninguna de las 18 variables del modelo, ya que todos los predictores mantuvieron coeficientes distintos de cero. Por consiguiente, no se observa una correspondencia directa entre los criterios de selección: el árbol excluye variables que no resultan discriminativas en las particiones binarias, mientras que LASSO, con la penalidad óptima, retiene aquellas con mayor capacidad explicativa, aunque ello implique </w:t>
+        <w:t xml:space="preserve"> a cero revela que, debido al bajo valor óptimo de λ obtenido mediante validación cruzada (λ</w:t>
+      </w:r>
+      <w:r>
+        <w:rPr>
+          <w:lang w:val="es-EC" w:eastAsia="es-MX"/>
+        </w:rPr>
+        <w:t xml:space="preserve"> </w:t>
+      </w:r>
+      <w:r>
+        <w:rPr>
+          <w:lang w:val="es-EC" w:eastAsia="es-MX"/>
+        </w:rPr>
+        <w:t>=</w:t>
+      </w:r>
+      <w:r>
+        <w:rPr>
+          <w:lang w:val="es-EC" w:eastAsia="es-MX"/>
+        </w:rPr>
+        <w:t xml:space="preserve"> </w:t>
+      </w:r>
+      <w:r>
+        <w:rPr>
+          <w:lang w:val="es-EC" w:eastAsia="es-MX"/>
+        </w:rPr>
+        <w:t xml:space="preserve">0,0001), LASSO no anuló ninguna de las 18 variables del modelo, ya que todos los predictores mantuvieron coeficientes distintos de cero. Por consiguiente, no se observa una correspondencia directa entre los criterios de selección: el árbol excluye variables que no resultan discriminativas en las particiones binarias, mientras que LASSO, con la penalidad óptima, retiene aquellas con mayor capacidad explicativa, aunque ello implique </w:t>
       </w:r>
       <w:r>
         <w:rPr>
@@ -3309,6 +3365,7 @@
         </w:rPr>
         <w:t xml:space="preserve"> conjunto común de métricas de clasificación. Para tal fin se computan, para el umbral de clasificación p = 0,5, la matriz de confusión, la exactitud, la sensibilidad, la especificidad, la precisión, el F1, </w:t>
       </w:r>
+      <w:proofErr w:type="spellStart"/>
       <w:r>
         <w:rPr>
           <w:i/>
@@ -3317,6 +3374,7 @@
         </w:rPr>
         <w:t>accuracy</w:t>
       </w:r>
+      <w:proofErr w:type="spellEnd"/>
       <w:r>
         <w:rPr>
           <w:lang w:val="es-US"/>
@@ -3335,13 +3393,23 @@
         </w:rPr>
         <w:t xml:space="preserve"> se muestran las curvas ROC de cada modelo para visualizar el </w:t>
       </w:r>
+      <w:proofErr w:type="spellStart"/>
       <w:r>
         <w:rPr>
           <w:i/>
           <w:iCs/>
           <w:lang w:val="es-US"/>
         </w:rPr>
-        <w:t>trade-off</w:t>
+        <w:t>trade</w:t>
+      </w:r>
+      <w:proofErr w:type="spellEnd"/>
+      <w:r>
+        <w:rPr>
+          <w:i/>
+          <w:iCs/>
+          <w:lang w:val="es-US"/>
+        </w:rPr>
+        <w:t>-off</w:t>
       </w:r>
       <w:r>
         <w:rPr>
@@ -3512,6 +3580,7 @@
                 <w:szCs w:val="20"/>
               </w:rPr>
             </w:pPr>
+            <w:proofErr w:type="spellStart"/>
             <w:r>
               <w:rPr>
                 <w:b/>
@@ -3521,6 +3590,7 @@
               </w:rPr>
               <w:t>Accuracy</w:t>
             </w:r>
+            <w:proofErr w:type="spellEnd"/>
           </w:p>
         </w:tc>
         <w:tc>
@@ -3554,7 +3624,27 @@
                 <w:sz w:val="16"/>
                 <w:szCs w:val="20"/>
               </w:rPr>
-              <w:t>Sensibilidad (recall)</w:t>
+              <w:t>Sensibilidad (</w:t>
+            </w:r>
+            <w:proofErr w:type="spellStart"/>
+            <w:r>
+              <w:rPr>
+                <w:b/>
+                <w:bCs/>
+                <w:sz w:val="16"/>
+                <w:szCs w:val="20"/>
+              </w:rPr>
+              <w:t>recall</w:t>
+            </w:r>
+            <w:proofErr w:type="spellEnd"/>
+            <w:r>
+              <w:rPr>
+                <w:b/>
+                <w:bCs/>
+                <w:sz w:val="16"/>
+                <w:szCs w:val="20"/>
+              </w:rPr>
+              <w:t>)</w:t>
             </w:r>
           </w:p>
         </w:tc>
@@ -3687,6 +3777,7 @@
                 <w:szCs w:val="20"/>
               </w:rPr>
             </w:pPr>
+            <w:proofErr w:type="spellStart"/>
             <w:r>
               <w:rPr>
                 <w:b/>
@@ -3696,6 +3787,7 @@
               </w:rPr>
               <w:t>Accuacy</w:t>
             </w:r>
+            <w:proofErr w:type="spellEnd"/>
             <w:r>
               <w:rPr>
                 <w:b/>
@@ -5547,6 +5639,7 @@
         </w:rPr>
         <w:t xml:space="preserve"> sin olvidar que la diferencia en el porcentaje de </w:t>
       </w:r>
+      <w:proofErr w:type="spellStart"/>
       <w:r>
         <w:rPr>
           <w:i/>
@@ -5555,6 +5648,7 @@
         </w:rPr>
         <w:t>accuracy</w:t>
       </w:r>
+      <w:proofErr w:type="spellEnd"/>
       <w:r>
         <w:rPr>
           <w:lang w:val="es-US"/>
@@ -5583,7 +5677,21 @@
         <w:rPr>
           <w:lang w:val="es-US"/>
         </w:rPr>
-        <w:t xml:space="preserve"> 0,9026, lo que hace que tenga un error de clasificación (1 − accuracy) de 0,0974 respecto al 0,0934 del </w:t>
+        <w:t xml:space="preserve"> 0,9026, lo que hace que tenga un error de clasificación (1 − </w:t>
+      </w:r>
+      <w:proofErr w:type="spellStart"/>
+      <w:r>
+        <w:rPr>
+          <w:lang w:val="es-US"/>
+        </w:rPr>
+        <w:t>accuracy</w:t>
+      </w:r>
+      <w:proofErr w:type="spellEnd"/>
+      <w:r>
+        <w:rPr>
+          <w:lang w:val="es-US"/>
+        </w:rPr>
+        <w:t xml:space="preserve">) de 0,0974 respecto al 0,0934 del </w:t>
       </w:r>
       <w:r>
         <w:rPr>
@@ -5619,7 +5727,21 @@
         <w:rPr>
           <w:lang w:val="es-US"/>
         </w:rPr>
-        <w:t xml:space="preserve"> que los logits alcanzan hasta el 46,25%</w:t>
+        <w:t xml:space="preserve"> que los </w:t>
+      </w:r>
+      <w:proofErr w:type="spellStart"/>
+      <w:r>
+        <w:rPr>
+          <w:lang w:val="es-US"/>
+        </w:rPr>
+        <w:t>logits</w:t>
+      </w:r>
+      <w:proofErr w:type="spellEnd"/>
+      <w:r>
+        <w:rPr>
+          <w:lang w:val="es-US"/>
+        </w:rPr>
+        <w:t xml:space="preserve"> alcanzan hasta el 46,25%</w:t>
       </w:r>
       <w:r>
         <w:rPr>
@@ -5808,13 +5930,23 @@
         </w:rPr>
         <w:t xml:space="preserve">a. Este </w:t>
       </w:r>
+      <w:proofErr w:type="spellStart"/>
       <w:r>
         <w:rPr>
           <w:i/>
           <w:iCs/>
           <w:lang w:val="es-US"/>
         </w:rPr>
-        <w:t>trade-off</w:t>
+        <w:t>trade</w:t>
+      </w:r>
+      <w:proofErr w:type="spellEnd"/>
+      <w:r>
+        <w:rPr>
+          <w:i/>
+          <w:iCs/>
+          <w:lang w:val="es-US"/>
+        </w:rPr>
+        <w:t>-off</w:t>
       </w:r>
       <w:r>
         <w:rPr>
@@ -5878,6 +6010,9 @@
         <w:fldChar w:fldCharType="separate"/>
       </w:r>
       <w:r>
+        <w:rPr>
+          <w:noProof/>
+        </w:rPr>
         <w:t>5</w:t>
       </w:r>
       <w:r>
@@ -6023,10 +6158,7 @@
         <w:t>(</w:t>
       </w:r>
       <w:r>
-        <w:t>Logit</w:t>
-      </w:r>
-      <w:r>
-        <w:t>, sin penalidad, LASSO y Ridge</w:t>
+        <w:t>Logit, sin penalidad, LASSO y Ridge</w:t>
       </w:r>
       <w:r>
         <w:t>)</w:t>
@@ -6035,28 +6167,7 @@
         <w:t xml:space="preserve">, </w:t>
       </w:r>
       <w:r>
-        <w:t>pues</w:t>
-      </w:r>
-      <w:r>
-        <w:t xml:space="preserve"> todos</w:t>
-      </w:r>
-      <w:r>
-        <w:t xml:space="preserve"> presentan</w:t>
-      </w:r>
-      <w:r>
-        <w:t xml:space="preserve"> un AUC-ROC de 0,862, lo que indica una capacidad discriminante claramente </w:t>
-      </w:r>
-      <w:r>
-        <w:t>superi</w:t>
-      </w:r>
-      <w:r>
-        <w:t xml:space="preserve">or </w:t>
-      </w:r>
-      <w:r>
-        <w:t>a</w:t>
-      </w:r>
-      <w:r>
-        <w:t xml:space="preserve"> la del</w:t>
+        <w:t>pues todos presentan un AUC-ROC de 0,862, lo que indica una capacidad discriminante claramente superior a la del</w:t>
       </w:r>
       <w:r>
         <w:t xml:space="preserve"> clasificador aleatorio. En cambio, el árbol de decisión se queda lejos, con un AUC de 0,790, lo que refuerza lo </w:t>
@@ -6200,19 +6311,27 @@
         <w:rPr>
           <w:lang w:val="es-US"/>
         </w:rPr>
-        <w:t xml:space="preserve">l código para la regularización Ridge y LASSO, el 5-fold cross-validation, la construcción del árbol CART con el ajuste del hiperparámetro óptimo y en la orientación para decisiones metodológicas clave como la incorporación de un conjunto de testeo para evitar la sobreestimación de las propias métricas de desempeño. Hubo también cierta contribución de la IA en la interpretación de resultados </w:t>
-      </w:r>
-      <w:r>
-        <w:rPr>
-          <w:lang w:val="es-US"/>
-        </w:rPr>
-        <w:t>—</w:t>
-      </w:r>
-      <w:r>
-        <w:rPr>
-          <w:lang w:val="es-US"/>
-        </w:rPr>
-        <w:t xml:space="preserve">en </w:t>
+        <w:t xml:space="preserve">l código para la regularización Ridge y LASSO, el 5-fold </w:t>
+      </w:r>
+      <w:proofErr w:type="spellStart"/>
+      <w:r>
+        <w:rPr>
+          <w:lang w:val="es-US"/>
+        </w:rPr>
+        <w:t>cross-validation</w:t>
+      </w:r>
+      <w:proofErr w:type="spellEnd"/>
+      <w:r>
+        <w:rPr>
+          <w:lang w:val="es-US"/>
+        </w:rPr>
+        <w:t xml:space="preserve">, la construcción del árbol CART con el ajuste del hiperparámetro óptimo y en la orientación para decisiones metodológicas clave como la incorporación de un conjunto de testeo para evitar la sobreestimación de las propias métricas de desempeño. Hubo también cierta contribución de la IA en la interpretación de resultados </w:t>
+      </w:r>
+      <w:r>
+        <w:rPr>
+          <w:lang w:val="es-US"/>
+        </w:rPr>
+        <w:t xml:space="preserve">—en </w:t>
       </w:r>
       <w:r>
         <w:rPr>
@@ -6224,13 +6343,7 @@
         <w:rPr>
           <w:lang w:val="es-US"/>
         </w:rPr>
-        <w:t xml:space="preserve"> en casos en los que su desarrollo era iterativo</w:t>
-      </w:r>
-      <w:r>
-        <w:rPr>
-          <w:lang w:val="es-US"/>
-        </w:rPr>
-        <w:t>—</w:t>
+        <w:t xml:space="preserve"> en casos en los que su desarrollo era iterativo—</w:t>
       </w:r>
       <w:r>
         <w:rPr>
@@ -9941,6 +10054,7 @@
       <w:r>
         <w:t xml:space="preserve">Para el desarrollo del presente informe se consideraron los siguientes </w:t>
       </w:r>
+      <w:proofErr w:type="spellStart"/>
       <w:r>
         <w:rPr>
           <w:i/>
@@ -9948,6 +10062,7 @@
         </w:rPr>
         <w:t>prompts</w:t>
       </w:r>
+      <w:proofErr w:type="spellEnd"/>
       <w:r>
         <w:t xml:space="preserve"> de inteligencia artificial, lo que agilizó </w:t>
       </w:r>
@@ -9969,6 +10084,7 @@
       <w:r>
         <w:t xml:space="preserve">ron a la inteligencia artificial con el objetivo de mejorar la comprensión del análisis general. A continuación, se detallan los </w:t>
       </w:r>
+      <w:proofErr w:type="spellStart"/>
       <w:r>
         <w:rPr>
           <w:i/>
@@ -9976,6 +10092,7 @@
         </w:rPr>
         <w:t>prompts</w:t>
       </w:r>
+      <w:proofErr w:type="spellEnd"/>
       <w:r>
         <w:t xml:space="preserve"> más importantes en materia del diseño operativo anteriormente mencionado:</w:t>
       </w:r>
@@ -9995,49 +10112,7 @@
         <w:rPr>
           <w:lang w:val="es-US"/>
         </w:rPr>
-        <w:t>Utilicé</w:t>
-      </w:r>
-      <w:r>
-        <w:rPr>
-          <w:lang w:val="es-US"/>
-        </w:rPr>
-        <w:t xml:space="preserve"> </w:t>
-      </w:r>
-      <w:r>
-        <w:rPr>
-          <w:lang w:val="es-US"/>
-        </w:rPr>
-        <w:t>este código</w:t>
-      </w:r>
-      <w:r>
-        <w:rPr>
-          <w:lang w:val="es-US"/>
-        </w:rPr>
-        <w:t xml:space="preserve"> para el TP3</w:t>
-      </w:r>
-      <w:r>
-        <w:rPr>
-          <w:lang w:val="es-US"/>
-        </w:rPr>
-        <w:t>.</w:t>
-      </w:r>
-      <w:r>
-        <w:rPr>
-          <w:lang w:val="es-US"/>
-        </w:rPr>
-        <w:t xml:space="preserve"> </w:t>
-      </w:r>
-      <w:r>
-        <w:rPr>
-          <w:lang w:val="es-US"/>
-        </w:rPr>
-        <w:t>M</w:t>
-      </w:r>
-      <w:r>
-        <w:rPr>
-          <w:lang w:val="es-US"/>
-        </w:rPr>
-        <w:t>uéstrame las bases utilizadas y qué corresponde a cada una.</w:t>
+        <w:t>Utilicé este código para el TP3. Muéstrame las bases utilizadas y qué corresponde a cada una.</w:t>
       </w:r>
     </w:p>
     <w:p>
@@ -10097,7 +10172,23 @@
         </w:numPr>
       </w:pPr>
       <w:r>
-        <w:t>Un aspecto que creo que se puede mejorar es que en la consigna se menciona que se realizará la técnica de cross validation sobre toda la base; yo creo que eso podría elevar las métricas de precisión finales porque no hay nada con qué comparar. ¿Crees que lo que digo es teóricamente válido?</w:t>
+        <w:t xml:space="preserve">Un aspecto que creo que se puede mejorar es que en la consigna se menciona que se realizará la técnica de </w:t>
+      </w:r>
+      <w:proofErr w:type="spellStart"/>
+      <w:r>
+        <w:t>cross</w:t>
+      </w:r>
+      <w:proofErr w:type="spellEnd"/>
+      <w:r>
+        <w:t xml:space="preserve"> </w:t>
+      </w:r>
+      <w:proofErr w:type="spellStart"/>
+      <w:r>
+        <w:t>validation</w:t>
+      </w:r>
+      <w:proofErr w:type="spellEnd"/>
+      <w:r>
+        <w:t xml:space="preserve"> sobre toda la base; yo creo que eso podría elevar las métricas de precisión finales porque no hay nada con qué comparar. ¿Crees que lo que digo es teóricamente válido?</w:t>
       </w:r>
     </w:p>
     <w:p>
@@ -10177,6 +10268,7 @@
       <w:r>
         <w:t xml:space="preserve"> utiliza el siguiente número de </w:t>
       </w:r>
+      <w:proofErr w:type="spellStart"/>
       <w:r>
         <w:rPr>
           <w:i/>
@@ -10184,6 +10276,7 @@
         </w:rPr>
         <w:t>folds</w:t>
       </w:r>
+      <w:proofErr w:type="spellEnd"/>
       <w:r>
         <w:rPr>
           <w:i/>
@@ -13086,10 +13179,12 @@
     <w:rsid w:val="000745AB"/>
     <w:rsid w:val="000E1D5D"/>
     <w:rsid w:val="00105A3C"/>
+    <w:rsid w:val="00111A12"/>
     <w:rsid w:val="00117038"/>
     <w:rsid w:val="00133A33"/>
     <w:rsid w:val="001C47A7"/>
     <w:rsid w:val="001F051B"/>
+    <w:rsid w:val="0029535B"/>
     <w:rsid w:val="002F4909"/>
     <w:rsid w:val="003021D5"/>
     <w:rsid w:val="00324918"/>
@@ -13126,7 +13221,8 @@
     <w:rsid w:val="00AC13E3"/>
     <w:rsid w:val="00AF2C96"/>
     <w:rsid w:val="00B0692D"/>
-    <w:rsid w:val="00B42F81"/>
+    <w:rsid w:val="00B539B5"/>
+    <w:rsid w:val="00BF73CB"/>
     <w:rsid w:val="00CF0229"/>
     <w:rsid w:val="00D14777"/>
     <w:rsid w:val="00D326F3"/>
